--- a/6-过程管理/流程制度规范类文件/JXTX-06-10-容量管理制度.docx
+++ b/6-过程管理/流程制度规范类文件/JXTX-06-10-容量管理制度.docx
@@ -22,6 +22,57 @@
         <w:textAlignment w:val="baseline"/>
       </w:pPr>
       <w:bookmarkStart w:id="0" w:name="_Toc5284"/>
+      <w:r>
+        <w:drawing>
+          <wp:anchor distT="0" distB="0" distL="114300" distR="114300" simplePos="0" relativeHeight="251661312" behindDoc="1" locked="0" layoutInCell="1" allowOverlap="1">
+            <wp:simplePos x="0" y="0"/>
+            <wp:positionH relativeFrom="column">
+              <wp:posOffset>-19050</wp:posOffset>
+            </wp:positionH>
+            <wp:positionV relativeFrom="paragraph">
+              <wp:posOffset>-22225</wp:posOffset>
+            </wp:positionV>
+            <wp:extent cx="5304790" cy="8893810"/>
+            <wp:effectExtent l="0" t="0" r="13970" b="6350"/>
+            <wp:wrapNone/>
+            <wp:docPr id="1" name="图片 1"/>
+            <wp:cNvGraphicFramePr>
+              <a:graphicFrameLocks xmlns:a="http://schemas.openxmlformats.org/drawingml/2006/main" noChangeAspect="1"/>
+            </wp:cNvGraphicFramePr>
+            <a:graphic xmlns:a="http://schemas.openxmlformats.org/drawingml/2006/main">
+              <a:graphicData uri="http://schemas.openxmlformats.org/drawingml/2006/picture">
+                <pic:pic xmlns:pic="http://schemas.openxmlformats.org/drawingml/2006/picture">
+                  <pic:nvPicPr>
+                    <pic:cNvPr id="1" name="图片 1"/>
+                    <pic:cNvPicPr>
+                      <a:picLocks noChangeAspect="1"/>
+                    </pic:cNvPicPr>
+                  </pic:nvPicPr>
+                  <pic:blipFill>
+                    <a:blip r:embed="rId7"/>
+                    <a:stretch>
+                      <a:fillRect/>
+                    </a:stretch>
+                  </pic:blipFill>
+                  <pic:spPr>
+                    <a:xfrm>
+                      <a:off x="0" y="0"/>
+                      <a:ext cx="5304790" cy="8893810"/>
+                    </a:xfrm>
+                    <a:prstGeom prst="rect">
+                      <a:avLst/>
+                    </a:prstGeom>
+                    <a:noFill/>
+                    <a:ln>
+                      <a:noFill/>
+                    </a:ln>
+                  </pic:spPr>
+                </pic:pic>
+              </a:graphicData>
+            </a:graphic>
+          </wp:anchor>
+        </w:drawing>
+      </w:r>
       <w:r>
         <w:drawing>
           <wp:anchor distT="0" distB="0" distL="114300" distR="114300" simplePos="0" relativeHeight="251660288" behindDoc="1" locked="0" layoutInCell="1" allowOverlap="1">
@@ -49,7 +100,7 @@
                     </pic:cNvPicPr>
                   </pic:nvPicPr>
                   <pic:blipFill>
-                    <a:blip r:embed="rId7"/>
+                    <a:blip r:embed="rId8"/>
                     <a:stretch>
                       <a:fillRect/>
                     </a:stretch>
@@ -104,7 +155,7 @@
                     </pic:cNvPicPr>
                   </pic:nvPicPr>
                   <pic:blipFill>
-                    <a:blip r:embed="rId8">
+                    <a:blip r:embed="rId9">
                       <a:alphaModFix amt="58000"/>
                       <a:lum contrast="-52000"/>
                     </a:blip>
@@ -1928,8 +1979,6 @@
         <w:snapToGrid w:val="0"/>
         <w:textAlignment w:val="baseline"/>
       </w:pPr>
-      <w:bookmarkStart w:id="17" w:name="_GoBack"/>
-      <w:bookmarkEnd w:id="17"/>
       <w:r>
         <w:br w:type="page"/>
       </w:r>
@@ -3829,12 +3878,6 @@
             <w:insideV w:val="single" w:color="auto" w:sz="4" w:space="0"/>
           </w:tblBorders>
           <w:shd w:val="clear" w:color="auto" w:fill="auto"/>
-          <w:tblCellMar>
-            <w:top w:w="15" w:type="dxa"/>
-            <w:left w:w="15" w:type="dxa"/>
-            <w:bottom w:w="15" w:type="dxa"/>
-            <w:right w:w="15" w:type="dxa"/>
-          </w:tblCellMar>
         </w:tblPrEx>
         <w:trPr>
           <w:tblHeader/>
@@ -3998,241 +4041,6 @@
                 <w:lang w:val="en-US" w:eastAsia="zh-CN" w:bidi="ar"/>
               </w:rPr>
               <w:t>对应岗位</w:t>
-            </w:r>
-          </w:p>
-        </w:tc>
-      </w:tr>
-      <w:tr>
-        <w:tblPrEx>
-          <w:tblBorders>
-            <w:top w:val="single" w:color="auto" w:sz="4" w:space="0"/>
-            <w:left w:val="single" w:color="auto" w:sz="4" w:space="0"/>
-            <w:bottom w:val="single" w:color="auto" w:sz="4" w:space="0"/>
-            <w:right w:val="single" w:color="auto" w:sz="4" w:space="0"/>
-            <w:insideH w:val="single" w:color="auto" w:sz="4" w:space="0"/>
-            <w:insideV w:val="single" w:color="auto" w:sz="4" w:space="0"/>
-          </w:tblBorders>
-          <w:tblCellMar>
-            <w:top w:w="15" w:type="dxa"/>
-            <w:left w:w="15" w:type="dxa"/>
-            <w:bottom w:w="15" w:type="dxa"/>
-            <w:right w:w="15" w:type="dxa"/>
-          </w:tblCellMar>
-        </w:tblPrEx>
-        <w:tc>
-          <w:tcPr>
-            <w:tcW w:w="1435" w:type="dxa"/>
-            <w:shd w:val="clear" w:color="auto" w:fill="auto"/>
-            <w:tcMar>
-              <w:top w:w="120" w:type="dxa"/>
-              <w:left w:w="0" w:type="dxa"/>
-              <w:bottom w:w="120" w:type="dxa"/>
-              <w:right w:w="192" w:type="dxa"/>
-            </w:tcMar>
-            <w:vAlign w:val="center"/>
-          </w:tcPr>
-          <w:p>
-            <w:pPr>
-              <w:keepNext w:val="0"/>
-              <w:keepLines w:val="0"/>
-              <w:widowControl/>
-              <w:suppressLineNumbers w:val="0"/>
-              <w:spacing w:line="300" w:lineRule="atLeast"/>
-              <w:jc w:val="left"/>
-              <w:rPr>
-                <w:rFonts w:hint="default" w:ascii="Segoe UI" w:hAnsi="Segoe UI" w:eastAsia="Segoe UI" w:cs="Segoe UI"/>
-                <w:i w:val="0"/>
-                <w:iCs w:val="0"/>
-                <w:caps w:val="0"/>
-                <w:color w:val="0F1115"/>
-                <w:spacing w:val="0"/>
-                <w:sz w:val="18"/>
-                <w:szCs w:val="18"/>
-              </w:rPr>
-            </w:pPr>
-            <w:r>
-              <w:rPr>
-                <w:rStyle w:val="23"/>
-                <w:rFonts w:hint="default" w:ascii="Segoe UI" w:hAnsi="Segoe UI" w:eastAsia="Segoe UI" w:cs="Segoe UI"/>
-                <w:b/>
-                <w:bCs/>
-                <w:i w:val="0"/>
-                <w:iCs w:val="0"/>
-                <w:caps w:val="0"/>
-                <w:snapToGrid w:val="0"/>
-                <w:color w:val="000000"/>
-                <w:spacing w:val="0"/>
-                <w:kern w:val="0"/>
-                <w:sz w:val="18"/>
-                <w:szCs w:val="18"/>
-                <w:lang w:val="en-US" w:eastAsia="zh-CN" w:bidi="ar"/>
-              </w:rPr>
-              <w:t>容量经理</w:t>
-            </w:r>
-          </w:p>
-        </w:tc>
-        <w:tc>
-          <w:tcPr>
-            <w:tcW w:w="4491" w:type="dxa"/>
-            <w:shd w:val="clear" w:color="auto" w:fill="auto"/>
-            <w:tcMar>
-              <w:top w:w="120" w:type="dxa"/>
-              <w:left w:w="192" w:type="dxa"/>
-              <w:bottom w:w="120" w:type="dxa"/>
-              <w:right w:w="192" w:type="dxa"/>
-            </w:tcMar>
-            <w:vAlign w:val="center"/>
-          </w:tcPr>
-          <w:p>
-            <w:pPr>
-              <w:keepNext w:val="0"/>
-              <w:keepLines w:val="0"/>
-              <w:widowControl/>
-              <w:suppressLineNumbers w:val="0"/>
-              <w:spacing w:line="300" w:lineRule="atLeast"/>
-              <w:jc w:val="left"/>
-              <w:rPr>
-                <w:rFonts w:hint="default" w:ascii="Segoe UI" w:hAnsi="Segoe UI" w:eastAsia="Segoe UI" w:cs="Segoe UI"/>
-                <w:i w:val="0"/>
-                <w:iCs w:val="0"/>
-                <w:caps w:val="0"/>
-                <w:color w:val="0F1115"/>
-                <w:spacing w:val="0"/>
-                <w:sz w:val="18"/>
-                <w:szCs w:val="18"/>
-              </w:rPr>
-            </w:pPr>
-            <w:r>
-              <w:rPr>
-                <w:rFonts w:hint="default" w:ascii="Segoe UI" w:hAnsi="Segoe UI" w:eastAsia="Segoe UI" w:cs="Segoe UI"/>
-                <w:i w:val="0"/>
-                <w:iCs w:val="0"/>
-                <w:caps w:val="0"/>
-                <w:snapToGrid w:val="0"/>
-                <w:color w:val="000000"/>
-                <w:spacing w:val="0"/>
-                <w:kern w:val="0"/>
-                <w:sz w:val="18"/>
-                <w:szCs w:val="18"/>
-                <w:lang w:val="en-US" w:eastAsia="zh-CN" w:bidi="ar"/>
-              </w:rPr>
-              <w:t>1. 负责本制度的推行与总体协调。</w:t>
-            </w:r>
-            <w:r>
-              <w:rPr>
-                <w:rFonts w:hint="default" w:ascii="Segoe UI" w:hAnsi="Segoe UI" w:eastAsia="Segoe UI" w:cs="Segoe UI"/>
-                <w:i w:val="0"/>
-                <w:iCs w:val="0"/>
-                <w:caps w:val="0"/>
-                <w:snapToGrid w:val="0"/>
-                <w:color w:val="000000"/>
-                <w:spacing w:val="0"/>
-                <w:kern w:val="0"/>
-                <w:sz w:val="18"/>
-                <w:szCs w:val="18"/>
-                <w:lang w:val="en-US" w:eastAsia="zh-CN" w:bidi="ar"/>
-              </w:rPr>
-              <w:br w:type="textWrapping"/>
-            </w:r>
-            <w:r>
-              <w:rPr>
-                <w:rFonts w:hint="default" w:ascii="Segoe UI" w:hAnsi="Segoe UI" w:eastAsia="Segoe UI" w:cs="Segoe UI"/>
-                <w:i w:val="0"/>
-                <w:iCs w:val="0"/>
-                <w:caps w:val="0"/>
-                <w:snapToGrid w:val="0"/>
-                <w:color w:val="000000"/>
-                <w:spacing w:val="0"/>
-                <w:kern w:val="0"/>
-                <w:sz w:val="18"/>
-                <w:szCs w:val="18"/>
-                <w:lang w:val="en-US" w:eastAsia="zh-CN" w:bidi="ar"/>
-              </w:rPr>
-              <w:t>2. 审批容量管理计划、容量分析报告及重大扩容方案。</w:t>
-            </w:r>
-            <w:r>
-              <w:rPr>
-                <w:rFonts w:hint="default" w:ascii="Segoe UI" w:hAnsi="Segoe UI" w:eastAsia="Segoe UI" w:cs="Segoe UI"/>
-                <w:i w:val="0"/>
-                <w:iCs w:val="0"/>
-                <w:caps w:val="0"/>
-                <w:snapToGrid w:val="0"/>
-                <w:color w:val="000000"/>
-                <w:spacing w:val="0"/>
-                <w:kern w:val="0"/>
-                <w:sz w:val="18"/>
-                <w:szCs w:val="18"/>
-                <w:lang w:val="en-US" w:eastAsia="zh-CN" w:bidi="ar"/>
-              </w:rPr>
-              <w:br w:type="textWrapping"/>
-            </w:r>
-            <w:r>
-              <w:rPr>
-                <w:rFonts w:hint="default" w:ascii="Segoe UI" w:hAnsi="Segoe UI" w:eastAsia="Segoe UI" w:cs="Segoe UI"/>
-                <w:i w:val="0"/>
-                <w:iCs w:val="0"/>
-                <w:caps w:val="0"/>
-                <w:snapToGrid w:val="0"/>
-                <w:color w:val="000000"/>
-                <w:spacing w:val="0"/>
-                <w:kern w:val="0"/>
-                <w:sz w:val="18"/>
-                <w:szCs w:val="18"/>
-                <w:lang w:val="en-US" w:eastAsia="zh-CN" w:bidi="ar"/>
-              </w:rPr>
-              <w:t>3. 协调跨部门资源，解决重大容量瓶颈问题。</w:t>
-            </w:r>
-          </w:p>
-        </w:tc>
-        <w:tc>
-          <w:tcPr>
-            <w:tcW w:w="0" w:type="auto"/>
-            <w:shd w:val="clear" w:color="auto" w:fill="auto"/>
-            <w:tcMar>
-              <w:top w:w="120" w:type="dxa"/>
-              <w:left w:w="192" w:type="dxa"/>
-              <w:bottom w:w="120" w:type="dxa"/>
-              <w:right w:w="0" w:type="dxa"/>
-            </w:tcMar>
-            <w:vAlign w:val="center"/>
-          </w:tcPr>
-          <w:p>
-            <w:pPr>
-              <w:keepNext w:val="0"/>
-              <w:keepLines w:val="0"/>
-              <w:widowControl/>
-              <w:suppressLineNumbers w:val="0"/>
-              <w:spacing w:line="300" w:lineRule="atLeast"/>
-              <w:jc w:val="left"/>
-              <w:rPr>
-                <w:rFonts w:hint="default" w:ascii="Segoe UI" w:hAnsi="Segoe UI" w:eastAsia="Segoe UI" w:cs="Segoe UI"/>
-                <w:i w:val="0"/>
-                <w:iCs w:val="0"/>
-                <w:caps w:val="0"/>
-                <w:color w:val="0F1115"/>
-                <w:spacing w:val="0"/>
-                <w:sz w:val="18"/>
-                <w:szCs w:val="18"/>
-              </w:rPr>
-            </w:pPr>
-            <w:r>
-              <w:rPr>
-                <w:rStyle w:val="23"/>
-                <w:rFonts w:hint="default" w:ascii="Segoe UI" w:hAnsi="Segoe UI" w:eastAsia="Segoe UI" w:cs="Segoe UI"/>
-                <w:b/>
-                <w:bCs/>
-                <w:i w:val="0"/>
-                <w:iCs w:val="0"/>
-                <w:caps w:val="0"/>
-                <w:snapToGrid w:val="0"/>
-                <w:color w:val="000000"/>
-                <w:spacing w:val="0"/>
-                <w:kern w:val="0"/>
-                <w:sz w:val="18"/>
-                <w:szCs w:val="18"/>
-                <w:lang w:val="en-US" w:eastAsia="zh-CN" w:bidi="ar"/>
-              </w:rPr>
-              <w:t>数智运营部经理</w:t>
             </w:r>
           </w:p>
         </w:tc>
@@ -4303,7 +4111,7 @@
                 <w:szCs w:val="18"/>
                 <w:lang w:val="en-US" w:eastAsia="zh-CN" w:bidi="ar"/>
               </w:rPr>
-              <w:t>容量管理员</w:t>
+              <w:t>容量经理</w:t>
             </w:r>
           </w:p>
         </w:tc>
@@ -4352,7 +4160,7 @@
                 <w:szCs w:val="18"/>
                 <w:lang w:val="en-US" w:eastAsia="zh-CN" w:bidi="ar"/>
               </w:rPr>
-              <w:t>1. 执行日常容量监控、数据分析与趋势预测。</w:t>
+              <w:t>1. 负责本制度的推行与总体协调。</w:t>
             </w:r>
             <w:r>
               <w:rPr>
@@ -4384,7 +4192,7 @@
                 <w:szCs w:val="18"/>
                 <w:lang w:val="en-US" w:eastAsia="zh-CN" w:bidi="ar"/>
               </w:rPr>
-              <w:t>2. 编制《容量分析报告》与《容量计划》。</w:t>
+              <w:t>2. 审批容量管理计划、容量分析报告及重大扩容方案。</w:t>
             </w:r>
             <w:r>
               <w:rPr>
@@ -4416,39 +4224,7 @@
                 <w:szCs w:val="18"/>
                 <w:lang w:val="en-US" w:eastAsia="zh-CN" w:bidi="ar"/>
               </w:rPr>
-              <w:t>3. 设置和调整容量监控预警阈值。</w:t>
-            </w:r>
-            <w:r>
-              <w:rPr>
-                <w:rFonts w:hint="default" w:ascii="Segoe UI" w:hAnsi="Segoe UI" w:eastAsia="Segoe UI" w:cs="Segoe UI"/>
-                <w:i w:val="0"/>
-                <w:iCs w:val="0"/>
-                <w:caps w:val="0"/>
-                <w:snapToGrid w:val="0"/>
-                <w:color w:val="000000"/>
-                <w:spacing w:val="0"/>
-                <w:kern w:val="0"/>
-                <w:sz w:val="18"/>
-                <w:szCs w:val="18"/>
-                <w:lang w:val="en-US" w:eastAsia="zh-CN" w:bidi="ar"/>
-              </w:rPr>
-              <w:br w:type="textWrapping"/>
-            </w:r>
-            <w:r>
-              <w:rPr>
-                <w:rFonts w:hint="default" w:ascii="Segoe UI" w:hAnsi="Segoe UI" w:eastAsia="Segoe UI" w:cs="Segoe UI"/>
-                <w:i w:val="0"/>
-                <w:iCs w:val="0"/>
-                <w:caps w:val="0"/>
-                <w:snapToGrid w:val="0"/>
-                <w:color w:val="000000"/>
-                <w:spacing w:val="0"/>
-                <w:kern w:val="0"/>
-                <w:sz w:val="18"/>
-                <w:szCs w:val="18"/>
-                <w:lang w:val="en-US" w:eastAsia="zh-CN" w:bidi="ar"/>
-              </w:rPr>
-              <w:t>4. 跟踪容量优化措施的实施情况。</w:t>
+              <w:t>3. 协调跨部门资源，解决重大容量瓶颈问题。</w:t>
             </w:r>
           </w:p>
         </w:tc>
@@ -4500,23 +4276,7 @@
                 <w:szCs w:val="18"/>
                 <w:lang w:val="en-US" w:eastAsia="zh-CN" w:bidi="ar"/>
               </w:rPr>
-              <w:t>数智运营部-运维工程师</w:t>
-            </w:r>
-            <w:r>
-              <w:rPr>
-                <w:rFonts w:hint="default" w:ascii="Segoe UI" w:hAnsi="Segoe UI" w:eastAsia="Segoe UI" w:cs="Segoe UI"/>
-                <w:i w:val="0"/>
-                <w:iCs w:val="0"/>
-                <w:caps w:val="0"/>
-                <w:snapToGrid w:val="0"/>
-                <w:color w:val="000000"/>
-                <w:spacing w:val="0"/>
-                <w:kern w:val="0"/>
-                <w:sz w:val="18"/>
-                <w:szCs w:val="18"/>
-                <w:lang w:val="en-US" w:eastAsia="zh-CN" w:bidi="ar"/>
-              </w:rPr>
-              <w:t>（指定专人）</w:t>
+              <w:t>数智运营部经理</w:t>
             </w:r>
           </w:p>
         </w:tc>
@@ -4587,7 +4347,7 @@
                 <w:szCs w:val="18"/>
                 <w:lang w:val="en-US" w:eastAsia="zh-CN" w:bidi="ar"/>
               </w:rPr>
-              <w:t>运维项目经理</w:t>
+              <w:t>容量管理员</w:t>
             </w:r>
           </w:p>
         </w:tc>
@@ -4636,7 +4396,7 @@
                 <w:szCs w:val="18"/>
                 <w:lang w:val="en-US" w:eastAsia="zh-CN" w:bidi="ar"/>
               </w:rPr>
-              <w:t>1. 提供所辖项目的业务增长预测与性能需求。</w:t>
+              <w:t>1. 执行日常容量监控、数据分析与趋势预测。</w:t>
             </w:r>
             <w:r>
               <w:rPr>
@@ -4668,7 +4428,7 @@
                 <w:szCs w:val="18"/>
                 <w:lang w:val="en-US" w:eastAsia="zh-CN" w:bidi="ar"/>
               </w:rPr>
-              <w:t>2. 参与项目容量评审，确保容量计划支持SLA达成。</w:t>
+              <w:t>2. 编制《容量分析报告》与《容量计划》。</w:t>
             </w:r>
             <w:r>
               <w:rPr>
@@ -4700,7 +4460,39 @@
                 <w:szCs w:val="18"/>
                 <w:lang w:val="en-US" w:eastAsia="zh-CN" w:bidi="ar"/>
               </w:rPr>
-              <w:t>3. 推动项目内因容量问题触发的改进措施。</w:t>
+              <w:t>3. 设置和调整容量监控预警阈值。</w:t>
+            </w:r>
+            <w:r>
+              <w:rPr>
+                <w:rFonts w:hint="default" w:ascii="Segoe UI" w:hAnsi="Segoe UI" w:eastAsia="Segoe UI" w:cs="Segoe UI"/>
+                <w:i w:val="0"/>
+                <w:iCs w:val="0"/>
+                <w:caps w:val="0"/>
+                <w:snapToGrid w:val="0"/>
+                <w:color w:val="000000"/>
+                <w:spacing w:val="0"/>
+                <w:kern w:val="0"/>
+                <w:sz w:val="18"/>
+                <w:szCs w:val="18"/>
+                <w:lang w:val="en-US" w:eastAsia="zh-CN" w:bidi="ar"/>
+              </w:rPr>
+              <w:br w:type="textWrapping"/>
+            </w:r>
+            <w:r>
+              <w:rPr>
+                <w:rFonts w:hint="default" w:ascii="Segoe UI" w:hAnsi="Segoe UI" w:eastAsia="Segoe UI" w:cs="Segoe UI"/>
+                <w:i w:val="0"/>
+                <w:iCs w:val="0"/>
+                <w:caps w:val="0"/>
+                <w:snapToGrid w:val="0"/>
+                <w:color w:val="000000"/>
+                <w:spacing w:val="0"/>
+                <w:kern w:val="0"/>
+                <w:sz w:val="18"/>
+                <w:szCs w:val="18"/>
+                <w:lang w:val="en-US" w:eastAsia="zh-CN" w:bidi="ar"/>
+              </w:rPr>
+              <w:t>4. 跟踪容量优化措施的实施情况。</w:t>
             </w:r>
           </w:p>
         </w:tc>
@@ -4752,7 +4544,23 @@
                 <w:szCs w:val="18"/>
                 <w:lang w:val="en-US" w:eastAsia="zh-CN" w:bidi="ar"/>
               </w:rPr>
-              <w:t>数智运营部-运维项目经理</w:t>
+              <w:t>数智运营部-运维工程师</w:t>
+            </w:r>
+            <w:r>
+              <w:rPr>
+                <w:rFonts w:hint="default" w:ascii="Segoe UI" w:hAnsi="Segoe UI" w:eastAsia="Segoe UI" w:cs="Segoe UI"/>
+                <w:i w:val="0"/>
+                <w:iCs w:val="0"/>
+                <w:caps w:val="0"/>
+                <w:snapToGrid w:val="0"/>
+                <w:color w:val="000000"/>
+                <w:spacing w:val="0"/>
+                <w:kern w:val="0"/>
+                <w:sz w:val="18"/>
+                <w:szCs w:val="18"/>
+                <w:lang w:val="en-US" w:eastAsia="zh-CN" w:bidi="ar"/>
+              </w:rPr>
+              <w:t>（指定专人）</w:t>
             </w:r>
           </w:p>
         </w:tc>
@@ -4823,7 +4631,7 @@
                 <w:szCs w:val="18"/>
                 <w:lang w:val="en-US" w:eastAsia="zh-CN" w:bidi="ar"/>
               </w:rPr>
-              <w:t>研究总院</w:t>
+              <w:t>运维项目经理</w:t>
             </w:r>
           </w:p>
         </w:tc>
@@ -4872,7 +4680,7 @@
                 <w:szCs w:val="18"/>
                 <w:lang w:val="en-US" w:eastAsia="zh-CN" w:bidi="ar"/>
               </w:rPr>
-              <w:t>1. 提供应用性能优化、架构伸缩性改进的技术方案。</w:t>
+              <w:t>1. 提供所辖项目的业务增长预测与性能需求。</w:t>
             </w:r>
             <w:r>
               <w:rPr>
@@ -4904,7 +4712,7 @@
                 <w:szCs w:val="18"/>
                 <w:lang w:val="en-US" w:eastAsia="zh-CN" w:bidi="ar"/>
               </w:rPr>
-              <w:t>2. 协助进行容量压力测试与性能建模。</w:t>
+              <w:t>2. 参与项目容量评审，确保容量计划支持SLA达成。</w:t>
             </w:r>
             <w:r>
               <w:rPr>
@@ -4936,7 +4744,7 @@
                 <w:szCs w:val="18"/>
                 <w:lang w:val="en-US" w:eastAsia="zh-CN" w:bidi="ar"/>
               </w:rPr>
-              <w:t>3. 参与重大扩容或架构改造的技术评审。</w:t>
+              <w:t>3. 推动项目内因容量问题触发的改进措施。</w:t>
             </w:r>
           </w:p>
         </w:tc>
@@ -4988,7 +4796,7 @@
                 <w:szCs w:val="18"/>
                 <w:lang w:val="en-US" w:eastAsia="zh-CN" w:bidi="ar"/>
               </w:rPr>
-              <w:t>研究总院-开发/测试工程师</w:t>
+              <w:t>数智运营部-运维项目经理</w:t>
             </w:r>
           </w:p>
         </w:tc>
@@ -5003,6 +4811,7 @@
             <w:insideH w:val="single" w:color="auto" w:sz="4" w:space="0"/>
             <w:insideV w:val="single" w:color="auto" w:sz="4" w:space="0"/>
           </w:tblBorders>
+          <w:shd w:val="clear" w:color="auto" w:fill="auto"/>
           <w:tblCellMar>
             <w:top w:w="15" w:type="dxa"/>
             <w:left w:w="15" w:type="dxa"/>
@@ -5058,7 +4867,7 @@
                 <w:szCs w:val="18"/>
                 <w:lang w:val="en-US" w:eastAsia="zh-CN" w:bidi="ar"/>
               </w:rPr>
-              <w:t>质量管理部</w:t>
+              <w:t>研究总院</w:t>
             </w:r>
           </w:p>
         </w:tc>
@@ -5107,7 +4916,7 @@
                 <w:szCs w:val="18"/>
                 <w:lang w:val="en-US" w:eastAsia="zh-CN" w:bidi="ar"/>
               </w:rPr>
-              <w:t>1. 监督容量管理流程的执行合规性。</w:t>
+              <w:t>1. 提供应用性能优化、架构伸缩性改进的技术方案。</w:t>
             </w:r>
             <w:r>
               <w:rPr>
@@ -5139,7 +4948,7 @@
                 <w:szCs w:val="18"/>
                 <w:lang w:val="en-US" w:eastAsia="zh-CN" w:bidi="ar"/>
               </w:rPr>
-              <w:t>2. 审计容量报告及预警处理的及时性。</w:t>
+              <w:t>2. 协助进行容量压力测试与性能建模。</w:t>
             </w:r>
             <w:r>
               <w:rPr>
@@ -5171,7 +4980,7 @@
                 <w:szCs w:val="18"/>
                 <w:lang w:val="en-US" w:eastAsia="zh-CN" w:bidi="ar"/>
               </w:rPr>
-              <w:t>3. 将容量相关指标纳入质量目标监控。</w:t>
+              <w:t>3. 参与重大扩容或架构改造的技术评审。</w:t>
             </w:r>
           </w:p>
         </w:tc>
@@ -5223,6 +5032,242 @@
                 <w:szCs w:val="18"/>
                 <w:lang w:val="en-US" w:eastAsia="zh-CN" w:bidi="ar"/>
               </w:rPr>
+              <w:t>研究总院-开发/测试工程师</w:t>
+            </w:r>
+          </w:p>
+        </w:tc>
+      </w:tr>
+      <w:tr>
+        <w:tblPrEx>
+          <w:tblBorders>
+            <w:top w:val="single" w:color="auto" w:sz="4" w:space="0"/>
+            <w:left w:val="single" w:color="auto" w:sz="4" w:space="0"/>
+            <w:bottom w:val="single" w:color="auto" w:sz="4" w:space="0"/>
+            <w:right w:val="single" w:color="auto" w:sz="4" w:space="0"/>
+            <w:insideH w:val="single" w:color="auto" w:sz="4" w:space="0"/>
+            <w:insideV w:val="single" w:color="auto" w:sz="4" w:space="0"/>
+          </w:tblBorders>
+          <w:shd w:val="clear" w:color="auto" w:fill="auto"/>
+          <w:tblCellMar>
+            <w:top w:w="15" w:type="dxa"/>
+            <w:left w:w="15" w:type="dxa"/>
+            <w:bottom w:w="15" w:type="dxa"/>
+            <w:right w:w="15" w:type="dxa"/>
+          </w:tblCellMar>
+        </w:tblPrEx>
+        <w:tc>
+          <w:tcPr>
+            <w:tcW w:w="1435" w:type="dxa"/>
+            <w:shd w:val="clear" w:color="auto" w:fill="auto"/>
+            <w:tcMar>
+              <w:top w:w="120" w:type="dxa"/>
+              <w:left w:w="0" w:type="dxa"/>
+              <w:bottom w:w="120" w:type="dxa"/>
+              <w:right w:w="192" w:type="dxa"/>
+            </w:tcMar>
+            <w:vAlign w:val="center"/>
+          </w:tcPr>
+          <w:p>
+            <w:pPr>
+              <w:keepNext w:val="0"/>
+              <w:keepLines w:val="0"/>
+              <w:widowControl/>
+              <w:suppressLineNumbers w:val="0"/>
+              <w:spacing w:line="300" w:lineRule="atLeast"/>
+              <w:jc w:val="left"/>
+              <w:rPr>
+                <w:rFonts w:hint="default" w:ascii="Segoe UI" w:hAnsi="Segoe UI" w:eastAsia="Segoe UI" w:cs="Segoe UI"/>
+                <w:i w:val="0"/>
+                <w:iCs w:val="0"/>
+                <w:caps w:val="0"/>
+                <w:color w:val="0F1115"/>
+                <w:spacing w:val="0"/>
+                <w:sz w:val="18"/>
+                <w:szCs w:val="18"/>
+              </w:rPr>
+            </w:pPr>
+            <w:r>
+              <w:rPr>
+                <w:rStyle w:val="23"/>
+                <w:rFonts w:hint="default" w:ascii="Segoe UI" w:hAnsi="Segoe UI" w:eastAsia="Segoe UI" w:cs="Segoe UI"/>
+                <w:b/>
+                <w:bCs/>
+                <w:i w:val="0"/>
+                <w:iCs w:val="0"/>
+                <w:caps w:val="0"/>
+                <w:snapToGrid w:val="0"/>
+                <w:color w:val="000000"/>
+                <w:spacing w:val="0"/>
+                <w:kern w:val="0"/>
+                <w:sz w:val="18"/>
+                <w:szCs w:val="18"/>
+                <w:lang w:val="en-US" w:eastAsia="zh-CN" w:bidi="ar"/>
+              </w:rPr>
+              <w:t>质量管理部</w:t>
+            </w:r>
+          </w:p>
+        </w:tc>
+        <w:tc>
+          <w:tcPr>
+            <w:tcW w:w="4491" w:type="dxa"/>
+            <w:shd w:val="clear" w:color="auto" w:fill="auto"/>
+            <w:tcMar>
+              <w:top w:w="120" w:type="dxa"/>
+              <w:left w:w="192" w:type="dxa"/>
+              <w:bottom w:w="120" w:type="dxa"/>
+              <w:right w:w="192" w:type="dxa"/>
+            </w:tcMar>
+            <w:vAlign w:val="center"/>
+          </w:tcPr>
+          <w:p>
+            <w:pPr>
+              <w:keepNext w:val="0"/>
+              <w:keepLines w:val="0"/>
+              <w:widowControl/>
+              <w:suppressLineNumbers w:val="0"/>
+              <w:spacing w:line="300" w:lineRule="atLeast"/>
+              <w:jc w:val="left"/>
+              <w:rPr>
+                <w:rFonts w:hint="default" w:ascii="Segoe UI" w:hAnsi="Segoe UI" w:eastAsia="Segoe UI" w:cs="Segoe UI"/>
+                <w:i w:val="0"/>
+                <w:iCs w:val="0"/>
+                <w:caps w:val="0"/>
+                <w:color w:val="0F1115"/>
+                <w:spacing w:val="0"/>
+                <w:sz w:val="18"/>
+                <w:szCs w:val="18"/>
+              </w:rPr>
+            </w:pPr>
+            <w:r>
+              <w:rPr>
+                <w:rFonts w:hint="default" w:ascii="Segoe UI" w:hAnsi="Segoe UI" w:eastAsia="Segoe UI" w:cs="Segoe UI"/>
+                <w:i w:val="0"/>
+                <w:iCs w:val="0"/>
+                <w:caps w:val="0"/>
+                <w:snapToGrid w:val="0"/>
+                <w:color w:val="000000"/>
+                <w:spacing w:val="0"/>
+                <w:kern w:val="0"/>
+                <w:sz w:val="18"/>
+                <w:szCs w:val="18"/>
+                <w:lang w:val="en-US" w:eastAsia="zh-CN" w:bidi="ar"/>
+              </w:rPr>
+              <w:t>1. 监督容量管理流程的执行合规性。</w:t>
+            </w:r>
+            <w:r>
+              <w:rPr>
+                <w:rFonts w:hint="default" w:ascii="Segoe UI" w:hAnsi="Segoe UI" w:eastAsia="Segoe UI" w:cs="Segoe UI"/>
+                <w:i w:val="0"/>
+                <w:iCs w:val="0"/>
+                <w:caps w:val="0"/>
+                <w:snapToGrid w:val="0"/>
+                <w:color w:val="000000"/>
+                <w:spacing w:val="0"/>
+                <w:kern w:val="0"/>
+                <w:sz w:val="18"/>
+                <w:szCs w:val="18"/>
+                <w:lang w:val="en-US" w:eastAsia="zh-CN" w:bidi="ar"/>
+              </w:rPr>
+              <w:br w:type="textWrapping"/>
+            </w:r>
+            <w:r>
+              <w:rPr>
+                <w:rFonts w:hint="default" w:ascii="Segoe UI" w:hAnsi="Segoe UI" w:eastAsia="Segoe UI" w:cs="Segoe UI"/>
+                <w:i w:val="0"/>
+                <w:iCs w:val="0"/>
+                <w:caps w:val="0"/>
+                <w:snapToGrid w:val="0"/>
+                <w:color w:val="000000"/>
+                <w:spacing w:val="0"/>
+                <w:kern w:val="0"/>
+                <w:sz w:val="18"/>
+                <w:szCs w:val="18"/>
+                <w:lang w:val="en-US" w:eastAsia="zh-CN" w:bidi="ar"/>
+              </w:rPr>
+              <w:t>2. 审计容量报告及预警处理的及时性。</w:t>
+            </w:r>
+            <w:r>
+              <w:rPr>
+                <w:rFonts w:hint="default" w:ascii="Segoe UI" w:hAnsi="Segoe UI" w:eastAsia="Segoe UI" w:cs="Segoe UI"/>
+                <w:i w:val="0"/>
+                <w:iCs w:val="0"/>
+                <w:caps w:val="0"/>
+                <w:snapToGrid w:val="0"/>
+                <w:color w:val="000000"/>
+                <w:spacing w:val="0"/>
+                <w:kern w:val="0"/>
+                <w:sz w:val="18"/>
+                <w:szCs w:val="18"/>
+                <w:lang w:val="en-US" w:eastAsia="zh-CN" w:bidi="ar"/>
+              </w:rPr>
+              <w:br w:type="textWrapping"/>
+            </w:r>
+            <w:r>
+              <w:rPr>
+                <w:rFonts w:hint="default" w:ascii="Segoe UI" w:hAnsi="Segoe UI" w:eastAsia="Segoe UI" w:cs="Segoe UI"/>
+                <w:i w:val="0"/>
+                <w:iCs w:val="0"/>
+                <w:caps w:val="0"/>
+                <w:snapToGrid w:val="0"/>
+                <w:color w:val="000000"/>
+                <w:spacing w:val="0"/>
+                <w:kern w:val="0"/>
+                <w:sz w:val="18"/>
+                <w:szCs w:val="18"/>
+                <w:lang w:val="en-US" w:eastAsia="zh-CN" w:bidi="ar"/>
+              </w:rPr>
+              <w:t>3. 将容量相关指标纳入质量目标监控。</w:t>
+            </w:r>
+          </w:p>
+        </w:tc>
+        <w:tc>
+          <w:tcPr>
+            <w:tcW w:w="0" w:type="auto"/>
+            <w:shd w:val="clear" w:color="auto" w:fill="auto"/>
+            <w:tcMar>
+              <w:top w:w="120" w:type="dxa"/>
+              <w:left w:w="192" w:type="dxa"/>
+              <w:bottom w:w="120" w:type="dxa"/>
+              <w:right w:w="0" w:type="dxa"/>
+            </w:tcMar>
+            <w:vAlign w:val="center"/>
+          </w:tcPr>
+          <w:p>
+            <w:pPr>
+              <w:keepNext w:val="0"/>
+              <w:keepLines w:val="0"/>
+              <w:widowControl/>
+              <w:suppressLineNumbers w:val="0"/>
+              <w:spacing w:line="300" w:lineRule="atLeast"/>
+              <w:jc w:val="left"/>
+              <w:rPr>
+                <w:rFonts w:hint="default" w:ascii="Segoe UI" w:hAnsi="Segoe UI" w:eastAsia="Segoe UI" w:cs="Segoe UI"/>
+                <w:i w:val="0"/>
+                <w:iCs w:val="0"/>
+                <w:caps w:val="0"/>
+                <w:color w:val="0F1115"/>
+                <w:spacing w:val="0"/>
+                <w:sz w:val="18"/>
+                <w:szCs w:val="18"/>
+              </w:rPr>
+            </w:pPr>
+            <w:r>
+              <w:rPr>
+                <w:rStyle w:val="23"/>
+                <w:rFonts w:hint="default" w:ascii="Segoe UI" w:hAnsi="Segoe UI" w:eastAsia="Segoe UI" w:cs="Segoe UI"/>
+                <w:b/>
+                <w:bCs/>
+                <w:i w:val="0"/>
+                <w:iCs w:val="0"/>
+                <w:caps w:val="0"/>
+                <w:snapToGrid w:val="0"/>
+                <w:color w:val="000000"/>
+                <w:spacing w:val="0"/>
+                <w:kern w:val="0"/>
+                <w:sz w:val="18"/>
+                <w:szCs w:val="18"/>
+                <w:lang w:val="en-US" w:eastAsia="zh-CN" w:bidi="ar"/>
+              </w:rPr>
               <w:t>质量管理部经理/专员</w:t>
             </w:r>
           </w:p>
@@ -5935,13 +5980,530 @@
     <w:p>
       <w:pPr>
         <w:pStyle w:val="28"/>
+        <w:keepNext w:val="0"/>
+        <w:keepLines w:val="0"/>
+        <w:pageBreakBefore w:val="0"/>
+        <w:widowControl w:val="0"/>
+        <w:kinsoku w:val="0"/>
+        <w:wordWrap/>
+        <w:overflowPunct/>
+        <w:topLinePunct w:val="0"/>
+        <w:autoSpaceDE w:val="0"/>
+        <w:autoSpaceDN w:val="0"/>
         <w:bidi w:val="0"/>
-        <w:rPr>
-          <w:rFonts w:hint="default"/>
+        <w:adjustRightInd w:val="0"/>
+        <w:snapToGrid w:val="0"/>
+        <w:textAlignment w:val="baseline"/>
+        <w:rPr>
+          <w:rFonts w:hint="eastAsia"/>
           <w:lang w:val="en-US" w:eastAsia="zh-CN"/>
         </w:rPr>
       </w:pPr>
       <w:bookmarkStart w:id="16" w:name="_Toc10241"/>
+      <w:r>
+        <w:rPr>
+          <w:rFonts w:hint="eastAsia"/>
+          <w:lang w:val="en-US" w:eastAsia="zh-CN"/>
+        </w:rPr>
+        <w:t>考核指标</w:t>
+      </w:r>
+    </w:p>
+    <w:tbl>
+      <w:tblPr>
+        <w:tblStyle w:val="20"/>
+        <w:tblW w:w="7675" w:type="dxa"/>
+        <w:tblInd w:w="96" w:type="dxa"/>
+        <w:tblBorders>
+          <w:top w:val="none" w:color="auto" w:sz="0" w:space="0"/>
+          <w:left w:val="none" w:color="auto" w:sz="0" w:space="0"/>
+          <w:bottom w:val="none" w:color="auto" w:sz="0" w:space="0"/>
+          <w:right w:val="none" w:color="auto" w:sz="0" w:space="0"/>
+          <w:insideH w:val="none" w:color="auto" w:sz="0" w:space="0"/>
+          <w:insideV w:val="none" w:color="auto" w:sz="0" w:space="0"/>
+        </w:tblBorders>
+        <w:shd w:val="clear" w:color="auto" w:fill="auto"/>
+        <w:tblLayout w:type="autofit"/>
+        <w:tblCellMar>
+          <w:top w:w="0" w:type="dxa"/>
+          <w:left w:w="108" w:type="dxa"/>
+          <w:bottom w:w="0" w:type="dxa"/>
+          <w:right w:w="108" w:type="dxa"/>
+        </w:tblCellMar>
+      </w:tblPr>
+      <w:tblGrid>
+        <w:gridCol w:w="2227"/>
+        <w:gridCol w:w="1092"/>
+        <w:gridCol w:w="3300"/>
+        <w:gridCol w:w="1056"/>
+      </w:tblGrid>
+      <w:tr>
+        <w:tblPrEx>
+          <w:tblBorders>
+            <w:top w:val="none" w:color="auto" w:sz="0" w:space="0"/>
+            <w:left w:val="none" w:color="auto" w:sz="0" w:space="0"/>
+            <w:bottom w:val="none" w:color="auto" w:sz="0" w:space="0"/>
+            <w:right w:val="none" w:color="auto" w:sz="0" w:space="0"/>
+            <w:insideH w:val="none" w:color="auto" w:sz="0" w:space="0"/>
+            <w:insideV w:val="none" w:color="auto" w:sz="0" w:space="0"/>
+          </w:tblBorders>
+          <w:shd w:val="clear" w:color="auto" w:fill="auto"/>
+          <w:tblCellMar>
+            <w:top w:w="0" w:type="dxa"/>
+            <w:left w:w="108" w:type="dxa"/>
+            <w:bottom w:w="0" w:type="dxa"/>
+            <w:right w:w="108" w:type="dxa"/>
+          </w:tblCellMar>
+        </w:tblPrEx>
+        <w:trPr>
+          <w:trHeight w:val="493" w:hRule="atLeast"/>
+        </w:trPr>
+        <w:tc>
+          <w:tcPr>
+            <w:tcW w:w="2227" w:type="dxa"/>
+            <w:tcBorders>
+              <w:top w:val="single" w:color="000000" w:sz="4" w:space="0"/>
+              <w:left w:val="single" w:color="000000" w:sz="4" w:space="0"/>
+              <w:bottom w:val="single" w:color="000000" w:sz="4" w:space="0"/>
+              <w:right w:val="single" w:color="000000" w:sz="4" w:space="0"/>
+            </w:tcBorders>
+            <w:shd w:val="clear" w:color="auto" w:fill="C0C0C0"/>
+            <w:vAlign w:val="center"/>
+          </w:tcPr>
+          <w:p>
+            <w:pPr>
+              <w:keepNext w:val="0"/>
+              <w:keepLines w:val="0"/>
+              <w:widowControl/>
+              <w:suppressLineNumbers w:val="0"/>
+              <w:jc w:val="center"/>
+              <w:textAlignment w:val="center"/>
+              <w:rPr>
+                <w:rFonts w:hint="default" w:ascii="楷体_GB2312" w:hAnsi="宋体" w:eastAsia="楷体_GB2312" w:cs="楷体_GB2312"/>
+                <w:b/>
+                <w:bCs/>
+                <w:i w:val="0"/>
+                <w:iCs w:val="0"/>
+                <w:color w:val="000000"/>
+                <w:sz w:val="22"/>
+                <w:szCs w:val="22"/>
+                <w:u w:val="none"/>
+              </w:rPr>
+            </w:pPr>
+            <w:r>
+              <w:rPr>
+                <w:rFonts w:hint="default" w:ascii="楷体_GB2312" w:hAnsi="宋体" w:eastAsia="楷体_GB2312" w:cs="楷体_GB2312"/>
+                <w:b/>
+                <w:bCs/>
+                <w:i w:val="0"/>
+                <w:iCs w:val="0"/>
+                <w:snapToGrid w:val="0"/>
+                <w:color w:val="000000"/>
+                <w:kern w:val="0"/>
+                <w:sz w:val="22"/>
+                <w:szCs w:val="22"/>
+                <w:u w:val="none"/>
+                <w:lang w:val="en-US" w:eastAsia="zh-CN" w:bidi="ar"/>
+              </w:rPr>
+              <w:t>KPI</w:t>
+            </w:r>
+          </w:p>
+        </w:tc>
+        <w:tc>
+          <w:tcPr>
+            <w:tcW w:w="1092" w:type="dxa"/>
+            <w:tcBorders>
+              <w:top w:val="single" w:color="000000" w:sz="4" w:space="0"/>
+              <w:left w:val="single" w:color="000000" w:sz="4" w:space="0"/>
+              <w:bottom w:val="single" w:color="000000" w:sz="4" w:space="0"/>
+              <w:right w:val="single" w:color="000000" w:sz="4" w:space="0"/>
+            </w:tcBorders>
+            <w:shd w:val="clear" w:color="auto" w:fill="C0C0C0"/>
+            <w:vAlign w:val="center"/>
+          </w:tcPr>
+          <w:p>
+            <w:pPr>
+              <w:keepNext w:val="0"/>
+              <w:keepLines w:val="0"/>
+              <w:widowControl/>
+              <w:suppressLineNumbers w:val="0"/>
+              <w:jc w:val="center"/>
+              <w:textAlignment w:val="center"/>
+              <w:rPr>
+                <w:rFonts w:hint="default" w:ascii="楷体_GB2312" w:hAnsi="宋体" w:eastAsia="楷体_GB2312" w:cs="楷体_GB2312"/>
+                <w:b/>
+                <w:bCs/>
+                <w:i w:val="0"/>
+                <w:iCs w:val="0"/>
+                <w:color w:val="000000"/>
+                <w:sz w:val="22"/>
+                <w:szCs w:val="22"/>
+                <w:u w:val="none"/>
+              </w:rPr>
+            </w:pPr>
+            <w:r>
+              <w:rPr>
+                <w:rFonts w:hint="default" w:ascii="楷体_GB2312" w:hAnsi="宋体" w:eastAsia="楷体_GB2312" w:cs="楷体_GB2312"/>
+                <w:b/>
+                <w:bCs/>
+                <w:i w:val="0"/>
+                <w:iCs w:val="0"/>
+                <w:snapToGrid w:val="0"/>
+                <w:color w:val="000000"/>
+                <w:kern w:val="0"/>
+                <w:sz w:val="22"/>
+                <w:szCs w:val="22"/>
+                <w:u w:val="none"/>
+                <w:lang w:val="en-US" w:eastAsia="zh-CN" w:bidi="ar"/>
+              </w:rPr>
+              <w:t>目标值</w:t>
+            </w:r>
+          </w:p>
+        </w:tc>
+        <w:tc>
+          <w:tcPr>
+            <w:tcW w:w="3300" w:type="dxa"/>
+            <w:tcBorders>
+              <w:top w:val="single" w:color="000000" w:sz="4" w:space="0"/>
+              <w:left w:val="single" w:color="000000" w:sz="4" w:space="0"/>
+              <w:bottom w:val="single" w:color="000000" w:sz="4" w:space="0"/>
+              <w:right w:val="single" w:color="000000" w:sz="4" w:space="0"/>
+            </w:tcBorders>
+            <w:shd w:val="clear" w:color="auto" w:fill="C0C0C0"/>
+            <w:vAlign w:val="center"/>
+          </w:tcPr>
+          <w:p>
+            <w:pPr>
+              <w:keepNext w:val="0"/>
+              <w:keepLines w:val="0"/>
+              <w:widowControl/>
+              <w:suppressLineNumbers w:val="0"/>
+              <w:jc w:val="center"/>
+              <w:textAlignment w:val="center"/>
+              <w:rPr>
+                <w:rFonts w:hint="default" w:ascii="楷体_GB2312" w:hAnsi="宋体" w:eastAsia="楷体_GB2312" w:cs="楷体_GB2312"/>
+                <w:b/>
+                <w:bCs/>
+                <w:i w:val="0"/>
+                <w:iCs w:val="0"/>
+                <w:color w:val="000000"/>
+                <w:sz w:val="22"/>
+                <w:szCs w:val="22"/>
+                <w:u w:val="none"/>
+              </w:rPr>
+            </w:pPr>
+            <w:r>
+              <w:rPr>
+                <w:rFonts w:hint="default" w:ascii="楷体_GB2312" w:hAnsi="宋体" w:eastAsia="楷体_GB2312" w:cs="楷体_GB2312"/>
+                <w:b/>
+                <w:bCs/>
+                <w:i w:val="0"/>
+                <w:iCs w:val="0"/>
+                <w:snapToGrid w:val="0"/>
+                <w:color w:val="000000"/>
+                <w:kern w:val="0"/>
+                <w:sz w:val="22"/>
+                <w:szCs w:val="22"/>
+                <w:u w:val="none"/>
+                <w:lang w:val="en-US" w:eastAsia="zh-CN" w:bidi="ar"/>
+              </w:rPr>
+              <w:t>计算公式/方法</w:t>
+            </w:r>
+          </w:p>
+        </w:tc>
+        <w:tc>
+          <w:tcPr>
+            <w:tcW w:w="1056" w:type="dxa"/>
+            <w:tcBorders>
+              <w:top w:val="single" w:color="000000" w:sz="4" w:space="0"/>
+              <w:left w:val="single" w:color="000000" w:sz="4" w:space="0"/>
+              <w:bottom w:val="single" w:color="000000" w:sz="4" w:space="0"/>
+              <w:right w:val="single" w:color="000000" w:sz="4" w:space="0"/>
+            </w:tcBorders>
+            <w:shd w:val="clear" w:color="auto" w:fill="C0C0C0"/>
+            <w:vAlign w:val="center"/>
+          </w:tcPr>
+          <w:p>
+            <w:pPr>
+              <w:keepNext w:val="0"/>
+              <w:keepLines w:val="0"/>
+              <w:widowControl/>
+              <w:suppressLineNumbers w:val="0"/>
+              <w:jc w:val="center"/>
+              <w:textAlignment w:val="center"/>
+              <w:rPr>
+                <w:rFonts w:hint="default" w:ascii="楷体_GB2312" w:hAnsi="宋体" w:eastAsia="楷体_GB2312" w:cs="楷体_GB2312"/>
+                <w:b/>
+                <w:bCs/>
+                <w:i w:val="0"/>
+                <w:iCs w:val="0"/>
+                <w:color w:val="000000"/>
+                <w:sz w:val="22"/>
+                <w:szCs w:val="22"/>
+                <w:u w:val="none"/>
+              </w:rPr>
+            </w:pPr>
+            <w:r>
+              <w:rPr>
+                <w:rFonts w:hint="default" w:ascii="楷体_GB2312" w:hAnsi="宋体" w:eastAsia="楷体_GB2312" w:cs="楷体_GB2312"/>
+                <w:b/>
+                <w:bCs/>
+                <w:i w:val="0"/>
+                <w:iCs w:val="0"/>
+                <w:snapToGrid w:val="0"/>
+                <w:color w:val="000000"/>
+                <w:kern w:val="0"/>
+                <w:sz w:val="22"/>
+                <w:szCs w:val="22"/>
+                <w:u w:val="none"/>
+                <w:lang w:val="en-US" w:eastAsia="zh-CN" w:bidi="ar"/>
+              </w:rPr>
+              <w:t>频度</w:t>
+            </w:r>
+          </w:p>
+        </w:tc>
+      </w:tr>
+      <w:tr>
+        <w:tblPrEx>
+          <w:tblBorders>
+            <w:top w:val="none" w:color="auto" w:sz="0" w:space="0"/>
+            <w:left w:val="none" w:color="auto" w:sz="0" w:space="0"/>
+            <w:bottom w:val="none" w:color="auto" w:sz="0" w:space="0"/>
+            <w:right w:val="none" w:color="auto" w:sz="0" w:space="0"/>
+            <w:insideH w:val="none" w:color="auto" w:sz="0" w:space="0"/>
+            <w:insideV w:val="none" w:color="auto" w:sz="0" w:space="0"/>
+          </w:tblBorders>
+          <w:shd w:val="clear" w:color="auto" w:fill="auto"/>
+          <w:tblCellMar>
+            <w:top w:w="0" w:type="dxa"/>
+            <w:left w:w="108" w:type="dxa"/>
+            <w:bottom w:w="0" w:type="dxa"/>
+            <w:right w:w="108" w:type="dxa"/>
+          </w:tblCellMar>
+        </w:tblPrEx>
+        <w:trPr>
+          <w:trHeight w:val="493" w:hRule="atLeast"/>
+        </w:trPr>
+        <w:tc>
+          <w:tcPr>
+            <w:tcW w:w="2227" w:type="dxa"/>
+            <w:tcBorders>
+              <w:top w:val="single" w:color="000000" w:sz="4" w:space="0"/>
+              <w:left w:val="single" w:color="000000" w:sz="4" w:space="0"/>
+              <w:bottom w:val="single" w:color="000000" w:sz="4" w:space="0"/>
+              <w:right w:val="single" w:color="000000" w:sz="4" w:space="0"/>
+            </w:tcBorders>
+            <w:shd w:val="clear" w:color="auto" w:fill="auto"/>
+            <w:vAlign w:val="center"/>
+          </w:tcPr>
+          <w:p>
+            <w:pPr>
+              <w:keepNext w:val="0"/>
+              <w:keepLines w:val="0"/>
+              <w:widowControl/>
+              <w:suppressLineNumbers w:val="0"/>
+              <w:jc w:val="left"/>
+              <w:textAlignment w:val="center"/>
+              <w:rPr>
+                <w:rFonts w:hint="default" w:ascii="楷体_GB2312" w:hAnsi="宋体" w:eastAsia="楷体_GB2312" w:cs="楷体_GB2312"/>
+                <w:b/>
+                <w:bCs/>
+                <w:i w:val="0"/>
+                <w:iCs w:val="0"/>
+                <w:snapToGrid w:val="0"/>
+                <w:color w:val="000000"/>
+                <w:kern w:val="0"/>
+                <w:sz w:val="22"/>
+                <w:szCs w:val="22"/>
+                <w:u w:val="none"/>
+                <w:lang w:val="en-US" w:eastAsia="zh-CN" w:bidi="ar"/>
+              </w:rPr>
+            </w:pPr>
+            <w:bookmarkStart w:id="17" w:name="_GoBack" w:colFirst="0" w:colLast="3"/>
+            <w:r>
+              <w:rPr>
+                <w:rFonts w:hint="eastAsia" w:ascii="宋体" w:hAnsi="宋体" w:eastAsia="宋体" w:cs="宋体"/>
+                <w:i w:val="0"/>
+                <w:iCs w:val="0"/>
+                <w:snapToGrid w:val="0"/>
+                <w:color w:val="000000"/>
+                <w:kern w:val="0"/>
+                <w:sz w:val="21"/>
+                <w:szCs w:val="21"/>
+                <w:u w:val="none"/>
+                <w:lang w:val="en-US" w:eastAsia="zh-CN" w:bidi="ar"/>
+              </w:rPr>
+              <w:t>容量事件数</w:t>
+            </w:r>
+          </w:p>
+        </w:tc>
+        <w:tc>
+          <w:tcPr>
+            <w:tcW w:w="1092" w:type="dxa"/>
+            <w:tcBorders>
+              <w:top w:val="single" w:color="000000" w:sz="4" w:space="0"/>
+              <w:left w:val="single" w:color="000000" w:sz="4" w:space="0"/>
+              <w:bottom w:val="single" w:color="000000" w:sz="4" w:space="0"/>
+              <w:right w:val="single" w:color="000000" w:sz="4" w:space="0"/>
+            </w:tcBorders>
+            <w:shd w:val="clear" w:color="auto" w:fill="auto"/>
+            <w:vAlign w:val="center"/>
+          </w:tcPr>
+          <w:p>
+            <w:pPr>
+              <w:keepNext w:val="0"/>
+              <w:keepLines w:val="0"/>
+              <w:widowControl/>
+              <w:suppressLineNumbers w:val="0"/>
+              <w:jc w:val="left"/>
+              <w:textAlignment w:val="center"/>
+              <w:rPr>
+                <w:rFonts w:hint="default" w:ascii="楷体_GB2312" w:hAnsi="宋体" w:eastAsia="楷体_GB2312" w:cs="楷体_GB2312"/>
+                <w:b/>
+                <w:bCs/>
+                <w:i w:val="0"/>
+                <w:iCs w:val="0"/>
+                <w:snapToGrid w:val="0"/>
+                <w:color w:val="000000"/>
+                <w:kern w:val="0"/>
+                <w:sz w:val="22"/>
+                <w:szCs w:val="22"/>
+                <w:u w:val="none"/>
+                <w:lang w:val="en-US" w:eastAsia="zh-CN" w:bidi="ar"/>
+              </w:rPr>
+            </w:pPr>
+            <w:r>
+              <w:rPr>
+                <w:rFonts w:hint="eastAsia" w:ascii="宋体" w:hAnsi="宋体" w:eastAsia="宋体" w:cs="宋体"/>
+                <w:i w:val="0"/>
+                <w:iCs w:val="0"/>
+                <w:snapToGrid w:val="0"/>
+                <w:color w:val="000000"/>
+                <w:kern w:val="0"/>
+                <w:sz w:val="21"/>
+                <w:szCs w:val="21"/>
+                <w:u w:val="none"/>
+                <w:lang w:val="en-US" w:eastAsia="zh-CN" w:bidi="ar"/>
+              </w:rPr>
+              <w:t>≤1次</w:t>
+            </w:r>
+          </w:p>
+        </w:tc>
+        <w:tc>
+          <w:tcPr>
+            <w:tcW w:w="3300" w:type="dxa"/>
+            <w:tcBorders>
+              <w:top w:val="single" w:color="000000" w:sz="4" w:space="0"/>
+              <w:left w:val="single" w:color="000000" w:sz="4" w:space="0"/>
+              <w:bottom w:val="single" w:color="000000" w:sz="4" w:space="0"/>
+              <w:right w:val="single" w:color="000000" w:sz="4" w:space="0"/>
+            </w:tcBorders>
+            <w:shd w:val="clear" w:color="auto" w:fill="auto"/>
+            <w:vAlign w:val="center"/>
+          </w:tcPr>
+          <w:p>
+            <w:pPr>
+              <w:keepNext w:val="0"/>
+              <w:keepLines w:val="0"/>
+              <w:widowControl/>
+              <w:suppressLineNumbers w:val="0"/>
+              <w:jc w:val="left"/>
+              <w:textAlignment w:val="center"/>
+              <w:rPr>
+                <w:rFonts w:hint="default" w:ascii="楷体_GB2312" w:hAnsi="宋体" w:eastAsia="楷体_GB2312" w:cs="楷体_GB2312"/>
+                <w:b/>
+                <w:bCs/>
+                <w:i w:val="0"/>
+                <w:iCs w:val="0"/>
+                <w:snapToGrid w:val="0"/>
+                <w:color w:val="000000"/>
+                <w:kern w:val="0"/>
+                <w:sz w:val="22"/>
+                <w:szCs w:val="22"/>
+                <w:u w:val="none"/>
+                <w:lang w:val="en-US" w:eastAsia="zh-CN" w:bidi="ar"/>
+              </w:rPr>
+            </w:pPr>
+            <w:r>
+              <w:rPr>
+                <w:rFonts w:hint="eastAsia" w:ascii="宋体" w:hAnsi="宋体" w:eastAsia="宋体" w:cs="宋体"/>
+                <w:i w:val="0"/>
+                <w:iCs w:val="0"/>
+                <w:snapToGrid w:val="0"/>
+                <w:color w:val="000000"/>
+                <w:kern w:val="0"/>
+                <w:sz w:val="21"/>
+                <w:szCs w:val="21"/>
+                <w:u w:val="none"/>
+                <w:lang w:val="en-US" w:eastAsia="zh-CN" w:bidi="ar"/>
+              </w:rPr>
+              <w:t>数量，因容量导致的事件次数</w:t>
+            </w:r>
+          </w:p>
+        </w:tc>
+        <w:tc>
+          <w:tcPr>
+            <w:tcW w:w="1056" w:type="dxa"/>
+            <w:tcBorders>
+              <w:top w:val="single" w:color="000000" w:sz="4" w:space="0"/>
+              <w:left w:val="single" w:color="000000" w:sz="4" w:space="0"/>
+              <w:bottom w:val="single" w:color="000000" w:sz="4" w:space="0"/>
+              <w:right w:val="single" w:color="000000" w:sz="4" w:space="0"/>
+            </w:tcBorders>
+            <w:shd w:val="clear" w:color="auto" w:fill="auto"/>
+            <w:vAlign w:val="center"/>
+          </w:tcPr>
+          <w:p>
+            <w:pPr>
+              <w:keepNext w:val="0"/>
+              <w:keepLines w:val="0"/>
+              <w:widowControl/>
+              <w:suppressLineNumbers w:val="0"/>
+              <w:jc w:val="left"/>
+              <w:textAlignment w:val="center"/>
+              <w:rPr>
+                <w:rFonts w:hint="default" w:ascii="楷体_GB2312" w:hAnsi="宋体" w:eastAsia="楷体_GB2312" w:cs="楷体_GB2312"/>
+                <w:b/>
+                <w:bCs/>
+                <w:i w:val="0"/>
+                <w:iCs w:val="0"/>
+                <w:snapToGrid w:val="0"/>
+                <w:color w:val="000000"/>
+                <w:kern w:val="0"/>
+                <w:sz w:val="22"/>
+                <w:szCs w:val="22"/>
+                <w:u w:val="none"/>
+                <w:lang w:val="en-US" w:eastAsia="zh-CN" w:bidi="ar"/>
+              </w:rPr>
+            </w:pPr>
+            <w:r>
+              <w:rPr>
+                <w:rFonts w:hint="eastAsia" w:ascii="宋体" w:hAnsi="宋体" w:eastAsia="宋体" w:cs="宋体"/>
+                <w:i w:val="0"/>
+                <w:iCs w:val="0"/>
+                <w:snapToGrid w:val="0"/>
+                <w:color w:val="000000"/>
+                <w:kern w:val="0"/>
+                <w:sz w:val="21"/>
+                <w:szCs w:val="21"/>
+                <w:u w:val="none"/>
+                <w:lang w:val="en-US" w:eastAsia="zh-CN" w:bidi="ar"/>
+              </w:rPr>
+              <w:t>年度</w:t>
+            </w:r>
+          </w:p>
+        </w:tc>
+      </w:tr>
+      <w:bookmarkEnd w:id="17"/>
+    </w:tbl>
+    <w:p>
+      <w:pPr>
+        <w:pStyle w:val="28"/>
+        <w:bidi w:val="0"/>
+        <w:rPr>
+          <w:rFonts w:hint="default"/>
+          <w:lang w:val="en-US" w:eastAsia="zh-CN"/>
+        </w:rPr>
+      </w:pPr>
       <w:r>
         <w:rPr>
           <w:rFonts w:hint="default"/>

--- a/6-过程管理/流程制度规范类文件/JXTX-06-10-容量管理制度.docx
+++ b/6-过程管理/流程制度规范类文件/JXTX-06-10-容量管理制度.docx
@@ -21,7 +21,7 @@
         <w:spacing w:before="3120" w:beforeLines="1000"/>
         <w:textAlignment w:val="baseline"/>
       </w:pPr>
-      <w:bookmarkStart w:id="0" w:name="_Toc5284"/>
+      <w:bookmarkStart w:id="0" w:name="_Toc15692"/>
       <w:r>
         <w:drawing>
           <wp:anchor distT="0" distB="0" distL="114300" distR="114300" simplePos="0" relativeHeight="251661312" behindDoc="1" locked="0" layoutInCell="1" allowOverlap="1">
@@ -210,7 +210,7 @@
           <w:lang w:val="en-US" w:eastAsia="zh-CN"/>
         </w:rPr>
       </w:pPr>
-      <w:bookmarkStart w:id="1" w:name="_Toc13672"/>
+      <w:bookmarkStart w:id="1" w:name="_Toc6079"/>
       <w:r>
         <w:rPr>
           <w:rFonts w:hint="eastAsia"/>
@@ -2052,6 +2052,8 @@
               <w:tab w:val="right" w:leader="dot" w:pos="8306"/>
             </w:tabs>
           </w:pPr>
+          <w:bookmarkStart w:id="18" w:name="_GoBack"/>
+          <w:bookmarkEnd w:id="18"/>
           <w:r>
             <w:rPr>
               <w:rFonts w:hint="eastAsia" w:ascii="宋体" w:hAnsi="宋体" w:eastAsia="宋体" w:cs="宋体"/>
@@ -2088,7 +2090,7 @@
               <w:rFonts w:hint="eastAsia" w:ascii="宋体" w:hAnsi="宋体" w:eastAsia="宋体" w:cs="宋体"/>
               <w:szCs w:val="24"/>
             </w:rPr>
-            <w:instrText xml:space="preserve"> HYPERLINK \l _Toc5284 </w:instrText>
+            <w:instrText xml:space="preserve"> HYPERLINK \l _Toc15692 </w:instrText>
           </w:r>
           <w:r>
             <w:rPr>
@@ -2111,7 +2113,7 @@
             <w:fldChar w:fldCharType="begin"/>
           </w:r>
           <w:r>
-            <w:instrText xml:space="preserve"> PAGEREF _Toc5284 \h </w:instrText>
+            <w:instrText xml:space="preserve"> PAGEREF _Toc15692 \h </w:instrText>
           </w:r>
           <w:r>
             <w:fldChar w:fldCharType="separate"/>
@@ -2149,7 +2151,7 @@
               <w:rFonts w:hint="eastAsia" w:ascii="宋体" w:hAnsi="宋体" w:eastAsia="宋体" w:cs="宋体"/>
               <w:szCs w:val="24"/>
             </w:rPr>
-            <w:instrText xml:space="preserve"> HYPERLINK \l _Toc13672 </w:instrText>
+            <w:instrText xml:space="preserve"> HYPERLINK \l _Toc6079 </w:instrText>
           </w:r>
           <w:r>
             <w:rPr>
@@ -2172,7 +2174,7 @@
             <w:fldChar w:fldCharType="begin"/>
           </w:r>
           <w:r>
-            <w:instrText xml:space="preserve"> PAGEREF _Toc13672 \h </w:instrText>
+            <w:instrText xml:space="preserve"> PAGEREF _Toc6079 \h </w:instrText>
           </w:r>
           <w:r>
             <w:fldChar w:fldCharType="separate"/>
@@ -2210,7 +2212,7 @@
               <w:rFonts w:hint="eastAsia" w:ascii="宋体" w:hAnsi="宋体" w:eastAsia="宋体" w:cs="宋体"/>
               <w:szCs w:val="24"/>
             </w:rPr>
-            <w:instrText xml:space="preserve"> HYPERLINK \l _Toc16436 </w:instrText>
+            <w:instrText xml:space="preserve"> HYPERLINK \l _Toc23486 </w:instrText>
           </w:r>
           <w:r>
             <w:rPr>
@@ -2233,7 +2235,7 @@
             <w:fldChar w:fldCharType="begin"/>
           </w:r>
           <w:r>
-            <w:instrText xml:space="preserve"> PAGEREF _Toc16436 \h </w:instrText>
+            <w:instrText xml:space="preserve"> PAGEREF _Toc23486 \h </w:instrText>
           </w:r>
           <w:r>
             <w:fldChar w:fldCharType="separate"/>
@@ -2271,7 +2273,7 @@
               <w:rFonts w:hint="eastAsia" w:ascii="宋体" w:hAnsi="宋体" w:eastAsia="宋体" w:cs="宋体"/>
               <w:szCs w:val="24"/>
             </w:rPr>
-            <w:instrText xml:space="preserve"> HYPERLINK \l _Toc21817 </w:instrText>
+            <w:instrText xml:space="preserve"> HYPERLINK \l _Toc13419 </w:instrText>
           </w:r>
           <w:r>
             <w:rPr>
@@ -2294,7 +2296,7 @@
             <w:fldChar w:fldCharType="begin"/>
           </w:r>
           <w:r>
-            <w:instrText xml:space="preserve"> PAGEREF _Toc21817 \h </w:instrText>
+            <w:instrText xml:space="preserve"> PAGEREF _Toc13419 \h </w:instrText>
           </w:r>
           <w:r>
             <w:fldChar w:fldCharType="separate"/>
@@ -2332,7 +2334,7 @@
               <w:rFonts w:hint="eastAsia" w:ascii="宋体" w:hAnsi="宋体" w:eastAsia="宋体" w:cs="宋体"/>
               <w:szCs w:val="24"/>
             </w:rPr>
-            <w:instrText xml:space="preserve"> HYPERLINK \l _Toc16350 </w:instrText>
+            <w:instrText xml:space="preserve"> HYPERLINK \l _Toc8282 </w:instrText>
           </w:r>
           <w:r>
             <w:rPr>
@@ -2355,7 +2357,7 @@
             <w:fldChar w:fldCharType="begin"/>
           </w:r>
           <w:r>
-            <w:instrText xml:space="preserve"> PAGEREF _Toc16350 \h </w:instrText>
+            <w:instrText xml:space="preserve"> PAGEREF _Toc8282 \h </w:instrText>
           </w:r>
           <w:r>
             <w:fldChar w:fldCharType="separate"/>
@@ -2393,7 +2395,7 @@
               <w:rFonts w:hint="eastAsia" w:ascii="宋体" w:hAnsi="宋体" w:eastAsia="宋体" w:cs="宋体"/>
               <w:szCs w:val="24"/>
             </w:rPr>
-            <w:instrText xml:space="preserve"> HYPERLINK \l _Toc25861 </w:instrText>
+            <w:instrText xml:space="preserve"> HYPERLINK \l _Toc3800 </w:instrText>
           </w:r>
           <w:r>
             <w:rPr>
@@ -2416,7 +2418,7 @@
             <w:fldChar w:fldCharType="begin"/>
           </w:r>
           <w:r>
-            <w:instrText xml:space="preserve"> PAGEREF _Toc25861 \h </w:instrText>
+            <w:instrText xml:space="preserve"> PAGEREF _Toc3800 \h </w:instrText>
           </w:r>
           <w:r>
             <w:fldChar w:fldCharType="separate"/>
@@ -2454,7 +2456,7 @@
               <w:rFonts w:hint="eastAsia" w:ascii="宋体" w:hAnsi="宋体" w:eastAsia="宋体" w:cs="宋体"/>
               <w:szCs w:val="24"/>
             </w:rPr>
-            <w:instrText xml:space="preserve"> HYPERLINK \l _Toc24507 </w:instrText>
+            <w:instrText xml:space="preserve"> HYPERLINK \l _Toc12270 </w:instrText>
           </w:r>
           <w:r>
             <w:rPr>
@@ -2477,7 +2479,7 @@
             <w:fldChar w:fldCharType="begin"/>
           </w:r>
           <w:r>
-            <w:instrText xml:space="preserve"> PAGEREF _Toc24507 \h </w:instrText>
+            <w:instrText xml:space="preserve"> PAGEREF _Toc12270 \h </w:instrText>
           </w:r>
           <w:r>
             <w:fldChar w:fldCharType="separate"/>
@@ -2515,7 +2517,7 @@
               <w:rFonts w:hint="eastAsia" w:ascii="宋体" w:hAnsi="宋体" w:eastAsia="宋体" w:cs="宋体"/>
               <w:szCs w:val="24"/>
             </w:rPr>
-            <w:instrText xml:space="preserve"> HYPERLINK \l _Toc9420 </w:instrText>
+            <w:instrText xml:space="preserve"> HYPERLINK \l _Toc15529 </w:instrText>
           </w:r>
           <w:r>
             <w:rPr>
@@ -2538,7 +2540,7 @@
             <w:fldChar w:fldCharType="begin"/>
           </w:r>
           <w:r>
-            <w:instrText xml:space="preserve"> PAGEREF _Toc9420 \h </w:instrText>
+            <w:instrText xml:space="preserve"> PAGEREF _Toc15529 \h </w:instrText>
           </w:r>
           <w:r>
             <w:fldChar w:fldCharType="separate"/>
@@ -2576,7 +2578,7 @@
               <w:rFonts w:hint="eastAsia" w:ascii="宋体" w:hAnsi="宋体" w:eastAsia="宋体" w:cs="宋体"/>
               <w:szCs w:val="24"/>
             </w:rPr>
-            <w:instrText xml:space="preserve"> HYPERLINK \l _Toc6891 </w:instrText>
+            <w:instrText xml:space="preserve"> HYPERLINK \l _Toc25975 </w:instrText>
           </w:r>
           <w:r>
             <w:rPr>
@@ -2599,7 +2601,7 @@
             <w:fldChar w:fldCharType="begin"/>
           </w:r>
           <w:r>
-            <w:instrText xml:space="preserve"> PAGEREF _Toc6891 \h </w:instrText>
+            <w:instrText xml:space="preserve"> PAGEREF _Toc25975 \h </w:instrText>
           </w:r>
           <w:r>
             <w:fldChar w:fldCharType="separate"/>
@@ -2637,7 +2639,7 @@
               <w:rFonts w:hint="eastAsia" w:ascii="宋体" w:hAnsi="宋体" w:eastAsia="宋体" w:cs="宋体"/>
               <w:szCs w:val="24"/>
             </w:rPr>
-            <w:instrText xml:space="preserve"> HYPERLINK \l _Toc31175 </w:instrText>
+            <w:instrText xml:space="preserve"> HYPERLINK \l _Toc24894 </w:instrText>
           </w:r>
           <w:r>
             <w:rPr>
@@ -2660,7 +2662,7 @@
             <w:fldChar w:fldCharType="begin"/>
           </w:r>
           <w:r>
-            <w:instrText xml:space="preserve"> PAGEREF _Toc31175 \h </w:instrText>
+            <w:instrText xml:space="preserve"> PAGEREF _Toc24894 \h </w:instrText>
           </w:r>
           <w:r>
             <w:fldChar w:fldCharType="separate"/>
@@ -2698,7 +2700,7 @@
               <w:rFonts w:hint="eastAsia" w:ascii="宋体" w:hAnsi="宋体" w:eastAsia="宋体" w:cs="宋体"/>
               <w:szCs w:val="24"/>
             </w:rPr>
-            <w:instrText xml:space="preserve"> HYPERLINK \l _Toc9722 </w:instrText>
+            <w:instrText xml:space="preserve"> HYPERLINK \l _Toc8642 </w:instrText>
           </w:r>
           <w:r>
             <w:rPr>
@@ -2721,7 +2723,7 @@
             <w:fldChar w:fldCharType="begin"/>
           </w:r>
           <w:r>
-            <w:instrText xml:space="preserve"> PAGEREF _Toc9722 \h </w:instrText>
+            <w:instrText xml:space="preserve"> PAGEREF _Toc8642 \h </w:instrText>
           </w:r>
           <w:r>
             <w:fldChar w:fldCharType="separate"/>
@@ -2759,7 +2761,7 @@
               <w:rFonts w:hint="eastAsia" w:ascii="宋体" w:hAnsi="宋体" w:eastAsia="宋体" w:cs="宋体"/>
               <w:szCs w:val="24"/>
             </w:rPr>
-            <w:instrText xml:space="preserve"> HYPERLINK \l _Toc25019 </w:instrText>
+            <w:instrText xml:space="preserve"> HYPERLINK \l _Toc16735 </w:instrText>
           </w:r>
           <w:r>
             <w:rPr>
@@ -2782,7 +2784,7 @@
             <w:fldChar w:fldCharType="begin"/>
           </w:r>
           <w:r>
-            <w:instrText xml:space="preserve"> PAGEREF _Toc25019 \h </w:instrText>
+            <w:instrText xml:space="preserve"> PAGEREF _Toc16735 \h </w:instrText>
           </w:r>
           <w:r>
             <w:fldChar w:fldCharType="separate"/>
@@ -2820,7 +2822,7 @@
               <w:rFonts w:hint="eastAsia" w:ascii="宋体" w:hAnsi="宋体" w:eastAsia="宋体" w:cs="宋体"/>
               <w:szCs w:val="24"/>
             </w:rPr>
-            <w:instrText xml:space="preserve"> HYPERLINK \l _Toc23895 </w:instrText>
+            <w:instrText xml:space="preserve"> HYPERLINK \l _Toc2300 </w:instrText>
           </w:r>
           <w:r>
             <w:rPr>
@@ -2843,7 +2845,7 @@
             <w:fldChar w:fldCharType="begin"/>
           </w:r>
           <w:r>
-            <w:instrText xml:space="preserve"> PAGEREF _Toc23895 \h </w:instrText>
+            <w:instrText xml:space="preserve"> PAGEREF _Toc2300 \h </w:instrText>
           </w:r>
           <w:r>
             <w:fldChar w:fldCharType="separate"/>
@@ -2881,7 +2883,7 @@
               <w:rFonts w:hint="eastAsia" w:ascii="宋体" w:hAnsi="宋体" w:eastAsia="宋体" w:cs="宋体"/>
               <w:szCs w:val="24"/>
             </w:rPr>
-            <w:instrText xml:space="preserve"> HYPERLINK \l _Toc19992 </w:instrText>
+            <w:instrText xml:space="preserve"> HYPERLINK \l _Toc8444 </w:instrText>
           </w:r>
           <w:r>
             <w:rPr>
@@ -2904,7 +2906,7 @@
             <w:fldChar w:fldCharType="begin"/>
           </w:r>
           <w:r>
-            <w:instrText xml:space="preserve"> PAGEREF _Toc19992 \h </w:instrText>
+            <w:instrText xml:space="preserve"> PAGEREF _Toc8444 \h </w:instrText>
           </w:r>
           <w:r>
             <w:fldChar w:fldCharType="separate"/>
@@ -2942,7 +2944,7 @@
               <w:rFonts w:hint="eastAsia" w:ascii="宋体" w:hAnsi="宋体" w:eastAsia="宋体" w:cs="宋体"/>
               <w:szCs w:val="24"/>
             </w:rPr>
-            <w:instrText xml:space="preserve"> HYPERLINK \l _Toc16520 </w:instrText>
+            <w:instrText xml:space="preserve"> HYPERLINK \l _Toc9701 </w:instrText>
           </w:r>
           <w:r>
             <w:rPr>
@@ -2965,7 +2967,7 @@
             <w:fldChar w:fldCharType="begin"/>
           </w:r>
           <w:r>
-            <w:instrText xml:space="preserve"> PAGEREF _Toc16520 \h </w:instrText>
+            <w:instrText xml:space="preserve"> PAGEREF _Toc9701 \h </w:instrText>
           </w:r>
           <w:r>
             <w:fldChar w:fldCharType="separate"/>
@@ -3003,7 +3005,7 @@
               <w:rFonts w:hint="eastAsia" w:ascii="宋体" w:hAnsi="宋体" w:eastAsia="宋体" w:cs="宋体"/>
               <w:szCs w:val="24"/>
             </w:rPr>
-            <w:instrText xml:space="preserve"> HYPERLINK \l _Toc3286 </w:instrText>
+            <w:instrText xml:space="preserve"> HYPERLINK \l _Toc9246 </w:instrText>
           </w:r>
           <w:r>
             <w:rPr>
@@ -3026,7 +3028,7 @@
             <w:fldChar w:fldCharType="begin"/>
           </w:r>
           <w:r>
-            <w:instrText xml:space="preserve"> PAGEREF _Toc3286 \h </w:instrText>
+            <w:instrText xml:space="preserve"> PAGEREF _Toc9246 \h </w:instrText>
           </w:r>
           <w:r>
             <w:fldChar w:fldCharType="separate"/>
@@ -3064,7 +3066,7 @@
               <w:rFonts w:hint="eastAsia" w:ascii="宋体" w:hAnsi="宋体" w:eastAsia="宋体" w:cs="宋体"/>
               <w:szCs w:val="24"/>
             </w:rPr>
-            <w:instrText xml:space="preserve"> HYPERLINK \l _Toc10241 </w:instrText>
+            <w:instrText xml:space="preserve"> HYPERLINK \l _Toc26503 </w:instrText>
           </w:r>
           <w:r>
             <w:rPr>
@@ -3078,7 +3080,14 @@
               <w:rFonts w:hint="default"/>
               <w:lang w:val="en-US" w:eastAsia="zh-CN"/>
             </w:rPr>
-            <w:t>6. 附则</w:t>
+            <w:t xml:space="preserve">6. </w:t>
+          </w:r>
+          <w:r>
+            <w:rPr>
+              <w:rFonts w:hint="eastAsia"/>
+              <w:lang w:val="en-US" w:eastAsia="zh-CN"/>
+            </w:rPr>
+            <w:t>考核指标</w:t>
           </w:r>
           <w:r>
             <w:tab/>
@@ -3087,7 +3096,68 @@
             <w:fldChar w:fldCharType="begin"/>
           </w:r>
           <w:r>
-            <w:instrText xml:space="preserve"> PAGEREF _Toc10241 \h </w:instrText>
+            <w:instrText xml:space="preserve"> PAGEREF _Toc26503 \h </w:instrText>
+          </w:r>
+          <w:r>
+            <w:fldChar w:fldCharType="separate"/>
+          </w:r>
+          <w:r>
+            <w:t>7</w:t>
+          </w:r>
+          <w:r>
+            <w:fldChar w:fldCharType="end"/>
+          </w:r>
+          <w:r>
+            <w:rPr>
+              <w:rFonts w:hint="eastAsia" w:ascii="宋体" w:hAnsi="宋体" w:eastAsia="宋体" w:cs="宋体"/>
+              <w:szCs w:val="24"/>
+            </w:rPr>
+            <w:fldChar w:fldCharType="end"/>
+          </w:r>
+        </w:p>
+        <w:p>
+          <w:pPr>
+            <w:pStyle w:val="16"/>
+            <w:tabs>
+              <w:tab w:val="right" w:leader="dot" w:pos="8306"/>
+            </w:tabs>
+          </w:pPr>
+          <w:r>
+            <w:rPr>
+              <w:rFonts w:hint="eastAsia" w:ascii="宋体" w:hAnsi="宋体" w:eastAsia="宋体" w:cs="宋体"/>
+              <w:szCs w:val="24"/>
+            </w:rPr>
+            <w:fldChar w:fldCharType="begin"/>
+          </w:r>
+          <w:r>
+            <w:rPr>
+              <w:rFonts w:hint="eastAsia" w:ascii="宋体" w:hAnsi="宋体" w:eastAsia="宋体" w:cs="宋体"/>
+              <w:szCs w:val="24"/>
+            </w:rPr>
+            <w:instrText xml:space="preserve"> HYPERLINK \l _Toc29763 </w:instrText>
+          </w:r>
+          <w:r>
+            <w:rPr>
+              <w:rFonts w:hint="eastAsia" w:ascii="宋体" w:hAnsi="宋体" w:eastAsia="宋体" w:cs="宋体"/>
+              <w:szCs w:val="24"/>
+            </w:rPr>
+            <w:fldChar w:fldCharType="separate"/>
+          </w:r>
+          <w:r>
+            <w:rPr>
+              <w:rFonts w:hint="default"/>
+              <w:lang w:val="en-US" w:eastAsia="zh-CN"/>
+            </w:rPr>
+            <w:t>7. 附则</w:t>
+          </w:r>
+          <w:r>
+            <w:tab/>
+          </w:r>
+          <w:r>
+            <w:fldChar w:fldCharType="begin"/>
+          </w:r>
+          <w:r>
+            <w:instrText xml:space="preserve"> PAGEREF _Toc29763 \h </w:instrText>
           </w:r>
           <w:r>
             <w:fldChar w:fldCharType="separate"/>
@@ -3188,7 +3258,7 @@
           <w:lang w:val="en-US" w:eastAsia="zh-CN"/>
         </w:rPr>
       </w:pPr>
-      <w:bookmarkStart w:id="2" w:name="_Toc16436"/>
+      <w:bookmarkStart w:id="2" w:name="_Toc23486"/>
       <w:r>
         <w:rPr>
           <w:rFonts w:hint="default"/>
@@ -3207,7 +3277,7 @@
           <w:lang w:val="en-US" w:eastAsia="zh-CN"/>
         </w:rPr>
       </w:pPr>
-      <w:bookmarkStart w:id="3" w:name="_Toc21817"/>
+      <w:bookmarkStart w:id="3" w:name="_Toc13419"/>
       <w:r>
         <w:rPr>
           <w:rFonts w:hint="default"/>
@@ -3255,7 +3325,7 @@
           <w:lang w:val="en-US" w:eastAsia="zh-CN"/>
         </w:rPr>
       </w:pPr>
-      <w:bookmarkStart w:id="4" w:name="_Toc16350"/>
+      <w:bookmarkStart w:id="4" w:name="_Toc8282"/>
       <w:r>
         <w:rPr>
           <w:rFonts w:hint="default"/>
@@ -3473,7 +3543,7 @@
           <w:lang w:val="en-US" w:eastAsia="zh-CN"/>
         </w:rPr>
       </w:pPr>
-      <w:bookmarkStart w:id="5" w:name="_Toc25861"/>
+      <w:bookmarkStart w:id="5" w:name="_Toc3800"/>
       <w:r>
         <w:rPr>
           <w:rFonts w:hint="default"/>
@@ -3637,7 +3707,7 @@
           <w:lang w:val="en-US" w:eastAsia="zh-CN"/>
         </w:rPr>
       </w:pPr>
-      <w:bookmarkStart w:id="6" w:name="_Toc24507"/>
+      <w:bookmarkStart w:id="6" w:name="_Toc12270"/>
       <w:r>
         <w:rPr>
           <w:rFonts w:hint="default"/>
@@ -3830,7 +3900,7 @@
           <w:lang w:val="en-US" w:eastAsia="zh-CN"/>
         </w:rPr>
       </w:pPr>
-      <w:bookmarkStart w:id="7" w:name="_Toc9420"/>
+      <w:bookmarkStart w:id="7" w:name="_Toc15529"/>
       <w:r>
         <w:rPr>
           <w:rFonts w:hint="default"/>
@@ -3878,6 +3948,12 @@
             <w:insideV w:val="single" w:color="auto" w:sz="4" w:space="0"/>
           </w:tblBorders>
           <w:shd w:val="clear" w:color="auto" w:fill="auto"/>
+          <w:tblCellMar>
+            <w:top w:w="15" w:type="dxa"/>
+            <w:left w:w="15" w:type="dxa"/>
+            <w:bottom w:w="15" w:type="dxa"/>
+            <w:right w:w="15" w:type="dxa"/>
+          </w:tblCellMar>
         </w:tblPrEx>
         <w:trPr>
           <w:tblHeader/>
@@ -4041,6 +4117,524 @@
                 <w:lang w:val="en-US" w:eastAsia="zh-CN" w:bidi="ar"/>
               </w:rPr>
               <w:t>对应岗位</w:t>
+            </w:r>
+          </w:p>
+        </w:tc>
+      </w:tr>
+      <w:tr>
+        <w:tblPrEx>
+          <w:tblBorders>
+            <w:top w:val="single" w:color="auto" w:sz="4" w:space="0"/>
+            <w:left w:val="single" w:color="auto" w:sz="4" w:space="0"/>
+            <w:bottom w:val="single" w:color="auto" w:sz="4" w:space="0"/>
+            <w:right w:val="single" w:color="auto" w:sz="4" w:space="0"/>
+            <w:insideH w:val="single" w:color="auto" w:sz="4" w:space="0"/>
+            <w:insideV w:val="single" w:color="auto" w:sz="4" w:space="0"/>
+          </w:tblBorders>
+          <w:tblCellMar>
+            <w:top w:w="15" w:type="dxa"/>
+            <w:left w:w="15" w:type="dxa"/>
+            <w:bottom w:w="15" w:type="dxa"/>
+            <w:right w:w="15" w:type="dxa"/>
+          </w:tblCellMar>
+        </w:tblPrEx>
+        <w:tc>
+          <w:tcPr>
+            <w:tcW w:w="1435" w:type="dxa"/>
+            <w:shd w:val="clear" w:color="auto" w:fill="auto"/>
+            <w:tcMar>
+              <w:top w:w="120" w:type="dxa"/>
+              <w:left w:w="0" w:type="dxa"/>
+              <w:bottom w:w="120" w:type="dxa"/>
+              <w:right w:w="192" w:type="dxa"/>
+            </w:tcMar>
+            <w:vAlign w:val="center"/>
+          </w:tcPr>
+          <w:p>
+            <w:pPr>
+              <w:keepNext w:val="0"/>
+              <w:keepLines w:val="0"/>
+              <w:widowControl/>
+              <w:suppressLineNumbers w:val="0"/>
+              <w:spacing w:line="300" w:lineRule="atLeast"/>
+              <w:jc w:val="left"/>
+              <w:rPr>
+                <w:rFonts w:hint="default" w:ascii="Segoe UI" w:hAnsi="Segoe UI" w:eastAsia="Segoe UI" w:cs="Segoe UI"/>
+                <w:i w:val="0"/>
+                <w:iCs w:val="0"/>
+                <w:caps w:val="0"/>
+                <w:color w:val="0F1115"/>
+                <w:spacing w:val="0"/>
+                <w:sz w:val="18"/>
+                <w:szCs w:val="18"/>
+              </w:rPr>
+            </w:pPr>
+            <w:r>
+              <w:rPr>
+                <w:rStyle w:val="23"/>
+                <w:rFonts w:hint="default" w:ascii="Segoe UI" w:hAnsi="Segoe UI" w:eastAsia="Segoe UI" w:cs="Segoe UI"/>
+                <w:b/>
+                <w:bCs/>
+                <w:i w:val="0"/>
+                <w:iCs w:val="0"/>
+                <w:caps w:val="0"/>
+                <w:snapToGrid w:val="0"/>
+                <w:color w:val="000000"/>
+                <w:spacing w:val="0"/>
+                <w:kern w:val="0"/>
+                <w:sz w:val="18"/>
+                <w:szCs w:val="18"/>
+                <w:lang w:val="en-US" w:eastAsia="zh-CN" w:bidi="ar"/>
+              </w:rPr>
+              <w:t>容量经理</w:t>
+            </w:r>
+          </w:p>
+        </w:tc>
+        <w:tc>
+          <w:tcPr>
+            <w:tcW w:w="4491" w:type="dxa"/>
+            <w:shd w:val="clear" w:color="auto" w:fill="auto"/>
+            <w:tcMar>
+              <w:top w:w="120" w:type="dxa"/>
+              <w:left w:w="192" w:type="dxa"/>
+              <w:bottom w:w="120" w:type="dxa"/>
+              <w:right w:w="192" w:type="dxa"/>
+            </w:tcMar>
+            <w:vAlign w:val="center"/>
+          </w:tcPr>
+          <w:p>
+            <w:pPr>
+              <w:keepNext w:val="0"/>
+              <w:keepLines w:val="0"/>
+              <w:widowControl/>
+              <w:suppressLineNumbers w:val="0"/>
+              <w:spacing w:line="300" w:lineRule="atLeast"/>
+              <w:jc w:val="left"/>
+              <w:rPr>
+                <w:rFonts w:hint="default" w:ascii="Segoe UI" w:hAnsi="Segoe UI" w:eastAsia="Segoe UI" w:cs="Segoe UI"/>
+                <w:i w:val="0"/>
+                <w:iCs w:val="0"/>
+                <w:caps w:val="0"/>
+                <w:color w:val="0F1115"/>
+                <w:spacing w:val="0"/>
+                <w:sz w:val="18"/>
+                <w:szCs w:val="18"/>
+              </w:rPr>
+            </w:pPr>
+            <w:r>
+              <w:rPr>
+                <w:rFonts w:hint="default" w:ascii="Segoe UI" w:hAnsi="Segoe UI" w:eastAsia="Segoe UI" w:cs="Segoe UI"/>
+                <w:i w:val="0"/>
+                <w:iCs w:val="0"/>
+                <w:caps w:val="0"/>
+                <w:snapToGrid w:val="0"/>
+                <w:color w:val="000000"/>
+                <w:spacing w:val="0"/>
+                <w:kern w:val="0"/>
+                <w:sz w:val="18"/>
+                <w:szCs w:val="18"/>
+                <w:lang w:val="en-US" w:eastAsia="zh-CN" w:bidi="ar"/>
+              </w:rPr>
+              <w:t>1. 负责本制度的推行与总体协调。</w:t>
+            </w:r>
+            <w:r>
+              <w:rPr>
+                <w:rFonts w:hint="default" w:ascii="Segoe UI" w:hAnsi="Segoe UI" w:eastAsia="Segoe UI" w:cs="Segoe UI"/>
+                <w:i w:val="0"/>
+                <w:iCs w:val="0"/>
+                <w:caps w:val="0"/>
+                <w:snapToGrid w:val="0"/>
+                <w:color w:val="000000"/>
+                <w:spacing w:val="0"/>
+                <w:kern w:val="0"/>
+                <w:sz w:val="18"/>
+                <w:szCs w:val="18"/>
+                <w:lang w:val="en-US" w:eastAsia="zh-CN" w:bidi="ar"/>
+              </w:rPr>
+              <w:br w:type="textWrapping"/>
+            </w:r>
+            <w:r>
+              <w:rPr>
+                <w:rFonts w:hint="default" w:ascii="Segoe UI" w:hAnsi="Segoe UI" w:eastAsia="Segoe UI" w:cs="Segoe UI"/>
+                <w:i w:val="0"/>
+                <w:iCs w:val="0"/>
+                <w:caps w:val="0"/>
+                <w:snapToGrid w:val="0"/>
+                <w:color w:val="000000"/>
+                <w:spacing w:val="0"/>
+                <w:kern w:val="0"/>
+                <w:sz w:val="18"/>
+                <w:szCs w:val="18"/>
+                <w:lang w:val="en-US" w:eastAsia="zh-CN" w:bidi="ar"/>
+              </w:rPr>
+              <w:t>2. 审批容量管理计划、容量分析报告及重大扩容方案。</w:t>
+            </w:r>
+            <w:r>
+              <w:rPr>
+                <w:rFonts w:hint="default" w:ascii="Segoe UI" w:hAnsi="Segoe UI" w:eastAsia="Segoe UI" w:cs="Segoe UI"/>
+                <w:i w:val="0"/>
+                <w:iCs w:val="0"/>
+                <w:caps w:val="0"/>
+                <w:snapToGrid w:val="0"/>
+                <w:color w:val="000000"/>
+                <w:spacing w:val="0"/>
+                <w:kern w:val="0"/>
+                <w:sz w:val="18"/>
+                <w:szCs w:val="18"/>
+                <w:lang w:val="en-US" w:eastAsia="zh-CN" w:bidi="ar"/>
+              </w:rPr>
+              <w:br w:type="textWrapping"/>
+            </w:r>
+            <w:r>
+              <w:rPr>
+                <w:rFonts w:hint="default" w:ascii="Segoe UI" w:hAnsi="Segoe UI" w:eastAsia="Segoe UI" w:cs="Segoe UI"/>
+                <w:i w:val="0"/>
+                <w:iCs w:val="0"/>
+                <w:caps w:val="0"/>
+                <w:snapToGrid w:val="0"/>
+                <w:color w:val="000000"/>
+                <w:spacing w:val="0"/>
+                <w:kern w:val="0"/>
+                <w:sz w:val="18"/>
+                <w:szCs w:val="18"/>
+                <w:lang w:val="en-US" w:eastAsia="zh-CN" w:bidi="ar"/>
+              </w:rPr>
+              <w:t>3. 协调跨部门资源，解决重大容量瓶颈问题。</w:t>
+            </w:r>
+          </w:p>
+        </w:tc>
+        <w:tc>
+          <w:tcPr>
+            <w:tcW w:w="0" w:type="auto"/>
+            <w:shd w:val="clear" w:color="auto" w:fill="auto"/>
+            <w:tcMar>
+              <w:top w:w="120" w:type="dxa"/>
+              <w:left w:w="192" w:type="dxa"/>
+              <w:bottom w:w="120" w:type="dxa"/>
+              <w:right w:w="0" w:type="dxa"/>
+            </w:tcMar>
+            <w:vAlign w:val="center"/>
+          </w:tcPr>
+          <w:p>
+            <w:pPr>
+              <w:keepNext w:val="0"/>
+              <w:keepLines w:val="0"/>
+              <w:widowControl/>
+              <w:suppressLineNumbers w:val="0"/>
+              <w:spacing w:line="300" w:lineRule="atLeast"/>
+              <w:jc w:val="left"/>
+              <w:rPr>
+                <w:rFonts w:hint="default" w:ascii="Segoe UI" w:hAnsi="Segoe UI" w:eastAsia="Segoe UI" w:cs="Segoe UI"/>
+                <w:i w:val="0"/>
+                <w:iCs w:val="0"/>
+                <w:caps w:val="0"/>
+                <w:color w:val="0F1115"/>
+                <w:spacing w:val="0"/>
+                <w:sz w:val="18"/>
+                <w:szCs w:val="18"/>
+              </w:rPr>
+            </w:pPr>
+            <w:r>
+              <w:rPr>
+                <w:rStyle w:val="23"/>
+                <w:rFonts w:hint="default" w:ascii="Segoe UI" w:hAnsi="Segoe UI" w:eastAsia="Segoe UI" w:cs="Segoe UI"/>
+                <w:b/>
+                <w:bCs/>
+                <w:i w:val="0"/>
+                <w:iCs w:val="0"/>
+                <w:caps w:val="0"/>
+                <w:snapToGrid w:val="0"/>
+                <w:color w:val="000000"/>
+                <w:spacing w:val="0"/>
+                <w:kern w:val="0"/>
+                <w:sz w:val="18"/>
+                <w:szCs w:val="18"/>
+                <w:lang w:val="en-US" w:eastAsia="zh-CN" w:bidi="ar"/>
+              </w:rPr>
+              <w:t>数智运营部经理</w:t>
+            </w:r>
+          </w:p>
+        </w:tc>
+      </w:tr>
+      <w:tr>
+        <w:tblPrEx>
+          <w:tblBorders>
+            <w:top w:val="single" w:color="auto" w:sz="4" w:space="0"/>
+            <w:left w:val="single" w:color="auto" w:sz="4" w:space="0"/>
+            <w:bottom w:val="single" w:color="auto" w:sz="4" w:space="0"/>
+            <w:right w:val="single" w:color="auto" w:sz="4" w:space="0"/>
+            <w:insideH w:val="single" w:color="auto" w:sz="4" w:space="0"/>
+            <w:insideV w:val="single" w:color="auto" w:sz="4" w:space="0"/>
+          </w:tblBorders>
+          <w:tblCellMar>
+            <w:top w:w="15" w:type="dxa"/>
+            <w:left w:w="15" w:type="dxa"/>
+            <w:bottom w:w="15" w:type="dxa"/>
+            <w:right w:w="15" w:type="dxa"/>
+          </w:tblCellMar>
+        </w:tblPrEx>
+        <w:tc>
+          <w:tcPr>
+            <w:tcW w:w="1435" w:type="dxa"/>
+            <w:shd w:val="clear" w:color="auto" w:fill="auto"/>
+            <w:tcMar>
+              <w:top w:w="120" w:type="dxa"/>
+              <w:left w:w="0" w:type="dxa"/>
+              <w:bottom w:w="120" w:type="dxa"/>
+              <w:right w:w="192" w:type="dxa"/>
+            </w:tcMar>
+            <w:vAlign w:val="center"/>
+          </w:tcPr>
+          <w:p>
+            <w:pPr>
+              <w:keepNext w:val="0"/>
+              <w:keepLines w:val="0"/>
+              <w:widowControl/>
+              <w:suppressLineNumbers w:val="0"/>
+              <w:spacing w:line="300" w:lineRule="atLeast"/>
+              <w:jc w:val="left"/>
+              <w:rPr>
+                <w:rFonts w:hint="default" w:ascii="Segoe UI" w:hAnsi="Segoe UI" w:eastAsia="Segoe UI" w:cs="Segoe UI"/>
+                <w:i w:val="0"/>
+                <w:iCs w:val="0"/>
+                <w:caps w:val="0"/>
+                <w:color w:val="0F1115"/>
+                <w:spacing w:val="0"/>
+                <w:sz w:val="18"/>
+                <w:szCs w:val="18"/>
+              </w:rPr>
+            </w:pPr>
+            <w:r>
+              <w:rPr>
+                <w:rStyle w:val="23"/>
+                <w:rFonts w:hint="default" w:ascii="Segoe UI" w:hAnsi="Segoe UI" w:eastAsia="Segoe UI" w:cs="Segoe UI"/>
+                <w:b/>
+                <w:bCs/>
+                <w:i w:val="0"/>
+                <w:iCs w:val="0"/>
+                <w:caps w:val="0"/>
+                <w:snapToGrid w:val="0"/>
+                <w:color w:val="000000"/>
+                <w:spacing w:val="0"/>
+                <w:kern w:val="0"/>
+                <w:sz w:val="18"/>
+                <w:szCs w:val="18"/>
+                <w:lang w:val="en-US" w:eastAsia="zh-CN" w:bidi="ar"/>
+              </w:rPr>
+              <w:t>容量管理员</w:t>
+            </w:r>
+          </w:p>
+        </w:tc>
+        <w:tc>
+          <w:tcPr>
+            <w:tcW w:w="4491" w:type="dxa"/>
+            <w:shd w:val="clear" w:color="auto" w:fill="auto"/>
+            <w:tcMar>
+              <w:top w:w="120" w:type="dxa"/>
+              <w:left w:w="192" w:type="dxa"/>
+              <w:bottom w:w="120" w:type="dxa"/>
+              <w:right w:w="192" w:type="dxa"/>
+            </w:tcMar>
+            <w:vAlign w:val="center"/>
+          </w:tcPr>
+          <w:p>
+            <w:pPr>
+              <w:keepNext w:val="0"/>
+              <w:keepLines w:val="0"/>
+              <w:widowControl/>
+              <w:suppressLineNumbers w:val="0"/>
+              <w:spacing w:line="300" w:lineRule="atLeast"/>
+              <w:jc w:val="left"/>
+              <w:rPr>
+                <w:rFonts w:hint="default" w:ascii="Segoe UI" w:hAnsi="Segoe UI" w:eastAsia="Segoe UI" w:cs="Segoe UI"/>
+                <w:i w:val="0"/>
+                <w:iCs w:val="0"/>
+                <w:caps w:val="0"/>
+                <w:color w:val="0F1115"/>
+                <w:spacing w:val="0"/>
+                <w:sz w:val="18"/>
+                <w:szCs w:val="18"/>
+              </w:rPr>
+            </w:pPr>
+            <w:r>
+              <w:rPr>
+                <w:rFonts w:hint="default" w:ascii="Segoe UI" w:hAnsi="Segoe UI" w:eastAsia="Segoe UI" w:cs="Segoe UI"/>
+                <w:i w:val="0"/>
+                <w:iCs w:val="0"/>
+                <w:caps w:val="0"/>
+                <w:snapToGrid w:val="0"/>
+                <w:color w:val="000000"/>
+                <w:spacing w:val="0"/>
+                <w:kern w:val="0"/>
+                <w:sz w:val="18"/>
+                <w:szCs w:val="18"/>
+                <w:lang w:val="en-US" w:eastAsia="zh-CN" w:bidi="ar"/>
+              </w:rPr>
+              <w:t>1. 执行日常容量监控、数据分析与趋势预测。</w:t>
+            </w:r>
+            <w:r>
+              <w:rPr>
+                <w:rFonts w:hint="default" w:ascii="Segoe UI" w:hAnsi="Segoe UI" w:eastAsia="Segoe UI" w:cs="Segoe UI"/>
+                <w:i w:val="0"/>
+                <w:iCs w:val="0"/>
+                <w:caps w:val="0"/>
+                <w:snapToGrid w:val="0"/>
+                <w:color w:val="000000"/>
+                <w:spacing w:val="0"/>
+                <w:kern w:val="0"/>
+                <w:sz w:val="18"/>
+                <w:szCs w:val="18"/>
+                <w:lang w:val="en-US" w:eastAsia="zh-CN" w:bidi="ar"/>
+              </w:rPr>
+              <w:br w:type="textWrapping"/>
+            </w:r>
+            <w:r>
+              <w:rPr>
+                <w:rFonts w:hint="default" w:ascii="Segoe UI" w:hAnsi="Segoe UI" w:eastAsia="Segoe UI" w:cs="Segoe UI"/>
+                <w:i w:val="0"/>
+                <w:iCs w:val="0"/>
+                <w:caps w:val="0"/>
+                <w:snapToGrid w:val="0"/>
+                <w:color w:val="000000"/>
+                <w:spacing w:val="0"/>
+                <w:kern w:val="0"/>
+                <w:sz w:val="18"/>
+                <w:szCs w:val="18"/>
+                <w:lang w:val="en-US" w:eastAsia="zh-CN" w:bidi="ar"/>
+              </w:rPr>
+              <w:t>2. 编制《容量分析报告》与《容量计划》。</w:t>
+            </w:r>
+            <w:r>
+              <w:rPr>
+                <w:rFonts w:hint="default" w:ascii="Segoe UI" w:hAnsi="Segoe UI" w:eastAsia="Segoe UI" w:cs="Segoe UI"/>
+                <w:i w:val="0"/>
+                <w:iCs w:val="0"/>
+                <w:caps w:val="0"/>
+                <w:snapToGrid w:val="0"/>
+                <w:color w:val="000000"/>
+                <w:spacing w:val="0"/>
+                <w:kern w:val="0"/>
+                <w:sz w:val="18"/>
+                <w:szCs w:val="18"/>
+                <w:lang w:val="en-US" w:eastAsia="zh-CN" w:bidi="ar"/>
+              </w:rPr>
+              <w:br w:type="textWrapping"/>
+            </w:r>
+            <w:r>
+              <w:rPr>
+                <w:rFonts w:hint="default" w:ascii="Segoe UI" w:hAnsi="Segoe UI" w:eastAsia="Segoe UI" w:cs="Segoe UI"/>
+                <w:i w:val="0"/>
+                <w:iCs w:val="0"/>
+                <w:caps w:val="0"/>
+                <w:snapToGrid w:val="0"/>
+                <w:color w:val="000000"/>
+                <w:spacing w:val="0"/>
+                <w:kern w:val="0"/>
+                <w:sz w:val="18"/>
+                <w:szCs w:val="18"/>
+                <w:lang w:val="en-US" w:eastAsia="zh-CN" w:bidi="ar"/>
+              </w:rPr>
+              <w:t>3. 设置和调整容量监控预警阈值。</w:t>
+            </w:r>
+            <w:r>
+              <w:rPr>
+                <w:rFonts w:hint="default" w:ascii="Segoe UI" w:hAnsi="Segoe UI" w:eastAsia="Segoe UI" w:cs="Segoe UI"/>
+                <w:i w:val="0"/>
+                <w:iCs w:val="0"/>
+                <w:caps w:val="0"/>
+                <w:snapToGrid w:val="0"/>
+                <w:color w:val="000000"/>
+                <w:spacing w:val="0"/>
+                <w:kern w:val="0"/>
+                <w:sz w:val="18"/>
+                <w:szCs w:val="18"/>
+                <w:lang w:val="en-US" w:eastAsia="zh-CN" w:bidi="ar"/>
+              </w:rPr>
+              <w:br w:type="textWrapping"/>
+            </w:r>
+            <w:r>
+              <w:rPr>
+                <w:rFonts w:hint="default" w:ascii="Segoe UI" w:hAnsi="Segoe UI" w:eastAsia="Segoe UI" w:cs="Segoe UI"/>
+                <w:i w:val="0"/>
+                <w:iCs w:val="0"/>
+                <w:caps w:val="0"/>
+                <w:snapToGrid w:val="0"/>
+                <w:color w:val="000000"/>
+                <w:spacing w:val="0"/>
+                <w:kern w:val="0"/>
+                <w:sz w:val="18"/>
+                <w:szCs w:val="18"/>
+                <w:lang w:val="en-US" w:eastAsia="zh-CN" w:bidi="ar"/>
+              </w:rPr>
+              <w:t>4. 跟踪容量优化措施的实施情况。</w:t>
+            </w:r>
+          </w:p>
+        </w:tc>
+        <w:tc>
+          <w:tcPr>
+            <w:tcW w:w="0" w:type="auto"/>
+            <w:shd w:val="clear" w:color="auto" w:fill="auto"/>
+            <w:tcMar>
+              <w:top w:w="120" w:type="dxa"/>
+              <w:left w:w="192" w:type="dxa"/>
+              <w:bottom w:w="120" w:type="dxa"/>
+              <w:right w:w="0" w:type="dxa"/>
+            </w:tcMar>
+            <w:vAlign w:val="center"/>
+          </w:tcPr>
+          <w:p>
+            <w:pPr>
+              <w:keepNext w:val="0"/>
+              <w:keepLines w:val="0"/>
+              <w:widowControl/>
+              <w:suppressLineNumbers w:val="0"/>
+              <w:spacing w:line="300" w:lineRule="atLeast"/>
+              <w:jc w:val="left"/>
+              <w:rPr>
+                <w:rFonts w:hint="default" w:ascii="Segoe UI" w:hAnsi="Segoe UI" w:eastAsia="Segoe UI" w:cs="Segoe UI"/>
+                <w:i w:val="0"/>
+                <w:iCs w:val="0"/>
+                <w:caps w:val="0"/>
+                <w:color w:val="0F1115"/>
+                <w:spacing w:val="0"/>
+                <w:sz w:val="18"/>
+                <w:szCs w:val="18"/>
+              </w:rPr>
+            </w:pPr>
+            <w:r>
+              <w:rPr>
+                <w:rStyle w:val="23"/>
+                <w:rFonts w:hint="default" w:ascii="Segoe UI" w:hAnsi="Segoe UI" w:eastAsia="Segoe UI" w:cs="Segoe UI"/>
+                <w:b/>
+                <w:bCs/>
+                <w:i w:val="0"/>
+                <w:iCs w:val="0"/>
+                <w:caps w:val="0"/>
+                <w:snapToGrid w:val="0"/>
+                <w:color w:val="000000"/>
+                <w:spacing w:val="0"/>
+                <w:kern w:val="0"/>
+                <w:sz w:val="18"/>
+                <w:szCs w:val="18"/>
+                <w:lang w:val="en-US" w:eastAsia="zh-CN" w:bidi="ar"/>
+              </w:rPr>
+              <w:t>数智运营部-运维工程师</w:t>
+            </w:r>
+            <w:r>
+              <w:rPr>
+                <w:rFonts w:hint="default" w:ascii="Segoe UI" w:hAnsi="Segoe UI" w:eastAsia="Segoe UI" w:cs="Segoe UI"/>
+                <w:i w:val="0"/>
+                <w:iCs w:val="0"/>
+                <w:caps w:val="0"/>
+                <w:snapToGrid w:val="0"/>
+                <w:color w:val="000000"/>
+                <w:spacing w:val="0"/>
+                <w:kern w:val="0"/>
+                <w:sz w:val="18"/>
+                <w:szCs w:val="18"/>
+                <w:lang w:val="en-US" w:eastAsia="zh-CN" w:bidi="ar"/>
+              </w:rPr>
+              <w:t>（指定专人）</w:t>
             </w:r>
           </w:p>
         </w:tc>
@@ -4111,7 +4705,7 @@
                 <w:szCs w:val="18"/>
                 <w:lang w:val="en-US" w:eastAsia="zh-CN" w:bidi="ar"/>
               </w:rPr>
-              <w:t>容量经理</w:t>
+              <w:t>运维项目经理</w:t>
             </w:r>
           </w:p>
         </w:tc>
@@ -4160,7 +4754,7 @@
                 <w:szCs w:val="18"/>
                 <w:lang w:val="en-US" w:eastAsia="zh-CN" w:bidi="ar"/>
               </w:rPr>
-              <w:t>1. 负责本制度的推行与总体协调。</w:t>
+              <w:t>1. 提供所辖项目的业务增长预测与性能需求。</w:t>
             </w:r>
             <w:r>
               <w:rPr>
@@ -4192,7 +4786,7 @@
                 <w:szCs w:val="18"/>
                 <w:lang w:val="en-US" w:eastAsia="zh-CN" w:bidi="ar"/>
               </w:rPr>
-              <w:t>2. 审批容量管理计划、容量分析报告及重大扩容方案。</w:t>
+              <w:t>2. 参与项目容量评审，确保容量计划支持SLA达成。</w:t>
             </w:r>
             <w:r>
               <w:rPr>
@@ -4224,7 +4818,7 @@
                 <w:szCs w:val="18"/>
                 <w:lang w:val="en-US" w:eastAsia="zh-CN" w:bidi="ar"/>
               </w:rPr>
-              <w:t>3. 协调跨部门资源，解决重大容量瓶颈问题。</w:t>
+              <w:t>3. 推动项目内因容量问题触发的改进措施。</w:t>
             </w:r>
           </w:p>
         </w:tc>
@@ -4276,7 +4870,7 @@
                 <w:szCs w:val="18"/>
                 <w:lang w:val="en-US" w:eastAsia="zh-CN" w:bidi="ar"/>
               </w:rPr>
-              <w:t>数智运营部经理</w:t>
+              <w:t>数智运营部-运维项目经理</w:t>
             </w:r>
           </w:p>
         </w:tc>
@@ -4291,7 +4885,6 @@
             <w:insideH w:val="single" w:color="auto" w:sz="4" w:space="0"/>
             <w:insideV w:val="single" w:color="auto" w:sz="4" w:space="0"/>
           </w:tblBorders>
-          <w:shd w:val="clear" w:color="auto" w:fill="auto"/>
           <w:tblCellMar>
             <w:top w:w="15" w:type="dxa"/>
             <w:left w:w="15" w:type="dxa"/>
@@ -4347,7 +4940,7 @@
                 <w:szCs w:val="18"/>
                 <w:lang w:val="en-US" w:eastAsia="zh-CN" w:bidi="ar"/>
               </w:rPr>
-              <w:t>容量管理员</w:t>
+              <w:t>研究总院</w:t>
             </w:r>
           </w:p>
         </w:tc>
@@ -4396,7 +4989,7 @@
                 <w:szCs w:val="18"/>
                 <w:lang w:val="en-US" w:eastAsia="zh-CN" w:bidi="ar"/>
               </w:rPr>
-              <w:t>1. 执行日常容量监控、数据分析与趋势预测。</w:t>
+              <w:t>1. 提供应用性能优化、架构伸缩性改进的技术方案。</w:t>
             </w:r>
             <w:r>
               <w:rPr>
@@ -4428,7 +5021,7 @@
                 <w:szCs w:val="18"/>
                 <w:lang w:val="en-US" w:eastAsia="zh-CN" w:bidi="ar"/>
               </w:rPr>
-              <w:t>2. 编制《容量分析报告》与《容量计划》。</w:t>
+              <w:t>2. 协助进行容量压力测试与性能建模。</w:t>
             </w:r>
             <w:r>
               <w:rPr>
@@ -4460,39 +5053,7 @@
                 <w:szCs w:val="18"/>
                 <w:lang w:val="en-US" w:eastAsia="zh-CN" w:bidi="ar"/>
               </w:rPr>
-              <w:t>3. 设置和调整容量监控预警阈值。</w:t>
-            </w:r>
-            <w:r>
-              <w:rPr>
-                <w:rFonts w:hint="default" w:ascii="Segoe UI" w:hAnsi="Segoe UI" w:eastAsia="Segoe UI" w:cs="Segoe UI"/>
-                <w:i w:val="0"/>
-                <w:iCs w:val="0"/>
-                <w:caps w:val="0"/>
-                <w:snapToGrid w:val="0"/>
-                <w:color w:val="000000"/>
-                <w:spacing w:val="0"/>
-                <w:kern w:val="0"/>
-                <w:sz w:val="18"/>
-                <w:szCs w:val="18"/>
-                <w:lang w:val="en-US" w:eastAsia="zh-CN" w:bidi="ar"/>
-              </w:rPr>
-              <w:br w:type="textWrapping"/>
-            </w:r>
-            <w:r>
-              <w:rPr>
-                <w:rFonts w:hint="default" w:ascii="Segoe UI" w:hAnsi="Segoe UI" w:eastAsia="Segoe UI" w:cs="Segoe UI"/>
-                <w:i w:val="0"/>
-                <w:iCs w:val="0"/>
-                <w:caps w:val="0"/>
-                <w:snapToGrid w:val="0"/>
-                <w:color w:val="000000"/>
-                <w:spacing w:val="0"/>
-                <w:kern w:val="0"/>
-                <w:sz w:val="18"/>
-                <w:szCs w:val="18"/>
-                <w:lang w:val="en-US" w:eastAsia="zh-CN" w:bidi="ar"/>
-              </w:rPr>
-              <w:t>4. 跟踪容量优化措施的实施情况。</w:t>
+              <w:t>3. 参与重大扩容或架构改造的技术评审。</w:t>
             </w:r>
           </w:p>
         </w:tc>
@@ -4544,23 +5105,7 @@
                 <w:szCs w:val="18"/>
                 <w:lang w:val="en-US" w:eastAsia="zh-CN" w:bidi="ar"/>
               </w:rPr>
-              <w:t>数智运营部-运维工程师</w:t>
-            </w:r>
-            <w:r>
-              <w:rPr>
-                <w:rFonts w:hint="default" w:ascii="Segoe UI" w:hAnsi="Segoe UI" w:eastAsia="Segoe UI" w:cs="Segoe UI"/>
-                <w:i w:val="0"/>
-                <w:iCs w:val="0"/>
-                <w:caps w:val="0"/>
-                <w:snapToGrid w:val="0"/>
-                <w:color w:val="000000"/>
-                <w:spacing w:val="0"/>
-                <w:kern w:val="0"/>
-                <w:sz w:val="18"/>
-                <w:szCs w:val="18"/>
-                <w:lang w:val="en-US" w:eastAsia="zh-CN" w:bidi="ar"/>
-              </w:rPr>
-              <w:t>（指定专人）</w:t>
+              <w:t>研究总院-开发/测试工程师</w:t>
             </w:r>
           </w:p>
         </w:tc>
@@ -4575,7 +5120,6 @@
             <w:insideH w:val="single" w:color="auto" w:sz="4" w:space="0"/>
             <w:insideV w:val="single" w:color="auto" w:sz="4" w:space="0"/>
           </w:tblBorders>
-          <w:shd w:val="clear" w:color="auto" w:fill="auto"/>
           <w:tblCellMar>
             <w:top w:w="15" w:type="dxa"/>
             <w:left w:w="15" w:type="dxa"/>
@@ -4631,7 +5175,7 @@
                 <w:szCs w:val="18"/>
                 <w:lang w:val="en-US" w:eastAsia="zh-CN" w:bidi="ar"/>
               </w:rPr>
-              <w:t>运维项目经理</w:t>
+              <w:t>质量管理部</w:t>
             </w:r>
           </w:p>
         </w:tc>
@@ -4680,7 +5224,7 @@
                 <w:szCs w:val="18"/>
                 <w:lang w:val="en-US" w:eastAsia="zh-CN" w:bidi="ar"/>
               </w:rPr>
-              <w:t>1. 提供所辖项目的业务增长预测与性能需求。</w:t>
+              <w:t>1. 监督容量管理流程的执行合规性。</w:t>
             </w:r>
             <w:r>
               <w:rPr>
@@ -4712,7 +5256,7 @@
                 <w:szCs w:val="18"/>
                 <w:lang w:val="en-US" w:eastAsia="zh-CN" w:bidi="ar"/>
               </w:rPr>
-              <w:t>2. 参与项目容量评审，确保容量计划支持SLA达成。</w:t>
+              <w:t>2. 审计容量报告及预警处理的及时性。</w:t>
             </w:r>
             <w:r>
               <w:rPr>
@@ -4744,7 +5288,7 @@
                 <w:szCs w:val="18"/>
                 <w:lang w:val="en-US" w:eastAsia="zh-CN" w:bidi="ar"/>
               </w:rPr>
-              <w:t>3. 推动项目内因容量问题触发的改进措施。</w:t>
+              <w:t>3. 将容量相关指标纳入质量目标监控。</w:t>
             </w:r>
           </w:p>
         </w:tc>
@@ -4796,478 +5340,6 @@
                 <w:szCs w:val="18"/>
                 <w:lang w:val="en-US" w:eastAsia="zh-CN" w:bidi="ar"/>
               </w:rPr>
-              <w:t>数智运营部-运维项目经理</w:t>
-            </w:r>
-          </w:p>
-        </w:tc>
-      </w:tr>
-      <w:tr>
-        <w:tblPrEx>
-          <w:tblBorders>
-            <w:top w:val="single" w:color="auto" w:sz="4" w:space="0"/>
-            <w:left w:val="single" w:color="auto" w:sz="4" w:space="0"/>
-            <w:bottom w:val="single" w:color="auto" w:sz="4" w:space="0"/>
-            <w:right w:val="single" w:color="auto" w:sz="4" w:space="0"/>
-            <w:insideH w:val="single" w:color="auto" w:sz="4" w:space="0"/>
-            <w:insideV w:val="single" w:color="auto" w:sz="4" w:space="0"/>
-          </w:tblBorders>
-          <w:shd w:val="clear" w:color="auto" w:fill="auto"/>
-          <w:tblCellMar>
-            <w:top w:w="15" w:type="dxa"/>
-            <w:left w:w="15" w:type="dxa"/>
-            <w:bottom w:w="15" w:type="dxa"/>
-            <w:right w:w="15" w:type="dxa"/>
-          </w:tblCellMar>
-        </w:tblPrEx>
-        <w:tc>
-          <w:tcPr>
-            <w:tcW w:w="1435" w:type="dxa"/>
-            <w:shd w:val="clear" w:color="auto" w:fill="auto"/>
-            <w:tcMar>
-              <w:top w:w="120" w:type="dxa"/>
-              <w:left w:w="0" w:type="dxa"/>
-              <w:bottom w:w="120" w:type="dxa"/>
-              <w:right w:w="192" w:type="dxa"/>
-            </w:tcMar>
-            <w:vAlign w:val="center"/>
-          </w:tcPr>
-          <w:p>
-            <w:pPr>
-              <w:keepNext w:val="0"/>
-              <w:keepLines w:val="0"/>
-              <w:widowControl/>
-              <w:suppressLineNumbers w:val="0"/>
-              <w:spacing w:line="300" w:lineRule="atLeast"/>
-              <w:jc w:val="left"/>
-              <w:rPr>
-                <w:rFonts w:hint="default" w:ascii="Segoe UI" w:hAnsi="Segoe UI" w:eastAsia="Segoe UI" w:cs="Segoe UI"/>
-                <w:i w:val="0"/>
-                <w:iCs w:val="0"/>
-                <w:caps w:val="0"/>
-                <w:color w:val="0F1115"/>
-                <w:spacing w:val="0"/>
-                <w:sz w:val="18"/>
-                <w:szCs w:val="18"/>
-              </w:rPr>
-            </w:pPr>
-            <w:r>
-              <w:rPr>
-                <w:rStyle w:val="23"/>
-                <w:rFonts w:hint="default" w:ascii="Segoe UI" w:hAnsi="Segoe UI" w:eastAsia="Segoe UI" w:cs="Segoe UI"/>
-                <w:b/>
-                <w:bCs/>
-                <w:i w:val="0"/>
-                <w:iCs w:val="0"/>
-                <w:caps w:val="0"/>
-                <w:snapToGrid w:val="0"/>
-                <w:color w:val="000000"/>
-                <w:spacing w:val="0"/>
-                <w:kern w:val="0"/>
-                <w:sz w:val="18"/>
-                <w:szCs w:val="18"/>
-                <w:lang w:val="en-US" w:eastAsia="zh-CN" w:bidi="ar"/>
-              </w:rPr>
-              <w:t>研究总院</w:t>
-            </w:r>
-          </w:p>
-        </w:tc>
-        <w:tc>
-          <w:tcPr>
-            <w:tcW w:w="4491" w:type="dxa"/>
-            <w:shd w:val="clear" w:color="auto" w:fill="auto"/>
-            <w:tcMar>
-              <w:top w:w="120" w:type="dxa"/>
-              <w:left w:w="192" w:type="dxa"/>
-              <w:bottom w:w="120" w:type="dxa"/>
-              <w:right w:w="192" w:type="dxa"/>
-            </w:tcMar>
-            <w:vAlign w:val="center"/>
-          </w:tcPr>
-          <w:p>
-            <w:pPr>
-              <w:keepNext w:val="0"/>
-              <w:keepLines w:val="0"/>
-              <w:widowControl/>
-              <w:suppressLineNumbers w:val="0"/>
-              <w:spacing w:line="300" w:lineRule="atLeast"/>
-              <w:jc w:val="left"/>
-              <w:rPr>
-                <w:rFonts w:hint="default" w:ascii="Segoe UI" w:hAnsi="Segoe UI" w:eastAsia="Segoe UI" w:cs="Segoe UI"/>
-                <w:i w:val="0"/>
-                <w:iCs w:val="0"/>
-                <w:caps w:val="0"/>
-                <w:color w:val="0F1115"/>
-                <w:spacing w:val="0"/>
-                <w:sz w:val="18"/>
-                <w:szCs w:val="18"/>
-              </w:rPr>
-            </w:pPr>
-            <w:r>
-              <w:rPr>
-                <w:rFonts w:hint="default" w:ascii="Segoe UI" w:hAnsi="Segoe UI" w:eastAsia="Segoe UI" w:cs="Segoe UI"/>
-                <w:i w:val="0"/>
-                <w:iCs w:val="0"/>
-                <w:caps w:val="0"/>
-                <w:snapToGrid w:val="0"/>
-                <w:color w:val="000000"/>
-                <w:spacing w:val="0"/>
-                <w:kern w:val="0"/>
-                <w:sz w:val="18"/>
-                <w:szCs w:val="18"/>
-                <w:lang w:val="en-US" w:eastAsia="zh-CN" w:bidi="ar"/>
-              </w:rPr>
-              <w:t>1. 提供应用性能优化、架构伸缩性改进的技术方案。</w:t>
-            </w:r>
-            <w:r>
-              <w:rPr>
-                <w:rFonts w:hint="default" w:ascii="Segoe UI" w:hAnsi="Segoe UI" w:eastAsia="Segoe UI" w:cs="Segoe UI"/>
-                <w:i w:val="0"/>
-                <w:iCs w:val="0"/>
-                <w:caps w:val="0"/>
-                <w:snapToGrid w:val="0"/>
-                <w:color w:val="000000"/>
-                <w:spacing w:val="0"/>
-                <w:kern w:val="0"/>
-                <w:sz w:val="18"/>
-                <w:szCs w:val="18"/>
-                <w:lang w:val="en-US" w:eastAsia="zh-CN" w:bidi="ar"/>
-              </w:rPr>
-              <w:br w:type="textWrapping"/>
-            </w:r>
-            <w:r>
-              <w:rPr>
-                <w:rFonts w:hint="default" w:ascii="Segoe UI" w:hAnsi="Segoe UI" w:eastAsia="Segoe UI" w:cs="Segoe UI"/>
-                <w:i w:val="0"/>
-                <w:iCs w:val="0"/>
-                <w:caps w:val="0"/>
-                <w:snapToGrid w:val="0"/>
-                <w:color w:val="000000"/>
-                <w:spacing w:val="0"/>
-                <w:kern w:val="0"/>
-                <w:sz w:val="18"/>
-                <w:szCs w:val="18"/>
-                <w:lang w:val="en-US" w:eastAsia="zh-CN" w:bidi="ar"/>
-              </w:rPr>
-              <w:t>2. 协助进行容量压力测试与性能建模。</w:t>
-            </w:r>
-            <w:r>
-              <w:rPr>
-                <w:rFonts w:hint="default" w:ascii="Segoe UI" w:hAnsi="Segoe UI" w:eastAsia="Segoe UI" w:cs="Segoe UI"/>
-                <w:i w:val="0"/>
-                <w:iCs w:val="0"/>
-                <w:caps w:val="0"/>
-                <w:snapToGrid w:val="0"/>
-                <w:color w:val="000000"/>
-                <w:spacing w:val="0"/>
-                <w:kern w:val="0"/>
-                <w:sz w:val="18"/>
-                <w:szCs w:val="18"/>
-                <w:lang w:val="en-US" w:eastAsia="zh-CN" w:bidi="ar"/>
-              </w:rPr>
-              <w:br w:type="textWrapping"/>
-            </w:r>
-            <w:r>
-              <w:rPr>
-                <w:rFonts w:hint="default" w:ascii="Segoe UI" w:hAnsi="Segoe UI" w:eastAsia="Segoe UI" w:cs="Segoe UI"/>
-                <w:i w:val="0"/>
-                <w:iCs w:val="0"/>
-                <w:caps w:val="0"/>
-                <w:snapToGrid w:val="0"/>
-                <w:color w:val="000000"/>
-                <w:spacing w:val="0"/>
-                <w:kern w:val="0"/>
-                <w:sz w:val="18"/>
-                <w:szCs w:val="18"/>
-                <w:lang w:val="en-US" w:eastAsia="zh-CN" w:bidi="ar"/>
-              </w:rPr>
-              <w:t>3. 参与重大扩容或架构改造的技术评审。</w:t>
-            </w:r>
-          </w:p>
-        </w:tc>
-        <w:tc>
-          <w:tcPr>
-            <w:tcW w:w="0" w:type="auto"/>
-            <w:shd w:val="clear" w:color="auto" w:fill="auto"/>
-            <w:tcMar>
-              <w:top w:w="120" w:type="dxa"/>
-              <w:left w:w="192" w:type="dxa"/>
-              <w:bottom w:w="120" w:type="dxa"/>
-              <w:right w:w="0" w:type="dxa"/>
-            </w:tcMar>
-            <w:vAlign w:val="center"/>
-          </w:tcPr>
-          <w:p>
-            <w:pPr>
-              <w:keepNext w:val="0"/>
-              <w:keepLines w:val="0"/>
-              <w:widowControl/>
-              <w:suppressLineNumbers w:val="0"/>
-              <w:spacing w:line="300" w:lineRule="atLeast"/>
-              <w:jc w:val="left"/>
-              <w:rPr>
-                <w:rFonts w:hint="default" w:ascii="Segoe UI" w:hAnsi="Segoe UI" w:eastAsia="Segoe UI" w:cs="Segoe UI"/>
-                <w:i w:val="0"/>
-                <w:iCs w:val="0"/>
-                <w:caps w:val="0"/>
-                <w:color w:val="0F1115"/>
-                <w:spacing w:val="0"/>
-                <w:sz w:val="18"/>
-                <w:szCs w:val="18"/>
-              </w:rPr>
-            </w:pPr>
-            <w:r>
-              <w:rPr>
-                <w:rStyle w:val="23"/>
-                <w:rFonts w:hint="default" w:ascii="Segoe UI" w:hAnsi="Segoe UI" w:eastAsia="Segoe UI" w:cs="Segoe UI"/>
-                <w:b/>
-                <w:bCs/>
-                <w:i w:val="0"/>
-                <w:iCs w:val="0"/>
-                <w:caps w:val="0"/>
-                <w:snapToGrid w:val="0"/>
-                <w:color w:val="000000"/>
-                <w:spacing w:val="0"/>
-                <w:kern w:val="0"/>
-                <w:sz w:val="18"/>
-                <w:szCs w:val="18"/>
-                <w:lang w:val="en-US" w:eastAsia="zh-CN" w:bidi="ar"/>
-              </w:rPr>
-              <w:t>研究总院-开发/测试工程师</w:t>
-            </w:r>
-          </w:p>
-        </w:tc>
-      </w:tr>
-      <w:tr>
-        <w:tblPrEx>
-          <w:tblBorders>
-            <w:top w:val="single" w:color="auto" w:sz="4" w:space="0"/>
-            <w:left w:val="single" w:color="auto" w:sz="4" w:space="0"/>
-            <w:bottom w:val="single" w:color="auto" w:sz="4" w:space="0"/>
-            <w:right w:val="single" w:color="auto" w:sz="4" w:space="0"/>
-            <w:insideH w:val="single" w:color="auto" w:sz="4" w:space="0"/>
-            <w:insideV w:val="single" w:color="auto" w:sz="4" w:space="0"/>
-          </w:tblBorders>
-          <w:shd w:val="clear" w:color="auto" w:fill="auto"/>
-          <w:tblCellMar>
-            <w:top w:w="15" w:type="dxa"/>
-            <w:left w:w="15" w:type="dxa"/>
-            <w:bottom w:w="15" w:type="dxa"/>
-            <w:right w:w="15" w:type="dxa"/>
-          </w:tblCellMar>
-        </w:tblPrEx>
-        <w:tc>
-          <w:tcPr>
-            <w:tcW w:w="1435" w:type="dxa"/>
-            <w:shd w:val="clear" w:color="auto" w:fill="auto"/>
-            <w:tcMar>
-              <w:top w:w="120" w:type="dxa"/>
-              <w:left w:w="0" w:type="dxa"/>
-              <w:bottom w:w="120" w:type="dxa"/>
-              <w:right w:w="192" w:type="dxa"/>
-            </w:tcMar>
-            <w:vAlign w:val="center"/>
-          </w:tcPr>
-          <w:p>
-            <w:pPr>
-              <w:keepNext w:val="0"/>
-              <w:keepLines w:val="0"/>
-              <w:widowControl/>
-              <w:suppressLineNumbers w:val="0"/>
-              <w:spacing w:line="300" w:lineRule="atLeast"/>
-              <w:jc w:val="left"/>
-              <w:rPr>
-                <w:rFonts w:hint="default" w:ascii="Segoe UI" w:hAnsi="Segoe UI" w:eastAsia="Segoe UI" w:cs="Segoe UI"/>
-                <w:i w:val="0"/>
-                <w:iCs w:val="0"/>
-                <w:caps w:val="0"/>
-                <w:color w:val="0F1115"/>
-                <w:spacing w:val="0"/>
-                <w:sz w:val="18"/>
-                <w:szCs w:val="18"/>
-              </w:rPr>
-            </w:pPr>
-            <w:r>
-              <w:rPr>
-                <w:rStyle w:val="23"/>
-                <w:rFonts w:hint="default" w:ascii="Segoe UI" w:hAnsi="Segoe UI" w:eastAsia="Segoe UI" w:cs="Segoe UI"/>
-                <w:b/>
-                <w:bCs/>
-                <w:i w:val="0"/>
-                <w:iCs w:val="0"/>
-                <w:caps w:val="0"/>
-                <w:snapToGrid w:val="0"/>
-                <w:color w:val="000000"/>
-                <w:spacing w:val="0"/>
-                <w:kern w:val="0"/>
-                <w:sz w:val="18"/>
-                <w:szCs w:val="18"/>
-                <w:lang w:val="en-US" w:eastAsia="zh-CN" w:bidi="ar"/>
-              </w:rPr>
-              <w:t>质量管理部</w:t>
-            </w:r>
-          </w:p>
-        </w:tc>
-        <w:tc>
-          <w:tcPr>
-            <w:tcW w:w="4491" w:type="dxa"/>
-            <w:shd w:val="clear" w:color="auto" w:fill="auto"/>
-            <w:tcMar>
-              <w:top w:w="120" w:type="dxa"/>
-              <w:left w:w="192" w:type="dxa"/>
-              <w:bottom w:w="120" w:type="dxa"/>
-              <w:right w:w="192" w:type="dxa"/>
-            </w:tcMar>
-            <w:vAlign w:val="center"/>
-          </w:tcPr>
-          <w:p>
-            <w:pPr>
-              <w:keepNext w:val="0"/>
-              <w:keepLines w:val="0"/>
-              <w:widowControl/>
-              <w:suppressLineNumbers w:val="0"/>
-              <w:spacing w:line="300" w:lineRule="atLeast"/>
-              <w:jc w:val="left"/>
-              <w:rPr>
-                <w:rFonts w:hint="default" w:ascii="Segoe UI" w:hAnsi="Segoe UI" w:eastAsia="Segoe UI" w:cs="Segoe UI"/>
-                <w:i w:val="0"/>
-                <w:iCs w:val="0"/>
-                <w:caps w:val="0"/>
-                <w:color w:val="0F1115"/>
-                <w:spacing w:val="0"/>
-                <w:sz w:val="18"/>
-                <w:szCs w:val="18"/>
-              </w:rPr>
-            </w:pPr>
-            <w:r>
-              <w:rPr>
-                <w:rFonts w:hint="default" w:ascii="Segoe UI" w:hAnsi="Segoe UI" w:eastAsia="Segoe UI" w:cs="Segoe UI"/>
-                <w:i w:val="0"/>
-                <w:iCs w:val="0"/>
-                <w:caps w:val="0"/>
-                <w:snapToGrid w:val="0"/>
-                <w:color w:val="000000"/>
-                <w:spacing w:val="0"/>
-                <w:kern w:val="0"/>
-                <w:sz w:val="18"/>
-                <w:szCs w:val="18"/>
-                <w:lang w:val="en-US" w:eastAsia="zh-CN" w:bidi="ar"/>
-              </w:rPr>
-              <w:t>1. 监督容量管理流程的执行合规性。</w:t>
-            </w:r>
-            <w:r>
-              <w:rPr>
-                <w:rFonts w:hint="default" w:ascii="Segoe UI" w:hAnsi="Segoe UI" w:eastAsia="Segoe UI" w:cs="Segoe UI"/>
-                <w:i w:val="0"/>
-                <w:iCs w:val="0"/>
-                <w:caps w:val="0"/>
-                <w:snapToGrid w:val="0"/>
-                <w:color w:val="000000"/>
-                <w:spacing w:val="0"/>
-                <w:kern w:val="0"/>
-                <w:sz w:val="18"/>
-                <w:szCs w:val="18"/>
-                <w:lang w:val="en-US" w:eastAsia="zh-CN" w:bidi="ar"/>
-              </w:rPr>
-              <w:br w:type="textWrapping"/>
-            </w:r>
-            <w:r>
-              <w:rPr>
-                <w:rFonts w:hint="default" w:ascii="Segoe UI" w:hAnsi="Segoe UI" w:eastAsia="Segoe UI" w:cs="Segoe UI"/>
-                <w:i w:val="0"/>
-                <w:iCs w:val="0"/>
-                <w:caps w:val="0"/>
-                <w:snapToGrid w:val="0"/>
-                <w:color w:val="000000"/>
-                <w:spacing w:val="0"/>
-                <w:kern w:val="0"/>
-                <w:sz w:val="18"/>
-                <w:szCs w:val="18"/>
-                <w:lang w:val="en-US" w:eastAsia="zh-CN" w:bidi="ar"/>
-              </w:rPr>
-              <w:t>2. 审计容量报告及预警处理的及时性。</w:t>
-            </w:r>
-            <w:r>
-              <w:rPr>
-                <w:rFonts w:hint="default" w:ascii="Segoe UI" w:hAnsi="Segoe UI" w:eastAsia="Segoe UI" w:cs="Segoe UI"/>
-                <w:i w:val="0"/>
-                <w:iCs w:val="0"/>
-                <w:caps w:val="0"/>
-                <w:snapToGrid w:val="0"/>
-                <w:color w:val="000000"/>
-                <w:spacing w:val="0"/>
-                <w:kern w:val="0"/>
-                <w:sz w:val="18"/>
-                <w:szCs w:val="18"/>
-                <w:lang w:val="en-US" w:eastAsia="zh-CN" w:bidi="ar"/>
-              </w:rPr>
-              <w:br w:type="textWrapping"/>
-            </w:r>
-            <w:r>
-              <w:rPr>
-                <w:rFonts w:hint="default" w:ascii="Segoe UI" w:hAnsi="Segoe UI" w:eastAsia="Segoe UI" w:cs="Segoe UI"/>
-                <w:i w:val="0"/>
-                <w:iCs w:val="0"/>
-                <w:caps w:val="0"/>
-                <w:snapToGrid w:val="0"/>
-                <w:color w:val="000000"/>
-                <w:spacing w:val="0"/>
-                <w:kern w:val="0"/>
-                <w:sz w:val="18"/>
-                <w:szCs w:val="18"/>
-                <w:lang w:val="en-US" w:eastAsia="zh-CN" w:bidi="ar"/>
-              </w:rPr>
-              <w:t>3. 将容量相关指标纳入质量目标监控。</w:t>
-            </w:r>
-          </w:p>
-        </w:tc>
-        <w:tc>
-          <w:tcPr>
-            <w:tcW w:w="0" w:type="auto"/>
-            <w:shd w:val="clear" w:color="auto" w:fill="auto"/>
-            <w:tcMar>
-              <w:top w:w="120" w:type="dxa"/>
-              <w:left w:w="192" w:type="dxa"/>
-              <w:bottom w:w="120" w:type="dxa"/>
-              <w:right w:w="0" w:type="dxa"/>
-            </w:tcMar>
-            <w:vAlign w:val="center"/>
-          </w:tcPr>
-          <w:p>
-            <w:pPr>
-              <w:keepNext w:val="0"/>
-              <w:keepLines w:val="0"/>
-              <w:widowControl/>
-              <w:suppressLineNumbers w:val="0"/>
-              <w:spacing w:line="300" w:lineRule="atLeast"/>
-              <w:jc w:val="left"/>
-              <w:rPr>
-                <w:rFonts w:hint="default" w:ascii="Segoe UI" w:hAnsi="Segoe UI" w:eastAsia="Segoe UI" w:cs="Segoe UI"/>
-                <w:i w:val="0"/>
-                <w:iCs w:val="0"/>
-                <w:caps w:val="0"/>
-                <w:color w:val="0F1115"/>
-                <w:spacing w:val="0"/>
-                <w:sz w:val="18"/>
-                <w:szCs w:val="18"/>
-              </w:rPr>
-            </w:pPr>
-            <w:r>
-              <w:rPr>
-                <w:rStyle w:val="23"/>
-                <w:rFonts w:hint="default" w:ascii="Segoe UI" w:hAnsi="Segoe UI" w:eastAsia="Segoe UI" w:cs="Segoe UI"/>
-                <w:b/>
-                <w:bCs/>
-                <w:i w:val="0"/>
-                <w:iCs w:val="0"/>
-                <w:caps w:val="0"/>
-                <w:snapToGrid w:val="0"/>
-                <w:color w:val="000000"/>
-                <w:spacing w:val="0"/>
-                <w:kern w:val="0"/>
-                <w:sz w:val="18"/>
-                <w:szCs w:val="18"/>
-                <w:lang w:val="en-US" w:eastAsia="zh-CN" w:bidi="ar"/>
-              </w:rPr>
               <w:t>质量管理部经理/专员</w:t>
             </w:r>
           </w:p>
@@ -5283,7 +5355,7 @@
           <w:lang w:val="en-US" w:eastAsia="zh-CN"/>
         </w:rPr>
       </w:pPr>
-      <w:bookmarkStart w:id="8" w:name="_Toc6891"/>
+      <w:bookmarkStart w:id="8" w:name="_Toc25975"/>
       <w:r>
         <w:rPr>
           <w:rFonts w:hint="default"/>
@@ -5302,7 +5374,7 @@
           <w:lang w:val="en-US" w:eastAsia="zh-CN"/>
         </w:rPr>
       </w:pPr>
-      <w:bookmarkStart w:id="9" w:name="_Toc31175"/>
+      <w:bookmarkStart w:id="9" w:name="_Toc24894"/>
       <w:r>
         <w:rPr>
           <w:rFonts w:hint="default"/>
@@ -5379,7 +5451,7 @@
           <w:lang w:val="en-US" w:eastAsia="zh-CN"/>
         </w:rPr>
       </w:pPr>
-      <w:bookmarkStart w:id="10" w:name="_Toc9722"/>
+      <w:bookmarkStart w:id="10" w:name="_Toc8642"/>
       <w:r>
         <w:rPr>
           <w:rFonts w:hint="default"/>
@@ -5456,7 +5528,7 @@
           <w:lang w:val="en-US" w:eastAsia="zh-CN"/>
         </w:rPr>
       </w:pPr>
-      <w:bookmarkStart w:id="11" w:name="_Toc25019"/>
+      <w:bookmarkStart w:id="11" w:name="_Toc16735"/>
       <w:r>
         <w:rPr>
           <w:rFonts w:hint="default"/>
@@ -5562,7 +5634,7 @@
           <w:lang w:val="en-US" w:eastAsia="zh-CN"/>
         </w:rPr>
       </w:pPr>
-      <w:bookmarkStart w:id="12" w:name="_Toc23895"/>
+      <w:bookmarkStart w:id="12" w:name="_Toc2300"/>
       <w:r>
         <w:rPr>
           <w:rFonts w:hint="default"/>
@@ -5639,7 +5711,7 @@
           <w:lang w:val="en-US" w:eastAsia="zh-CN"/>
         </w:rPr>
       </w:pPr>
-      <w:bookmarkStart w:id="13" w:name="_Toc19992"/>
+      <w:bookmarkStart w:id="13" w:name="_Toc8444"/>
       <w:r>
         <w:rPr>
           <w:rFonts w:hint="default"/>
@@ -5745,7 +5817,7 @@
           <w:lang w:val="en-US" w:eastAsia="zh-CN"/>
         </w:rPr>
       </w:pPr>
-      <w:bookmarkStart w:id="14" w:name="_Toc16520"/>
+      <w:bookmarkStart w:id="14" w:name="_Toc9701"/>
       <w:r>
         <w:rPr>
           <w:rFonts w:hint="default"/>
@@ -5793,7 +5865,7 @@
           <w:lang w:val="en-US" w:eastAsia="zh-CN"/>
         </w:rPr>
       </w:pPr>
-      <w:bookmarkStart w:id="15" w:name="_Toc3286"/>
+      <w:bookmarkStart w:id="15" w:name="_Toc9246"/>
       <w:r>
         <w:rPr>
           <w:rFonts w:hint="default"/>
@@ -5999,7 +6071,7 @@
           <w:lang w:val="en-US" w:eastAsia="zh-CN"/>
         </w:rPr>
       </w:pPr>
-      <w:bookmarkStart w:id="16" w:name="_Toc10241"/>
+      <w:bookmarkStart w:id="16" w:name="_Toc26503"/>
       <w:r>
         <w:rPr>
           <w:rFonts w:hint="eastAsia"/>
@@ -6007,6 +6079,7 @@
         </w:rPr>
         <w:t>考核指标</w:t>
       </w:r>
+      <w:bookmarkEnd w:id="16"/>
     </w:p>
     <w:tbl>
       <w:tblPr>
@@ -6318,7 +6391,6 @@
                 <w:lang w:val="en-US" w:eastAsia="zh-CN" w:bidi="ar"/>
               </w:rPr>
             </w:pPr>
-            <w:bookmarkStart w:id="17" w:name="_GoBack" w:colFirst="0" w:colLast="3"/>
             <w:r>
               <w:rPr>
                 <w:rFonts w:hint="eastAsia" w:ascii="宋体" w:hAnsi="宋体" w:eastAsia="宋体" w:cs="宋体"/>
@@ -6493,7 +6565,6 @@
           </w:p>
         </w:tc>
       </w:tr>
-      <w:bookmarkEnd w:id="17"/>
     </w:tbl>
     <w:p>
       <w:pPr>
@@ -6504,6 +6575,7 @@
           <w:lang w:val="en-US" w:eastAsia="zh-CN"/>
         </w:rPr>
       </w:pPr>
+      <w:bookmarkStart w:id="17" w:name="_Toc29763"/>
       <w:r>
         <w:rPr>
           <w:rFonts w:hint="default"/>
@@ -6511,7 +6583,7 @@
         </w:rPr>
         <w:t>附则</w:t>
       </w:r>
-      <w:bookmarkEnd w:id="16"/>
+      <w:bookmarkEnd w:id="17"/>
     </w:p>
     <w:p>
       <w:pPr>

--- a/6-过程管理/流程制度规范类文件/JXTX-06-10-容量管理制度.docx
+++ b/6-过程管理/流程制度规范类文件/JXTX-06-10-容量管理制度.docx
@@ -1,10 +1,11 @@
 
 <file path=word/document.xml><?xml version="1.0" encoding="utf-8"?>
-<w:document xmlns:wpc="http://schemas.microsoft.com/office/word/2010/wordprocessingCanvas" xmlns:mc="http://schemas.openxmlformats.org/markup-compatibility/2006" xmlns:o="urn:schemas-microsoft-com:office:office" xmlns:r="http://schemas.openxmlformats.org/officeDocument/2006/relationships" xmlns:m="http://schemas.openxmlformats.org/officeDocument/2006/math" xmlns:v="urn:schemas-microsoft-com:vml" xmlns:wp14="http://schemas.microsoft.com/office/word/2010/wordprocessingDrawing" xmlns:wp="http://schemas.openxmlformats.org/drawingml/2006/wordprocessingDrawing" xmlns:w="http://schemas.openxmlformats.org/wordprocessingml/2006/main" xmlns:w14="http://schemas.microsoft.com/office/word/2010/wordml" xmlns:w10="urn:schemas-microsoft-com:office:word" xmlns:w15="http://schemas.microsoft.com/office/word/2012/wordml" xmlns:wpg="http://schemas.microsoft.com/office/word/2010/wordprocessingGroup" xmlns:wpi="http://schemas.microsoft.com/office/word/2010/wordprocessingInk" xmlns:wne="http://schemas.microsoft.com/office/word/2006/wordml" xmlns:wps="http://schemas.microsoft.com/office/word/2010/wordprocessingShape" xmlns:wpsCustomData="http://www.wps.cn/officeDocument/2013/wpsCustomData" mc:Ignorable="w14 w15 wp14">
+<w:document xmlns:wpc="http://schemas.microsoft.com/office/word/2010/wordprocessingCanvas" xmlns:mc="http://schemas.openxmlformats.org/markup-compatibility/2006" xmlns:o="urn:schemas-microsoft-com:office:office" xmlns:r="http://schemas.openxmlformats.org/officeDocument/2006/relationships" xmlns:m="http://schemas.openxmlformats.org/officeDocument/2006/math" xmlns:v="urn:schemas-microsoft-com:vml" xmlns:wp14="http://schemas.microsoft.com/office/word/2010/wordprocessingDrawing" xmlns:wp="http://schemas.openxmlformats.org/drawingml/2006/wordprocessingDrawing" xmlns:w10="urn:schemas-microsoft-com:office:word" xmlns:w="http://schemas.openxmlformats.org/wordprocessingml/2006/main" xmlns:w14="http://schemas.microsoft.com/office/word/2010/wordml" xmlns:w15="http://schemas.microsoft.com/office/word/2012/wordml" xmlns:wne="http://schemas.microsoft.com/office/word/2006/wordml" xmlns:wpg="http://schemas.microsoft.com/office/word/2010/wordprocessingGroup" xmlns:wpi="http://schemas.microsoft.com/office/word/2010/wordprocessingInk" xmlns:wps="http://schemas.microsoft.com/office/word/2010/wordprocessingShape" mc:Ignorable="w14 w15 wp14">
+  <!-- Generated by Aspose.Words for .NET 13.3.0.1 -->
   <w:body>
     <w:p>
       <w:pPr>
-        <w:pStyle w:val="24"/>
+        <w:pStyle w:val="a"/>
         <w:keepNext w:val="0"/>
         <w:keepLines w:val="0"/>
         <w:pageBreakBefore w:val="0"/>
@@ -24,7 +25,7 @@
       <w:bookmarkStart w:id="0" w:name="_Toc15692"/>
       <w:r>
         <w:drawing>
-          <wp:anchor distT="0" distB="0" distL="114300" distR="114300" simplePos="0" relativeHeight="251661312" behindDoc="1" locked="0" layoutInCell="1" allowOverlap="1">
+          <wp:anchor distT="0" distB="0" distL="114300" distR="114300" simplePos="0" relativeHeight="251660288" behindDoc="1" locked="0" layoutInCell="1" allowOverlap="1">
             <wp:simplePos x="0" y="0"/>
             <wp:positionH relativeFrom="column">
               <wp:posOffset>-19050</wp:posOffset>
@@ -49,7 +50,7 @@
                     </pic:cNvPicPr>
                   </pic:nvPicPr>
                   <pic:blipFill>
-                    <a:blip r:embed="rId7"/>
+                    <a:blip xmlns:r="http://schemas.openxmlformats.org/officeDocument/2006/relationships" r:embed="rId4"/>
                     <a:stretch>
                       <a:fillRect/>
                     </a:stretch>
@@ -75,7 +76,7 @@
       </w:r>
       <w:r>
         <w:drawing>
-          <wp:anchor distT="0" distB="0" distL="114300" distR="114300" simplePos="0" relativeHeight="251660288" behindDoc="1" locked="0" layoutInCell="1" allowOverlap="1">
+          <wp:anchor distT="0" distB="0" distL="114300" distR="114300" simplePos="0" relativeHeight="251659264" behindDoc="1" locked="0" layoutInCell="1" allowOverlap="1">
             <wp:simplePos x="0" y="0"/>
             <wp:positionH relativeFrom="column">
               <wp:posOffset>0</wp:posOffset>
@@ -100,7 +101,7 @@
                     </pic:cNvPicPr>
                   </pic:nvPicPr>
                   <pic:blipFill>
-                    <a:blip r:embed="rId8"/>
+                    <a:blip xmlns:r="http://schemas.openxmlformats.org/officeDocument/2006/relationships" r:embed="rId5"/>
                     <a:stretch>
                       <a:fillRect/>
                     </a:stretch>
@@ -130,7 +131,7 @@
           <w:lang w:val="en-US" w:eastAsia="zh-CN"/>
         </w:rPr>
         <w:drawing>
-          <wp:anchor distT="0" distB="0" distL="114300" distR="114300" simplePos="0" relativeHeight="251659264" behindDoc="1" locked="0" layoutInCell="1" allowOverlap="1">
+          <wp:anchor distT="0" distB="0" distL="114300" distR="114300" simplePos="0" relativeHeight="251658240" behindDoc="1" locked="0" layoutInCell="1" allowOverlap="1">
             <wp:simplePos x="0" y="0"/>
             <wp:positionH relativeFrom="column">
               <wp:posOffset>635</wp:posOffset>
@@ -155,7 +156,7 @@
                     </pic:cNvPicPr>
                   </pic:nvPicPr>
                   <pic:blipFill>
-                    <a:blip r:embed="rId9">
+                    <a:blip xmlns:r="http://schemas.openxmlformats.org/officeDocument/2006/relationships" r:embed="rId6">
                       <a:alphaModFix amt="58000"/>
                       <a:lum contrast="-52000"/>
                     </a:blip>
@@ -189,7 +190,7 @@
     </w:p>
     <w:p>
       <w:pPr>
-        <w:pStyle w:val="25"/>
+        <w:pStyle w:val="a0"/>
         <w:keepNext w:val="0"/>
         <w:keepLines w:val="0"/>
         <w:pageBreakBefore w:val="0"/>
@@ -216,7 +217,16 @@
           <w:rFonts w:hint="eastAsia"/>
           <w:lang w:val="en-US" w:eastAsia="zh-CN"/>
         </w:rPr>
-        <w:t>容量管理制度</w:t>
+        <w:t>容量管</w:t>
+      </w:r>
+      <w:bookmarkStart w:id="2" w:name="_GoBack"/>
+      <w:bookmarkEnd w:id="2"/>
+      <w:r>
+        <w:rPr>
+          <w:rFonts w:hint="eastAsia"/>
+          <w:lang w:val="en-US" w:eastAsia="zh-CN"/>
+        </w:rPr>
+        <w:t>理制度</w:t>
       </w:r>
       <w:bookmarkEnd w:id="1"/>
     </w:p>
@@ -236,11 +246,11 @@
         <w:adjustRightInd w:val="0"/>
         <w:snapToGrid w:val="0"/>
         <w:spacing w:after="624" w:afterLines="200" w:line="219" w:lineRule="auto"/>
-        <w:ind w:left="0" w:leftChars="0" w:right="0" w:rightChars="0" w:firstLine="0" w:firstLineChars="0"/>
+        <w:ind w:left="0" w:right="0" w:firstLine="0" w:leftChars="0" w:rightChars="0" w:firstLineChars="0"/>
         <w:jc w:val="center"/>
         <w:textAlignment w:val="baseline"/>
         <w:rPr>
-          <w:rFonts w:hint="default" w:ascii="宋体" w:hAnsi="宋体" w:eastAsia="宋体" w:cs="宋体"/>
+          <w:rFonts w:ascii="宋体" w:eastAsia="宋体" w:hAnsi="宋体" w:cs="宋体" w:hint="default"/>
           <w:sz w:val="24"/>
           <w:szCs w:val="24"/>
           <w:lang w:val="en-US" w:eastAsia="zh-CN"/>
@@ -248,7 +258,7 @@
       </w:pPr>
       <w:r>
         <w:rPr>
-          <w:rFonts w:ascii="宋体" w:hAnsi="宋体" w:eastAsia="宋体" w:cs="宋体"/>
+          <w:rFonts w:ascii="宋体" w:eastAsia="宋体" w:hAnsi="宋体" w:cs="宋体"/>
           <w:b/>
           <w:bCs/>
           <w:spacing w:val="-3"/>
@@ -259,7 +269,7 @@
       </w:r>
       <w:r>
         <w:rPr>
-          <w:rFonts w:hint="eastAsia" w:ascii="宋体" w:hAnsi="宋体" w:eastAsia="宋体" w:cs="宋体"/>
+          <w:rFonts w:ascii="宋体" w:eastAsia="宋体" w:hAnsi="宋体" w:cs="宋体" w:hint="eastAsia"/>
           <w:b/>
           <w:bCs/>
           <w:spacing w:val="-3"/>
@@ -271,7 +281,7 @@
       </w:r>
       <w:r>
         <w:rPr>
-          <w:rFonts w:ascii="宋体" w:hAnsi="宋体" w:eastAsia="宋体" w:cs="宋体"/>
+          <w:rFonts w:ascii="宋体" w:eastAsia="宋体" w:hAnsi="宋体" w:cs="宋体"/>
           <w:b/>
           <w:bCs/>
           <w:spacing w:val="-3"/>
@@ -282,7 +292,7 @@
       </w:r>
       <w:r>
         <w:rPr>
-          <w:rFonts w:hint="eastAsia" w:ascii="宋体" w:hAnsi="宋体" w:cs="宋体"/>
+          <w:rFonts w:ascii="宋体" w:hAnsi="宋体" w:cs="宋体" w:hint="eastAsia"/>
           <w:b/>
           <w:bCs/>
           <w:spacing w:val="-3"/>
@@ -294,30 +304,41 @@
       </w:r>
       <w:r>
         <w:rPr>
-          <w:rFonts w:ascii="宋体" w:hAnsi="宋体" w:eastAsia="宋体" w:cs="宋体"/>
+          <w:rFonts w:ascii="宋体" w:eastAsia="宋体" w:hAnsi="宋体" w:cs="宋体"/>
           <w:b/>
           <w:bCs/>
           <w:spacing w:val="-3"/>
           <w:sz w:val="24"/>
           <w:szCs w:val="24"/>
         </w:rPr>
-        <w:t>-01</w:t>
+        <w:t>-</w:t>
+      </w:r>
+      <w:r>
+        <w:rPr>
+          <w:rFonts w:ascii="宋体" w:hAnsi="宋体" w:cs="宋体" w:hint="eastAsia"/>
+          <w:b/>
+          <w:bCs/>
+          <w:spacing w:val="-3"/>
+          <w:sz w:val="24"/>
+          <w:szCs w:val="24"/>
+          <w:lang w:val="en-US" w:eastAsia="zh-CN"/>
+        </w:rPr>
+        <w:t>10</w:t>
       </w:r>
     </w:p>
     <w:tbl>
       <w:tblPr>
-        <w:tblStyle w:val="21"/>
+        <w:tblStyle w:val="TableGrid"/>
         <w:tblW w:w="0" w:type="auto"/>
         <w:jc w:val="center"/>
         <w:tblBorders>
-          <w:top w:val="none" w:color="auto" w:sz="0" w:space="0"/>
-          <w:left w:val="none" w:color="auto" w:sz="0" w:space="0"/>
-          <w:bottom w:val="none" w:color="auto" w:sz="0" w:space="0"/>
-          <w:right w:val="none" w:color="auto" w:sz="0" w:space="0"/>
-          <w:insideH w:val="none" w:color="auto" w:sz="0" w:space="0"/>
-          <w:insideV w:val="none" w:color="auto" w:sz="0" w:space="0"/>
+          <w:top w:val="nil"/>
+          <w:left w:val="nil"/>
+          <w:bottom w:val="nil"/>
+          <w:right w:val="nil"/>
+          <w:insideH w:val="nil"/>
+          <w:insideV w:val="nil"/>
         </w:tblBorders>
-        <w:tblLayout w:type="autofit"/>
         <w:tblCellMar>
           <w:top w:w="0" w:type="dxa"/>
           <w:left w:w="108" w:type="dxa"/>
@@ -331,13 +352,15 @@
       </w:tblGrid>
       <w:tr>
         <w:tblPrEx>
+          <w:tblW w:w="0" w:type="auto"/>
+          <w:jc w:val="center"/>
           <w:tblBorders>
-            <w:top w:val="none" w:color="auto" w:sz="0" w:space="0"/>
-            <w:left w:val="none" w:color="auto" w:sz="0" w:space="0"/>
-            <w:bottom w:val="none" w:color="auto" w:sz="0" w:space="0"/>
-            <w:right w:val="none" w:color="auto" w:sz="0" w:space="0"/>
-            <w:insideH w:val="none" w:color="auto" w:sz="0" w:space="0"/>
-            <w:insideV w:val="none" w:color="auto" w:sz="0" w:space="0"/>
+            <w:top w:val="nil"/>
+            <w:left w:val="nil"/>
+            <w:bottom w:val="nil"/>
+            <w:right w:val="nil"/>
+            <w:insideH w:val="nil"/>
+            <w:insideV w:val="nil"/>
           </w:tblBorders>
           <w:tblCellMar>
             <w:top w:w="0" w:type="dxa"/>
@@ -347,7 +370,7 @@
           </w:tblCellMar>
         </w:tblPrEx>
         <w:trPr>
-          <w:trHeight w:val="810" w:hRule="atLeast"/>
+          <w:trHeight w:val="810"/>
           <w:jc w:val="center"/>
         </w:trPr>
         <w:tc>
@@ -385,7 +408,7 @@
             </w:r>
             <w:r>
               <w:rPr>
-                <w:rFonts w:hint="default" w:asciiTheme="minorAscii" w:hAnsiTheme="minorAscii" w:eastAsiaTheme="minorEastAsia"/>
+                <w:rFonts w:asciiTheme="minorAscii" w:eastAsiaTheme="minorEastAsia" w:hAnsiTheme="minorAscii" w:hint="default"/>
                 <w:spacing w:val="227"/>
                 <w:sz w:val="21"/>
                 <w:vertAlign w:val="baseline"/>
@@ -439,7 +462,7 @@
             </w:r>
             <w:r>
               <w:rPr>
-                <w:rFonts w:hint="eastAsia" w:asciiTheme="minorAscii" w:hAnsiTheme="minorAscii" w:eastAsiaTheme="minorEastAsia"/>
+                <w:rFonts w:asciiTheme="minorAscii" w:eastAsiaTheme="minorEastAsia" w:hAnsiTheme="minorAscii" w:hint="eastAsia"/>
                 <w:spacing w:val="227"/>
                 <w:sz w:val="21"/>
                 <w:vertAlign w:val="baseline"/>
@@ -461,14 +484,8 @@
       </w:tr>
       <w:tr>
         <w:tblPrEx>
-          <w:tblBorders>
-            <w:top w:val="none" w:color="auto" w:sz="0" w:space="0"/>
-            <w:left w:val="none" w:color="auto" w:sz="0" w:space="0"/>
-            <w:bottom w:val="none" w:color="auto" w:sz="0" w:space="0"/>
-            <w:right w:val="none" w:color="auto" w:sz="0" w:space="0"/>
-            <w:insideH w:val="none" w:color="auto" w:sz="0" w:space="0"/>
-            <w:insideV w:val="none" w:color="auto" w:sz="0" w:space="0"/>
-          </w:tblBorders>
+          <w:tblW w:w="0" w:type="auto"/>
+          <w:jc w:val="center"/>
           <w:tblCellMar>
             <w:top w:w="0" w:type="dxa"/>
             <w:left w:w="108" w:type="dxa"/>
@@ -477,7 +494,7 @@
           </w:tblCellMar>
         </w:tblPrEx>
         <w:trPr>
-          <w:trHeight w:val="810" w:hRule="atLeast"/>
+          <w:trHeight w:val="810"/>
           <w:jc w:val="center"/>
         </w:trPr>
         <w:tc>
@@ -501,7 +518,7 @@
               <w:snapToGrid w:val="0"/>
               <w:textAlignment w:val="baseline"/>
               <w:rPr>
-                <w:rFonts w:hint="default" w:ascii="Arial" w:hAnsi="Arial" w:eastAsia="Arial" w:cs="Arial"/>
+                <w:rFonts w:ascii="Arial" w:eastAsia="Arial" w:hAnsi="Arial" w:cs="Arial" w:hint="default"/>
                 <w:snapToGrid w:val="0"/>
                 <w:color w:val="000000"/>
                 <w:kern w:val="0"/>
@@ -533,7 +550,7 @@
             </w:r>
             <w:r>
               <w:rPr>
-                <w:rFonts w:hint="default" w:asciiTheme="minorAscii" w:hAnsiTheme="minorAscii" w:eastAsiaTheme="minorEastAsia"/>
+                <w:rFonts w:asciiTheme="minorAscii" w:eastAsiaTheme="minorEastAsia" w:hAnsiTheme="minorAscii" w:hint="default"/>
                 <w:spacing w:val="227"/>
                 <w:sz w:val="21"/>
                 <w:vertAlign w:val="baseline"/>
@@ -586,7 +603,7 @@
               <w:snapToGrid w:val="0"/>
               <w:textAlignment w:val="baseline"/>
               <w:rPr>
-                <w:rFonts w:hint="default" w:ascii="Arial" w:hAnsi="Arial" w:eastAsia="Arial" w:cs="Arial"/>
+                <w:rFonts w:ascii="Arial" w:eastAsia="Arial" w:hAnsi="Arial" w:cs="Arial" w:hint="default"/>
                 <w:snapToGrid w:val="0"/>
                 <w:color w:val="000000"/>
                 <w:kern w:val="0"/>
@@ -606,7 +623,7 @@
             </w:r>
             <w:r>
               <w:rPr>
-                <w:rFonts w:hint="eastAsia" w:asciiTheme="minorAscii" w:hAnsiTheme="minorAscii" w:eastAsiaTheme="minorEastAsia"/>
+                <w:rFonts w:asciiTheme="minorAscii" w:eastAsiaTheme="minorEastAsia" w:hAnsiTheme="minorAscii" w:hint="eastAsia"/>
                 <w:spacing w:val="227"/>
                 <w:sz w:val="21"/>
                 <w:vertAlign w:val="baseline"/>
@@ -628,14 +645,8 @@
       </w:tr>
       <w:tr>
         <w:tblPrEx>
-          <w:tblBorders>
-            <w:top w:val="none" w:color="auto" w:sz="0" w:space="0"/>
-            <w:left w:val="none" w:color="auto" w:sz="0" w:space="0"/>
-            <w:bottom w:val="none" w:color="auto" w:sz="0" w:space="0"/>
-            <w:right w:val="none" w:color="auto" w:sz="0" w:space="0"/>
-            <w:insideH w:val="none" w:color="auto" w:sz="0" w:space="0"/>
-            <w:insideV w:val="none" w:color="auto" w:sz="0" w:space="0"/>
-          </w:tblBorders>
+          <w:tblW w:w="0" w:type="auto"/>
+          <w:jc w:val="center"/>
           <w:tblCellMar>
             <w:top w:w="0" w:type="dxa"/>
             <w:left w:w="108" w:type="dxa"/>
@@ -644,7 +655,7 @@
           </w:tblCellMar>
         </w:tblPrEx>
         <w:trPr>
-          <w:trHeight w:val="635" w:hRule="atLeast"/>
+          <w:trHeight w:val="635"/>
           <w:jc w:val="center"/>
         </w:trPr>
         <w:tc>
@@ -694,7 +705,7 @@
             </w:r>
             <w:r>
               <w:rPr>
-                <w:rFonts w:hint="eastAsia" w:asciiTheme="minorAscii" w:hAnsiTheme="minorAscii" w:eastAsiaTheme="minorEastAsia"/>
+                <w:rFonts w:asciiTheme="minorAscii" w:eastAsiaTheme="minorEastAsia" w:hAnsiTheme="minorAscii" w:hint="eastAsia"/>
                 <w:spacing w:val="227"/>
                 <w:sz w:val="21"/>
                 <w:vertAlign w:val="baseline"/>
@@ -747,7 +758,7 @@
             </w:r>
             <w:r>
               <w:rPr>
-                <w:rFonts w:hint="eastAsia" w:asciiTheme="minorAscii" w:hAnsiTheme="minorAscii" w:eastAsiaTheme="minorEastAsia"/>
+                <w:rFonts w:asciiTheme="minorAscii" w:eastAsiaTheme="minorEastAsia" w:hAnsiTheme="minorAscii" w:hint="eastAsia"/>
                 <w:spacing w:val="227"/>
                 <w:sz w:val="21"/>
                 <w:vertAlign w:val="baseline"/>
@@ -806,14 +817,14 @@
         <w:ind w:left="3634"/>
         <w:textAlignment w:val="baseline"/>
         <w:rPr>
-          <w:rFonts w:ascii="宋体" w:hAnsi="宋体" w:eastAsia="宋体" w:cs="宋体"/>
+          <w:rFonts w:ascii="宋体" w:eastAsia="宋体" w:hAnsi="宋体" w:cs="宋体"/>
           <w:sz w:val="31"/>
           <w:szCs w:val="31"/>
         </w:rPr>
       </w:pPr>
       <w:r>
         <w:rPr>
-          <w:rFonts w:ascii="宋体" w:hAnsi="宋体" w:eastAsia="宋体" w:cs="宋体"/>
+          <w:rFonts w:ascii="宋体" w:eastAsia="宋体" w:hAnsi="宋体" w:cs="宋体"/>
           <w:b/>
           <w:bCs/>
           <w:spacing w:val="4"/>
@@ -825,16 +836,16 @@
     </w:p>
     <w:tbl>
       <w:tblPr>
-        <w:tblStyle w:val="26"/>
+        <w:tblStyle w:val="TableNormal0"/>
         <w:tblW w:w="8214" w:type="dxa"/>
         <w:jc w:val="center"/>
         <w:tblBorders>
-          <w:top w:val="single" w:color="000000" w:sz="2" w:space="0"/>
-          <w:left w:val="single" w:color="000000" w:sz="2" w:space="0"/>
-          <w:bottom w:val="single" w:color="000000" w:sz="2" w:space="0"/>
-          <w:right w:val="single" w:color="000000" w:sz="2" w:space="0"/>
-          <w:insideH w:val="single" w:color="000000" w:sz="2" w:space="0"/>
-          <w:insideV w:val="single" w:color="000000" w:sz="2" w:space="0"/>
+          <w:top w:val="single" w:sz="2" w:space="0" w:color="000000"/>
+          <w:left w:val="single" w:sz="2" w:space="0" w:color="000000"/>
+          <w:bottom w:val="single" w:sz="2" w:space="0" w:color="000000"/>
+          <w:right w:val="single" w:sz="2" w:space="0" w:color="000000"/>
+          <w:insideH w:val="single" w:sz="2" w:space="0" w:color="000000"/>
+          <w:insideV w:val="single" w:sz="2" w:space="0" w:color="000000"/>
         </w:tblBorders>
         <w:tblLayout w:type="fixed"/>
         <w:tblCellMar>
@@ -854,14 +865,17 @@
       </w:tblGrid>
       <w:tr>
         <w:tblPrEx>
+          <w:tblW w:w="8214" w:type="dxa"/>
+          <w:jc w:val="center"/>
           <w:tblBorders>
-            <w:top w:val="single" w:color="000000" w:sz="2" w:space="0"/>
-            <w:left w:val="single" w:color="000000" w:sz="2" w:space="0"/>
-            <w:bottom w:val="single" w:color="000000" w:sz="2" w:space="0"/>
-            <w:right w:val="single" w:color="000000" w:sz="2" w:space="0"/>
-            <w:insideH w:val="single" w:color="000000" w:sz="2" w:space="0"/>
-            <w:insideV w:val="single" w:color="000000" w:sz="2" w:space="0"/>
+            <w:top w:val="single" w:sz="2" w:space="0" w:color="000000"/>
+            <w:left w:val="single" w:sz="2" w:space="0" w:color="000000"/>
+            <w:bottom w:val="single" w:sz="2" w:space="0" w:color="000000"/>
+            <w:right w:val="single" w:sz="2" w:space="0" w:color="000000"/>
+            <w:insideH w:val="single" w:sz="2" w:space="0" w:color="000000"/>
+            <w:insideV w:val="single" w:sz="2" w:space="0" w:color="000000"/>
           </w:tblBorders>
+          <w:tblLayout w:type="fixed"/>
           <w:tblCellMar>
             <w:top w:w="0" w:type="dxa"/>
             <w:left w:w="0" w:type="dxa"/>
@@ -870,7 +884,7 @@
           </w:tblCellMar>
         </w:tblPrEx>
         <w:trPr>
-          <w:trHeight w:val="593" w:hRule="atLeast"/>
+          <w:trHeight w:val="593"/>
           <w:jc w:val="center"/>
         </w:trPr>
         <w:tc>
@@ -892,18 +906,18 @@
               <w:adjustRightInd w:val="0"/>
               <w:snapToGrid w:val="0"/>
               <w:spacing w:before="176" w:line="228" w:lineRule="auto"/>
-              <w:ind w:left="0" w:leftChars="0" w:right="0" w:rightChars="0" w:firstLine="0" w:firstLineChars="0"/>
+              <w:ind w:left="0" w:right="0" w:firstLine="0" w:leftChars="0" w:rightChars="0" w:firstLineChars="0"/>
               <w:jc w:val="center"/>
               <w:textAlignment w:val="baseline"/>
               <w:rPr>
-                <w:rFonts w:ascii="宋体" w:hAnsi="宋体" w:eastAsia="宋体" w:cs="宋体"/>
+                <w:rFonts w:ascii="宋体" w:eastAsia="宋体" w:hAnsi="宋体" w:cs="宋体"/>
                 <w:sz w:val="20"/>
                 <w:szCs w:val="20"/>
               </w:rPr>
             </w:pPr>
             <w:r>
               <w:rPr>
-                <w:rFonts w:hint="eastAsia" w:ascii="宋体" w:hAnsi="宋体" w:cs="宋体"/>
+                <w:rFonts w:ascii="宋体" w:hAnsi="宋体" w:cs="宋体" w:hint="eastAsia"/>
                 <w:spacing w:val="-14"/>
                 <w:sz w:val="20"/>
                 <w:szCs w:val="20"/>
@@ -913,7 +927,7 @@
             </w:r>
             <w:r>
               <w:rPr>
-                <w:rFonts w:ascii="宋体" w:hAnsi="宋体" w:eastAsia="宋体" w:cs="宋体"/>
+                <w:rFonts w:ascii="宋体" w:eastAsia="宋体" w:hAnsi="宋体" w:cs="宋体"/>
                 <w:spacing w:val="-14"/>
                 <w:sz w:val="20"/>
                 <w:szCs w:val="20"/>
@@ -941,18 +955,18 @@
               <w:adjustRightInd w:val="0"/>
               <w:snapToGrid w:val="0"/>
               <w:spacing w:before="175" w:line="227" w:lineRule="auto"/>
-              <w:ind w:left="0" w:leftChars="0" w:right="0" w:rightChars="0" w:firstLine="0" w:firstLineChars="0"/>
+              <w:ind w:left="0" w:right="0" w:firstLine="0" w:leftChars="0" w:rightChars="0" w:firstLineChars="0"/>
               <w:jc w:val="center"/>
               <w:textAlignment w:val="baseline"/>
               <w:rPr>
-                <w:rFonts w:ascii="宋体" w:hAnsi="宋体" w:eastAsia="宋体" w:cs="宋体"/>
+                <w:rFonts w:ascii="宋体" w:eastAsia="宋体" w:hAnsi="宋体" w:cs="宋体"/>
                 <w:sz w:val="20"/>
                 <w:szCs w:val="20"/>
               </w:rPr>
             </w:pPr>
             <w:r>
               <w:rPr>
-                <w:rFonts w:ascii="宋体" w:hAnsi="宋体" w:eastAsia="宋体" w:cs="宋体"/>
+                <w:rFonts w:ascii="宋体" w:eastAsia="宋体" w:hAnsi="宋体" w:cs="宋体"/>
                 <w:spacing w:val="4"/>
                 <w:sz w:val="20"/>
                 <w:szCs w:val="20"/>
@@ -980,18 +994,18 @@
               <w:adjustRightInd w:val="0"/>
               <w:snapToGrid w:val="0"/>
               <w:spacing w:before="175" w:line="228" w:lineRule="auto"/>
-              <w:ind w:left="0" w:leftChars="0" w:right="0" w:rightChars="0" w:firstLine="0" w:firstLineChars="0"/>
+              <w:ind w:left="0" w:right="0" w:firstLine="0" w:leftChars="0" w:rightChars="0" w:firstLineChars="0"/>
               <w:jc w:val="center"/>
               <w:textAlignment w:val="baseline"/>
               <w:rPr>
-                <w:rFonts w:ascii="宋体" w:hAnsi="宋体" w:eastAsia="宋体" w:cs="宋体"/>
+                <w:rFonts w:ascii="宋体" w:eastAsia="宋体" w:hAnsi="宋体" w:cs="宋体"/>
                 <w:sz w:val="20"/>
                 <w:szCs w:val="20"/>
               </w:rPr>
             </w:pPr>
             <w:r>
               <w:rPr>
-                <w:rFonts w:ascii="宋体" w:hAnsi="宋体" w:eastAsia="宋体" w:cs="宋体"/>
+                <w:rFonts w:ascii="宋体" w:eastAsia="宋体" w:hAnsi="宋体" w:cs="宋体"/>
                 <w:spacing w:val="7"/>
                 <w:sz w:val="20"/>
                 <w:szCs w:val="20"/>
@@ -1019,11 +1033,11 @@
               <w:adjustRightInd w:val="0"/>
               <w:snapToGrid w:val="0"/>
               <w:spacing w:before="175" w:line="228" w:lineRule="auto"/>
-              <w:ind w:left="0" w:leftChars="0" w:right="0" w:rightChars="0" w:firstLine="0" w:firstLineChars="0"/>
+              <w:ind w:left="0" w:right="0" w:firstLine="0" w:leftChars="0" w:rightChars="0" w:firstLineChars="0"/>
               <w:jc w:val="center"/>
               <w:textAlignment w:val="baseline"/>
               <w:rPr>
-                <w:rFonts w:hint="eastAsia" w:ascii="宋体" w:hAnsi="宋体" w:eastAsia="宋体" w:cs="宋体"/>
+                <w:rFonts w:ascii="宋体" w:eastAsia="宋体" w:hAnsi="宋体" w:cs="宋体" w:hint="eastAsia"/>
                 <w:spacing w:val="7"/>
                 <w:sz w:val="20"/>
                 <w:szCs w:val="20"/>
@@ -1032,7 +1046,7 @@
             </w:pPr>
             <w:r>
               <w:rPr>
-                <w:rFonts w:hint="eastAsia" w:ascii="宋体" w:hAnsi="宋体" w:cs="宋体"/>
+                <w:rFonts w:ascii="宋体" w:hAnsi="宋体" w:cs="宋体" w:hint="eastAsia"/>
                 <w:spacing w:val="7"/>
                 <w:sz w:val="20"/>
                 <w:szCs w:val="20"/>
@@ -1061,11 +1075,11 @@
               <w:adjustRightInd w:val="0"/>
               <w:snapToGrid w:val="0"/>
               <w:spacing w:before="175" w:line="228" w:lineRule="auto"/>
-              <w:ind w:left="0" w:leftChars="0" w:right="0" w:rightChars="0" w:firstLine="0" w:firstLineChars="0"/>
+              <w:ind w:left="0" w:right="0" w:firstLine="0" w:leftChars="0" w:rightChars="0" w:firstLineChars="0"/>
               <w:jc w:val="center"/>
               <w:textAlignment w:val="baseline"/>
               <w:rPr>
-                <w:rFonts w:hint="default" w:ascii="宋体" w:hAnsi="宋体" w:cs="宋体"/>
+                <w:rFonts w:ascii="宋体" w:hAnsi="宋体" w:cs="宋体" w:hint="default"/>
                 <w:spacing w:val="7"/>
                 <w:sz w:val="20"/>
                 <w:szCs w:val="20"/>
@@ -1074,7 +1088,7 @@
             </w:pPr>
             <w:r>
               <w:rPr>
-                <w:rFonts w:hint="eastAsia" w:ascii="宋体" w:hAnsi="宋体" w:cs="宋体"/>
+                <w:rFonts w:ascii="宋体" w:hAnsi="宋体" w:cs="宋体" w:hint="eastAsia"/>
                 <w:spacing w:val="7"/>
                 <w:sz w:val="20"/>
                 <w:szCs w:val="20"/>
@@ -1103,18 +1117,18 @@
               <w:adjustRightInd w:val="0"/>
               <w:snapToGrid w:val="0"/>
               <w:spacing w:before="176" w:line="229" w:lineRule="auto"/>
-              <w:ind w:left="0" w:leftChars="0" w:right="0" w:rightChars="0" w:firstLine="0" w:firstLineChars="0"/>
+              <w:ind w:left="0" w:right="0" w:firstLine="0" w:leftChars="0" w:rightChars="0" w:firstLineChars="0"/>
               <w:jc w:val="center"/>
               <w:textAlignment w:val="baseline"/>
               <w:rPr>
-                <w:rFonts w:ascii="宋体" w:hAnsi="宋体" w:eastAsia="宋体" w:cs="宋体"/>
+                <w:rFonts w:ascii="宋体" w:eastAsia="宋体" w:hAnsi="宋体" w:cs="宋体"/>
                 <w:sz w:val="20"/>
                 <w:szCs w:val="20"/>
               </w:rPr>
             </w:pPr>
             <w:r>
               <w:rPr>
-                <w:rFonts w:ascii="宋体" w:hAnsi="宋体" w:eastAsia="宋体" w:cs="宋体"/>
+                <w:rFonts w:ascii="宋体" w:eastAsia="宋体" w:hAnsi="宋体" w:cs="宋体"/>
                 <w:spacing w:val="7"/>
                 <w:sz w:val="20"/>
                 <w:szCs w:val="20"/>
@@ -1126,14 +1140,9 @@
       </w:tr>
       <w:tr>
         <w:tblPrEx>
-          <w:tblBorders>
-            <w:top w:val="single" w:color="000000" w:sz="2" w:space="0"/>
-            <w:left w:val="single" w:color="000000" w:sz="2" w:space="0"/>
-            <w:bottom w:val="single" w:color="000000" w:sz="2" w:space="0"/>
-            <w:right w:val="single" w:color="000000" w:sz="2" w:space="0"/>
-            <w:insideH w:val="single" w:color="000000" w:sz="2" w:space="0"/>
-            <w:insideV w:val="single" w:color="000000" w:sz="2" w:space="0"/>
-          </w:tblBorders>
+          <w:tblW w:w="8214" w:type="dxa"/>
+          <w:jc w:val="center"/>
+          <w:tblLayout w:type="fixed"/>
           <w:tblCellMar>
             <w:top w:w="0" w:type="dxa"/>
             <w:left w:w="0" w:type="dxa"/>
@@ -1142,7 +1151,7 @@
           </w:tblCellMar>
         </w:tblPrEx>
         <w:trPr>
-          <w:trHeight w:val="516" w:hRule="atLeast"/>
+          <w:trHeight w:val="516"/>
           <w:jc w:val="center"/>
         </w:trPr>
         <w:tc>
@@ -1164,11 +1173,11 @@
               <w:adjustRightInd w:val="0"/>
               <w:snapToGrid w:val="0"/>
               <w:spacing w:before="173" w:line="267" w:lineRule="exact"/>
-              <w:ind w:left="0" w:leftChars="0" w:right="0" w:rightChars="0" w:firstLine="0" w:firstLineChars="0"/>
+              <w:ind w:left="0" w:right="0" w:firstLine="0" w:leftChars="0" w:rightChars="0" w:firstLineChars="0"/>
               <w:jc w:val="center"/>
               <w:textAlignment w:val="baseline"/>
               <w:rPr>
-                <w:rFonts w:hint="default" w:ascii="宋体" w:hAnsi="宋体" w:eastAsia="宋体" w:cs="宋体"/>
+                <w:rFonts w:ascii="宋体" w:eastAsia="宋体" w:hAnsi="宋体" w:cs="宋体" w:hint="default"/>
                 <w:sz w:val="20"/>
                 <w:szCs w:val="20"/>
                 <w:lang w:val="en-US"/>
@@ -1176,7 +1185,7 @@
             </w:pPr>
             <w:r>
               <w:rPr>
-                <w:rFonts w:ascii="宋体" w:hAnsi="宋体" w:eastAsia="宋体" w:cs="宋体"/>
+                <w:rFonts w:ascii="宋体" w:eastAsia="宋体" w:hAnsi="宋体" w:cs="宋体"/>
                 <w:spacing w:val="3"/>
                 <w:position w:val="1"/>
                 <w:sz w:val="20"/>
@@ -1186,7 +1195,7 @@
             </w:r>
             <w:r>
               <w:rPr>
-                <w:rFonts w:hint="eastAsia" w:ascii="宋体" w:hAnsi="宋体" w:cs="宋体"/>
+                <w:rFonts w:ascii="宋体" w:hAnsi="宋体" w:cs="宋体" w:hint="eastAsia"/>
                 <w:spacing w:val="3"/>
                 <w:position w:val="1"/>
                 <w:sz w:val="20"/>
@@ -1197,7 +1206,7 @@
             </w:r>
             <w:r>
               <w:rPr>
-                <w:rFonts w:ascii="宋体" w:hAnsi="宋体" w:eastAsia="宋体" w:cs="宋体"/>
+                <w:rFonts w:ascii="宋体" w:eastAsia="宋体" w:hAnsi="宋体" w:cs="宋体"/>
                 <w:spacing w:val="3"/>
                 <w:position w:val="1"/>
                 <w:sz w:val="20"/>
@@ -1207,7 +1216,7 @@
             </w:r>
             <w:r>
               <w:rPr>
-                <w:rFonts w:hint="eastAsia" w:ascii="宋体" w:hAnsi="宋体" w:cs="宋体"/>
+                <w:rFonts w:ascii="宋体" w:hAnsi="宋体" w:cs="宋体" w:hint="eastAsia"/>
                 <w:spacing w:val="3"/>
                 <w:position w:val="1"/>
                 <w:sz w:val="20"/>
@@ -1237,18 +1246,18 @@
               <w:adjustRightInd w:val="0"/>
               <w:snapToGrid w:val="0"/>
               <w:spacing w:before="173" w:line="267" w:lineRule="exact"/>
-              <w:ind w:left="0" w:leftChars="0" w:right="0" w:rightChars="0" w:firstLine="0" w:firstLineChars="0"/>
+              <w:ind w:left="0" w:right="0" w:firstLine="0" w:leftChars="0" w:rightChars="0" w:firstLineChars="0"/>
               <w:jc w:val="center"/>
               <w:textAlignment w:val="baseline"/>
               <w:rPr>
-                <w:rFonts w:ascii="宋体" w:hAnsi="宋体" w:eastAsia="宋体" w:cs="宋体"/>
+                <w:rFonts w:ascii="宋体" w:eastAsia="宋体" w:hAnsi="宋体" w:cs="宋体"/>
                 <w:sz w:val="20"/>
                 <w:szCs w:val="20"/>
               </w:rPr>
             </w:pPr>
             <w:r>
               <w:rPr>
-                <w:rFonts w:ascii="宋体" w:hAnsi="宋体" w:eastAsia="宋体" w:cs="宋体"/>
+                <w:rFonts w:ascii="宋体" w:eastAsia="宋体" w:hAnsi="宋体" w:cs="宋体"/>
                 <w:spacing w:val="4"/>
                 <w:position w:val="1"/>
                 <w:sz w:val="20"/>
@@ -1277,18 +1286,18 @@
               <w:adjustRightInd w:val="0"/>
               <w:snapToGrid w:val="0"/>
               <w:spacing w:before="172" w:line="228" w:lineRule="auto"/>
-              <w:ind w:left="0" w:leftChars="0" w:right="0" w:rightChars="0" w:firstLine="0" w:firstLineChars="0"/>
+              <w:ind w:left="0" w:right="0" w:firstLine="0" w:leftChars="0" w:rightChars="0" w:firstLineChars="0"/>
               <w:jc w:val="center"/>
               <w:textAlignment w:val="baseline"/>
               <w:rPr>
-                <w:rFonts w:ascii="宋体" w:hAnsi="宋体" w:eastAsia="宋体" w:cs="宋体"/>
+                <w:rFonts w:ascii="宋体" w:eastAsia="宋体" w:hAnsi="宋体" w:cs="宋体"/>
                 <w:sz w:val="20"/>
                 <w:szCs w:val="20"/>
               </w:rPr>
             </w:pPr>
             <w:r>
               <w:rPr>
-                <w:rFonts w:ascii="宋体" w:hAnsi="宋体" w:eastAsia="宋体" w:cs="宋体"/>
+                <w:rFonts w:ascii="宋体" w:eastAsia="宋体" w:hAnsi="宋体" w:cs="宋体"/>
                 <w:spacing w:val="200"/>
                 <w:kern w:val="0"/>
                 <w:sz w:val="20"/>
@@ -1298,7 +1307,7 @@
             </w:r>
             <w:r>
               <w:rPr>
-                <w:rFonts w:ascii="宋体" w:hAnsi="宋体" w:eastAsia="宋体" w:cs="宋体"/>
+                <w:rFonts w:ascii="宋体" w:eastAsia="宋体" w:hAnsi="宋体" w:cs="宋体"/>
                 <w:spacing w:val="0"/>
                 <w:kern w:val="0"/>
                 <w:sz w:val="20"/>
@@ -1327,11 +1336,11 @@
               <w:adjustRightInd w:val="0"/>
               <w:snapToGrid w:val="0"/>
               <w:spacing w:before="173" w:line="229" w:lineRule="auto"/>
-              <w:ind w:left="0" w:leftChars="0" w:right="0" w:rightChars="0" w:firstLine="0" w:firstLineChars="0"/>
+              <w:ind w:left="0" w:right="0" w:firstLine="0" w:leftChars="0" w:rightChars="0" w:firstLineChars="0"/>
               <w:jc w:val="center"/>
               <w:textAlignment w:val="baseline"/>
               <w:rPr>
-                <w:rFonts w:ascii="宋体" w:hAnsi="宋体" w:eastAsia="宋体" w:cs="宋体"/>
+                <w:rFonts w:ascii="宋体" w:eastAsia="宋体" w:hAnsi="宋体" w:cs="宋体"/>
                 <w:spacing w:val="200"/>
                 <w:kern w:val="0"/>
                 <w:sz w:val="20"/>
@@ -1340,7 +1349,7 @@
             </w:pPr>
             <w:r>
               <w:rPr>
-                <w:rFonts w:hint="eastAsia" w:asciiTheme="minorAscii" w:hAnsiTheme="minorAscii" w:eastAsiaTheme="minorEastAsia"/>
+                <w:rFonts w:asciiTheme="minorAscii" w:eastAsiaTheme="minorEastAsia" w:hAnsiTheme="minorAscii" w:hint="eastAsia"/>
                 <w:spacing w:val="0"/>
                 <w:kern w:val="0"/>
                 <w:sz w:val="21"/>
@@ -1370,11 +1379,11 @@
               <w:adjustRightInd w:val="0"/>
               <w:snapToGrid w:val="0"/>
               <w:spacing w:before="172" w:line="228" w:lineRule="auto"/>
-              <w:ind w:left="0" w:leftChars="0" w:right="0" w:rightChars="0" w:firstLine="0" w:firstLineChars="0"/>
+              <w:ind w:left="0" w:right="0" w:firstLine="0" w:leftChars="0" w:rightChars="0" w:firstLineChars="0"/>
               <w:jc w:val="center"/>
               <w:textAlignment w:val="baseline"/>
               <w:rPr>
-                <w:rFonts w:ascii="宋体" w:hAnsi="宋体" w:eastAsia="宋体" w:cs="宋体"/>
+                <w:rFonts w:ascii="宋体" w:eastAsia="宋体" w:hAnsi="宋体" w:cs="宋体"/>
                 <w:spacing w:val="200"/>
                 <w:kern w:val="0"/>
                 <w:sz w:val="20"/>
@@ -1383,7 +1392,7 @@
             </w:pPr>
             <w:r>
               <w:rPr>
-                <w:rFonts w:hint="eastAsia" w:ascii="宋体" w:hAnsi="宋体" w:eastAsia="宋体" w:cs="宋体"/>
+                <w:rFonts w:ascii="宋体" w:eastAsia="宋体" w:hAnsi="宋体" w:cs="宋体" w:hint="eastAsia"/>
                 <w:spacing w:val="200"/>
                 <w:kern w:val="0"/>
                 <w:sz w:val="20"/>
@@ -1393,7 +1402,7 @@
             </w:r>
             <w:r>
               <w:rPr>
-                <w:rFonts w:hint="eastAsia" w:asciiTheme="minorAscii" w:hAnsiTheme="minorAscii" w:eastAsiaTheme="minorEastAsia"/>
+                <w:rFonts w:asciiTheme="minorAscii" w:eastAsiaTheme="minorEastAsia" w:hAnsiTheme="minorAscii" w:hint="eastAsia"/>
                 <w:spacing w:val="0"/>
                 <w:kern w:val="0"/>
                 <w:sz w:val="21"/>
@@ -1423,18 +1432,18 @@
               <w:adjustRightInd w:val="0"/>
               <w:snapToGrid w:val="0"/>
               <w:spacing w:before="173" w:line="229" w:lineRule="auto"/>
-              <w:ind w:left="0" w:leftChars="0" w:right="0" w:rightChars="0" w:firstLine="0" w:firstLineChars="0"/>
+              <w:ind w:left="0" w:right="0" w:firstLine="0" w:leftChars="0" w:rightChars="0" w:firstLineChars="0"/>
               <w:jc w:val="center"/>
               <w:textAlignment w:val="baseline"/>
               <w:rPr>
-                <w:rFonts w:ascii="宋体" w:hAnsi="宋体" w:eastAsia="宋体" w:cs="宋体"/>
+                <w:rFonts w:ascii="宋体" w:eastAsia="宋体" w:hAnsi="宋体" w:cs="宋体"/>
                 <w:sz w:val="20"/>
                 <w:szCs w:val="20"/>
               </w:rPr>
             </w:pPr>
             <w:r>
               <w:rPr>
-                <w:rFonts w:hint="eastAsia" w:asciiTheme="minorAscii" w:hAnsiTheme="minorAscii" w:eastAsiaTheme="minorEastAsia"/>
+                <w:rFonts w:asciiTheme="minorAscii" w:eastAsiaTheme="minorEastAsia" w:hAnsiTheme="minorAscii" w:hint="eastAsia"/>
                 <w:spacing w:val="0"/>
                 <w:kern w:val="0"/>
                 <w:sz w:val="21"/>
@@ -1448,14 +1457,9 @@
       </w:tr>
       <w:tr>
         <w:tblPrEx>
-          <w:tblBorders>
-            <w:top w:val="single" w:color="000000" w:sz="2" w:space="0"/>
-            <w:left w:val="single" w:color="000000" w:sz="2" w:space="0"/>
-            <w:bottom w:val="single" w:color="000000" w:sz="2" w:space="0"/>
-            <w:right w:val="single" w:color="000000" w:sz="2" w:space="0"/>
-            <w:insideH w:val="single" w:color="000000" w:sz="2" w:space="0"/>
-            <w:insideV w:val="single" w:color="000000" w:sz="2" w:space="0"/>
-          </w:tblBorders>
+          <w:tblW w:w="8214" w:type="dxa"/>
+          <w:jc w:val="center"/>
+          <w:tblLayout w:type="fixed"/>
           <w:tblCellMar>
             <w:top w:w="0" w:type="dxa"/>
             <w:left w:w="0" w:type="dxa"/>
@@ -1464,7 +1468,7 @@
           </w:tblCellMar>
         </w:tblPrEx>
         <w:trPr>
-          <w:trHeight w:val="556" w:hRule="atLeast"/>
+          <w:trHeight w:val="556"/>
           <w:jc w:val="center"/>
         </w:trPr>
         <w:tc>
@@ -1473,7 +1477,7 @@
           </w:tcPr>
           <w:p>
             <w:pPr>
-              <w:pStyle w:val="27"/>
+              <w:pStyle w:val="TableText"/>
               <w:keepNext w:val="0"/>
               <w:keepLines w:val="0"/>
               <w:pageBreakBefore w:val="0"/>
@@ -1486,7 +1490,7 @@
               <w:bidi w:val="0"/>
               <w:adjustRightInd w:val="0"/>
               <w:snapToGrid w:val="0"/>
-              <w:ind w:left="0" w:leftChars="0" w:right="0" w:rightChars="0" w:firstLine="0" w:firstLineChars="0"/>
+              <w:ind w:left="0" w:right="0" w:firstLine="0" w:leftChars="0" w:rightChars="0" w:firstLineChars="0"/>
               <w:jc w:val="center"/>
               <w:textAlignment w:val="baseline"/>
             </w:pPr>
@@ -1498,7 +1502,7 @@
           </w:tcPr>
           <w:p>
             <w:pPr>
-              <w:pStyle w:val="27"/>
+              <w:pStyle w:val="TableText"/>
               <w:keepNext w:val="0"/>
               <w:keepLines w:val="0"/>
               <w:pageBreakBefore w:val="0"/>
@@ -1511,7 +1515,7 @@
               <w:bidi w:val="0"/>
               <w:adjustRightInd w:val="0"/>
               <w:snapToGrid w:val="0"/>
-              <w:ind w:left="0" w:leftChars="0" w:right="0" w:rightChars="0" w:firstLine="0" w:firstLineChars="0"/>
+              <w:ind w:left="0" w:right="0" w:firstLine="0" w:leftChars="0" w:rightChars="0" w:firstLineChars="0"/>
               <w:jc w:val="center"/>
               <w:textAlignment w:val="baseline"/>
             </w:pPr>
@@ -1523,7 +1527,7 @@
           </w:tcPr>
           <w:p>
             <w:pPr>
-              <w:pStyle w:val="27"/>
+              <w:pStyle w:val="TableText"/>
               <w:keepNext w:val="0"/>
               <w:keepLines w:val="0"/>
               <w:pageBreakBefore w:val="0"/>
@@ -1536,7 +1540,7 @@
               <w:bidi w:val="0"/>
               <w:adjustRightInd w:val="0"/>
               <w:snapToGrid w:val="0"/>
-              <w:ind w:left="0" w:leftChars="0" w:right="0" w:rightChars="0" w:firstLine="0" w:firstLineChars="0"/>
+              <w:ind w:left="0" w:right="0" w:firstLine="0" w:leftChars="0" w:rightChars="0" w:firstLineChars="0"/>
               <w:jc w:val="center"/>
               <w:textAlignment w:val="baseline"/>
             </w:pPr>
@@ -1548,7 +1552,7 @@
           </w:tcPr>
           <w:p>
             <w:pPr>
-              <w:pStyle w:val="27"/>
+              <w:pStyle w:val="TableText"/>
               <w:keepNext w:val="0"/>
               <w:keepLines w:val="0"/>
               <w:pageBreakBefore w:val="0"/>
@@ -1561,7 +1565,7 @@
               <w:bidi w:val="0"/>
               <w:adjustRightInd w:val="0"/>
               <w:snapToGrid w:val="0"/>
-              <w:ind w:left="0" w:leftChars="0" w:right="0" w:rightChars="0" w:firstLine="0" w:firstLineChars="0"/>
+              <w:ind w:left="0" w:right="0" w:firstLine="0" w:leftChars="0" w:rightChars="0" w:firstLineChars="0"/>
               <w:jc w:val="center"/>
               <w:textAlignment w:val="baseline"/>
             </w:pPr>
@@ -1573,7 +1577,7 @@
           </w:tcPr>
           <w:p>
             <w:pPr>
-              <w:pStyle w:val="27"/>
+              <w:pStyle w:val="TableText"/>
               <w:keepNext w:val="0"/>
               <w:keepLines w:val="0"/>
               <w:pageBreakBefore w:val="0"/>
@@ -1586,7 +1590,7 @@
               <w:bidi w:val="0"/>
               <w:adjustRightInd w:val="0"/>
               <w:snapToGrid w:val="0"/>
-              <w:ind w:left="0" w:leftChars="0" w:right="0" w:rightChars="0" w:firstLine="0" w:firstLineChars="0"/>
+              <w:ind w:left="0" w:right="0" w:firstLine="0" w:leftChars="0" w:rightChars="0" w:firstLineChars="0"/>
               <w:jc w:val="center"/>
               <w:textAlignment w:val="baseline"/>
             </w:pPr>
@@ -1598,7 +1602,7 @@
           </w:tcPr>
           <w:p>
             <w:pPr>
-              <w:pStyle w:val="27"/>
+              <w:pStyle w:val="TableText"/>
               <w:keepNext w:val="0"/>
               <w:keepLines w:val="0"/>
               <w:pageBreakBefore w:val="0"/>
@@ -1611,7 +1615,7 @@
               <w:bidi w:val="0"/>
               <w:adjustRightInd w:val="0"/>
               <w:snapToGrid w:val="0"/>
-              <w:ind w:left="0" w:leftChars="0" w:right="0" w:rightChars="0" w:firstLine="0" w:firstLineChars="0"/>
+              <w:ind w:left="0" w:right="0" w:firstLine="0" w:leftChars="0" w:rightChars="0" w:firstLineChars="0"/>
               <w:jc w:val="center"/>
               <w:textAlignment w:val="baseline"/>
             </w:pPr>
@@ -1620,14 +1624,9 @@
       </w:tr>
       <w:tr>
         <w:tblPrEx>
-          <w:tblBorders>
-            <w:top w:val="single" w:color="000000" w:sz="2" w:space="0"/>
-            <w:left w:val="single" w:color="000000" w:sz="2" w:space="0"/>
-            <w:bottom w:val="single" w:color="000000" w:sz="2" w:space="0"/>
-            <w:right w:val="single" w:color="000000" w:sz="2" w:space="0"/>
-            <w:insideH w:val="single" w:color="000000" w:sz="2" w:space="0"/>
-            <w:insideV w:val="single" w:color="000000" w:sz="2" w:space="0"/>
-          </w:tblBorders>
+          <w:tblW w:w="8214" w:type="dxa"/>
+          <w:jc w:val="center"/>
+          <w:tblLayout w:type="fixed"/>
           <w:tblCellMar>
             <w:top w:w="0" w:type="dxa"/>
             <w:left w:w="0" w:type="dxa"/>
@@ -1636,7 +1635,7 @@
           </w:tblCellMar>
         </w:tblPrEx>
         <w:trPr>
-          <w:trHeight w:val="556" w:hRule="atLeast"/>
+          <w:trHeight w:val="556"/>
           <w:jc w:val="center"/>
         </w:trPr>
         <w:tc>
@@ -1645,7 +1644,7 @@
           </w:tcPr>
           <w:p>
             <w:pPr>
-              <w:pStyle w:val="27"/>
+              <w:pStyle w:val="TableText"/>
               <w:keepNext w:val="0"/>
               <w:keepLines w:val="0"/>
               <w:pageBreakBefore w:val="0"/>
@@ -1658,7 +1657,7 @@
               <w:bidi w:val="0"/>
               <w:adjustRightInd w:val="0"/>
               <w:snapToGrid w:val="0"/>
-              <w:ind w:left="0" w:leftChars="0" w:right="0" w:rightChars="0" w:firstLine="0" w:firstLineChars="0"/>
+              <w:ind w:left="0" w:right="0" w:firstLine="0" w:leftChars="0" w:rightChars="0" w:firstLineChars="0"/>
               <w:jc w:val="center"/>
               <w:textAlignment w:val="baseline"/>
             </w:pPr>
@@ -1670,7 +1669,7 @@
           </w:tcPr>
           <w:p>
             <w:pPr>
-              <w:pStyle w:val="27"/>
+              <w:pStyle w:val="TableText"/>
               <w:keepNext w:val="0"/>
               <w:keepLines w:val="0"/>
               <w:pageBreakBefore w:val="0"/>
@@ -1683,7 +1682,7 @@
               <w:bidi w:val="0"/>
               <w:adjustRightInd w:val="0"/>
               <w:snapToGrid w:val="0"/>
-              <w:ind w:left="0" w:leftChars="0" w:right="0" w:rightChars="0" w:firstLine="0" w:firstLineChars="0"/>
+              <w:ind w:left="0" w:right="0" w:firstLine="0" w:leftChars="0" w:rightChars="0" w:firstLineChars="0"/>
               <w:jc w:val="center"/>
               <w:textAlignment w:val="baseline"/>
             </w:pPr>
@@ -1695,7 +1694,7 @@
           </w:tcPr>
           <w:p>
             <w:pPr>
-              <w:pStyle w:val="27"/>
+              <w:pStyle w:val="TableText"/>
               <w:keepNext w:val="0"/>
               <w:keepLines w:val="0"/>
               <w:pageBreakBefore w:val="0"/>
@@ -1708,7 +1707,7 @@
               <w:bidi w:val="0"/>
               <w:adjustRightInd w:val="0"/>
               <w:snapToGrid w:val="0"/>
-              <w:ind w:left="0" w:leftChars="0" w:right="0" w:rightChars="0" w:firstLine="0" w:firstLineChars="0"/>
+              <w:ind w:left="0" w:right="0" w:firstLine="0" w:leftChars="0" w:rightChars="0" w:firstLineChars="0"/>
               <w:jc w:val="center"/>
               <w:textAlignment w:val="baseline"/>
             </w:pPr>
@@ -1720,7 +1719,7 @@
           </w:tcPr>
           <w:p>
             <w:pPr>
-              <w:pStyle w:val="27"/>
+              <w:pStyle w:val="TableText"/>
               <w:keepNext w:val="0"/>
               <w:keepLines w:val="0"/>
               <w:pageBreakBefore w:val="0"/>
@@ -1733,7 +1732,7 @@
               <w:bidi w:val="0"/>
               <w:adjustRightInd w:val="0"/>
               <w:snapToGrid w:val="0"/>
-              <w:ind w:left="0" w:leftChars="0" w:right="0" w:rightChars="0" w:firstLine="0" w:firstLineChars="0"/>
+              <w:ind w:left="0" w:right="0" w:firstLine="0" w:leftChars="0" w:rightChars="0" w:firstLineChars="0"/>
               <w:jc w:val="center"/>
               <w:textAlignment w:val="baseline"/>
             </w:pPr>
@@ -1745,7 +1744,7 @@
           </w:tcPr>
           <w:p>
             <w:pPr>
-              <w:pStyle w:val="27"/>
+              <w:pStyle w:val="TableText"/>
               <w:keepNext w:val="0"/>
               <w:keepLines w:val="0"/>
               <w:pageBreakBefore w:val="0"/>
@@ -1758,7 +1757,7 @@
               <w:bidi w:val="0"/>
               <w:adjustRightInd w:val="0"/>
               <w:snapToGrid w:val="0"/>
-              <w:ind w:left="0" w:leftChars="0" w:right="0" w:rightChars="0" w:firstLine="0" w:firstLineChars="0"/>
+              <w:ind w:left="0" w:right="0" w:firstLine="0" w:leftChars="0" w:rightChars="0" w:firstLineChars="0"/>
               <w:jc w:val="center"/>
               <w:textAlignment w:val="baseline"/>
             </w:pPr>
@@ -1770,7 +1769,7 @@
           </w:tcPr>
           <w:p>
             <w:pPr>
-              <w:pStyle w:val="27"/>
+              <w:pStyle w:val="TableText"/>
               <w:keepNext w:val="0"/>
               <w:keepLines w:val="0"/>
               <w:pageBreakBefore w:val="0"/>
@@ -1783,7 +1782,7 @@
               <w:bidi w:val="0"/>
               <w:adjustRightInd w:val="0"/>
               <w:snapToGrid w:val="0"/>
-              <w:ind w:left="0" w:leftChars="0" w:right="0" w:rightChars="0" w:firstLine="0" w:firstLineChars="0"/>
+              <w:ind w:left="0" w:right="0" w:firstLine="0" w:leftChars="0" w:rightChars="0" w:firstLineChars="0"/>
               <w:jc w:val="center"/>
               <w:textAlignment w:val="baseline"/>
             </w:pPr>
@@ -1792,14 +1791,9 @@
       </w:tr>
       <w:tr>
         <w:tblPrEx>
-          <w:tblBorders>
-            <w:top w:val="single" w:color="000000" w:sz="2" w:space="0"/>
-            <w:left w:val="single" w:color="000000" w:sz="2" w:space="0"/>
-            <w:bottom w:val="single" w:color="000000" w:sz="2" w:space="0"/>
-            <w:right w:val="single" w:color="000000" w:sz="2" w:space="0"/>
-            <w:insideH w:val="single" w:color="000000" w:sz="2" w:space="0"/>
-            <w:insideV w:val="single" w:color="000000" w:sz="2" w:space="0"/>
-          </w:tblBorders>
+          <w:tblW w:w="8214" w:type="dxa"/>
+          <w:jc w:val="center"/>
+          <w:tblLayout w:type="fixed"/>
           <w:tblCellMar>
             <w:top w:w="0" w:type="dxa"/>
             <w:left w:w="0" w:type="dxa"/>
@@ -1808,7 +1802,7 @@
           </w:tblCellMar>
         </w:tblPrEx>
         <w:trPr>
-          <w:trHeight w:val="557" w:hRule="atLeast"/>
+          <w:trHeight w:val="557"/>
           <w:jc w:val="center"/>
         </w:trPr>
         <w:tc>
@@ -1817,7 +1811,7 @@
           </w:tcPr>
           <w:p>
             <w:pPr>
-              <w:pStyle w:val="27"/>
+              <w:pStyle w:val="TableText"/>
               <w:keepNext w:val="0"/>
               <w:keepLines w:val="0"/>
               <w:pageBreakBefore w:val="0"/>
@@ -1830,7 +1824,7 @@
               <w:bidi w:val="0"/>
               <w:adjustRightInd w:val="0"/>
               <w:snapToGrid w:val="0"/>
-              <w:ind w:left="0" w:leftChars="0" w:right="0" w:rightChars="0" w:firstLine="0" w:firstLineChars="0"/>
+              <w:ind w:left="0" w:right="0" w:firstLine="0" w:leftChars="0" w:rightChars="0" w:firstLineChars="0"/>
               <w:jc w:val="center"/>
               <w:textAlignment w:val="baseline"/>
             </w:pPr>
@@ -1842,7 +1836,7 @@
           </w:tcPr>
           <w:p>
             <w:pPr>
-              <w:pStyle w:val="27"/>
+              <w:pStyle w:val="TableText"/>
               <w:keepNext w:val="0"/>
               <w:keepLines w:val="0"/>
               <w:pageBreakBefore w:val="0"/>
@@ -1855,7 +1849,7 @@
               <w:bidi w:val="0"/>
               <w:adjustRightInd w:val="0"/>
               <w:snapToGrid w:val="0"/>
-              <w:ind w:left="0" w:leftChars="0" w:right="0" w:rightChars="0" w:firstLine="0" w:firstLineChars="0"/>
+              <w:ind w:left="0" w:right="0" w:firstLine="0" w:leftChars="0" w:rightChars="0" w:firstLineChars="0"/>
               <w:jc w:val="center"/>
               <w:textAlignment w:val="baseline"/>
             </w:pPr>
@@ -1867,7 +1861,7 @@
           </w:tcPr>
           <w:p>
             <w:pPr>
-              <w:pStyle w:val="27"/>
+              <w:pStyle w:val="TableText"/>
               <w:keepNext w:val="0"/>
               <w:keepLines w:val="0"/>
               <w:pageBreakBefore w:val="0"/>
@@ -1880,7 +1874,7 @@
               <w:bidi w:val="0"/>
               <w:adjustRightInd w:val="0"/>
               <w:snapToGrid w:val="0"/>
-              <w:ind w:left="0" w:leftChars="0" w:right="0" w:rightChars="0" w:firstLine="0" w:firstLineChars="0"/>
+              <w:ind w:left="0" w:right="0" w:firstLine="0" w:leftChars="0" w:rightChars="0" w:firstLineChars="0"/>
               <w:jc w:val="center"/>
               <w:textAlignment w:val="baseline"/>
             </w:pPr>
@@ -1892,7 +1886,7 @@
           </w:tcPr>
           <w:p>
             <w:pPr>
-              <w:pStyle w:val="27"/>
+              <w:pStyle w:val="TableText"/>
               <w:keepNext w:val="0"/>
               <w:keepLines w:val="0"/>
               <w:pageBreakBefore w:val="0"/>
@@ -1905,7 +1899,7 @@
               <w:bidi w:val="0"/>
               <w:adjustRightInd w:val="0"/>
               <w:snapToGrid w:val="0"/>
-              <w:ind w:left="0" w:leftChars="0" w:right="0" w:rightChars="0" w:firstLine="0" w:firstLineChars="0"/>
+              <w:ind w:left="0" w:right="0" w:firstLine="0" w:leftChars="0" w:rightChars="0" w:firstLineChars="0"/>
               <w:jc w:val="center"/>
               <w:textAlignment w:val="baseline"/>
             </w:pPr>
@@ -1917,7 +1911,7 @@
           </w:tcPr>
           <w:p>
             <w:pPr>
-              <w:pStyle w:val="27"/>
+              <w:pStyle w:val="TableText"/>
               <w:keepNext w:val="0"/>
               <w:keepLines w:val="0"/>
               <w:pageBreakBefore w:val="0"/>
@@ -1930,7 +1924,7 @@
               <w:bidi w:val="0"/>
               <w:adjustRightInd w:val="0"/>
               <w:snapToGrid w:val="0"/>
-              <w:ind w:left="0" w:leftChars="0" w:right="0" w:rightChars="0" w:firstLine="0" w:firstLineChars="0"/>
+              <w:ind w:left="0" w:right="0" w:firstLine="0" w:leftChars="0" w:rightChars="0" w:firstLineChars="0"/>
               <w:jc w:val="center"/>
               <w:textAlignment w:val="baseline"/>
             </w:pPr>
@@ -1942,7 +1936,7 @@
           </w:tcPr>
           <w:p>
             <w:pPr>
-              <w:pStyle w:val="27"/>
+              <w:pStyle w:val="TableText"/>
               <w:keepNext w:val="0"/>
               <w:keepLines w:val="0"/>
               <w:pageBreakBefore w:val="0"/>
@@ -1955,7 +1949,7 @@
               <w:bidi w:val="0"/>
               <w:adjustRightInd w:val="0"/>
               <w:snapToGrid w:val="0"/>
-              <w:ind w:left="0" w:leftChars="0" w:right="0" w:rightChars="0" w:firstLine="0" w:firstLineChars="0"/>
+              <w:ind w:left="0" w:right="0" w:firstLine="0" w:leftChars="0" w:rightChars="0" w:firstLineChars="0"/>
               <w:jc w:val="center"/>
               <w:textAlignment w:val="baseline"/>
             </w:pPr>
@@ -1986,7 +1980,7 @@
     <w:sdt>
       <w:sdtPr>
         <w:rPr>
-          <w:rFonts w:ascii="宋体" w:hAnsi="宋体" w:eastAsia="宋体" w:cs="Arial"/>
+          <w:rFonts w:ascii="宋体" w:eastAsia="宋体" w:hAnsi="宋体" w:cs="Arial"/>
           <w:snapToGrid w:val="0"/>
           <w:color w:val="000000"/>
           <w:kern w:val="0"/>
@@ -2002,7 +1996,7 @@
       </w:sdtPr>
       <w:sdtEndPr>
         <w:rPr>
-          <w:rFonts w:hint="eastAsia" w:ascii="宋体" w:hAnsi="宋体" w:eastAsia="宋体" w:cs="宋体"/>
+          <w:rFonts w:ascii="宋体" w:eastAsia="宋体" w:hAnsi="宋体" w:cs="宋体" w:hint="eastAsia"/>
           <w:snapToGrid w:val="0"/>
           <w:color w:val="000000"/>
           <w:kern w:val="0"/>
@@ -2027,18 +2021,18 @@
             <w:adjustRightInd w:val="0"/>
             <w:snapToGrid w:val="0"/>
             <w:spacing w:before="0" w:beforeLines="0" w:after="0" w:afterLines="0" w:line="240" w:lineRule="auto"/>
-            <w:ind w:left="0" w:leftChars="0" w:right="0" w:rightChars="0" w:firstLine="0" w:firstLineChars="0"/>
+            <w:ind w:left="0" w:right="0" w:firstLine="0" w:leftChars="0" w:rightChars="0" w:firstLineChars="0"/>
             <w:jc w:val="center"/>
             <w:textAlignment w:val="baseline"/>
             <w:rPr>
-              <w:rFonts w:hint="eastAsia" w:ascii="宋体" w:hAnsi="宋体" w:eastAsia="宋体" w:cs="宋体"/>
+              <w:rFonts w:ascii="宋体" w:eastAsia="宋体" w:hAnsi="宋体" w:cs="宋体" w:hint="eastAsia"/>
               <w:sz w:val="24"/>
               <w:szCs w:val="24"/>
             </w:rPr>
           </w:pPr>
           <w:r>
             <w:rPr>
-              <w:rFonts w:hint="eastAsia" w:ascii="宋体" w:hAnsi="宋体" w:eastAsia="宋体" w:cs="宋体"/>
+              <w:rFonts w:ascii="宋体" w:eastAsia="宋体" w:hAnsi="宋体" w:cs="宋体" w:hint="eastAsia"/>
               <w:sz w:val="24"/>
               <w:szCs w:val="24"/>
             </w:rPr>
@@ -2047,16 +2041,14 @@
         </w:p>
         <w:p>
           <w:pPr>
-            <w:pStyle w:val="16"/>
+            <w:pStyle w:val="TOC1"/>
             <w:tabs>
               <w:tab w:val="right" w:leader="dot" w:pos="8306"/>
             </w:tabs>
           </w:pPr>
-          <w:bookmarkStart w:id="18" w:name="_GoBack"/>
-          <w:bookmarkEnd w:id="18"/>
-          <w:r>
-            <w:rPr>
-              <w:rFonts w:hint="eastAsia" w:ascii="宋体" w:hAnsi="宋体" w:eastAsia="宋体" w:cs="宋体"/>
+          <w:r>
+            <w:rPr>
+              <w:rFonts w:ascii="宋体" w:eastAsia="宋体" w:hAnsi="宋体" w:cs="宋体" w:hint="eastAsia"/>
               <w:sz w:val="24"/>
               <w:szCs w:val="24"/>
             </w:rPr>
@@ -2064,7 +2056,7 @@
           </w:r>
           <w:r>
             <w:rPr>
-              <w:rFonts w:hint="eastAsia" w:ascii="宋体" w:hAnsi="宋体" w:eastAsia="宋体" w:cs="宋体"/>
+              <w:rFonts w:ascii="宋体" w:eastAsia="宋体" w:hAnsi="宋体" w:cs="宋体" w:hint="eastAsia"/>
               <w:sz w:val="24"/>
               <w:szCs w:val="24"/>
             </w:rPr>
@@ -2072,7 +2064,7 @@
           </w:r>
           <w:r>
             <w:rPr>
-              <w:rFonts w:hint="eastAsia" w:ascii="宋体" w:hAnsi="宋体" w:eastAsia="宋体" w:cs="宋体"/>
+              <w:rFonts w:ascii="宋体" w:eastAsia="宋体" w:hAnsi="宋体" w:cs="宋体" w:hint="eastAsia"/>
               <w:sz w:val="24"/>
               <w:szCs w:val="24"/>
             </w:rPr>
@@ -2080,21 +2072,21 @@
           </w:r>
           <w:r>
             <w:rPr>
-              <w:rFonts w:hint="eastAsia" w:ascii="宋体" w:hAnsi="宋体" w:eastAsia="宋体" w:cs="宋体"/>
+              <w:rFonts w:ascii="宋体" w:eastAsia="宋体" w:hAnsi="宋体" w:cs="宋体" w:hint="eastAsia"/>
               <w:szCs w:val="24"/>
             </w:rPr>
             <w:fldChar w:fldCharType="begin"/>
           </w:r>
           <w:r>
             <w:rPr>
-              <w:rFonts w:hint="eastAsia" w:ascii="宋体" w:hAnsi="宋体" w:eastAsia="宋体" w:cs="宋体"/>
+              <w:rFonts w:ascii="宋体" w:eastAsia="宋体" w:hAnsi="宋体" w:cs="宋体" w:hint="eastAsia"/>
               <w:szCs w:val="24"/>
             </w:rPr>
             <w:instrText xml:space="preserve"> HYPERLINK \l _Toc15692 </w:instrText>
           </w:r>
           <w:r>
             <w:rPr>
-              <w:rFonts w:hint="eastAsia" w:ascii="宋体" w:hAnsi="宋体" w:eastAsia="宋体" w:cs="宋体"/>
+              <w:rFonts w:ascii="宋体" w:eastAsia="宋体" w:hAnsi="宋体" w:cs="宋体" w:hint="eastAsia"/>
               <w:szCs w:val="24"/>
             </w:rPr>
             <w:fldChar w:fldCharType="separate"/>
@@ -2126,7 +2118,7 @@
           </w:r>
           <w:r>
             <w:rPr>
-              <w:rFonts w:hint="eastAsia" w:ascii="宋体" w:hAnsi="宋体" w:eastAsia="宋体" w:cs="宋体"/>
+              <w:rFonts w:ascii="宋体" w:eastAsia="宋体" w:hAnsi="宋体" w:cs="宋体" w:hint="eastAsia"/>
               <w:szCs w:val="24"/>
             </w:rPr>
             <w:fldChar w:fldCharType="end"/>
@@ -2134,28 +2126,28 @@
         </w:p>
         <w:p>
           <w:pPr>
-            <w:pStyle w:val="16"/>
+            <w:pStyle w:val="TOC1"/>
             <w:tabs>
               <w:tab w:val="right" w:leader="dot" w:pos="8306"/>
             </w:tabs>
           </w:pPr>
           <w:r>
             <w:rPr>
-              <w:rFonts w:hint="eastAsia" w:ascii="宋体" w:hAnsi="宋体" w:eastAsia="宋体" w:cs="宋体"/>
+              <w:rFonts w:ascii="宋体" w:eastAsia="宋体" w:hAnsi="宋体" w:cs="宋体" w:hint="eastAsia"/>
               <w:szCs w:val="24"/>
             </w:rPr>
             <w:fldChar w:fldCharType="begin"/>
           </w:r>
           <w:r>
             <w:rPr>
-              <w:rFonts w:hint="eastAsia" w:ascii="宋体" w:hAnsi="宋体" w:eastAsia="宋体" w:cs="宋体"/>
+              <w:rFonts w:ascii="宋体" w:eastAsia="宋体" w:hAnsi="宋体" w:cs="宋体" w:hint="eastAsia"/>
               <w:szCs w:val="24"/>
             </w:rPr>
             <w:instrText xml:space="preserve"> HYPERLINK \l _Toc6079 </w:instrText>
           </w:r>
           <w:r>
             <w:rPr>
-              <w:rFonts w:hint="eastAsia" w:ascii="宋体" w:hAnsi="宋体" w:eastAsia="宋体" w:cs="宋体"/>
+              <w:rFonts w:ascii="宋体" w:eastAsia="宋体" w:hAnsi="宋体" w:cs="宋体" w:hint="eastAsia"/>
               <w:szCs w:val="24"/>
             </w:rPr>
             <w:fldChar w:fldCharType="separate"/>
@@ -2187,7 +2179,7 @@
           </w:r>
           <w:r>
             <w:rPr>
-              <w:rFonts w:hint="eastAsia" w:ascii="宋体" w:hAnsi="宋体" w:eastAsia="宋体" w:cs="宋体"/>
+              <w:rFonts w:ascii="宋体" w:eastAsia="宋体" w:hAnsi="宋体" w:cs="宋体" w:hint="eastAsia"/>
               <w:szCs w:val="24"/>
             </w:rPr>
             <w:fldChar w:fldCharType="end"/>
@@ -2195,28 +2187,28 @@
         </w:p>
         <w:p>
           <w:pPr>
-            <w:pStyle w:val="16"/>
+            <w:pStyle w:val="TOC1"/>
             <w:tabs>
               <w:tab w:val="right" w:leader="dot" w:pos="8306"/>
             </w:tabs>
           </w:pPr>
           <w:r>
             <w:rPr>
-              <w:rFonts w:hint="eastAsia" w:ascii="宋体" w:hAnsi="宋体" w:eastAsia="宋体" w:cs="宋体"/>
+              <w:rFonts w:ascii="宋体" w:eastAsia="宋体" w:hAnsi="宋体" w:cs="宋体" w:hint="eastAsia"/>
               <w:szCs w:val="24"/>
             </w:rPr>
             <w:fldChar w:fldCharType="begin"/>
           </w:r>
           <w:r>
             <w:rPr>
-              <w:rFonts w:hint="eastAsia" w:ascii="宋体" w:hAnsi="宋体" w:eastAsia="宋体" w:cs="宋体"/>
+              <w:rFonts w:ascii="宋体" w:eastAsia="宋体" w:hAnsi="宋体" w:cs="宋体" w:hint="eastAsia"/>
               <w:szCs w:val="24"/>
             </w:rPr>
             <w:instrText xml:space="preserve"> HYPERLINK \l _Toc23486 </w:instrText>
           </w:r>
           <w:r>
             <w:rPr>
-              <w:rFonts w:hint="eastAsia" w:ascii="宋体" w:hAnsi="宋体" w:eastAsia="宋体" w:cs="宋体"/>
+              <w:rFonts w:ascii="宋体" w:eastAsia="宋体" w:hAnsi="宋体" w:cs="宋体" w:hint="eastAsia"/>
               <w:szCs w:val="24"/>
             </w:rPr>
             <w:fldChar w:fldCharType="separate"/>
@@ -2248,7 +2240,7 @@
           </w:r>
           <w:r>
             <w:rPr>
-              <w:rFonts w:hint="eastAsia" w:ascii="宋体" w:hAnsi="宋体" w:eastAsia="宋体" w:cs="宋体"/>
+              <w:rFonts w:ascii="宋体" w:eastAsia="宋体" w:hAnsi="宋体" w:cs="宋体" w:hint="eastAsia"/>
               <w:szCs w:val="24"/>
             </w:rPr>
             <w:fldChar w:fldCharType="end"/>
@@ -2256,28 +2248,28 @@
         </w:p>
         <w:p>
           <w:pPr>
-            <w:pStyle w:val="17"/>
+            <w:pStyle w:val="TOC2"/>
             <w:tabs>
               <w:tab w:val="right" w:leader="dot" w:pos="8306"/>
             </w:tabs>
           </w:pPr>
           <w:r>
             <w:rPr>
-              <w:rFonts w:hint="eastAsia" w:ascii="宋体" w:hAnsi="宋体" w:eastAsia="宋体" w:cs="宋体"/>
+              <w:rFonts w:ascii="宋体" w:eastAsia="宋体" w:hAnsi="宋体" w:cs="宋体" w:hint="eastAsia"/>
               <w:szCs w:val="24"/>
             </w:rPr>
             <w:fldChar w:fldCharType="begin"/>
           </w:r>
           <w:r>
             <w:rPr>
-              <w:rFonts w:hint="eastAsia" w:ascii="宋体" w:hAnsi="宋体" w:eastAsia="宋体" w:cs="宋体"/>
+              <w:rFonts w:ascii="宋体" w:eastAsia="宋体" w:hAnsi="宋体" w:cs="宋体" w:hint="eastAsia"/>
               <w:szCs w:val="24"/>
             </w:rPr>
             <w:instrText xml:space="preserve"> HYPERLINK \l _Toc13419 </w:instrText>
           </w:r>
           <w:r>
             <w:rPr>
-              <w:rFonts w:hint="eastAsia" w:ascii="宋体" w:hAnsi="宋体" w:eastAsia="宋体" w:cs="宋体"/>
+              <w:rFonts w:ascii="宋体" w:eastAsia="宋体" w:hAnsi="宋体" w:cs="宋体" w:hint="eastAsia"/>
               <w:szCs w:val="24"/>
             </w:rPr>
             <w:fldChar w:fldCharType="separate"/>
@@ -2309,7 +2301,7 @@
           </w:r>
           <w:r>
             <w:rPr>
-              <w:rFonts w:hint="eastAsia" w:ascii="宋体" w:hAnsi="宋体" w:eastAsia="宋体" w:cs="宋体"/>
+              <w:rFonts w:ascii="宋体" w:eastAsia="宋体" w:hAnsi="宋体" w:cs="宋体" w:hint="eastAsia"/>
               <w:szCs w:val="24"/>
             </w:rPr>
             <w:fldChar w:fldCharType="end"/>
@@ -2317,28 +2309,28 @@
         </w:p>
         <w:p>
           <w:pPr>
-            <w:pStyle w:val="17"/>
+            <w:pStyle w:val="TOC2"/>
             <w:tabs>
               <w:tab w:val="right" w:leader="dot" w:pos="8306"/>
             </w:tabs>
           </w:pPr>
           <w:r>
             <w:rPr>
-              <w:rFonts w:hint="eastAsia" w:ascii="宋体" w:hAnsi="宋体" w:eastAsia="宋体" w:cs="宋体"/>
+              <w:rFonts w:ascii="宋体" w:eastAsia="宋体" w:hAnsi="宋体" w:cs="宋体" w:hint="eastAsia"/>
               <w:szCs w:val="24"/>
             </w:rPr>
             <w:fldChar w:fldCharType="begin"/>
           </w:r>
           <w:r>
             <w:rPr>
-              <w:rFonts w:hint="eastAsia" w:ascii="宋体" w:hAnsi="宋体" w:eastAsia="宋体" w:cs="宋体"/>
+              <w:rFonts w:ascii="宋体" w:eastAsia="宋体" w:hAnsi="宋体" w:cs="宋体" w:hint="eastAsia"/>
               <w:szCs w:val="24"/>
             </w:rPr>
             <w:instrText xml:space="preserve"> HYPERLINK \l _Toc8282 </w:instrText>
           </w:r>
           <w:r>
             <w:rPr>
-              <w:rFonts w:hint="eastAsia" w:ascii="宋体" w:hAnsi="宋体" w:eastAsia="宋体" w:cs="宋体"/>
+              <w:rFonts w:ascii="宋体" w:eastAsia="宋体" w:hAnsi="宋体" w:cs="宋体" w:hint="eastAsia"/>
               <w:szCs w:val="24"/>
             </w:rPr>
             <w:fldChar w:fldCharType="separate"/>
@@ -2370,7 +2362,7 @@
           </w:r>
           <w:r>
             <w:rPr>
-              <w:rFonts w:hint="eastAsia" w:ascii="宋体" w:hAnsi="宋体" w:eastAsia="宋体" w:cs="宋体"/>
+              <w:rFonts w:ascii="宋体" w:eastAsia="宋体" w:hAnsi="宋体" w:cs="宋体" w:hint="eastAsia"/>
               <w:szCs w:val="24"/>
             </w:rPr>
             <w:fldChar w:fldCharType="end"/>
@@ -2378,28 +2370,28 @@
         </w:p>
         <w:p>
           <w:pPr>
-            <w:pStyle w:val="17"/>
+            <w:pStyle w:val="TOC2"/>
             <w:tabs>
               <w:tab w:val="right" w:leader="dot" w:pos="8306"/>
             </w:tabs>
           </w:pPr>
           <w:r>
             <w:rPr>
-              <w:rFonts w:hint="eastAsia" w:ascii="宋体" w:hAnsi="宋体" w:eastAsia="宋体" w:cs="宋体"/>
+              <w:rFonts w:ascii="宋体" w:eastAsia="宋体" w:hAnsi="宋体" w:cs="宋体" w:hint="eastAsia"/>
               <w:szCs w:val="24"/>
             </w:rPr>
             <w:fldChar w:fldCharType="begin"/>
           </w:r>
           <w:r>
             <w:rPr>
-              <w:rFonts w:hint="eastAsia" w:ascii="宋体" w:hAnsi="宋体" w:eastAsia="宋体" w:cs="宋体"/>
+              <w:rFonts w:ascii="宋体" w:eastAsia="宋体" w:hAnsi="宋体" w:cs="宋体" w:hint="eastAsia"/>
               <w:szCs w:val="24"/>
             </w:rPr>
             <w:instrText xml:space="preserve"> HYPERLINK \l _Toc3800 </w:instrText>
           </w:r>
           <w:r>
             <w:rPr>
-              <w:rFonts w:hint="eastAsia" w:ascii="宋体" w:hAnsi="宋体" w:eastAsia="宋体" w:cs="宋体"/>
+              <w:rFonts w:ascii="宋体" w:eastAsia="宋体" w:hAnsi="宋体" w:cs="宋体" w:hint="eastAsia"/>
               <w:szCs w:val="24"/>
             </w:rPr>
             <w:fldChar w:fldCharType="separate"/>
@@ -2431,7 +2423,7 @@
           </w:r>
           <w:r>
             <w:rPr>
-              <w:rFonts w:hint="eastAsia" w:ascii="宋体" w:hAnsi="宋体" w:eastAsia="宋体" w:cs="宋体"/>
+              <w:rFonts w:ascii="宋体" w:eastAsia="宋体" w:hAnsi="宋体" w:cs="宋体" w:hint="eastAsia"/>
               <w:szCs w:val="24"/>
             </w:rPr>
             <w:fldChar w:fldCharType="end"/>
@@ -2439,28 +2431,28 @@
         </w:p>
         <w:p>
           <w:pPr>
-            <w:pStyle w:val="16"/>
+            <w:pStyle w:val="TOC1"/>
             <w:tabs>
               <w:tab w:val="right" w:leader="dot" w:pos="8306"/>
             </w:tabs>
           </w:pPr>
           <w:r>
             <w:rPr>
-              <w:rFonts w:hint="eastAsia" w:ascii="宋体" w:hAnsi="宋体" w:eastAsia="宋体" w:cs="宋体"/>
+              <w:rFonts w:ascii="宋体" w:eastAsia="宋体" w:hAnsi="宋体" w:cs="宋体" w:hint="eastAsia"/>
               <w:szCs w:val="24"/>
             </w:rPr>
             <w:fldChar w:fldCharType="begin"/>
           </w:r>
           <w:r>
             <w:rPr>
-              <w:rFonts w:hint="eastAsia" w:ascii="宋体" w:hAnsi="宋体" w:eastAsia="宋体" w:cs="宋体"/>
+              <w:rFonts w:ascii="宋体" w:eastAsia="宋体" w:hAnsi="宋体" w:cs="宋体" w:hint="eastAsia"/>
               <w:szCs w:val="24"/>
             </w:rPr>
             <w:instrText xml:space="preserve"> HYPERLINK \l _Toc12270 </w:instrText>
           </w:r>
           <w:r>
             <w:rPr>
-              <w:rFonts w:hint="eastAsia" w:ascii="宋体" w:hAnsi="宋体" w:eastAsia="宋体" w:cs="宋体"/>
+              <w:rFonts w:ascii="宋体" w:eastAsia="宋体" w:hAnsi="宋体" w:cs="宋体" w:hint="eastAsia"/>
               <w:szCs w:val="24"/>
             </w:rPr>
             <w:fldChar w:fldCharType="separate"/>
@@ -2492,7 +2484,7 @@
           </w:r>
           <w:r>
             <w:rPr>
-              <w:rFonts w:hint="eastAsia" w:ascii="宋体" w:hAnsi="宋体" w:eastAsia="宋体" w:cs="宋体"/>
+              <w:rFonts w:ascii="宋体" w:eastAsia="宋体" w:hAnsi="宋体" w:cs="宋体" w:hint="eastAsia"/>
               <w:szCs w:val="24"/>
             </w:rPr>
             <w:fldChar w:fldCharType="end"/>
@@ -2500,28 +2492,28 @@
         </w:p>
         <w:p>
           <w:pPr>
-            <w:pStyle w:val="16"/>
+            <w:pStyle w:val="TOC1"/>
             <w:tabs>
               <w:tab w:val="right" w:leader="dot" w:pos="8306"/>
             </w:tabs>
           </w:pPr>
           <w:r>
             <w:rPr>
-              <w:rFonts w:hint="eastAsia" w:ascii="宋体" w:hAnsi="宋体" w:eastAsia="宋体" w:cs="宋体"/>
+              <w:rFonts w:ascii="宋体" w:eastAsia="宋体" w:hAnsi="宋体" w:cs="宋体" w:hint="eastAsia"/>
               <w:szCs w:val="24"/>
             </w:rPr>
             <w:fldChar w:fldCharType="begin"/>
           </w:r>
           <w:r>
             <w:rPr>
-              <w:rFonts w:hint="eastAsia" w:ascii="宋体" w:hAnsi="宋体" w:eastAsia="宋体" w:cs="宋体"/>
+              <w:rFonts w:ascii="宋体" w:eastAsia="宋体" w:hAnsi="宋体" w:cs="宋体" w:hint="eastAsia"/>
               <w:szCs w:val="24"/>
             </w:rPr>
             <w:instrText xml:space="preserve"> HYPERLINK \l _Toc15529 </w:instrText>
           </w:r>
           <w:r>
             <w:rPr>
-              <w:rFonts w:hint="eastAsia" w:ascii="宋体" w:hAnsi="宋体" w:eastAsia="宋体" w:cs="宋体"/>
+              <w:rFonts w:ascii="宋体" w:eastAsia="宋体" w:hAnsi="宋体" w:cs="宋体" w:hint="eastAsia"/>
               <w:szCs w:val="24"/>
             </w:rPr>
             <w:fldChar w:fldCharType="separate"/>
@@ -2553,7 +2545,7 @@
           </w:r>
           <w:r>
             <w:rPr>
-              <w:rFonts w:hint="eastAsia" w:ascii="宋体" w:hAnsi="宋体" w:eastAsia="宋体" w:cs="宋体"/>
+              <w:rFonts w:ascii="宋体" w:eastAsia="宋体" w:hAnsi="宋体" w:cs="宋体" w:hint="eastAsia"/>
               <w:szCs w:val="24"/>
             </w:rPr>
             <w:fldChar w:fldCharType="end"/>
@@ -2561,28 +2553,28 @@
         </w:p>
         <w:p>
           <w:pPr>
-            <w:pStyle w:val="16"/>
+            <w:pStyle w:val="TOC1"/>
             <w:tabs>
               <w:tab w:val="right" w:leader="dot" w:pos="8306"/>
             </w:tabs>
           </w:pPr>
           <w:r>
             <w:rPr>
-              <w:rFonts w:hint="eastAsia" w:ascii="宋体" w:hAnsi="宋体" w:eastAsia="宋体" w:cs="宋体"/>
+              <w:rFonts w:ascii="宋体" w:eastAsia="宋体" w:hAnsi="宋体" w:cs="宋体" w:hint="eastAsia"/>
               <w:szCs w:val="24"/>
             </w:rPr>
             <w:fldChar w:fldCharType="begin"/>
           </w:r>
           <w:r>
             <w:rPr>
-              <w:rFonts w:hint="eastAsia" w:ascii="宋体" w:hAnsi="宋体" w:eastAsia="宋体" w:cs="宋体"/>
+              <w:rFonts w:ascii="宋体" w:eastAsia="宋体" w:hAnsi="宋体" w:cs="宋体" w:hint="eastAsia"/>
               <w:szCs w:val="24"/>
             </w:rPr>
             <w:instrText xml:space="preserve"> HYPERLINK \l _Toc25975 </w:instrText>
           </w:r>
           <w:r>
             <w:rPr>
-              <w:rFonts w:hint="eastAsia" w:ascii="宋体" w:hAnsi="宋体" w:eastAsia="宋体" w:cs="宋体"/>
+              <w:rFonts w:ascii="宋体" w:eastAsia="宋体" w:hAnsi="宋体" w:cs="宋体" w:hint="eastAsia"/>
               <w:szCs w:val="24"/>
             </w:rPr>
             <w:fldChar w:fldCharType="separate"/>
@@ -2614,7 +2606,7 @@
           </w:r>
           <w:r>
             <w:rPr>
-              <w:rFonts w:hint="eastAsia" w:ascii="宋体" w:hAnsi="宋体" w:eastAsia="宋体" w:cs="宋体"/>
+              <w:rFonts w:ascii="宋体" w:eastAsia="宋体" w:hAnsi="宋体" w:cs="宋体" w:hint="eastAsia"/>
               <w:szCs w:val="24"/>
             </w:rPr>
             <w:fldChar w:fldCharType="end"/>
@@ -2622,28 +2614,28 @@
         </w:p>
         <w:p>
           <w:pPr>
-            <w:pStyle w:val="17"/>
+            <w:pStyle w:val="TOC2"/>
             <w:tabs>
               <w:tab w:val="right" w:leader="dot" w:pos="8306"/>
             </w:tabs>
           </w:pPr>
           <w:r>
             <w:rPr>
-              <w:rFonts w:hint="eastAsia" w:ascii="宋体" w:hAnsi="宋体" w:eastAsia="宋体" w:cs="宋体"/>
+              <w:rFonts w:ascii="宋体" w:eastAsia="宋体" w:hAnsi="宋体" w:cs="宋体" w:hint="eastAsia"/>
               <w:szCs w:val="24"/>
             </w:rPr>
             <w:fldChar w:fldCharType="begin"/>
           </w:r>
           <w:r>
             <w:rPr>
-              <w:rFonts w:hint="eastAsia" w:ascii="宋体" w:hAnsi="宋体" w:eastAsia="宋体" w:cs="宋体"/>
+              <w:rFonts w:ascii="宋体" w:eastAsia="宋体" w:hAnsi="宋体" w:cs="宋体" w:hint="eastAsia"/>
               <w:szCs w:val="24"/>
             </w:rPr>
             <w:instrText xml:space="preserve"> HYPERLINK \l _Toc24894 </w:instrText>
           </w:r>
           <w:r>
             <w:rPr>
-              <w:rFonts w:hint="eastAsia" w:ascii="宋体" w:hAnsi="宋体" w:eastAsia="宋体" w:cs="宋体"/>
+              <w:rFonts w:ascii="宋体" w:eastAsia="宋体" w:hAnsi="宋体" w:cs="宋体" w:hint="eastAsia"/>
               <w:szCs w:val="24"/>
             </w:rPr>
             <w:fldChar w:fldCharType="separate"/>
@@ -2675,7 +2667,7 @@
           </w:r>
           <w:r>
             <w:rPr>
-              <w:rFonts w:hint="eastAsia" w:ascii="宋体" w:hAnsi="宋体" w:eastAsia="宋体" w:cs="宋体"/>
+              <w:rFonts w:ascii="宋体" w:eastAsia="宋体" w:hAnsi="宋体" w:cs="宋体" w:hint="eastAsia"/>
               <w:szCs w:val="24"/>
             </w:rPr>
             <w:fldChar w:fldCharType="end"/>
@@ -2683,28 +2675,28 @@
         </w:p>
         <w:p>
           <w:pPr>
-            <w:pStyle w:val="17"/>
+            <w:pStyle w:val="TOC2"/>
             <w:tabs>
               <w:tab w:val="right" w:leader="dot" w:pos="8306"/>
             </w:tabs>
           </w:pPr>
           <w:r>
             <w:rPr>
-              <w:rFonts w:hint="eastAsia" w:ascii="宋体" w:hAnsi="宋体" w:eastAsia="宋体" w:cs="宋体"/>
+              <w:rFonts w:ascii="宋体" w:eastAsia="宋体" w:hAnsi="宋体" w:cs="宋体" w:hint="eastAsia"/>
               <w:szCs w:val="24"/>
             </w:rPr>
             <w:fldChar w:fldCharType="begin"/>
           </w:r>
           <w:r>
             <w:rPr>
-              <w:rFonts w:hint="eastAsia" w:ascii="宋体" w:hAnsi="宋体" w:eastAsia="宋体" w:cs="宋体"/>
+              <w:rFonts w:ascii="宋体" w:eastAsia="宋体" w:hAnsi="宋体" w:cs="宋体" w:hint="eastAsia"/>
               <w:szCs w:val="24"/>
             </w:rPr>
             <w:instrText xml:space="preserve"> HYPERLINK \l _Toc8642 </w:instrText>
           </w:r>
           <w:r>
             <w:rPr>
-              <w:rFonts w:hint="eastAsia" w:ascii="宋体" w:hAnsi="宋体" w:eastAsia="宋体" w:cs="宋体"/>
+              <w:rFonts w:ascii="宋体" w:eastAsia="宋体" w:hAnsi="宋体" w:cs="宋体" w:hint="eastAsia"/>
               <w:szCs w:val="24"/>
             </w:rPr>
             <w:fldChar w:fldCharType="separate"/>
@@ -2736,7 +2728,7 @@
           </w:r>
           <w:r>
             <w:rPr>
-              <w:rFonts w:hint="eastAsia" w:ascii="宋体" w:hAnsi="宋体" w:eastAsia="宋体" w:cs="宋体"/>
+              <w:rFonts w:ascii="宋体" w:eastAsia="宋体" w:hAnsi="宋体" w:cs="宋体" w:hint="eastAsia"/>
               <w:szCs w:val="24"/>
             </w:rPr>
             <w:fldChar w:fldCharType="end"/>
@@ -2744,28 +2736,28 @@
         </w:p>
         <w:p>
           <w:pPr>
-            <w:pStyle w:val="17"/>
+            <w:pStyle w:val="TOC2"/>
             <w:tabs>
               <w:tab w:val="right" w:leader="dot" w:pos="8306"/>
             </w:tabs>
           </w:pPr>
           <w:r>
             <w:rPr>
-              <w:rFonts w:hint="eastAsia" w:ascii="宋体" w:hAnsi="宋体" w:eastAsia="宋体" w:cs="宋体"/>
+              <w:rFonts w:ascii="宋体" w:eastAsia="宋体" w:hAnsi="宋体" w:cs="宋体" w:hint="eastAsia"/>
               <w:szCs w:val="24"/>
             </w:rPr>
             <w:fldChar w:fldCharType="begin"/>
           </w:r>
           <w:r>
             <w:rPr>
-              <w:rFonts w:hint="eastAsia" w:ascii="宋体" w:hAnsi="宋体" w:eastAsia="宋体" w:cs="宋体"/>
+              <w:rFonts w:ascii="宋体" w:eastAsia="宋体" w:hAnsi="宋体" w:cs="宋体" w:hint="eastAsia"/>
               <w:szCs w:val="24"/>
             </w:rPr>
             <w:instrText xml:space="preserve"> HYPERLINK \l _Toc16735 </w:instrText>
           </w:r>
           <w:r>
             <w:rPr>
-              <w:rFonts w:hint="eastAsia" w:ascii="宋体" w:hAnsi="宋体" w:eastAsia="宋体" w:cs="宋体"/>
+              <w:rFonts w:ascii="宋体" w:eastAsia="宋体" w:hAnsi="宋体" w:cs="宋体" w:hint="eastAsia"/>
               <w:szCs w:val="24"/>
             </w:rPr>
             <w:fldChar w:fldCharType="separate"/>
@@ -2797,7 +2789,7 @@
           </w:r>
           <w:r>
             <w:rPr>
-              <w:rFonts w:hint="eastAsia" w:ascii="宋体" w:hAnsi="宋体" w:eastAsia="宋体" w:cs="宋体"/>
+              <w:rFonts w:ascii="宋体" w:eastAsia="宋体" w:hAnsi="宋体" w:cs="宋体" w:hint="eastAsia"/>
               <w:szCs w:val="24"/>
             </w:rPr>
             <w:fldChar w:fldCharType="end"/>
@@ -2805,28 +2797,28 @@
         </w:p>
         <w:p>
           <w:pPr>
-            <w:pStyle w:val="17"/>
+            <w:pStyle w:val="TOC2"/>
             <w:tabs>
               <w:tab w:val="right" w:leader="dot" w:pos="8306"/>
             </w:tabs>
           </w:pPr>
           <w:r>
             <w:rPr>
-              <w:rFonts w:hint="eastAsia" w:ascii="宋体" w:hAnsi="宋体" w:eastAsia="宋体" w:cs="宋体"/>
+              <w:rFonts w:ascii="宋体" w:eastAsia="宋体" w:hAnsi="宋体" w:cs="宋体" w:hint="eastAsia"/>
               <w:szCs w:val="24"/>
             </w:rPr>
             <w:fldChar w:fldCharType="begin"/>
           </w:r>
           <w:r>
             <w:rPr>
-              <w:rFonts w:hint="eastAsia" w:ascii="宋体" w:hAnsi="宋体" w:eastAsia="宋体" w:cs="宋体"/>
+              <w:rFonts w:ascii="宋体" w:eastAsia="宋体" w:hAnsi="宋体" w:cs="宋体" w:hint="eastAsia"/>
               <w:szCs w:val="24"/>
             </w:rPr>
             <w:instrText xml:space="preserve"> HYPERLINK \l _Toc2300 </w:instrText>
           </w:r>
           <w:r>
             <w:rPr>
-              <w:rFonts w:hint="eastAsia" w:ascii="宋体" w:hAnsi="宋体" w:eastAsia="宋体" w:cs="宋体"/>
+              <w:rFonts w:ascii="宋体" w:eastAsia="宋体" w:hAnsi="宋体" w:cs="宋体" w:hint="eastAsia"/>
               <w:szCs w:val="24"/>
             </w:rPr>
             <w:fldChar w:fldCharType="separate"/>
@@ -2858,7 +2850,7 @@
           </w:r>
           <w:r>
             <w:rPr>
-              <w:rFonts w:hint="eastAsia" w:ascii="宋体" w:hAnsi="宋体" w:eastAsia="宋体" w:cs="宋体"/>
+              <w:rFonts w:ascii="宋体" w:eastAsia="宋体" w:hAnsi="宋体" w:cs="宋体" w:hint="eastAsia"/>
               <w:szCs w:val="24"/>
             </w:rPr>
             <w:fldChar w:fldCharType="end"/>
@@ -2866,28 +2858,28 @@
         </w:p>
         <w:p>
           <w:pPr>
-            <w:pStyle w:val="17"/>
+            <w:pStyle w:val="TOC2"/>
             <w:tabs>
               <w:tab w:val="right" w:leader="dot" w:pos="8306"/>
             </w:tabs>
           </w:pPr>
           <w:r>
             <w:rPr>
-              <w:rFonts w:hint="eastAsia" w:ascii="宋体" w:hAnsi="宋体" w:eastAsia="宋体" w:cs="宋体"/>
+              <w:rFonts w:ascii="宋体" w:eastAsia="宋体" w:hAnsi="宋体" w:cs="宋体" w:hint="eastAsia"/>
               <w:szCs w:val="24"/>
             </w:rPr>
             <w:fldChar w:fldCharType="begin"/>
           </w:r>
           <w:r>
             <w:rPr>
-              <w:rFonts w:hint="eastAsia" w:ascii="宋体" w:hAnsi="宋体" w:eastAsia="宋体" w:cs="宋体"/>
+              <w:rFonts w:ascii="宋体" w:eastAsia="宋体" w:hAnsi="宋体" w:cs="宋体" w:hint="eastAsia"/>
               <w:szCs w:val="24"/>
             </w:rPr>
             <w:instrText xml:space="preserve"> HYPERLINK \l _Toc8444 </w:instrText>
           </w:r>
           <w:r>
             <w:rPr>
-              <w:rFonts w:hint="eastAsia" w:ascii="宋体" w:hAnsi="宋体" w:eastAsia="宋体" w:cs="宋体"/>
+              <w:rFonts w:ascii="宋体" w:eastAsia="宋体" w:hAnsi="宋体" w:cs="宋体" w:hint="eastAsia"/>
               <w:szCs w:val="24"/>
             </w:rPr>
             <w:fldChar w:fldCharType="separate"/>
@@ -2919,7 +2911,7 @@
           </w:r>
           <w:r>
             <w:rPr>
-              <w:rFonts w:hint="eastAsia" w:ascii="宋体" w:hAnsi="宋体" w:eastAsia="宋体" w:cs="宋体"/>
+              <w:rFonts w:ascii="宋体" w:eastAsia="宋体" w:hAnsi="宋体" w:cs="宋体" w:hint="eastAsia"/>
               <w:szCs w:val="24"/>
             </w:rPr>
             <w:fldChar w:fldCharType="end"/>
@@ -2927,28 +2919,28 @@
         </w:p>
         <w:p>
           <w:pPr>
-            <w:pStyle w:val="17"/>
+            <w:pStyle w:val="TOC2"/>
             <w:tabs>
               <w:tab w:val="right" w:leader="dot" w:pos="8306"/>
             </w:tabs>
           </w:pPr>
           <w:r>
             <w:rPr>
-              <w:rFonts w:hint="eastAsia" w:ascii="宋体" w:hAnsi="宋体" w:eastAsia="宋体" w:cs="宋体"/>
+              <w:rFonts w:ascii="宋体" w:eastAsia="宋体" w:hAnsi="宋体" w:cs="宋体" w:hint="eastAsia"/>
               <w:szCs w:val="24"/>
             </w:rPr>
             <w:fldChar w:fldCharType="begin"/>
           </w:r>
           <w:r>
             <w:rPr>
-              <w:rFonts w:hint="eastAsia" w:ascii="宋体" w:hAnsi="宋体" w:eastAsia="宋体" w:cs="宋体"/>
+              <w:rFonts w:ascii="宋体" w:eastAsia="宋体" w:hAnsi="宋体" w:cs="宋体" w:hint="eastAsia"/>
               <w:szCs w:val="24"/>
             </w:rPr>
             <w:instrText xml:space="preserve"> HYPERLINK \l _Toc9701 </w:instrText>
           </w:r>
           <w:r>
             <w:rPr>
-              <w:rFonts w:hint="eastAsia" w:ascii="宋体" w:hAnsi="宋体" w:eastAsia="宋体" w:cs="宋体"/>
+              <w:rFonts w:ascii="宋体" w:eastAsia="宋体" w:hAnsi="宋体" w:cs="宋体" w:hint="eastAsia"/>
               <w:szCs w:val="24"/>
             </w:rPr>
             <w:fldChar w:fldCharType="separate"/>
@@ -2980,7 +2972,7 @@
           </w:r>
           <w:r>
             <w:rPr>
-              <w:rFonts w:hint="eastAsia" w:ascii="宋体" w:hAnsi="宋体" w:eastAsia="宋体" w:cs="宋体"/>
+              <w:rFonts w:ascii="宋体" w:eastAsia="宋体" w:hAnsi="宋体" w:cs="宋体" w:hint="eastAsia"/>
               <w:szCs w:val="24"/>
             </w:rPr>
             <w:fldChar w:fldCharType="end"/>
@@ -2988,28 +2980,28 @@
         </w:p>
         <w:p>
           <w:pPr>
-            <w:pStyle w:val="16"/>
+            <w:pStyle w:val="TOC1"/>
             <w:tabs>
               <w:tab w:val="right" w:leader="dot" w:pos="8306"/>
             </w:tabs>
           </w:pPr>
           <w:r>
             <w:rPr>
-              <w:rFonts w:hint="eastAsia" w:ascii="宋体" w:hAnsi="宋体" w:eastAsia="宋体" w:cs="宋体"/>
+              <w:rFonts w:ascii="宋体" w:eastAsia="宋体" w:hAnsi="宋体" w:cs="宋体" w:hint="eastAsia"/>
               <w:szCs w:val="24"/>
             </w:rPr>
             <w:fldChar w:fldCharType="begin"/>
           </w:r>
           <w:r>
             <w:rPr>
-              <w:rFonts w:hint="eastAsia" w:ascii="宋体" w:hAnsi="宋体" w:eastAsia="宋体" w:cs="宋体"/>
+              <w:rFonts w:ascii="宋体" w:eastAsia="宋体" w:hAnsi="宋体" w:cs="宋体" w:hint="eastAsia"/>
               <w:szCs w:val="24"/>
             </w:rPr>
             <w:instrText xml:space="preserve"> HYPERLINK \l _Toc9246 </w:instrText>
           </w:r>
           <w:r>
             <w:rPr>
-              <w:rFonts w:hint="eastAsia" w:ascii="宋体" w:hAnsi="宋体" w:eastAsia="宋体" w:cs="宋体"/>
+              <w:rFonts w:ascii="宋体" w:eastAsia="宋体" w:hAnsi="宋体" w:cs="宋体" w:hint="eastAsia"/>
               <w:szCs w:val="24"/>
             </w:rPr>
             <w:fldChar w:fldCharType="separate"/>
@@ -3041,7 +3033,7 @@
           </w:r>
           <w:r>
             <w:rPr>
-              <w:rFonts w:hint="eastAsia" w:ascii="宋体" w:hAnsi="宋体" w:eastAsia="宋体" w:cs="宋体"/>
+              <w:rFonts w:ascii="宋体" w:eastAsia="宋体" w:hAnsi="宋体" w:cs="宋体" w:hint="eastAsia"/>
               <w:szCs w:val="24"/>
             </w:rPr>
             <w:fldChar w:fldCharType="end"/>
@@ -3049,28 +3041,28 @@
         </w:p>
         <w:p>
           <w:pPr>
-            <w:pStyle w:val="16"/>
+            <w:pStyle w:val="TOC1"/>
             <w:tabs>
               <w:tab w:val="right" w:leader="dot" w:pos="8306"/>
             </w:tabs>
           </w:pPr>
           <w:r>
             <w:rPr>
-              <w:rFonts w:hint="eastAsia" w:ascii="宋体" w:hAnsi="宋体" w:eastAsia="宋体" w:cs="宋体"/>
+              <w:rFonts w:ascii="宋体" w:eastAsia="宋体" w:hAnsi="宋体" w:cs="宋体" w:hint="eastAsia"/>
               <w:szCs w:val="24"/>
             </w:rPr>
             <w:fldChar w:fldCharType="begin"/>
           </w:r>
           <w:r>
             <w:rPr>
-              <w:rFonts w:hint="eastAsia" w:ascii="宋体" w:hAnsi="宋体" w:eastAsia="宋体" w:cs="宋体"/>
+              <w:rFonts w:ascii="宋体" w:eastAsia="宋体" w:hAnsi="宋体" w:cs="宋体" w:hint="eastAsia"/>
               <w:szCs w:val="24"/>
             </w:rPr>
             <w:instrText xml:space="preserve"> HYPERLINK \l _Toc26503 </w:instrText>
           </w:r>
           <w:r>
             <w:rPr>
-              <w:rFonts w:hint="eastAsia" w:ascii="宋体" w:hAnsi="宋体" w:eastAsia="宋体" w:cs="宋体"/>
+              <w:rFonts w:ascii="宋体" w:eastAsia="宋体" w:hAnsi="宋体" w:cs="宋体" w:hint="eastAsia"/>
               <w:szCs w:val="24"/>
             </w:rPr>
             <w:fldChar w:fldCharType="separate"/>
@@ -3109,7 +3101,7 @@
           </w:r>
           <w:r>
             <w:rPr>
-              <w:rFonts w:hint="eastAsia" w:ascii="宋体" w:hAnsi="宋体" w:eastAsia="宋体" w:cs="宋体"/>
+              <w:rFonts w:ascii="宋体" w:eastAsia="宋体" w:hAnsi="宋体" w:cs="宋体" w:hint="eastAsia"/>
               <w:szCs w:val="24"/>
             </w:rPr>
             <w:fldChar w:fldCharType="end"/>
@@ -3117,28 +3109,28 @@
         </w:p>
         <w:p>
           <w:pPr>
-            <w:pStyle w:val="16"/>
+            <w:pStyle w:val="TOC1"/>
             <w:tabs>
               <w:tab w:val="right" w:leader="dot" w:pos="8306"/>
             </w:tabs>
           </w:pPr>
           <w:r>
             <w:rPr>
-              <w:rFonts w:hint="eastAsia" w:ascii="宋体" w:hAnsi="宋体" w:eastAsia="宋体" w:cs="宋体"/>
+              <w:rFonts w:ascii="宋体" w:eastAsia="宋体" w:hAnsi="宋体" w:cs="宋体" w:hint="eastAsia"/>
               <w:szCs w:val="24"/>
             </w:rPr>
             <w:fldChar w:fldCharType="begin"/>
           </w:r>
           <w:r>
             <w:rPr>
-              <w:rFonts w:hint="eastAsia" w:ascii="宋体" w:hAnsi="宋体" w:eastAsia="宋体" w:cs="宋体"/>
+              <w:rFonts w:ascii="宋体" w:eastAsia="宋体" w:hAnsi="宋体" w:cs="宋体" w:hint="eastAsia"/>
               <w:szCs w:val="24"/>
             </w:rPr>
             <w:instrText xml:space="preserve"> HYPERLINK \l _Toc29763 </w:instrText>
           </w:r>
           <w:r>
             <w:rPr>
-              <w:rFonts w:hint="eastAsia" w:ascii="宋体" w:hAnsi="宋体" w:eastAsia="宋体" w:cs="宋体"/>
+              <w:rFonts w:ascii="宋体" w:eastAsia="宋体" w:hAnsi="宋体" w:cs="宋体" w:hint="eastAsia"/>
               <w:szCs w:val="24"/>
             </w:rPr>
             <w:fldChar w:fldCharType="separate"/>
@@ -3170,7 +3162,7 @@
           </w:r>
           <w:r>
             <w:rPr>
-              <w:rFonts w:hint="eastAsia" w:ascii="宋体" w:hAnsi="宋体" w:eastAsia="宋体" w:cs="宋体"/>
+              <w:rFonts w:ascii="宋体" w:eastAsia="宋体" w:hAnsi="宋体" w:cs="宋体" w:hint="eastAsia"/>
               <w:szCs w:val="24"/>
             </w:rPr>
             <w:fldChar w:fldCharType="end"/>
@@ -3192,7 +3184,7 @@
             <w:snapToGrid w:val="0"/>
             <w:textAlignment w:val="baseline"/>
             <w:rPr>
-              <w:rFonts w:hint="eastAsia" w:ascii="宋体" w:hAnsi="宋体" w:eastAsia="宋体" w:cs="宋体"/>
+              <w:rFonts w:ascii="宋体" w:eastAsia="宋体" w:hAnsi="宋体" w:cs="宋体" w:hint="eastAsia"/>
               <w:snapToGrid w:val="0"/>
               <w:color w:val="000000"/>
               <w:kern w:val="0"/>
@@ -3203,7 +3195,7 @@
           </w:pPr>
           <w:r>
             <w:rPr>
-              <w:rFonts w:hint="eastAsia" w:ascii="宋体" w:hAnsi="宋体" w:eastAsia="宋体" w:cs="宋体"/>
+              <w:rFonts w:ascii="宋体" w:eastAsia="宋体" w:hAnsi="宋体" w:cs="宋体" w:hint="eastAsia"/>
               <w:szCs w:val="24"/>
             </w:rPr>
             <w:fldChar w:fldCharType="end"/>
@@ -3227,7 +3219,7 @@
         <w:snapToGrid w:val="0"/>
         <w:textAlignment w:val="baseline"/>
         <w:rPr>
-          <w:rFonts w:ascii="Arial" w:hAnsi="Arial" w:eastAsia="Arial" w:cs="Arial"/>
+          <w:rFonts w:ascii="Arial" w:eastAsia="Arial" w:hAnsi="Arial" w:cs="Arial"/>
           <w:snapToGrid w:val="0"/>
           <w:color w:val="000000"/>
           <w:kern w:val="0"/>
@@ -3238,7 +3230,7 @@
       </w:pPr>
       <w:r>
         <w:rPr>
-          <w:rFonts w:ascii="Arial" w:hAnsi="Arial" w:eastAsia="Arial" w:cs="Arial"/>
+          <w:rFonts w:ascii="Arial" w:eastAsia="Arial" w:hAnsi="Arial" w:cs="Arial"/>
           <w:snapToGrid w:val="0"/>
           <w:color w:val="000000"/>
           <w:kern w:val="0"/>
@@ -3251,45 +3243,45 @@
     </w:p>
     <w:p>
       <w:pPr>
-        <w:pStyle w:val="28"/>
+        <w:pStyle w:val="1"/>
         <w:bidi w:val="0"/>
         <w:rPr>
           <w:rFonts w:hint="default"/>
           <w:lang w:val="en-US" w:eastAsia="zh-CN"/>
         </w:rPr>
       </w:pPr>
-      <w:bookmarkStart w:id="2" w:name="_Toc23486"/>
+      <w:bookmarkStart w:id="3" w:name="_Toc23486"/>
       <w:r>
         <w:rPr>
           <w:rFonts w:hint="default"/>
           <w:lang w:val="en-US" w:eastAsia="zh-CN"/>
         </w:rPr>
         <w:t>1. 总则</w:t>
-      </w:r>
-      <w:bookmarkEnd w:id="2"/>
-    </w:p>
-    <w:p>
-      <w:pPr>
-        <w:pStyle w:val="30"/>
-        <w:bidi w:val="0"/>
-        <w:rPr>
-          <w:rFonts w:hint="default"/>
-          <w:lang w:val="en-US" w:eastAsia="zh-CN"/>
-        </w:rPr>
-      </w:pPr>
-      <w:bookmarkStart w:id="3" w:name="_Toc13419"/>
-      <w:r>
-        <w:rPr>
-          <w:rFonts w:hint="default"/>
-          <w:lang w:val="en-US" w:eastAsia="zh-CN"/>
-        </w:rPr>
-        <w:t>目的</w:t>
       </w:r>
       <w:bookmarkEnd w:id="3"/>
     </w:p>
     <w:p>
       <w:pPr>
-        <w:pStyle w:val="29"/>
+        <w:pStyle w:val="2"/>
+        <w:bidi w:val="0"/>
+        <w:rPr>
+          <w:rFonts w:hint="default"/>
+          <w:lang w:val="en-US" w:eastAsia="zh-CN"/>
+        </w:rPr>
+      </w:pPr>
+      <w:bookmarkStart w:id="4" w:name="_Toc13419"/>
+      <w:r>
+        <w:rPr>
+          <w:rFonts w:hint="default"/>
+          <w:lang w:val="en-US" w:eastAsia="zh-CN"/>
+        </w:rPr>
+        <w:t>目的</w:t>
+      </w:r>
+      <w:bookmarkEnd w:id="4"/>
+    </w:p>
+    <w:p>
+      <w:pPr>
+        <w:pStyle w:val="a1"/>
         <w:keepNext w:val="0"/>
         <w:keepLines w:val="0"/>
         <w:pageBreakBefore w:val="0"/>
@@ -3318,14 +3310,14 @@
     </w:p>
     <w:p>
       <w:pPr>
-        <w:pStyle w:val="30"/>
+        <w:pStyle w:val="2"/>
         <w:bidi w:val="0"/>
         <w:rPr>
           <w:rFonts w:hint="default"/>
           <w:lang w:val="en-US" w:eastAsia="zh-CN"/>
         </w:rPr>
       </w:pPr>
-      <w:bookmarkStart w:id="4" w:name="_Toc8282"/>
+      <w:bookmarkStart w:id="5" w:name="_Toc8282"/>
       <w:r>
         <w:rPr>
           <w:rFonts w:hint="default"/>
@@ -3333,11 +3325,11 @@
         </w:rPr>
         <w:t>适用范围</w:t>
       </w:r>
-      <w:bookmarkEnd w:id="4"/>
+      <w:bookmarkEnd w:id="5"/>
     </w:p>
     <w:p>
       <w:pPr>
-        <w:pStyle w:val="29"/>
+        <w:pStyle w:val="a1"/>
         <w:keepNext w:val="0"/>
         <w:keepLines w:val="0"/>
         <w:pageBreakBefore w:val="0"/>
@@ -3366,7 +3358,7 @@
     </w:p>
     <w:p>
       <w:pPr>
-        <w:pStyle w:val="29"/>
+        <w:pStyle w:val="a1"/>
         <w:keepNext w:val="0"/>
         <w:keepLines w:val="0"/>
         <w:pageBreakBefore w:val="0"/>
@@ -3383,7 +3375,7 @@
         <w:bidi w:val="0"/>
         <w:adjustRightInd w:val="0"/>
         <w:snapToGrid w:val="0"/>
-        <w:ind w:left="425" w:leftChars="0" w:hanging="425" w:firstLineChars="0"/>
+        <w:ind w:left="425" w:hanging="425" w:leftChars="0" w:firstLineChars="0"/>
         <w:textAlignment w:val="baseline"/>
         <w:rPr>
           <w:rFonts w:hint="default"/>
@@ -3400,7 +3392,7 @@
     </w:p>
     <w:p>
       <w:pPr>
-        <w:pStyle w:val="29"/>
+        <w:pStyle w:val="a1"/>
         <w:keepNext w:val="0"/>
         <w:keepLines w:val="0"/>
         <w:pageBreakBefore w:val="0"/>
@@ -3417,7 +3409,7 @@
         <w:bidi w:val="0"/>
         <w:adjustRightInd w:val="0"/>
         <w:snapToGrid w:val="0"/>
-        <w:ind w:left="425" w:leftChars="0" w:hanging="425" w:firstLineChars="0"/>
+        <w:ind w:left="425" w:hanging="425" w:leftChars="0" w:firstLineChars="0"/>
         <w:textAlignment w:val="baseline"/>
         <w:rPr>
           <w:rFonts w:hint="default"/>
@@ -3434,7 +3426,7 @@
     </w:p>
     <w:p>
       <w:pPr>
-        <w:pStyle w:val="29"/>
+        <w:pStyle w:val="a1"/>
         <w:keepNext w:val="0"/>
         <w:keepLines w:val="0"/>
         <w:pageBreakBefore w:val="0"/>
@@ -3451,7 +3443,7 @@
         <w:bidi w:val="0"/>
         <w:adjustRightInd w:val="0"/>
         <w:snapToGrid w:val="0"/>
-        <w:ind w:left="425" w:leftChars="0" w:hanging="425" w:firstLineChars="0"/>
+        <w:ind w:left="425" w:hanging="425" w:leftChars="0" w:firstLineChars="0"/>
         <w:textAlignment w:val="baseline"/>
         <w:rPr>
           <w:rFonts w:hint="default"/>
@@ -3468,7 +3460,7 @@
     </w:p>
     <w:p>
       <w:pPr>
-        <w:pStyle w:val="29"/>
+        <w:pStyle w:val="a1"/>
         <w:keepNext w:val="0"/>
         <w:keepLines w:val="0"/>
         <w:pageBreakBefore w:val="0"/>
@@ -3485,7 +3477,7 @@
         <w:bidi w:val="0"/>
         <w:adjustRightInd w:val="0"/>
         <w:snapToGrid w:val="0"/>
-        <w:ind w:left="425" w:leftChars="0" w:hanging="425" w:firstLineChars="0"/>
+        <w:ind w:left="425" w:hanging="425" w:leftChars="0" w:firstLineChars="0"/>
         <w:textAlignment w:val="baseline"/>
         <w:rPr>
           <w:rFonts w:hint="default"/>
@@ -3502,7 +3494,7 @@
     </w:p>
     <w:p>
       <w:pPr>
-        <w:pStyle w:val="29"/>
+        <w:pStyle w:val="a1"/>
         <w:keepNext w:val="0"/>
         <w:keepLines w:val="0"/>
         <w:pageBreakBefore w:val="0"/>
@@ -3519,7 +3511,7 @@
         <w:bidi w:val="0"/>
         <w:adjustRightInd w:val="0"/>
         <w:snapToGrid w:val="0"/>
-        <w:ind w:left="425" w:leftChars="0" w:hanging="425" w:firstLineChars="0"/>
+        <w:ind w:left="425" w:hanging="425" w:leftChars="0" w:firstLineChars="0"/>
         <w:textAlignment w:val="baseline"/>
         <w:rPr>
           <w:rFonts w:hint="default"/>
@@ -3536,14 +3528,14 @@
     </w:p>
     <w:p>
       <w:pPr>
-        <w:pStyle w:val="30"/>
+        <w:pStyle w:val="2"/>
         <w:bidi w:val="0"/>
         <w:rPr>
           <w:rFonts w:hint="default"/>
           <w:lang w:val="en-US" w:eastAsia="zh-CN"/>
         </w:rPr>
       </w:pPr>
-      <w:bookmarkStart w:id="5" w:name="_Toc3800"/>
+      <w:bookmarkStart w:id="6" w:name="_Toc3800"/>
       <w:r>
         <w:rPr>
           <w:rFonts w:hint="default"/>
@@ -3551,11 +3543,11 @@
         </w:rPr>
         <w:t>原则</w:t>
       </w:r>
-      <w:bookmarkEnd w:id="5"/>
+      <w:bookmarkEnd w:id="6"/>
     </w:p>
     <w:p>
       <w:pPr>
-        <w:pStyle w:val="29"/>
+        <w:pStyle w:val="a1"/>
         <w:keepNext w:val="0"/>
         <w:keepLines w:val="0"/>
         <w:pageBreakBefore w:val="0"/>
@@ -3584,7 +3576,7 @@
     </w:p>
     <w:p>
       <w:pPr>
-        <w:pStyle w:val="29"/>
+        <w:pStyle w:val="a1"/>
         <w:keepNext w:val="0"/>
         <w:keepLines w:val="0"/>
         <w:pageBreakBefore w:val="0"/>
@@ -3613,7 +3605,7 @@
     </w:p>
     <w:p>
       <w:pPr>
-        <w:pStyle w:val="29"/>
+        <w:pStyle w:val="a1"/>
         <w:keepNext w:val="0"/>
         <w:keepLines w:val="0"/>
         <w:pageBreakBefore w:val="0"/>
@@ -3642,7 +3634,7 @@
     </w:p>
     <w:p>
       <w:pPr>
-        <w:pStyle w:val="29"/>
+        <w:pStyle w:val="a1"/>
         <w:keepNext w:val="0"/>
         <w:keepLines w:val="0"/>
         <w:pageBreakBefore w:val="0"/>
@@ -3671,7 +3663,7 @@
     </w:p>
     <w:p>
       <w:pPr>
-        <w:pStyle w:val="29"/>
+        <w:pStyle w:val="a1"/>
         <w:keepNext w:val="0"/>
         <w:keepLines w:val="0"/>
         <w:pageBreakBefore w:val="0"/>
@@ -3700,14 +3692,14 @@
     </w:p>
     <w:p>
       <w:pPr>
-        <w:pStyle w:val="28"/>
+        <w:pStyle w:val="1"/>
         <w:bidi w:val="0"/>
         <w:rPr>
           <w:rFonts w:hint="default"/>
           <w:lang w:val="en-US" w:eastAsia="zh-CN"/>
         </w:rPr>
       </w:pPr>
-      <w:bookmarkStart w:id="6" w:name="_Toc12270"/>
+      <w:bookmarkStart w:id="7" w:name="_Toc12270"/>
       <w:r>
         <w:rPr>
           <w:rFonts w:hint="default"/>
@@ -3715,11 +3707,11 @@
         </w:rPr>
         <w:t>定义与术语</w:t>
       </w:r>
-      <w:bookmarkEnd w:id="6"/>
+      <w:bookmarkEnd w:id="7"/>
     </w:p>
     <w:p>
       <w:pPr>
-        <w:pStyle w:val="29"/>
+        <w:pStyle w:val="a1"/>
         <w:keepNext w:val="0"/>
         <w:keepLines w:val="0"/>
         <w:pageBreakBefore w:val="0"/>
@@ -3748,7 +3740,7 @@
     </w:p>
     <w:p>
       <w:pPr>
-        <w:pStyle w:val="29"/>
+        <w:pStyle w:val="a1"/>
         <w:keepNext w:val="0"/>
         <w:keepLines w:val="0"/>
         <w:pageBreakBefore w:val="0"/>
@@ -3777,7 +3769,7 @@
     </w:p>
     <w:p>
       <w:pPr>
-        <w:pStyle w:val="29"/>
+        <w:pStyle w:val="a1"/>
         <w:keepNext w:val="0"/>
         <w:keepLines w:val="0"/>
         <w:pageBreakBefore w:val="0"/>
@@ -3806,7 +3798,7 @@
     </w:p>
     <w:p>
       <w:pPr>
-        <w:pStyle w:val="29"/>
+        <w:pStyle w:val="a1"/>
         <w:keepNext w:val="0"/>
         <w:keepLines w:val="0"/>
         <w:pageBreakBefore w:val="0"/>
@@ -3835,7 +3827,7 @@
     </w:p>
     <w:p>
       <w:pPr>
-        <w:pStyle w:val="29"/>
+        <w:pStyle w:val="a1"/>
         <w:keepNext w:val="0"/>
         <w:keepLines w:val="0"/>
         <w:pageBreakBefore w:val="0"/>
@@ -3864,7 +3856,7 @@
     </w:p>
     <w:p>
       <w:pPr>
-        <w:pStyle w:val="29"/>
+        <w:pStyle w:val="a1"/>
         <w:keepNext w:val="0"/>
         <w:keepLines w:val="0"/>
         <w:pageBreakBefore w:val="0"/>
@@ -3893,14 +3885,14 @@
     </w:p>
     <w:p>
       <w:pPr>
-        <w:pStyle w:val="28"/>
+        <w:pStyle w:val="1"/>
         <w:bidi w:val="0"/>
         <w:rPr>
           <w:rFonts w:hint="default"/>
           <w:lang w:val="en-US" w:eastAsia="zh-CN"/>
         </w:rPr>
       </w:pPr>
-      <w:bookmarkStart w:id="7" w:name="_Toc15529"/>
+      <w:bookmarkStart w:id="8" w:name="_Toc15529"/>
       <w:r>
         <w:rPr>
           <w:rFonts w:hint="default"/>
@@ -3908,23 +3900,22 @@
         </w:rPr>
         <w:t>角色与职责</w:t>
       </w:r>
-      <w:bookmarkEnd w:id="7"/>
+      <w:bookmarkEnd w:id="8"/>
     </w:p>
     <w:tbl>
       <w:tblPr>
-        <w:tblStyle w:val="20"/>
+        <w:tblStyle w:val="TableNormal"/>
         <w:tblW w:w="9024" w:type="dxa"/>
         <w:tblInd w:w="0" w:type="dxa"/>
         <w:tblBorders>
-          <w:top w:val="single" w:color="auto" w:sz="4" w:space="0"/>
-          <w:left w:val="single" w:color="auto" w:sz="4" w:space="0"/>
-          <w:bottom w:val="single" w:color="auto" w:sz="4" w:space="0"/>
-          <w:right w:val="single" w:color="auto" w:sz="4" w:space="0"/>
-          <w:insideH w:val="single" w:color="auto" w:sz="4" w:space="0"/>
-          <w:insideV w:val="single" w:color="auto" w:sz="4" w:space="0"/>
+          <w:top w:val="single" w:sz="4" w:space="0" w:color="auto"/>
+          <w:left w:val="single" w:sz="4" w:space="0" w:color="auto"/>
+          <w:bottom w:val="single" w:sz="4" w:space="0" w:color="auto"/>
+          <w:right w:val="single" w:sz="4" w:space="0" w:color="auto"/>
+          <w:insideH w:val="single" w:sz="4" w:space="0" w:color="auto"/>
+          <w:insideV w:val="single" w:sz="4" w:space="0" w:color="auto"/>
         </w:tblBorders>
         <w:shd w:val="clear" w:color="auto" w:fill="auto"/>
-        <w:tblLayout w:type="autofit"/>
         <w:tblCellMar>
           <w:top w:w="15" w:type="dxa"/>
           <w:left w:w="15" w:type="dxa"/>
@@ -3939,13 +3930,15 @@
       </w:tblGrid>
       <w:tr>
         <w:tblPrEx>
+          <w:tblW w:w="9024" w:type="dxa"/>
+          <w:tblInd w:w="0" w:type="dxa"/>
           <w:tblBorders>
-            <w:top w:val="single" w:color="auto" w:sz="4" w:space="0"/>
-            <w:left w:val="single" w:color="auto" w:sz="4" w:space="0"/>
-            <w:bottom w:val="single" w:color="auto" w:sz="4" w:space="0"/>
-            <w:right w:val="single" w:color="auto" w:sz="4" w:space="0"/>
-            <w:insideH w:val="single" w:color="auto" w:sz="4" w:space="0"/>
-            <w:insideV w:val="single" w:color="auto" w:sz="4" w:space="0"/>
+            <w:top w:val="single" w:sz="4" w:space="0" w:color="auto"/>
+            <w:left w:val="single" w:sz="4" w:space="0" w:color="auto"/>
+            <w:bottom w:val="single" w:sz="4" w:space="0" w:color="auto"/>
+            <w:right w:val="single" w:sz="4" w:space="0" w:color="auto"/>
+            <w:insideH w:val="single" w:sz="4" w:space="0" w:color="auto"/>
+            <w:insideV w:val="single" w:sz="4" w:space="0" w:color="auto"/>
           </w:tblBorders>
           <w:shd w:val="clear" w:color="auto" w:fill="auto"/>
           <w:tblCellMar>
@@ -3977,10 +3970,10 @@
               <w:widowControl/>
               <w:suppressLineNumbers w:val="0"/>
               <w:spacing w:line="300" w:lineRule="atLeast"/>
-              <w:ind w:left="0" w:leftChars="0" w:right="0" w:rightChars="0" w:firstLine="0" w:firstLineChars="0"/>
+              <w:ind w:left="0" w:right="0" w:firstLine="0" w:leftChars="0" w:rightChars="0" w:firstLineChars="0"/>
               <w:jc w:val="center"/>
               <w:rPr>
-                <w:rFonts w:ascii="Segoe UI" w:hAnsi="Segoe UI" w:eastAsia="Segoe UI" w:cs="Segoe UI"/>
+                <w:rFonts w:ascii="Segoe UI" w:eastAsia="Segoe UI" w:hAnsi="Segoe UI" w:cs="Segoe UI"/>
                 <w:b/>
                 <w:bCs/>
                 <w:i w:val="0"/>
@@ -3994,7 +3987,7 @@
             </w:pPr>
             <w:r>
               <w:rPr>
-                <w:rFonts w:hint="default" w:ascii="Segoe UI" w:hAnsi="Segoe UI" w:eastAsia="Segoe UI" w:cs="Segoe UI"/>
+                <w:rFonts w:ascii="Segoe UI" w:eastAsia="Segoe UI" w:hAnsi="Segoe UI" w:cs="Segoe UI" w:hint="default"/>
                 <w:b/>
                 <w:bCs/>
                 <w:i w:val="0"/>
@@ -4006,7 +3999,7 @@
                 <w:kern w:val="0"/>
                 <w:sz w:val="18"/>
                 <w:szCs w:val="18"/>
-                <w:lang w:val="en-US" w:eastAsia="zh-CN" w:bidi="ar"/>
+                <w:lang w:val="en-US" w:eastAsia="zh-CN"/>
               </w:rPr>
               <w:t>角色</w:t>
             </w:r>
@@ -4031,10 +4024,10 @@
               <w:widowControl/>
               <w:suppressLineNumbers w:val="0"/>
               <w:spacing w:line="300" w:lineRule="atLeast"/>
-              <w:ind w:left="0" w:leftChars="0" w:right="0" w:rightChars="0" w:firstLine="0" w:firstLineChars="0"/>
+              <w:ind w:left="0" w:right="0" w:firstLine="0" w:leftChars="0" w:rightChars="0" w:firstLineChars="0"/>
               <w:jc w:val="center"/>
               <w:rPr>
-                <w:rFonts w:hint="default" w:ascii="Segoe UI" w:hAnsi="Segoe UI" w:eastAsia="Segoe UI" w:cs="Segoe UI"/>
+                <w:rFonts w:ascii="Segoe UI" w:eastAsia="Segoe UI" w:hAnsi="Segoe UI" w:cs="Segoe UI" w:hint="default"/>
                 <w:b/>
                 <w:bCs/>
                 <w:i w:val="0"/>
@@ -4048,7 +4041,7 @@
             </w:pPr>
             <w:r>
               <w:rPr>
-                <w:rFonts w:hint="default" w:ascii="Segoe UI" w:hAnsi="Segoe UI" w:eastAsia="Segoe UI" w:cs="Segoe UI"/>
+                <w:rFonts w:ascii="Segoe UI" w:eastAsia="Segoe UI" w:hAnsi="Segoe UI" w:cs="Segoe UI" w:hint="default"/>
                 <w:b/>
                 <w:bCs/>
                 <w:i w:val="0"/>
@@ -4060,7 +4053,7 @@
                 <w:kern w:val="0"/>
                 <w:sz w:val="18"/>
                 <w:szCs w:val="18"/>
-                <w:lang w:val="en-US" w:eastAsia="zh-CN" w:bidi="ar"/>
+                <w:lang w:val="en-US" w:eastAsia="zh-CN"/>
               </w:rPr>
               <w:t>主要职责</w:t>
             </w:r>
@@ -4085,10 +4078,10 @@
               <w:widowControl/>
               <w:suppressLineNumbers w:val="0"/>
               <w:spacing w:line="300" w:lineRule="atLeast"/>
-              <w:ind w:left="0" w:leftChars="0" w:right="0" w:rightChars="0" w:firstLine="0" w:firstLineChars="0"/>
+              <w:ind w:left="0" w:right="0" w:firstLine="0" w:leftChars="0" w:rightChars="0" w:firstLineChars="0"/>
               <w:jc w:val="center"/>
               <w:rPr>
-                <w:rFonts w:hint="default" w:ascii="Segoe UI" w:hAnsi="Segoe UI" w:eastAsia="Segoe UI" w:cs="Segoe UI"/>
+                <w:rFonts w:ascii="Segoe UI" w:eastAsia="Segoe UI" w:hAnsi="Segoe UI" w:cs="Segoe UI" w:hint="default"/>
                 <w:b/>
                 <w:bCs/>
                 <w:i w:val="0"/>
@@ -4102,7 +4095,7 @@
             </w:pPr>
             <w:r>
               <w:rPr>
-                <w:rFonts w:hint="default" w:ascii="Segoe UI" w:hAnsi="Segoe UI" w:eastAsia="Segoe UI" w:cs="Segoe UI"/>
+                <w:rFonts w:ascii="Segoe UI" w:eastAsia="Segoe UI" w:hAnsi="Segoe UI" w:cs="Segoe UI" w:hint="default"/>
                 <w:b/>
                 <w:bCs/>
                 <w:i w:val="0"/>
@@ -4114,7 +4107,7 @@
                 <w:kern w:val="0"/>
                 <w:sz w:val="18"/>
                 <w:szCs w:val="18"/>
-                <w:lang w:val="en-US" w:eastAsia="zh-CN" w:bidi="ar"/>
+                <w:lang w:val="en-US" w:eastAsia="zh-CN"/>
               </w:rPr>
               <w:t>对应岗位</w:t>
             </w:r>
@@ -4123,532 +4116,8 @@
       </w:tr>
       <w:tr>
         <w:tblPrEx>
-          <w:tblBorders>
-            <w:top w:val="single" w:color="auto" w:sz="4" w:space="0"/>
-            <w:left w:val="single" w:color="auto" w:sz="4" w:space="0"/>
-            <w:bottom w:val="single" w:color="auto" w:sz="4" w:space="0"/>
-            <w:right w:val="single" w:color="auto" w:sz="4" w:space="0"/>
-            <w:insideH w:val="single" w:color="auto" w:sz="4" w:space="0"/>
-            <w:insideV w:val="single" w:color="auto" w:sz="4" w:space="0"/>
-          </w:tblBorders>
-          <w:tblCellMar>
-            <w:top w:w="15" w:type="dxa"/>
-            <w:left w:w="15" w:type="dxa"/>
-            <w:bottom w:w="15" w:type="dxa"/>
-            <w:right w:w="15" w:type="dxa"/>
-          </w:tblCellMar>
-        </w:tblPrEx>
-        <w:tc>
-          <w:tcPr>
-            <w:tcW w:w="1435" w:type="dxa"/>
-            <w:shd w:val="clear" w:color="auto" w:fill="auto"/>
-            <w:tcMar>
-              <w:top w:w="120" w:type="dxa"/>
-              <w:left w:w="0" w:type="dxa"/>
-              <w:bottom w:w="120" w:type="dxa"/>
-              <w:right w:w="192" w:type="dxa"/>
-            </w:tcMar>
-            <w:vAlign w:val="center"/>
-          </w:tcPr>
-          <w:p>
-            <w:pPr>
-              <w:keepNext w:val="0"/>
-              <w:keepLines w:val="0"/>
-              <w:widowControl/>
-              <w:suppressLineNumbers w:val="0"/>
-              <w:spacing w:line="300" w:lineRule="atLeast"/>
-              <w:jc w:val="left"/>
-              <w:rPr>
-                <w:rFonts w:hint="default" w:ascii="Segoe UI" w:hAnsi="Segoe UI" w:eastAsia="Segoe UI" w:cs="Segoe UI"/>
-                <w:i w:val="0"/>
-                <w:iCs w:val="0"/>
-                <w:caps w:val="0"/>
-                <w:color w:val="0F1115"/>
-                <w:spacing w:val="0"/>
-                <w:sz w:val="18"/>
-                <w:szCs w:val="18"/>
-              </w:rPr>
-            </w:pPr>
-            <w:r>
-              <w:rPr>
-                <w:rStyle w:val="23"/>
-                <w:rFonts w:hint="default" w:ascii="Segoe UI" w:hAnsi="Segoe UI" w:eastAsia="Segoe UI" w:cs="Segoe UI"/>
-                <w:b/>
-                <w:bCs/>
-                <w:i w:val="0"/>
-                <w:iCs w:val="0"/>
-                <w:caps w:val="0"/>
-                <w:snapToGrid w:val="0"/>
-                <w:color w:val="000000"/>
-                <w:spacing w:val="0"/>
-                <w:kern w:val="0"/>
-                <w:sz w:val="18"/>
-                <w:szCs w:val="18"/>
-                <w:lang w:val="en-US" w:eastAsia="zh-CN" w:bidi="ar"/>
-              </w:rPr>
-              <w:t>容量经理</w:t>
-            </w:r>
-          </w:p>
-        </w:tc>
-        <w:tc>
-          <w:tcPr>
-            <w:tcW w:w="4491" w:type="dxa"/>
-            <w:shd w:val="clear" w:color="auto" w:fill="auto"/>
-            <w:tcMar>
-              <w:top w:w="120" w:type="dxa"/>
-              <w:left w:w="192" w:type="dxa"/>
-              <w:bottom w:w="120" w:type="dxa"/>
-              <w:right w:w="192" w:type="dxa"/>
-            </w:tcMar>
-            <w:vAlign w:val="center"/>
-          </w:tcPr>
-          <w:p>
-            <w:pPr>
-              <w:keepNext w:val="0"/>
-              <w:keepLines w:val="0"/>
-              <w:widowControl/>
-              <w:suppressLineNumbers w:val="0"/>
-              <w:spacing w:line="300" w:lineRule="atLeast"/>
-              <w:jc w:val="left"/>
-              <w:rPr>
-                <w:rFonts w:hint="default" w:ascii="Segoe UI" w:hAnsi="Segoe UI" w:eastAsia="Segoe UI" w:cs="Segoe UI"/>
-                <w:i w:val="0"/>
-                <w:iCs w:val="0"/>
-                <w:caps w:val="0"/>
-                <w:color w:val="0F1115"/>
-                <w:spacing w:val="0"/>
-                <w:sz w:val="18"/>
-                <w:szCs w:val="18"/>
-              </w:rPr>
-            </w:pPr>
-            <w:r>
-              <w:rPr>
-                <w:rFonts w:hint="default" w:ascii="Segoe UI" w:hAnsi="Segoe UI" w:eastAsia="Segoe UI" w:cs="Segoe UI"/>
-                <w:i w:val="0"/>
-                <w:iCs w:val="0"/>
-                <w:caps w:val="0"/>
-                <w:snapToGrid w:val="0"/>
-                <w:color w:val="000000"/>
-                <w:spacing w:val="0"/>
-                <w:kern w:val="0"/>
-                <w:sz w:val="18"/>
-                <w:szCs w:val="18"/>
-                <w:lang w:val="en-US" w:eastAsia="zh-CN" w:bidi="ar"/>
-              </w:rPr>
-              <w:t>1. 负责本制度的推行与总体协调。</w:t>
-            </w:r>
-            <w:r>
-              <w:rPr>
-                <w:rFonts w:hint="default" w:ascii="Segoe UI" w:hAnsi="Segoe UI" w:eastAsia="Segoe UI" w:cs="Segoe UI"/>
-                <w:i w:val="0"/>
-                <w:iCs w:val="0"/>
-                <w:caps w:val="0"/>
-                <w:snapToGrid w:val="0"/>
-                <w:color w:val="000000"/>
-                <w:spacing w:val="0"/>
-                <w:kern w:val="0"/>
-                <w:sz w:val="18"/>
-                <w:szCs w:val="18"/>
-                <w:lang w:val="en-US" w:eastAsia="zh-CN" w:bidi="ar"/>
-              </w:rPr>
-              <w:br w:type="textWrapping"/>
-            </w:r>
-            <w:r>
-              <w:rPr>
-                <w:rFonts w:hint="default" w:ascii="Segoe UI" w:hAnsi="Segoe UI" w:eastAsia="Segoe UI" w:cs="Segoe UI"/>
-                <w:i w:val="0"/>
-                <w:iCs w:val="0"/>
-                <w:caps w:val="0"/>
-                <w:snapToGrid w:val="0"/>
-                <w:color w:val="000000"/>
-                <w:spacing w:val="0"/>
-                <w:kern w:val="0"/>
-                <w:sz w:val="18"/>
-                <w:szCs w:val="18"/>
-                <w:lang w:val="en-US" w:eastAsia="zh-CN" w:bidi="ar"/>
-              </w:rPr>
-              <w:t>2. 审批容量管理计划、容量分析报告及重大扩容方案。</w:t>
-            </w:r>
-            <w:r>
-              <w:rPr>
-                <w:rFonts w:hint="default" w:ascii="Segoe UI" w:hAnsi="Segoe UI" w:eastAsia="Segoe UI" w:cs="Segoe UI"/>
-                <w:i w:val="0"/>
-                <w:iCs w:val="0"/>
-                <w:caps w:val="0"/>
-                <w:snapToGrid w:val="0"/>
-                <w:color w:val="000000"/>
-                <w:spacing w:val="0"/>
-                <w:kern w:val="0"/>
-                <w:sz w:val="18"/>
-                <w:szCs w:val="18"/>
-                <w:lang w:val="en-US" w:eastAsia="zh-CN" w:bidi="ar"/>
-              </w:rPr>
-              <w:br w:type="textWrapping"/>
-            </w:r>
-            <w:r>
-              <w:rPr>
-                <w:rFonts w:hint="default" w:ascii="Segoe UI" w:hAnsi="Segoe UI" w:eastAsia="Segoe UI" w:cs="Segoe UI"/>
-                <w:i w:val="0"/>
-                <w:iCs w:val="0"/>
-                <w:caps w:val="0"/>
-                <w:snapToGrid w:val="0"/>
-                <w:color w:val="000000"/>
-                <w:spacing w:val="0"/>
-                <w:kern w:val="0"/>
-                <w:sz w:val="18"/>
-                <w:szCs w:val="18"/>
-                <w:lang w:val="en-US" w:eastAsia="zh-CN" w:bidi="ar"/>
-              </w:rPr>
-              <w:t>3. 协调跨部门资源，解决重大容量瓶颈问题。</w:t>
-            </w:r>
-          </w:p>
-        </w:tc>
-        <w:tc>
-          <w:tcPr>
-            <w:tcW w:w="0" w:type="auto"/>
-            <w:shd w:val="clear" w:color="auto" w:fill="auto"/>
-            <w:tcMar>
-              <w:top w:w="120" w:type="dxa"/>
-              <w:left w:w="192" w:type="dxa"/>
-              <w:bottom w:w="120" w:type="dxa"/>
-              <w:right w:w="0" w:type="dxa"/>
-            </w:tcMar>
-            <w:vAlign w:val="center"/>
-          </w:tcPr>
-          <w:p>
-            <w:pPr>
-              <w:keepNext w:val="0"/>
-              <w:keepLines w:val="0"/>
-              <w:widowControl/>
-              <w:suppressLineNumbers w:val="0"/>
-              <w:spacing w:line="300" w:lineRule="atLeast"/>
-              <w:jc w:val="left"/>
-              <w:rPr>
-                <w:rFonts w:hint="default" w:ascii="Segoe UI" w:hAnsi="Segoe UI" w:eastAsia="Segoe UI" w:cs="Segoe UI"/>
-                <w:i w:val="0"/>
-                <w:iCs w:val="0"/>
-                <w:caps w:val="0"/>
-                <w:color w:val="0F1115"/>
-                <w:spacing w:val="0"/>
-                <w:sz w:val="18"/>
-                <w:szCs w:val="18"/>
-              </w:rPr>
-            </w:pPr>
-            <w:r>
-              <w:rPr>
-                <w:rStyle w:val="23"/>
-                <w:rFonts w:hint="default" w:ascii="Segoe UI" w:hAnsi="Segoe UI" w:eastAsia="Segoe UI" w:cs="Segoe UI"/>
-                <w:b/>
-                <w:bCs/>
-                <w:i w:val="0"/>
-                <w:iCs w:val="0"/>
-                <w:caps w:val="0"/>
-                <w:snapToGrid w:val="0"/>
-                <w:color w:val="000000"/>
-                <w:spacing w:val="0"/>
-                <w:kern w:val="0"/>
-                <w:sz w:val="18"/>
-                <w:szCs w:val="18"/>
-                <w:lang w:val="en-US" w:eastAsia="zh-CN" w:bidi="ar"/>
-              </w:rPr>
-              <w:t>数智运营部经理</w:t>
-            </w:r>
-          </w:p>
-        </w:tc>
-      </w:tr>
-      <w:tr>
-        <w:tblPrEx>
-          <w:tblBorders>
-            <w:top w:val="single" w:color="auto" w:sz="4" w:space="0"/>
-            <w:left w:val="single" w:color="auto" w:sz="4" w:space="0"/>
-            <w:bottom w:val="single" w:color="auto" w:sz="4" w:space="0"/>
-            <w:right w:val="single" w:color="auto" w:sz="4" w:space="0"/>
-            <w:insideH w:val="single" w:color="auto" w:sz="4" w:space="0"/>
-            <w:insideV w:val="single" w:color="auto" w:sz="4" w:space="0"/>
-          </w:tblBorders>
-          <w:tblCellMar>
-            <w:top w:w="15" w:type="dxa"/>
-            <w:left w:w="15" w:type="dxa"/>
-            <w:bottom w:w="15" w:type="dxa"/>
-            <w:right w:w="15" w:type="dxa"/>
-          </w:tblCellMar>
-        </w:tblPrEx>
-        <w:tc>
-          <w:tcPr>
-            <w:tcW w:w="1435" w:type="dxa"/>
-            <w:shd w:val="clear" w:color="auto" w:fill="auto"/>
-            <w:tcMar>
-              <w:top w:w="120" w:type="dxa"/>
-              <w:left w:w="0" w:type="dxa"/>
-              <w:bottom w:w="120" w:type="dxa"/>
-              <w:right w:w="192" w:type="dxa"/>
-            </w:tcMar>
-            <w:vAlign w:val="center"/>
-          </w:tcPr>
-          <w:p>
-            <w:pPr>
-              <w:keepNext w:val="0"/>
-              <w:keepLines w:val="0"/>
-              <w:widowControl/>
-              <w:suppressLineNumbers w:val="0"/>
-              <w:spacing w:line="300" w:lineRule="atLeast"/>
-              <w:jc w:val="left"/>
-              <w:rPr>
-                <w:rFonts w:hint="default" w:ascii="Segoe UI" w:hAnsi="Segoe UI" w:eastAsia="Segoe UI" w:cs="Segoe UI"/>
-                <w:i w:val="0"/>
-                <w:iCs w:val="0"/>
-                <w:caps w:val="0"/>
-                <w:color w:val="0F1115"/>
-                <w:spacing w:val="0"/>
-                <w:sz w:val="18"/>
-                <w:szCs w:val="18"/>
-              </w:rPr>
-            </w:pPr>
-            <w:r>
-              <w:rPr>
-                <w:rStyle w:val="23"/>
-                <w:rFonts w:hint="default" w:ascii="Segoe UI" w:hAnsi="Segoe UI" w:eastAsia="Segoe UI" w:cs="Segoe UI"/>
-                <w:b/>
-                <w:bCs/>
-                <w:i w:val="0"/>
-                <w:iCs w:val="0"/>
-                <w:caps w:val="0"/>
-                <w:snapToGrid w:val="0"/>
-                <w:color w:val="000000"/>
-                <w:spacing w:val="0"/>
-                <w:kern w:val="0"/>
-                <w:sz w:val="18"/>
-                <w:szCs w:val="18"/>
-                <w:lang w:val="en-US" w:eastAsia="zh-CN" w:bidi="ar"/>
-              </w:rPr>
-              <w:t>容量管理员</w:t>
-            </w:r>
-          </w:p>
-        </w:tc>
-        <w:tc>
-          <w:tcPr>
-            <w:tcW w:w="4491" w:type="dxa"/>
-            <w:shd w:val="clear" w:color="auto" w:fill="auto"/>
-            <w:tcMar>
-              <w:top w:w="120" w:type="dxa"/>
-              <w:left w:w="192" w:type="dxa"/>
-              <w:bottom w:w="120" w:type="dxa"/>
-              <w:right w:w="192" w:type="dxa"/>
-            </w:tcMar>
-            <w:vAlign w:val="center"/>
-          </w:tcPr>
-          <w:p>
-            <w:pPr>
-              <w:keepNext w:val="0"/>
-              <w:keepLines w:val="0"/>
-              <w:widowControl/>
-              <w:suppressLineNumbers w:val="0"/>
-              <w:spacing w:line="300" w:lineRule="atLeast"/>
-              <w:jc w:val="left"/>
-              <w:rPr>
-                <w:rFonts w:hint="default" w:ascii="Segoe UI" w:hAnsi="Segoe UI" w:eastAsia="Segoe UI" w:cs="Segoe UI"/>
-                <w:i w:val="0"/>
-                <w:iCs w:val="0"/>
-                <w:caps w:val="0"/>
-                <w:color w:val="0F1115"/>
-                <w:spacing w:val="0"/>
-                <w:sz w:val="18"/>
-                <w:szCs w:val="18"/>
-              </w:rPr>
-            </w:pPr>
-            <w:r>
-              <w:rPr>
-                <w:rFonts w:hint="default" w:ascii="Segoe UI" w:hAnsi="Segoe UI" w:eastAsia="Segoe UI" w:cs="Segoe UI"/>
-                <w:i w:val="0"/>
-                <w:iCs w:val="0"/>
-                <w:caps w:val="0"/>
-                <w:snapToGrid w:val="0"/>
-                <w:color w:val="000000"/>
-                <w:spacing w:val="0"/>
-                <w:kern w:val="0"/>
-                <w:sz w:val="18"/>
-                <w:szCs w:val="18"/>
-                <w:lang w:val="en-US" w:eastAsia="zh-CN" w:bidi="ar"/>
-              </w:rPr>
-              <w:t>1. 执行日常容量监控、数据分析与趋势预测。</w:t>
-            </w:r>
-            <w:r>
-              <w:rPr>
-                <w:rFonts w:hint="default" w:ascii="Segoe UI" w:hAnsi="Segoe UI" w:eastAsia="Segoe UI" w:cs="Segoe UI"/>
-                <w:i w:val="0"/>
-                <w:iCs w:val="0"/>
-                <w:caps w:val="0"/>
-                <w:snapToGrid w:val="0"/>
-                <w:color w:val="000000"/>
-                <w:spacing w:val="0"/>
-                <w:kern w:val="0"/>
-                <w:sz w:val="18"/>
-                <w:szCs w:val="18"/>
-                <w:lang w:val="en-US" w:eastAsia="zh-CN" w:bidi="ar"/>
-              </w:rPr>
-              <w:br w:type="textWrapping"/>
-            </w:r>
-            <w:r>
-              <w:rPr>
-                <w:rFonts w:hint="default" w:ascii="Segoe UI" w:hAnsi="Segoe UI" w:eastAsia="Segoe UI" w:cs="Segoe UI"/>
-                <w:i w:val="0"/>
-                <w:iCs w:val="0"/>
-                <w:caps w:val="0"/>
-                <w:snapToGrid w:val="0"/>
-                <w:color w:val="000000"/>
-                <w:spacing w:val="0"/>
-                <w:kern w:val="0"/>
-                <w:sz w:val="18"/>
-                <w:szCs w:val="18"/>
-                <w:lang w:val="en-US" w:eastAsia="zh-CN" w:bidi="ar"/>
-              </w:rPr>
-              <w:t>2. 编制《容量分析报告》与《容量计划》。</w:t>
-            </w:r>
-            <w:r>
-              <w:rPr>
-                <w:rFonts w:hint="default" w:ascii="Segoe UI" w:hAnsi="Segoe UI" w:eastAsia="Segoe UI" w:cs="Segoe UI"/>
-                <w:i w:val="0"/>
-                <w:iCs w:val="0"/>
-                <w:caps w:val="0"/>
-                <w:snapToGrid w:val="0"/>
-                <w:color w:val="000000"/>
-                <w:spacing w:val="0"/>
-                <w:kern w:val="0"/>
-                <w:sz w:val="18"/>
-                <w:szCs w:val="18"/>
-                <w:lang w:val="en-US" w:eastAsia="zh-CN" w:bidi="ar"/>
-              </w:rPr>
-              <w:br w:type="textWrapping"/>
-            </w:r>
-            <w:r>
-              <w:rPr>
-                <w:rFonts w:hint="default" w:ascii="Segoe UI" w:hAnsi="Segoe UI" w:eastAsia="Segoe UI" w:cs="Segoe UI"/>
-                <w:i w:val="0"/>
-                <w:iCs w:val="0"/>
-                <w:caps w:val="0"/>
-                <w:snapToGrid w:val="0"/>
-                <w:color w:val="000000"/>
-                <w:spacing w:val="0"/>
-                <w:kern w:val="0"/>
-                <w:sz w:val="18"/>
-                <w:szCs w:val="18"/>
-                <w:lang w:val="en-US" w:eastAsia="zh-CN" w:bidi="ar"/>
-              </w:rPr>
-              <w:t>3. 设置和调整容量监控预警阈值。</w:t>
-            </w:r>
-            <w:r>
-              <w:rPr>
-                <w:rFonts w:hint="default" w:ascii="Segoe UI" w:hAnsi="Segoe UI" w:eastAsia="Segoe UI" w:cs="Segoe UI"/>
-                <w:i w:val="0"/>
-                <w:iCs w:val="0"/>
-                <w:caps w:val="0"/>
-                <w:snapToGrid w:val="0"/>
-                <w:color w:val="000000"/>
-                <w:spacing w:val="0"/>
-                <w:kern w:val="0"/>
-                <w:sz w:val="18"/>
-                <w:szCs w:val="18"/>
-                <w:lang w:val="en-US" w:eastAsia="zh-CN" w:bidi="ar"/>
-              </w:rPr>
-              <w:br w:type="textWrapping"/>
-            </w:r>
-            <w:r>
-              <w:rPr>
-                <w:rFonts w:hint="default" w:ascii="Segoe UI" w:hAnsi="Segoe UI" w:eastAsia="Segoe UI" w:cs="Segoe UI"/>
-                <w:i w:val="0"/>
-                <w:iCs w:val="0"/>
-                <w:caps w:val="0"/>
-                <w:snapToGrid w:val="0"/>
-                <w:color w:val="000000"/>
-                <w:spacing w:val="0"/>
-                <w:kern w:val="0"/>
-                <w:sz w:val="18"/>
-                <w:szCs w:val="18"/>
-                <w:lang w:val="en-US" w:eastAsia="zh-CN" w:bidi="ar"/>
-              </w:rPr>
-              <w:t>4. 跟踪容量优化措施的实施情况。</w:t>
-            </w:r>
-          </w:p>
-        </w:tc>
-        <w:tc>
-          <w:tcPr>
-            <w:tcW w:w="0" w:type="auto"/>
-            <w:shd w:val="clear" w:color="auto" w:fill="auto"/>
-            <w:tcMar>
-              <w:top w:w="120" w:type="dxa"/>
-              <w:left w:w="192" w:type="dxa"/>
-              <w:bottom w:w="120" w:type="dxa"/>
-              <w:right w:w="0" w:type="dxa"/>
-            </w:tcMar>
-            <w:vAlign w:val="center"/>
-          </w:tcPr>
-          <w:p>
-            <w:pPr>
-              <w:keepNext w:val="0"/>
-              <w:keepLines w:val="0"/>
-              <w:widowControl/>
-              <w:suppressLineNumbers w:val="0"/>
-              <w:spacing w:line="300" w:lineRule="atLeast"/>
-              <w:jc w:val="left"/>
-              <w:rPr>
-                <w:rFonts w:hint="default" w:ascii="Segoe UI" w:hAnsi="Segoe UI" w:eastAsia="Segoe UI" w:cs="Segoe UI"/>
-                <w:i w:val="0"/>
-                <w:iCs w:val="0"/>
-                <w:caps w:val="0"/>
-                <w:color w:val="0F1115"/>
-                <w:spacing w:val="0"/>
-                <w:sz w:val="18"/>
-                <w:szCs w:val="18"/>
-              </w:rPr>
-            </w:pPr>
-            <w:r>
-              <w:rPr>
-                <w:rStyle w:val="23"/>
-                <w:rFonts w:hint="default" w:ascii="Segoe UI" w:hAnsi="Segoe UI" w:eastAsia="Segoe UI" w:cs="Segoe UI"/>
-                <w:b/>
-                <w:bCs/>
-                <w:i w:val="0"/>
-                <w:iCs w:val="0"/>
-                <w:caps w:val="0"/>
-                <w:snapToGrid w:val="0"/>
-                <w:color w:val="000000"/>
-                <w:spacing w:val="0"/>
-                <w:kern w:val="0"/>
-                <w:sz w:val="18"/>
-                <w:szCs w:val="18"/>
-                <w:lang w:val="en-US" w:eastAsia="zh-CN" w:bidi="ar"/>
-              </w:rPr>
-              <w:t>数智运营部-运维工程师</w:t>
-            </w:r>
-            <w:r>
-              <w:rPr>
-                <w:rFonts w:hint="default" w:ascii="Segoe UI" w:hAnsi="Segoe UI" w:eastAsia="Segoe UI" w:cs="Segoe UI"/>
-                <w:i w:val="0"/>
-                <w:iCs w:val="0"/>
-                <w:caps w:val="0"/>
-                <w:snapToGrid w:val="0"/>
-                <w:color w:val="000000"/>
-                <w:spacing w:val="0"/>
-                <w:kern w:val="0"/>
-                <w:sz w:val="18"/>
-                <w:szCs w:val="18"/>
-                <w:lang w:val="en-US" w:eastAsia="zh-CN" w:bidi="ar"/>
-              </w:rPr>
-              <w:t>（指定专人）</w:t>
-            </w:r>
-          </w:p>
-        </w:tc>
-      </w:tr>
-      <w:tr>
-        <w:tblPrEx>
-          <w:tblBorders>
-            <w:top w:val="single" w:color="auto" w:sz="4" w:space="0"/>
-            <w:left w:val="single" w:color="auto" w:sz="4" w:space="0"/>
-            <w:bottom w:val="single" w:color="auto" w:sz="4" w:space="0"/>
-            <w:right w:val="single" w:color="auto" w:sz="4" w:space="0"/>
-            <w:insideH w:val="single" w:color="auto" w:sz="4" w:space="0"/>
-            <w:insideV w:val="single" w:color="auto" w:sz="4" w:space="0"/>
-          </w:tblBorders>
+          <w:tblW w:w="9024" w:type="dxa"/>
+          <w:tblInd w:w="0" w:type="dxa"/>
           <w:shd w:val="clear" w:color="auto" w:fill="auto"/>
           <w:tblCellMar>
             <w:top w:w="15" w:type="dxa"/>
@@ -4678,7 +4147,7 @@
               <w:spacing w:line="300" w:lineRule="atLeast"/>
               <w:jc w:val="left"/>
               <w:rPr>
-                <w:rFonts w:hint="default" w:ascii="Segoe UI" w:hAnsi="Segoe UI" w:eastAsia="Segoe UI" w:cs="Segoe UI"/>
+                <w:rFonts w:ascii="Segoe UI" w:eastAsia="Segoe UI" w:hAnsi="Segoe UI" w:cs="Segoe UI" w:hint="default"/>
                 <w:i w:val="0"/>
                 <w:iCs w:val="0"/>
                 <w:caps w:val="0"/>
@@ -4690,8 +4159,8 @@
             </w:pPr>
             <w:r>
               <w:rPr>
-                <w:rStyle w:val="23"/>
-                <w:rFonts w:hint="default" w:ascii="Segoe UI" w:hAnsi="Segoe UI" w:eastAsia="Segoe UI" w:cs="Segoe UI"/>
+                <w:rStyle w:val="Strong"/>
+                <w:rFonts w:ascii="Segoe UI" w:eastAsia="Segoe UI" w:hAnsi="Segoe UI" w:cs="Segoe UI" w:hint="default"/>
                 <w:b/>
                 <w:bCs/>
                 <w:i w:val="0"/>
@@ -4703,9 +4172,9 @@
                 <w:kern w:val="0"/>
                 <w:sz w:val="18"/>
                 <w:szCs w:val="18"/>
-                <w:lang w:val="en-US" w:eastAsia="zh-CN" w:bidi="ar"/>
-              </w:rPr>
-              <w:t>运维项目经理</w:t>
+                <w:lang w:val="en-US" w:eastAsia="zh-CN"/>
+              </w:rPr>
+              <w:t>容量经理</w:t>
             </w:r>
           </w:p>
         </w:tc>
@@ -4730,7 +4199,7 @@
               <w:spacing w:line="300" w:lineRule="atLeast"/>
               <w:jc w:val="left"/>
               <w:rPr>
-                <w:rFonts w:hint="default" w:ascii="Segoe UI" w:hAnsi="Segoe UI" w:eastAsia="Segoe UI" w:cs="Segoe UI"/>
+                <w:rFonts w:ascii="Segoe UI" w:eastAsia="Segoe UI" w:hAnsi="Segoe UI" w:cs="Segoe UI" w:hint="default"/>
                 <w:i w:val="0"/>
                 <w:iCs w:val="0"/>
                 <w:caps w:val="0"/>
@@ -4742,7 +4211,7 @@
             </w:pPr>
             <w:r>
               <w:rPr>
-                <w:rFonts w:hint="default" w:ascii="Segoe UI" w:hAnsi="Segoe UI" w:eastAsia="Segoe UI" w:cs="Segoe UI"/>
+                <w:rFonts w:ascii="Segoe UI" w:eastAsia="Segoe UI" w:hAnsi="Segoe UI" w:cs="Segoe UI" w:hint="default"/>
                 <w:i w:val="0"/>
                 <w:iCs w:val="0"/>
                 <w:caps w:val="0"/>
@@ -4752,13 +4221,13 @@
                 <w:kern w:val="0"/>
                 <w:sz w:val="18"/>
                 <w:szCs w:val="18"/>
-                <w:lang w:val="en-US" w:eastAsia="zh-CN" w:bidi="ar"/>
-              </w:rPr>
-              <w:t>1. 提供所辖项目的业务增长预测与性能需求。</w:t>
-            </w:r>
-            <w:r>
-              <w:rPr>
-                <w:rFonts w:hint="default" w:ascii="Segoe UI" w:hAnsi="Segoe UI" w:eastAsia="Segoe UI" w:cs="Segoe UI"/>
+                <w:lang w:val="en-US" w:eastAsia="zh-CN"/>
+              </w:rPr>
+              <w:t>1. 负责本制度的推行与总体协调。</w:t>
+            </w:r>
+            <w:r>
+              <w:rPr>
+                <w:rFonts w:ascii="Segoe UI" w:eastAsia="Segoe UI" w:hAnsi="Segoe UI" w:cs="Segoe UI" w:hint="default"/>
                 <w:i w:val="0"/>
                 <w:iCs w:val="0"/>
                 <w:caps w:val="0"/>
@@ -4768,13 +4237,13 @@
                 <w:kern w:val="0"/>
                 <w:sz w:val="18"/>
                 <w:szCs w:val="18"/>
-                <w:lang w:val="en-US" w:eastAsia="zh-CN" w:bidi="ar"/>
-              </w:rPr>
-              <w:br w:type="textWrapping"/>
-            </w:r>
-            <w:r>
-              <w:rPr>
-                <w:rFonts w:hint="default" w:ascii="Segoe UI" w:hAnsi="Segoe UI" w:eastAsia="Segoe UI" w:cs="Segoe UI"/>
+                <w:lang w:val="en-US" w:eastAsia="zh-CN"/>
+              </w:rPr>
+              <w:br/>
+            </w:r>
+            <w:r>
+              <w:rPr>
+                <w:rFonts w:ascii="Segoe UI" w:eastAsia="Segoe UI" w:hAnsi="Segoe UI" w:cs="Segoe UI" w:hint="default"/>
                 <w:i w:val="0"/>
                 <w:iCs w:val="0"/>
                 <w:caps w:val="0"/>
@@ -4784,13 +4253,13 @@
                 <w:kern w:val="0"/>
                 <w:sz w:val="18"/>
                 <w:szCs w:val="18"/>
-                <w:lang w:val="en-US" w:eastAsia="zh-CN" w:bidi="ar"/>
-              </w:rPr>
-              <w:t>2. 参与项目容量评审，确保容量计划支持SLA达成。</w:t>
-            </w:r>
-            <w:r>
-              <w:rPr>
-                <w:rFonts w:hint="default" w:ascii="Segoe UI" w:hAnsi="Segoe UI" w:eastAsia="Segoe UI" w:cs="Segoe UI"/>
+                <w:lang w:val="en-US" w:eastAsia="zh-CN"/>
+              </w:rPr>
+              <w:t>2. 审批容量管理计划、容量分析报告及重大扩容方案。</w:t>
+            </w:r>
+            <w:r>
+              <w:rPr>
+                <w:rFonts w:ascii="Segoe UI" w:eastAsia="Segoe UI" w:hAnsi="Segoe UI" w:cs="Segoe UI" w:hint="default"/>
                 <w:i w:val="0"/>
                 <w:iCs w:val="0"/>
                 <w:caps w:val="0"/>
@@ -4800,13 +4269,13 @@
                 <w:kern w:val="0"/>
                 <w:sz w:val="18"/>
                 <w:szCs w:val="18"/>
-                <w:lang w:val="en-US" w:eastAsia="zh-CN" w:bidi="ar"/>
-              </w:rPr>
-              <w:br w:type="textWrapping"/>
-            </w:r>
-            <w:r>
-              <w:rPr>
-                <w:rFonts w:hint="default" w:ascii="Segoe UI" w:hAnsi="Segoe UI" w:eastAsia="Segoe UI" w:cs="Segoe UI"/>
+                <w:lang w:val="en-US" w:eastAsia="zh-CN"/>
+              </w:rPr>
+              <w:br/>
+            </w:r>
+            <w:r>
+              <w:rPr>
+                <w:rFonts w:ascii="Segoe UI" w:eastAsia="Segoe UI" w:hAnsi="Segoe UI" w:cs="Segoe UI" w:hint="default"/>
                 <w:i w:val="0"/>
                 <w:iCs w:val="0"/>
                 <w:caps w:val="0"/>
@@ -4816,9 +4285,9 @@
                 <w:kern w:val="0"/>
                 <w:sz w:val="18"/>
                 <w:szCs w:val="18"/>
-                <w:lang w:val="en-US" w:eastAsia="zh-CN" w:bidi="ar"/>
-              </w:rPr>
-              <w:t>3. 推动项目内因容量问题触发的改进措施。</w:t>
+                <w:lang w:val="en-US" w:eastAsia="zh-CN"/>
+              </w:rPr>
+              <w:t>3. 协调跨部门资源，解决重大容量瓶颈问题。</w:t>
             </w:r>
           </w:p>
         </w:tc>
@@ -4843,7 +4312,7 @@
               <w:spacing w:line="300" w:lineRule="atLeast"/>
               <w:jc w:val="left"/>
               <w:rPr>
-                <w:rFonts w:hint="default" w:ascii="Segoe UI" w:hAnsi="Segoe UI" w:eastAsia="Segoe UI" w:cs="Segoe UI"/>
+                <w:rFonts w:ascii="Segoe UI" w:eastAsia="Segoe UI" w:hAnsi="Segoe UI" w:cs="Segoe UI" w:hint="default"/>
                 <w:i w:val="0"/>
                 <w:iCs w:val="0"/>
                 <w:caps w:val="0"/>
@@ -4855,8 +4324,8 @@
             </w:pPr>
             <w:r>
               <w:rPr>
-                <w:rStyle w:val="23"/>
-                <w:rFonts w:hint="default" w:ascii="Segoe UI" w:hAnsi="Segoe UI" w:eastAsia="Segoe UI" w:cs="Segoe UI"/>
+                <w:rStyle w:val="Strong"/>
+                <w:rFonts w:ascii="Segoe UI" w:eastAsia="Segoe UI" w:hAnsi="Segoe UI" w:cs="Segoe UI" w:hint="default"/>
                 <w:b/>
                 <w:bCs/>
                 <w:i w:val="0"/>
@@ -4868,23 +4337,18 @@
                 <w:kern w:val="0"/>
                 <w:sz w:val="18"/>
                 <w:szCs w:val="18"/>
-                <w:lang w:val="en-US" w:eastAsia="zh-CN" w:bidi="ar"/>
-              </w:rPr>
-              <w:t>数智运营部-运维项目经理</w:t>
+                <w:lang w:val="en-US" w:eastAsia="zh-CN"/>
+              </w:rPr>
+              <w:t>数智运营部经理</w:t>
             </w:r>
           </w:p>
         </w:tc>
       </w:tr>
       <w:tr>
         <w:tblPrEx>
-          <w:tblBorders>
-            <w:top w:val="single" w:color="auto" w:sz="4" w:space="0"/>
-            <w:left w:val="single" w:color="auto" w:sz="4" w:space="0"/>
-            <w:bottom w:val="single" w:color="auto" w:sz="4" w:space="0"/>
-            <w:right w:val="single" w:color="auto" w:sz="4" w:space="0"/>
-            <w:insideH w:val="single" w:color="auto" w:sz="4" w:space="0"/>
-            <w:insideV w:val="single" w:color="auto" w:sz="4" w:space="0"/>
-          </w:tblBorders>
+          <w:tblW w:w="9024" w:type="dxa"/>
+          <w:tblInd w:w="0" w:type="dxa"/>
+          <w:shd w:val="clear" w:color="auto" w:fill="auto"/>
           <w:tblCellMar>
             <w:top w:w="15" w:type="dxa"/>
             <w:left w:w="15" w:type="dxa"/>
@@ -4913,7 +4377,7 @@
               <w:spacing w:line="300" w:lineRule="atLeast"/>
               <w:jc w:val="left"/>
               <w:rPr>
-                <w:rFonts w:hint="default" w:ascii="Segoe UI" w:hAnsi="Segoe UI" w:eastAsia="Segoe UI" w:cs="Segoe UI"/>
+                <w:rFonts w:ascii="Segoe UI" w:eastAsia="Segoe UI" w:hAnsi="Segoe UI" w:cs="Segoe UI" w:hint="default"/>
                 <w:i w:val="0"/>
                 <w:iCs w:val="0"/>
                 <w:caps w:val="0"/>
@@ -4925,8 +4389,8 @@
             </w:pPr>
             <w:r>
               <w:rPr>
-                <w:rStyle w:val="23"/>
-                <w:rFonts w:hint="default" w:ascii="Segoe UI" w:hAnsi="Segoe UI" w:eastAsia="Segoe UI" w:cs="Segoe UI"/>
+                <w:rStyle w:val="Strong"/>
+                <w:rFonts w:ascii="Segoe UI" w:eastAsia="Segoe UI" w:hAnsi="Segoe UI" w:cs="Segoe UI" w:hint="default"/>
                 <w:b/>
                 <w:bCs/>
                 <w:i w:val="0"/>
@@ -4938,9 +4402,9 @@
                 <w:kern w:val="0"/>
                 <w:sz w:val="18"/>
                 <w:szCs w:val="18"/>
-                <w:lang w:val="en-US" w:eastAsia="zh-CN" w:bidi="ar"/>
-              </w:rPr>
-              <w:t>研究总院</w:t>
+                <w:lang w:val="en-US" w:eastAsia="zh-CN"/>
+              </w:rPr>
+              <w:t>容量管理员</w:t>
             </w:r>
           </w:p>
         </w:tc>
@@ -4965,7 +4429,7 @@
               <w:spacing w:line="300" w:lineRule="atLeast"/>
               <w:jc w:val="left"/>
               <w:rPr>
-                <w:rFonts w:hint="default" w:ascii="Segoe UI" w:hAnsi="Segoe UI" w:eastAsia="Segoe UI" w:cs="Segoe UI"/>
+                <w:rFonts w:ascii="Segoe UI" w:eastAsia="Segoe UI" w:hAnsi="Segoe UI" w:cs="Segoe UI" w:hint="default"/>
                 <w:i w:val="0"/>
                 <w:iCs w:val="0"/>
                 <w:caps w:val="0"/>
@@ -4977,7 +4441,7 @@
             </w:pPr>
             <w:r>
               <w:rPr>
-                <w:rFonts w:hint="default" w:ascii="Segoe UI" w:hAnsi="Segoe UI" w:eastAsia="Segoe UI" w:cs="Segoe UI"/>
+                <w:rFonts w:ascii="Segoe UI" w:eastAsia="Segoe UI" w:hAnsi="Segoe UI" w:cs="Segoe UI" w:hint="default"/>
                 <w:i w:val="0"/>
                 <w:iCs w:val="0"/>
                 <w:caps w:val="0"/>
@@ -4987,13 +4451,13 @@
                 <w:kern w:val="0"/>
                 <w:sz w:val="18"/>
                 <w:szCs w:val="18"/>
-                <w:lang w:val="en-US" w:eastAsia="zh-CN" w:bidi="ar"/>
-              </w:rPr>
-              <w:t>1. 提供应用性能优化、架构伸缩性改进的技术方案。</w:t>
-            </w:r>
-            <w:r>
-              <w:rPr>
-                <w:rFonts w:hint="default" w:ascii="Segoe UI" w:hAnsi="Segoe UI" w:eastAsia="Segoe UI" w:cs="Segoe UI"/>
+                <w:lang w:val="en-US" w:eastAsia="zh-CN"/>
+              </w:rPr>
+              <w:t>1. 执行日常容量监控、数据分析与趋势预测。</w:t>
+            </w:r>
+            <w:r>
+              <w:rPr>
+                <w:rFonts w:ascii="Segoe UI" w:eastAsia="Segoe UI" w:hAnsi="Segoe UI" w:cs="Segoe UI" w:hint="default"/>
                 <w:i w:val="0"/>
                 <w:iCs w:val="0"/>
                 <w:caps w:val="0"/>
@@ -5003,13 +4467,13 @@
                 <w:kern w:val="0"/>
                 <w:sz w:val="18"/>
                 <w:szCs w:val="18"/>
-                <w:lang w:val="en-US" w:eastAsia="zh-CN" w:bidi="ar"/>
-              </w:rPr>
-              <w:br w:type="textWrapping"/>
-            </w:r>
-            <w:r>
-              <w:rPr>
-                <w:rFonts w:hint="default" w:ascii="Segoe UI" w:hAnsi="Segoe UI" w:eastAsia="Segoe UI" w:cs="Segoe UI"/>
+                <w:lang w:val="en-US" w:eastAsia="zh-CN"/>
+              </w:rPr>
+              <w:br/>
+            </w:r>
+            <w:r>
+              <w:rPr>
+                <w:rFonts w:ascii="Segoe UI" w:eastAsia="Segoe UI" w:hAnsi="Segoe UI" w:cs="Segoe UI" w:hint="default"/>
                 <w:i w:val="0"/>
                 <w:iCs w:val="0"/>
                 <w:caps w:val="0"/>
@@ -5019,13 +4483,13 @@
                 <w:kern w:val="0"/>
                 <w:sz w:val="18"/>
                 <w:szCs w:val="18"/>
-                <w:lang w:val="en-US" w:eastAsia="zh-CN" w:bidi="ar"/>
-              </w:rPr>
-              <w:t>2. 协助进行容量压力测试与性能建模。</w:t>
-            </w:r>
-            <w:r>
-              <w:rPr>
-                <w:rFonts w:hint="default" w:ascii="Segoe UI" w:hAnsi="Segoe UI" w:eastAsia="Segoe UI" w:cs="Segoe UI"/>
+                <w:lang w:val="en-US" w:eastAsia="zh-CN"/>
+              </w:rPr>
+              <w:t>2. 编制《容量分析报告》与《容量计划》。</w:t>
+            </w:r>
+            <w:r>
+              <w:rPr>
+                <w:rFonts w:ascii="Segoe UI" w:eastAsia="Segoe UI" w:hAnsi="Segoe UI" w:cs="Segoe UI" w:hint="default"/>
                 <w:i w:val="0"/>
                 <w:iCs w:val="0"/>
                 <w:caps w:val="0"/>
@@ -5035,13 +4499,13 @@
                 <w:kern w:val="0"/>
                 <w:sz w:val="18"/>
                 <w:szCs w:val="18"/>
-                <w:lang w:val="en-US" w:eastAsia="zh-CN" w:bidi="ar"/>
-              </w:rPr>
-              <w:br w:type="textWrapping"/>
-            </w:r>
-            <w:r>
-              <w:rPr>
-                <w:rFonts w:hint="default" w:ascii="Segoe UI" w:hAnsi="Segoe UI" w:eastAsia="Segoe UI" w:cs="Segoe UI"/>
+                <w:lang w:val="en-US" w:eastAsia="zh-CN"/>
+              </w:rPr>
+              <w:br/>
+            </w:r>
+            <w:r>
+              <w:rPr>
+                <w:rFonts w:ascii="Segoe UI" w:eastAsia="Segoe UI" w:hAnsi="Segoe UI" w:cs="Segoe UI" w:hint="default"/>
                 <w:i w:val="0"/>
                 <w:iCs w:val="0"/>
                 <w:caps w:val="0"/>
@@ -5051,9 +4515,41 @@
                 <w:kern w:val="0"/>
                 <w:sz w:val="18"/>
                 <w:szCs w:val="18"/>
-                <w:lang w:val="en-US" w:eastAsia="zh-CN" w:bidi="ar"/>
-              </w:rPr>
-              <w:t>3. 参与重大扩容或架构改造的技术评审。</w:t>
+                <w:lang w:val="en-US" w:eastAsia="zh-CN"/>
+              </w:rPr>
+              <w:t>3. 设置和调整容量监控预警阈值。</w:t>
+            </w:r>
+            <w:r>
+              <w:rPr>
+                <w:rFonts w:ascii="Segoe UI" w:eastAsia="Segoe UI" w:hAnsi="Segoe UI" w:cs="Segoe UI" w:hint="default"/>
+                <w:i w:val="0"/>
+                <w:iCs w:val="0"/>
+                <w:caps w:val="0"/>
+                <w:snapToGrid w:val="0"/>
+                <w:color w:val="000000"/>
+                <w:spacing w:val="0"/>
+                <w:kern w:val="0"/>
+                <w:sz w:val="18"/>
+                <w:szCs w:val="18"/>
+                <w:lang w:val="en-US" w:eastAsia="zh-CN"/>
+              </w:rPr>
+              <w:br/>
+            </w:r>
+            <w:r>
+              <w:rPr>
+                <w:rFonts w:ascii="Segoe UI" w:eastAsia="Segoe UI" w:hAnsi="Segoe UI" w:cs="Segoe UI" w:hint="default"/>
+                <w:i w:val="0"/>
+                <w:iCs w:val="0"/>
+                <w:caps w:val="0"/>
+                <w:snapToGrid w:val="0"/>
+                <w:color w:val="000000"/>
+                <w:spacing w:val="0"/>
+                <w:kern w:val="0"/>
+                <w:sz w:val="18"/>
+                <w:szCs w:val="18"/>
+                <w:lang w:val="en-US" w:eastAsia="zh-CN"/>
+              </w:rPr>
+              <w:t>4. 跟踪容量优化措施的实施情况。</w:t>
             </w:r>
           </w:p>
         </w:tc>
@@ -5078,7 +4574,7 @@
               <w:spacing w:line="300" w:lineRule="atLeast"/>
               <w:jc w:val="left"/>
               <w:rPr>
-                <w:rFonts w:hint="default" w:ascii="Segoe UI" w:hAnsi="Segoe UI" w:eastAsia="Segoe UI" w:cs="Segoe UI"/>
+                <w:rFonts w:ascii="Segoe UI" w:eastAsia="Segoe UI" w:hAnsi="Segoe UI" w:cs="Segoe UI" w:hint="default"/>
                 <w:i w:val="0"/>
                 <w:iCs w:val="0"/>
                 <w:caps w:val="0"/>
@@ -5090,8 +4586,8 @@
             </w:pPr>
             <w:r>
               <w:rPr>
-                <w:rStyle w:val="23"/>
-                <w:rFonts w:hint="default" w:ascii="Segoe UI" w:hAnsi="Segoe UI" w:eastAsia="Segoe UI" w:cs="Segoe UI"/>
+                <w:rStyle w:val="Strong"/>
+                <w:rFonts w:ascii="Segoe UI" w:eastAsia="Segoe UI" w:hAnsi="Segoe UI" w:cs="Segoe UI" w:hint="default"/>
                 <w:b/>
                 <w:bCs/>
                 <w:i w:val="0"/>
@@ -5103,23 +4599,34 @@
                 <w:kern w:val="0"/>
                 <w:sz w:val="18"/>
                 <w:szCs w:val="18"/>
-                <w:lang w:val="en-US" w:eastAsia="zh-CN" w:bidi="ar"/>
-              </w:rPr>
-              <w:t>研究总院-开发/测试工程师</w:t>
+                <w:lang w:val="en-US" w:eastAsia="zh-CN"/>
+              </w:rPr>
+              <w:t>数智运营部-运维工程师</w:t>
+            </w:r>
+            <w:r>
+              <w:rPr>
+                <w:rFonts w:ascii="Segoe UI" w:eastAsia="Segoe UI" w:hAnsi="Segoe UI" w:cs="Segoe UI" w:hint="default"/>
+                <w:i w:val="0"/>
+                <w:iCs w:val="0"/>
+                <w:caps w:val="0"/>
+                <w:snapToGrid w:val="0"/>
+                <w:color w:val="000000"/>
+                <w:spacing w:val="0"/>
+                <w:kern w:val="0"/>
+                <w:sz w:val="18"/>
+                <w:szCs w:val="18"/>
+                <w:lang w:val="en-US" w:eastAsia="zh-CN"/>
+              </w:rPr>
+              <w:t>（指定专人）</w:t>
             </w:r>
           </w:p>
         </w:tc>
       </w:tr>
       <w:tr>
         <w:tblPrEx>
-          <w:tblBorders>
-            <w:top w:val="single" w:color="auto" w:sz="4" w:space="0"/>
-            <w:left w:val="single" w:color="auto" w:sz="4" w:space="0"/>
-            <w:bottom w:val="single" w:color="auto" w:sz="4" w:space="0"/>
-            <w:right w:val="single" w:color="auto" w:sz="4" w:space="0"/>
-            <w:insideH w:val="single" w:color="auto" w:sz="4" w:space="0"/>
-            <w:insideV w:val="single" w:color="auto" w:sz="4" w:space="0"/>
-          </w:tblBorders>
+          <w:tblW w:w="9024" w:type="dxa"/>
+          <w:tblInd w:w="0" w:type="dxa"/>
+          <w:shd w:val="clear" w:color="auto" w:fill="auto"/>
           <w:tblCellMar>
             <w:top w:w="15" w:type="dxa"/>
             <w:left w:w="15" w:type="dxa"/>
@@ -5148,7 +4655,7 @@
               <w:spacing w:line="300" w:lineRule="atLeast"/>
               <w:jc w:val="left"/>
               <w:rPr>
-                <w:rFonts w:hint="default" w:ascii="Segoe UI" w:hAnsi="Segoe UI" w:eastAsia="Segoe UI" w:cs="Segoe UI"/>
+                <w:rFonts w:ascii="Segoe UI" w:eastAsia="Segoe UI" w:hAnsi="Segoe UI" w:cs="Segoe UI" w:hint="default"/>
                 <w:i w:val="0"/>
                 <w:iCs w:val="0"/>
                 <w:caps w:val="0"/>
@@ -5160,8 +4667,8 @@
             </w:pPr>
             <w:r>
               <w:rPr>
-                <w:rStyle w:val="23"/>
-                <w:rFonts w:hint="default" w:ascii="Segoe UI" w:hAnsi="Segoe UI" w:eastAsia="Segoe UI" w:cs="Segoe UI"/>
+                <w:rStyle w:val="Strong"/>
+                <w:rFonts w:ascii="Segoe UI" w:eastAsia="Segoe UI" w:hAnsi="Segoe UI" w:cs="Segoe UI" w:hint="default"/>
                 <w:b/>
                 <w:bCs/>
                 <w:i w:val="0"/>
@@ -5173,9 +4680,9 @@
                 <w:kern w:val="0"/>
                 <w:sz w:val="18"/>
                 <w:szCs w:val="18"/>
-                <w:lang w:val="en-US" w:eastAsia="zh-CN" w:bidi="ar"/>
-              </w:rPr>
-              <w:t>质量管理部</w:t>
+                <w:lang w:val="en-US" w:eastAsia="zh-CN"/>
+              </w:rPr>
+              <w:t>运维项目经理</w:t>
             </w:r>
           </w:p>
         </w:tc>
@@ -5200,7 +4707,7 @@
               <w:spacing w:line="300" w:lineRule="atLeast"/>
               <w:jc w:val="left"/>
               <w:rPr>
-                <w:rFonts w:hint="default" w:ascii="Segoe UI" w:hAnsi="Segoe UI" w:eastAsia="Segoe UI" w:cs="Segoe UI"/>
+                <w:rFonts w:ascii="Segoe UI" w:eastAsia="Segoe UI" w:hAnsi="Segoe UI" w:cs="Segoe UI" w:hint="default"/>
                 <w:i w:val="0"/>
                 <w:iCs w:val="0"/>
                 <w:caps w:val="0"/>
@@ -5212,7 +4719,7 @@
             </w:pPr>
             <w:r>
               <w:rPr>
-                <w:rFonts w:hint="default" w:ascii="Segoe UI" w:hAnsi="Segoe UI" w:eastAsia="Segoe UI" w:cs="Segoe UI"/>
+                <w:rFonts w:ascii="Segoe UI" w:eastAsia="Segoe UI" w:hAnsi="Segoe UI" w:cs="Segoe UI" w:hint="default"/>
                 <w:i w:val="0"/>
                 <w:iCs w:val="0"/>
                 <w:caps w:val="0"/>
@@ -5222,13 +4729,13 @@
                 <w:kern w:val="0"/>
                 <w:sz w:val="18"/>
                 <w:szCs w:val="18"/>
-                <w:lang w:val="en-US" w:eastAsia="zh-CN" w:bidi="ar"/>
-              </w:rPr>
-              <w:t>1. 监督容量管理流程的执行合规性。</w:t>
-            </w:r>
-            <w:r>
-              <w:rPr>
-                <w:rFonts w:hint="default" w:ascii="Segoe UI" w:hAnsi="Segoe UI" w:eastAsia="Segoe UI" w:cs="Segoe UI"/>
+                <w:lang w:val="en-US" w:eastAsia="zh-CN"/>
+              </w:rPr>
+              <w:t>1. 提供所辖项目的业务增长预测与性能需求。</w:t>
+            </w:r>
+            <w:r>
+              <w:rPr>
+                <w:rFonts w:ascii="Segoe UI" w:eastAsia="Segoe UI" w:hAnsi="Segoe UI" w:cs="Segoe UI" w:hint="default"/>
                 <w:i w:val="0"/>
                 <w:iCs w:val="0"/>
                 <w:caps w:val="0"/>
@@ -5238,13 +4745,13 @@
                 <w:kern w:val="0"/>
                 <w:sz w:val="18"/>
                 <w:szCs w:val="18"/>
-                <w:lang w:val="en-US" w:eastAsia="zh-CN" w:bidi="ar"/>
-              </w:rPr>
-              <w:br w:type="textWrapping"/>
-            </w:r>
-            <w:r>
-              <w:rPr>
-                <w:rFonts w:hint="default" w:ascii="Segoe UI" w:hAnsi="Segoe UI" w:eastAsia="Segoe UI" w:cs="Segoe UI"/>
+                <w:lang w:val="en-US" w:eastAsia="zh-CN"/>
+              </w:rPr>
+              <w:br/>
+            </w:r>
+            <w:r>
+              <w:rPr>
+                <w:rFonts w:ascii="Segoe UI" w:eastAsia="Segoe UI" w:hAnsi="Segoe UI" w:cs="Segoe UI" w:hint="default"/>
                 <w:i w:val="0"/>
                 <w:iCs w:val="0"/>
                 <w:caps w:val="0"/>
@@ -5254,13 +4761,13 @@
                 <w:kern w:val="0"/>
                 <w:sz w:val="18"/>
                 <w:szCs w:val="18"/>
-                <w:lang w:val="en-US" w:eastAsia="zh-CN" w:bidi="ar"/>
-              </w:rPr>
-              <w:t>2. 审计容量报告及预警处理的及时性。</w:t>
-            </w:r>
-            <w:r>
-              <w:rPr>
-                <w:rFonts w:hint="default" w:ascii="Segoe UI" w:hAnsi="Segoe UI" w:eastAsia="Segoe UI" w:cs="Segoe UI"/>
+                <w:lang w:val="en-US" w:eastAsia="zh-CN"/>
+              </w:rPr>
+              <w:t>2. 参与项目容量评审，确保容量计划支持SLA达成。</w:t>
+            </w:r>
+            <w:r>
+              <w:rPr>
+                <w:rFonts w:ascii="Segoe UI" w:eastAsia="Segoe UI" w:hAnsi="Segoe UI" w:cs="Segoe UI" w:hint="default"/>
                 <w:i w:val="0"/>
                 <w:iCs w:val="0"/>
                 <w:caps w:val="0"/>
@@ -5270,13 +4777,13 @@
                 <w:kern w:val="0"/>
                 <w:sz w:val="18"/>
                 <w:szCs w:val="18"/>
-                <w:lang w:val="en-US" w:eastAsia="zh-CN" w:bidi="ar"/>
-              </w:rPr>
-              <w:br w:type="textWrapping"/>
-            </w:r>
-            <w:r>
-              <w:rPr>
-                <w:rFonts w:hint="default" w:ascii="Segoe UI" w:hAnsi="Segoe UI" w:eastAsia="Segoe UI" w:cs="Segoe UI"/>
+                <w:lang w:val="en-US" w:eastAsia="zh-CN"/>
+              </w:rPr>
+              <w:br/>
+            </w:r>
+            <w:r>
+              <w:rPr>
+                <w:rFonts w:ascii="Segoe UI" w:eastAsia="Segoe UI" w:hAnsi="Segoe UI" w:cs="Segoe UI" w:hint="default"/>
                 <w:i w:val="0"/>
                 <w:iCs w:val="0"/>
                 <w:caps w:val="0"/>
@@ -5286,9 +4793,9 @@
                 <w:kern w:val="0"/>
                 <w:sz w:val="18"/>
                 <w:szCs w:val="18"/>
-                <w:lang w:val="en-US" w:eastAsia="zh-CN" w:bidi="ar"/>
-              </w:rPr>
-              <w:t>3. 将容量相关指标纳入质量目标监控。</w:t>
+                <w:lang w:val="en-US" w:eastAsia="zh-CN"/>
+              </w:rPr>
+              <w:t>3. 推动项目内因容量问题触发的改进措施。</w:t>
             </w:r>
           </w:p>
         </w:tc>
@@ -5313,7 +4820,7 @@
               <w:spacing w:line="300" w:lineRule="atLeast"/>
               <w:jc w:val="left"/>
               <w:rPr>
-                <w:rFonts w:hint="default" w:ascii="Segoe UI" w:hAnsi="Segoe UI" w:eastAsia="Segoe UI" w:cs="Segoe UI"/>
+                <w:rFonts w:ascii="Segoe UI" w:eastAsia="Segoe UI" w:hAnsi="Segoe UI" w:cs="Segoe UI" w:hint="default"/>
                 <w:i w:val="0"/>
                 <w:iCs w:val="0"/>
                 <w:caps w:val="0"/>
@@ -5325,8 +4832,8 @@
             </w:pPr>
             <w:r>
               <w:rPr>
-                <w:rStyle w:val="23"/>
-                <w:rFonts w:hint="default" w:ascii="Segoe UI" w:hAnsi="Segoe UI" w:eastAsia="Segoe UI" w:cs="Segoe UI"/>
+                <w:rStyle w:val="Strong"/>
+                <w:rFonts w:ascii="Segoe UI" w:eastAsia="Segoe UI" w:hAnsi="Segoe UI" w:cs="Segoe UI" w:hint="default"/>
                 <w:b/>
                 <w:bCs/>
                 <w:i w:val="0"/>
@@ -5338,7 +4845,467 @@
                 <w:kern w:val="0"/>
                 <w:sz w:val="18"/>
                 <w:szCs w:val="18"/>
-                <w:lang w:val="en-US" w:eastAsia="zh-CN" w:bidi="ar"/>
+                <w:lang w:val="en-US" w:eastAsia="zh-CN"/>
+              </w:rPr>
+              <w:t>数智运营部-运维项目经理</w:t>
+            </w:r>
+          </w:p>
+        </w:tc>
+      </w:tr>
+      <w:tr>
+        <w:tblPrEx>
+          <w:tblW w:w="9024" w:type="dxa"/>
+          <w:tblInd w:w="0" w:type="dxa"/>
+          <w:shd w:val="clear" w:color="auto" w:fill="auto"/>
+          <w:tblCellMar>
+            <w:top w:w="15" w:type="dxa"/>
+            <w:left w:w="15" w:type="dxa"/>
+            <w:bottom w:w="15" w:type="dxa"/>
+            <w:right w:w="15" w:type="dxa"/>
+          </w:tblCellMar>
+        </w:tblPrEx>
+        <w:tc>
+          <w:tcPr>
+            <w:tcW w:w="1435" w:type="dxa"/>
+            <w:shd w:val="clear" w:color="auto" w:fill="auto"/>
+            <w:tcMar>
+              <w:top w:w="120" w:type="dxa"/>
+              <w:left w:w="0" w:type="dxa"/>
+              <w:bottom w:w="120" w:type="dxa"/>
+              <w:right w:w="192" w:type="dxa"/>
+            </w:tcMar>
+            <w:vAlign w:val="center"/>
+          </w:tcPr>
+          <w:p>
+            <w:pPr>
+              <w:keepNext w:val="0"/>
+              <w:keepLines w:val="0"/>
+              <w:widowControl/>
+              <w:suppressLineNumbers w:val="0"/>
+              <w:spacing w:line="300" w:lineRule="atLeast"/>
+              <w:jc w:val="left"/>
+              <w:rPr>
+                <w:rFonts w:ascii="Segoe UI" w:eastAsia="Segoe UI" w:hAnsi="Segoe UI" w:cs="Segoe UI" w:hint="default"/>
+                <w:i w:val="0"/>
+                <w:iCs w:val="0"/>
+                <w:caps w:val="0"/>
+                <w:color w:val="0F1115"/>
+                <w:spacing w:val="0"/>
+                <w:sz w:val="18"/>
+                <w:szCs w:val="18"/>
+              </w:rPr>
+            </w:pPr>
+            <w:r>
+              <w:rPr>
+                <w:rStyle w:val="Strong"/>
+                <w:rFonts w:ascii="Segoe UI" w:eastAsia="Segoe UI" w:hAnsi="Segoe UI" w:cs="Segoe UI" w:hint="default"/>
+                <w:b/>
+                <w:bCs/>
+                <w:i w:val="0"/>
+                <w:iCs w:val="0"/>
+                <w:caps w:val="0"/>
+                <w:snapToGrid w:val="0"/>
+                <w:color w:val="000000"/>
+                <w:spacing w:val="0"/>
+                <w:kern w:val="0"/>
+                <w:sz w:val="18"/>
+                <w:szCs w:val="18"/>
+                <w:lang w:val="en-US" w:eastAsia="zh-CN"/>
+              </w:rPr>
+              <w:t>研究总院</w:t>
+            </w:r>
+          </w:p>
+        </w:tc>
+        <w:tc>
+          <w:tcPr>
+            <w:tcW w:w="4491" w:type="dxa"/>
+            <w:shd w:val="clear" w:color="auto" w:fill="auto"/>
+            <w:tcMar>
+              <w:top w:w="120" w:type="dxa"/>
+              <w:left w:w="192" w:type="dxa"/>
+              <w:bottom w:w="120" w:type="dxa"/>
+              <w:right w:w="192" w:type="dxa"/>
+            </w:tcMar>
+            <w:vAlign w:val="center"/>
+          </w:tcPr>
+          <w:p>
+            <w:pPr>
+              <w:keepNext w:val="0"/>
+              <w:keepLines w:val="0"/>
+              <w:widowControl/>
+              <w:suppressLineNumbers w:val="0"/>
+              <w:spacing w:line="300" w:lineRule="atLeast"/>
+              <w:jc w:val="left"/>
+              <w:rPr>
+                <w:rFonts w:ascii="Segoe UI" w:eastAsia="Segoe UI" w:hAnsi="Segoe UI" w:cs="Segoe UI" w:hint="default"/>
+                <w:i w:val="0"/>
+                <w:iCs w:val="0"/>
+                <w:caps w:val="0"/>
+                <w:color w:val="0F1115"/>
+                <w:spacing w:val="0"/>
+                <w:sz w:val="18"/>
+                <w:szCs w:val="18"/>
+              </w:rPr>
+            </w:pPr>
+            <w:r>
+              <w:rPr>
+                <w:rFonts w:ascii="Segoe UI" w:eastAsia="Segoe UI" w:hAnsi="Segoe UI" w:cs="Segoe UI" w:hint="default"/>
+                <w:i w:val="0"/>
+                <w:iCs w:val="0"/>
+                <w:caps w:val="0"/>
+                <w:snapToGrid w:val="0"/>
+                <w:color w:val="000000"/>
+                <w:spacing w:val="0"/>
+                <w:kern w:val="0"/>
+                <w:sz w:val="18"/>
+                <w:szCs w:val="18"/>
+                <w:lang w:val="en-US" w:eastAsia="zh-CN"/>
+              </w:rPr>
+              <w:t>1. 提供应用性能优化、架构伸缩性改进的技术方案。</w:t>
+            </w:r>
+            <w:r>
+              <w:rPr>
+                <w:rFonts w:ascii="Segoe UI" w:eastAsia="Segoe UI" w:hAnsi="Segoe UI" w:cs="Segoe UI" w:hint="default"/>
+                <w:i w:val="0"/>
+                <w:iCs w:val="0"/>
+                <w:caps w:val="0"/>
+                <w:snapToGrid w:val="0"/>
+                <w:color w:val="000000"/>
+                <w:spacing w:val="0"/>
+                <w:kern w:val="0"/>
+                <w:sz w:val="18"/>
+                <w:szCs w:val="18"/>
+                <w:lang w:val="en-US" w:eastAsia="zh-CN"/>
+              </w:rPr>
+              <w:br/>
+            </w:r>
+            <w:r>
+              <w:rPr>
+                <w:rFonts w:ascii="Segoe UI" w:eastAsia="Segoe UI" w:hAnsi="Segoe UI" w:cs="Segoe UI" w:hint="default"/>
+                <w:i w:val="0"/>
+                <w:iCs w:val="0"/>
+                <w:caps w:val="0"/>
+                <w:snapToGrid w:val="0"/>
+                <w:color w:val="000000"/>
+                <w:spacing w:val="0"/>
+                <w:kern w:val="0"/>
+                <w:sz w:val="18"/>
+                <w:szCs w:val="18"/>
+                <w:lang w:val="en-US" w:eastAsia="zh-CN"/>
+              </w:rPr>
+              <w:t>2. 协助进行容量压力测试与性能建模。</w:t>
+            </w:r>
+            <w:r>
+              <w:rPr>
+                <w:rFonts w:ascii="Segoe UI" w:eastAsia="Segoe UI" w:hAnsi="Segoe UI" w:cs="Segoe UI" w:hint="default"/>
+                <w:i w:val="0"/>
+                <w:iCs w:val="0"/>
+                <w:caps w:val="0"/>
+                <w:snapToGrid w:val="0"/>
+                <w:color w:val="000000"/>
+                <w:spacing w:val="0"/>
+                <w:kern w:val="0"/>
+                <w:sz w:val="18"/>
+                <w:szCs w:val="18"/>
+                <w:lang w:val="en-US" w:eastAsia="zh-CN"/>
+              </w:rPr>
+              <w:br/>
+            </w:r>
+            <w:r>
+              <w:rPr>
+                <w:rFonts w:ascii="Segoe UI" w:eastAsia="Segoe UI" w:hAnsi="Segoe UI" w:cs="Segoe UI" w:hint="default"/>
+                <w:i w:val="0"/>
+                <w:iCs w:val="0"/>
+                <w:caps w:val="0"/>
+                <w:snapToGrid w:val="0"/>
+                <w:color w:val="000000"/>
+                <w:spacing w:val="0"/>
+                <w:kern w:val="0"/>
+                <w:sz w:val="18"/>
+                <w:szCs w:val="18"/>
+                <w:lang w:val="en-US" w:eastAsia="zh-CN"/>
+              </w:rPr>
+              <w:t>3. 参与重大扩容或架构改造的技术评审。</w:t>
+            </w:r>
+          </w:p>
+        </w:tc>
+        <w:tc>
+          <w:tcPr>
+            <w:tcW w:w="0" w:type="auto"/>
+            <w:shd w:val="clear" w:color="auto" w:fill="auto"/>
+            <w:tcMar>
+              <w:top w:w="120" w:type="dxa"/>
+              <w:left w:w="192" w:type="dxa"/>
+              <w:bottom w:w="120" w:type="dxa"/>
+              <w:right w:w="0" w:type="dxa"/>
+            </w:tcMar>
+            <w:vAlign w:val="center"/>
+          </w:tcPr>
+          <w:p>
+            <w:pPr>
+              <w:keepNext w:val="0"/>
+              <w:keepLines w:val="0"/>
+              <w:widowControl/>
+              <w:suppressLineNumbers w:val="0"/>
+              <w:spacing w:line="300" w:lineRule="atLeast"/>
+              <w:jc w:val="left"/>
+              <w:rPr>
+                <w:rFonts w:ascii="Segoe UI" w:eastAsia="Segoe UI" w:hAnsi="Segoe UI" w:cs="Segoe UI" w:hint="default"/>
+                <w:i w:val="0"/>
+                <w:iCs w:val="0"/>
+                <w:caps w:val="0"/>
+                <w:color w:val="0F1115"/>
+                <w:spacing w:val="0"/>
+                <w:sz w:val="18"/>
+                <w:szCs w:val="18"/>
+              </w:rPr>
+            </w:pPr>
+            <w:r>
+              <w:rPr>
+                <w:rStyle w:val="Strong"/>
+                <w:rFonts w:ascii="Segoe UI" w:eastAsia="Segoe UI" w:hAnsi="Segoe UI" w:cs="Segoe UI" w:hint="default"/>
+                <w:b/>
+                <w:bCs/>
+                <w:i w:val="0"/>
+                <w:iCs w:val="0"/>
+                <w:caps w:val="0"/>
+                <w:snapToGrid w:val="0"/>
+                <w:color w:val="000000"/>
+                <w:spacing w:val="0"/>
+                <w:kern w:val="0"/>
+                <w:sz w:val="18"/>
+                <w:szCs w:val="18"/>
+                <w:lang w:val="en-US" w:eastAsia="zh-CN"/>
+              </w:rPr>
+              <w:t>研究总院-开发/测试工程师</w:t>
+            </w:r>
+          </w:p>
+        </w:tc>
+      </w:tr>
+      <w:tr>
+        <w:tblPrEx>
+          <w:tblW w:w="9024" w:type="dxa"/>
+          <w:tblInd w:w="0" w:type="dxa"/>
+          <w:shd w:val="clear" w:color="auto" w:fill="auto"/>
+          <w:tblCellMar>
+            <w:top w:w="15" w:type="dxa"/>
+            <w:left w:w="15" w:type="dxa"/>
+            <w:bottom w:w="15" w:type="dxa"/>
+            <w:right w:w="15" w:type="dxa"/>
+          </w:tblCellMar>
+        </w:tblPrEx>
+        <w:tc>
+          <w:tcPr>
+            <w:tcW w:w="1435" w:type="dxa"/>
+            <w:shd w:val="clear" w:color="auto" w:fill="auto"/>
+            <w:tcMar>
+              <w:top w:w="120" w:type="dxa"/>
+              <w:left w:w="0" w:type="dxa"/>
+              <w:bottom w:w="120" w:type="dxa"/>
+              <w:right w:w="192" w:type="dxa"/>
+            </w:tcMar>
+            <w:vAlign w:val="center"/>
+          </w:tcPr>
+          <w:p>
+            <w:pPr>
+              <w:keepNext w:val="0"/>
+              <w:keepLines w:val="0"/>
+              <w:widowControl/>
+              <w:suppressLineNumbers w:val="0"/>
+              <w:spacing w:line="300" w:lineRule="atLeast"/>
+              <w:jc w:val="left"/>
+              <w:rPr>
+                <w:rFonts w:ascii="Segoe UI" w:eastAsia="Segoe UI" w:hAnsi="Segoe UI" w:cs="Segoe UI" w:hint="default"/>
+                <w:i w:val="0"/>
+                <w:iCs w:val="0"/>
+                <w:caps w:val="0"/>
+                <w:color w:val="0F1115"/>
+                <w:spacing w:val="0"/>
+                <w:sz w:val="18"/>
+                <w:szCs w:val="18"/>
+              </w:rPr>
+            </w:pPr>
+            <w:r>
+              <w:rPr>
+                <w:rStyle w:val="Strong"/>
+                <w:rFonts w:ascii="Segoe UI" w:eastAsia="Segoe UI" w:hAnsi="Segoe UI" w:cs="Segoe UI" w:hint="default"/>
+                <w:b/>
+                <w:bCs/>
+                <w:i w:val="0"/>
+                <w:iCs w:val="0"/>
+                <w:caps w:val="0"/>
+                <w:snapToGrid w:val="0"/>
+                <w:color w:val="000000"/>
+                <w:spacing w:val="0"/>
+                <w:kern w:val="0"/>
+                <w:sz w:val="18"/>
+                <w:szCs w:val="18"/>
+                <w:lang w:val="en-US" w:eastAsia="zh-CN"/>
+              </w:rPr>
+              <w:t>质量管理部</w:t>
+            </w:r>
+          </w:p>
+        </w:tc>
+        <w:tc>
+          <w:tcPr>
+            <w:tcW w:w="4491" w:type="dxa"/>
+            <w:shd w:val="clear" w:color="auto" w:fill="auto"/>
+            <w:tcMar>
+              <w:top w:w="120" w:type="dxa"/>
+              <w:left w:w="192" w:type="dxa"/>
+              <w:bottom w:w="120" w:type="dxa"/>
+              <w:right w:w="192" w:type="dxa"/>
+            </w:tcMar>
+            <w:vAlign w:val="center"/>
+          </w:tcPr>
+          <w:p>
+            <w:pPr>
+              <w:keepNext w:val="0"/>
+              <w:keepLines w:val="0"/>
+              <w:widowControl/>
+              <w:suppressLineNumbers w:val="0"/>
+              <w:spacing w:line="300" w:lineRule="atLeast"/>
+              <w:jc w:val="left"/>
+              <w:rPr>
+                <w:rFonts w:ascii="Segoe UI" w:eastAsia="Segoe UI" w:hAnsi="Segoe UI" w:cs="Segoe UI" w:hint="default"/>
+                <w:i w:val="0"/>
+                <w:iCs w:val="0"/>
+                <w:caps w:val="0"/>
+                <w:color w:val="0F1115"/>
+                <w:spacing w:val="0"/>
+                <w:sz w:val="18"/>
+                <w:szCs w:val="18"/>
+              </w:rPr>
+            </w:pPr>
+            <w:r>
+              <w:rPr>
+                <w:rFonts w:ascii="Segoe UI" w:eastAsia="Segoe UI" w:hAnsi="Segoe UI" w:cs="Segoe UI" w:hint="default"/>
+                <w:i w:val="0"/>
+                <w:iCs w:val="0"/>
+                <w:caps w:val="0"/>
+                <w:snapToGrid w:val="0"/>
+                <w:color w:val="000000"/>
+                <w:spacing w:val="0"/>
+                <w:kern w:val="0"/>
+                <w:sz w:val="18"/>
+                <w:szCs w:val="18"/>
+                <w:lang w:val="en-US" w:eastAsia="zh-CN"/>
+              </w:rPr>
+              <w:t>1. 监督容量管理流程的执行合规性。</w:t>
+            </w:r>
+            <w:r>
+              <w:rPr>
+                <w:rFonts w:ascii="Segoe UI" w:eastAsia="Segoe UI" w:hAnsi="Segoe UI" w:cs="Segoe UI" w:hint="default"/>
+                <w:i w:val="0"/>
+                <w:iCs w:val="0"/>
+                <w:caps w:val="0"/>
+                <w:snapToGrid w:val="0"/>
+                <w:color w:val="000000"/>
+                <w:spacing w:val="0"/>
+                <w:kern w:val="0"/>
+                <w:sz w:val="18"/>
+                <w:szCs w:val="18"/>
+                <w:lang w:val="en-US" w:eastAsia="zh-CN"/>
+              </w:rPr>
+              <w:br/>
+            </w:r>
+            <w:r>
+              <w:rPr>
+                <w:rFonts w:ascii="Segoe UI" w:eastAsia="Segoe UI" w:hAnsi="Segoe UI" w:cs="Segoe UI" w:hint="default"/>
+                <w:i w:val="0"/>
+                <w:iCs w:val="0"/>
+                <w:caps w:val="0"/>
+                <w:snapToGrid w:val="0"/>
+                <w:color w:val="000000"/>
+                <w:spacing w:val="0"/>
+                <w:kern w:val="0"/>
+                <w:sz w:val="18"/>
+                <w:szCs w:val="18"/>
+                <w:lang w:val="en-US" w:eastAsia="zh-CN"/>
+              </w:rPr>
+              <w:t>2. 审计容量报告及预警处理的及时性。</w:t>
+            </w:r>
+            <w:r>
+              <w:rPr>
+                <w:rFonts w:ascii="Segoe UI" w:eastAsia="Segoe UI" w:hAnsi="Segoe UI" w:cs="Segoe UI" w:hint="default"/>
+                <w:i w:val="0"/>
+                <w:iCs w:val="0"/>
+                <w:caps w:val="0"/>
+                <w:snapToGrid w:val="0"/>
+                <w:color w:val="000000"/>
+                <w:spacing w:val="0"/>
+                <w:kern w:val="0"/>
+                <w:sz w:val="18"/>
+                <w:szCs w:val="18"/>
+                <w:lang w:val="en-US" w:eastAsia="zh-CN"/>
+              </w:rPr>
+              <w:br/>
+            </w:r>
+            <w:r>
+              <w:rPr>
+                <w:rFonts w:ascii="Segoe UI" w:eastAsia="Segoe UI" w:hAnsi="Segoe UI" w:cs="Segoe UI" w:hint="default"/>
+                <w:i w:val="0"/>
+                <w:iCs w:val="0"/>
+                <w:caps w:val="0"/>
+                <w:snapToGrid w:val="0"/>
+                <w:color w:val="000000"/>
+                <w:spacing w:val="0"/>
+                <w:kern w:val="0"/>
+                <w:sz w:val="18"/>
+                <w:szCs w:val="18"/>
+                <w:lang w:val="en-US" w:eastAsia="zh-CN"/>
+              </w:rPr>
+              <w:t>3. 将容量相关指标纳入质量目标监控。</w:t>
+            </w:r>
+          </w:p>
+        </w:tc>
+        <w:tc>
+          <w:tcPr>
+            <w:tcW w:w="0" w:type="auto"/>
+            <w:shd w:val="clear" w:color="auto" w:fill="auto"/>
+            <w:tcMar>
+              <w:top w:w="120" w:type="dxa"/>
+              <w:left w:w="192" w:type="dxa"/>
+              <w:bottom w:w="120" w:type="dxa"/>
+              <w:right w:w="0" w:type="dxa"/>
+            </w:tcMar>
+            <w:vAlign w:val="center"/>
+          </w:tcPr>
+          <w:p>
+            <w:pPr>
+              <w:keepNext w:val="0"/>
+              <w:keepLines w:val="0"/>
+              <w:widowControl/>
+              <w:suppressLineNumbers w:val="0"/>
+              <w:spacing w:line="300" w:lineRule="atLeast"/>
+              <w:jc w:val="left"/>
+              <w:rPr>
+                <w:rFonts w:ascii="Segoe UI" w:eastAsia="Segoe UI" w:hAnsi="Segoe UI" w:cs="Segoe UI" w:hint="default"/>
+                <w:i w:val="0"/>
+                <w:iCs w:val="0"/>
+                <w:caps w:val="0"/>
+                <w:color w:val="0F1115"/>
+                <w:spacing w:val="0"/>
+                <w:sz w:val="18"/>
+                <w:szCs w:val="18"/>
+              </w:rPr>
+            </w:pPr>
+            <w:r>
+              <w:rPr>
+                <w:rStyle w:val="Strong"/>
+                <w:rFonts w:ascii="Segoe UI" w:eastAsia="Segoe UI" w:hAnsi="Segoe UI" w:cs="Segoe UI" w:hint="default"/>
+                <w:b/>
+                <w:bCs/>
+                <w:i w:val="0"/>
+                <w:iCs w:val="0"/>
+                <w:caps w:val="0"/>
+                <w:snapToGrid w:val="0"/>
+                <w:color w:val="000000"/>
+                <w:spacing w:val="0"/>
+                <w:kern w:val="0"/>
+                <w:sz w:val="18"/>
+                <w:szCs w:val="18"/>
+                <w:lang w:val="en-US" w:eastAsia="zh-CN"/>
               </w:rPr>
               <w:t>质量管理部经理/专员</w:t>
             </w:r>
@@ -5348,45 +5315,45 @@
     </w:tbl>
     <w:p>
       <w:pPr>
-        <w:pStyle w:val="28"/>
+        <w:pStyle w:val="1"/>
         <w:bidi w:val="0"/>
         <w:rPr>
           <w:rFonts w:hint="default"/>
           <w:lang w:val="en-US" w:eastAsia="zh-CN"/>
         </w:rPr>
       </w:pPr>
-      <w:bookmarkStart w:id="8" w:name="_Toc25975"/>
+      <w:bookmarkStart w:id="9" w:name="_Toc25975"/>
       <w:r>
         <w:rPr>
           <w:rFonts w:hint="default"/>
           <w:lang w:val="en-US" w:eastAsia="zh-CN"/>
         </w:rPr>
         <w:t>容量管理活动</w:t>
-      </w:r>
-      <w:bookmarkEnd w:id="8"/>
-    </w:p>
-    <w:p>
-      <w:pPr>
-        <w:pStyle w:val="30"/>
-        <w:bidi w:val="0"/>
-        <w:rPr>
-          <w:rFonts w:hint="default"/>
-          <w:lang w:val="en-US" w:eastAsia="zh-CN"/>
-        </w:rPr>
-      </w:pPr>
-      <w:bookmarkStart w:id="9" w:name="_Toc24894"/>
-      <w:r>
-        <w:rPr>
-          <w:rFonts w:hint="default"/>
-          <w:lang w:val="en-US" w:eastAsia="zh-CN"/>
-        </w:rPr>
-        <w:t>容量规划与需求管理</w:t>
       </w:r>
       <w:bookmarkEnd w:id="9"/>
     </w:p>
     <w:p>
       <w:pPr>
-        <w:pStyle w:val="29"/>
+        <w:pStyle w:val="2"/>
+        <w:bidi w:val="0"/>
+        <w:rPr>
+          <w:rFonts w:hint="default"/>
+          <w:lang w:val="en-US" w:eastAsia="zh-CN"/>
+        </w:rPr>
+      </w:pPr>
+      <w:bookmarkStart w:id="10" w:name="_Toc24894"/>
+      <w:r>
+        <w:rPr>
+          <w:rFonts w:hint="default"/>
+          <w:lang w:val="en-US" w:eastAsia="zh-CN"/>
+        </w:rPr>
+        <w:t>容量规划与需求管理</w:t>
+      </w:r>
+      <w:bookmarkEnd w:id="10"/>
+    </w:p>
+    <w:p>
+      <w:pPr>
+        <w:pStyle w:val="a1"/>
         <w:keepNext w:val="0"/>
         <w:keepLines w:val="0"/>
         <w:pageBreakBefore w:val="0"/>
@@ -5415,7 +5382,7 @@
     </w:p>
     <w:p>
       <w:pPr>
-        <w:pStyle w:val="29"/>
+        <w:pStyle w:val="a1"/>
         <w:keepNext w:val="0"/>
         <w:keepLines w:val="0"/>
         <w:pageBreakBefore w:val="0"/>
@@ -5444,14 +5411,14 @@
     </w:p>
     <w:p>
       <w:pPr>
-        <w:pStyle w:val="30"/>
+        <w:pStyle w:val="2"/>
         <w:bidi w:val="0"/>
         <w:rPr>
           <w:rFonts w:hint="default"/>
           <w:lang w:val="en-US" w:eastAsia="zh-CN"/>
         </w:rPr>
       </w:pPr>
-      <w:bookmarkStart w:id="10" w:name="_Toc8642"/>
+      <w:bookmarkStart w:id="11" w:name="_Toc8642"/>
       <w:r>
         <w:rPr>
           <w:rFonts w:hint="default"/>
@@ -5459,11 +5426,11 @@
         </w:rPr>
         <w:t>容量监控与数据收集</w:t>
       </w:r>
-      <w:bookmarkEnd w:id="10"/>
+      <w:bookmarkEnd w:id="11"/>
     </w:p>
     <w:p>
       <w:pPr>
-        <w:pStyle w:val="29"/>
+        <w:pStyle w:val="a1"/>
         <w:keepNext w:val="0"/>
         <w:keepLines w:val="0"/>
         <w:pageBreakBefore w:val="0"/>
@@ -5492,7 +5459,7 @@
     </w:p>
     <w:p>
       <w:pPr>
-        <w:pStyle w:val="29"/>
+        <w:pStyle w:val="a1"/>
         <w:keepNext w:val="0"/>
         <w:keepLines w:val="0"/>
         <w:pageBreakBefore w:val="0"/>
@@ -5521,14 +5488,14 @@
     </w:p>
     <w:p>
       <w:pPr>
-        <w:pStyle w:val="30"/>
+        <w:pStyle w:val="2"/>
         <w:bidi w:val="0"/>
         <w:rPr>
           <w:rFonts w:hint="default"/>
           <w:lang w:val="en-US" w:eastAsia="zh-CN"/>
         </w:rPr>
       </w:pPr>
-      <w:bookmarkStart w:id="11" w:name="_Toc16735"/>
+      <w:bookmarkStart w:id="12" w:name="_Toc16735"/>
       <w:r>
         <w:rPr>
           <w:rFonts w:hint="default"/>
@@ -5536,11 +5503,11 @@
         </w:rPr>
         <w:t>容量分析与建模</w:t>
       </w:r>
-      <w:bookmarkEnd w:id="11"/>
+      <w:bookmarkEnd w:id="12"/>
     </w:p>
     <w:p>
       <w:pPr>
-        <w:pStyle w:val="29"/>
+        <w:pStyle w:val="a1"/>
         <w:keepNext w:val="0"/>
         <w:keepLines w:val="0"/>
         <w:pageBreakBefore w:val="0"/>
@@ -5569,7 +5536,7 @@
     </w:p>
     <w:p>
       <w:pPr>
-        <w:pStyle w:val="29"/>
+        <w:pStyle w:val="a1"/>
         <w:keepNext w:val="0"/>
         <w:keepLines w:val="0"/>
         <w:pageBreakBefore w:val="0"/>
@@ -5598,7 +5565,7 @@
     </w:p>
     <w:p>
       <w:pPr>
-        <w:pStyle w:val="29"/>
+        <w:pStyle w:val="a1"/>
         <w:keepNext w:val="0"/>
         <w:keepLines w:val="0"/>
         <w:pageBreakBefore w:val="0"/>
@@ -5627,14 +5594,14 @@
     </w:p>
     <w:p>
       <w:pPr>
-        <w:pStyle w:val="30"/>
+        <w:pStyle w:val="2"/>
         <w:bidi w:val="0"/>
         <w:rPr>
           <w:rFonts w:hint="default"/>
           <w:lang w:val="en-US" w:eastAsia="zh-CN"/>
         </w:rPr>
       </w:pPr>
-      <w:bookmarkStart w:id="12" w:name="_Toc2300"/>
+      <w:bookmarkStart w:id="13" w:name="_Toc2300"/>
       <w:r>
         <w:rPr>
           <w:rFonts w:hint="default"/>
@@ -5642,11 +5609,11 @@
         </w:rPr>
         <w:t>容量预警与报告</w:t>
       </w:r>
-      <w:bookmarkEnd w:id="12"/>
+      <w:bookmarkEnd w:id="13"/>
     </w:p>
     <w:p>
       <w:pPr>
-        <w:pStyle w:val="29"/>
+        <w:pStyle w:val="a1"/>
         <w:keepNext w:val="0"/>
         <w:keepLines w:val="0"/>
         <w:pageBreakBefore w:val="0"/>
@@ -5675,7 +5642,7 @@
     </w:p>
     <w:p>
       <w:pPr>
-        <w:pStyle w:val="29"/>
+        <w:pStyle w:val="a1"/>
         <w:keepNext w:val="0"/>
         <w:keepLines w:val="0"/>
         <w:pageBreakBefore w:val="0"/>
@@ -5704,14 +5671,14 @@
     </w:p>
     <w:p>
       <w:pPr>
-        <w:pStyle w:val="30"/>
+        <w:pStyle w:val="2"/>
         <w:bidi w:val="0"/>
         <w:rPr>
           <w:rFonts w:hint="default"/>
           <w:lang w:val="en-US" w:eastAsia="zh-CN"/>
         </w:rPr>
       </w:pPr>
-      <w:bookmarkStart w:id="13" w:name="_Toc8444"/>
+      <w:bookmarkStart w:id="14" w:name="_Toc8444"/>
       <w:r>
         <w:rPr>
           <w:rFonts w:hint="default"/>
@@ -5719,11 +5686,11 @@
         </w:rPr>
         <w:t>容量优化与实施</w:t>
       </w:r>
-      <w:bookmarkEnd w:id="13"/>
+      <w:bookmarkEnd w:id="14"/>
     </w:p>
     <w:p>
       <w:pPr>
-        <w:pStyle w:val="29"/>
+        <w:pStyle w:val="a1"/>
         <w:keepNext w:val="0"/>
         <w:keepLines w:val="0"/>
         <w:pageBreakBefore w:val="0"/>
@@ -5752,7 +5719,7 @@
     </w:p>
     <w:p>
       <w:pPr>
-        <w:pStyle w:val="29"/>
+        <w:pStyle w:val="a1"/>
         <w:keepNext w:val="0"/>
         <w:keepLines w:val="0"/>
         <w:pageBreakBefore w:val="0"/>
@@ -5781,7 +5748,7 @@
     </w:p>
     <w:p>
       <w:pPr>
-        <w:pStyle w:val="29"/>
+        <w:pStyle w:val="a1"/>
         <w:keepNext w:val="0"/>
         <w:keepLines w:val="0"/>
         <w:pageBreakBefore w:val="0"/>
@@ -5810,14 +5777,14 @@
     </w:p>
     <w:p>
       <w:pPr>
-        <w:pStyle w:val="30"/>
+        <w:pStyle w:val="2"/>
         <w:bidi w:val="0"/>
         <w:rPr>
           <w:rFonts w:hint="default"/>
           <w:lang w:val="en-US" w:eastAsia="zh-CN"/>
         </w:rPr>
       </w:pPr>
-      <w:bookmarkStart w:id="14" w:name="_Toc9701"/>
+      <w:bookmarkStart w:id="15" w:name="_Toc9701"/>
       <w:r>
         <w:rPr>
           <w:rFonts w:hint="default"/>
@@ -5825,11 +5792,11 @@
         </w:rPr>
         <w:t>评审与改进</w:t>
       </w:r>
-      <w:bookmarkEnd w:id="14"/>
+      <w:bookmarkEnd w:id="15"/>
     </w:p>
     <w:p>
       <w:pPr>
-        <w:pStyle w:val="29"/>
+        <w:pStyle w:val="a1"/>
         <w:keepNext w:val="0"/>
         <w:keepLines w:val="0"/>
         <w:pageBreakBefore w:val="0"/>
@@ -5858,14 +5825,14 @@
     </w:p>
     <w:p>
       <w:pPr>
-        <w:pStyle w:val="28"/>
+        <w:pStyle w:val="1"/>
         <w:bidi w:val="0"/>
         <w:rPr>
           <w:rFonts w:hint="default"/>
           <w:lang w:val="en-US" w:eastAsia="zh-CN"/>
         </w:rPr>
       </w:pPr>
-      <w:bookmarkStart w:id="15" w:name="_Toc9246"/>
+      <w:bookmarkStart w:id="16" w:name="_Toc9246"/>
       <w:r>
         <w:rPr>
           <w:rFonts w:hint="default"/>
@@ -5873,11 +5840,11 @@
         </w:rPr>
         <w:t>与其他流程的接口</w:t>
       </w:r>
-      <w:bookmarkEnd w:id="15"/>
+      <w:bookmarkEnd w:id="16"/>
     </w:p>
     <w:p>
       <w:pPr>
-        <w:pStyle w:val="29"/>
+        <w:pStyle w:val="a1"/>
         <w:keepNext w:val="0"/>
         <w:keepLines w:val="0"/>
         <w:pageBreakBefore w:val="0"/>
@@ -5906,7 +5873,7 @@
     </w:p>
     <w:p>
       <w:pPr>
-        <w:pStyle w:val="29"/>
+        <w:pStyle w:val="a1"/>
         <w:keepNext w:val="0"/>
         <w:keepLines w:val="0"/>
         <w:pageBreakBefore w:val="0"/>
@@ -5935,7 +5902,7 @@
     </w:p>
     <w:p>
       <w:pPr>
-        <w:pStyle w:val="29"/>
+        <w:pStyle w:val="a1"/>
         <w:keepNext w:val="0"/>
         <w:keepLines w:val="0"/>
         <w:pageBreakBefore w:val="0"/>
@@ -5964,7 +5931,7 @@
     </w:p>
     <w:p>
       <w:pPr>
-        <w:pStyle w:val="29"/>
+        <w:pStyle w:val="a1"/>
         <w:keepNext w:val="0"/>
         <w:keepLines w:val="0"/>
         <w:pageBreakBefore w:val="0"/>
@@ -5993,7 +5960,7 @@
     </w:p>
     <w:p>
       <w:pPr>
-        <w:pStyle w:val="29"/>
+        <w:pStyle w:val="a1"/>
         <w:keepNext w:val="0"/>
         <w:keepLines w:val="0"/>
         <w:pageBreakBefore w:val="0"/>
@@ -6022,7 +5989,7 @@
     </w:p>
     <w:p>
       <w:pPr>
-        <w:pStyle w:val="29"/>
+        <w:pStyle w:val="a1"/>
         <w:keepNext w:val="0"/>
         <w:keepLines w:val="0"/>
         <w:pageBreakBefore w:val="0"/>
@@ -6051,7 +6018,7 @@
     </w:p>
     <w:p>
       <w:pPr>
-        <w:pStyle w:val="28"/>
+        <w:pStyle w:val="1"/>
         <w:keepNext w:val="0"/>
         <w:keepLines w:val="0"/>
         <w:pageBreakBefore w:val="0"/>
@@ -6071,7 +6038,7 @@
           <w:lang w:val="en-US" w:eastAsia="zh-CN"/>
         </w:rPr>
       </w:pPr>
-      <w:bookmarkStart w:id="16" w:name="_Toc26503"/>
+      <w:bookmarkStart w:id="17" w:name="_Toc26503"/>
       <w:r>
         <w:rPr>
           <w:rFonts w:hint="eastAsia"/>
@@ -6079,23 +6046,22 @@
         </w:rPr>
         <w:t>考核指标</w:t>
       </w:r>
-      <w:bookmarkEnd w:id="16"/>
+      <w:bookmarkEnd w:id="17"/>
     </w:p>
     <w:tbl>
       <w:tblPr>
-        <w:tblStyle w:val="20"/>
+        <w:tblStyle w:val="TableNormal"/>
         <w:tblW w:w="7675" w:type="dxa"/>
         <w:tblInd w:w="96" w:type="dxa"/>
         <w:tblBorders>
-          <w:top w:val="none" w:color="auto" w:sz="0" w:space="0"/>
-          <w:left w:val="none" w:color="auto" w:sz="0" w:space="0"/>
-          <w:bottom w:val="none" w:color="auto" w:sz="0" w:space="0"/>
-          <w:right w:val="none" w:color="auto" w:sz="0" w:space="0"/>
-          <w:insideH w:val="none" w:color="auto" w:sz="0" w:space="0"/>
-          <w:insideV w:val="none" w:color="auto" w:sz="0" w:space="0"/>
+          <w:top w:val="nil"/>
+          <w:left w:val="nil"/>
+          <w:bottom w:val="nil"/>
+          <w:right w:val="nil"/>
+          <w:insideH w:val="nil"/>
+          <w:insideV w:val="nil"/>
         </w:tblBorders>
         <w:shd w:val="clear" w:color="auto" w:fill="auto"/>
-        <w:tblLayout w:type="autofit"/>
         <w:tblCellMar>
           <w:top w:w="0" w:type="dxa"/>
           <w:left w:w="108" w:type="dxa"/>
@@ -6111,13 +6077,15 @@
       </w:tblGrid>
       <w:tr>
         <w:tblPrEx>
+          <w:tblW w:w="7675" w:type="dxa"/>
+          <w:tblInd w:w="96" w:type="dxa"/>
           <w:tblBorders>
-            <w:top w:val="none" w:color="auto" w:sz="0" w:space="0"/>
-            <w:left w:val="none" w:color="auto" w:sz="0" w:space="0"/>
-            <w:bottom w:val="none" w:color="auto" w:sz="0" w:space="0"/>
-            <w:right w:val="none" w:color="auto" w:sz="0" w:space="0"/>
-            <w:insideH w:val="none" w:color="auto" w:sz="0" w:space="0"/>
-            <w:insideV w:val="none" w:color="auto" w:sz="0" w:space="0"/>
+            <w:top w:val="nil"/>
+            <w:left w:val="nil"/>
+            <w:bottom w:val="nil"/>
+            <w:right w:val="nil"/>
+            <w:insideH w:val="nil"/>
+            <w:insideV w:val="nil"/>
           </w:tblBorders>
           <w:shd w:val="clear" w:color="auto" w:fill="auto"/>
           <w:tblCellMar>
@@ -6128,16 +6096,16 @@
           </w:tblCellMar>
         </w:tblPrEx>
         <w:trPr>
-          <w:trHeight w:val="493" w:hRule="atLeast"/>
+          <w:trHeight w:val="493"/>
         </w:trPr>
         <w:tc>
           <w:tcPr>
             <w:tcW w:w="2227" w:type="dxa"/>
             <w:tcBorders>
-              <w:top w:val="single" w:color="000000" w:sz="4" w:space="0"/>
-              <w:left w:val="single" w:color="000000" w:sz="4" w:space="0"/>
-              <w:bottom w:val="single" w:color="000000" w:sz="4" w:space="0"/>
-              <w:right w:val="single" w:color="000000" w:sz="4" w:space="0"/>
+              <w:top w:val="single" w:sz="4" w:space="0" w:color="000000"/>
+              <w:left w:val="single" w:sz="4" w:space="0" w:color="000000"/>
+              <w:bottom w:val="single" w:sz="4" w:space="0" w:color="000000"/>
+              <w:right w:val="single" w:sz="4" w:space="0" w:color="000000"/>
             </w:tcBorders>
             <w:shd w:val="clear" w:color="auto" w:fill="C0C0C0"/>
             <w:vAlign w:val="center"/>
@@ -6151,7 +6119,7 @@
               <w:jc w:val="center"/>
               <w:textAlignment w:val="center"/>
               <w:rPr>
-                <w:rFonts w:hint="default" w:ascii="楷体_GB2312" w:hAnsi="宋体" w:eastAsia="楷体_GB2312" w:cs="楷体_GB2312"/>
+                <w:rFonts w:ascii="楷体_GB2312" w:eastAsia="楷体_GB2312" w:hAnsi="宋体" w:cs="楷体_GB2312" w:hint="default"/>
                 <w:b/>
                 <w:bCs/>
                 <w:i w:val="0"/>
@@ -6164,7 +6132,7 @@
             </w:pPr>
             <w:r>
               <w:rPr>
-                <w:rFonts w:hint="default" w:ascii="楷体_GB2312" w:hAnsi="宋体" w:eastAsia="楷体_GB2312" w:cs="楷体_GB2312"/>
+                <w:rFonts w:ascii="楷体_GB2312" w:eastAsia="楷体_GB2312" w:hAnsi="宋体" w:cs="楷体_GB2312" w:hint="default"/>
                 <w:b/>
                 <w:bCs/>
                 <w:i w:val="0"/>
@@ -6175,7 +6143,7 @@
                 <w:sz w:val="22"/>
                 <w:szCs w:val="22"/>
                 <w:u w:val="none"/>
-                <w:lang w:val="en-US" w:eastAsia="zh-CN" w:bidi="ar"/>
+                <w:lang w:val="en-US" w:eastAsia="zh-CN"/>
               </w:rPr>
               <w:t>KPI</w:t>
             </w:r>
@@ -6185,10 +6153,10 @@
           <w:tcPr>
             <w:tcW w:w="1092" w:type="dxa"/>
             <w:tcBorders>
-              <w:top w:val="single" w:color="000000" w:sz="4" w:space="0"/>
-              <w:left w:val="single" w:color="000000" w:sz="4" w:space="0"/>
-              <w:bottom w:val="single" w:color="000000" w:sz="4" w:space="0"/>
-              <w:right w:val="single" w:color="000000" w:sz="4" w:space="0"/>
+              <w:top w:val="single" w:sz="4" w:space="0" w:color="000000"/>
+              <w:left w:val="single" w:sz="4" w:space="0" w:color="000000"/>
+              <w:bottom w:val="single" w:sz="4" w:space="0" w:color="000000"/>
+              <w:right w:val="single" w:sz="4" w:space="0" w:color="000000"/>
             </w:tcBorders>
             <w:shd w:val="clear" w:color="auto" w:fill="C0C0C0"/>
             <w:vAlign w:val="center"/>
@@ -6202,7 +6170,7 @@
               <w:jc w:val="center"/>
               <w:textAlignment w:val="center"/>
               <w:rPr>
-                <w:rFonts w:hint="default" w:ascii="楷体_GB2312" w:hAnsi="宋体" w:eastAsia="楷体_GB2312" w:cs="楷体_GB2312"/>
+                <w:rFonts w:ascii="楷体_GB2312" w:eastAsia="楷体_GB2312" w:hAnsi="宋体" w:cs="楷体_GB2312" w:hint="default"/>
                 <w:b/>
                 <w:bCs/>
                 <w:i w:val="0"/>
@@ -6215,7 +6183,7 @@
             </w:pPr>
             <w:r>
               <w:rPr>
-                <w:rFonts w:hint="default" w:ascii="楷体_GB2312" w:hAnsi="宋体" w:eastAsia="楷体_GB2312" w:cs="楷体_GB2312"/>
+                <w:rFonts w:ascii="楷体_GB2312" w:eastAsia="楷体_GB2312" w:hAnsi="宋体" w:cs="楷体_GB2312" w:hint="default"/>
                 <w:b/>
                 <w:bCs/>
                 <w:i w:val="0"/>
@@ -6226,7 +6194,7 @@
                 <w:sz w:val="22"/>
                 <w:szCs w:val="22"/>
                 <w:u w:val="none"/>
-                <w:lang w:val="en-US" w:eastAsia="zh-CN" w:bidi="ar"/>
+                <w:lang w:val="en-US" w:eastAsia="zh-CN"/>
               </w:rPr>
               <w:t>目标值</w:t>
             </w:r>
@@ -6236,10 +6204,10 @@
           <w:tcPr>
             <w:tcW w:w="3300" w:type="dxa"/>
             <w:tcBorders>
-              <w:top w:val="single" w:color="000000" w:sz="4" w:space="0"/>
-              <w:left w:val="single" w:color="000000" w:sz="4" w:space="0"/>
-              <w:bottom w:val="single" w:color="000000" w:sz="4" w:space="0"/>
-              <w:right w:val="single" w:color="000000" w:sz="4" w:space="0"/>
+              <w:top w:val="single" w:sz="4" w:space="0" w:color="000000"/>
+              <w:left w:val="single" w:sz="4" w:space="0" w:color="000000"/>
+              <w:bottom w:val="single" w:sz="4" w:space="0" w:color="000000"/>
+              <w:right w:val="single" w:sz="4" w:space="0" w:color="000000"/>
             </w:tcBorders>
             <w:shd w:val="clear" w:color="auto" w:fill="C0C0C0"/>
             <w:vAlign w:val="center"/>
@@ -6253,7 +6221,7 @@
               <w:jc w:val="center"/>
               <w:textAlignment w:val="center"/>
               <w:rPr>
-                <w:rFonts w:hint="default" w:ascii="楷体_GB2312" w:hAnsi="宋体" w:eastAsia="楷体_GB2312" w:cs="楷体_GB2312"/>
+                <w:rFonts w:ascii="楷体_GB2312" w:eastAsia="楷体_GB2312" w:hAnsi="宋体" w:cs="楷体_GB2312" w:hint="default"/>
                 <w:b/>
                 <w:bCs/>
                 <w:i w:val="0"/>
@@ -6266,7 +6234,7 @@
             </w:pPr>
             <w:r>
               <w:rPr>
-                <w:rFonts w:hint="default" w:ascii="楷体_GB2312" w:hAnsi="宋体" w:eastAsia="楷体_GB2312" w:cs="楷体_GB2312"/>
+                <w:rFonts w:ascii="楷体_GB2312" w:eastAsia="楷体_GB2312" w:hAnsi="宋体" w:cs="楷体_GB2312" w:hint="default"/>
                 <w:b/>
                 <w:bCs/>
                 <w:i w:val="0"/>
@@ -6277,7 +6245,7 @@
                 <w:sz w:val="22"/>
                 <w:szCs w:val="22"/>
                 <w:u w:val="none"/>
-                <w:lang w:val="en-US" w:eastAsia="zh-CN" w:bidi="ar"/>
+                <w:lang w:val="en-US" w:eastAsia="zh-CN"/>
               </w:rPr>
               <w:t>计算公式/方法</w:t>
             </w:r>
@@ -6287,10 +6255,10 @@
           <w:tcPr>
             <w:tcW w:w="1056" w:type="dxa"/>
             <w:tcBorders>
-              <w:top w:val="single" w:color="000000" w:sz="4" w:space="0"/>
-              <w:left w:val="single" w:color="000000" w:sz="4" w:space="0"/>
-              <w:bottom w:val="single" w:color="000000" w:sz="4" w:space="0"/>
-              <w:right w:val="single" w:color="000000" w:sz="4" w:space="0"/>
+              <w:top w:val="single" w:sz="4" w:space="0" w:color="000000"/>
+              <w:left w:val="single" w:sz="4" w:space="0" w:color="000000"/>
+              <w:bottom w:val="single" w:sz="4" w:space="0" w:color="000000"/>
+              <w:right w:val="single" w:sz="4" w:space="0" w:color="000000"/>
             </w:tcBorders>
             <w:shd w:val="clear" w:color="auto" w:fill="C0C0C0"/>
             <w:vAlign w:val="center"/>
@@ -6304,7 +6272,7 @@
               <w:jc w:val="center"/>
               <w:textAlignment w:val="center"/>
               <w:rPr>
-                <w:rFonts w:hint="default" w:ascii="楷体_GB2312" w:hAnsi="宋体" w:eastAsia="楷体_GB2312" w:cs="楷体_GB2312"/>
+                <w:rFonts w:ascii="楷体_GB2312" w:eastAsia="楷体_GB2312" w:hAnsi="宋体" w:cs="楷体_GB2312" w:hint="default"/>
                 <w:b/>
                 <w:bCs/>
                 <w:i w:val="0"/>
@@ -6317,7 +6285,7 @@
             </w:pPr>
             <w:r>
               <w:rPr>
-                <w:rFonts w:hint="default" w:ascii="楷体_GB2312" w:hAnsi="宋体" w:eastAsia="楷体_GB2312" w:cs="楷体_GB2312"/>
+                <w:rFonts w:ascii="楷体_GB2312" w:eastAsia="楷体_GB2312" w:hAnsi="宋体" w:cs="楷体_GB2312" w:hint="default"/>
                 <w:b/>
                 <w:bCs/>
                 <w:i w:val="0"/>
@@ -6328,7 +6296,7 @@
                 <w:sz w:val="22"/>
                 <w:szCs w:val="22"/>
                 <w:u w:val="none"/>
-                <w:lang w:val="en-US" w:eastAsia="zh-CN" w:bidi="ar"/>
+                <w:lang w:val="en-US" w:eastAsia="zh-CN"/>
               </w:rPr>
               <w:t>频度</w:t>
             </w:r>
@@ -6337,14 +6305,8 @@
       </w:tr>
       <w:tr>
         <w:tblPrEx>
-          <w:tblBorders>
-            <w:top w:val="none" w:color="auto" w:sz="0" w:space="0"/>
-            <w:left w:val="none" w:color="auto" w:sz="0" w:space="0"/>
-            <w:bottom w:val="none" w:color="auto" w:sz="0" w:space="0"/>
-            <w:right w:val="none" w:color="auto" w:sz="0" w:space="0"/>
-            <w:insideH w:val="none" w:color="auto" w:sz="0" w:space="0"/>
-            <w:insideV w:val="none" w:color="auto" w:sz="0" w:space="0"/>
-          </w:tblBorders>
+          <w:tblW w:w="7675" w:type="dxa"/>
+          <w:tblInd w:w="96" w:type="dxa"/>
           <w:shd w:val="clear" w:color="auto" w:fill="auto"/>
           <w:tblCellMar>
             <w:top w:w="0" w:type="dxa"/>
@@ -6354,16 +6316,16 @@
           </w:tblCellMar>
         </w:tblPrEx>
         <w:trPr>
-          <w:trHeight w:val="493" w:hRule="atLeast"/>
+          <w:trHeight w:val="493"/>
         </w:trPr>
         <w:tc>
           <w:tcPr>
             <w:tcW w:w="2227" w:type="dxa"/>
             <w:tcBorders>
-              <w:top w:val="single" w:color="000000" w:sz="4" w:space="0"/>
-              <w:left w:val="single" w:color="000000" w:sz="4" w:space="0"/>
-              <w:bottom w:val="single" w:color="000000" w:sz="4" w:space="0"/>
-              <w:right w:val="single" w:color="000000" w:sz="4" w:space="0"/>
+              <w:top w:val="single" w:sz="4" w:space="0" w:color="000000"/>
+              <w:left w:val="single" w:sz="4" w:space="0" w:color="000000"/>
+              <w:bottom w:val="single" w:sz="4" w:space="0" w:color="000000"/>
+              <w:right w:val="single" w:sz="4" w:space="0" w:color="000000"/>
             </w:tcBorders>
             <w:shd w:val="clear" w:color="auto" w:fill="auto"/>
             <w:vAlign w:val="center"/>
@@ -6377,7 +6339,7 @@
               <w:jc w:val="left"/>
               <w:textAlignment w:val="center"/>
               <w:rPr>
-                <w:rFonts w:hint="default" w:ascii="楷体_GB2312" w:hAnsi="宋体" w:eastAsia="楷体_GB2312" w:cs="楷体_GB2312"/>
+                <w:rFonts w:ascii="楷体_GB2312" w:eastAsia="楷体_GB2312" w:hAnsi="宋体" w:cs="楷体_GB2312" w:hint="default"/>
                 <w:b/>
                 <w:bCs/>
                 <w:i w:val="0"/>
@@ -6388,12 +6350,12 @@
                 <w:sz w:val="22"/>
                 <w:szCs w:val="22"/>
                 <w:u w:val="none"/>
-                <w:lang w:val="en-US" w:eastAsia="zh-CN" w:bidi="ar"/>
+                <w:lang w:val="en-US" w:eastAsia="zh-CN"/>
               </w:rPr>
             </w:pPr>
             <w:r>
               <w:rPr>
-                <w:rFonts w:hint="eastAsia" w:ascii="宋体" w:hAnsi="宋体" w:eastAsia="宋体" w:cs="宋体"/>
+                <w:rFonts w:ascii="宋体" w:eastAsia="宋体" w:hAnsi="宋体" w:cs="宋体" w:hint="eastAsia"/>
                 <w:i w:val="0"/>
                 <w:iCs w:val="0"/>
                 <w:snapToGrid w:val="0"/>
@@ -6402,7 +6364,7 @@
                 <w:sz w:val="21"/>
                 <w:szCs w:val="21"/>
                 <w:u w:val="none"/>
-                <w:lang w:val="en-US" w:eastAsia="zh-CN" w:bidi="ar"/>
+                <w:lang w:val="en-US" w:eastAsia="zh-CN"/>
               </w:rPr>
               <w:t>容量事件数</w:t>
             </w:r>
@@ -6412,10 +6374,10 @@
           <w:tcPr>
             <w:tcW w:w="1092" w:type="dxa"/>
             <w:tcBorders>
-              <w:top w:val="single" w:color="000000" w:sz="4" w:space="0"/>
-              <w:left w:val="single" w:color="000000" w:sz="4" w:space="0"/>
-              <w:bottom w:val="single" w:color="000000" w:sz="4" w:space="0"/>
-              <w:right w:val="single" w:color="000000" w:sz="4" w:space="0"/>
+              <w:top w:val="single" w:sz="4" w:space="0" w:color="000000"/>
+              <w:left w:val="single" w:sz="4" w:space="0" w:color="000000"/>
+              <w:bottom w:val="single" w:sz="4" w:space="0" w:color="000000"/>
+              <w:right w:val="single" w:sz="4" w:space="0" w:color="000000"/>
             </w:tcBorders>
             <w:shd w:val="clear" w:color="auto" w:fill="auto"/>
             <w:vAlign w:val="center"/>
@@ -6429,7 +6391,7 @@
               <w:jc w:val="left"/>
               <w:textAlignment w:val="center"/>
               <w:rPr>
-                <w:rFonts w:hint="default" w:ascii="楷体_GB2312" w:hAnsi="宋体" w:eastAsia="楷体_GB2312" w:cs="楷体_GB2312"/>
+                <w:rFonts w:ascii="楷体_GB2312" w:eastAsia="楷体_GB2312" w:hAnsi="宋体" w:cs="楷体_GB2312" w:hint="default"/>
                 <w:b/>
                 <w:bCs/>
                 <w:i w:val="0"/>
@@ -6440,12 +6402,12 @@
                 <w:sz w:val="22"/>
                 <w:szCs w:val="22"/>
                 <w:u w:val="none"/>
-                <w:lang w:val="en-US" w:eastAsia="zh-CN" w:bidi="ar"/>
+                <w:lang w:val="en-US" w:eastAsia="zh-CN"/>
               </w:rPr>
             </w:pPr>
             <w:r>
               <w:rPr>
-                <w:rFonts w:hint="eastAsia" w:ascii="宋体" w:hAnsi="宋体" w:eastAsia="宋体" w:cs="宋体"/>
+                <w:rFonts w:ascii="宋体" w:eastAsia="宋体" w:hAnsi="宋体" w:cs="宋体" w:hint="eastAsia"/>
                 <w:i w:val="0"/>
                 <w:iCs w:val="0"/>
                 <w:snapToGrid w:val="0"/>
@@ -6454,7 +6416,7 @@
                 <w:sz w:val="21"/>
                 <w:szCs w:val="21"/>
                 <w:u w:val="none"/>
-                <w:lang w:val="en-US" w:eastAsia="zh-CN" w:bidi="ar"/>
+                <w:lang w:val="en-US" w:eastAsia="zh-CN"/>
               </w:rPr>
               <w:t>≤1次</w:t>
             </w:r>
@@ -6464,10 +6426,10 @@
           <w:tcPr>
             <w:tcW w:w="3300" w:type="dxa"/>
             <w:tcBorders>
-              <w:top w:val="single" w:color="000000" w:sz="4" w:space="0"/>
-              <w:left w:val="single" w:color="000000" w:sz="4" w:space="0"/>
-              <w:bottom w:val="single" w:color="000000" w:sz="4" w:space="0"/>
-              <w:right w:val="single" w:color="000000" w:sz="4" w:space="0"/>
+              <w:top w:val="single" w:sz="4" w:space="0" w:color="000000"/>
+              <w:left w:val="single" w:sz="4" w:space="0" w:color="000000"/>
+              <w:bottom w:val="single" w:sz="4" w:space="0" w:color="000000"/>
+              <w:right w:val="single" w:sz="4" w:space="0" w:color="000000"/>
             </w:tcBorders>
             <w:shd w:val="clear" w:color="auto" w:fill="auto"/>
             <w:vAlign w:val="center"/>
@@ -6481,7 +6443,7 @@
               <w:jc w:val="left"/>
               <w:textAlignment w:val="center"/>
               <w:rPr>
-                <w:rFonts w:hint="default" w:ascii="楷体_GB2312" w:hAnsi="宋体" w:eastAsia="楷体_GB2312" w:cs="楷体_GB2312"/>
+                <w:rFonts w:ascii="楷体_GB2312" w:eastAsia="楷体_GB2312" w:hAnsi="宋体" w:cs="楷体_GB2312" w:hint="default"/>
                 <w:b/>
                 <w:bCs/>
                 <w:i w:val="0"/>
@@ -6492,12 +6454,12 @@
                 <w:sz w:val="22"/>
                 <w:szCs w:val="22"/>
                 <w:u w:val="none"/>
-                <w:lang w:val="en-US" w:eastAsia="zh-CN" w:bidi="ar"/>
+                <w:lang w:val="en-US" w:eastAsia="zh-CN"/>
               </w:rPr>
             </w:pPr>
             <w:r>
               <w:rPr>
-                <w:rFonts w:hint="eastAsia" w:ascii="宋体" w:hAnsi="宋体" w:eastAsia="宋体" w:cs="宋体"/>
+                <w:rFonts w:ascii="宋体" w:eastAsia="宋体" w:hAnsi="宋体" w:cs="宋体" w:hint="eastAsia"/>
                 <w:i w:val="0"/>
                 <w:iCs w:val="0"/>
                 <w:snapToGrid w:val="0"/>
@@ -6506,7 +6468,7 @@
                 <w:sz w:val="21"/>
                 <w:szCs w:val="21"/>
                 <w:u w:val="none"/>
-                <w:lang w:val="en-US" w:eastAsia="zh-CN" w:bidi="ar"/>
+                <w:lang w:val="en-US" w:eastAsia="zh-CN"/>
               </w:rPr>
               <w:t>数量，因容量导致的事件次数</w:t>
             </w:r>
@@ -6516,10 +6478,10 @@
           <w:tcPr>
             <w:tcW w:w="1056" w:type="dxa"/>
             <w:tcBorders>
-              <w:top w:val="single" w:color="000000" w:sz="4" w:space="0"/>
-              <w:left w:val="single" w:color="000000" w:sz="4" w:space="0"/>
-              <w:bottom w:val="single" w:color="000000" w:sz="4" w:space="0"/>
-              <w:right w:val="single" w:color="000000" w:sz="4" w:space="0"/>
+              <w:top w:val="single" w:sz="4" w:space="0" w:color="000000"/>
+              <w:left w:val="single" w:sz="4" w:space="0" w:color="000000"/>
+              <w:bottom w:val="single" w:sz="4" w:space="0" w:color="000000"/>
+              <w:right w:val="single" w:sz="4" w:space="0" w:color="000000"/>
             </w:tcBorders>
             <w:shd w:val="clear" w:color="auto" w:fill="auto"/>
             <w:vAlign w:val="center"/>
@@ -6533,7 +6495,7 @@
               <w:jc w:val="left"/>
               <w:textAlignment w:val="center"/>
               <w:rPr>
-                <w:rFonts w:hint="default" w:ascii="楷体_GB2312" w:hAnsi="宋体" w:eastAsia="楷体_GB2312" w:cs="楷体_GB2312"/>
+                <w:rFonts w:ascii="楷体_GB2312" w:eastAsia="楷体_GB2312" w:hAnsi="宋体" w:cs="楷体_GB2312" w:hint="default"/>
                 <w:b/>
                 <w:bCs/>
                 <w:i w:val="0"/>
@@ -6544,12 +6506,12 @@
                 <w:sz w:val="22"/>
                 <w:szCs w:val="22"/>
                 <w:u w:val="none"/>
-                <w:lang w:val="en-US" w:eastAsia="zh-CN" w:bidi="ar"/>
+                <w:lang w:val="en-US" w:eastAsia="zh-CN"/>
               </w:rPr>
             </w:pPr>
             <w:r>
               <w:rPr>
-                <w:rFonts w:hint="eastAsia" w:ascii="宋体" w:hAnsi="宋体" w:eastAsia="宋体" w:cs="宋体"/>
+                <w:rFonts w:ascii="宋体" w:eastAsia="宋体" w:hAnsi="宋体" w:cs="宋体" w:hint="eastAsia"/>
                 <w:i w:val="0"/>
                 <w:iCs w:val="0"/>
                 <w:snapToGrid w:val="0"/>
@@ -6558,7 +6520,7 @@
                 <w:sz w:val="21"/>
                 <w:szCs w:val="21"/>
                 <w:u w:val="none"/>
-                <w:lang w:val="en-US" w:eastAsia="zh-CN" w:bidi="ar"/>
+                <w:lang w:val="en-US" w:eastAsia="zh-CN"/>
               </w:rPr>
               <w:t>年度</w:t>
             </w:r>
@@ -6568,14 +6530,14 @@
     </w:tbl>
     <w:p>
       <w:pPr>
-        <w:pStyle w:val="28"/>
+        <w:pStyle w:val="1"/>
         <w:bidi w:val="0"/>
         <w:rPr>
           <w:rFonts w:hint="default"/>
           <w:lang w:val="en-US" w:eastAsia="zh-CN"/>
         </w:rPr>
       </w:pPr>
-      <w:bookmarkStart w:id="17" w:name="_Toc29763"/>
+      <w:bookmarkStart w:id="18" w:name="_Toc29763"/>
       <w:r>
         <w:rPr>
           <w:rFonts w:hint="default"/>
@@ -6583,11 +6545,11 @@
         </w:rPr>
         <w:t>附则</w:t>
       </w:r>
-      <w:bookmarkEnd w:id="17"/>
+      <w:bookmarkEnd w:id="18"/>
     </w:p>
     <w:p>
       <w:pPr>
-        <w:pStyle w:val="29"/>
+        <w:pStyle w:val="a1"/>
         <w:keepNext w:val="0"/>
         <w:keepLines w:val="0"/>
         <w:pageBreakBefore w:val="0"/>
@@ -6616,7 +6578,7 @@
     </w:p>
     <w:p>
       <w:pPr>
-        <w:pStyle w:val="29"/>
+        <w:pStyle w:val="a1"/>
         <w:keepNext w:val="0"/>
         <w:keepLines w:val="0"/>
         <w:pageBreakBefore w:val="0"/>
@@ -6645,7 +6607,7 @@
     </w:p>
     <w:p>
       <w:pPr>
-        <w:pStyle w:val="29"/>
+        <w:pStyle w:val="a1"/>
         <w:keepNext w:val="0"/>
         <w:keepLines w:val="0"/>
         <w:pageBreakBefore w:val="0"/>
@@ -6673,73 +6635,23 @@
       </w:r>
     </w:p>
     <w:sectPr>
-      <w:headerReference r:id="rId5" w:type="default"/>
+      <w:headerReference w:type="default" r:id="rId7"/>
       <w:pgSz w:w="11906" w:h="16838"/>
       <w:pgMar w:top="1417" w:right="1800" w:bottom="1440" w:left="1800" w:header="1140" w:footer="992" w:gutter="0"/>
-      <w:cols w:space="425" w:num="1"/>
+      <w:cols w:num="1" w:space="425"/>
       <w:docGrid w:type="lines" w:linePitch="312" w:charSpace="0"/>
     </w:sectPr>
   </w:body>
 </w:document>
 </file>
 
-<file path=word/endnotes.xml><?xml version="1.0" encoding="utf-8"?>
-<w:endnotes xmlns:wpc="http://schemas.microsoft.com/office/word/2010/wordprocessingCanvas" xmlns:mc="http://schemas.openxmlformats.org/markup-compatibility/2006" xmlns:o="urn:schemas-microsoft-com:office:office" xmlns:r="http://schemas.openxmlformats.org/officeDocument/2006/relationships" xmlns:m="http://schemas.openxmlformats.org/officeDocument/2006/math" xmlns:v="urn:schemas-microsoft-com:vml" xmlns:wp14="http://schemas.microsoft.com/office/word/2010/wordprocessingDrawing" xmlns:wp="http://schemas.openxmlformats.org/drawingml/2006/wordprocessingDrawing" xmlns:w="http://schemas.openxmlformats.org/wordprocessingml/2006/main" xmlns:w14="http://schemas.microsoft.com/office/word/2010/wordml" xmlns:w15="http://schemas.microsoft.com/office/word/2012/wordml" xmlns:w10="urn:schemas-microsoft-com:office:word" xmlns:wpg="http://schemas.microsoft.com/office/word/2010/wordprocessingGroup" xmlns:wpi="http://schemas.microsoft.com/office/word/2010/wordprocessingInk" xmlns:wne="http://schemas.microsoft.com/office/word/2006/wordml" xmlns:wps="http://schemas.microsoft.com/office/word/2010/wordprocessingShape" xmlns:wpsCustomData="http://www.wps.cn/officeDocument/2013/wpsCustomData" mc:Ignorable="w14 w15 wp14">
-  <w:endnote w:type="separator" w:id="0">
-    <w:p>
-      <w:pPr>
-        <w:spacing w:line="240" w:lineRule="auto"/>
-      </w:pPr>
-      <w:r>
-        <w:separator/>
-      </w:r>
-    </w:p>
-  </w:endnote>
-  <w:endnote w:type="continuationSeparator" w:id="1">
-    <w:p>
-      <w:pPr>
-        <w:spacing w:line="240" w:lineRule="auto"/>
-      </w:pPr>
-      <w:r>
-        <w:continuationSeparator/>
-      </w:r>
-    </w:p>
-  </w:endnote>
-</w:endnotes>
-</file>
-
-<file path=word/footnotes.xml><?xml version="1.0" encoding="utf-8"?>
-<w:footnotes xmlns:wpc="http://schemas.microsoft.com/office/word/2010/wordprocessingCanvas" xmlns:mc="http://schemas.openxmlformats.org/markup-compatibility/2006" xmlns:o="urn:schemas-microsoft-com:office:office" xmlns:r="http://schemas.openxmlformats.org/officeDocument/2006/relationships" xmlns:m="http://schemas.openxmlformats.org/officeDocument/2006/math" xmlns:v="urn:schemas-microsoft-com:vml" xmlns:wp14="http://schemas.microsoft.com/office/word/2010/wordprocessingDrawing" xmlns:wp="http://schemas.openxmlformats.org/drawingml/2006/wordprocessingDrawing" xmlns:w="http://schemas.openxmlformats.org/wordprocessingml/2006/main" xmlns:w14="http://schemas.microsoft.com/office/word/2010/wordml" xmlns:w15="http://schemas.microsoft.com/office/word/2012/wordml" xmlns:w10="urn:schemas-microsoft-com:office:word" xmlns:wpg="http://schemas.microsoft.com/office/word/2010/wordprocessingGroup" xmlns:wpi="http://schemas.microsoft.com/office/word/2010/wordprocessingInk" xmlns:wne="http://schemas.microsoft.com/office/word/2006/wordml" xmlns:wps="http://schemas.microsoft.com/office/word/2010/wordprocessingShape" xmlns:wpsCustomData="http://www.wps.cn/officeDocument/2013/wpsCustomData" mc:Ignorable="w14 w15 wp14">
-  <w:footnote w:type="separator" w:id="0">
-    <w:p>
-      <w:pPr>
-        <w:spacing w:line="360" w:lineRule="auto"/>
-      </w:pPr>
-      <w:r>
-        <w:separator/>
-      </w:r>
-    </w:p>
-  </w:footnote>
-  <w:footnote w:type="continuationSeparator" w:id="1">
-    <w:p>
-      <w:pPr>
-        <w:spacing w:line="360" w:lineRule="auto"/>
-      </w:pPr>
-      <w:r>
-        <w:continuationSeparator/>
-      </w:r>
-    </w:p>
-  </w:footnote>
-</w:footnotes>
-</file>
-
 <file path=word/header1.xml><?xml version="1.0" encoding="utf-8"?>
-<w:hdr xmlns:wpc="http://schemas.microsoft.com/office/word/2010/wordprocessingCanvas" xmlns:mc="http://schemas.openxmlformats.org/markup-compatibility/2006" xmlns:o="urn:schemas-microsoft-com:office:office" xmlns:r="http://schemas.openxmlformats.org/officeDocument/2006/relationships" xmlns:m="http://schemas.openxmlformats.org/officeDocument/2006/math" xmlns:v="urn:schemas-microsoft-com:vml" xmlns:wp14="http://schemas.microsoft.com/office/word/2010/wordprocessingDrawing" xmlns:wp="http://schemas.openxmlformats.org/drawingml/2006/wordprocessingDrawing" xmlns:w10="urn:schemas-microsoft-com:office:word" xmlns:w="http://schemas.openxmlformats.org/wordprocessingml/2006/main" xmlns:w14="http://schemas.microsoft.com/office/word/2010/wordml" xmlns:w15="http://schemas.microsoft.com/office/word/2012/wordml" xmlns:wpg="http://schemas.microsoft.com/office/word/2010/wordprocessingGroup" xmlns:wpi="http://schemas.microsoft.com/office/word/2010/wordprocessingInk" xmlns:wne="http://schemas.microsoft.com/office/word/2006/wordml" xmlns:wps="http://schemas.microsoft.com/office/word/2010/wordprocessingShape" xmlns:wpsCustomData="http://www.wps.cn/officeDocument/2013/wpsCustomData" mc:Ignorable="w14 w15 wp14">
+<w:hdr xmlns:wpc="http://schemas.microsoft.com/office/word/2010/wordprocessingCanvas" xmlns:mc="http://schemas.openxmlformats.org/markup-compatibility/2006" xmlns:o="urn:schemas-microsoft-com:office:office" xmlns:r="http://schemas.openxmlformats.org/officeDocument/2006/relationships" xmlns:m="http://schemas.openxmlformats.org/officeDocument/2006/math" xmlns:v="urn:schemas-microsoft-com:vml" xmlns:wp14="http://schemas.microsoft.com/office/word/2010/wordprocessingDrawing" xmlns:wp="http://schemas.openxmlformats.org/drawingml/2006/wordprocessingDrawing" xmlns:w10="urn:schemas-microsoft-com:office:word" xmlns:w="http://schemas.openxmlformats.org/wordprocessingml/2006/main" xmlns:w14="http://schemas.microsoft.com/office/word/2010/wordml" xmlns:w15="http://schemas.microsoft.com/office/word/2012/wordml" xmlns:wne="http://schemas.microsoft.com/office/word/2006/wordml" xmlns:wpg="http://schemas.microsoft.com/office/word/2010/wordprocessingGroup" xmlns:wpi="http://schemas.microsoft.com/office/word/2010/wordprocessingInk" xmlns:wps="http://schemas.microsoft.com/office/word/2010/wordprocessingShape" mc:Ignorable="w14 w15 wp14">
   <w:p>
     <w:pPr>
-      <w:pStyle w:val="15"/>
+      <w:pStyle w:val="Header"/>
       <w:pBdr>
-        <w:bottom w:val="single" w:color="auto" w:sz="4" w:space="1"/>
+        <w:bottom w:val="single" w:sz="4" w:space="1" w:color="auto"/>
       </w:pBdr>
       <w:tabs>
         <w:tab w:val="left" w:pos="335"/>
@@ -6747,27 +6659,27 @@
       </w:tabs>
       <w:jc w:val="right"/>
       <w:rPr>
-        <w:rFonts w:hint="eastAsia" w:eastAsiaTheme="minorEastAsia"/>
+        <w:rFonts w:eastAsiaTheme="minorEastAsia" w:hint="eastAsia"/>
         <w:lang w:eastAsia="zh-CN"/>
       </w:rPr>
     </w:pPr>
     <w:r>
       <w:rPr>
-        <w:rFonts w:hint="eastAsia" w:eastAsiaTheme="minorEastAsia"/>
+        <w:rFonts w:eastAsiaTheme="minorEastAsia" w:hint="eastAsia"/>
         <w:lang w:val="en-US" w:eastAsia="zh-CN"/>
       </w:rPr>
       <w:tab/>
     </w:r>
     <w:r>
       <w:rPr>
-        <w:rFonts w:hint="eastAsia" w:eastAsiaTheme="minorEastAsia"/>
+        <w:rFonts w:eastAsiaTheme="minorEastAsia" w:hint="eastAsia"/>
         <w:lang w:val="en-US" w:eastAsia="zh-CN"/>
       </w:rPr>
       <w:tab/>
     </w:r>
     <w:r>
       <w:rPr>
-        <w:rFonts w:hint="eastAsia" w:eastAsiaTheme="minorEastAsia"/>
+        <w:rFonts w:eastAsiaTheme="minorEastAsia" w:hint="eastAsia"/>
         <w:lang w:val="en-US" w:eastAsia="zh-CN"/>
       </w:rPr>
       <w:t>江西通信产业服务有限公司</w:t>
@@ -6777,15 +6689,15 @@
 </file>
 
 <file path=word/numbering.xml><?xml version="1.0" encoding="utf-8"?>
-<w:numbering xmlns:wpc="http://schemas.microsoft.com/office/word/2010/wordprocessingCanvas" xmlns:mc="http://schemas.openxmlformats.org/markup-compatibility/2006" xmlns:o="urn:schemas-microsoft-com:office:office" xmlns:r="http://schemas.openxmlformats.org/officeDocument/2006/relationships" xmlns:m="http://schemas.openxmlformats.org/officeDocument/2006/math" xmlns:v="urn:schemas-microsoft-com:vml" xmlns:wp14="http://schemas.microsoft.com/office/word/2010/wordprocessingDrawing" xmlns:wp="http://schemas.openxmlformats.org/drawingml/2006/wordprocessingDrawing" xmlns:w10="urn:schemas-microsoft-com:office:word" xmlns:w="http://schemas.openxmlformats.org/wordprocessingml/2006/main" xmlns:w14="http://schemas.microsoft.com/office/word/2010/wordml" xmlns:wpg="http://schemas.microsoft.com/office/word/2010/wordprocessingGroup" xmlns:wpi="http://schemas.microsoft.com/office/word/2010/wordprocessingInk" xmlns:wne="http://schemas.microsoft.com/office/word/2006/wordml" xmlns:wps="http://schemas.microsoft.com/office/word/2010/wordprocessingShape" xmlns:wpsCustomData="http://www.wps.cn/officeDocument/2013/wpsCustomData" mc:Ignorable="w14 wp14">
+<w:numbering xmlns:wpc="http://schemas.microsoft.com/office/word/2010/wordprocessingCanvas" xmlns:mc="http://schemas.openxmlformats.org/markup-compatibility/2006" xmlns:o="urn:schemas-microsoft-com:office:office" xmlns:r="http://schemas.openxmlformats.org/officeDocument/2006/relationships" xmlns:m="http://schemas.openxmlformats.org/officeDocument/2006/math" xmlns:v="urn:schemas-microsoft-com:vml" xmlns:wp14="http://schemas.microsoft.com/office/word/2010/wordprocessingDrawing" xmlns:wp="http://schemas.openxmlformats.org/drawingml/2006/wordprocessingDrawing" xmlns:w10="urn:schemas-microsoft-com:office:word" xmlns:w="http://schemas.openxmlformats.org/wordprocessingml/2006/main" xmlns:w14="http://schemas.microsoft.com/office/word/2010/wordml" xmlns:w15="http://schemas.microsoft.com/office/word/2012/wordml" xmlns:wne="http://schemas.microsoft.com/office/word/2006/wordml" xmlns:wpg="http://schemas.microsoft.com/office/word/2010/wordprocessingGroup" xmlns:wpi="http://schemas.microsoft.com/office/word/2010/wordprocessingInk" xmlns:wps="http://schemas.microsoft.com/office/word/2010/wordprocessingShape" mc:Ignorable="w14 w15 wp14">
   <w:abstractNum w:abstractNumId="0">
     <w:nsid w:val="8E964DCE"/>
     <w:multiLevelType w:val="multilevel"/>
     <w:tmpl w:val="8E964DCE"/>
-    <w:lvl w:ilvl="0" w:tentative="0">
+    <w:lvl w:ilvl="0">
       <w:start w:val="1"/>
       <w:numFmt w:val="decimal"/>
-      <w:pStyle w:val="2"/>
+      <w:pStyle w:val="Heading1"/>
       <w:lvlText w:val="%1."/>
       <w:lvlJc w:val="left"/>
       <w:pPr>
@@ -6795,10 +6707,10 @@
         <w:rFonts w:hint="default"/>
       </w:rPr>
     </w:lvl>
-    <w:lvl w:ilvl="1" w:tentative="0">
+    <w:lvl w:ilvl="1">
       <w:start w:val="1"/>
       <w:numFmt w:val="decimal"/>
-      <w:pStyle w:val="3"/>
+      <w:pStyle w:val="Heading2"/>
       <w:lvlText w:val="%1.%2."/>
       <w:lvlJc w:val="left"/>
       <w:pPr>
@@ -6808,10 +6720,10 @@
         <w:rFonts w:hint="default"/>
       </w:rPr>
     </w:lvl>
-    <w:lvl w:ilvl="2" w:tentative="0">
+    <w:lvl w:ilvl="2">
       <w:start w:val="1"/>
       <w:numFmt w:val="decimal"/>
-      <w:pStyle w:val="4"/>
+      <w:pStyle w:val="Heading3"/>
       <w:lvlText w:val="%1.%2.%3."/>
       <w:lvlJc w:val="left"/>
       <w:pPr>
@@ -6821,10 +6733,10 @@
         <w:rFonts w:hint="default"/>
       </w:rPr>
     </w:lvl>
-    <w:lvl w:ilvl="3" w:tentative="0">
+    <w:lvl w:ilvl="3">
       <w:start w:val="1"/>
       <w:numFmt w:val="decimal"/>
-      <w:pStyle w:val="5"/>
+      <w:pStyle w:val="Heading4"/>
       <w:lvlText w:val="%1.%2.%3.%4."/>
       <w:lvlJc w:val="left"/>
       <w:pPr>
@@ -6834,10 +6746,10 @@
         <w:rFonts w:hint="default"/>
       </w:rPr>
     </w:lvl>
-    <w:lvl w:ilvl="4" w:tentative="0">
+    <w:lvl w:ilvl="4">
       <w:start w:val="1"/>
       <w:numFmt w:val="decimal"/>
-      <w:pStyle w:val="6"/>
+      <w:pStyle w:val="Heading5"/>
       <w:lvlText w:val="%1.%2.%3.%4.%5."/>
       <w:lvlJc w:val="left"/>
       <w:pPr>
@@ -6847,10 +6759,10 @@
         <w:rFonts w:hint="default"/>
       </w:rPr>
     </w:lvl>
-    <w:lvl w:ilvl="5" w:tentative="0">
+    <w:lvl w:ilvl="5">
       <w:start w:val="1"/>
       <w:numFmt w:val="decimal"/>
-      <w:pStyle w:val="7"/>
+      <w:pStyle w:val="Heading6"/>
       <w:lvlText w:val="%1.%2.%3.%4.%5.%6."/>
       <w:lvlJc w:val="left"/>
       <w:pPr>
@@ -6860,10 +6772,10 @@
         <w:rFonts w:hint="default"/>
       </w:rPr>
     </w:lvl>
-    <w:lvl w:ilvl="6" w:tentative="0">
+    <w:lvl w:ilvl="6">
       <w:start w:val="1"/>
       <w:numFmt w:val="decimal"/>
-      <w:pStyle w:val="8"/>
+      <w:pStyle w:val="Heading7"/>
       <w:lvlText w:val="%1.%2.%3.%4.%5.%6.%7."/>
       <w:lvlJc w:val="left"/>
       <w:pPr>
@@ -6873,10 +6785,10 @@
         <w:rFonts w:hint="default"/>
       </w:rPr>
     </w:lvl>
-    <w:lvl w:ilvl="7" w:tentative="0">
+    <w:lvl w:ilvl="7">
       <w:start w:val="1"/>
       <w:numFmt w:val="decimal"/>
-      <w:pStyle w:val="9"/>
+      <w:pStyle w:val="Heading8"/>
       <w:lvlText w:val="%1.%2.%3.%4.%5.%6.%7.%8."/>
       <w:lvlJc w:val="left"/>
       <w:pPr>
@@ -6886,10 +6798,10 @@
         <w:rFonts w:hint="default"/>
       </w:rPr>
     </w:lvl>
-    <w:lvl w:ilvl="8" w:tentative="0">
+    <w:lvl w:ilvl="8">
       <w:start w:val="1"/>
       <w:numFmt w:val="decimal"/>
-      <w:pStyle w:val="10"/>
+      <w:pStyle w:val="Heading9"/>
       <w:lvlText w:val="%1.%2.%3.%4.%5.%6.%7.%8.%9."/>
       <w:lvlJc w:val="left"/>
       <w:pPr>
@@ -6904,7 +6816,7 @@
     <w:nsid w:val="795C717D"/>
     <w:multiLevelType w:val="singleLevel"/>
     <w:tmpl w:val="795C717D"/>
-    <w:lvl w:ilvl="0" w:tentative="0">
+    <w:lvl w:ilvl="0">
       <w:start w:val="1"/>
       <w:numFmt w:val="decimal"/>
       <w:lvlText w:val="%1."/>
@@ -6927,269 +6839,267 @@
 </file>
 
 <file path=word/styles.xml><?xml version="1.0" encoding="utf-8"?>
-<w:styles xmlns:mc="http://schemas.openxmlformats.org/markup-compatibility/2006" xmlns:o="urn:schemas-microsoft-com:office:office" xmlns:r="http://schemas.openxmlformats.org/officeDocument/2006/relationships" xmlns:m="http://schemas.openxmlformats.org/officeDocument/2006/math" xmlns:v="urn:schemas-microsoft-com:vml" xmlns:w="http://schemas.openxmlformats.org/wordprocessingml/2006/main" xmlns:w14="http://schemas.microsoft.com/office/word/2010/wordml" xmlns:w10="urn:schemas-microsoft-com:office:word" xmlns:sl="http://schemas.openxmlformats.org/schemaLibrary/2006/main" xmlns:wpsCustomData="http://www.wps.cn/officeDocument/2013/wpsCustomData" mc:Ignorable="w14">
+<w:styles xmlns:mc="http://schemas.openxmlformats.org/markup-compatibility/2006" xmlns:r="http://schemas.openxmlformats.org/officeDocument/2006/relationships" xmlns:w="http://schemas.openxmlformats.org/wordprocessingml/2006/main" xmlns:w14="http://schemas.microsoft.com/office/word/2010/wordml" xmlns:w15="http://schemas.microsoft.com/office/word/2012/wordml" mc:Ignorable="w14 w15">
   <w:docDefaults>
     <w:rPrDefault>
       <w:rPr>
-        <w:rFonts w:ascii="Times New Roman" w:hAnsi="Times New Roman" w:eastAsia="宋体" w:cs="Times New Roman"/>
+        <w:rFonts w:ascii="Times New Roman" w:eastAsia="宋体" w:hAnsi="Times New Roman" w:cs="Times New Roman"/>
       </w:rPr>
     </w:rPrDefault>
     <w:pPrDefault/>
   </w:docDefaults>
-  <w:latentStyles w:count="260" w:defQFormat="0" w:defUnhideWhenUsed="1" w:defSemiHidden="1" w:defUIPriority="99" w:defLockedState="0">
-    <w:lsdException w:qFormat="1" w:unhideWhenUsed="0" w:uiPriority="0" w:semiHidden="0" w:name="Normal"/>
-    <w:lsdException w:qFormat="1" w:unhideWhenUsed="0" w:uiPriority="0" w:semiHidden="0" w:name="heading 1"/>
-    <w:lsdException w:qFormat="1" w:uiPriority="0" w:semiHidden="0" w:name="heading 2"/>
-    <w:lsdException w:qFormat="1" w:uiPriority="0" w:name="heading 3"/>
-    <w:lsdException w:qFormat="1" w:uiPriority="0" w:semiHidden="0" w:name="heading 4"/>
-    <w:lsdException w:qFormat="1" w:uiPriority="0" w:name="heading 5"/>
-    <w:lsdException w:qFormat="1" w:uiPriority="0" w:name="heading 6"/>
-    <w:lsdException w:qFormat="1" w:uiPriority="0" w:name="heading 7"/>
-    <w:lsdException w:qFormat="1" w:uiPriority="0" w:name="heading 8"/>
-    <w:lsdException w:qFormat="1" w:uiPriority="0" w:name="heading 9"/>
-    <w:lsdException w:unhideWhenUsed="0" w:uiPriority="0" w:semiHidden="0" w:name="index 1"/>
-    <w:lsdException w:unhideWhenUsed="0" w:uiPriority="0" w:semiHidden="0" w:name="index 2"/>
-    <w:lsdException w:unhideWhenUsed="0" w:uiPriority="0" w:semiHidden="0" w:name="index 3"/>
-    <w:lsdException w:unhideWhenUsed="0" w:uiPriority="0" w:semiHidden="0" w:name="index 4"/>
-    <w:lsdException w:unhideWhenUsed="0" w:uiPriority="0" w:semiHidden="0" w:name="index 5"/>
-    <w:lsdException w:unhideWhenUsed="0" w:uiPriority="0" w:semiHidden="0" w:name="index 6"/>
-    <w:lsdException w:unhideWhenUsed="0" w:uiPriority="0" w:semiHidden="0" w:name="index 7"/>
-    <w:lsdException w:unhideWhenUsed="0" w:uiPriority="0" w:semiHidden="0" w:name="index 8"/>
-    <w:lsdException w:unhideWhenUsed="0" w:uiPriority="0" w:semiHidden="0" w:name="index 9"/>
-    <w:lsdException w:qFormat="1" w:unhideWhenUsed="0" w:uiPriority="0" w:semiHidden="0" w:name="toc 1"/>
-    <w:lsdException w:qFormat="1" w:unhideWhenUsed="0" w:uiPriority="0" w:semiHidden="0" w:name="toc 2"/>
-    <w:lsdException w:qFormat="1" w:unhideWhenUsed="0" w:uiPriority="0" w:semiHidden="0" w:name="toc 3"/>
-    <w:lsdException w:unhideWhenUsed="0" w:uiPriority="0" w:semiHidden="0" w:name="toc 4"/>
-    <w:lsdException w:unhideWhenUsed="0" w:uiPriority="0" w:semiHidden="0" w:name="toc 5"/>
-    <w:lsdException w:unhideWhenUsed="0" w:uiPriority="0" w:semiHidden="0" w:name="toc 6"/>
-    <w:lsdException w:unhideWhenUsed="0" w:uiPriority="0" w:semiHidden="0" w:name="toc 7"/>
-    <w:lsdException w:unhideWhenUsed="0" w:uiPriority="0" w:semiHidden="0" w:name="toc 8"/>
-    <w:lsdException w:unhideWhenUsed="0" w:uiPriority="0" w:semiHidden="0" w:name="toc 9"/>
-    <w:lsdException w:unhideWhenUsed="0" w:uiPriority="0" w:semiHidden="0" w:name="Normal Indent"/>
-    <w:lsdException w:unhideWhenUsed="0" w:uiPriority="0" w:semiHidden="0" w:name="footnote text"/>
-    <w:lsdException w:qFormat="1" w:unhideWhenUsed="0" w:uiPriority="0" w:semiHidden="0" w:name="annotation text"/>
-    <w:lsdException w:qFormat="1" w:unhideWhenUsed="0" w:uiPriority="0" w:semiHidden="0" w:name="header"/>
-    <w:lsdException w:qFormat="1" w:unhideWhenUsed="0" w:uiPriority="0" w:semiHidden="0" w:name="footer"/>
-    <w:lsdException w:unhideWhenUsed="0" w:uiPriority="0" w:semiHidden="0" w:name="index heading"/>
-    <w:lsdException w:qFormat="1" w:uiPriority="0" w:name="caption"/>
-    <w:lsdException w:unhideWhenUsed="0" w:uiPriority="0" w:semiHidden="0" w:name="table of figures"/>
-    <w:lsdException w:unhideWhenUsed="0" w:uiPriority="0" w:semiHidden="0" w:name="envelope address"/>
-    <w:lsdException w:unhideWhenUsed="0" w:uiPriority="0" w:semiHidden="0" w:name="envelope return"/>
-    <w:lsdException w:unhideWhenUsed="0" w:uiPriority="0" w:semiHidden="0" w:name="footnote reference"/>
-    <w:lsdException w:unhideWhenUsed="0" w:uiPriority="0" w:semiHidden="0" w:name="annotation reference"/>
-    <w:lsdException w:unhideWhenUsed="0" w:uiPriority="0" w:semiHidden="0" w:name="line number"/>
-    <w:lsdException w:unhideWhenUsed="0" w:uiPriority="0" w:semiHidden="0" w:name="page number"/>
-    <w:lsdException w:unhideWhenUsed="0" w:uiPriority="0" w:semiHidden="0" w:name="endnote reference"/>
-    <w:lsdException w:unhideWhenUsed="0" w:uiPriority="0" w:semiHidden="0" w:name="endnote text"/>
-    <w:lsdException w:unhideWhenUsed="0" w:uiPriority="0" w:semiHidden="0" w:name="table of authorities"/>
-    <w:lsdException w:unhideWhenUsed="0" w:uiPriority="0" w:semiHidden="0" w:name="macro"/>
-    <w:lsdException w:unhideWhenUsed="0" w:uiPriority="0" w:semiHidden="0" w:name="toa heading"/>
-    <w:lsdException w:unhideWhenUsed="0" w:uiPriority="0" w:semiHidden="0" w:name="List"/>
-    <w:lsdException w:unhideWhenUsed="0" w:uiPriority="0" w:semiHidden="0" w:name="List Bullet"/>
-    <w:lsdException w:unhideWhenUsed="0" w:uiPriority="0" w:semiHidden="0" w:name="List Number"/>
-    <w:lsdException w:unhideWhenUsed="0" w:uiPriority="0" w:semiHidden="0" w:name="List 2"/>
-    <w:lsdException w:unhideWhenUsed="0" w:uiPriority="0" w:semiHidden="0" w:name="List 3"/>
-    <w:lsdException w:unhideWhenUsed="0" w:uiPriority="0" w:semiHidden="0" w:name="List 4"/>
-    <w:lsdException w:unhideWhenUsed="0" w:uiPriority="0" w:semiHidden="0" w:name="List 5"/>
-    <w:lsdException w:unhideWhenUsed="0" w:uiPriority="0" w:semiHidden="0" w:name="List Bullet 2"/>
-    <w:lsdException w:unhideWhenUsed="0" w:uiPriority="0" w:semiHidden="0" w:name="List Bullet 3"/>
-    <w:lsdException w:unhideWhenUsed="0" w:uiPriority="0" w:semiHidden="0" w:name="List Bullet 4"/>
-    <w:lsdException w:unhideWhenUsed="0" w:uiPriority="0" w:semiHidden="0" w:name="List Bullet 5"/>
-    <w:lsdException w:unhideWhenUsed="0" w:uiPriority="0" w:semiHidden="0" w:name="List Number 2"/>
-    <w:lsdException w:unhideWhenUsed="0" w:uiPriority="0" w:semiHidden="0" w:name="List Number 3"/>
-    <w:lsdException w:unhideWhenUsed="0" w:uiPriority="0" w:semiHidden="0" w:name="List Number 4"/>
-    <w:lsdException w:unhideWhenUsed="0" w:uiPriority="0" w:semiHidden="0" w:name="List Number 5"/>
-    <w:lsdException w:qFormat="1" w:unhideWhenUsed="0" w:uiPriority="0" w:semiHidden="0" w:name="Title"/>
-    <w:lsdException w:unhideWhenUsed="0" w:uiPriority="0" w:semiHidden="0" w:name="Closing"/>
-    <w:lsdException w:unhideWhenUsed="0" w:uiPriority="0" w:semiHidden="0" w:name="Signature"/>
-    <w:lsdException w:qFormat="1" w:unhideWhenUsed="0" w:uiPriority="0" w:name="Default Paragraph Font"/>
-    <w:lsdException w:qFormat="1" w:unhideWhenUsed="0" w:uiPriority="0" w:name="Body Text"/>
-    <w:lsdException w:unhideWhenUsed="0" w:uiPriority="0" w:semiHidden="0" w:name="Body Text Indent"/>
-    <w:lsdException w:unhideWhenUsed="0" w:uiPriority="0" w:semiHidden="0" w:name="List Continue"/>
-    <w:lsdException w:unhideWhenUsed="0" w:uiPriority="0" w:semiHidden="0" w:name="List Continue 2"/>
-    <w:lsdException w:unhideWhenUsed="0" w:uiPriority="0" w:semiHidden="0" w:name="List Continue 3"/>
-    <w:lsdException w:unhideWhenUsed="0" w:uiPriority="0" w:semiHidden="0" w:name="List Continue 4"/>
-    <w:lsdException w:unhideWhenUsed="0" w:uiPriority="0" w:semiHidden="0" w:name="List Continue 5"/>
-    <w:lsdException w:unhideWhenUsed="0" w:uiPriority="0" w:semiHidden="0" w:name="Message Header"/>
-    <w:lsdException w:qFormat="1" w:unhideWhenUsed="0" w:uiPriority="0" w:semiHidden="0" w:name="Subtitle"/>
-    <w:lsdException w:unhideWhenUsed="0" w:uiPriority="0" w:semiHidden="0" w:name="Salutation"/>
-    <w:lsdException w:unhideWhenUsed="0" w:uiPriority="0" w:semiHidden="0" w:name="Date"/>
-    <w:lsdException w:unhideWhenUsed="0" w:uiPriority="0" w:semiHidden="0" w:name="Body Text First Indent"/>
-    <w:lsdException w:unhideWhenUsed="0" w:uiPriority="0" w:semiHidden="0" w:name="Body Text First Indent 2"/>
-    <w:lsdException w:uiPriority="99" w:name="Note Heading"/>
-    <w:lsdException w:unhideWhenUsed="0" w:uiPriority="0" w:semiHidden="0" w:name="Body Text 2"/>
-    <w:lsdException w:unhideWhenUsed="0" w:uiPriority="0" w:semiHidden="0" w:name="Body Text 3"/>
-    <w:lsdException w:unhideWhenUsed="0" w:uiPriority="0" w:semiHidden="0" w:name="Body Text Indent 2"/>
-    <w:lsdException w:unhideWhenUsed="0" w:uiPriority="0" w:semiHidden="0" w:name="Body Text Indent 3"/>
-    <w:lsdException w:unhideWhenUsed="0" w:uiPriority="0" w:semiHidden="0" w:name="Block Text"/>
-    <w:lsdException w:unhideWhenUsed="0" w:uiPriority="0" w:semiHidden="0" w:name="Hyperlink"/>
-    <w:lsdException w:unhideWhenUsed="0" w:uiPriority="0" w:semiHidden="0" w:name="FollowedHyperlink"/>
-    <w:lsdException w:qFormat="1" w:unhideWhenUsed="0" w:uiPriority="0" w:semiHidden="0" w:name="Strong"/>
-    <w:lsdException w:qFormat="1" w:unhideWhenUsed="0" w:uiPriority="0" w:semiHidden="0" w:name="Emphasis"/>
-    <w:lsdException w:unhideWhenUsed="0" w:uiPriority="0" w:semiHidden="0" w:name="Document Map"/>
-    <w:lsdException w:unhideWhenUsed="0" w:uiPriority="0" w:semiHidden="0" w:name="Plain Text"/>
-    <w:lsdException w:unhideWhenUsed="0" w:uiPriority="0" w:semiHidden="0" w:name="E-mail Signature"/>
-    <w:lsdException w:qFormat="1" w:unhideWhenUsed="0" w:uiPriority="0" w:semiHidden="0" w:name="Normal (Web)"/>
-    <w:lsdException w:unhideWhenUsed="0" w:uiPriority="0" w:semiHidden="0" w:name="HTML Acronym"/>
-    <w:lsdException w:unhideWhenUsed="0" w:uiPriority="0" w:semiHidden="0" w:name="HTML Address"/>
-    <w:lsdException w:unhideWhenUsed="0" w:uiPriority="0" w:semiHidden="0" w:name="HTML Cite"/>
-    <w:lsdException w:unhideWhenUsed="0" w:uiPriority="0" w:semiHidden="0" w:name="HTML Code"/>
-    <w:lsdException w:unhideWhenUsed="0" w:uiPriority="0" w:semiHidden="0" w:name="HTML Definition"/>
-    <w:lsdException w:unhideWhenUsed="0" w:uiPriority="0" w:semiHidden="0" w:name="HTML Keyboard"/>
-    <w:lsdException w:unhideWhenUsed="0" w:uiPriority="0" w:semiHidden="0" w:name="HTML Preformatted"/>
-    <w:lsdException w:unhideWhenUsed="0" w:uiPriority="0" w:semiHidden="0" w:name="HTML Sample"/>
-    <w:lsdException w:unhideWhenUsed="0" w:uiPriority="0" w:semiHidden="0" w:name="HTML Typewriter"/>
-    <w:lsdException w:unhideWhenUsed="0" w:uiPriority="0" w:semiHidden="0" w:name="HTML Variable"/>
-    <w:lsdException w:qFormat="1" w:unhideWhenUsed="0" w:uiPriority="0" w:name="Normal Table"/>
-    <w:lsdException w:unhideWhenUsed="0" w:uiPriority="0" w:semiHidden="0" w:name="annotation subject"/>
-    <w:lsdException w:unhideWhenUsed="0" w:uiPriority="0" w:semiHidden="0" w:name="Table Simple 1"/>
-    <w:lsdException w:unhideWhenUsed="0" w:uiPriority="0" w:semiHidden="0" w:name="Table Simple 2"/>
-    <w:lsdException w:unhideWhenUsed="0" w:uiPriority="0" w:semiHidden="0" w:name="Table Simple 3"/>
-    <w:lsdException w:unhideWhenUsed="0" w:uiPriority="0" w:semiHidden="0" w:name="Table Classic 1"/>
-    <w:lsdException w:unhideWhenUsed="0" w:uiPriority="0" w:semiHidden="0" w:name="Table Classic 2"/>
-    <w:lsdException w:unhideWhenUsed="0" w:uiPriority="0" w:semiHidden="0" w:name="Table Classic 3"/>
-    <w:lsdException w:unhideWhenUsed="0" w:uiPriority="0" w:semiHidden="0" w:name="Table Classic 4"/>
-    <w:lsdException w:unhideWhenUsed="0" w:uiPriority="0" w:semiHidden="0" w:name="Table Colorful 1"/>
-    <w:lsdException w:unhideWhenUsed="0" w:uiPriority="0" w:semiHidden="0" w:name="Table Colorful 2"/>
-    <w:lsdException w:unhideWhenUsed="0" w:uiPriority="0" w:semiHidden="0" w:name="Table Colorful 3"/>
-    <w:lsdException w:unhideWhenUsed="0" w:uiPriority="0" w:semiHidden="0" w:name="Table Columns 1"/>
-    <w:lsdException w:unhideWhenUsed="0" w:uiPriority="0" w:semiHidden="0" w:name="Table Columns 2"/>
-    <w:lsdException w:unhideWhenUsed="0" w:uiPriority="0" w:semiHidden="0" w:name="Table Columns 3"/>
-    <w:lsdException w:unhideWhenUsed="0" w:uiPriority="0" w:semiHidden="0" w:name="Table Columns 4"/>
-    <w:lsdException w:unhideWhenUsed="0" w:uiPriority="0" w:semiHidden="0" w:name="Table Columns 5"/>
-    <w:lsdException w:unhideWhenUsed="0" w:uiPriority="0" w:semiHidden="0" w:name="Table Grid 1"/>
-    <w:lsdException w:unhideWhenUsed="0" w:uiPriority="0" w:semiHidden="0" w:name="Table Grid 2"/>
-    <w:lsdException w:unhideWhenUsed="0" w:uiPriority="0" w:semiHidden="0" w:name="Table Grid 3"/>
-    <w:lsdException w:unhideWhenUsed="0" w:uiPriority="0" w:semiHidden="0" w:name="Table Grid 4"/>
-    <w:lsdException w:unhideWhenUsed="0" w:uiPriority="0" w:semiHidden="0" w:name="Table Grid 5"/>
-    <w:lsdException w:unhideWhenUsed="0" w:uiPriority="0" w:semiHidden="0" w:name="Table Grid 6"/>
-    <w:lsdException w:unhideWhenUsed="0" w:uiPriority="0" w:semiHidden="0" w:name="Table Grid 7"/>
-    <w:lsdException w:unhideWhenUsed="0" w:uiPriority="0" w:semiHidden="0" w:name="Table Grid 8"/>
-    <w:lsdException w:unhideWhenUsed="0" w:uiPriority="0" w:semiHidden="0" w:name="Table List 1"/>
-    <w:lsdException w:unhideWhenUsed="0" w:uiPriority="0" w:semiHidden="0" w:name="Table List 2"/>
-    <w:lsdException w:unhideWhenUsed="0" w:uiPriority="0" w:semiHidden="0" w:name="Table List 3"/>
-    <w:lsdException w:unhideWhenUsed="0" w:uiPriority="0" w:semiHidden="0" w:name="Table List 4"/>
-    <w:lsdException w:unhideWhenUsed="0" w:uiPriority="0" w:semiHidden="0" w:name="Table List 5"/>
-    <w:lsdException w:unhideWhenUsed="0" w:uiPriority="0" w:semiHidden="0" w:name="Table List 6"/>
-    <w:lsdException w:unhideWhenUsed="0" w:uiPriority="0" w:semiHidden="0" w:name="Table List 7"/>
-    <w:lsdException w:unhideWhenUsed="0" w:uiPriority="0" w:semiHidden="0" w:name="Table List 8"/>
-    <w:lsdException w:unhideWhenUsed="0" w:uiPriority="0" w:semiHidden="0" w:name="Table 3D effects 1"/>
-    <w:lsdException w:unhideWhenUsed="0" w:uiPriority="0" w:semiHidden="0" w:name="Table 3D effects 2"/>
-    <w:lsdException w:unhideWhenUsed="0" w:uiPriority="0" w:semiHidden="0" w:name="Table 3D effects 3"/>
-    <w:lsdException w:unhideWhenUsed="0" w:uiPriority="0" w:semiHidden="0" w:name="Table Contemporary"/>
-    <w:lsdException w:unhideWhenUsed="0" w:uiPriority="0" w:semiHidden="0" w:name="Table Elegant"/>
-    <w:lsdException w:unhideWhenUsed="0" w:uiPriority="0" w:semiHidden="0" w:name="Table Professional"/>
-    <w:lsdException w:unhideWhenUsed="0" w:uiPriority="0" w:semiHidden="0" w:name="Table Subtle 1"/>
-    <w:lsdException w:unhideWhenUsed="0" w:uiPriority="0" w:semiHidden="0" w:name="Table Subtle 2"/>
-    <w:lsdException w:unhideWhenUsed="0" w:uiPriority="0" w:semiHidden="0" w:name="Table Web 1"/>
-    <w:lsdException w:unhideWhenUsed="0" w:uiPriority="0" w:semiHidden="0" w:name="Table Web 2"/>
-    <w:lsdException w:unhideWhenUsed="0" w:uiPriority="0" w:semiHidden="0" w:name="Table Web 3"/>
-    <w:lsdException w:unhideWhenUsed="0" w:uiPriority="0" w:semiHidden="0" w:name="Balloon Text"/>
-    <w:lsdException w:qFormat="1" w:unhideWhenUsed="0" w:uiPriority="0" w:semiHidden="0" w:name="Table Grid"/>
-    <w:lsdException w:unhideWhenUsed="0" w:uiPriority="0" w:semiHidden="0" w:name="Table Theme"/>
-    <w:lsdException w:unhideWhenUsed="0" w:uiPriority="60" w:semiHidden="0" w:name="Light Shading"/>
-    <w:lsdException w:unhideWhenUsed="0" w:uiPriority="61" w:semiHidden="0" w:name="Light List"/>
-    <w:lsdException w:unhideWhenUsed="0" w:uiPriority="62" w:semiHidden="0" w:name="Light Grid"/>
-    <w:lsdException w:unhideWhenUsed="0" w:uiPriority="63" w:semiHidden="0" w:name="Medium Shading 1"/>
-    <w:lsdException w:unhideWhenUsed="0" w:uiPriority="64" w:semiHidden="0" w:name="Medium Shading 2"/>
-    <w:lsdException w:unhideWhenUsed="0" w:uiPriority="65" w:semiHidden="0" w:name="Medium List 1"/>
-    <w:lsdException w:unhideWhenUsed="0" w:uiPriority="66" w:semiHidden="0" w:name="Medium List 2"/>
-    <w:lsdException w:unhideWhenUsed="0" w:uiPriority="67" w:semiHidden="0" w:name="Medium Grid 1"/>
-    <w:lsdException w:unhideWhenUsed="0" w:uiPriority="68" w:semiHidden="0" w:name="Medium Grid 2"/>
-    <w:lsdException w:unhideWhenUsed="0" w:uiPriority="69" w:semiHidden="0" w:name="Medium Grid 3"/>
-    <w:lsdException w:unhideWhenUsed="0" w:uiPriority="70" w:semiHidden="0" w:name="Dark List"/>
-    <w:lsdException w:unhideWhenUsed="0" w:uiPriority="71" w:semiHidden="0" w:name="Colorful Shading"/>
-    <w:lsdException w:unhideWhenUsed="0" w:uiPriority="72" w:semiHidden="0" w:name="Colorful List"/>
-    <w:lsdException w:unhideWhenUsed="0" w:uiPriority="73" w:semiHidden="0" w:name="Colorful Grid"/>
-    <w:lsdException w:unhideWhenUsed="0" w:uiPriority="60" w:semiHidden="0" w:name="Light Shading Accent 1"/>
-    <w:lsdException w:unhideWhenUsed="0" w:uiPriority="61" w:semiHidden="0" w:name="Light List Accent 1"/>
-    <w:lsdException w:unhideWhenUsed="0" w:uiPriority="62" w:semiHidden="0" w:name="Light Grid Accent 1"/>
-    <w:lsdException w:unhideWhenUsed="0" w:uiPriority="63" w:semiHidden="0" w:name="Medium Shading 1 Accent 1"/>
-    <w:lsdException w:unhideWhenUsed="0" w:uiPriority="64" w:semiHidden="0" w:name="Medium Shading 2 Accent 1"/>
-    <w:lsdException w:unhideWhenUsed="0" w:uiPriority="65" w:semiHidden="0" w:name="Medium List 1 Accent 1"/>
-    <w:lsdException w:unhideWhenUsed="0" w:uiPriority="66" w:semiHidden="0" w:name="Medium List 2 Accent 1"/>
-    <w:lsdException w:unhideWhenUsed="0" w:uiPriority="67" w:semiHidden="0" w:name="Medium Grid 1 Accent 1"/>
-    <w:lsdException w:unhideWhenUsed="0" w:uiPriority="68" w:semiHidden="0" w:name="Medium Grid 2 Accent 1"/>
-    <w:lsdException w:unhideWhenUsed="0" w:uiPriority="69" w:semiHidden="0" w:name="Medium Grid 3 Accent 1"/>
-    <w:lsdException w:unhideWhenUsed="0" w:uiPriority="70" w:semiHidden="0" w:name="Dark List Accent 1"/>
-    <w:lsdException w:unhideWhenUsed="0" w:uiPriority="71" w:semiHidden="0" w:name="Colorful Shading Accent 1"/>
-    <w:lsdException w:unhideWhenUsed="0" w:uiPriority="72" w:semiHidden="0" w:name="Colorful List Accent 1"/>
-    <w:lsdException w:unhideWhenUsed="0" w:uiPriority="73" w:semiHidden="0" w:name="Colorful Grid Accent 1"/>
-    <w:lsdException w:unhideWhenUsed="0" w:uiPriority="60" w:semiHidden="0" w:name="Light Shading Accent 2"/>
-    <w:lsdException w:unhideWhenUsed="0" w:uiPriority="61" w:semiHidden="0" w:name="Light List Accent 2"/>
-    <w:lsdException w:unhideWhenUsed="0" w:uiPriority="62" w:semiHidden="0" w:name="Light Grid Accent 2"/>
-    <w:lsdException w:unhideWhenUsed="0" w:uiPriority="63" w:semiHidden="0" w:name="Medium Shading 1 Accent 2"/>
-    <w:lsdException w:unhideWhenUsed="0" w:uiPriority="64" w:semiHidden="0" w:name="Medium Shading 2 Accent 2"/>
-    <w:lsdException w:unhideWhenUsed="0" w:uiPriority="65" w:semiHidden="0" w:name="Medium List 1 Accent 2"/>
-    <w:lsdException w:unhideWhenUsed="0" w:uiPriority="66" w:semiHidden="0" w:name="Medium List 2 Accent 2"/>
-    <w:lsdException w:unhideWhenUsed="0" w:uiPriority="67" w:semiHidden="0" w:name="Medium Grid 1 Accent 2"/>
-    <w:lsdException w:unhideWhenUsed="0" w:uiPriority="68" w:semiHidden="0" w:name="Medium Grid 2 Accent 2"/>
-    <w:lsdException w:unhideWhenUsed="0" w:uiPriority="69" w:semiHidden="0" w:name="Medium Grid 3 Accent 2"/>
-    <w:lsdException w:unhideWhenUsed="0" w:uiPriority="70" w:semiHidden="0" w:name="Dark List Accent 2"/>
-    <w:lsdException w:unhideWhenUsed="0" w:uiPriority="71" w:semiHidden="0" w:name="Colorful Shading Accent 2"/>
-    <w:lsdException w:unhideWhenUsed="0" w:uiPriority="72" w:semiHidden="0" w:name="Colorful List Accent 2"/>
-    <w:lsdException w:unhideWhenUsed="0" w:uiPriority="73" w:semiHidden="0" w:name="Colorful Grid Accent 2"/>
-    <w:lsdException w:unhideWhenUsed="0" w:uiPriority="60" w:semiHidden="0" w:name="Light Shading Accent 3"/>
-    <w:lsdException w:unhideWhenUsed="0" w:uiPriority="61" w:semiHidden="0" w:name="Light List Accent 3"/>
-    <w:lsdException w:unhideWhenUsed="0" w:uiPriority="62" w:semiHidden="0" w:name="Light Grid Accent 3"/>
-    <w:lsdException w:unhideWhenUsed="0" w:uiPriority="63" w:semiHidden="0" w:name="Medium Shading 1 Accent 3"/>
-    <w:lsdException w:unhideWhenUsed="0" w:uiPriority="64" w:semiHidden="0" w:name="Medium Shading 2 Accent 3"/>
-    <w:lsdException w:unhideWhenUsed="0" w:uiPriority="65" w:semiHidden="0" w:name="Medium List 1 Accent 3"/>
-    <w:lsdException w:unhideWhenUsed="0" w:uiPriority="66" w:semiHidden="0" w:name="Medium List 2 Accent 3"/>
-    <w:lsdException w:unhideWhenUsed="0" w:uiPriority="67" w:semiHidden="0" w:name="Medium Grid 1 Accent 3"/>
-    <w:lsdException w:unhideWhenUsed="0" w:uiPriority="68" w:semiHidden="0" w:name="Medium Grid 2 Accent 3"/>
-    <w:lsdException w:unhideWhenUsed="0" w:uiPriority="69" w:semiHidden="0" w:name="Medium Grid 3 Accent 3"/>
-    <w:lsdException w:unhideWhenUsed="0" w:uiPriority="70" w:semiHidden="0" w:name="Dark List Accent 3"/>
-    <w:lsdException w:unhideWhenUsed="0" w:uiPriority="71" w:semiHidden="0" w:name="Colorful Shading Accent 3"/>
-    <w:lsdException w:unhideWhenUsed="0" w:uiPriority="72" w:semiHidden="0" w:name="Colorful List Accent 3"/>
-    <w:lsdException w:unhideWhenUsed="0" w:uiPriority="73" w:semiHidden="0" w:name="Colorful Grid Accent 3"/>
-    <w:lsdException w:unhideWhenUsed="0" w:uiPriority="60" w:semiHidden="0" w:name="Light Shading Accent 4"/>
-    <w:lsdException w:unhideWhenUsed="0" w:uiPriority="61" w:semiHidden="0" w:name="Light List Accent 4"/>
-    <w:lsdException w:unhideWhenUsed="0" w:uiPriority="62" w:semiHidden="0" w:name="Light Grid Accent 4"/>
-    <w:lsdException w:unhideWhenUsed="0" w:uiPriority="63" w:semiHidden="0" w:name="Medium Shading 1 Accent 4"/>
-    <w:lsdException w:unhideWhenUsed="0" w:uiPriority="64" w:semiHidden="0" w:name="Medium Shading 2 Accent 4"/>
-    <w:lsdException w:unhideWhenUsed="0" w:uiPriority="65" w:semiHidden="0" w:name="Medium List 1 Accent 4"/>
-    <w:lsdException w:unhideWhenUsed="0" w:uiPriority="66" w:semiHidden="0" w:name="Medium List 2 Accent 4"/>
-    <w:lsdException w:unhideWhenUsed="0" w:uiPriority="67" w:semiHidden="0" w:name="Medium Grid 1 Accent 4"/>
-    <w:lsdException w:unhideWhenUsed="0" w:uiPriority="68" w:semiHidden="0" w:name="Medium Grid 2 Accent 4"/>
-    <w:lsdException w:unhideWhenUsed="0" w:uiPriority="69" w:semiHidden="0" w:name="Medium Grid 3 Accent 4"/>
-    <w:lsdException w:unhideWhenUsed="0" w:uiPriority="70" w:semiHidden="0" w:name="Dark List Accent 4"/>
-    <w:lsdException w:unhideWhenUsed="0" w:uiPriority="71" w:semiHidden="0" w:name="Colorful Shading Accent 4"/>
-    <w:lsdException w:unhideWhenUsed="0" w:uiPriority="72" w:semiHidden="0" w:name="Colorful List Accent 4"/>
-    <w:lsdException w:unhideWhenUsed="0" w:uiPriority="73" w:semiHidden="0" w:name="Colorful Grid Accent 4"/>
-    <w:lsdException w:unhideWhenUsed="0" w:uiPriority="60" w:semiHidden="0" w:name="Light Shading Accent 5"/>
-    <w:lsdException w:unhideWhenUsed="0" w:uiPriority="61" w:semiHidden="0" w:name="Light List Accent 5"/>
-    <w:lsdException w:unhideWhenUsed="0" w:uiPriority="62" w:semiHidden="0" w:name="Light Grid Accent 5"/>
-    <w:lsdException w:unhideWhenUsed="0" w:uiPriority="63" w:semiHidden="0" w:name="Medium Shading 1 Accent 5"/>
-    <w:lsdException w:unhideWhenUsed="0" w:uiPriority="64" w:semiHidden="0" w:name="Medium Shading 2 Accent 5"/>
-    <w:lsdException w:unhideWhenUsed="0" w:uiPriority="65" w:semiHidden="0" w:name="Medium List 1 Accent 5"/>
-    <w:lsdException w:unhideWhenUsed="0" w:uiPriority="66" w:semiHidden="0" w:name="Medium List 2 Accent 5"/>
-    <w:lsdException w:unhideWhenUsed="0" w:uiPriority="67" w:semiHidden="0" w:name="Medium Grid 1 Accent 5"/>
-    <w:lsdException w:unhideWhenUsed="0" w:uiPriority="68" w:semiHidden="0" w:name="Medium Grid 2 Accent 5"/>
-    <w:lsdException w:unhideWhenUsed="0" w:uiPriority="69" w:semiHidden="0" w:name="Medium Grid 3 Accent 5"/>
-    <w:lsdException w:unhideWhenUsed="0" w:uiPriority="70" w:semiHidden="0" w:name="Dark List Accent 5"/>
-    <w:lsdException w:unhideWhenUsed="0" w:uiPriority="71" w:semiHidden="0" w:name="Colorful Shading Accent 5"/>
-    <w:lsdException w:unhideWhenUsed="0" w:uiPriority="72" w:semiHidden="0" w:name="Colorful List Accent 5"/>
-    <w:lsdException w:unhideWhenUsed="0" w:uiPriority="73" w:semiHidden="0" w:name="Colorful Grid Accent 5"/>
-    <w:lsdException w:unhideWhenUsed="0" w:uiPriority="60" w:semiHidden="0" w:name="Light Shading Accent 6"/>
-    <w:lsdException w:unhideWhenUsed="0" w:uiPriority="61" w:semiHidden="0" w:name="Light List Accent 6"/>
-    <w:lsdException w:unhideWhenUsed="0" w:uiPriority="62" w:semiHidden="0" w:name="Light Grid Accent 6"/>
-    <w:lsdException w:unhideWhenUsed="0" w:uiPriority="63" w:semiHidden="0" w:name="Medium Shading 1 Accent 6"/>
-    <w:lsdException w:unhideWhenUsed="0" w:uiPriority="64" w:semiHidden="0" w:name="Medium Shading 2 Accent 6"/>
-    <w:lsdException w:unhideWhenUsed="0" w:uiPriority="65" w:semiHidden="0" w:name="Medium List 1 Accent 6"/>
-    <w:lsdException w:unhideWhenUsed="0" w:uiPriority="66" w:semiHidden="0" w:name="Medium List 2 Accent 6"/>
-    <w:lsdException w:unhideWhenUsed="0" w:uiPriority="67" w:semiHidden="0" w:name="Medium Grid 1 Accent 6"/>
-    <w:lsdException w:unhideWhenUsed="0" w:uiPriority="68" w:semiHidden="0" w:name="Medium Grid 2 Accent 6"/>
-    <w:lsdException w:unhideWhenUsed="0" w:uiPriority="69" w:semiHidden="0" w:name="Medium Grid 3 Accent 6"/>
-    <w:lsdException w:unhideWhenUsed="0" w:uiPriority="70" w:semiHidden="0" w:name="Dark List Accent 6"/>
-    <w:lsdException w:unhideWhenUsed="0" w:uiPriority="71" w:semiHidden="0" w:name="Colorful Shading Accent 6"/>
-    <w:lsdException w:unhideWhenUsed="0" w:uiPriority="72" w:semiHidden="0" w:name="Colorful List Accent 6"/>
-    <w:lsdException w:unhideWhenUsed="0" w:uiPriority="73" w:semiHidden="0" w:name="Colorful Grid Accent 6"/>
+  <w:latentStyles w:defLockedState="0" w:defUIPriority="99" w:defSemiHidden="1" w:defUnhideWhenUsed="1" w:defQFormat="0" w:count="260">
+    <w:lsdException w:name="Normal" w:semiHidden="0" w:uiPriority="0" w:unhideWhenUsed="0" w:qFormat="1"/>
+    <w:lsdException w:name="heading 1" w:semiHidden="0" w:uiPriority="0" w:unhideWhenUsed="0" w:qFormat="1"/>
+    <w:lsdException w:name="heading 2" w:semiHidden="0" w:uiPriority="0" w:qFormat="1"/>
+    <w:lsdException w:name="heading 3" w:uiPriority="0" w:qFormat="1"/>
+    <w:lsdException w:name="heading 4" w:semiHidden="0" w:uiPriority="0" w:qFormat="1"/>
+    <w:lsdException w:name="heading 5" w:uiPriority="0" w:qFormat="1"/>
+    <w:lsdException w:name="heading 6" w:uiPriority="0" w:qFormat="1"/>
+    <w:lsdException w:name="heading 7" w:uiPriority="0" w:qFormat="1"/>
+    <w:lsdException w:name="heading 8" w:uiPriority="0" w:qFormat="1"/>
+    <w:lsdException w:name="heading 9" w:uiPriority="0" w:qFormat="1"/>
+    <w:lsdException w:name="index 1" w:semiHidden="0" w:uiPriority="0" w:unhideWhenUsed="0"/>
+    <w:lsdException w:name="index 2" w:semiHidden="0" w:uiPriority="0" w:unhideWhenUsed="0"/>
+    <w:lsdException w:name="index 3" w:semiHidden="0" w:uiPriority="0" w:unhideWhenUsed="0"/>
+    <w:lsdException w:name="index 4" w:semiHidden="0" w:uiPriority="0" w:unhideWhenUsed="0"/>
+    <w:lsdException w:name="index 5" w:semiHidden="0" w:uiPriority="0" w:unhideWhenUsed="0"/>
+    <w:lsdException w:name="index 6" w:semiHidden="0" w:uiPriority="0" w:unhideWhenUsed="0"/>
+    <w:lsdException w:name="index 7" w:semiHidden="0" w:uiPriority="0" w:unhideWhenUsed="0"/>
+    <w:lsdException w:name="index 8" w:semiHidden="0" w:uiPriority="0" w:unhideWhenUsed="0"/>
+    <w:lsdException w:name="index 9" w:semiHidden="0" w:uiPriority="0" w:unhideWhenUsed="0"/>
+    <w:lsdException w:name="toc 1" w:semiHidden="0" w:uiPriority="0" w:unhideWhenUsed="0" w:qFormat="1"/>
+    <w:lsdException w:name="toc 2" w:semiHidden="0" w:uiPriority="0" w:unhideWhenUsed="0" w:qFormat="1"/>
+    <w:lsdException w:name="toc 3" w:semiHidden="0" w:uiPriority="0" w:unhideWhenUsed="0" w:qFormat="1"/>
+    <w:lsdException w:name="toc 4" w:semiHidden="0" w:uiPriority="0" w:unhideWhenUsed="0"/>
+    <w:lsdException w:name="toc 5" w:semiHidden="0" w:uiPriority="0" w:unhideWhenUsed="0"/>
+    <w:lsdException w:name="toc 6" w:semiHidden="0" w:uiPriority="0" w:unhideWhenUsed="0"/>
+    <w:lsdException w:name="toc 7" w:semiHidden="0" w:uiPriority="0" w:unhideWhenUsed="0"/>
+    <w:lsdException w:name="toc 8" w:semiHidden="0" w:uiPriority="0" w:unhideWhenUsed="0"/>
+    <w:lsdException w:name="toc 9" w:semiHidden="0" w:uiPriority="0" w:unhideWhenUsed="0"/>
+    <w:lsdException w:name="Normal Indent" w:semiHidden="0" w:uiPriority="0" w:unhideWhenUsed="0"/>
+    <w:lsdException w:name="footnote text" w:semiHidden="0" w:uiPriority="0" w:unhideWhenUsed="0"/>
+    <w:lsdException w:name="annotation text" w:semiHidden="0" w:uiPriority="0" w:unhideWhenUsed="0" w:qFormat="1"/>
+    <w:lsdException w:name="header" w:semiHidden="0" w:uiPriority="0" w:unhideWhenUsed="0" w:qFormat="1"/>
+    <w:lsdException w:name="footer" w:semiHidden="0" w:uiPriority="0" w:unhideWhenUsed="0" w:qFormat="1"/>
+    <w:lsdException w:name="index heading" w:semiHidden="0" w:uiPriority="0" w:unhideWhenUsed="0"/>
+    <w:lsdException w:name="caption" w:uiPriority="0" w:qFormat="1"/>
+    <w:lsdException w:name="table of figures" w:semiHidden="0" w:uiPriority="0" w:unhideWhenUsed="0"/>
+    <w:lsdException w:name="envelope address" w:semiHidden="0" w:uiPriority="0" w:unhideWhenUsed="0"/>
+    <w:lsdException w:name="envelope return" w:semiHidden="0" w:uiPriority="0" w:unhideWhenUsed="0"/>
+    <w:lsdException w:name="footnote reference" w:semiHidden="0" w:uiPriority="0" w:unhideWhenUsed="0"/>
+    <w:lsdException w:name="annotation reference" w:semiHidden="0" w:uiPriority="0" w:unhideWhenUsed="0"/>
+    <w:lsdException w:name="line number" w:semiHidden="0" w:uiPriority="0" w:unhideWhenUsed="0"/>
+    <w:lsdException w:name="page number" w:semiHidden="0" w:uiPriority="0" w:unhideWhenUsed="0"/>
+    <w:lsdException w:name="endnote reference" w:semiHidden="0" w:uiPriority="0" w:unhideWhenUsed="0"/>
+    <w:lsdException w:name="endnote text" w:semiHidden="0" w:uiPriority="0" w:unhideWhenUsed="0"/>
+    <w:lsdException w:name="table of authorities" w:semiHidden="0" w:uiPriority="0" w:unhideWhenUsed="0"/>
+    <w:lsdException w:name="macro" w:semiHidden="0" w:uiPriority="0" w:unhideWhenUsed="0"/>
+    <w:lsdException w:name="toa heading" w:semiHidden="0" w:uiPriority="0" w:unhideWhenUsed="0"/>
+    <w:lsdException w:name="List" w:semiHidden="0" w:uiPriority="0" w:unhideWhenUsed="0"/>
+    <w:lsdException w:name="List Bullet" w:semiHidden="0" w:uiPriority="0" w:unhideWhenUsed="0"/>
+    <w:lsdException w:name="List Number" w:semiHidden="0" w:uiPriority="0" w:unhideWhenUsed="0"/>
+    <w:lsdException w:name="List 2" w:semiHidden="0" w:uiPriority="0" w:unhideWhenUsed="0"/>
+    <w:lsdException w:name="List 3" w:semiHidden="0" w:uiPriority="0" w:unhideWhenUsed="0"/>
+    <w:lsdException w:name="List 4" w:semiHidden="0" w:uiPriority="0" w:unhideWhenUsed="0"/>
+    <w:lsdException w:name="List 5" w:semiHidden="0" w:uiPriority="0" w:unhideWhenUsed="0"/>
+    <w:lsdException w:name="List Bullet 2" w:semiHidden="0" w:uiPriority="0" w:unhideWhenUsed="0"/>
+    <w:lsdException w:name="List Bullet 3" w:semiHidden="0" w:uiPriority="0" w:unhideWhenUsed="0"/>
+    <w:lsdException w:name="List Bullet 4" w:semiHidden="0" w:uiPriority="0" w:unhideWhenUsed="0"/>
+    <w:lsdException w:name="List Bullet 5" w:semiHidden="0" w:uiPriority="0" w:unhideWhenUsed="0"/>
+    <w:lsdException w:name="List Number 2" w:semiHidden="0" w:uiPriority="0" w:unhideWhenUsed="0"/>
+    <w:lsdException w:name="List Number 3" w:semiHidden="0" w:uiPriority="0" w:unhideWhenUsed="0"/>
+    <w:lsdException w:name="List Number 4" w:semiHidden="0" w:uiPriority="0" w:unhideWhenUsed="0"/>
+    <w:lsdException w:name="List Number 5" w:semiHidden="0" w:uiPriority="0" w:unhideWhenUsed="0"/>
+    <w:lsdException w:name="Title" w:semiHidden="0" w:uiPriority="0" w:unhideWhenUsed="0" w:qFormat="1"/>
+    <w:lsdException w:name="Closing" w:semiHidden="0" w:uiPriority="0" w:unhideWhenUsed="0"/>
+    <w:lsdException w:name="Signature" w:semiHidden="0" w:uiPriority="0" w:unhideWhenUsed="0"/>
+    <w:lsdException w:name="Default Paragraph Font" w:uiPriority="0" w:unhideWhenUsed="0" w:qFormat="1"/>
+    <w:lsdException w:name="Body Text" w:uiPriority="0" w:unhideWhenUsed="0" w:qFormat="1"/>
+    <w:lsdException w:name="Body Text Indent" w:semiHidden="0" w:uiPriority="0" w:unhideWhenUsed="0"/>
+    <w:lsdException w:name="List Continue" w:semiHidden="0" w:uiPriority="0" w:unhideWhenUsed="0"/>
+    <w:lsdException w:name="List Continue 2" w:semiHidden="0" w:uiPriority="0" w:unhideWhenUsed="0"/>
+    <w:lsdException w:name="List Continue 3" w:semiHidden="0" w:uiPriority="0" w:unhideWhenUsed="0"/>
+    <w:lsdException w:name="List Continue 4" w:semiHidden="0" w:uiPriority="0" w:unhideWhenUsed="0"/>
+    <w:lsdException w:name="List Continue 5" w:semiHidden="0" w:uiPriority="0" w:unhideWhenUsed="0"/>
+    <w:lsdException w:name="Message Header" w:semiHidden="0" w:uiPriority="0" w:unhideWhenUsed="0"/>
+    <w:lsdException w:name="Subtitle" w:semiHidden="0" w:uiPriority="0" w:unhideWhenUsed="0" w:qFormat="1"/>
+    <w:lsdException w:name="Salutation" w:semiHidden="0" w:uiPriority="0" w:unhideWhenUsed="0"/>
+    <w:lsdException w:name="Date" w:semiHidden="0" w:uiPriority="0" w:unhideWhenUsed="0"/>
+    <w:lsdException w:name="Body Text First Indent" w:semiHidden="0" w:uiPriority="0" w:unhideWhenUsed="0"/>
+    <w:lsdException w:name="Body Text First Indent 2" w:semiHidden="0" w:uiPriority="0" w:unhideWhenUsed="0"/>
+    <w:lsdException w:name="Body Text 2" w:semiHidden="0" w:uiPriority="0" w:unhideWhenUsed="0"/>
+    <w:lsdException w:name="Body Text 3" w:semiHidden="0" w:uiPriority="0" w:unhideWhenUsed="0"/>
+    <w:lsdException w:name="Body Text Indent 2" w:semiHidden="0" w:uiPriority="0" w:unhideWhenUsed="0"/>
+    <w:lsdException w:name="Body Text Indent 3" w:semiHidden="0" w:uiPriority="0" w:unhideWhenUsed="0"/>
+    <w:lsdException w:name="Block Text" w:semiHidden="0" w:uiPriority="0" w:unhideWhenUsed="0"/>
+    <w:lsdException w:name="Hyperlink" w:semiHidden="0" w:uiPriority="0" w:unhideWhenUsed="0"/>
+    <w:lsdException w:name="FollowedHyperlink" w:semiHidden="0" w:uiPriority="0" w:unhideWhenUsed="0"/>
+    <w:lsdException w:name="Strong" w:semiHidden="0" w:uiPriority="0" w:unhideWhenUsed="0" w:qFormat="1"/>
+    <w:lsdException w:name="Emphasis" w:semiHidden="0" w:uiPriority="0" w:unhideWhenUsed="0" w:qFormat="1"/>
+    <w:lsdException w:name="Document Map" w:semiHidden="0" w:uiPriority="0" w:unhideWhenUsed="0"/>
+    <w:lsdException w:name="Plain Text" w:semiHidden="0" w:uiPriority="0" w:unhideWhenUsed="0"/>
+    <w:lsdException w:name="E-mail Signature" w:semiHidden="0" w:uiPriority="0" w:unhideWhenUsed="0"/>
+    <w:lsdException w:name="Normal (Web)" w:semiHidden="0" w:uiPriority="0" w:unhideWhenUsed="0" w:qFormat="1"/>
+    <w:lsdException w:name="HTML Acronym" w:semiHidden="0" w:uiPriority="0" w:unhideWhenUsed="0"/>
+    <w:lsdException w:name="HTML Address" w:semiHidden="0" w:uiPriority="0" w:unhideWhenUsed="0"/>
+    <w:lsdException w:name="HTML Cite" w:semiHidden="0" w:uiPriority="0" w:unhideWhenUsed="0"/>
+    <w:lsdException w:name="HTML Code" w:semiHidden="0" w:uiPriority="0" w:unhideWhenUsed="0"/>
+    <w:lsdException w:name="HTML Definition" w:semiHidden="0" w:uiPriority="0" w:unhideWhenUsed="0"/>
+    <w:lsdException w:name="HTML Keyboard" w:semiHidden="0" w:uiPriority="0" w:unhideWhenUsed="0"/>
+    <w:lsdException w:name="HTML Preformatted" w:semiHidden="0" w:uiPriority="0" w:unhideWhenUsed="0"/>
+    <w:lsdException w:name="HTML Sample" w:semiHidden="0" w:uiPriority="0" w:unhideWhenUsed="0"/>
+    <w:lsdException w:name="HTML Typewriter" w:semiHidden="0" w:uiPriority="0" w:unhideWhenUsed="0"/>
+    <w:lsdException w:name="HTML Variable" w:semiHidden="0" w:uiPriority="0" w:unhideWhenUsed="0"/>
+    <w:lsdException w:name="Normal Table" w:uiPriority="0" w:unhideWhenUsed="0" w:qFormat="1"/>
+    <w:lsdException w:name="annotation subject" w:semiHidden="0" w:uiPriority="0" w:unhideWhenUsed="0"/>
+    <w:lsdException w:name="Table Simple 1" w:semiHidden="0" w:uiPriority="0" w:unhideWhenUsed="0"/>
+    <w:lsdException w:name="Table Simple 2" w:semiHidden="0" w:uiPriority="0" w:unhideWhenUsed="0"/>
+    <w:lsdException w:name="Table Simple 3" w:semiHidden="0" w:uiPriority="0" w:unhideWhenUsed="0"/>
+    <w:lsdException w:name="Table Classic 1" w:semiHidden="0" w:uiPriority="0" w:unhideWhenUsed="0"/>
+    <w:lsdException w:name="Table Classic 2" w:semiHidden="0" w:uiPriority="0" w:unhideWhenUsed="0"/>
+    <w:lsdException w:name="Table Classic 3" w:semiHidden="0" w:uiPriority="0" w:unhideWhenUsed="0"/>
+    <w:lsdException w:name="Table Classic 4" w:semiHidden="0" w:uiPriority="0" w:unhideWhenUsed="0"/>
+    <w:lsdException w:name="Table Colorful 1" w:semiHidden="0" w:uiPriority="0" w:unhideWhenUsed="0"/>
+    <w:lsdException w:name="Table Colorful 2" w:semiHidden="0" w:uiPriority="0" w:unhideWhenUsed="0"/>
+    <w:lsdException w:name="Table Colorful 3" w:semiHidden="0" w:uiPriority="0" w:unhideWhenUsed="0"/>
+    <w:lsdException w:name="Table Columns 1" w:semiHidden="0" w:uiPriority="0" w:unhideWhenUsed="0"/>
+    <w:lsdException w:name="Table Columns 2" w:semiHidden="0" w:uiPriority="0" w:unhideWhenUsed="0"/>
+    <w:lsdException w:name="Table Columns 3" w:semiHidden="0" w:uiPriority="0" w:unhideWhenUsed="0"/>
+    <w:lsdException w:name="Table Columns 4" w:semiHidden="0" w:uiPriority="0" w:unhideWhenUsed="0"/>
+    <w:lsdException w:name="Table Columns 5" w:semiHidden="0" w:uiPriority="0" w:unhideWhenUsed="0"/>
+    <w:lsdException w:name="Table Grid 1" w:semiHidden="0" w:uiPriority="0" w:unhideWhenUsed="0"/>
+    <w:lsdException w:name="Table Grid 2" w:semiHidden="0" w:uiPriority="0" w:unhideWhenUsed="0"/>
+    <w:lsdException w:name="Table Grid 3" w:semiHidden="0" w:uiPriority="0" w:unhideWhenUsed="0"/>
+    <w:lsdException w:name="Table Grid 4" w:semiHidden="0" w:uiPriority="0" w:unhideWhenUsed="0"/>
+    <w:lsdException w:name="Table Grid 5" w:semiHidden="0" w:uiPriority="0" w:unhideWhenUsed="0"/>
+    <w:lsdException w:name="Table Grid 6" w:semiHidden="0" w:uiPriority="0" w:unhideWhenUsed="0"/>
+    <w:lsdException w:name="Table Grid 7" w:semiHidden="0" w:uiPriority="0" w:unhideWhenUsed="0"/>
+    <w:lsdException w:name="Table Grid 8" w:semiHidden="0" w:uiPriority="0" w:unhideWhenUsed="0"/>
+    <w:lsdException w:name="Table List 1" w:semiHidden="0" w:uiPriority="0" w:unhideWhenUsed="0"/>
+    <w:lsdException w:name="Table List 2" w:semiHidden="0" w:uiPriority="0" w:unhideWhenUsed="0"/>
+    <w:lsdException w:name="Table List 3" w:semiHidden="0" w:uiPriority="0" w:unhideWhenUsed="0"/>
+    <w:lsdException w:name="Table List 4" w:semiHidden="0" w:uiPriority="0" w:unhideWhenUsed="0"/>
+    <w:lsdException w:name="Table List 5" w:semiHidden="0" w:uiPriority="0" w:unhideWhenUsed="0"/>
+    <w:lsdException w:name="Table List 6" w:semiHidden="0" w:uiPriority="0" w:unhideWhenUsed="0"/>
+    <w:lsdException w:name="Table List 7" w:semiHidden="0" w:uiPriority="0" w:unhideWhenUsed="0"/>
+    <w:lsdException w:name="Table List 8" w:semiHidden="0" w:uiPriority="0" w:unhideWhenUsed="0"/>
+    <w:lsdException w:name="Table 3D effects 1" w:semiHidden="0" w:uiPriority="0" w:unhideWhenUsed="0"/>
+    <w:lsdException w:name="Table 3D effects 2" w:semiHidden="0" w:uiPriority="0" w:unhideWhenUsed="0"/>
+    <w:lsdException w:name="Table 3D effects 3" w:semiHidden="0" w:uiPriority="0" w:unhideWhenUsed="0"/>
+    <w:lsdException w:name="Table Contemporary" w:semiHidden="0" w:uiPriority="0" w:unhideWhenUsed="0"/>
+    <w:lsdException w:name="Table Elegant" w:semiHidden="0" w:uiPriority="0" w:unhideWhenUsed="0"/>
+    <w:lsdException w:name="Table Professional" w:semiHidden="0" w:uiPriority="0" w:unhideWhenUsed="0"/>
+    <w:lsdException w:name="Table Subtle 1" w:semiHidden="0" w:uiPriority="0" w:unhideWhenUsed="0"/>
+    <w:lsdException w:name="Table Subtle 2" w:semiHidden="0" w:uiPriority="0" w:unhideWhenUsed="0"/>
+    <w:lsdException w:name="Table Web 1" w:semiHidden="0" w:uiPriority="0" w:unhideWhenUsed="0"/>
+    <w:lsdException w:name="Table Web 2" w:semiHidden="0" w:uiPriority="0" w:unhideWhenUsed="0"/>
+    <w:lsdException w:name="Table Web 3" w:semiHidden="0" w:uiPriority="0" w:unhideWhenUsed="0"/>
+    <w:lsdException w:name="Balloon Text" w:semiHidden="0" w:uiPriority="0" w:unhideWhenUsed="0"/>
+    <w:lsdException w:name="Table Grid" w:semiHidden="0" w:uiPriority="0" w:unhideWhenUsed="0" w:qFormat="1"/>
+    <w:lsdException w:name="Table Theme" w:semiHidden="0" w:uiPriority="0" w:unhideWhenUsed="0"/>
+    <w:lsdException w:name="Light Shading" w:semiHidden="0" w:uiPriority="60" w:unhideWhenUsed="0"/>
+    <w:lsdException w:name="Light List" w:semiHidden="0" w:uiPriority="61" w:unhideWhenUsed="0"/>
+    <w:lsdException w:name="Light Grid" w:semiHidden="0" w:uiPriority="62" w:unhideWhenUsed="0"/>
+    <w:lsdException w:name="Medium Shading 1" w:semiHidden="0" w:uiPriority="63" w:unhideWhenUsed="0"/>
+    <w:lsdException w:name="Medium Shading 2" w:semiHidden="0" w:uiPriority="64" w:unhideWhenUsed="0"/>
+    <w:lsdException w:name="Medium List 1" w:semiHidden="0" w:uiPriority="65" w:unhideWhenUsed="0"/>
+    <w:lsdException w:name="Medium List 2" w:semiHidden="0" w:uiPriority="66" w:unhideWhenUsed="0"/>
+    <w:lsdException w:name="Medium Grid 1" w:semiHidden="0" w:uiPriority="67" w:unhideWhenUsed="0"/>
+    <w:lsdException w:name="Medium Grid 2" w:semiHidden="0" w:uiPriority="68" w:unhideWhenUsed="0"/>
+    <w:lsdException w:name="Medium Grid 3" w:semiHidden="0" w:uiPriority="69" w:unhideWhenUsed="0"/>
+    <w:lsdException w:name="Dark List" w:semiHidden="0" w:uiPriority="70" w:unhideWhenUsed="0"/>
+    <w:lsdException w:name="Colorful Shading" w:semiHidden="0" w:uiPriority="71" w:unhideWhenUsed="0"/>
+    <w:lsdException w:name="Colorful List" w:semiHidden="0" w:uiPriority="72" w:unhideWhenUsed="0"/>
+    <w:lsdException w:name="Colorful Grid" w:semiHidden="0" w:uiPriority="73" w:unhideWhenUsed="0"/>
+    <w:lsdException w:name="Light Shading Accent 1" w:semiHidden="0" w:uiPriority="60" w:unhideWhenUsed="0"/>
+    <w:lsdException w:name="Light List Accent 1" w:semiHidden="0" w:uiPriority="61" w:unhideWhenUsed="0"/>
+    <w:lsdException w:name="Light Grid Accent 1" w:semiHidden="0" w:uiPriority="62" w:unhideWhenUsed="0"/>
+    <w:lsdException w:name="Medium Shading 1 Accent 1" w:semiHidden="0" w:uiPriority="63" w:unhideWhenUsed="0"/>
+    <w:lsdException w:name="Medium Shading 2 Accent 1" w:semiHidden="0" w:uiPriority="64" w:unhideWhenUsed="0"/>
+    <w:lsdException w:name="Medium List 1 Accent 1" w:semiHidden="0" w:uiPriority="65" w:unhideWhenUsed="0"/>
+    <w:lsdException w:name="Medium List 2 Accent 1" w:semiHidden="0" w:uiPriority="66" w:unhideWhenUsed="0"/>
+    <w:lsdException w:name="Medium Grid 1 Accent 1" w:semiHidden="0" w:uiPriority="67" w:unhideWhenUsed="0"/>
+    <w:lsdException w:name="Medium Grid 2 Accent 1" w:semiHidden="0" w:uiPriority="68" w:unhideWhenUsed="0"/>
+    <w:lsdException w:name="Medium Grid 3 Accent 1" w:semiHidden="0" w:uiPriority="69" w:unhideWhenUsed="0"/>
+    <w:lsdException w:name="Dark List Accent 1" w:semiHidden="0" w:uiPriority="70" w:unhideWhenUsed="0"/>
+    <w:lsdException w:name="Colorful Shading Accent 1" w:semiHidden="0" w:uiPriority="71" w:unhideWhenUsed="0"/>
+    <w:lsdException w:name="Colorful List Accent 1" w:semiHidden="0" w:uiPriority="72" w:unhideWhenUsed="0"/>
+    <w:lsdException w:name="Colorful Grid Accent 1" w:semiHidden="0" w:uiPriority="73" w:unhideWhenUsed="0"/>
+    <w:lsdException w:name="Light Shading Accent 2" w:semiHidden="0" w:uiPriority="60" w:unhideWhenUsed="0"/>
+    <w:lsdException w:name="Light List Accent 2" w:semiHidden="0" w:uiPriority="61" w:unhideWhenUsed="0"/>
+    <w:lsdException w:name="Light Grid Accent 2" w:semiHidden="0" w:uiPriority="62" w:unhideWhenUsed="0"/>
+    <w:lsdException w:name="Medium Shading 1 Accent 2" w:semiHidden="0" w:uiPriority="63" w:unhideWhenUsed="0"/>
+    <w:lsdException w:name="Medium Shading 2 Accent 2" w:semiHidden="0" w:uiPriority="64" w:unhideWhenUsed="0"/>
+    <w:lsdException w:name="Medium List 1 Accent 2" w:semiHidden="0" w:uiPriority="65" w:unhideWhenUsed="0"/>
+    <w:lsdException w:name="Medium List 2 Accent 2" w:semiHidden="0" w:uiPriority="66" w:unhideWhenUsed="0"/>
+    <w:lsdException w:name="Medium Grid 1 Accent 2" w:semiHidden="0" w:uiPriority="67" w:unhideWhenUsed="0"/>
+    <w:lsdException w:name="Medium Grid 2 Accent 2" w:semiHidden="0" w:uiPriority="68" w:unhideWhenUsed="0"/>
+    <w:lsdException w:name="Medium Grid 3 Accent 2" w:semiHidden="0" w:uiPriority="69" w:unhideWhenUsed="0"/>
+    <w:lsdException w:name="Dark List Accent 2" w:semiHidden="0" w:uiPriority="70" w:unhideWhenUsed="0"/>
+    <w:lsdException w:name="Colorful Shading Accent 2" w:semiHidden="0" w:uiPriority="71" w:unhideWhenUsed="0"/>
+    <w:lsdException w:name="Colorful List Accent 2" w:semiHidden="0" w:uiPriority="72" w:unhideWhenUsed="0"/>
+    <w:lsdException w:name="Colorful Grid Accent 2" w:semiHidden="0" w:uiPriority="73" w:unhideWhenUsed="0"/>
+    <w:lsdException w:name="Light Shading Accent 3" w:semiHidden="0" w:uiPriority="60" w:unhideWhenUsed="0"/>
+    <w:lsdException w:name="Light List Accent 3" w:semiHidden="0" w:uiPriority="61" w:unhideWhenUsed="0"/>
+    <w:lsdException w:name="Light Grid Accent 3" w:semiHidden="0" w:uiPriority="62" w:unhideWhenUsed="0"/>
+    <w:lsdException w:name="Medium Shading 1 Accent 3" w:semiHidden="0" w:uiPriority="63" w:unhideWhenUsed="0"/>
+    <w:lsdException w:name="Medium Shading 2 Accent 3" w:semiHidden="0" w:uiPriority="64" w:unhideWhenUsed="0"/>
+    <w:lsdException w:name="Medium List 1 Accent 3" w:semiHidden="0" w:uiPriority="65" w:unhideWhenUsed="0"/>
+    <w:lsdException w:name="Medium List 2 Accent 3" w:semiHidden="0" w:uiPriority="66" w:unhideWhenUsed="0"/>
+    <w:lsdException w:name="Medium Grid 1 Accent 3" w:semiHidden="0" w:uiPriority="67" w:unhideWhenUsed="0"/>
+    <w:lsdException w:name="Medium Grid 2 Accent 3" w:semiHidden="0" w:uiPriority="68" w:unhideWhenUsed="0"/>
+    <w:lsdException w:name="Medium Grid 3 Accent 3" w:semiHidden="0" w:uiPriority="69" w:unhideWhenUsed="0"/>
+    <w:lsdException w:name="Dark List Accent 3" w:semiHidden="0" w:uiPriority="70" w:unhideWhenUsed="0"/>
+    <w:lsdException w:name="Colorful Shading Accent 3" w:semiHidden="0" w:uiPriority="71" w:unhideWhenUsed="0"/>
+    <w:lsdException w:name="Colorful List Accent 3" w:semiHidden="0" w:uiPriority="72" w:unhideWhenUsed="0"/>
+    <w:lsdException w:name="Colorful Grid Accent 3" w:semiHidden="0" w:uiPriority="73" w:unhideWhenUsed="0"/>
+    <w:lsdException w:name="Light Shading Accent 4" w:semiHidden="0" w:uiPriority="60" w:unhideWhenUsed="0"/>
+    <w:lsdException w:name="Light List Accent 4" w:semiHidden="0" w:uiPriority="61" w:unhideWhenUsed="0"/>
+    <w:lsdException w:name="Light Grid Accent 4" w:semiHidden="0" w:uiPriority="62" w:unhideWhenUsed="0"/>
+    <w:lsdException w:name="Medium Shading 1 Accent 4" w:semiHidden="0" w:uiPriority="63" w:unhideWhenUsed="0"/>
+    <w:lsdException w:name="Medium Shading 2 Accent 4" w:semiHidden="0" w:uiPriority="64" w:unhideWhenUsed="0"/>
+    <w:lsdException w:name="Medium List 1 Accent 4" w:semiHidden="0" w:uiPriority="65" w:unhideWhenUsed="0"/>
+    <w:lsdException w:name="Medium List 2 Accent 4" w:semiHidden="0" w:uiPriority="66" w:unhideWhenUsed="0"/>
+    <w:lsdException w:name="Medium Grid 1 Accent 4" w:semiHidden="0" w:uiPriority="67" w:unhideWhenUsed="0"/>
+    <w:lsdException w:name="Medium Grid 2 Accent 4" w:semiHidden="0" w:uiPriority="68" w:unhideWhenUsed="0"/>
+    <w:lsdException w:name="Medium Grid 3 Accent 4" w:semiHidden="0" w:uiPriority="69" w:unhideWhenUsed="0"/>
+    <w:lsdException w:name="Dark List Accent 4" w:semiHidden="0" w:uiPriority="70" w:unhideWhenUsed="0"/>
+    <w:lsdException w:name="Colorful Shading Accent 4" w:semiHidden="0" w:uiPriority="71" w:unhideWhenUsed="0"/>
+    <w:lsdException w:name="Colorful List Accent 4" w:semiHidden="0" w:uiPriority="72" w:unhideWhenUsed="0"/>
+    <w:lsdException w:name="Colorful Grid Accent 4" w:semiHidden="0" w:uiPriority="73" w:unhideWhenUsed="0"/>
+    <w:lsdException w:name="Light Shading Accent 5" w:semiHidden="0" w:uiPriority="60" w:unhideWhenUsed="0"/>
+    <w:lsdException w:name="Light List Accent 5" w:semiHidden="0" w:uiPriority="61" w:unhideWhenUsed="0"/>
+    <w:lsdException w:name="Light Grid Accent 5" w:semiHidden="0" w:uiPriority="62" w:unhideWhenUsed="0"/>
+    <w:lsdException w:name="Medium Shading 1 Accent 5" w:semiHidden="0" w:uiPriority="63" w:unhideWhenUsed="0"/>
+    <w:lsdException w:name="Medium Shading 2 Accent 5" w:semiHidden="0" w:uiPriority="64" w:unhideWhenUsed="0"/>
+    <w:lsdException w:name="Medium List 1 Accent 5" w:semiHidden="0" w:uiPriority="65" w:unhideWhenUsed="0"/>
+    <w:lsdException w:name="Medium List 2 Accent 5" w:semiHidden="0" w:uiPriority="66" w:unhideWhenUsed="0"/>
+    <w:lsdException w:name="Medium Grid 1 Accent 5" w:semiHidden="0" w:uiPriority="67" w:unhideWhenUsed="0"/>
+    <w:lsdException w:name="Medium Grid 2 Accent 5" w:semiHidden="0" w:uiPriority="68" w:unhideWhenUsed="0"/>
+    <w:lsdException w:name="Medium Grid 3 Accent 5" w:semiHidden="0" w:uiPriority="69" w:unhideWhenUsed="0"/>
+    <w:lsdException w:name="Dark List Accent 5" w:semiHidden="0" w:uiPriority="70" w:unhideWhenUsed="0"/>
+    <w:lsdException w:name="Colorful Shading Accent 5" w:semiHidden="0" w:uiPriority="71" w:unhideWhenUsed="0"/>
+    <w:lsdException w:name="Colorful List Accent 5" w:semiHidden="0" w:uiPriority="72" w:unhideWhenUsed="0"/>
+    <w:lsdException w:name="Colorful Grid Accent 5" w:semiHidden="0" w:uiPriority="73" w:unhideWhenUsed="0"/>
+    <w:lsdException w:name="Light Shading Accent 6" w:semiHidden="0" w:uiPriority="60" w:unhideWhenUsed="0"/>
+    <w:lsdException w:name="Light List Accent 6" w:semiHidden="0" w:uiPriority="61" w:unhideWhenUsed="0"/>
+    <w:lsdException w:name="Light Grid Accent 6" w:semiHidden="0" w:uiPriority="62" w:unhideWhenUsed="0"/>
+    <w:lsdException w:name="Medium Shading 1 Accent 6" w:semiHidden="0" w:uiPriority="63" w:unhideWhenUsed="0"/>
+    <w:lsdException w:name="Medium Shading 2 Accent 6" w:semiHidden="0" w:uiPriority="64" w:unhideWhenUsed="0"/>
+    <w:lsdException w:name="Medium List 1 Accent 6" w:semiHidden="0" w:uiPriority="65" w:unhideWhenUsed="0"/>
+    <w:lsdException w:name="Medium List 2 Accent 6" w:semiHidden="0" w:uiPriority="66" w:unhideWhenUsed="0"/>
+    <w:lsdException w:name="Medium Grid 1 Accent 6" w:semiHidden="0" w:uiPriority="67" w:unhideWhenUsed="0"/>
+    <w:lsdException w:name="Medium Grid 2 Accent 6" w:semiHidden="0" w:uiPriority="68" w:unhideWhenUsed="0"/>
+    <w:lsdException w:name="Medium Grid 3 Accent 6" w:semiHidden="0" w:uiPriority="69" w:unhideWhenUsed="0"/>
+    <w:lsdException w:name="Dark List Accent 6" w:semiHidden="0" w:uiPriority="70" w:unhideWhenUsed="0"/>
+    <w:lsdException w:name="Colorful Shading Accent 6" w:semiHidden="0" w:uiPriority="71" w:unhideWhenUsed="0"/>
+    <w:lsdException w:name="Colorful List Accent 6" w:semiHidden="0" w:uiPriority="72" w:unhideWhenUsed="0"/>
+    <w:lsdException w:name="Colorful Grid Accent 6" w:semiHidden="0" w:uiPriority="73" w:unhideWhenUsed="0"/>
   </w:latentStyles>
-  <w:style w:type="paragraph" w:default="1" w:styleId="1">
+  <w:style w:type="paragraph" w:default="1" w:styleId="Normal">
     <w:name w:val="Normal"/>
     <w:qFormat/>
-    <w:uiPriority w:val="0"/>
     <w:pPr>
       <w:kinsoku w:val="0"/>
       <w:autoSpaceDE w:val="0"/>
@@ -7201,7 +7111,7 @@
       <w:textAlignment w:val="baseline"/>
     </w:pPr>
     <w:rPr>
-      <w:rFonts w:ascii="Arial" w:hAnsi="Arial" w:eastAsia="宋体" w:cs="Arial"/>
+      <w:rFonts w:ascii="Arial" w:eastAsia="宋体" w:hAnsi="Arial" w:cs="Arial"/>
       <w:snapToGrid w:val="0"/>
       <w:color w:val="000000"/>
       <w:kern w:val="0"/>
@@ -7210,12 +7120,11 @@
       <w:lang w:val="en-US" w:eastAsia="en-US" w:bidi="ar-SA"/>
     </w:rPr>
   </w:style>
-  <w:style w:type="paragraph" w:styleId="2">
+  <w:style w:type="paragraph" w:styleId="Heading1">
     <w:name w:val="heading 1"/>
-    <w:basedOn w:val="1"/>
-    <w:next w:val="1"/>
+    <w:basedOn w:val="Normal"/>
+    <w:next w:val="Normal"/>
     <w:qFormat/>
-    <w:uiPriority w:val="0"/>
     <w:pPr>
       <w:keepNext/>
       <w:keepLines/>
@@ -7233,13 +7142,12 @@
       <w:sz w:val="44"/>
     </w:rPr>
   </w:style>
-  <w:style w:type="paragraph" w:styleId="3">
+  <w:style w:type="paragraph" w:styleId="Heading2">
     <w:name w:val="heading 2"/>
-    <w:basedOn w:val="1"/>
-    <w:next w:val="1"/>
+    <w:basedOn w:val="Normal"/>
+    <w:next w:val="Normal"/>
     <w:unhideWhenUsed/>
     <w:qFormat/>
-    <w:uiPriority w:val="0"/>
     <w:pPr>
       <w:keepNext/>
       <w:keepLines/>
@@ -7252,19 +7160,18 @@
       <w:outlineLvl w:val="1"/>
     </w:pPr>
     <w:rPr>
-      <w:rFonts w:ascii="Arial" w:hAnsi="Arial" w:eastAsia="黑体"/>
+      <w:rFonts w:ascii="Arial" w:eastAsia="黑体" w:hAnsi="Arial"/>
       <w:b/>
       <w:sz w:val="32"/>
     </w:rPr>
   </w:style>
-  <w:style w:type="paragraph" w:styleId="4">
+  <w:style w:type="paragraph" w:styleId="Heading3">
     <w:name w:val="heading 3"/>
-    <w:basedOn w:val="1"/>
-    <w:next w:val="1"/>
+    <w:basedOn w:val="Normal"/>
+    <w:next w:val="Normal"/>
     <w:semiHidden/>
     <w:unhideWhenUsed/>
     <w:qFormat/>
-    <w:uiPriority w:val="0"/>
     <w:pPr>
       <w:keepNext/>
       <w:keepLines/>
@@ -7281,13 +7188,12 @@
       <w:sz w:val="32"/>
     </w:rPr>
   </w:style>
-  <w:style w:type="paragraph" w:styleId="5">
+  <w:style w:type="paragraph" w:styleId="Heading4">
     <w:name w:val="heading 4"/>
-    <w:basedOn w:val="1"/>
-    <w:next w:val="1"/>
+    <w:basedOn w:val="Normal"/>
+    <w:next w:val="Normal"/>
     <w:unhideWhenUsed/>
     <w:qFormat/>
-    <w:uiPriority w:val="0"/>
     <w:pPr>
       <w:keepNext/>
       <w:keepLines/>
@@ -7300,19 +7206,18 @@
       <w:outlineLvl w:val="3"/>
     </w:pPr>
     <w:rPr>
-      <w:rFonts w:ascii="Arial" w:hAnsi="Arial" w:eastAsia="黑体"/>
+      <w:rFonts w:ascii="Arial" w:eastAsia="黑体" w:hAnsi="Arial"/>
       <w:b/>
       <w:sz w:val="28"/>
     </w:rPr>
   </w:style>
-  <w:style w:type="paragraph" w:styleId="6">
+  <w:style w:type="paragraph" w:styleId="Heading5">
     <w:name w:val="heading 5"/>
-    <w:basedOn w:val="1"/>
-    <w:next w:val="1"/>
+    <w:basedOn w:val="Normal"/>
+    <w:next w:val="Normal"/>
     <w:semiHidden/>
     <w:unhideWhenUsed/>
     <w:qFormat/>
-    <w:uiPriority w:val="0"/>
     <w:pPr>
       <w:keepNext/>
       <w:keepLines/>
@@ -7329,14 +7234,13 @@
       <w:sz w:val="28"/>
     </w:rPr>
   </w:style>
-  <w:style w:type="paragraph" w:styleId="7">
+  <w:style w:type="paragraph" w:styleId="Heading6">
     <w:name w:val="heading 6"/>
-    <w:basedOn w:val="1"/>
-    <w:next w:val="1"/>
+    <w:basedOn w:val="Normal"/>
+    <w:next w:val="Normal"/>
     <w:semiHidden/>
     <w:unhideWhenUsed/>
     <w:qFormat/>
-    <w:uiPriority w:val="0"/>
     <w:pPr>
       <w:keepNext/>
       <w:keepLines/>
@@ -7349,19 +7253,18 @@
       <w:outlineLvl w:val="5"/>
     </w:pPr>
     <w:rPr>
-      <w:rFonts w:ascii="Arial" w:hAnsi="Arial" w:eastAsia="黑体"/>
+      <w:rFonts w:ascii="Arial" w:eastAsia="黑体" w:hAnsi="Arial"/>
       <w:b/>
       <w:sz w:val="24"/>
     </w:rPr>
   </w:style>
-  <w:style w:type="paragraph" w:styleId="8">
+  <w:style w:type="paragraph" w:styleId="Heading7">
     <w:name w:val="heading 7"/>
-    <w:basedOn w:val="1"/>
-    <w:next w:val="1"/>
+    <w:basedOn w:val="Normal"/>
+    <w:next w:val="Normal"/>
     <w:semiHidden/>
     <w:unhideWhenUsed/>
     <w:qFormat/>
-    <w:uiPriority w:val="0"/>
     <w:pPr>
       <w:keepNext/>
       <w:keepLines/>
@@ -7378,14 +7281,13 @@
       <w:sz w:val="24"/>
     </w:rPr>
   </w:style>
-  <w:style w:type="paragraph" w:styleId="9">
+  <w:style w:type="paragraph" w:styleId="Heading8">
     <w:name w:val="heading 8"/>
-    <w:basedOn w:val="1"/>
-    <w:next w:val="1"/>
+    <w:basedOn w:val="Normal"/>
+    <w:next w:val="Normal"/>
     <w:semiHidden/>
     <w:unhideWhenUsed/>
     <w:qFormat/>
-    <w:uiPriority w:val="0"/>
     <w:pPr>
       <w:keepNext/>
       <w:keepLines/>
@@ -7398,18 +7300,17 @@
       <w:outlineLvl w:val="7"/>
     </w:pPr>
     <w:rPr>
-      <w:rFonts w:ascii="Arial" w:hAnsi="Arial" w:eastAsia="黑体"/>
+      <w:rFonts w:ascii="Arial" w:eastAsia="黑体" w:hAnsi="Arial"/>
       <w:sz w:val="24"/>
     </w:rPr>
   </w:style>
-  <w:style w:type="paragraph" w:styleId="10">
+  <w:style w:type="paragraph" w:styleId="Heading9">
     <w:name w:val="heading 9"/>
-    <w:basedOn w:val="1"/>
-    <w:next w:val="1"/>
+    <w:basedOn w:val="Normal"/>
+    <w:next w:val="Normal"/>
     <w:semiHidden/>
     <w:unhideWhenUsed/>
     <w:qFormat/>
-    <w:uiPriority w:val="0"/>
     <w:pPr>
       <w:keepNext/>
       <w:keepLines/>
@@ -7422,21 +7323,19 @@
       <w:outlineLvl w:val="8"/>
     </w:pPr>
     <w:rPr>
-      <w:rFonts w:ascii="Arial" w:hAnsi="Arial" w:eastAsia="黑体"/>
+      <w:rFonts w:ascii="Arial" w:eastAsia="黑体" w:hAnsi="Arial"/>
       <w:sz w:val="21"/>
     </w:rPr>
   </w:style>
-  <w:style w:type="character" w:default="1" w:styleId="22">
+  <w:style w:type="character" w:default="1" w:styleId="DefaultParagraphFont">
     <w:name w:val="Default Paragraph Font"/>
     <w:semiHidden/>
     <w:qFormat/>
-    <w:uiPriority w:val="0"/>
   </w:style>
-  <w:style w:type="table" w:default="1" w:styleId="20">
+  <w:style w:type="table" w:default="1" w:styleId="TableNormal">
     <w:name w:val="Normal Table"/>
     <w:semiHidden/>
     <w:qFormat/>
-    <w:uiPriority w:val="0"/>
     <w:tblPr>
       <w:tblCellMar>
         <w:top w:w="0" w:type="dxa"/>
@@ -7446,43 +7345,39 @@
       </w:tblCellMar>
     </w:tblPr>
   </w:style>
-  <w:style w:type="paragraph" w:styleId="11">
+  <w:style w:type="paragraph" w:styleId="CommentText">
     <w:name w:val="annotation text"/>
-    <w:basedOn w:val="1"/>
+    <w:basedOn w:val="Normal"/>
     <w:qFormat/>
-    <w:uiPriority w:val="0"/>
     <w:pPr>
       <w:jc w:val="left"/>
     </w:pPr>
   </w:style>
-  <w:style w:type="paragraph" w:styleId="12">
+  <w:style w:type="paragraph" w:styleId="BodyText">
     <w:name w:val="Body Text"/>
-    <w:basedOn w:val="1"/>
+    <w:basedOn w:val="Normal"/>
     <w:semiHidden/>
     <w:qFormat/>
-    <w:uiPriority w:val="0"/>
     <w:rPr>
-      <w:rFonts w:ascii="Arial" w:hAnsi="Arial" w:eastAsia="Arial" w:cs="Arial"/>
+      <w:rFonts w:ascii="Arial" w:eastAsia="Arial" w:hAnsi="Arial" w:cs="Arial"/>
       <w:sz w:val="21"/>
       <w:szCs w:val="21"/>
       <w:lang w:val="en-US" w:eastAsia="en-US" w:bidi="ar-SA"/>
     </w:rPr>
   </w:style>
-  <w:style w:type="paragraph" w:styleId="13">
+  <w:style w:type="paragraph" w:styleId="TOC3">
     <w:name w:val="toc 3"/>
-    <w:basedOn w:val="1"/>
-    <w:next w:val="1"/>
+    <w:basedOn w:val="Normal"/>
+    <w:next w:val="Normal"/>
     <w:qFormat/>
-    <w:uiPriority w:val="0"/>
     <w:pPr>
       <w:ind w:left="840" w:leftChars="400"/>
     </w:pPr>
   </w:style>
-  <w:style w:type="paragraph" w:styleId="14">
+  <w:style w:type="paragraph" w:styleId="Footer">
     <w:name w:val="footer"/>
-    <w:basedOn w:val="1"/>
+    <w:basedOn w:val="Normal"/>
     <w:qFormat/>
-    <w:uiPriority w:val="0"/>
     <w:pPr>
       <w:tabs>
         <w:tab w:val="center" w:pos="4153"/>
@@ -7495,17 +7390,16 @@
       <w:sz w:val="18"/>
     </w:rPr>
   </w:style>
-  <w:style w:type="paragraph" w:styleId="15">
+  <w:style w:type="paragraph" w:styleId="Header">
     <w:name w:val="header"/>
-    <w:basedOn w:val="1"/>
+    <w:basedOn w:val="Normal"/>
     <w:qFormat/>
-    <w:uiPriority w:val="0"/>
     <w:pPr>
       <w:pBdr>
-        <w:top w:val="none" w:color="auto" w:sz="0" w:space="0"/>
-        <w:left w:val="none" w:color="auto" w:sz="0" w:space="0"/>
-        <w:bottom w:val="none" w:color="auto" w:sz="0" w:space="0"/>
-        <w:right w:val="none" w:color="auto" w:sz="0" w:space="0"/>
+        <w:top w:val="nil"/>
+        <w:left w:val="nil"/>
+        <w:bottom w:val="nil"/>
+        <w:right w:val="nil"/>
       </w:pBdr>
       <w:tabs>
         <w:tab w:val="center" w:pos="4153"/>
@@ -7520,41 +7414,37 @@
       <w:sz w:val="18"/>
     </w:rPr>
   </w:style>
-  <w:style w:type="paragraph" w:styleId="16">
+  <w:style w:type="paragraph" w:styleId="TOC1">
     <w:name w:val="toc 1"/>
-    <w:basedOn w:val="1"/>
-    <w:next w:val="1"/>
+    <w:basedOn w:val="Normal"/>
+    <w:next w:val="Normal"/>
     <w:qFormat/>
-    <w:uiPriority w:val="0"/>
     <w:rPr>
-      <w:rFonts w:ascii="Arial" w:hAnsi="Arial" w:eastAsia="Microsoft JhengHei"/>
+      <w:rFonts w:ascii="Arial" w:eastAsia="Microsoft JhengHei" w:hAnsi="Arial"/>
       <w:sz w:val="24"/>
     </w:rPr>
   </w:style>
-  <w:style w:type="paragraph" w:styleId="17">
+  <w:style w:type="paragraph" w:styleId="TOC2">
     <w:name w:val="toc 2"/>
-    <w:basedOn w:val="1"/>
-    <w:next w:val="1"/>
+    <w:basedOn w:val="Normal"/>
+    <w:next w:val="Normal"/>
     <w:qFormat/>
-    <w:uiPriority w:val="0"/>
     <w:pPr>
       <w:ind w:left="420" w:leftChars="200"/>
     </w:pPr>
   </w:style>
-  <w:style w:type="paragraph" w:styleId="18">
+  <w:style w:type="paragraph" w:styleId="NormalWeb">
     <w:name w:val="Normal (Web)"/>
-    <w:basedOn w:val="1"/>
+    <w:basedOn w:val="Normal"/>
     <w:qFormat/>
-    <w:uiPriority w:val="0"/>
     <w:rPr>
       <w:sz w:val="24"/>
     </w:rPr>
   </w:style>
-  <w:style w:type="paragraph" w:styleId="19">
+  <w:style w:type="paragraph" w:styleId="Title">
     <w:name w:val="Title"/>
-    <w:basedOn w:val="1"/>
+    <w:basedOn w:val="Normal"/>
     <w:qFormat/>
-    <w:uiPriority w:val="0"/>
     <w:pPr>
       <w:spacing w:before="240" w:beforeLines="0" w:beforeAutospacing="0" w:after="60" w:afterLines="0" w:afterAutospacing="0"/>
       <w:jc w:val="center"/>
@@ -7566,73 +7456,68 @@
       <w:sz w:val="32"/>
     </w:rPr>
   </w:style>
-  <w:style w:type="table" w:styleId="21">
+  <w:style w:type="table" w:styleId="TableGrid">
     <w:name w:val="Table Grid"/>
-    <w:basedOn w:val="20"/>
+    <w:basedOn w:val="TableNormal"/>
     <w:qFormat/>
-    <w:uiPriority w:val="0"/>
     <w:pPr>
       <w:widowControl w:val="0"/>
       <w:jc w:val="both"/>
     </w:pPr>
     <w:tblPr>
       <w:tblBorders>
-        <w:top w:val="single" w:color="auto" w:sz="4" w:space="0"/>
-        <w:left w:val="single" w:color="auto" w:sz="4" w:space="0"/>
-        <w:bottom w:val="single" w:color="auto" w:sz="4" w:space="0"/>
-        <w:right w:val="single" w:color="auto" w:sz="4" w:space="0"/>
-        <w:insideH w:val="single" w:color="auto" w:sz="4" w:space="0"/>
-        <w:insideV w:val="single" w:color="auto" w:sz="4" w:space="0"/>
+        <w:top w:val="single" w:sz="4" w:space="0" w:color="auto"/>
+        <w:left w:val="single" w:sz="4" w:space="0" w:color="auto"/>
+        <w:bottom w:val="single" w:sz="4" w:space="0" w:color="auto"/>
+        <w:right w:val="single" w:sz="4" w:space="0" w:color="auto"/>
+        <w:insideH w:val="single" w:sz="4" w:space="0" w:color="auto"/>
+        <w:insideV w:val="single" w:sz="4" w:space="0" w:color="auto"/>
       </w:tblBorders>
     </w:tblPr>
   </w:style>
-  <w:style w:type="character" w:styleId="23">
+  <w:style w:type="character" w:styleId="Strong">
     <w:name w:val="Strong"/>
-    <w:basedOn w:val="22"/>
+    <w:basedOn w:val="DefaultParagraphFont"/>
     <w:qFormat/>
-    <w:uiPriority w:val="0"/>
     <w:rPr>
       <w:b/>
     </w:rPr>
   </w:style>
-  <w:style w:type="paragraph" w:customStyle="1" w:styleId="24">
+  <w:style w:type="paragraph" w:customStyle="1" w:styleId="a">
     <w:name w:val="柴_公司名"/>
-    <w:basedOn w:val="19"/>
+    <w:basedOn w:val="Title"/>
     <w:qFormat/>
-    <w:uiPriority w:val="0"/>
     <w:pPr>
       <w:spacing w:after="600" w:afterLines="600"/>
     </w:pPr>
     <w:rPr>
-      <w:rFonts w:hint="eastAsia" w:ascii="宋体" w:hAnsi="宋体" w:eastAsia="宋体" w:cs="宋体"/>
+      <w:rFonts w:ascii="宋体" w:eastAsia="宋体" w:hAnsi="宋体" w:cs="宋体" w:hint="eastAsia"/>
       <w:bCs/>
       <w:spacing w:val="-6"/>
       <w:sz w:val="52"/>
       <w:szCs w:val="52"/>
     </w:rPr>
   </w:style>
-  <w:style w:type="paragraph" w:customStyle="1" w:styleId="25">
+  <w:style w:type="paragraph" w:customStyle="1" w:styleId="a0">
     <w:name w:val="柴_文档名"/>
-    <w:basedOn w:val="19"/>
+    <w:basedOn w:val="Title"/>
     <w:qFormat/>
-    <w:uiPriority w:val="0"/>
     <w:pPr>
       <w:spacing w:after="900" w:afterLines="900"/>
     </w:pPr>
     <w:rPr>
-      <w:rFonts w:ascii="黑体" w:hAnsi="黑体" w:eastAsia="黑体" w:cs="黑体"/>
+      <w:rFonts w:ascii="黑体" w:eastAsia="黑体" w:hAnsi="黑体" w:cs="黑体"/>
       <w:bCs/>
       <w:spacing w:val="-7"/>
       <w:sz w:val="52"/>
       <w:szCs w:val="52"/>
     </w:rPr>
   </w:style>
-  <w:style w:type="table" w:customStyle="1" w:styleId="26">
+  <w:style w:type="table" w:customStyle="1" w:styleId="TableNormal0">
     <w:name w:val="Table Normal_0"/>
     <w:semiHidden/>
     <w:unhideWhenUsed/>
     <w:qFormat/>
-    <w:uiPriority w:val="0"/>
     <w:tblPr>
       <w:tblCellMar>
         <w:top w:w="0" w:type="dxa"/>
@@ -7642,87 +7527,81 @@
       </w:tblCellMar>
     </w:tblPr>
   </w:style>
-  <w:style w:type="paragraph" w:customStyle="1" w:styleId="27">
+  <w:style w:type="paragraph" w:customStyle="1" w:styleId="TableText">
     <w:name w:val="Table Text"/>
-    <w:basedOn w:val="1"/>
+    <w:basedOn w:val="Normal"/>
     <w:semiHidden/>
     <w:qFormat/>
-    <w:uiPriority w:val="0"/>
     <w:rPr>
-      <w:rFonts w:ascii="宋体" w:hAnsi="宋体" w:eastAsia="宋体" w:cs="宋体"/>
+      <w:rFonts w:ascii="宋体" w:eastAsia="宋体" w:hAnsi="宋体" w:cs="宋体"/>
       <w:sz w:val="21"/>
       <w:szCs w:val="21"/>
       <w:lang w:val="en-US" w:eastAsia="en-US" w:bidi="ar-SA"/>
     </w:rPr>
   </w:style>
-  <w:style w:type="paragraph" w:customStyle="1" w:styleId="28">
+  <w:style w:type="paragraph" w:customStyle="1" w:styleId="1">
     <w:name w:val="柴_标题1"/>
-    <w:basedOn w:val="2"/>
-    <w:next w:val="29"/>
-    <w:link w:val="38"/>
+    <w:basedOn w:val="Heading1"/>
+    <w:next w:val="a1"/>
+    <w:link w:val="1Char"/>
     <w:qFormat/>
-    <w:uiPriority w:val="0"/>
     <w:pPr>
       <w:spacing w:before="100" w:after="90" w:line="360" w:lineRule="auto"/>
     </w:pPr>
     <w:rPr>
-      <w:rFonts w:ascii="Arial" w:hAnsi="Arial" w:eastAsia="宋体"/>
+      <w:rFonts w:ascii="Arial" w:eastAsia="宋体" w:hAnsi="Arial"/>
       <w:sz w:val="32"/>
     </w:rPr>
   </w:style>
-  <w:style w:type="paragraph" w:customStyle="1" w:styleId="29">
+  <w:style w:type="paragraph" w:customStyle="1" w:styleId="a1">
     <w:name w:val="柴_正文"/>
-    <w:basedOn w:val="12"/>
-    <w:link w:val="42"/>
+    <w:basedOn w:val="BodyText"/>
+    <w:link w:val="Char"/>
     <w:qFormat/>
-    <w:uiPriority w:val="0"/>
     <w:pPr>
       <w:spacing w:line="360" w:lineRule="auto"/>
       <w:ind w:firstLine="470" w:firstLineChars="200"/>
     </w:pPr>
     <w:rPr>
-      <w:rFonts w:ascii="Arial" w:hAnsi="Arial" w:eastAsia="宋体"/>
+      <w:rFonts w:ascii="Arial" w:eastAsia="宋体" w:hAnsi="Arial"/>
       <w:sz w:val="24"/>
       <w:lang w:eastAsia="zh-CN"/>
     </w:rPr>
   </w:style>
-  <w:style w:type="paragraph" w:customStyle="1" w:styleId="30">
+  <w:style w:type="paragraph" w:customStyle="1" w:styleId="2">
     <w:name w:val="柴_标题2"/>
-    <w:basedOn w:val="3"/>
-    <w:next w:val="29"/>
+    <w:basedOn w:val="Heading2"/>
+    <w:next w:val="a1"/>
     <w:qFormat/>
-    <w:uiPriority w:val="0"/>
     <w:pPr>
       <w:spacing w:line="360" w:lineRule="auto"/>
     </w:pPr>
     <w:rPr>
-      <w:rFonts w:ascii="Arial" w:hAnsi="Arial" w:eastAsia="宋体"/>
+      <w:rFonts w:ascii="Arial" w:eastAsia="宋体" w:hAnsi="Arial"/>
       <w:sz w:val="28"/>
     </w:rPr>
   </w:style>
-  <w:style w:type="paragraph" w:customStyle="1" w:styleId="31">
+  <w:style w:type="paragraph" w:customStyle="1" w:styleId="3">
     <w:name w:val="柴_标题3"/>
-    <w:basedOn w:val="4"/>
-    <w:next w:val="29"/>
+    <w:basedOn w:val="Heading3"/>
+    <w:next w:val="a1"/>
     <w:qFormat/>
-    <w:uiPriority w:val="0"/>
     <w:pPr>
       <w:spacing w:line="360" w:lineRule="auto"/>
       <w:ind w:left="0" w:firstLine="472" w:firstLineChars="200"/>
     </w:pPr>
     <w:rPr>
-      <w:rFonts w:ascii="宋体" w:hAnsi="宋体" w:eastAsia="宋体" w:cs="宋体"/>
+      <w:rFonts w:ascii="宋体" w:eastAsia="宋体" w:hAnsi="宋体" w:cs="宋体"/>
       <w:spacing w:val="-2"/>
       <w:sz w:val="24"/>
       <w:szCs w:val="24"/>
     </w:rPr>
   </w:style>
-  <w:style w:type="paragraph" w:customStyle="1" w:styleId="32">
+  <w:style w:type="paragraph" w:customStyle="1" w:styleId="a2">
     <w:name w:val="柴_目录"/>
-    <w:basedOn w:val="1"/>
-    <w:next w:val="12"/>
+    <w:basedOn w:val="Normal"/>
+    <w:next w:val="BodyText"/>
     <w:qFormat/>
-    <w:uiPriority w:val="0"/>
     <w:pPr>
       <w:tabs>
         <w:tab w:val="right" w:leader="dot" w:pos="8442"/>
@@ -7730,64 +7609,59 @@
       <w:ind w:left="0" w:leftChars="0"/>
     </w:pPr>
     <w:rPr>
-      <w:rFonts w:ascii="Arial" w:hAnsi="Arial" w:eastAsia="Microsoft JhengHei"/>
+      <w:rFonts w:ascii="Arial" w:eastAsia="Microsoft JhengHei" w:hAnsi="Arial"/>
       <w:sz w:val="24"/>
     </w:rPr>
   </w:style>
-  <w:style w:type="paragraph" w:customStyle="1" w:styleId="33">
+  <w:style w:type="paragraph" w:customStyle="1" w:styleId="WPSOffice1">
     <w:name w:val="WPSOffice手动目录 1"/>
     <w:qFormat/>
-    <w:uiPriority w:val="0"/>
     <w:pPr>
       <w:ind w:leftChars="0"/>
     </w:pPr>
     <w:rPr>
-      <w:rFonts w:ascii="Times New Roman" w:hAnsi="Times New Roman" w:eastAsia="宋体" w:cs="Times New Roman"/>
+      <w:rFonts w:ascii="Times New Roman" w:eastAsia="宋体" w:hAnsi="Times New Roman" w:cs="Times New Roman"/>
       <w:sz w:val="20"/>
       <w:szCs w:val="20"/>
     </w:rPr>
   </w:style>
-  <w:style w:type="paragraph" w:customStyle="1" w:styleId="34">
+  <w:style w:type="paragraph" w:customStyle="1" w:styleId="WPSOffice2">
     <w:name w:val="WPSOffice手动目录 2"/>
     <w:qFormat/>
-    <w:uiPriority w:val="0"/>
     <w:pPr>
       <w:ind w:leftChars="200"/>
     </w:pPr>
     <w:rPr>
-      <w:rFonts w:ascii="Times New Roman" w:hAnsi="Times New Roman" w:eastAsia="宋体" w:cs="Times New Roman"/>
+      <w:rFonts w:ascii="Times New Roman" w:eastAsia="宋体" w:hAnsi="Times New Roman" w:cs="Times New Roman"/>
       <w:sz w:val="20"/>
       <w:szCs w:val="20"/>
     </w:rPr>
   </w:style>
-  <w:style w:type="paragraph" w:customStyle="1" w:styleId="35">
+  <w:style w:type="paragraph" w:customStyle="1" w:styleId="WPSOffice3">
     <w:name w:val="WPSOffice手动目录 3"/>
     <w:qFormat/>
-    <w:uiPriority w:val="0"/>
     <w:pPr>
       <w:ind w:leftChars="400"/>
     </w:pPr>
     <w:rPr>
-      <w:rFonts w:ascii="Times New Roman" w:hAnsi="Times New Roman" w:eastAsia="宋体" w:cs="Times New Roman"/>
+      <w:rFonts w:ascii="Times New Roman" w:eastAsia="宋体" w:hAnsi="Times New Roman" w:cs="Times New Roman"/>
       <w:sz w:val="20"/>
       <w:szCs w:val="20"/>
     </w:rPr>
   </w:style>
-  <w:style w:type="paragraph" w:customStyle="1" w:styleId="36">
+  <w:style w:type="paragraph" w:customStyle="1" w:styleId="Compact">
     <w:name w:val="Compact"/>
-    <w:basedOn w:val="12"/>
+    <w:basedOn w:val="BodyText"/>
     <w:qFormat/>
-    <w:uiPriority w:val="0"/>
     <w:pPr>
       <w:spacing w:before="36" w:after="36"/>
     </w:pPr>
   </w:style>
-  <w:style w:type="table" w:customStyle="1" w:styleId="37">
+  <w:style w:type="table" w:customStyle="1" w:styleId="Table">
     <w:name w:val="Table"/>
     <w:semiHidden/>
     <w:unhideWhenUsed/>
     <w:qFormat/>
-    <w:uiPriority w:val="0"/>
     <w:tblPr>
       <w:tblCellMar>
         <w:top w:w="0" w:type="dxa"/>
@@ -7799,28 +7673,26 @@
     <w:tblStylePr w:type="firstRow">
       <w:tcPr>
         <w:tcBorders>
-          <w:bottom w:val="single" w:color="auto" w:sz="0" w:space="0"/>
+          <w:bottom w:val="single" w:sz="0" w:space="0" w:color="auto"/>
         </w:tcBorders>
         <w:vAlign w:val="bottom"/>
       </w:tcPr>
     </w:tblStylePr>
   </w:style>
-  <w:style w:type="character" w:customStyle="1" w:styleId="38">
+  <w:style w:type="character" w:customStyle="1" w:styleId="1Char">
     <w:name w:val="柴_标题1 Char"/>
-    <w:link w:val="28"/>
+    <w:link w:val="1"/>
     <w:qFormat/>
-    <w:uiPriority w:val="0"/>
     <w:rPr>
-      <w:rFonts w:ascii="Arial" w:hAnsi="Arial" w:eastAsia="宋体"/>
+      <w:rFonts w:ascii="Arial" w:eastAsia="宋体" w:hAnsi="Arial"/>
       <w:sz w:val="32"/>
     </w:rPr>
   </w:style>
-  <w:style w:type="table" w:customStyle="1" w:styleId="39">
+  <w:style w:type="table" w:customStyle="1" w:styleId="TableNormal1">
     <w:name w:val="Table Normal_1"/>
     <w:semiHidden/>
     <w:unhideWhenUsed/>
     <w:qFormat/>
-    <w:uiPriority w:val="0"/>
     <w:tblPr>
       <w:tblCellMar>
         <w:top w:w="0" w:type="dxa"/>
@@ -7830,11 +7702,10 @@
       </w:tblCellMar>
     </w:tblPr>
   </w:style>
-  <w:style w:type="paragraph" w:customStyle="1" w:styleId="40">
+  <w:style w:type="paragraph" w:customStyle="1" w:styleId="a3">
     <w:name w:val="柴_正文_无缩进"/>
-    <w:basedOn w:val="1"/>
+    <w:basedOn w:val="Normal"/>
     <w:qFormat/>
-    <w:uiPriority w:val="0"/>
     <w:pPr>
       <w:ind w:firstLine="0" w:firstLineChars="0"/>
     </w:pPr>
@@ -7844,31 +7715,29 @@
       <w:lang w:eastAsia="zh-CN"/>
     </w:rPr>
   </w:style>
-  <w:style w:type="paragraph" w:customStyle="1" w:styleId="41">
+  <w:style w:type="paragraph" w:customStyle="1" w:styleId="4">
     <w:name w:val="柴_标题4"/>
-    <w:basedOn w:val="5"/>
-    <w:next w:val="1"/>
+    <w:basedOn w:val="Heading4"/>
+    <w:next w:val="Normal"/>
     <w:qFormat/>
-    <w:uiPriority w:val="0"/>
     <w:pPr>
       <w:widowControl w:val="0"/>
       <w:spacing w:before="160" w:line="360" w:lineRule="auto"/>
-      <w:ind w:left="981" w:leftChars="300" w:hanging="862"/>
+      <w:ind w:left="981" w:hanging="862" w:leftChars="300"/>
     </w:pPr>
     <w:rPr>
-      <w:rFonts w:hint="eastAsia" w:ascii="Calibri" w:hAnsi="Calibri" w:eastAsia="宋体" w:cs="宋体"/>
+      <w:rFonts w:ascii="Calibri" w:eastAsia="宋体" w:hAnsi="Calibri" w:cs="宋体" w:hint="eastAsia"/>
       <w:sz w:val="24"/>
       <w:szCs w:val="24"/>
       <w:lang w:eastAsia="zh-CN" w:bidi="zh-CN"/>
     </w:rPr>
   </w:style>
-  <w:style w:type="character" w:customStyle="1" w:styleId="42">
+  <w:style w:type="character" w:customStyle="1" w:styleId="Char">
     <w:name w:val="柴_正文 Char"/>
-    <w:link w:val="29"/>
+    <w:link w:val="a1"/>
     <w:qFormat/>
-    <w:uiPriority w:val="0"/>
     <w:rPr>
-      <w:rFonts w:ascii="Arial" w:hAnsi="Arial" w:eastAsia="宋体"/>
+      <w:rFonts w:ascii="Arial" w:eastAsia="宋体" w:hAnsi="Arial"/>
       <w:sz w:val="24"/>
       <w:lang w:eastAsia="zh-CN"/>
     </w:rPr>

--- a/6-过程管理/流程制度规范类文件/JXTX-06-10-容量管理制度.docx
+++ b/6-过程管理/流程制度规范类文件/JXTX-06-10-容量管理制度.docx
@@ -1,11 +1,10 @@
 
 <file path=word/document.xml><?xml version="1.0" encoding="utf-8"?>
-<w:document xmlns:wpc="http://schemas.microsoft.com/office/word/2010/wordprocessingCanvas" xmlns:mc="http://schemas.openxmlformats.org/markup-compatibility/2006" xmlns:o="urn:schemas-microsoft-com:office:office" xmlns:r="http://schemas.openxmlformats.org/officeDocument/2006/relationships" xmlns:m="http://schemas.openxmlformats.org/officeDocument/2006/math" xmlns:v="urn:schemas-microsoft-com:vml" xmlns:wp14="http://schemas.microsoft.com/office/word/2010/wordprocessingDrawing" xmlns:wp="http://schemas.openxmlformats.org/drawingml/2006/wordprocessingDrawing" xmlns:w10="urn:schemas-microsoft-com:office:word" xmlns:w="http://schemas.openxmlformats.org/wordprocessingml/2006/main" xmlns:w14="http://schemas.microsoft.com/office/word/2010/wordml" xmlns:w15="http://schemas.microsoft.com/office/word/2012/wordml" xmlns:wne="http://schemas.microsoft.com/office/word/2006/wordml" xmlns:wpg="http://schemas.microsoft.com/office/word/2010/wordprocessingGroup" xmlns:wpi="http://schemas.microsoft.com/office/word/2010/wordprocessingInk" xmlns:wps="http://schemas.microsoft.com/office/word/2010/wordprocessingShape" mc:Ignorable="w14 w15 wp14">
-  <!-- Generated by Aspose.Words for .NET 13.3.0.1 -->
+<w:document xmlns:wpc="http://schemas.microsoft.com/office/word/2010/wordprocessingCanvas" xmlns:mc="http://schemas.openxmlformats.org/markup-compatibility/2006" xmlns:o="urn:schemas-microsoft-com:office:office" xmlns:r="http://schemas.openxmlformats.org/officeDocument/2006/relationships" xmlns:m="http://schemas.openxmlformats.org/officeDocument/2006/math" xmlns:v="urn:schemas-microsoft-com:vml" xmlns:wp14="http://schemas.microsoft.com/office/word/2010/wordprocessingDrawing" xmlns:wp="http://schemas.openxmlformats.org/drawingml/2006/wordprocessingDrawing" xmlns:w="http://schemas.openxmlformats.org/wordprocessingml/2006/main" xmlns:w14="http://schemas.microsoft.com/office/word/2010/wordml" xmlns:w10="urn:schemas-microsoft-com:office:word" xmlns:w15="http://schemas.microsoft.com/office/word/2012/wordml" xmlns:wpg="http://schemas.microsoft.com/office/word/2010/wordprocessingGroup" xmlns:wpi="http://schemas.microsoft.com/office/word/2010/wordprocessingInk" xmlns:wne="http://schemas.microsoft.com/office/word/2006/wordml" xmlns:wps="http://schemas.microsoft.com/office/word/2010/wordprocessingShape" xmlns:wpsCustomData="http://www.wps.cn/officeDocument/2013/wpsCustomData" mc:Ignorable="w14 w15 wp14">
   <w:body>
     <w:p>
       <w:pPr>
-        <w:pStyle w:val="a"/>
+        <w:pStyle w:val="24"/>
         <w:keepNext w:val="0"/>
         <w:keepLines w:val="0"/>
         <w:pageBreakBefore w:val="0"/>
@@ -22,10 +21,10 @@
         <w:spacing w:before="3120" w:beforeLines="1000"/>
         <w:textAlignment w:val="baseline"/>
       </w:pPr>
-      <w:bookmarkStart w:id="0" w:name="_Toc15692"/>
+      <w:bookmarkStart w:id="0" w:name="_Toc14666"/>
       <w:r>
         <w:drawing>
-          <wp:anchor distT="0" distB="0" distL="114300" distR="114300" simplePos="0" relativeHeight="251660288" behindDoc="1" locked="0" layoutInCell="1" allowOverlap="1">
+          <wp:anchor distT="0" distB="0" distL="114300" distR="114300" simplePos="0" relativeHeight="251661312" behindDoc="1" locked="0" layoutInCell="1" allowOverlap="1">
             <wp:simplePos x="0" y="0"/>
             <wp:positionH relativeFrom="column">
               <wp:posOffset>-19050</wp:posOffset>
@@ -50,7 +49,7 @@
                     </pic:cNvPicPr>
                   </pic:nvPicPr>
                   <pic:blipFill>
-                    <a:blip xmlns:r="http://schemas.openxmlformats.org/officeDocument/2006/relationships" r:embed="rId4"/>
+                    <a:blip r:embed="rId7"/>
                     <a:stretch>
                       <a:fillRect/>
                     </a:stretch>
@@ -76,7 +75,7 @@
       </w:r>
       <w:r>
         <w:drawing>
-          <wp:anchor distT="0" distB="0" distL="114300" distR="114300" simplePos="0" relativeHeight="251659264" behindDoc="1" locked="0" layoutInCell="1" allowOverlap="1">
+          <wp:anchor distT="0" distB="0" distL="114300" distR="114300" simplePos="0" relativeHeight="251660288" behindDoc="1" locked="0" layoutInCell="1" allowOverlap="1">
             <wp:simplePos x="0" y="0"/>
             <wp:positionH relativeFrom="column">
               <wp:posOffset>0</wp:posOffset>
@@ -101,7 +100,7 @@
                     </pic:cNvPicPr>
                   </pic:nvPicPr>
                   <pic:blipFill>
-                    <a:blip xmlns:r="http://schemas.openxmlformats.org/officeDocument/2006/relationships" r:embed="rId5"/>
+                    <a:blip r:embed="rId8"/>
                     <a:stretch>
                       <a:fillRect/>
                     </a:stretch>
@@ -131,7 +130,7 @@
           <w:lang w:val="en-US" w:eastAsia="zh-CN"/>
         </w:rPr>
         <w:drawing>
-          <wp:anchor distT="0" distB="0" distL="114300" distR="114300" simplePos="0" relativeHeight="251658240" behindDoc="1" locked="0" layoutInCell="1" allowOverlap="1">
+          <wp:anchor distT="0" distB="0" distL="114300" distR="114300" simplePos="0" relativeHeight="251659264" behindDoc="1" locked="0" layoutInCell="1" allowOverlap="1">
             <wp:simplePos x="0" y="0"/>
             <wp:positionH relativeFrom="column">
               <wp:posOffset>635</wp:posOffset>
@@ -156,7 +155,7 @@
                     </pic:cNvPicPr>
                   </pic:nvPicPr>
                   <pic:blipFill>
-                    <a:blip xmlns:r="http://schemas.openxmlformats.org/officeDocument/2006/relationships" r:embed="rId6">
+                    <a:blip r:embed="rId9">
                       <a:alphaModFix amt="58000"/>
                       <a:lum contrast="-52000"/>
                     </a:blip>
@@ -190,7 +189,7 @@
     </w:p>
     <w:p>
       <w:pPr>
-        <w:pStyle w:val="a0"/>
+        <w:pStyle w:val="25"/>
         <w:keepNext w:val="0"/>
         <w:keepLines w:val="0"/>
         <w:pageBreakBefore w:val="0"/>
@@ -211,22 +210,13 @@
           <w:lang w:val="en-US" w:eastAsia="zh-CN"/>
         </w:rPr>
       </w:pPr>
-      <w:bookmarkStart w:id="1" w:name="_Toc6079"/>
+      <w:bookmarkStart w:id="1" w:name="_Toc30587"/>
       <w:r>
         <w:rPr>
           <w:rFonts w:hint="eastAsia"/>
           <w:lang w:val="en-US" w:eastAsia="zh-CN"/>
         </w:rPr>
-        <w:t>容量管</w:t>
-      </w:r>
-      <w:bookmarkStart w:id="2" w:name="_GoBack"/>
-      <w:bookmarkEnd w:id="2"/>
-      <w:r>
-        <w:rPr>
-          <w:rFonts w:hint="eastAsia"/>
-          <w:lang w:val="en-US" w:eastAsia="zh-CN"/>
-        </w:rPr>
-        <w:t>理制度</w:t>
+        <w:t>容量管理制度</w:t>
       </w:r>
       <w:bookmarkEnd w:id="1"/>
     </w:p>
@@ -246,11 +236,11 @@
         <w:adjustRightInd w:val="0"/>
         <w:snapToGrid w:val="0"/>
         <w:spacing w:after="624" w:afterLines="200" w:line="219" w:lineRule="auto"/>
-        <w:ind w:left="0" w:right="0" w:firstLine="0" w:leftChars="0" w:rightChars="0" w:firstLineChars="0"/>
+        <w:ind w:left="0" w:leftChars="0" w:right="0" w:rightChars="0" w:firstLine="0" w:firstLineChars="0"/>
         <w:jc w:val="center"/>
         <w:textAlignment w:val="baseline"/>
         <w:rPr>
-          <w:rFonts w:ascii="宋体" w:eastAsia="宋体" w:hAnsi="宋体" w:cs="宋体" w:hint="default"/>
+          <w:rFonts w:hint="default" w:ascii="宋体" w:hAnsi="宋体" w:eastAsia="宋体" w:cs="宋体"/>
           <w:sz w:val="24"/>
           <w:szCs w:val="24"/>
           <w:lang w:val="en-US" w:eastAsia="zh-CN"/>
@@ -258,7 +248,7 @@
       </w:pPr>
       <w:r>
         <w:rPr>
-          <w:rFonts w:ascii="宋体" w:eastAsia="宋体" w:hAnsi="宋体" w:cs="宋体"/>
+          <w:rFonts w:ascii="宋体" w:hAnsi="宋体" w:eastAsia="宋体" w:cs="宋体"/>
           <w:b/>
           <w:bCs/>
           <w:spacing w:val="-3"/>
@@ -269,7 +259,7 @@
       </w:r>
       <w:r>
         <w:rPr>
-          <w:rFonts w:ascii="宋体" w:eastAsia="宋体" w:hAnsi="宋体" w:cs="宋体" w:hint="eastAsia"/>
+          <w:rFonts w:hint="eastAsia" w:ascii="宋体" w:hAnsi="宋体" w:eastAsia="宋体" w:cs="宋体"/>
           <w:b/>
           <w:bCs/>
           <w:spacing w:val="-3"/>
@@ -281,7 +271,7 @@
       </w:r>
       <w:r>
         <w:rPr>
-          <w:rFonts w:ascii="宋体" w:eastAsia="宋体" w:hAnsi="宋体" w:cs="宋体"/>
+          <w:rFonts w:ascii="宋体" w:hAnsi="宋体" w:eastAsia="宋体" w:cs="宋体"/>
           <w:b/>
           <w:bCs/>
           <w:spacing w:val="-3"/>
@@ -292,7 +282,7 @@
       </w:r>
       <w:r>
         <w:rPr>
-          <w:rFonts w:ascii="宋体" w:hAnsi="宋体" w:cs="宋体" w:hint="eastAsia"/>
+          <w:rFonts w:hint="eastAsia" w:ascii="宋体" w:hAnsi="宋体" w:cs="宋体"/>
           <w:b/>
           <w:bCs/>
           <w:spacing w:val="-3"/>
@@ -304,7 +294,7 @@
       </w:r>
       <w:r>
         <w:rPr>
-          <w:rFonts w:ascii="宋体" w:eastAsia="宋体" w:hAnsi="宋体" w:cs="宋体"/>
+          <w:rFonts w:ascii="宋体" w:hAnsi="宋体" w:eastAsia="宋体" w:cs="宋体"/>
           <w:b/>
           <w:bCs/>
           <w:spacing w:val="-3"/>
@@ -315,7 +305,7 @@
       </w:r>
       <w:r>
         <w:rPr>
-          <w:rFonts w:ascii="宋体" w:hAnsi="宋体" w:cs="宋体" w:hint="eastAsia"/>
+          <w:rFonts w:hint="eastAsia" w:ascii="宋体" w:hAnsi="宋体" w:cs="宋体"/>
           <w:b/>
           <w:bCs/>
           <w:spacing w:val="-3"/>
@@ -328,17 +318,18 @@
     </w:p>
     <w:tbl>
       <w:tblPr>
-        <w:tblStyle w:val="TableGrid"/>
+        <w:tblStyle w:val="21"/>
         <w:tblW w:w="0" w:type="auto"/>
         <w:jc w:val="center"/>
         <w:tblBorders>
-          <w:top w:val="nil"/>
-          <w:left w:val="nil"/>
-          <w:bottom w:val="nil"/>
-          <w:right w:val="nil"/>
-          <w:insideH w:val="nil"/>
-          <w:insideV w:val="nil"/>
+          <w:top w:val="none" w:color="auto" w:sz="0" w:space="0"/>
+          <w:left w:val="none" w:color="auto" w:sz="0" w:space="0"/>
+          <w:bottom w:val="none" w:color="auto" w:sz="0" w:space="0"/>
+          <w:right w:val="none" w:color="auto" w:sz="0" w:space="0"/>
+          <w:insideH w:val="none" w:color="auto" w:sz="0" w:space="0"/>
+          <w:insideV w:val="none" w:color="auto" w:sz="0" w:space="0"/>
         </w:tblBorders>
+        <w:tblLayout w:type="autofit"/>
         <w:tblCellMar>
           <w:top w:w="0" w:type="dxa"/>
           <w:left w:w="108" w:type="dxa"/>
@@ -352,15 +343,13 @@
       </w:tblGrid>
       <w:tr>
         <w:tblPrEx>
-          <w:tblW w:w="0" w:type="auto"/>
-          <w:jc w:val="center"/>
           <w:tblBorders>
-            <w:top w:val="nil"/>
-            <w:left w:val="nil"/>
-            <w:bottom w:val="nil"/>
-            <w:right w:val="nil"/>
-            <w:insideH w:val="nil"/>
-            <w:insideV w:val="nil"/>
+            <w:top w:val="none" w:color="auto" w:sz="0" w:space="0"/>
+            <w:left w:val="none" w:color="auto" w:sz="0" w:space="0"/>
+            <w:bottom w:val="none" w:color="auto" w:sz="0" w:space="0"/>
+            <w:right w:val="none" w:color="auto" w:sz="0" w:space="0"/>
+            <w:insideH w:val="none" w:color="auto" w:sz="0" w:space="0"/>
+            <w:insideV w:val="none" w:color="auto" w:sz="0" w:space="0"/>
           </w:tblBorders>
           <w:tblCellMar>
             <w:top w:w="0" w:type="dxa"/>
@@ -370,7 +359,7 @@
           </w:tblCellMar>
         </w:tblPrEx>
         <w:trPr>
-          <w:trHeight w:val="810"/>
+          <w:trHeight w:val="810" w:hRule="atLeast"/>
           <w:jc w:val="center"/>
         </w:trPr>
         <w:tc>
@@ -408,7 +397,7 @@
             </w:r>
             <w:r>
               <w:rPr>
-                <w:rFonts w:asciiTheme="minorAscii" w:eastAsiaTheme="minorEastAsia" w:hAnsiTheme="minorAscii" w:hint="default"/>
+                <w:rFonts w:hint="default" w:asciiTheme="minorAscii" w:hAnsiTheme="minorAscii" w:eastAsiaTheme="minorEastAsia"/>
                 <w:spacing w:val="227"/>
                 <w:sz w:val="21"/>
                 <w:vertAlign w:val="baseline"/>
@@ -462,7 +451,7 @@
             </w:r>
             <w:r>
               <w:rPr>
-                <w:rFonts w:asciiTheme="minorAscii" w:eastAsiaTheme="minorEastAsia" w:hAnsiTheme="minorAscii" w:hint="eastAsia"/>
+                <w:rFonts w:hint="eastAsia" w:asciiTheme="minorAscii" w:hAnsiTheme="minorAscii" w:eastAsiaTheme="minorEastAsia"/>
                 <w:spacing w:val="227"/>
                 <w:sz w:val="21"/>
                 <w:vertAlign w:val="baseline"/>
@@ -484,8 +473,14 @@
       </w:tr>
       <w:tr>
         <w:tblPrEx>
-          <w:tblW w:w="0" w:type="auto"/>
-          <w:jc w:val="center"/>
+          <w:tblBorders>
+            <w:top w:val="none" w:color="auto" w:sz="0" w:space="0"/>
+            <w:left w:val="none" w:color="auto" w:sz="0" w:space="0"/>
+            <w:bottom w:val="none" w:color="auto" w:sz="0" w:space="0"/>
+            <w:right w:val="none" w:color="auto" w:sz="0" w:space="0"/>
+            <w:insideH w:val="none" w:color="auto" w:sz="0" w:space="0"/>
+            <w:insideV w:val="none" w:color="auto" w:sz="0" w:space="0"/>
+          </w:tblBorders>
           <w:tblCellMar>
             <w:top w:w="0" w:type="dxa"/>
             <w:left w:w="108" w:type="dxa"/>
@@ -494,7 +489,7 @@
           </w:tblCellMar>
         </w:tblPrEx>
         <w:trPr>
-          <w:trHeight w:val="810"/>
+          <w:trHeight w:val="810" w:hRule="atLeast"/>
           <w:jc w:val="center"/>
         </w:trPr>
         <w:tc>
@@ -518,7 +513,7 @@
               <w:snapToGrid w:val="0"/>
               <w:textAlignment w:val="baseline"/>
               <w:rPr>
-                <w:rFonts w:ascii="Arial" w:eastAsia="Arial" w:hAnsi="Arial" w:cs="Arial" w:hint="default"/>
+                <w:rFonts w:hint="default" w:ascii="Arial" w:hAnsi="Arial" w:eastAsia="Arial" w:cs="Arial"/>
                 <w:snapToGrid w:val="0"/>
                 <w:color w:val="000000"/>
                 <w:kern w:val="0"/>
@@ -550,7 +545,7 @@
             </w:r>
             <w:r>
               <w:rPr>
-                <w:rFonts w:asciiTheme="minorAscii" w:eastAsiaTheme="minorEastAsia" w:hAnsiTheme="minorAscii" w:hint="default"/>
+                <w:rFonts w:hint="default" w:asciiTheme="minorAscii" w:hAnsiTheme="minorAscii" w:eastAsiaTheme="minorEastAsia"/>
                 <w:spacing w:val="227"/>
                 <w:sz w:val="21"/>
                 <w:vertAlign w:val="baseline"/>
@@ -603,7 +598,7 @@
               <w:snapToGrid w:val="0"/>
               <w:textAlignment w:val="baseline"/>
               <w:rPr>
-                <w:rFonts w:ascii="Arial" w:eastAsia="Arial" w:hAnsi="Arial" w:cs="Arial" w:hint="default"/>
+                <w:rFonts w:hint="default" w:ascii="Arial" w:hAnsi="Arial" w:eastAsia="Arial" w:cs="Arial"/>
                 <w:snapToGrid w:val="0"/>
                 <w:color w:val="000000"/>
                 <w:kern w:val="0"/>
@@ -623,7 +618,7 @@
             </w:r>
             <w:r>
               <w:rPr>
-                <w:rFonts w:asciiTheme="minorAscii" w:eastAsiaTheme="minorEastAsia" w:hAnsiTheme="minorAscii" w:hint="eastAsia"/>
+                <w:rFonts w:hint="eastAsia" w:asciiTheme="minorAscii" w:hAnsiTheme="minorAscii" w:eastAsiaTheme="minorEastAsia"/>
                 <w:spacing w:val="227"/>
                 <w:sz w:val="21"/>
                 <w:vertAlign w:val="baseline"/>
@@ -645,8 +640,14 @@
       </w:tr>
       <w:tr>
         <w:tblPrEx>
-          <w:tblW w:w="0" w:type="auto"/>
-          <w:jc w:val="center"/>
+          <w:tblBorders>
+            <w:top w:val="none" w:color="auto" w:sz="0" w:space="0"/>
+            <w:left w:val="none" w:color="auto" w:sz="0" w:space="0"/>
+            <w:bottom w:val="none" w:color="auto" w:sz="0" w:space="0"/>
+            <w:right w:val="none" w:color="auto" w:sz="0" w:space="0"/>
+            <w:insideH w:val="none" w:color="auto" w:sz="0" w:space="0"/>
+            <w:insideV w:val="none" w:color="auto" w:sz="0" w:space="0"/>
+          </w:tblBorders>
           <w:tblCellMar>
             <w:top w:w="0" w:type="dxa"/>
             <w:left w:w="108" w:type="dxa"/>
@@ -655,7 +656,7 @@
           </w:tblCellMar>
         </w:tblPrEx>
         <w:trPr>
-          <w:trHeight w:val="635"/>
+          <w:trHeight w:val="635" w:hRule="atLeast"/>
           <w:jc w:val="center"/>
         </w:trPr>
         <w:tc>
@@ -705,7 +706,7 @@
             </w:r>
             <w:r>
               <w:rPr>
-                <w:rFonts w:asciiTheme="minorAscii" w:eastAsiaTheme="minorEastAsia" w:hAnsiTheme="minorAscii" w:hint="eastAsia"/>
+                <w:rFonts w:hint="eastAsia" w:asciiTheme="minorAscii" w:hAnsiTheme="minorAscii" w:eastAsiaTheme="minorEastAsia"/>
                 <w:spacing w:val="227"/>
                 <w:sz w:val="21"/>
                 <w:vertAlign w:val="baseline"/>
@@ -758,7 +759,7 @@
             </w:r>
             <w:r>
               <w:rPr>
-                <w:rFonts w:asciiTheme="minorAscii" w:eastAsiaTheme="minorEastAsia" w:hAnsiTheme="minorAscii" w:hint="eastAsia"/>
+                <w:rFonts w:hint="eastAsia" w:asciiTheme="minorAscii" w:hAnsiTheme="minorAscii" w:eastAsiaTheme="minorEastAsia"/>
                 <w:spacing w:val="227"/>
                 <w:sz w:val="21"/>
                 <w:vertAlign w:val="baseline"/>
@@ -817,14 +818,14 @@
         <w:ind w:left="3634"/>
         <w:textAlignment w:val="baseline"/>
         <w:rPr>
-          <w:rFonts w:ascii="宋体" w:eastAsia="宋体" w:hAnsi="宋体" w:cs="宋体"/>
+          <w:rFonts w:ascii="宋体" w:hAnsi="宋体" w:eastAsia="宋体" w:cs="宋体"/>
           <w:sz w:val="31"/>
           <w:szCs w:val="31"/>
         </w:rPr>
       </w:pPr>
       <w:r>
         <w:rPr>
-          <w:rFonts w:ascii="宋体" w:eastAsia="宋体" w:hAnsi="宋体" w:cs="宋体"/>
+          <w:rFonts w:ascii="宋体" w:hAnsi="宋体" w:eastAsia="宋体" w:cs="宋体"/>
           <w:b/>
           <w:bCs/>
           <w:spacing w:val="4"/>
@@ -836,16 +837,16 @@
     </w:p>
     <w:tbl>
       <w:tblPr>
-        <w:tblStyle w:val="TableNormal0"/>
+        <w:tblStyle w:val="26"/>
         <w:tblW w:w="8214" w:type="dxa"/>
         <w:jc w:val="center"/>
         <w:tblBorders>
-          <w:top w:val="single" w:sz="2" w:space="0" w:color="000000"/>
-          <w:left w:val="single" w:sz="2" w:space="0" w:color="000000"/>
-          <w:bottom w:val="single" w:sz="2" w:space="0" w:color="000000"/>
-          <w:right w:val="single" w:sz="2" w:space="0" w:color="000000"/>
-          <w:insideH w:val="single" w:sz="2" w:space="0" w:color="000000"/>
-          <w:insideV w:val="single" w:sz="2" w:space="0" w:color="000000"/>
+          <w:top w:val="single" w:color="000000" w:sz="2" w:space="0"/>
+          <w:left w:val="single" w:color="000000" w:sz="2" w:space="0"/>
+          <w:bottom w:val="single" w:color="000000" w:sz="2" w:space="0"/>
+          <w:right w:val="single" w:color="000000" w:sz="2" w:space="0"/>
+          <w:insideH w:val="single" w:color="000000" w:sz="2" w:space="0"/>
+          <w:insideV w:val="single" w:color="000000" w:sz="2" w:space="0"/>
         </w:tblBorders>
         <w:tblLayout w:type="fixed"/>
         <w:tblCellMar>
@@ -865,17 +866,14 @@
       </w:tblGrid>
       <w:tr>
         <w:tblPrEx>
-          <w:tblW w:w="8214" w:type="dxa"/>
-          <w:jc w:val="center"/>
           <w:tblBorders>
-            <w:top w:val="single" w:sz="2" w:space="0" w:color="000000"/>
-            <w:left w:val="single" w:sz="2" w:space="0" w:color="000000"/>
-            <w:bottom w:val="single" w:sz="2" w:space="0" w:color="000000"/>
-            <w:right w:val="single" w:sz="2" w:space="0" w:color="000000"/>
-            <w:insideH w:val="single" w:sz="2" w:space="0" w:color="000000"/>
-            <w:insideV w:val="single" w:sz="2" w:space="0" w:color="000000"/>
+            <w:top w:val="single" w:color="000000" w:sz="2" w:space="0"/>
+            <w:left w:val="single" w:color="000000" w:sz="2" w:space="0"/>
+            <w:bottom w:val="single" w:color="000000" w:sz="2" w:space="0"/>
+            <w:right w:val="single" w:color="000000" w:sz="2" w:space="0"/>
+            <w:insideH w:val="single" w:color="000000" w:sz="2" w:space="0"/>
+            <w:insideV w:val="single" w:color="000000" w:sz="2" w:space="0"/>
           </w:tblBorders>
-          <w:tblLayout w:type="fixed"/>
           <w:tblCellMar>
             <w:top w:w="0" w:type="dxa"/>
             <w:left w:w="0" w:type="dxa"/>
@@ -884,7 +882,7 @@
           </w:tblCellMar>
         </w:tblPrEx>
         <w:trPr>
-          <w:trHeight w:val="593"/>
+          <w:trHeight w:val="593" w:hRule="atLeast"/>
           <w:jc w:val="center"/>
         </w:trPr>
         <w:tc>
@@ -906,18 +904,18 @@
               <w:adjustRightInd w:val="0"/>
               <w:snapToGrid w:val="0"/>
               <w:spacing w:before="176" w:line="228" w:lineRule="auto"/>
-              <w:ind w:left="0" w:right="0" w:firstLine="0" w:leftChars="0" w:rightChars="0" w:firstLineChars="0"/>
+              <w:ind w:left="0" w:leftChars="0" w:right="0" w:rightChars="0" w:firstLine="0" w:firstLineChars="0"/>
               <w:jc w:val="center"/>
               <w:textAlignment w:val="baseline"/>
               <w:rPr>
-                <w:rFonts w:ascii="宋体" w:eastAsia="宋体" w:hAnsi="宋体" w:cs="宋体"/>
+                <w:rFonts w:ascii="宋体" w:hAnsi="宋体" w:eastAsia="宋体" w:cs="宋体"/>
                 <w:sz w:val="20"/>
                 <w:szCs w:val="20"/>
               </w:rPr>
             </w:pPr>
             <w:r>
               <w:rPr>
-                <w:rFonts w:ascii="宋体" w:hAnsi="宋体" w:cs="宋体" w:hint="eastAsia"/>
+                <w:rFonts w:hint="eastAsia" w:ascii="宋体" w:hAnsi="宋体" w:cs="宋体"/>
                 <w:spacing w:val="-14"/>
                 <w:sz w:val="20"/>
                 <w:szCs w:val="20"/>
@@ -927,7 +925,7 @@
             </w:r>
             <w:r>
               <w:rPr>
-                <w:rFonts w:ascii="宋体" w:eastAsia="宋体" w:hAnsi="宋体" w:cs="宋体"/>
+                <w:rFonts w:ascii="宋体" w:hAnsi="宋体" w:eastAsia="宋体" w:cs="宋体"/>
                 <w:spacing w:val="-14"/>
                 <w:sz w:val="20"/>
                 <w:szCs w:val="20"/>
@@ -955,18 +953,18 @@
               <w:adjustRightInd w:val="0"/>
               <w:snapToGrid w:val="0"/>
               <w:spacing w:before="175" w:line="227" w:lineRule="auto"/>
-              <w:ind w:left="0" w:right="0" w:firstLine="0" w:leftChars="0" w:rightChars="0" w:firstLineChars="0"/>
+              <w:ind w:left="0" w:leftChars="0" w:right="0" w:rightChars="0" w:firstLine="0" w:firstLineChars="0"/>
               <w:jc w:val="center"/>
               <w:textAlignment w:val="baseline"/>
               <w:rPr>
-                <w:rFonts w:ascii="宋体" w:eastAsia="宋体" w:hAnsi="宋体" w:cs="宋体"/>
+                <w:rFonts w:ascii="宋体" w:hAnsi="宋体" w:eastAsia="宋体" w:cs="宋体"/>
                 <w:sz w:val="20"/>
                 <w:szCs w:val="20"/>
               </w:rPr>
             </w:pPr>
             <w:r>
               <w:rPr>
-                <w:rFonts w:ascii="宋体" w:eastAsia="宋体" w:hAnsi="宋体" w:cs="宋体"/>
+                <w:rFonts w:ascii="宋体" w:hAnsi="宋体" w:eastAsia="宋体" w:cs="宋体"/>
                 <w:spacing w:val="4"/>
                 <w:sz w:val="20"/>
                 <w:szCs w:val="20"/>
@@ -994,18 +992,18 @@
               <w:adjustRightInd w:val="0"/>
               <w:snapToGrid w:val="0"/>
               <w:spacing w:before="175" w:line="228" w:lineRule="auto"/>
-              <w:ind w:left="0" w:right="0" w:firstLine="0" w:leftChars="0" w:rightChars="0" w:firstLineChars="0"/>
+              <w:ind w:left="0" w:leftChars="0" w:right="0" w:rightChars="0" w:firstLine="0" w:firstLineChars="0"/>
               <w:jc w:val="center"/>
               <w:textAlignment w:val="baseline"/>
               <w:rPr>
-                <w:rFonts w:ascii="宋体" w:eastAsia="宋体" w:hAnsi="宋体" w:cs="宋体"/>
+                <w:rFonts w:ascii="宋体" w:hAnsi="宋体" w:eastAsia="宋体" w:cs="宋体"/>
                 <w:sz w:val="20"/>
                 <w:szCs w:val="20"/>
               </w:rPr>
             </w:pPr>
             <w:r>
               <w:rPr>
-                <w:rFonts w:ascii="宋体" w:eastAsia="宋体" w:hAnsi="宋体" w:cs="宋体"/>
+                <w:rFonts w:ascii="宋体" w:hAnsi="宋体" w:eastAsia="宋体" w:cs="宋体"/>
                 <w:spacing w:val="7"/>
                 <w:sz w:val="20"/>
                 <w:szCs w:val="20"/>
@@ -1033,11 +1031,11 @@
               <w:adjustRightInd w:val="0"/>
               <w:snapToGrid w:val="0"/>
               <w:spacing w:before="175" w:line="228" w:lineRule="auto"/>
-              <w:ind w:left="0" w:right="0" w:firstLine="0" w:leftChars="0" w:rightChars="0" w:firstLineChars="0"/>
+              <w:ind w:left="0" w:leftChars="0" w:right="0" w:rightChars="0" w:firstLine="0" w:firstLineChars="0"/>
               <w:jc w:val="center"/>
               <w:textAlignment w:val="baseline"/>
               <w:rPr>
-                <w:rFonts w:ascii="宋体" w:eastAsia="宋体" w:hAnsi="宋体" w:cs="宋体" w:hint="eastAsia"/>
+                <w:rFonts w:hint="eastAsia" w:ascii="宋体" w:hAnsi="宋体" w:eastAsia="宋体" w:cs="宋体"/>
                 <w:spacing w:val="7"/>
                 <w:sz w:val="20"/>
                 <w:szCs w:val="20"/>
@@ -1046,7 +1044,7 @@
             </w:pPr>
             <w:r>
               <w:rPr>
-                <w:rFonts w:ascii="宋体" w:hAnsi="宋体" w:cs="宋体" w:hint="eastAsia"/>
+                <w:rFonts w:hint="eastAsia" w:ascii="宋体" w:hAnsi="宋体" w:cs="宋体"/>
                 <w:spacing w:val="7"/>
                 <w:sz w:val="20"/>
                 <w:szCs w:val="20"/>
@@ -1075,11 +1073,11 @@
               <w:adjustRightInd w:val="0"/>
               <w:snapToGrid w:val="0"/>
               <w:spacing w:before="175" w:line="228" w:lineRule="auto"/>
-              <w:ind w:left="0" w:right="0" w:firstLine="0" w:leftChars="0" w:rightChars="0" w:firstLineChars="0"/>
+              <w:ind w:left="0" w:leftChars="0" w:right="0" w:rightChars="0" w:firstLine="0" w:firstLineChars="0"/>
               <w:jc w:val="center"/>
               <w:textAlignment w:val="baseline"/>
               <w:rPr>
-                <w:rFonts w:ascii="宋体" w:hAnsi="宋体" w:cs="宋体" w:hint="default"/>
+                <w:rFonts w:hint="default" w:ascii="宋体" w:hAnsi="宋体" w:cs="宋体"/>
                 <w:spacing w:val="7"/>
                 <w:sz w:val="20"/>
                 <w:szCs w:val="20"/>
@@ -1088,7 +1086,7 @@
             </w:pPr>
             <w:r>
               <w:rPr>
-                <w:rFonts w:ascii="宋体" w:hAnsi="宋体" w:cs="宋体" w:hint="eastAsia"/>
+                <w:rFonts w:hint="eastAsia" w:ascii="宋体" w:hAnsi="宋体" w:cs="宋体"/>
                 <w:spacing w:val="7"/>
                 <w:sz w:val="20"/>
                 <w:szCs w:val="20"/>
@@ -1117,18 +1115,18 @@
               <w:adjustRightInd w:val="0"/>
               <w:snapToGrid w:val="0"/>
               <w:spacing w:before="176" w:line="229" w:lineRule="auto"/>
-              <w:ind w:left="0" w:right="0" w:firstLine="0" w:leftChars="0" w:rightChars="0" w:firstLineChars="0"/>
+              <w:ind w:left="0" w:leftChars="0" w:right="0" w:rightChars="0" w:firstLine="0" w:firstLineChars="0"/>
               <w:jc w:val="center"/>
               <w:textAlignment w:val="baseline"/>
               <w:rPr>
-                <w:rFonts w:ascii="宋体" w:eastAsia="宋体" w:hAnsi="宋体" w:cs="宋体"/>
+                <w:rFonts w:ascii="宋体" w:hAnsi="宋体" w:eastAsia="宋体" w:cs="宋体"/>
                 <w:sz w:val="20"/>
                 <w:szCs w:val="20"/>
               </w:rPr>
             </w:pPr>
             <w:r>
               <w:rPr>
-                <w:rFonts w:ascii="宋体" w:eastAsia="宋体" w:hAnsi="宋体" w:cs="宋体"/>
+                <w:rFonts w:ascii="宋体" w:hAnsi="宋体" w:eastAsia="宋体" w:cs="宋体"/>
                 <w:spacing w:val="7"/>
                 <w:sz w:val="20"/>
                 <w:szCs w:val="20"/>
@@ -1140,9 +1138,14 @@
       </w:tr>
       <w:tr>
         <w:tblPrEx>
-          <w:tblW w:w="8214" w:type="dxa"/>
-          <w:jc w:val="center"/>
-          <w:tblLayout w:type="fixed"/>
+          <w:tblBorders>
+            <w:top w:val="single" w:color="000000" w:sz="2" w:space="0"/>
+            <w:left w:val="single" w:color="000000" w:sz="2" w:space="0"/>
+            <w:bottom w:val="single" w:color="000000" w:sz="2" w:space="0"/>
+            <w:right w:val="single" w:color="000000" w:sz="2" w:space="0"/>
+            <w:insideH w:val="single" w:color="000000" w:sz="2" w:space="0"/>
+            <w:insideV w:val="single" w:color="000000" w:sz="2" w:space="0"/>
+          </w:tblBorders>
           <w:tblCellMar>
             <w:top w:w="0" w:type="dxa"/>
             <w:left w:w="0" w:type="dxa"/>
@@ -1151,7 +1154,7 @@
           </w:tblCellMar>
         </w:tblPrEx>
         <w:trPr>
-          <w:trHeight w:val="516"/>
+          <w:trHeight w:val="516" w:hRule="atLeast"/>
           <w:jc w:val="center"/>
         </w:trPr>
         <w:tc>
@@ -1173,11 +1176,11 @@
               <w:adjustRightInd w:val="0"/>
               <w:snapToGrid w:val="0"/>
               <w:spacing w:before="173" w:line="267" w:lineRule="exact"/>
-              <w:ind w:left="0" w:right="0" w:firstLine="0" w:leftChars="0" w:rightChars="0" w:firstLineChars="0"/>
+              <w:ind w:left="0" w:leftChars="0" w:right="0" w:rightChars="0" w:firstLine="0" w:firstLineChars="0"/>
               <w:jc w:val="center"/>
               <w:textAlignment w:val="baseline"/>
               <w:rPr>
-                <w:rFonts w:ascii="宋体" w:eastAsia="宋体" w:hAnsi="宋体" w:cs="宋体" w:hint="default"/>
+                <w:rFonts w:hint="default" w:ascii="宋体" w:hAnsi="宋体" w:eastAsia="宋体" w:cs="宋体"/>
                 <w:sz w:val="20"/>
                 <w:szCs w:val="20"/>
                 <w:lang w:val="en-US"/>
@@ -1185,7 +1188,7 @@
             </w:pPr>
             <w:r>
               <w:rPr>
-                <w:rFonts w:ascii="宋体" w:eastAsia="宋体" w:hAnsi="宋体" w:cs="宋体"/>
+                <w:rFonts w:ascii="宋体" w:hAnsi="宋体" w:eastAsia="宋体" w:cs="宋体"/>
                 <w:spacing w:val="3"/>
                 <w:position w:val="1"/>
                 <w:sz w:val="20"/>
@@ -1195,7 +1198,7 @@
             </w:r>
             <w:r>
               <w:rPr>
-                <w:rFonts w:ascii="宋体" w:hAnsi="宋体" w:cs="宋体" w:hint="eastAsia"/>
+                <w:rFonts w:hint="eastAsia" w:ascii="宋体" w:hAnsi="宋体" w:cs="宋体"/>
                 <w:spacing w:val="3"/>
                 <w:position w:val="1"/>
                 <w:sz w:val="20"/>
@@ -1206,7 +1209,7 @@
             </w:r>
             <w:r>
               <w:rPr>
-                <w:rFonts w:ascii="宋体" w:eastAsia="宋体" w:hAnsi="宋体" w:cs="宋体"/>
+                <w:rFonts w:ascii="宋体" w:hAnsi="宋体" w:eastAsia="宋体" w:cs="宋体"/>
                 <w:spacing w:val="3"/>
                 <w:position w:val="1"/>
                 <w:sz w:val="20"/>
@@ -1216,7 +1219,7 @@
             </w:r>
             <w:r>
               <w:rPr>
-                <w:rFonts w:ascii="宋体" w:hAnsi="宋体" w:cs="宋体" w:hint="eastAsia"/>
+                <w:rFonts w:hint="eastAsia" w:ascii="宋体" w:hAnsi="宋体" w:cs="宋体"/>
                 <w:spacing w:val="3"/>
                 <w:position w:val="1"/>
                 <w:sz w:val="20"/>
@@ -1246,18 +1249,18 @@
               <w:adjustRightInd w:val="0"/>
               <w:snapToGrid w:val="0"/>
               <w:spacing w:before="173" w:line="267" w:lineRule="exact"/>
-              <w:ind w:left="0" w:right="0" w:firstLine="0" w:leftChars="0" w:rightChars="0" w:firstLineChars="0"/>
+              <w:ind w:left="0" w:leftChars="0" w:right="0" w:rightChars="0" w:firstLine="0" w:firstLineChars="0"/>
               <w:jc w:val="center"/>
               <w:textAlignment w:val="baseline"/>
               <w:rPr>
-                <w:rFonts w:ascii="宋体" w:eastAsia="宋体" w:hAnsi="宋体" w:cs="宋体"/>
+                <w:rFonts w:ascii="宋体" w:hAnsi="宋体" w:eastAsia="宋体" w:cs="宋体"/>
                 <w:sz w:val="20"/>
                 <w:szCs w:val="20"/>
               </w:rPr>
             </w:pPr>
             <w:r>
               <w:rPr>
-                <w:rFonts w:ascii="宋体" w:eastAsia="宋体" w:hAnsi="宋体" w:cs="宋体"/>
+                <w:rFonts w:ascii="宋体" w:hAnsi="宋体" w:eastAsia="宋体" w:cs="宋体"/>
                 <w:spacing w:val="4"/>
                 <w:position w:val="1"/>
                 <w:sz w:val="20"/>
@@ -1286,18 +1289,18 @@
               <w:adjustRightInd w:val="0"/>
               <w:snapToGrid w:val="0"/>
               <w:spacing w:before="172" w:line="228" w:lineRule="auto"/>
-              <w:ind w:left="0" w:right="0" w:firstLine="0" w:leftChars="0" w:rightChars="0" w:firstLineChars="0"/>
+              <w:ind w:left="0" w:leftChars="0" w:right="0" w:rightChars="0" w:firstLine="0" w:firstLineChars="0"/>
               <w:jc w:val="center"/>
               <w:textAlignment w:val="baseline"/>
               <w:rPr>
-                <w:rFonts w:ascii="宋体" w:eastAsia="宋体" w:hAnsi="宋体" w:cs="宋体"/>
+                <w:rFonts w:ascii="宋体" w:hAnsi="宋体" w:eastAsia="宋体" w:cs="宋体"/>
                 <w:sz w:val="20"/>
                 <w:szCs w:val="20"/>
               </w:rPr>
             </w:pPr>
             <w:r>
               <w:rPr>
-                <w:rFonts w:ascii="宋体" w:eastAsia="宋体" w:hAnsi="宋体" w:cs="宋体"/>
+                <w:rFonts w:ascii="宋体" w:hAnsi="宋体" w:eastAsia="宋体" w:cs="宋体"/>
                 <w:spacing w:val="200"/>
                 <w:kern w:val="0"/>
                 <w:sz w:val="20"/>
@@ -1307,7 +1310,7 @@
             </w:r>
             <w:r>
               <w:rPr>
-                <w:rFonts w:ascii="宋体" w:eastAsia="宋体" w:hAnsi="宋体" w:cs="宋体"/>
+                <w:rFonts w:ascii="宋体" w:hAnsi="宋体" w:eastAsia="宋体" w:cs="宋体"/>
                 <w:spacing w:val="0"/>
                 <w:kern w:val="0"/>
                 <w:sz w:val="20"/>
@@ -1336,11 +1339,11 @@
               <w:adjustRightInd w:val="0"/>
               <w:snapToGrid w:val="0"/>
               <w:spacing w:before="173" w:line="229" w:lineRule="auto"/>
-              <w:ind w:left="0" w:right="0" w:firstLine="0" w:leftChars="0" w:rightChars="0" w:firstLineChars="0"/>
+              <w:ind w:left="0" w:leftChars="0" w:right="0" w:rightChars="0" w:firstLine="0" w:firstLineChars="0"/>
               <w:jc w:val="center"/>
               <w:textAlignment w:val="baseline"/>
               <w:rPr>
-                <w:rFonts w:ascii="宋体" w:eastAsia="宋体" w:hAnsi="宋体" w:cs="宋体"/>
+                <w:rFonts w:ascii="宋体" w:hAnsi="宋体" w:eastAsia="宋体" w:cs="宋体"/>
                 <w:spacing w:val="200"/>
                 <w:kern w:val="0"/>
                 <w:sz w:val="20"/>
@@ -1349,7 +1352,7 @@
             </w:pPr>
             <w:r>
               <w:rPr>
-                <w:rFonts w:asciiTheme="minorAscii" w:eastAsiaTheme="minorEastAsia" w:hAnsiTheme="minorAscii" w:hint="eastAsia"/>
+                <w:rFonts w:hint="eastAsia" w:asciiTheme="minorAscii" w:hAnsiTheme="minorAscii" w:eastAsiaTheme="minorEastAsia"/>
                 <w:spacing w:val="0"/>
                 <w:kern w:val="0"/>
                 <w:sz w:val="21"/>
@@ -1379,11 +1382,11 @@
               <w:adjustRightInd w:val="0"/>
               <w:snapToGrid w:val="0"/>
               <w:spacing w:before="172" w:line="228" w:lineRule="auto"/>
-              <w:ind w:left="0" w:right="0" w:firstLine="0" w:leftChars="0" w:rightChars="0" w:firstLineChars="0"/>
+              <w:ind w:left="0" w:leftChars="0" w:right="0" w:rightChars="0" w:firstLine="0" w:firstLineChars="0"/>
               <w:jc w:val="center"/>
               <w:textAlignment w:val="baseline"/>
               <w:rPr>
-                <w:rFonts w:ascii="宋体" w:eastAsia="宋体" w:hAnsi="宋体" w:cs="宋体"/>
+                <w:rFonts w:ascii="宋体" w:hAnsi="宋体" w:eastAsia="宋体" w:cs="宋体"/>
                 <w:spacing w:val="200"/>
                 <w:kern w:val="0"/>
                 <w:sz w:val="20"/>
@@ -1392,7 +1395,7 @@
             </w:pPr>
             <w:r>
               <w:rPr>
-                <w:rFonts w:ascii="宋体" w:eastAsia="宋体" w:hAnsi="宋体" w:cs="宋体" w:hint="eastAsia"/>
+                <w:rFonts w:hint="eastAsia" w:ascii="宋体" w:hAnsi="宋体" w:eastAsia="宋体" w:cs="宋体"/>
                 <w:spacing w:val="200"/>
                 <w:kern w:val="0"/>
                 <w:sz w:val="20"/>
@@ -1402,7 +1405,7 @@
             </w:r>
             <w:r>
               <w:rPr>
-                <w:rFonts w:asciiTheme="minorAscii" w:eastAsiaTheme="minorEastAsia" w:hAnsiTheme="minorAscii" w:hint="eastAsia"/>
+                <w:rFonts w:hint="eastAsia" w:asciiTheme="minorAscii" w:hAnsiTheme="minorAscii" w:eastAsiaTheme="minorEastAsia"/>
                 <w:spacing w:val="0"/>
                 <w:kern w:val="0"/>
                 <w:sz w:val="21"/>
@@ -1432,18 +1435,18 @@
               <w:adjustRightInd w:val="0"/>
               <w:snapToGrid w:val="0"/>
               <w:spacing w:before="173" w:line="229" w:lineRule="auto"/>
-              <w:ind w:left="0" w:right="0" w:firstLine="0" w:leftChars="0" w:rightChars="0" w:firstLineChars="0"/>
+              <w:ind w:left="0" w:leftChars="0" w:right="0" w:rightChars="0" w:firstLine="0" w:firstLineChars="0"/>
               <w:jc w:val="center"/>
               <w:textAlignment w:val="baseline"/>
               <w:rPr>
-                <w:rFonts w:ascii="宋体" w:eastAsia="宋体" w:hAnsi="宋体" w:cs="宋体"/>
+                <w:rFonts w:ascii="宋体" w:hAnsi="宋体" w:eastAsia="宋体" w:cs="宋体"/>
                 <w:sz w:val="20"/>
                 <w:szCs w:val="20"/>
               </w:rPr>
             </w:pPr>
             <w:r>
               <w:rPr>
-                <w:rFonts w:asciiTheme="minorAscii" w:eastAsiaTheme="minorEastAsia" w:hAnsiTheme="minorAscii" w:hint="eastAsia"/>
+                <w:rFonts w:hint="eastAsia" w:asciiTheme="minorAscii" w:hAnsiTheme="minorAscii" w:eastAsiaTheme="minorEastAsia"/>
                 <w:spacing w:val="0"/>
                 <w:kern w:val="0"/>
                 <w:sz w:val="21"/>
@@ -1457,9 +1460,14 @@
       </w:tr>
       <w:tr>
         <w:tblPrEx>
-          <w:tblW w:w="8214" w:type="dxa"/>
-          <w:jc w:val="center"/>
-          <w:tblLayout w:type="fixed"/>
+          <w:tblBorders>
+            <w:top w:val="single" w:color="000000" w:sz="2" w:space="0"/>
+            <w:left w:val="single" w:color="000000" w:sz="2" w:space="0"/>
+            <w:bottom w:val="single" w:color="000000" w:sz="2" w:space="0"/>
+            <w:right w:val="single" w:color="000000" w:sz="2" w:space="0"/>
+            <w:insideH w:val="single" w:color="000000" w:sz="2" w:space="0"/>
+            <w:insideV w:val="single" w:color="000000" w:sz="2" w:space="0"/>
+          </w:tblBorders>
           <w:tblCellMar>
             <w:top w:w="0" w:type="dxa"/>
             <w:left w:w="0" w:type="dxa"/>
@@ -1468,7 +1476,7 @@
           </w:tblCellMar>
         </w:tblPrEx>
         <w:trPr>
-          <w:trHeight w:val="556"/>
+          <w:trHeight w:val="556" w:hRule="atLeast"/>
           <w:jc w:val="center"/>
         </w:trPr>
         <w:tc>
@@ -1477,7 +1485,7 @@
           </w:tcPr>
           <w:p>
             <w:pPr>
-              <w:pStyle w:val="TableText"/>
+              <w:pStyle w:val="27"/>
               <w:keepNext w:val="0"/>
               <w:keepLines w:val="0"/>
               <w:pageBreakBefore w:val="0"/>
@@ -1490,7 +1498,7 @@
               <w:bidi w:val="0"/>
               <w:adjustRightInd w:val="0"/>
               <w:snapToGrid w:val="0"/>
-              <w:ind w:left="0" w:right="0" w:firstLine="0" w:leftChars="0" w:rightChars="0" w:firstLineChars="0"/>
+              <w:ind w:left="0" w:leftChars="0" w:right="0" w:rightChars="0" w:firstLine="0" w:firstLineChars="0"/>
               <w:jc w:val="center"/>
               <w:textAlignment w:val="baseline"/>
             </w:pPr>
@@ -1502,7 +1510,7 @@
           </w:tcPr>
           <w:p>
             <w:pPr>
-              <w:pStyle w:val="TableText"/>
+              <w:pStyle w:val="27"/>
               <w:keepNext w:val="0"/>
               <w:keepLines w:val="0"/>
               <w:pageBreakBefore w:val="0"/>
@@ -1515,7 +1523,7 @@
               <w:bidi w:val="0"/>
               <w:adjustRightInd w:val="0"/>
               <w:snapToGrid w:val="0"/>
-              <w:ind w:left="0" w:right="0" w:firstLine="0" w:leftChars="0" w:rightChars="0" w:firstLineChars="0"/>
+              <w:ind w:left="0" w:leftChars="0" w:right="0" w:rightChars="0" w:firstLine="0" w:firstLineChars="0"/>
               <w:jc w:val="center"/>
               <w:textAlignment w:val="baseline"/>
             </w:pPr>
@@ -1527,7 +1535,7 @@
           </w:tcPr>
           <w:p>
             <w:pPr>
-              <w:pStyle w:val="TableText"/>
+              <w:pStyle w:val="27"/>
               <w:keepNext w:val="0"/>
               <w:keepLines w:val="0"/>
               <w:pageBreakBefore w:val="0"/>
@@ -1540,7 +1548,7 @@
               <w:bidi w:val="0"/>
               <w:adjustRightInd w:val="0"/>
               <w:snapToGrid w:val="0"/>
-              <w:ind w:left="0" w:right="0" w:firstLine="0" w:leftChars="0" w:rightChars="0" w:firstLineChars="0"/>
+              <w:ind w:left="0" w:leftChars="0" w:right="0" w:rightChars="0" w:firstLine="0" w:firstLineChars="0"/>
               <w:jc w:val="center"/>
               <w:textAlignment w:val="baseline"/>
             </w:pPr>
@@ -1552,7 +1560,7 @@
           </w:tcPr>
           <w:p>
             <w:pPr>
-              <w:pStyle w:val="TableText"/>
+              <w:pStyle w:val="27"/>
               <w:keepNext w:val="0"/>
               <w:keepLines w:val="0"/>
               <w:pageBreakBefore w:val="0"/>
@@ -1565,7 +1573,7 @@
               <w:bidi w:val="0"/>
               <w:adjustRightInd w:val="0"/>
               <w:snapToGrid w:val="0"/>
-              <w:ind w:left="0" w:right="0" w:firstLine="0" w:leftChars="0" w:rightChars="0" w:firstLineChars="0"/>
+              <w:ind w:left="0" w:leftChars="0" w:right="0" w:rightChars="0" w:firstLine="0" w:firstLineChars="0"/>
               <w:jc w:val="center"/>
               <w:textAlignment w:val="baseline"/>
             </w:pPr>
@@ -1577,7 +1585,7 @@
           </w:tcPr>
           <w:p>
             <w:pPr>
-              <w:pStyle w:val="TableText"/>
+              <w:pStyle w:val="27"/>
               <w:keepNext w:val="0"/>
               <w:keepLines w:val="0"/>
               <w:pageBreakBefore w:val="0"/>
@@ -1590,7 +1598,7 @@
               <w:bidi w:val="0"/>
               <w:adjustRightInd w:val="0"/>
               <w:snapToGrid w:val="0"/>
-              <w:ind w:left="0" w:right="0" w:firstLine="0" w:leftChars="0" w:rightChars="0" w:firstLineChars="0"/>
+              <w:ind w:left="0" w:leftChars="0" w:right="0" w:rightChars="0" w:firstLine="0" w:firstLineChars="0"/>
               <w:jc w:val="center"/>
               <w:textAlignment w:val="baseline"/>
             </w:pPr>
@@ -1602,7 +1610,7 @@
           </w:tcPr>
           <w:p>
             <w:pPr>
-              <w:pStyle w:val="TableText"/>
+              <w:pStyle w:val="27"/>
               <w:keepNext w:val="0"/>
               <w:keepLines w:val="0"/>
               <w:pageBreakBefore w:val="0"/>
@@ -1615,7 +1623,7 @@
               <w:bidi w:val="0"/>
               <w:adjustRightInd w:val="0"/>
               <w:snapToGrid w:val="0"/>
-              <w:ind w:left="0" w:right="0" w:firstLine="0" w:leftChars="0" w:rightChars="0" w:firstLineChars="0"/>
+              <w:ind w:left="0" w:leftChars="0" w:right="0" w:rightChars="0" w:firstLine="0" w:firstLineChars="0"/>
               <w:jc w:val="center"/>
               <w:textAlignment w:val="baseline"/>
             </w:pPr>
@@ -1624,9 +1632,14 @@
       </w:tr>
       <w:tr>
         <w:tblPrEx>
-          <w:tblW w:w="8214" w:type="dxa"/>
-          <w:jc w:val="center"/>
-          <w:tblLayout w:type="fixed"/>
+          <w:tblBorders>
+            <w:top w:val="single" w:color="000000" w:sz="2" w:space="0"/>
+            <w:left w:val="single" w:color="000000" w:sz="2" w:space="0"/>
+            <w:bottom w:val="single" w:color="000000" w:sz="2" w:space="0"/>
+            <w:right w:val="single" w:color="000000" w:sz="2" w:space="0"/>
+            <w:insideH w:val="single" w:color="000000" w:sz="2" w:space="0"/>
+            <w:insideV w:val="single" w:color="000000" w:sz="2" w:space="0"/>
+          </w:tblBorders>
           <w:tblCellMar>
             <w:top w:w="0" w:type="dxa"/>
             <w:left w:w="0" w:type="dxa"/>
@@ -1635,7 +1648,7 @@
           </w:tblCellMar>
         </w:tblPrEx>
         <w:trPr>
-          <w:trHeight w:val="556"/>
+          <w:trHeight w:val="556" w:hRule="atLeast"/>
           <w:jc w:val="center"/>
         </w:trPr>
         <w:tc>
@@ -1644,7 +1657,7 @@
           </w:tcPr>
           <w:p>
             <w:pPr>
-              <w:pStyle w:val="TableText"/>
+              <w:pStyle w:val="27"/>
               <w:keepNext w:val="0"/>
               <w:keepLines w:val="0"/>
               <w:pageBreakBefore w:val="0"/>
@@ -1657,7 +1670,7 @@
               <w:bidi w:val="0"/>
               <w:adjustRightInd w:val="0"/>
               <w:snapToGrid w:val="0"/>
-              <w:ind w:left="0" w:right="0" w:firstLine="0" w:leftChars="0" w:rightChars="0" w:firstLineChars="0"/>
+              <w:ind w:left="0" w:leftChars="0" w:right="0" w:rightChars="0" w:firstLine="0" w:firstLineChars="0"/>
               <w:jc w:val="center"/>
               <w:textAlignment w:val="baseline"/>
             </w:pPr>
@@ -1669,7 +1682,7 @@
           </w:tcPr>
           <w:p>
             <w:pPr>
-              <w:pStyle w:val="TableText"/>
+              <w:pStyle w:val="27"/>
               <w:keepNext w:val="0"/>
               <w:keepLines w:val="0"/>
               <w:pageBreakBefore w:val="0"/>
@@ -1682,7 +1695,7 @@
               <w:bidi w:val="0"/>
               <w:adjustRightInd w:val="0"/>
               <w:snapToGrid w:val="0"/>
-              <w:ind w:left="0" w:right="0" w:firstLine="0" w:leftChars="0" w:rightChars="0" w:firstLineChars="0"/>
+              <w:ind w:left="0" w:leftChars="0" w:right="0" w:rightChars="0" w:firstLine="0" w:firstLineChars="0"/>
               <w:jc w:val="center"/>
               <w:textAlignment w:val="baseline"/>
             </w:pPr>
@@ -1694,7 +1707,7 @@
           </w:tcPr>
           <w:p>
             <w:pPr>
-              <w:pStyle w:val="TableText"/>
+              <w:pStyle w:val="27"/>
               <w:keepNext w:val="0"/>
               <w:keepLines w:val="0"/>
               <w:pageBreakBefore w:val="0"/>
@@ -1707,7 +1720,7 @@
               <w:bidi w:val="0"/>
               <w:adjustRightInd w:val="0"/>
               <w:snapToGrid w:val="0"/>
-              <w:ind w:left="0" w:right="0" w:firstLine="0" w:leftChars="0" w:rightChars="0" w:firstLineChars="0"/>
+              <w:ind w:left="0" w:leftChars="0" w:right="0" w:rightChars="0" w:firstLine="0" w:firstLineChars="0"/>
               <w:jc w:val="center"/>
               <w:textAlignment w:val="baseline"/>
             </w:pPr>
@@ -1719,7 +1732,7 @@
           </w:tcPr>
           <w:p>
             <w:pPr>
-              <w:pStyle w:val="TableText"/>
+              <w:pStyle w:val="27"/>
               <w:keepNext w:val="0"/>
               <w:keepLines w:val="0"/>
               <w:pageBreakBefore w:val="0"/>
@@ -1732,7 +1745,7 @@
               <w:bidi w:val="0"/>
               <w:adjustRightInd w:val="0"/>
               <w:snapToGrid w:val="0"/>
-              <w:ind w:left="0" w:right="0" w:firstLine="0" w:leftChars="0" w:rightChars="0" w:firstLineChars="0"/>
+              <w:ind w:left="0" w:leftChars="0" w:right="0" w:rightChars="0" w:firstLine="0" w:firstLineChars="0"/>
               <w:jc w:val="center"/>
               <w:textAlignment w:val="baseline"/>
             </w:pPr>
@@ -1744,7 +1757,7 @@
           </w:tcPr>
           <w:p>
             <w:pPr>
-              <w:pStyle w:val="TableText"/>
+              <w:pStyle w:val="27"/>
               <w:keepNext w:val="0"/>
               <w:keepLines w:val="0"/>
               <w:pageBreakBefore w:val="0"/>
@@ -1757,7 +1770,7 @@
               <w:bidi w:val="0"/>
               <w:adjustRightInd w:val="0"/>
               <w:snapToGrid w:val="0"/>
-              <w:ind w:left="0" w:right="0" w:firstLine="0" w:leftChars="0" w:rightChars="0" w:firstLineChars="0"/>
+              <w:ind w:left="0" w:leftChars="0" w:right="0" w:rightChars="0" w:firstLine="0" w:firstLineChars="0"/>
               <w:jc w:val="center"/>
               <w:textAlignment w:val="baseline"/>
             </w:pPr>
@@ -1769,7 +1782,7 @@
           </w:tcPr>
           <w:p>
             <w:pPr>
-              <w:pStyle w:val="TableText"/>
+              <w:pStyle w:val="27"/>
               <w:keepNext w:val="0"/>
               <w:keepLines w:val="0"/>
               <w:pageBreakBefore w:val="0"/>
@@ -1782,7 +1795,7 @@
               <w:bidi w:val="0"/>
               <w:adjustRightInd w:val="0"/>
               <w:snapToGrid w:val="0"/>
-              <w:ind w:left="0" w:right="0" w:firstLine="0" w:leftChars="0" w:rightChars="0" w:firstLineChars="0"/>
+              <w:ind w:left="0" w:leftChars="0" w:right="0" w:rightChars="0" w:firstLine="0" w:firstLineChars="0"/>
               <w:jc w:val="center"/>
               <w:textAlignment w:val="baseline"/>
             </w:pPr>
@@ -1791,9 +1804,14 @@
       </w:tr>
       <w:tr>
         <w:tblPrEx>
-          <w:tblW w:w="8214" w:type="dxa"/>
-          <w:jc w:val="center"/>
-          <w:tblLayout w:type="fixed"/>
+          <w:tblBorders>
+            <w:top w:val="single" w:color="000000" w:sz="2" w:space="0"/>
+            <w:left w:val="single" w:color="000000" w:sz="2" w:space="0"/>
+            <w:bottom w:val="single" w:color="000000" w:sz="2" w:space="0"/>
+            <w:right w:val="single" w:color="000000" w:sz="2" w:space="0"/>
+            <w:insideH w:val="single" w:color="000000" w:sz="2" w:space="0"/>
+            <w:insideV w:val="single" w:color="000000" w:sz="2" w:space="0"/>
+          </w:tblBorders>
           <w:tblCellMar>
             <w:top w:w="0" w:type="dxa"/>
             <w:left w:w="0" w:type="dxa"/>
@@ -1802,7 +1820,7 @@
           </w:tblCellMar>
         </w:tblPrEx>
         <w:trPr>
-          <w:trHeight w:val="557"/>
+          <w:trHeight w:val="557" w:hRule="atLeast"/>
           <w:jc w:val="center"/>
         </w:trPr>
         <w:tc>
@@ -1811,7 +1829,7 @@
           </w:tcPr>
           <w:p>
             <w:pPr>
-              <w:pStyle w:val="TableText"/>
+              <w:pStyle w:val="27"/>
               <w:keepNext w:val="0"/>
               <w:keepLines w:val="0"/>
               <w:pageBreakBefore w:val="0"/>
@@ -1824,7 +1842,7 @@
               <w:bidi w:val="0"/>
               <w:adjustRightInd w:val="0"/>
               <w:snapToGrid w:val="0"/>
-              <w:ind w:left="0" w:right="0" w:firstLine="0" w:leftChars="0" w:rightChars="0" w:firstLineChars="0"/>
+              <w:ind w:left="0" w:leftChars="0" w:right="0" w:rightChars="0" w:firstLine="0" w:firstLineChars="0"/>
               <w:jc w:val="center"/>
               <w:textAlignment w:val="baseline"/>
             </w:pPr>
@@ -1836,7 +1854,7 @@
           </w:tcPr>
           <w:p>
             <w:pPr>
-              <w:pStyle w:val="TableText"/>
+              <w:pStyle w:val="27"/>
               <w:keepNext w:val="0"/>
               <w:keepLines w:val="0"/>
               <w:pageBreakBefore w:val="0"/>
@@ -1849,7 +1867,7 @@
               <w:bidi w:val="0"/>
               <w:adjustRightInd w:val="0"/>
               <w:snapToGrid w:val="0"/>
-              <w:ind w:left="0" w:right="0" w:firstLine="0" w:leftChars="0" w:rightChars="0" w:firstLineChars="0"/>
+              <w:ind w:left="0" w:leftChars="0" w:right="0" w:rightChars="0" w:firstLine="0" w:firstLineChars="0"/>
               <w:jc w:val="center"/>
               <w:textAlignment w:val="baseline"/>
             </w:pPr>
@@ -1861,7 +1879,7 @@
           </w:tcPr>
           <w:p>
             <w:pPr>
-              <w:pStyle w:val="TableText"/>
+              <w:pStyle w:val="27"/>
               <w:keepNext w:val="0"/>
               <w:keepLines w:val="0"/>
               <w:pageBreakBefore w:val="0"/>
@@ -1874,7 +1892,7 @@
               <w:bidi w:val="0"/>
               <w:adjustRightInd w:val="0"/>
               <w:snapToGrid w:val="0"/>
-              <w:ind w:left="0" w:right="0" w:firstLine="0" w:leftChars="0" w:rightChars="0" w:firstLineChars="0"/>
+              <w:ind w:left="0" w:leftChars="0" w:right="0" w:rightChars="0" w:firstLine="0" w:firstLineChars="0"/>
               <w:jc w:val="center"/>
               <w:textAlignment w:val="baseline"/>
             </w:pPr>
@@ -1886,7 +1904,7 @@
           </w:tcPr>
           <w:p>
             <w:pPr>
-              <w:pStyle w:val="TableText"/>
+              <w:pStyle w:val="27"/>
               <w:keepNext w:val="0"/>
               <w:keepLines w:val="0"/>
               <w:pageBreakBefore w:val="0"/>
@@ -1899,7 +1917,7 @@
               <w:bidi w:val="0"/>
               <w:adjustRightInd w:val="0"/>
               <w:snapToGrid w:val="0"/>
-              <w:ind w:left="0" w:right="0" w:firstLine="0" w:leftChars="0" w:rightChars="0" w:firstLineChars="0"/>
+              <w:ind w:left="0" w:leftChars="0" w:right="0" w:rightChars="0" w:firstLine="0" w:firstLineChars="0"/>
               <w:jc w:val="center"/>
               <w:textAlignment w:val="baseline"/>
             </w:pPr>
@@ -1911,7 +1929,7 @@
           </w:tcPr>
           <w:p>
             <w:pPr>
-              <w:pStyle w:val="TableText"/>
+              <w:pStyle w:val="27"/>
               <w:keepNext w:val="0"/>
               <w:keepLines w:val="0"/>
               <w:pageBreakBefore w:val="0"/>
@@ -1924,7 +1942,7 @@
               <w:bidi w:val="0"/>
               <w:adjustRightInd w:val="0"/>
               <w:snapToGrid w:val="0"/>
-              <w:ind w:left="0" w:right="0" w:firstLine="0" w:leftChars="0" w:rightChars="0" w:firstLineChars="0"/>
+              <w:ind w:left="0" w:leftChars="0" w:right="0" w:rightChars="0" w:firstLine="0" w:firstLineChars="0"/>
               <w:jc w:val="center"/>
               <w:textAlignment w:val="baseline"/>
             </w:pPr>
@@ -1936,7 +1954,7 @@
           </w:tcPr>
           <w:p>
             <w:pPr>
-              <w:pStyle w:val="TableText"/>
+              <w:pStyle w:val="27"/>
               <w:keepNext w:val="0"/>
               <w:keepLines w:val="0"/>
               <w:pageBreakBefore w:val="0"/>
@@ -1949,7 +1967,7 @@
               <w:bidi w:val="0"/>
               <w:adjustRightInd w:val="0"/>
               <w:snapToGrid w:val="0"/>
-              <w:ind w:left="0" w:right="0" w:firstLine="0" w:leftChars="0" w:rightChars="0" w:firstLineChars="0"/>
+              <w:ind w:left="0" w:leftChars="0" w:right="0" w:rightChars="0" w:firstLine="0" w:firstLineChars="0"/>
               <w:jc w:val="center"/>
               <w:textAlignment w:val="baseline"/>
             </w:pPr>
@@ -1980,7 +1998,7 @@
     <w:sdt>
       <w:sdtPr>
         <w:rPr>
-          <w:rFonts w:ascii="宋体" w:eastAsia="宋体" w:hAnsi="宋体" w:cs="Arial"/>
+          <w:rFonts w:ascii="宋体" w:hAnsi="宋体" w:eastAsia="宋体" w:cs="Arial"/>
           <w:snapToGrid w:val="0"/>
           <w:color w:val="000000"/>
           <w:kern w:val="0"/>
@@ -1996,7 +2014,7 @@
       </w:sdtPr>
       <w:sdtEndPr>
         <w:rPr>
-          <w:rFonts w:ascii="宋体" w:eastAsia="宋体" w:hAnsi="宋体" w:cs="宋体" w:hint="eastAsia"/>
+          <w:rFonts w:hint="eastAsia" w:ascii="宋体" w:hAnsi="宋体" w:eastAsia="宋体" w:cs="宋体"/>
           <w:snapToGrid w:val="0"/>
           <w:color w:val="000000"/>
           <w:kern w:val="0"/>
@@ -2021,18 +2039,18 @@
             <w:adjustRightInd w:val="0"/>
             <w:snapToGrid w:val="0"/>
             <w:spacing w:before="0" w:beforeLines="0" w:after="0" w:afterLines="0" w:line="240" w:lineRule="auto"/>
-            <w:ind w:left="0" w:right="0" w:firstLine="0" w:leftChars="0" w:rightChars="0" w:firstLineChars="0"/>
+            <w:ind w:left="0" w:leftChars="0" w:right="0" w:rightChars="0" w:firstLine="0" w:firstLineChars="0"/>
             <w:jc w:val="center"/>
             <w:textAlignment w:val="baseline"/>
             <w:rPr>
-              <w:rFonts w:ascii="宋体" w:eastAsia="宋体" w:hAnsi="宋体" w:cs="宋体" w:hint="eastAsia"/>
+              <w:rFonts w:hint="eastAsia" w:ascii="宋体" w:hAnsi="宋体" w:eastAsia="宋体" w:cs="宋体"/>
               <w:sz w:val="24"/>
               <w:szCs w:val="24"/>
             </w:rPr>
           </w:pPr>
           <w:r>
             <w:rPr>
-              <w:rFonts w:ascii="宋体" w:eastAsia="宋体" w:hAnsi="宋体" w:cs="宋体" w:hint="eastAsia"/>
+              <w:rFonts w:hint="eastAsia" w:ascii="宋体" w:hAnsi="宋体" w:eastAsia="宋体" w:cs="宋体"/>
               <w:sz w:val="24"/>
               <w:szCs w:val="24"/>
             </w:rPr>
@@ -2041,14 +2059,16 @@
         </w:p>
         <w:p>
           <w:pPr>
-            <w:pStyle w:val="TOC1"/>
+            <w:pStyle w:val="16"/>
             <w:tabs>
               <w:tab w:val="right" w:leader="dot" w:pos="8306"/>
             </w:tabs>
           </w:pPr>
-          <w:r>
-            <w:rPr>
-              <w:rFonts w:ascii="宋体" w:eastAsia="宋体" w:hAnsi="宋体" w:cs="宋体" w:hint="eastAsia"/>
+          <w:bookmarkStart w:id="18" w:name="_GoBack"/>
+          <w:bookmarkEnd w:id="18"/>
+          <w:r>
+            <w:rPr>
+              <w:rFonts w:hint="eastAsia" w:ascii="宋体" w:hAnsi="宋体" w:eastAsia="宋体" w:cs="宋体"/>
               <w:sz w:val="24"/>
               <w:szCs w:val="24"/>
             </w:rPr>
@@ -2056,7 +2076,7 @@
           </w:r>
           <w:r>
             <w:rPr>
-              <w:rFonts w:ascii="宋体" w:eastAsia="宋体" w:hAnsi="宋体" w:cs="宋体" w:hint="eastAsia"/>
+              <w:rFonts w:hint="eastAsia" w:ascii="宋体" w:hAnsi="宋体" w:eastAsia="宋体" w:cs="宋体"/>
               <w:sz w:val="24"/>
               <w:szCs w:val="24"/>
             </w:rPr>
@@ -2064,7 +2084,7 @@
           </w:r>
           <w:r>
             <w:rPr>
-              <w:rFonts w:ascii="宋体" w:eastAsia="宋体" w:hAnsi="宋体" w:cs="宋体" w:hint="eastAsia"/>
+              <w:rFonts w:hint="eastAsia" w:ascii="宋体" w:hAnsi="宋体" w:eastAsia="宋体" w:cs="宋体"/>
               <w:sz w:val="24"/>
               <w:szCs w:val="24"/>
             </w:rPr>
@@ -2072,21 +2092,21 @@
           </w:r>
           <w:r>
             <w:rPr>
-              <w:rFonts w:ascii="宋体" w:eastAsia="宋体" w:hAnsi="宋体" w:cs="宋体" w:hint="eastAsia"/>
+              <w:rFonts w:hint="eastAsia" w:ascii="宋体" w:hAnsi="宋体" w:eastAsia="宋体" w:cs="宋体"/>
               <w:szCs w:val="24"/>
             </w:rPr>
             <w:fldChar w:fldCharType="begin"/>
           </w:r>
           <w:r>
             <w:rPr>
-              <w:rFonts w:ascii="宋体" w:eastAsia="宋体" w:hAnsi="宋体" w:cs="宋体" w:hint="eastAsia"/>
+              <w:rFonts w:hint="eastAsia" w:ascii="宋体" w:hAnsi="宋体" w:eastAsia="宋体" w:cs="宋体"/>
               <w:szCs w:val="24"/>
             </w:rPr>
-            <w:instrText xml:space="preserve"> HYPERLINK \l _Toc15692 </w:instrText>
-          </w:r>
-          <w:r>
-            <w:rPr>
-              <w:rFonts w:ascii="宋体" w:eastAsia="宋体" w:hAnsi="宋体" w:cs="宋体" w:hint="eastAsia"/>
+            <w:instrText xml:space="preserve"> HYPERLINK \l _Toc14666 </w:instrText>
+          </w:r>
+          <w:r>
+            <w:rPr>
+              <w:rFonts w:hint="eastAsia" w:ascii="宋体" w:hAnsi="宋体" w:eastAsia="宋体" w:cs="宋体"/>
               <w:szCs w:val="24"/>
             </w:rPr>
             <w:fldChar w:fldCharType="separate"/>
@@ -2105,7 +2125,7 @@
             <w:fldChar w:fldCharType="begin"/>
           </w:r>
           <w:r>
-            <w:instrText xml:space="preserve"> PAGEREF _Toc15692 \h </w:instrText>
+            <w:instrText xml:space="preserve"> PAGEREF _Toc14666 \h </w:instrText>
           </w:r>
           <w:r>
             <w:fldChar w:fldCharType="separate"/>
@@ -2118,7 +2138,7 @@
           </w:r>
           <w:r>
             <w:rPr>
-              <w:rFonts w:ascii="宋体" w:eastAsia="宋体" w:hAnsi="宋体" w:cs="宋体" w:hint="eastAsia"/>
+              <w:rFonts w:hint="eastAsia" w:ascii="宋体" w:hAnsi="宋体" w:eastAsia="宋体" w:cs="宋体"/>
               <w:szCs w:val="24"/>
             </w:rPr>
             <w:fldChar w:fldCharType="end"/>
@@ -2126,28 +2146,28 @@
         </w:p>
         <w:p>
           <w:pPr>
-            <w:pStyle w:val="TOC1"/>
+            <w:pStyle w:val="16"/>
             <w:tabs>
               <w:tab w:val="right" w:leader="dot" w:pos="8306"/>
             </w:tabs>
           </w:pPr>
           <w:r>
             <w:rPr>
-              <w:rFonts w:ascii="宋体" w:eastAsia="宋体" w:hAnsi="宋体" w:cs="宋体" w:hint="eastAsia"/>
+              <w:rFonts w:hint="eastAsia" w:ascii="宋体" w:hAnsi="宋体" w:eastAsia="宋体" w:cs="宋体"/>
               <w:szCs w:val="24"/>
             </w:rPr>
             <w:fldChar w:fldCharType="begin"/>
           </w:r>
           <w:r>
             <w:rPr>
-              <w:rFonts w:ascii="宋体" w:eastAsia="宋体" w:hAnsi="宋体" w:cs="宋体" w:hint="eastAsia"/>
+              <w:rFonts w:hint="eastAsia" w:ascii="宋体" w:hAnsi="宋体" w:eastAsia="宋体" w:cs="宋体"/>
               <w:szCs w:val="24"/>
             </w:rPr>
-            <w:instrText xml:space="preserve"> HYPERLINK \l _Toc6079 </w:instrText>
-          </w:r>
-          <w:r>
-            <w:rPr>
-              <w:rFonts w:ascii="宋体" w:eastAsia="宋体" w:hAnsi="宋体" w:cs="宋体" w:hint="eastAsia"/>
+            <w:instrText xml:space="preserve"> HYPERLINK \l _Toc30587 </w:instrText>
+          </w:r>
+          <w:r>
+            <w:rPr>
+              <w:rFonts w:hint="eastAsia" w:ascii="宋体" w:hAnsi="宋体" w:eastAsia="宋体" w:cs="宋体"/>
               <w:szCs w:val="24"/>
             </w:rPr>
             <w:fldChar w:fldCharType="separate"/>
@@ -2166,7 +2186,7 @@
             <w:fldChar w:fldCharType="begin"/>
           </w:r>
           <w:r>
-            <w:instrText xml:space="preserve"> PAGEREF _Toc6079 \h </w:instrText>
+            <w:instrText xml:space="preserve"> PAGEREF _Toc30587 \h </w:instrText>
           </w:r>
           <w:r>
             <w:fldChar w:fldCharType="separate"/>
@@ -2179,7 +2199,7 @@
           </w:r>
           <w:r>
             <w:rPr>
-              <w:rFonts w:ascii="宋体" w:eastAsia="宋体" w:hAnsi="宋体" w:cs="宋体" w:hint="eastAsia"/>
+              <w:rFonts w:hint="eastAsia" w:ascii="宋体" w:hAnsi="宋体" w:eastAsia="宋体" w:cs="宋体"/>
               <w:szCs w:val="24"/>
             </w:rPr>
             <w:fldChar w:fldCharType="end"/>
@@ -2187,28 +2207,28 @@
         </w:p>
         <w:p>
           <w:pPr>
-            <w:pStyle w:val="TOC1"/>
+            <w:pStyle w:val="16"/>
             <w:tabs>
               <w:tab w:val="right" w:leader="dot" w:pos="8306"/>
             </w:tabs>
           </w:pPr>
           <w:r>
             <w:rPr>
-              <w:rFonts w:ascii="宋体" w:eastAsia="宋体" w:hAnsi="宋体" w:cs="宋体" w:hint="eastAsia"/>
+              <w:rFonts w:hint="eastAsia" w:ascii="宋体" w:hAnsi="宋体" w:eastAsia="宋体" w:cs="宋体"/>
               <w:szCs w:val="24"/>
             </w:rPr>
             <w:fldChar w:fldCharType="begin"/>
           </w:r>
           <w:r>
             <w:rPr>
-              <w:rFonts w:ascii="宋体" w:eastAsia="宋体" w:hAnsi="宋体" w:cs="宋体" w:hint="eastAsia"/>
+              <w:rFonts w:hint="eastAsia" w:ascii="宋体" w:hAnsi="宋体" w:eastAsia="宋体" w:cs="宋体"/>
               <w:szCs w:val="24"/>
             </w:rPr>
-            <w:instrText xml:space="preserve"> HYPERLINK \l _Toc23486 </w:instrText>
-          </w:r>
-          <w:r>
-            <w:rPr>
-              <w:rFonts w:ascii="宋体" w:eastAsia="宋体" w:hAnsi="宋体" w:cs="宋体" w:hint="eastAsia"/>
+            <w:instrText xml:space="preserve"> HYPERLINK \l _Toc19867 </w:instrText>
+          </w:r>
+          <w:r>
+            <w:rPr>
+              <w:rFonts w:hint="eastAsia" w:ascii="宋体" w:hAnsi="宋体" w:eastAsia="宋体" w:cs="宋体"/>
               <w:szCs w:val="24"/>
             </w:rPr>
             <w:fldChar w:fldCharType="separate"/>
@@ -2218,7 +2238,7 @@
               <w:rFonts w:hint="default"/>
               <w:lang w:val="en-US" w:eastAsia="zh-CN"/>
             </w:rPr>
-            <w:t>1. 1. 总则</w:t>
+            <w:t>1. 总则</w:t>
           </w:r>
           <w:r>
             <w:tab/>
@@ -2227,7 +2247,7 @@
             <w:fldChar w:fldCharType="begin"/>
           </w:r>
           <w:r>
-            <w:instrText xml:space="preserve"> PAGEREF _Toc23486 \h </w:instrText>
+            <w:instrText xml:space="preserve"> PAGEREF _Toc19867 \h </w:instrText>
           </w:r>
           <w:r>
             <w:fldChar w:fldCharType="separate"/>
@@ -2240,7 +2260,7 @@
           </w:r>
           <w:r>
             <w:rPr>
-              <w:rFonts w:ascii="宋体" w:eastAsia="宋体" w:hAnsi="宋体" w:cs="宋体" w:hint="eastAsia"/>
+              <w:rFonts w:hint="eastAsia" w:ascii="宋体" w:hAnsi="宋体" w:eastAsia="宋体" w:cs="宋体"/>
               <w:szCs w:val="24"/>
             </w:rPr>
             <w:fldChar w:fldCharType="end"/>
@@ -2248,28 +2268,28 @@
         </w:p>
         <w:p>
           <w:pPr>
-            <w:pStyle w:val="TOC2"/>
+            <w:pStyle w:val="17"/>
             <w:tabs>
               <w:tab w:val="right" w:leader="dot" w:pos="8306"/>
             </w:tabs>
           </w:pPr>
           <w:r>
             <w:rPr>
-              <w:rFonts w:ascii="宋体" w:eastAsia="宋体" w:hAnsi="宋体" w:cs="宋体" w:hint="eastAsia"/>
+              <w:rFonts w:hint="eastAsia" w:ascii="宋体" w:hAnsi="宋体" w:eastAsia="宋体" w:cs="宋体"/>
               <w:szCs w:val="24"/>
             </w:rPr>
             <w:fldChar w:fldCharType="begin"/>
           </w:r>
           <w:r>
             <w:rPr>
-              <w:rFonts w:ascii="宋体" w:eastAsia="宋体" w:hAnsi="宋体" w:cs="宋体" w:hint="eastAsia"/>
+              <w:rFonts w:hint="eastAsia" w:ascii="宋体" w:hAnsi="宋体" w:eastAsia="宋体" w:cs="宋体"/>
               <w:szCs w:val="24"/>
             </w:rPr>
-            <w:instrText xml:space="preserve"> HYPERLINK \l _Toc13419 </w:instrText>
-          </w:r>
-          <w:r>
-            <w:rPr>
-              <w:rFonts w:ascii="宋体" w:eastAsia="宋体" w:hAnsi="宋体" w:cs="宋体" w:hint="eastAsia"/>
+            <w:instrText xml:space="preserve"> HYPERLINK \l _Toc18193 </w:instrText>
+          </w:r>
+          <w:r>
+            <w:rPr>
+              <w:rFonts w:hint="eastAsia" w:ascii="宋体" w:hAnsi="宋体" w:eastAsia="宋体" w:cs="宋体"/>
               <w:szCs w:val="24"/>
             </w:rPr>
             <w:fldChar w:fldCharType="separate"/>
@@ -2288,7 +2308,7 @@
             <w:fldChar w:fldCharType="begin"/>
           </w:r>
           <w:r>
-            <w:instrText xml:space="preserve"> PAGEREF _Toc13419 \h </w:instrText>
+            <w:instrText xml:space="preserve"> PAGEREF _Toc18193 \h </w:instrText>
           </w:r>
           <w:r>
             <w:fldChar w:fldCharType="separate"/>
@@ -2301,7 +2321,7 @@
           </w:r>
           <w:r>
             <w:rPr>
-              <w:rFonts w:ascii="宋体" w:eastAsia="宋体" w:hAnsi="宋体" w:cs="宋体" w:hint="eastAsia"/>
+              <w:rFonts w:hint="eastAsia" w:ascii="宋体" w:hAnsi="宋体" w:eastAsia="宋体" w:cs="宋体"/>
               <w:szCs w:val="24"/>
             </w:rPr>
             <w:fldChar w:fldCharType="end"/>
@@ -2309,28 +2329,28 @@
         </w:p>
         <w:p>
           <w:pPr>
-            <w:pStyle w:val="TOC2"/>
+            <w:pStyle w:val="17"/>
             <w:tabs>
               <w:tab w:val="right" w:leader="dot" w:pos="8306"/>
             </w:tabs>
           </w:pPr>
           <w:r>
             <w:rPr>
-              <w:rFonts w:ascii="宋体" w:eastAsia="宋体" w:hAnsi="宋体" w:cs="宋体" w:hint="eastAsia"/>
+              <w:rFonts w:hint="eastAsia" w:ascii="宋体" w:hAnsi="宋体" w:eastAsia="宋体" w:cs="宋体"/>
               <w:szCs w:val="24"/>
             </w:rPr>
             <w:fldChar w:fldCharType="begin"/>
           </w:r>
           <w:r>
             <w:rPr>
-              <w:rFonts w:ascii="宋体" w:eastAsia="宋体" w:hAnsi="宋体" w:cs="宋体" w:hint="eastAsia"/>
+              <w:rFonts w:hint="eastAsia" w:ascii="宋体" w:hAnsi="宋体" w:eastAsia="宋体" w:cs="宋体"/>
               <w:szCs w:val="24"/>
             </w:rPr>
-            <w:instrText xml:space="preserve"> HYPERLINK \l _Toc8282 </w:instrText>
-          </w:r>
-          <w:r>
-            <w:rPr>
-              <w:rFonts w:ascii="宋体" w:eastAsia="宋体" w:hAnsi="宋体" w:cs="宋体" w:hint="eastAsia"/>
+            <w:instrText xml:space="preserve"> HYPERLINK \l _Toc7512 </w:instrText>
+          </w:r>
+          <w:r>
+            <w:rPr>
+              <w:rFonts w:hint="eastAsia" w:ascii="宋体" w:hAnsi="宋体" w:eastAsia="宋体" w:cs="宋体"/>
               <w:szCs w:val="24"/>
             </w:rPr>
             <w:fldChar w:fldCharType="separate"/>
@@ -2349,7 +2369,7 @@
             <w:fldChar w:fldCharType="begin"/>
           </w:r>
           <w:r>
-            <w:instrText xml:space="preserve"> PAGEREF _Toc8282 \h </w:instrText>
+            <w:instrText xml:space="preserve"> PAGEREF _Toc7512 \h </w:instrText>
           </w:r>
           <w:r>
             <w:fldChar w:fldCharType="separate"/>
@@ -2362,7 +2382,7 @@
           </w:r>
           <w:r>
             <w:rPr>
-              <w:rFonts w:ascii="宋体" w:eastAsia="宋体" w:hAnsi="宋体" w:cs="宋体" w:hint="eastAsia"/>
+              <w:rFonts w:hint="eastAsia" w:ascii="宋体" w:hAnsi="宋体" w:eastAsia="宋体" w:cs="宋体"/>
               <w:szCs w:val="24"/>
             </w:rPr>
             <w:fldChar w:fldCharType="end"/>
@@ -2370,28 +2390,28 @@
         </w:p>
         <w:p>
           <w:pPr>
-            <w:pStyle w:val="TOC2"/>
+            <w:pStyle w:val="17"/>
             <w:tabs>
               <w:tab w:val="right" w:leader="dot" w:pos="8306"/>
             </w:tabs>
           </w:pPr>
           <w:r>
             <w:rPr>
-              <w:rFonts w:ascii="宋体" w:eastAsia="宋体" w:hAnsi="宋体" w:cs="宋体" w:hint="eastAsia"/>
+              <w:rFonts w:hint="eastAsia" w:ascii="宋体" w:hAnsi="宋体" w:eastAsia="宋体" w:cs="宋体"/>
               <w:szCs w:val="24"/>
             </w:rPr>
             <w:fldChar w:fldCharType="begin"/>
           </w:r>
           <w:r>
             <w:rPr>
-              <w:rFonts w:ascii="宋体" w:eastAsia="宋体" w:hAnsi="宋体" w:cs="宋体" w:hint="eastAsia"/>
+              <w:rFonts w:hint="eastAsia" w:ascii="宋体" w:hAnsi="宋体" w:eastAsia="宋体" w:cs="宋体"/>
               <w:szCs w:val="24"/>
             </w:rPr>
-            <w:instrText xml:space="preserve"> HYPERLINK \l _Toc3800 </w:instrText>
-          </w:r>
-          <w:r>
-            <w:rPr>
-              <w:rFonts w:ascii="宋体" w:eastAsia="宋体" w:hAnsi="宋体" w:cs="宋体" w:hint="eastAsia"/>
+            <w:instrText xml:space="preserve"> HYPERLINK \l _Toc28666 </w:instrText>
+          </w:r>
+          <w:r>
+            <w:rPr>
+              <w:rFonts w:hint="eastAsia" w:ascii="宋体" w:hAnsi="宋体" w:eastAsia="宋体" w:cs="宋体"/>
               <w:szCs w:val="24"/>
             </w:rPr>
             <w:fldChar w:fldCharType="separate"/>
@@ -2410,7 +2430,7 @@
             <w:fldChar w:fldCharType="begin"/>
           </w:r>
           <w:r>
-            <w:instrText xml:space="preserve"> PAGEREF _Toc3800 \h </w:instrText>
+            <w:instrText xml:space="preserve"> PAGEREF _Toc28666 \h </w:instrText>
           </w:r>
           <w:r>
             <w:fldChar w:fldCharType="separate"/>
@@ -2423,7 +2443,7 @@
           </w:r>
           <w:r>
             <w:rPr>
-              <w:rFonts w:ascii="宋体" w:eastAsia="宋体" w:hAnsi="宋体" w:cs="宋体" w:hint="eastAsia"/>
+              <w:rFonts w:hint="eastAsia" w:ascii="宋体" w:hAnsi="宋体" w:eastAsia="宋体" w:cs="宋体"/>
               <w:szCs w:val="24"/>
             </w:rPr>
             <w:fldChar w:fldCharType="end"/>
@@ -2431,28 +2451,28 @@
         </w:p>
         <w:p>
           <w:pPr>
-            <w:pStyle w:val="TOC1"/>
+            <w:pStyle w:val="16"/>
             <w:tabs>
               <w:tab w:val="right" w:leader="dot" w:pos="8306"/>
             </w:tabs>
           </w:pPr>
           <w:r>
             <w:rPr>
-              <w:rFonts w:ascii="宋体" w:eastAsia="宋体" w:hAnsi="宋体" w:cs="宋体" w:hint="eastAsia"/>
+              <w:rFonts w:hint="eastAsia" w:ascii="宋体" w:hAnsi="宋体" w:eastAsia="宋体" w:cs="宋体"/>
               <w:szCs w:val="24"/>
             </w:rPr>
             <w:fldChar w:fldCharType="begin"/>
           </w:r>
           <w:r>
             <w:rPr>
-              <w:rFonts w:ascii="宋体" w:eastAsia="宋体" w:hAnsi="宋体" w:cs="宋体" w:hint="eastAsia"/>
+              <w:rFonts w:hint="eastAsia" w:ascii="宋体" w:hAnsi="宋体" w:eastAsia="宋体" w:cs="宋体"/>
               <w:szCs w:val="24"/>
             </w:rPr>
-            <w:instrText xml:space="preserve"> HYPERLINK \l _Toc12270 </w:instrText>
-          </w:r>
-          <w:r>
-            <w:rPr>
-              <w:rFonts w:ascii="宋体" w:eastAsia="宋体" w:hAnsi="宋体" w:cs="宋体" w:hint="eastAsia"/>
+            <w:instrText xml:space="preserve"> HYPERLINK \l _Toc24417 </w:instrText>
+          </w:r>
+          <w:r>
+            <w:rPr>
+              <w:rFonts w:hint="eastAsia" w:ascii="宋体" w:hAnsi="宋体" w:eastAsia="宋体" w:cs="宋体"/>
               <w:szCs w:val="24"/>
             </w:rPr>
             <w:fldChar w:fldCharType="separate"/>
@@ -2471,7 +2491,7 @@
             <w:fldChar w:fldCharType="begin"/>
           </w:r>
           <w:r>
-            <w:instrText xml:space="preserve"> PAGEREF _Toc12270 \h </w:instrText>
+            <w:instrText xml:space="preserve"> PAGEREF _Toc24417 \h </w:instrText>
           </w:r>
           <w:r>
             <w:fldChar w:fldCharType="separate"/>
@@ -2484,7 +2504,7 @@
           </w:r>
           <w:r>
             <w:rPr>
-              <w:rFonts w:ascii="宋体" w:eastAsia="宋体" w:hAnsi="宋体" w:cs="宋体" w:hint="eastAsia"/>
+              <w:rFonts w:hint="eastAsia" w:ascii="宋体" w:hAnsi="宋体" w:eastAsia="宋体" w:cs="宋体"/>
               <w:szCs w:val="24"/>
             </w:rPr>
             <w:fldChar w:fldCharType="end"/>
@@ -2492,28 +2512,28 @@
         </w:p>
         <w:p>
           <w:pPr>
-            <w:pStyle w:val="TOC1"/>
+            <w:pStyle w:val="16"/>
             <w:tabs>
               <w:tab w:val="right" w:leader="dot" w:pos="8306"/>
             </w:tabs>
           </w:pPr>
           <w:r>
             <w:rPr>
-              <w:rFonts w:ascii="宋体" w:eastAsia="宋体" w:hAnsi="宋体" w:cs="宋体" w:hint="eastAsia"/>
+              <w:rFonts w:hint="eastAsia" w:ascii="宋体" w:hAnsi="宋体" w:eastAsia="宋体" w:cs="宋体"/>
               <w:szCs w:val="24"/>
             </w:rPr>
             <w:fldChar w:fldCharType="begin"/>
           </w:r>
           <w:r>
             <w:rPr>
-              <w:rFonts w:ascii="宋体" w:eastAsia="宋体" w:hAnsi="宋体" w:cs="宋体" w:hint="eastAsia"/>
+              <w:rFonts w:hint="eastAsia" w:ascii="宋体" w:hAnsi="宋体" w:eastAsia="宋体" w:cs="宋体"/>
               <w:szCs w:val="24"/>
             </w:rPr>
-            <w:instrText xml:space="preserve"> HYPERLINK \l _Toc15529 </w:instrText>
-          </w:r>
-          <w:r>
-            <w:rPr>
-              <w:rFonts w:ascii="宋体" w:eastAsia="宋体" w:hAnsi="宋体" w:cs="宋体" w:hint="eastAsia"/>
+            <w:instrText xml:space="preserve"> HYPERLINK \l _Toc25651 </w:instrText>
+          </w:r>
+          <w:r>
+            <w:rPr>
+              <w:rFonts w:hint="eastAsia" w:ascii="宋体" w:hAnsi="宋体" w:eastAsia="宋体" w:cs="宋体"/>
               <w:szCs w:val="24"/>
             </w:rPr>
             <w:fldChar w:fldCharType="separate"/>
@@ -2532,7 +2552,7 @@
             <w:fldChar w:fldCharType="begin"/>
           </w:r>
           <w:r>
-            <w:instrText xml:space="preserve"> PAGEREF _Toc15529 \h </w:instrText>
+            <w:instrText xml:space="preserve"> PAGEREF _Toc25651 \h </w:instrText>
           </w:r>
           <w:r>
             <w:fldChar w:fldCharType="separate"/>
@@ -2545,7 +2565,7 @@
           </w:r>
           <w:r>
             <w:rPr>
-              <w:rFonts w:ascii="宋体" w:eastAsia="宋体" w:hAnsi="宋体" w:cs="宋体" w:hint="eastAsia"/>
+              <w:rFonts w:hint="eastAsia" w:ascii="宋体" w:hAnsi="宋体" w:eastAsia="宋体" w:cs="宋体"/>
               <w:szCs w:val="24"/>
             </w:rPr>
             <w:fldChar w:fldCharType="end"/>
@@ -2553,28 +2573,28 @@
         </w:p>
         <w:p>
           <w:pPr>
-            <w:pStyle w:val="TOC1"/>
+            <w:pStyle w:val="16"/>
             <w:tabs>
               <w:tab w:val="right" w:leader="dot" w:pos="8306"/>
             </w:tabs>
           </w:pPr>
           <w:r>
             <w:rPr>
-              <w:rFonts w:ascii="宋体" w:eastAsia="宋体" w:hAnsi="宋体" w:cs="宋体" w:hint="eastAsia"/>
+              <w:rFonts w:hint="eastAsia" w:ascii="宋体" w:hAnsi="宋体" w:eastAsia="宋体" w:cs="宋体"/>
               <w:szCs w:val="24"/>
             </w:rPr>
             <w:fldChar w:fldCharType="begin"/>
           </w:r>
           <w:r>
             <w:rPr>
-              <w:rFonts w:ascii="宋体" w:eastAsia="宋体" w:hAnsi="宋体" w:cs="宋体" w:hint="eastAsia"/>
+              <w:rFonts w:hint="eastAsia" w:ascii="宋体" w:hAnsi="宋体" w:eastAsia="宋体" w:cs="宋体"/>
               <w:szCs w:val="24"/>
             </w:rPr>
-            <w:instrText xml:space="preserve"> HYPERLINK \l _Toc25975 </w:instrText>
-          </w:r>
-          <w:r>
-            <w:rPr>
-              <w:rFonts w:ascii="宋体" w:eastAsia="宋体" w:hAnsi="宋体" w:cs="宋体" w:hint="eastAsia"/>
+            <w:instrText xml:space="preserve"> HYPERLINK \l _Toc470 </w:instrText>
+          </w:r>
+          <w:r>
+            <w:rPr>
+              <w:rFonts w:hint="eastAsia" w:ascii="宋体" w:hAnsi="宋体" w:eastAsia="宋体" w:cs="宋体"/>
               <w:szCs w:val="24"/>
             </w:rPr>
             <w:fldChar w:fldCharType="separate"/>
@@ -2593,7 +2613,7 @@
             <w:fldChar w:fldCharType="begin"/>
           </w:r>
           <w:r>
-            <w:instrText xml:space="preserve"> PAGEREF _Toc25975 \h </w:instrText>
+            <w:instrText xml:space="preserve"> PAGEREF _Toc470 \h </w:instrText>
           </w:r>
           <w:r>
             <w:fldChar w:fldCharType="separate"/>
@@ -2606,7 +2626,7 @@
           </w:r>
           <w:r>
             <w:rPr>
-              <w:rFonts w:ascii="宋体" w:eastAsia="宋体" w:hAnsi="宋体" w:cs="宋体" w:hint="eastAsia"/>
+              <w:rFonts w:hint="eastAsia" w:ascii="宋体" w:hAnsi="宋体" w:eastAsia="宋体" w:cs="宋体"/>
               <w:szCs w:val="24"/>
             </w:rPr>
             <w:fldChar w:fldCharType="end"/>
@@ -2614,28 +2634,28 @@
         </w:p>
         <w:p>
           <w:pPr>
-            <w:pStyle w:val="TOC2"/>
+            <w:pStyle w:val="17"/>
             <w:tabs>
               <w:tab w:val="right" w:leader="dot" w:pos="8306"/>
             </w:tabs>
           </w:pPr>
           <w:r>
             <w:rPr>
-              <w:rFonts w:ascii="宋体" w:eastAsia="宋体" w:hAnsi="宋体" w:cs="宋体" w:hint="eastAsia"/>
+              <w:rFonts w:hint="eastAsia" w:ascii="宋体" w:hAnsi="宋体" w:eastAsia="宋体" w:cs="宋体"/>
               <w:szCs w:val="24"/>
             </w:rPr>
             <w:fldChar w:fldCharType="begin"/>
           </w:r>
           <w:r>
             <w:rPr>
-              <w:rFonts w:ascii="宋体" w:eastAsia="宋体" w:hAnsi="宋体" w:cs="宋体" w:hint="eastAsia"/>
+              <w:rFonts w:hint="eastAsia" w:ascii="宋体" w:hAnsi="宋体" w:eastAsia="宋体" w:cs="宋体"/>
               <w:szCs w:val="24"/>
             </w:rPr>
-            <w:instrText xml:space="preserve"> HYPERLINK \l _Toc24894 </w:instrText>
-          </w:r>
-          <w:r>
-            <w:rPr>
-              <w:rFonts w:ascii="宋体" w:eastAsia="宋体" w:hAnsi="宋体" w:cs="宋体" w:hint="eastAsia"/>
+            <w:instrText xml:space="preserve"> HYPERLINK \l _Toc29969 </w:instrText>
+          </w:r>
+          <w:r>
+            <w:rPr>
+              <w:rFonts w:hint="eastAsia" w:ascii="宋体" w:hAnsi="宋体" w:eastAsia="宋体" w:cs="宋体"/>
               <w:szCs w:val="24"/>
             </w:rPr>
             <w:fldChar w:fldCharType="separate"/>
@@ -2654,7 +2674,7 @@
             <w:fldChar w:fldCharType="begin"/>
           </w:r>
           <w:r>
-            <w:instrText xml:space="preserve"> PAGEREF _Toc24894 \h </w:instrText>
+            <w:instrText xml:space="preserve"> PAGEREF _Toc29969 \h </w:instrText>
           </w:r>
           <w:r>
             <w:fldChar w:fldCharType="separate"/>
@@ -2667,7 +2687,7 @@
           </w:r>
           <w:r>
             <w:rPr>
-              <w:rFonts w:ascii="宋体" w:eastAsia="宋体" w:hAnsi="宋体" w:cs="宋体" w:hint="eastAsia"/>
+              <w:rFonts w:hint="eastAsia" w:ascii="宋体" w:hAnsi="宋体" w:eastAsia="宋体" w:cs="宋体"/>
               <w:szCs w:val="24"/>
             </w:rPr>
             <w:fldChar w:fldCharType="end"/>
@@ -2675,28 +2695,28 @@
         </w:p>
         <w:p>
           <w:pPr>
-            <w:pStyle w:val="TOC2"/>
+            <w:pStyle w:val="17"/>
             <w:tabs>
               <w:tab w:val="right" w:leader="dot" w:pos="8306"/>
             </w:tabs>
           </w:pPr>
           <w:r>
             <w:rPr>
-              <w:rFonts w:ascii="宋体" w:eastAsia="宋体" w:hAnsi="宋体" w:cs="宋体" w:hint="eastAsia"/>
+              <w:rFonts w:hint="eastAsia" w:ascii="宋体" w:hAnsi="宋体" w:eastAsia="宋体" w:cs="宋体"/>
               <w:szCs w:val="24"/>
             </w:rPr>
             <w:fldChar w:fldCharType="begin"/>
           </w:r>
           <w:r>
             <w:rPr>
-              <w:rFonts w:ascii="宋体" w:eastAsia="宋体" w:hAnsi="宋体" w:cs="宋体" w:hint="eastAsia"/>
+              <w:rFonts w:hint="eastAsia" w:ascii="宋体" w:hAnsi="宋体" w:eastAsia="宋体" w:cs="宋体"/>
               <w:szCs w:val="24"/>
             </w:rPr>
-            <w:instrText xml:space="preserve"> HYPERLINK \l _Toc8642 </w:instrText>
-          </w:r>
-          <w:r>
-            <w:rPr>
-              <w:rFonts w:ascii="宋体" w:eastAsia="宋体" w:hAnsi="宋体" w:cs="宋体" w:hint="eastAsia"/>
+            <w:instrText xml:space="preserve"> HYPERLINK \l _Toc1445 </w:instrText>
+          </w:r>
+          <w:r>
+            <w:rPr>
+              <w:rFonts w:hint="eastAsia" w:ascii="宋体" w:hAnsi="宋体" w:eastAsia="宋体" w:cs="宋体"/>
               <w:szCs w:val="24"/>
             </w:rPr>
             <w:fldChar w:fldCharType="separate"/>
@@ -2715,7 +2735,7 @@
             <w:fldChar w:fldCharType="begin"/>
           </w:r>
           <w:r>
-            <w:instrText xml:space="preserve"> PAGEREF _Toc8642 \h </w:instrText>
+            <w:instrText xml:space="preserve"> PAGEREF _Toc1445 \h </w:instrText>
           </w:r>
           <w:r>
             <w:fldChar w:fldCharType="separate"/>
@@ -2728,7 +2748,7 @@
           </w:r>
           <w:r>
             <w:rPr>
-              <w:rFonts w:ascii="宋体" w:eastAsia="宋体" w:hAnsi="宋体" w:cs="宋体" w:hint="eastAsia"/>
+              <w:rFonts w:hint="eastAsia" w:ascii="宋体" w:hAnsi="宋体" w:eastAsia="宋体" w:cs="宋体"/>
               <w:szCs w:val="24"/>
             </w:rPr>
             <w:fldChar w:fldCharType="end"/>
@@ -2736,28 +2756,28 @@
         </w:p>
         <w:p>
           <w:pPr>
-            <w:pStyle w:val="TOC2"/>
+            <w:pStyle w:val="17"/>
             <w:tabs>
               <w:tab w:val="right" w:leader="dot" w:pos="8306"/>
             </w:tabs>
           </w:pPr>
           <w:r>
             <w:rPr>
-              <w:rFonts w:ascii="宋体" w:eastAsia="宋体" w:hAnsi="宋体" w:cs="宋体" w:hint="eastAsia"/>
+              <w:rFonts w:hint="eastAsia" w:ascii="宋体" w:hAnsi="宋体" w:eastAsia="宋体" w:cs="宋体"/>
               <w:szCs w:val="24"/>
             </w:rPr>
             <w:fldChar w:fldCharType="begin"/>
           </w:r>
           <w:r>
             <w:rPr>
-              <w:rFonts w:ascii="宋体" w:eastAsia="宋体" w:hAnsi="宋体" w:cs="宋体" w:hint="eastAsia"/>
+              <w:rFonts w:hint="eastAsia" w:ascii="宋体" w:hAnsi="宋体" w:eastAsia="宋体" w:cs="宋体"/>
               <w:szCs w:val="24"/>
             </w:rPr>
-            <w:instrText xml:space="preserve"> HYPERLINK \l _Toc16735 </w:instrText>
-          </w:r>
-          <w:r>
-            <w:rPr>
-              <w:rFonts w:ascii="宋体" w:eastAsia="宋体" w:hAnsi="宋体" w:cs="宋体" w:hint="eastAsia"/>
+            <w:instrText xml:space="preserve"> HYPERLINK \l _Toc26894 </w:instrText>
+          </w:r>
+          <w:r>
+            <w:rPr>
+              <w:rFonts w:hint="eastAsia" w:ascii="宋体" w:hAnsi="宋体" w:eastAsia="宋体" w:cs="宋体"/>
               <w:szCs w:val="24"/>
             </w:rPr>
             <w:fldChar w:fldCharType="separate"/>
@@ -2776,7 +2796,7 @@
             <w:fldChar w:fldCharType="begin"/>
           </w:r>
           <w:r>
-            <w:instrText xml:space="preserve"> PAGEREF _Toc16735 \h </w:instrText>
+            <w:instrText xml:space="preserve"> PAGEREF _Toc26894 \h </w:instrText>
           </w:r>
           <w:r>
             <w:fldChar w:fldCharType="separate"/>
@@ -2789,7 +2809,7 @@
           </w:r>
           <w:r>
             <w:rPr>
-              <w:rFonts w:ascii="宋体" w:eastAsia="宋体" w:hAnsi="宋体" w:cs="宋体" w:hint="eastAsia"/>
+              <w:rFonts w:hint="eastAsia" w:ascii="宋体" w:hAnsi="宋体" w:eastAsia="宋体" w:cs="宋体"/>
               <w:szCs w:val="24"/>
             </w:rPr>
             <w:fldChar w:fldCharType="end"/>
@@ -2797,28 +2817,28 @@
         </w:p>
         <w:p>
           <w:pPr>
-            <w:pStyle w:val="TOC2"/>
+            <w:pStyle w:val="17"/>
             <w:tabs>
               <w:tab w:val="right" w:leader="dot" w:pos="8306"/>
             </w:tabs>
           </w:pPr>
           <w:r>
             <w:rPr>
-              <w:rFonts w:ascii="宋体" w:eastAsia="宋体" w:hAnsi="宋体" w:cs="宋体" w:hint="eastAsia"/>
+              <w:rFonts w:hint="eastAsia" w:ascii="宋体" w:hAnsi="宋体" w:eastAsia="宋体" w:cs="宋体"/>
               <w:szCs w:val="24"/>
             </w:rPr>
             <w:fldChar w:fldCharType="begin"/>
           </w:r>
           <w:r>
             <w:rPr>
-              <w:rFonts w:ascii="宋体" w:eastAsia="宋体" w:hAnsi="宋体" w:cs="宋体" w:hint="eastAsia"/>
+              <w:rFonts w:hint="eastAsia" w:ascii="宋体" w:hAnsi="宋体" w:eastAsia="宋体" w:cs="宋体"/>
               <w:szCs w:val="24"/>
             </w:rPr>
-            <w:instrText xml:space="preserve"> HYPERLINK \l _Toc2300 </w:instrText>
-          </w:r>
-          <w:r>
-            <w:rPr>
-              <w:rFonts w:ascii="宋体" w:eastAsia="宋体" w:hAnsi="宋体" w:cs="宋体" w:hint="eastAsia"/>
+            <w:instrText xml:space="preserve"> HYPERLINK \l _Toc17305 </w:instrText>
+          </w:r>
+          <w:r>
+            <w:rPr>
+              <w:rFonts w:hint="eastAsia" w:ascii="宋体" w:hAnsi="宋体" w:eastAsia="宋体" w:cs="宋体"/>
               <w:szCs w:val="24"/>
             </w:rPr>
             <w:fldChar w:fldCharType="separate"/>
@@ -2837,7 +2857,7 @@
             <w:fldChar w:fldCharType="begin"/>
           </w:r>
           <w:r>
-            <w:instrText xml:space="preserve"> PAGEREF _Toc2300 \h </w:instrText>
+            <w:instrText xml:space="preserve"> PAGEREF _Toc17305 \h </w:instrText>
           </w:r>
           <w:r>
             <w:fldChar w:fldCharType="separate"/>
@@ -2850,7 +2870,7 @@
           </w:r>
           <w:r>
             <w:rPr>
-              <w:rFonts w:ascii="宋体" w:eastAsia="宋体" w:hAnsi="宋体" w:cs="宋体" w:hint="eastAsia"/>
+              <w:rFonts w:hint="eastAsia" w:ascii="宋体" w:hAnsi="宋体" w:eastAsia="宋体" w:cs="宋体"/>
               <w:szCs w:val="24"/>
             </w:rPr>
             <w:fldChar w:fldCharType="end"/>
@@ -2858,28 +2878,28 @@
         </w:p>
         <w:p>
           <w:pPr>
-            <w:pStyle w:val="TOC2"/>
+            <w:pStyle w:val="17"/>
             <w:tabs>
               <w:tab w:val="right" w:leader="dot" w:pos="8306"/>
             </w:tabs>
           </w:pPr>
           <w:r>
             <w:rPr>
-              <w:rFonts w:ascii="宋体" w:eastAsia="宋体" w:hAnsi="宋体" w:cs="宋体" w:hint="eastAsia"/>
+              <w:rFonts w:hint="eastAsia" w:ascii="宋体" w:hAnsi="宋体" w:eastAsia="宋体" w:cs="宋体"/>
               <w:szCs w:val="24"/>
             </w:rPr>
             <w:fldChar w:fldCharType="begin"/>
           </w:r>
           <w:r>
             <w:rPr>
-              <w:rFonts w:ascii="宋体" w:eastAsia="宋体" w:hAnsi="宋体" w:cs="宋体" w:hint="eastAsia"/>
+              <w:rFonts w:hint="eastAsia" w:ascii="宋体" w:hAnsi="宋体" w:eastAsia="宋体" w:cs="宋体"/>
               <w:szCs w:val="24"/>
             </w:rPr>
-            <w:instrText xml:space="preserve"> HYPERLINK \l _Toc8444 </w:instrText>
-          </w:r>
-          <w:r>
-            <w:rPr>
-              <w:rFonts w:ascii="宋体" w:eastAsia="宋体" w:hAnsi="宋体" w:cs="宋体" w:hint="eastAsia"/>
+            <w:instrText xml:space="preserve"> HYPERLINK \l _Toc6421 </w:instrText>
+          </w:r>
+          <w:r>
+            <w:rPr>
+              <w:rFonts w:hint="eastAsia" w:ascii="宋体" w:hAnsi="宋体" w:eastAsia="宋体" w:cs="宋体"/>
               <w:szCs w:val="24"/>
             </w:rPr>
             <w:fldChar w:fldCharType="separate"/>
@@ -2898,7 +2918,7 @@
             <w:fldChar w:fldCharType="begin"/>
           </w:r>
           <w:r>
-            <w:instrText xml:space="preserve"> PAGEREF _Toc8444 \h </w:instrText>
+            <w:instrText xml:space="preserve"> PAGEREF _Toc6421 \h </w:instrText>
           </w:r>
           <w:r>
             <w:fldChar w:fldCharType="separate"/>
@@ -2911,7 +2931,7 @@
           </w:r>
           <w:r>
             <w:rPr>
-              <w:rFonts w:ascii="宋体" w:eastAsia="宋体" w:hAnsi="宋体" w:cs="宋体" w:hint="eastAsia"/>
+              <w:rFonts w:hint="eastAsia" w:ascii="宋体" w:hAnsi="宋体" w:eastAsia="宋体" w:cs="宋体"/>
               <w:szCs w:val="24"/>
             </w:rPr>
             <w:fldChar w:fldCharType="end"/>
@@ -2919,28 +2939,28 @@
         </w:p>
         <w:p>
           <w:pPr>
-            <w:pStyle w:val="TOC2"/>
+            <w:pStyle w:val="17"/>
             <w:tabs>
               <w:tab w:val="right" w:leader="dot" w:pos="8306"/>
             </w:tabs>
           </w:pPr>
           <w:r>
             <w:rPr>
-              <w:rFonts w:ascii="宋体" w:eastAsia="宋体" w:hAnsi="宋体" w:cs="宋体" w:hint="eastAsia"/>
+              <w:rFonts w:hint="eastAsia" w:ascii="宋体" w:hAnsi="宋体" w:eastAsia="宋体" w:cs="宋体"/>
               <w:szCs w:val="24"/>
             </w:rPr>
             <w:fldChar w:fldCharType="begin"/>
           </w:r>
           <w:r>
             <w:rPr>
-              <w:rFonts w:ascii="宋体" w:eastAsia="宋体" w:hAnsi="宋体" w:cs="宋体" w:hint="eastAsia"/>
+              <w:rFonts w:hint="eastAsia" w:ascii="宋体" w:hAnsi="宋体" w:eastAsia="宋体" w:cs="宋体"/>
               <w:szCs w:val="24"/>
             </w:rPr>
-            <w:instrText xml:space="preserve"> HYPERLINK \l _Toc9701 </w:instrText>
-          </w:r>
-          <w:r>
-            <w:rPr>
-              <w:rFonts w:ascii="宋体" w:eastAsia="宋体" w:hAnsi="宋体" w:cs="宋体" w:hint="eastAsia"/>
+            <w:instrText xml:space="preserve"> HYPERLINK \l _Toc20218 </w:instrText>
+          </w:r>
+          <w:r>
+            <w:rPr>
+              <w:rFonts w:hint="eastAsia" w:ascii="宋体" w:hAnsi="宋体" w:eastAsia="宋体" w:cs="宋体"/>
               <w:szCs w:val="24"/>
             </w:rPr>
             <w:fldChar w:fldCharType="separate"/>
@@ -2959,7 +2979,7 @@
             <w:fldChar w:fldCharType="begin"/>
           </w:r>
           <w:r>
-            <w:instrText xml:space="preserve"> PAGEREF _Toc9701 \h </w:instrText>
+            <w:instrText xml:space="preserve"> PAGEREF _Toc20218 \h </w:instrText>
           </w:r>
           <w:r>
             <w:fldChar w:fldCharType="separate"/>
@@ -2972,7 +2992,7 @@
           </w:r>
           <w:r>
             <w:rPr>
-              <w:rFonts w:ascii="宋体" w:eastAsia="宋体" w:hAnsi="宋体" w:cs="宋体" w:hint="eastAsia"/>
+              <w:rFonts w:hint="eastAsia" w:ascii="宋体" w:hAnsi="宋体" w:eastAsia="宋体" w:cs="宋体"/>
               <w:szCs w:val="24"/>
             </w:rPr>
             <w:fldChar w:fldCharType="end"/>
@@ -2980,28 +3000,28 @@
         </w:p>
         <w:p>
           <w:pPr>
-            <w:pStyle w:val="TOC1"/>
+            <w:pStyle w:val="16"/>
             <w:tabs>
               <w:tab w:val="right" w:leader="dot" w:pos="8306"/>
             </w:tabs>
           </w:pPr>
           <w:r>
             <w:rPr>
-              <w:rFonts w:ascii="宋体" w:eastAsia="宋体" w:hAnsi="宋体" w:cs="宋体" w:hint="eastAsia"/>
+              <w:rFonts w:hint="eastAsia" w:ascii="宋体" w:hAnsi="宋体" w:eastAsia="宋体" w:cs="宋体"/>
               <w:szCs w:val="24"/>
             </w:rPr>
             <w:fldChar w:fldCharType="begin"/>
           </w:r>
           <w:r>
             <w:rPr>
-              <w:rFonts w:ascii="宋体" w:eastAsia="宋体" w:hAnsi="宋体" w:cs="宋体" w:hint="eastAsia"/>
+              <w:rFonts w:hint="eastAsia" w:ascii="宋体" w:hAnsi="宋体" w:eastAsia="宋体" w:cs="宋体"/>
               <w:szCs w:val="24"/>
             </w:rPr>
-            <w:instrText xml:space="preserve"> HYPERLINK \l _Toc9246 </w:instrText>
-          </w:r>
-          <w:r>
-            <w:rPr>
-              <w:rFonts w:ascii="宋体" w:eastAsia="宋体" w:hAnsi="宋体" w:cs="宋体" w:hint="eastAsia"/>
+            <w:instrText xml:space="preserve"> HYPERLINK \l _Toc6453 </w:instrText>
+          </w:r>
+          <w:r>
+            <w:rPr>
+              <w:rFonts w:hint="eastAsia" w:ascii="宋体" w:hAnsi="宋体" w:eastAsia="宋体" w:cs="宋体"/>
               <w:szCs w:val="24"/>
             </w:rPr>
             <w:fldChar w:fldCharType="separate"/>
@@ -3020,7 +3040,7 @@
             <w:fldChar w:fldCharType="begin"/>
           </w:r>
           <w:r>
-            <w:instrText xml:space="preserve"> PAGEREF _Toc9246 \h </w:instrText>
+            <w:instrText xml:space="preserve"> PAGEREF _Toc6453 \h </w:instrText>
           </w:r>
           <w:r>
             <w:fldChar w:fldCharType="separate"/>
@@ -3033,7 +3053,7 @@
           </w:r>
           <w:r>
             <w:rPr>
-              <w:rFonts w:ascii="宋体" w:eastAsia="宋体" w:hAnsi="宋体" w:cs="宋体" w:hint="eastAsia"/>
+              <w:rFonts w:hint="eastAsia" w:ascii="宋体" w:hAnsi="宋体" w:eastAsia="宋体" w:cs="宋体"/>
               <w:szCs w:val="24"/>
             </w:rPr>
             <w:fldChar w:fldCharType="end"/>
@@ -3041,28 +3061,28 @@
         </w:p>
         <w:p>
           <w:pPr>
-            <w:pStyle w:val="TOC1"/>
+            <w:pStyle w:val="16"/>
             <w:tabs>
               <w:tab w:val="right" w:leader="dot" w:pos="8306"/>
             </w:tabs>
           </w:pPr>
           <w:r>
             <w:rPr>
-              <w:rFonts w:ascii="宋体" w:eastAsia="宋体" w:hAnsi="宋体" w:cs="宋体" w:hint="eastAsia"/>
+              <w:rFonts w:hint="eastAsia" w:ascii="宋体" w:hAnsi="宋体" w:eastAsia="宋体" w:cs="宋体"/>
               <w:szCs w:val="24"/>
             </w:rPr>
             <w:fldChar w:fldCharType="begin"/>
           </w:r>
           <w:r>
             <w:rPr>
-              <w:rFonts w:ascii="宋体" w:eastAsia="宋体" w:hAnsi="宋体" w:cs="宋体" w:hint="eastAsia"/>
+              <w:rFonts w:hint="eastAsia" w:ascii="宋体" w:hAnsi="宋体" w:eastAsia="宋体" w:cs="宋体"/>
               <w:szCs w:val="24"/>
             </w:rPr>
-            <w:instrText xml:space="preserve"> HYPERLINK \l _Toc26503 </w:instrText>
-          </w:r>
-          <w:r>
-            <w:rPr>
-              <w:rFonts w:ascii="宋体" w:eastAsia="宋体" w:hAnsi="宋体" w:cs="宋体" w:hint="eastAsia"/>
+            <w:instrText xml:space="preserve"> HYPERLINK \l _Toc2544 </w:instrText>
+          </w:r>
+          <w:r>
+            <w:rPr>
+              <w:rFonts w:hint="eastAsia" w:ascii="宋体" w:hAnsi="宋体" w:eastAsia="宋体" w:cs="宋体"/>
               <w:szCs w:val="24"/>
             </w:rPr>
             <w:fldChar w:fldCharType="separate"/>
@@ -3088,7 +3108,7 @@
             <w:fldChar w:fldCharType="begin"/>
           </w:r>
           <w:r>
-            <w:instrText xml:space="preserve"> PAGEREF _Toc26503 \h </w:instrText>
+            <w:instrText xml:space="preserve"> PAGEREF _Toc2544 \h </w:instrText>
           </w:r>
           <w:r>
             <w:fldChar w:fldCharType="separate"/>
@@ -3101,7 +3121,7 @@
           </w:r>
           <w:r>
             <w:rPr>
-              <w:rFonts w:ascii="宋体" w:eastAsia="宋体" w:hAnsi="宋体" w:cs="宋体" w:hint="eastAsia"/>
+              <w:rFonts w:hint="eastAsia" w:ascii="宋体" w:hAnsi="宋体" w:eastAsia="宋体" w:cs="宋体"/>
               <w:szCs w:val="24"/>
             </w:rPr>
             <w:fldChar w:fldCharType="end"/>
@@ -3109,28 +3129,28 @@
         </w:p>
         <w:p>
           <w:pPr>
-            <w:pStyle w:val="TOC1"/>
+            <w:pStyle w:val="16"/>
             <w:tabs>
               <w:tab w:val="right" w:leader="dot" w:pos="8306"/>
             </w:tabs>
           </w:pPr>
           <w:r>
             <w:rPr>
-              <w:rFonts w:ascii="宋体" w:eastAsia="宋体" w:hAnsi="宋体" w:cs="宋体" w:hint="eastAsia"/>
+              <w:rFonts w:hint="eastAsia" w:ascii="宋体" w:hAnsi="宋体" w:eastAsia="宋体" w:cs="宋体"/>
               <w:szCs w:val="24"/>
             </w:rPr>
             <w:fldChar w:fldCharType="begin"/>
           </w:r>
           <w:r>
             <w:rPr>
-              <w:rFonts w:ascii="宋体" w:eastAsia="宋体" w:hAnsi="宋体" w:cs="宋体" w:hint="eastAsia"/>
+              <w:rFonts w:hint="eastAsia" w:ascii="宋体" w:hAnsi="宋体" w:eastAsia="宋体" w:cs="宋体"/>
               <w:szCs w:val="24"/>
             </w:rPr>
-            <w:instrText xml:space="preserve"> HYPERLINK \l _Toc29763 </w:instrText>
-          </w:r>
-          <w:r>
-            <w:rPr>
-              <w:rFonts w:ascii="宋体" w:eastAsia="宋体" w:hAnsi="宋体" w:cs="宋体" w:hint="eastAsia"/>
+            <w:instrText xml:space="preserve"> HYPERLINK \l _Toc20451 </w:instrText>
+          </w:r>
+          <w:r>
+            <w:rPr>
+              <w:rFonts w:hint="eastAsia" w:ascii="宋体" w:hAnsi="宋体" w:eastAsia="宋体" w:cs="宋体"/>
               <w:szCs w:val="24"/>
             </w:rPr>
             <w:fldChar w:fldCharType="separate"/>
@@ -3149,7 +3169,7 @@
             <w:fldChar w:fldCharType="begin"/>
           </w:r>
           <w:r>
-            <w:instrText xml:space="preserve"> PAGEREF _Toc29763 \h </w:instrText>
+            <w:instrText xml:space="preserve"> PAGEREF _Toc20451 \h </w:instrText>
           </w:r>
           <w:r>
             <w:fldChar w:fldCharType="separate"/>
@@ -3162,7 +3182,7 @@
           </w:r>
           <w:r>
             <w:rPr>
-              <w:rFonts w:ascii="宋体" w:eastAsia="宋体" w:hAnsi="宋体" w:cs="宋体" w:hint="eastAsia"/>
+              <w:rFonts w:hint="eastAsia" w:ascii="宋体" w:hAnsi="宋体" w:eastAsia="宋体" w:cs="宋体"/>
               <w:szCs w:val="24"/>
             </w:rPr>
             <w:fldChar w:fldCharType="end"/>
@@ -3184,7 +3204,7 @@
             <w:snapToGrid w:val="0"/>
             <w:textAlignment w:val="baseline"/>
             <w:rPr>
-              <w:rFonts w:ascii="宋体" w:eastAsia="宋体" w:hAnsi="宋体" w:cs="宋体" w:hint="eastAsia"/>
+              <w:rFonts w:hint="eastAsia" w:ascii="宋体" w:hAnsi="宋体" w:eastAsia="宋体" w:cs="宋体"/>
               <w:snapToGrid w:val="0"/>
               <w:color w:val="000000"/>
               <w:kern w:val="0"/>
@@ -3195,7 +3215,7 @@
           </w:pPr>
           <w:r>
             <w:rPr>
-              <w:rFonts w:ascii="宋体" w:eastAsia="宋体" w:hAnsi="宋体" w:cs="宋体" w:hint="eastAsia"/>
+              <w:rFonts w:hint="eastAsia" w:ascii="宋体" w:hAnsi="宋体" w:eastAsia="宋体" w:cs="宋体"/>
               <w:szCs w:val="24"/>
             </w:rPr>
             <w:fldChar w:fldCharType="end"/>
@@ -3219,7 +3239,7 @@
         <w:snapToGrid w:val="0"/>
         <w:textAlignment w:val="baseline"/>
         <w:rPr>
-          <w:rFonts w:ascii="Arial" w:eastAsia="Arial" w:hAnsi="Arial" w:cs="Arial"/>
+          <w:rFonts w:ascii="Arial" w:hAnsi="Arial" w:eastAsia="Arial" w:cs="Arial"/>
           <w:snapToGrid w:val="0"/>
           <w:color w:val="000000"/>
           <w:kern w:val="0"/>
@@ -3230,7 +3250,7 @@
       </w:pPr>
       <w:r>
         <w:rPr>
-          <w:rFonts w:ascii="Arial" w:eastAsia="Arial" w:hAnsi="Arial" w:cs="Arial"/>
+          <w:rFonts w:ascii="Arial" w:hAnsi="Arial" w:eastAsia="Arial" w:cs="Arial"/>
           <w:snapToGrid w:val="0"/>
           <w:color w:val="000000"/>
           <w:kern w:val="0"/>
@@ -3243,45 +3263,45 @@
     </w:p>
     <w:p>
       <w:pPr>
-        <w:pStyle w:val="1"/>
+        <w:pStyle w:val="28"/>
         <w:bidi w:val="0"/>
         <w:rPr>
           <w:rFonts w:hint="default"/>
           <w:lang w:val="en-US" w:eastAsia="zh-CN"/>
         </w:rPr>
       </w:pPr>
-      <w:bookmarkStart w:id="3" w:name="_Toc23486"/>
+      <w:bookmarkStart w:id="2" w:name="_Toc19867"/>
       <w:r>
         <w:rPr>
           <w:rFonts w:hint="default"/>
           <w:lang w:val="en-US" w:eastAsia="zh-CN"/>
         </w:rPr>
-        <w:t>1. 总则</w:t>
+        <w:t>总则</w:t>
+      </w:r>
+      <w:bookmarkEnd w:id="2"/>
+    </w:p>
+    <w:p>
+      <w:pPr>
+        <w:pStyle w:val="30"/>
+        <w:bidi w:val="0"/>
+        <w:rPr>
+          <w:rFonts w:hint="default"/>
+          <w:lang w:val="en-US" w:eastAsia="zh-CN"/>
+        </w:rPr>
+      </w:pPr>
+      <w:bookmarkStart w:id="3" w:name="_Toc18193"/>
+      <w:r>
+        <w:rPr>
+          <w:rFonts w:hint="default"/>
+          <w:lang w:val="en-US" w:eastAsia="zh-CN"/>
+        </w:rPr>
+        <w:t>目的</w:t>
       </w:r>
       <w:bookmarkEnd w:id="3"/>
     </w:p>
     <w:p>
       <w:pPr>
-        <w:pStyle w:val="2"/>
-        <w:bidi w:val="0"/>
-        <w:rPr>
-          <w:rFonts w:hint="default"/>
-          <w:lang w:val="en-US" w:eastAsia="zh-CN"/>
-        </w:rPr>
-      </w:pPr>
-      <w:bookmarkStart w:id="4" w:name="_Toc13419"/>
-      <w:r>
-        <w:rPr>
-          <w:rFonts w:hint="default"/>
-          <w:lang w:val="en-US" w:eastAsia="zh-CN"/>
-        </w:rPr>
-        <w:t>目的</w:t>
-      </w:r>
-      <w:bookmarkEnd w:id="4"/>
-    </w:p>
-    <w:p>
-      <w:pPr>
-        <w:pStyle w:val="a1"/>
+        <w:pStyle w:val="29"/>
         <w:keepNext w:val="0"/>
         <w:keepLines w:val="0"/>
         <w:pageBreakBefore w:val="0"/>
@@ -3310,14 +3330,14 @@
     </w:p>
     <w:p>
       <w:pPr>
-        <w:pStyle w:val="2"/>
+        <w:pStyle w:val="30"/>
         <w:bidi w:val="0"/>
         <w:rPr>
           <w:rFonts w:hint="default"/>
           <w:lang w:val="en-US" w:eastAsia="zh-CN"/>
         </w:rPr>
       </w:pPr>
-      <w:bookmarkStart w:id="5" w:name="_Toc8282"/>
+      <w:bookmarkStart w:id="4" w:name="_Toc7512"/>
       <w:r>
         <w:rPr>
           <w:rFonts w:hint="default"/>
@@ -3325,11 +3345,11 @@
         </w:rPr>
         <w:t>适用范围</w:t>
       </w:r>
-      <w:bookmarkEnd w:id="5"/>
+      <w:bookmarkEnd w:id="4"/>
     </w:p>
     <w:p>
       <w:pPr>
-        <w:pStyle w:val="a1"/>
+        <w:pStyle w:val="29"/>
         <w:keepNext w:val="0"/>
         <w:keepLines w:val="0"/>
         <w:pageBreakBefore w:val="0"/>
@@ -3358,7 +3378,7 @@
     </w:p>
     <w:p>
       <w:pPr>
-        <w:pStyle w:val="a1"/>
+        <w:pStyle w:val="29"/>
         <w:keepNext w:val="0"/>
         <w:keepLines w:val="0"/>
         <w:pageBreakBefore w:val="0"/>
@@ -3375,7 +3395,7 @@
         <w:bidi w:val="0"/>
         <w:adjustRightInd w:val="0"/>
         <w:snapToGrid w:val="0"/>
-        <w:ind w:left="425" w:hanging="425" w:leftChars="0" w:firstLineChars="0"/>
+        <w:ind w:left="425" w:leftChars="0" w:hanging="425" w:firstLineChars="0"/>
         <w:textAlignment w:val="baseline"/>
         <w:rPr>
           <w:rFonts w:hint="default"/>
@@ -3392,7 +3412,7 @@
     </w:p>
     <w:p>
       <w:pPr>
-        <w:pStyle w:val="a1"/>
+        <w:pStyle w:val="29"/>
         <w:keepNext w:val="0"/>
         <w:keepLines w:val="0"/>
         <w:pageBreakBefore w:val="0"/>
@@ -3409,7 +3429,7 @@
         <w:bidi w:val="0"/>
         <w:adjustRightInd w:val="0"/>
         <w:snapToGrid w:val="0"/>
-        <w:ind w:left="425" w:hanging="425" w:leftChars="0" w:firstLineChars="0"/>
+        <w:ind w:left="425" w:leftChars="0" w:hanging="425" w:firstLineChars="0"/>
         <w:textAlignment w:val="baseline"/>
         <w:rPr>
           <w:rFonts w:hint="default"/>
@@ -3426,7 +3446,7 @@
     </w:p>
     <w:p>
       <w:pPr>
-        <w:pStyle w:val="a1"/>
+        <w:pStyle w:val="29"/>
         <w:keepNext w:val="0"/>
         <w:keepLines w:val="0"/>
         <w:pageBreakBefore w:val="0"/>
@@ -3443,7 +3463,7 @@
         <w:bidi w:val="0"/>
         <w:adjustRightInd w:val="0"/>
         <w:snapToGrid w:val="0"/>
-        <w:ind w:left="425" w:hanging="425" w:leftChars="0" w:firstLineChars="0"/>
+        <w:ind w:left="425" w:leftChars="0" w:hanging="425" w:firstLineChars="0"/>
         <w:textAlignment w:val="baseline"/>
         <w:rPr>
           <w:rFonts w:hint="default"/>
@@ -3460,7 +3480,7 @@
     </w:p>
     <w:p>
       <w:pPr>
-        <w:pStyle w:val="a1"/>
+        <w:pStyle w:val="29"/>
         <w:keepNext w:val="0"/>
         <w:keepLines w:val="0"/>
         <w:pageBreakBefore w:val="0"/>
@@ -3477,7 +3497,7 @@
         <w:bidi w:val="0"/>
         <w:adjustRightInd w:val="0"/>
         <w:snapToGrid w:val="0"/>
-        <w:ind w:left="425" w:hanging="425" w:leftChars="0" w:firstLineChars="0"/>
+        <w:ind w:left="425" w:leftChars="0" w:hanging="425" w:firstLineChars="0"/>
         <w:textAlignment w:val="baseline"/>
         <w:rPr>
           <w:rFonts w:hint="default"/>
@@ -3494,7 +3514,7 @@
     </w:p>
     <w:p>
       <w:pPr>
-        <w:pStyle w:val="a1"/>
+        <w:pStyle w:val="29"/>
         <w:keepNext w:val="0"/>
         <w:keepLines w:val="0"/>
         <w:pageBreakBefore w:val="0"/>
@@ -3511,7 +3531,7 @@
         <w:bidi w:val="0"/>
         <w:adjustRightInd w:val="0"/>
         <w:snapToGrid w:val="0"/>
-        <w:ind w:left="425" w:hanging="425" w:leftChars="0" w:firstLineChars="0"/>
+        <w:ind w:left="425" w:leftChars="0" w:hanging="425" w:firstLineChars="0"/>
         <w:textAlignment w:val="baseline"/>
         <w:rPr>
           <w:rFonts w:hint="default"/>
@@ -3528,14 +3548,14 @@
     </w:p>
     <w:p>
       <w:pPr>
-        <w:pStyle w:val="2"/>
+        <w:pStyle w:val="30"/>
         <w:bidi w:val="0"/>
         <w:rPr>
           <w:rFonts w:hint="default"/>
           <w:lang w:val="en-US" w:eastAsia="zh-CN"/>
         </w:rPr>
       </w:pPr>
-      <w:bookmarkStart w:id="6" w:name="_Toc3800"/>
+      <w:bookmarkStart w:id="5" w:name="_Toc28666"/>
       <w:r>
         <w:rPr>
           <w:rFonts w:hint="default"/>
@@ -3543,11 +3563,11 @@
         </w:rPr>
         <w:t>原则</w:t>
       </w:r>
-      <w:bookmarkEnd w:id="6"/>
+      <w:bookmarkEnd w:id="5"/>
     </w:p>
     <w:p>
       <w:pPr>
-        <w:pStyle w:val="a1"/>
+        <w:pStyle w:val="29"/>
         <w:keepNext w:val="0"/>
         <w:keepLines w:val="0"/>
         <w:pageBreakBefore w:val="0"/>
@@ -3576,7 +3596,7 @@
     </w:p>
     <w:p>
       <w:pPr>
-        <w:pStyle w:val="a1"/>
+        <w:pStyle w:val="29"/>
         <w:keepNext w:val="0"/>
         <w:keepLines w:val="0"/>
         <w:pageBreakBefore w:val="0"/>
@@ -3605,7 +3625,7 @@
     </w:p>
     <w:p>
       <w:pPr>
-        <w:pStyle w:val="a1"/>
+        <w:pStyle w:val="29"/>
         <w:keepNext w:val="0"/>
         <w:keepLines w:val="0"/>
         <w:pageBreakBefore w:val="0"/>
@@ -3634,7 +3654,7 @@
     </w:p>
     <w:p>
       <w:pPr>
-        <w:pStyle w:val="a1"/>
+        <w:pStyle w:val="29"/>
         <w:keepNext w:val="0"/>
         <w:keepLines w:val="0"/>
         <w:pageBreakBefore w:val="0"/>
@@ -3663,7 +3683,7 @@
     </w:p>
     <w:p>
       <w:pPr>
-        <w:pStyle w:val="a1"/>
+        <w:pStyle w:val="29"/>
         <w:keepNext w:val="0"/>
         <w:keepLines w:val="0"/>
         <w:pageBreakBefore w:val="0"/>
@@ -3692,14 +3712,14 @@
     </w:p>
     <w:p>
       <w:pPr>
-        <w:pStyle w:val="1"/>
+        <w:pStyle w:val="28"/>
         <w:bidi w:val="0"/>
         <w:rPr>
           <w:rFonts w:hint="default"/>
           <w:lang w:val="en-US" w:eastAsia="zh-CN"/>
         </w:rPr>
       </w:pPr>
-      <w:bookmarkStart w:id="7" w:name="_Toc12270"/>
+      <w:bookmarkStart w:id="6" w:name="_Toc24417"/>
       <w:r>
         <w:rPr>
           <w:rFonts w:hint="default"/>
@@ -3707,11 +3727,11 @@
         </w:rPr>
         <w:t>定义与术语</w:t>
       </w:r>
-      <w:bookmarkEnd w:id="7"/>
+      <w:bookmarkEnd w:id="6"/>
     </w:p>
     <w:p>
       <w:pPr>
-        <w:pStyle w:val="a1"/>
+        <w:pStyle w:val="29"/>
         <w:keepNext w:val="0"/>
         <w:keepLines w:val="0"/>
         <w:pageBreakBefore w:val="0"/>
@@ -3740,7 +3760,7 @@
     </w:p>
     <w:p>
       <w:pPr>
-        <w:pStyle w:val="a1"/>
+        <w:pStyle w:val="29"/>
         <w:keepNext w:val="0"/>
         <w:keepLines w:val="0"/>
         <w:pageBreakBefore w:val="0"/>
@@ -3769,7 +3789,7 @@
     </w:p>
     <w:p>
       <w:pPr>
-        <w:pStyle w:val="a1"/>
+        <w:pStyle w:val="29"/>
         <w:keepNext w:val="0"/>
         <w:keepLines w:val="0"/>
         <w:pageBreakBefore w:val="0"/>
@@ -3798,7 +3818,7 @@
     </w:p>
     <w:p>
       <w:pPr>
-        <w:pStyle w:val="a1"/>
+        <w:pStyle w:val="29"/>
         <w:keepNext w:val="0"/>
         <w:keepLines w:val="0"/>
         <w:pageBreakBefore w:val="0"/>
@@ -3827,7 +3847,7 @@
     </w:p>
     <w:p>
       <w:pPr>
-        <w:pStyle w:val="a1"/>
+        <w:pStyle w:val="29"/>
         <w:keepNext w:val="0"/>
         <w:keepLines w:val="0"/>
         <w:pageBreakBefore w:val="0"/>
@@ -3856,7 +3876,7 @@
     </w:p>
     <w:p>
       <w:pPr>
-        <w:pStyle w:val="a1"/>
+        <w:pStyle w:val="29"/>
         <w:keepNext w:val="0"/>
         <w:keepLines w:val="0"/>
         <w:pageBreakBefore w:val="0"/>
@@ -3885,14 +3905,14 @@
     </w:p>
     <w:p>
       <w:pPr>
-        <w:pStyle w:val="1"/>
+        <w:pStyle w:val="28"/>
         <w:bidi w:val="0"/>
         <w:rPr>
           <w:rFonts w:hint="default"/>
           <w:lang w:val="en-US" w:eastAsia="zh-CN"/>
         </w:rPr>
       </w:pPr>
-      <w:bookmarkStart w:id="8" w:name="_Toc15529"/>
+      <w:bookmarkStart w:id="7" w:name="_Toc25651"/>
       <w:r>
         <w:rPr>
           <w:rFonts w:hint="default"/>
@@ -3900,22 +3920,23 @@
         </w:rPr>
         <w:t>角色与职责</w:t>
       </w:r>
-      <w:bookmarkEnd w:id="8"/>
+      <w:bookmarkEnd w:id="7"/>
     </w:p>
     <w:tbl>
       <w:tblPr>
-        <w:tblStyle w:val="TableNormal"/>
+        <w:tblStyle w:val="20"/>
         <w:tblW w:w="9024" w:type="dxa"/>
         <w:tblInd w:w="0" w:type="dxa"/>
         <w:tblBorders>
-          <w:top w:val="single" w:sz="4" w:space="0" w:color="auto"/>
-          <w:left w:val="single" w:sz="4" w:space="0" w:color="auto"/>
-          <w:bottom w:val="single" w:sz="4" w:space="0" w:color="auto"/>
-          <w:right w:val="single" w:sz="4" w:space="0" w:color="auto"/>
-          <w:insideH w:val="single" w:sz="4" w:space="0" w:color="auto"/>
-          <w:insideV w:val="single" w:sz="4" w:space="0" w:color="auto"/>
+          <w:top w:val="single" w:color="auto" w:sz="4" w:space="0"/>
+          <w:left w:val="single" w:color="auto" w:sz="4" w:space="0"/>
+          <w:bottom w:val="single" w:color="auto" w:sz="4" w:space="0"/>
+          <w:right w:val="single" w:color="auto" w:sz="4" w:space="0"/>
+          <w:insideH w:val="single" w:color="auto" w:sz="4" w:space="0"/>
+          <w:insideV w:val="single" w:color="auto" w:sz="4" w:space="0"/>
         </w:tblBorders>
         <w:shd w:val="clear" w:color="auto" w:fill="auto"/>
+        <w:tblLayout w:type="autofit"/>
         <w:tblCellMar>
           <w:top w:w="15" w:type="dxa"/>
           <w:left w:w="15" w:type="dxa"/>
@@ -3930,15 +3951,13 @@
       </w:tblGrid>
       <w:tr>
         <w:tblPrEx>
-          <w:tblW w:w="9024" w:type="dxa"/>
-          <w:tblInd w:w="0" w:type="dxa"/>
           <w:tblBorders>
-            <w:top w:val="single" w:sz="4" w:space="0" w:color="auto"/>
-            <w:left w:val="single" w:sz="4" w:space="0" w:color="auto"/>
-            <w:bottom w:val="single" w:sz="4" w:space="0" w:color="auto"/>
-            <w:right w:val="single" w:sz="4" w:space="0" w:color="auto"/>
-            <w:insideH w:val="single" w:sz="4" w:space="0" w:color="auto"/>
-            <w:insideV w:val="single" w:sz="4" w:space="0" w:color="auto"/>
+            <w:top w:val="single" w:color="auto" w:sz="4" w:space="0"/>
+            <w:left w:val="single" w:color="auto" w:sz="4" w:space="0"/>
+            <w:bottom w:val="single" w:color="auto" w:sz="4" w:space="0"/>
+            <w:right w:val="single" w:color="auto" w:sz="4" w:space="0"/>
+            <w:insideH w:val="single" w:color="auto" w:sz="4" w:space="0"/>
+            <w:insideV w:val="single" w:color="auto" w:sz="4" w:space="0"/>
           </w:tblBorders>
           <w:shd w:val="clear" w:color="auto" w:fill="auto"/>
           <w:tblCellMar>
@@ -3970,10 +3989,10 @@
               <w:widowControl/>
               <w:suppressLineNumbers w:val="0"/>
               <w:spacing w:line="300" w:lineRule="atLeast"/>
-              <w:ind w:left="0" w:right="0" w:firstLine="0" w:leftChars="0" w:rightChars="0" w:firstLineChars="0"/>
+              <w:ind w:left="0" w:leftChars="0" w:right="0" w:rightChars="0" w:firstLine="0" w:firstLineChars="0"/>
               <w:jc w:val="center"/>
               <w:rPr>
-                <w:rFonts w:ascii="Segoe UI" w:eastAsia="Segoe UI" w:hAnsi="Segoe UI" w:cs="Segoe UI"/>
+                <w:rFonts w:ascii="Segoe UI" w:hAnsi="Segoe UI" w:eastAsia="Segoe UI" w:cs="Segoe UI"/>
                 <w:b/>
                 <w:bCs/>
                 <w:i w:val="0"/>
@@ -3987,7 +4006,7 @@
             </w:pPr>
             <w:r>
               <w:rPr>
-                <w:rFonts w:ascii="Segoe UI" w:eastAsia="Segoe UI" w:hAnsi="Segoe UI" w:cs="Segoe UI" w:hint="default"/>
+                <w:rFonts w:hint="default" w:ascii="Segoe UI" w:hAnsi="Segoe UI" w:eastAsia="Segoe UI" w:cs="Segoe UI"/>
                 <w:b/>
                 <w:bCs/>
                 <w:i w:val="0"/>
@@ -4024,10 +4043,10 @@
               <w:widowControl/>
               <w:suppressLineNumbers w:val="0"/>
               <w:spacing w:line="300" w:lineRule="atLeast"/>
-              <w:ind w:left="0" w:right="0" w:firstLine="0" w:leftChars="0" w:rightChars="0" w:firstLineChars="0"/>
+              <w:ind w:left="0" w:leftChars="0" w:right="0" w:rightChars="0" w:firstLine="0" w:firstLineChars="0"/>
               <w:jc w:val="center"/>
               <w:rPr>
-                <w:rFonts w:ascii="Segoe UI" w:eastAsia="Segoe UI" w:hAnsi="Segoe UI" w:cs="Segoe UI" w:hint="default"/>
+                <w:rFonts w:hint="default" w:ascii="Segoe UI" w:hAnsi="Segoe UI" w:eastAsia="Segoe UI" w:cs="Segoe UI"/>
                 <w:b/>
                 <w:bCs/>
                 <w:i w:val="0"/>
@@ -4041,7 +4060,7 @@
             </w:pPr>
             <w:r>
               <w:rPr>
-                <w:rFonts w:ascii="Segoe UI" w:eastAsia="Segoe UI" w:hAnsi="Segoe UI" w:cs="Segoe UI" w:hint="default"/>
+                <w:rFonts w:hint="default" w:ascii="Segoe UI" w:hAnsi="Segoe UI" w:eastAsia="Segoe UI" w:cs="Segoe UI"/>
                 <w:b/>
                 <w:bCs/>
                 <w:i w:val="0"/>
@@ -4078,10 +4097,10 @@
               <w:widowControl/>
               <w:suppressLineNumbers w:val="0"/>
               <w:spacing w:line="300" w:lineRule="atLeast"/>
-              <w:ind w:left="0" w:right="0" w:firstLine="0" w:leftChars="0" w:rightChars="0" w:firstLineChars="0"/>
+              <w:ind w:left="0" w:leftChars="0" w:right="0" w:rightChars="0" w:firstLine="0" w:firstLineChars="0"/>
               <w:jc w:val="center"/>
               <w:rPr>
-                <w:rFonts w:ascii="Segoe UI" w:eastAsia="Segoe UI" w:hAnsi="Segoe UI" w:cs="Segoe UI" w:hint="default"/>
+                <w:rFonts w:hint="default" w:ascii="Segoe UI" w:hAnsi="Segoe UI" w:eastAsia="Segoe UI" w:cs="Segoe UI"/>
                 <w:b/>
                 <w:bCs/>
                 <w:i w:val="0"/>
@@ -4095,7 +4114,7 @@
             </w:pPr>
             <w:r>
               <w:rPr>
-                <w:rFonts w:ascii="Segoe UI" w:eastAsia="Segoe UI" w:hAnsi="Segoe UI" w:cs="Segoe UI" w:hint="default"/>
+                <w:rFonts w:hint="default" w:ascii="Segoe UI" w:hAnsi="Segoe UI" w:eastAsia="Segoe UI" w:cs="Segoe UI"/>
                 <w:b/>
                 <w:bCs/>
                 <w:i w:val="0"/>
@@ -4116,8 +4135,14 @@
       </w:tr>
       <w:tr>
         <w:tblPrEx>
-          <w:tblW w:w="9024" w:type="dxa"/>
-          <w:tblInd w:w="0" w:type="dxa"/>
+          <w:tblBorders>
+            <w:top w:val="single" w:color="auto" w:sz="4" w:space="0"/>
+            <w:left w:val="single" w:color="auto" w:sz="4" w:space="0"/>
+            <w:bottom w:val="single" w:color="auto" w:sz="4" w:space="0"/>
+            <w:right w:val="single" w:color="auto" w:sz="4" w:space="0"/>
+            <w:insideH w:val="single" w:color="auto" w:sz="4" w:space="0"/>
+            <w:insideV w:val="single" w:color="auto" w:sz="4" w:space="0"/>
+          </w:tblBorders>
           <w:shd w:val="clear" w:color="auto" w:fill="auto"/>
           <w:tblCellMar>
             <w:top w:w="15" w:type="dxa"/>
@@ -4147,7 +4172,7 @@
               <w:spacing w:line="300" w:lineRule="atLeast"/>
               <w:jc w:val="left"/>
               <w:rPr>
-                <w:rFonts w:ascii="Segoe UI" w:eastAsia="Segoe UI" w:hAnsi="Segoe UI" w:cs="Segoe UI" w:hint="default"/>
+                <w:rFonts w:hint="default" w:ascii="Segoe UI" w:hAnsi="Segoe UI" w:eastAsia="Segoe UI" w:cs="Segoe UI"/>
                 <w:i w:val="0"/>
                 <w:iCs w:val="0"/>
                 <w:caps w:val="0"/>
@@ -4159,8 +4184,8 @@
             </w:pPr>
             <w:r>
               <w:rPr>
-                <w:rStyle w:val="Strong"/>
-                <w:rFonts w:ascii="Segoe UI" w:eastAsia="Segoe UI" w:hAnsi="Segoe UI" w:cs="Segoe UI" w:hint="default"/>
+                <w:rStyle w:val="23"/>
+                <w:rFonts w:hint="default" w:ascii="Segoe UI" w:hAnsi="Segoe UI" w:eastAsia="Segoe UI" w:cs="Segoe UI"/>
                 <w:b/>
                 <w:bCs/>
                 <w:i w:val="0"/>
@@ -4199,7 +4224,7 @@
               <w:spacing w:line="300" w:lineRule="atLeast"/>
               <w:jc w:val="left"/>
               <w:rPr>
-                <w:rFonts w:ascii="Segoe UI" w:eastAsia="Segoe UI" w:hAnsi="Segoe UI" w:cs="Segoe UI" w:hint="default"/>
+                <w:rFonts w:hint="default" w:ascii="Segoe UI" w:hAnsi="Segoe UI" w:eastAsia="Segoe UI" w:cs="Segoe UI"/>
                 <w:i w:val="0"/>
                 <w:iCs w:val="0"/>
                 <w:caps w:val="0"/>
@@ -4211,7 +4236,7 @@
             </w:pPr>
             <w:r>
               <w:rPr>
-                <w:rFonts w:ascii="Segoe UI" w:eastAsia="Segoe UI" w:hAnsi="Segoe UI" w:cs="Segoe UI" w:hint="default"/>
+                <w:rFonts w:hint="default" w:ascii="Segoe UI" w:hAnsi="Segoe UI" w:eastAsia="Segoe UI" w:cs="Segoe UI"/>
                 <w:i w:val="0"/>
                 <w:iCs w:val="0"/>
                 <w:caps w:val="0"/>
@@ -4227,7 +4252,7 @@
             </w:r>
             <w:r>
               <w:rPr>
-                <w:rFonts w:ascii="Segoe UI" w:eastAsia="Segoe UI" w:hAnsi="Segoe UI" w:cs="Segoe UI" w:hint="default"/>
+                <w:rFonts w:hint="default" w:ascii="Segoe UI" w:hAnsi="Segoe UI" w:eastAsia="Segoe UI" w:cs="Segoe UI"/>
                 <w:i w:val="0"/>
                 <w:iCs w:val="0"/>
                 <w:caps w:val="0"/>
@@ -4239,11 +4264,11 @@
                 <w:szCs w:val="18"/>
                 <w:lang w:val="en-US" w:eastAsia="zh-CN"/>
               </w:rPr>
-              <w:br/>
-            </w:r>
-            <w:r>
-              <w:rPr>
-                <w:rFonts w:ascii="Segoe UI" w:eastAsia="Segoe UI" w:hAnsi="Segoe UI" w:cs="Segoe UI" w:hint="default"/>
+              <w:br w:type="textWrapping"/>
+            </w:r>
+            <w:r>
+              <w:rPr>
+                <w:rFonts w:hint="default" w:ascii="Segoe UI" w:hAnsi="Segoe UI" w:eastAsia="Segoe UI" w:cs="Segoe UI"/>
                 <w:i w:val="0"/>
                 <w:iCs w:val="0"/>
                 <w:caps w:val="0"/>
@@ -4259,7 +4284,7 @@
             </w:r>
             <w:r>
               <w:rPr>
-                <w:rFonts w:ascii="Segoe UI" w:eastAsia="Segoe UI" w:hAnsi="Segoe UI" w:cs="Segoe UI" w:hint="default"/>
+                <w:rFonts w:hint="default" w:ascii="Segoe UI" w:hAnsi="Segoe UI" w:eastAsia="Segoe UI" w:cs="Segoe UI"/>
                 <w:i w:val="0"/>
                 <w:iCs w:val="0"/>
                 <w:caps w:val="0"/>
@@ -4271,11 +4296,11 @@
                 <w:szCs w:val="18"/>
                 <w:lang w:val="en-US" w:eastAsia="zh-CN"/>
               </w:rPr>
-              <w:br/>
-            </w:r>
-            <w:r>
-              <w:rPr>
-                <w:rFonts w:ascii="Segoe UI" w:eastAsia="Segoe UI" w:hAnsi="Segoe UI" w:cs="Segoe UI" w:hint="default"/>
+              <w:br w:type="textWrapping"/>
+            </w:r>
+            <w:r>
+              <w:rPr>
+                <w:rFonts w:hint="default" w:ascii="Segoe UI" w:hAnsi="Segoe UI" w:eastAsia="Segoe UI" w:cs="Segoe UI"/>
                 <w:i w:val="0"/>
                 <w:iCs w:val="0"/>
                 <w:caps w:val="0"/>
@@ -4312,7 +4337,7 @@
               <w:spacing w:line="300" w:lineRule="atLeast"/>
               <w:jc w:val="left"/>
               <w:rPr>
-                <w:rFonts w:ascii="Segoe UI" w:eastAsia="Segoe UI" w:hAnsi="Segoe UI" w:cs="Segoe UI" w:hint="default"/>
+                <w:rFonts w:hint="default" w:ascii="Segoe UI" w:hAnsi="Segoe UI" w:eastAsia="Segoe UI" w:cs="Segoe UI"/>
                 <w:i w:val="0"/>
                 <w:iCs w:val="0"/>
                 <w:caps w:val="0"/>
@@ -4324,8 +4349,8 @@
             </w:pPr>
             <w:r>
               <w:rPr>
-                <w:rStyle w:val="Strong"/>
-                <w:rFonts w:ascii="Segoe UI" w:eastAsia="Segoe UI" w:hAnsi="Segoe UI" w:cs="Segoe UI" w:hint="default"/>
+                <w:rStyle w:val="23"/>
+                <w:rFonts w:hint="default" w:ascii="Segoe UI" w:hAnsi="Segoe UI" w:eastAsia="Segoe UI" w:cs="Segoe UI"/>
                 <w:b/>
                 <w:bCs/>
                 <w:i w:val="0"/>
@@ -4346,8 +4371,14 @@
       </w:tr>
       <w:tr>
         <w:tblPrEx>
-          <w:tblW w:w="9024" w:type="dxa"/>
-          <w:tblInd w:w="0" w:type="dxa"/>
+          <w:tblBorders>
+            <w:top w:val="single" w:color="auto" w:sz="4" w:space="0"/>
+            <w:left w:val="single" w:color="auto" w:sz="4" w:space="0"/>
+            <w:bottom w:val="single" w:color="auto" w:sz="4" w:space="0"/>
+            <w:right w:val="single" w:color="auto" w:sz="4" w:space="0"/>
+            <w:insideH w:val="single" w:color="auto" w:sz="4" w:space="0"/>
+            <w:insideV w:val="single" w:color="auto" w:sz="4" w:space="0"/>
+          </w:tblBorders>
           <w:shd w:val="clear" w:color="auto" w:fill="auto"/>
           <w:tblCellMar>
             <w:top w:w="15" w:type="dxa"/>
@@ -4377,7 +4408,7 @@
               <w:spacing w:line="300" w:lineRule="atLeast"/>
               <w:jc w:val="left"/>
               <w:rPr>
-                <w:rFonts w:ascii="Segoe UI" w:eastAsia="Segoe UI" w:hAnsi="Segoe UI" w:cs="Segoe UI" w:hint="default"/>
+                <w:rFonts w:hint="default" w:ascii="Segoe UI" w:hAnsi="Segoe UI" w:eastAsia="Segoe UI" w:cs="Segoe UI"/>
                 <w:i w:val="0"/>
                 <w:iCs w:val="0"/>
                 <w:caps w:val="0"/>
@@ -4389,8 +4420,8 @@
             </w:pPr>
             <w:r>
               <w:rPr>
-                <w:rStyle w:val="Strong"/>
-                <w:rFonts w:ascii="Segoe UI" w:eastAsia="Segoe UI" w:hAnsi="Segoe UI" w:cs="Segoe UI" w:hint="default"/>
+                <w:rStyle w:val="23"/>
+                <w:rFonts w:hint="default" w:ascii="Segoe UI" w:hAnsi="Segoe UI" w:eastAsia="Segoe UI" w:cs="Segoe UI"/>
                 <w:b/>
                 <w:bCs/>
                 <w:i w:val="0"/>
@@ -4429,7 +4460,7 @@
               <w:spacing w:line="300" w:lineRule="atLeast"/>
               <w:jc w:val="left"/>
               <w:rPr>
-                <w:rFonts w:ascii="Segoe UI" w:eastAsia="Segoe UI" w:hAnsi="Segoe UI" w:cs="Segoe UI" w:hint="default"/>
+                <w:rFonts w:hint="default" w:ascii="Segoe UI" w:hAnsi="Segoe UI" w:eastAsia="Segoe UI" w:cs="Segoe UI"/>
                 <w:i w:val="0"/>
                 <w:iCs w:val="0"/>
                 <w:caps w:val="0"/>
@@ -4441,7 +4472,7 @@
             </w:pPr>
             <w:r>
               <w:rPr>
-                <w:rFonts w:ascii="Segoe UI" w:eastAsia="Segoe UI" w:hAnsi="Segoe UI" w:cs="Segoe UI" w:hint="default"/>
+                <w:rFonts w:hint="default" w:ascii="Segoe UI" w:hAnsi="Segoe UI" w:eastAsia="Segoe UI" w:cs="Segoe UI"/>
                 <w:i w:val="0"/>
                 <w:iCs w:val="0"/>
                 <w:caps w:val="0"/>
@@ -4457,7 +4488,7 @@
             </w:r>
             <w:r>
               <w:rPr>
-                <w:rFonts w:ascii="Segoe UI" w:eastAsia="Segoe UI" w:hAnsi="Segoe UI" w:cs="Segoe UI" w:hint="default"/>
+                <w:rFonts w:hint="default" w:ascii="Segoe UI" w:hAnsi="Segoe UI" w:eastAsia="Segoe UI" w:cs="Segoe UI"/>
                 <w:i w:val="0"/>
                 <w:iCs w:val="0"/>
                 <w:caps w:val="0"/>
@@ -4469,11 +4500,11 @@
                 <w:szCs w:val="18"/>
                 <w:lang w:val="en-US" w:eastAsia="zh-CN"/>
               </w:rPr>
-              <w:br/>
-            </w:r>
-            <w:r>
-              <w:rPr>
-                <w:rFonts w:ascii="Segoe UI" w:eastAsia="Segoe UI" w:hAnsi="Segoe UI" w:cs="Segoe UI" w:hint="default"/>
+              <w:br w:type="textWrapping"/>
+            </w:r>
+            <w:r>
+              <w:rPr>
+                <w:rFonts w:hint="default" w:ascii="Segoe UI" w:hAnsi="Segoe UI" w:eastAsia="Segoe UI" w:cs="Segoe UI"/>
                 <w:i w:val="0"/>
                 <w:iCs w:val="0"/>
                 <w:caps w:val="0"/>
@@ -4489,7 +4520,7 @@
             </w:r>
             <w:r>
               <w:rPr>
-                <w:rFonts w:ascii="Segoe UI" w:eastAsia="Segoe UI" w:hAnsi="Segoe UI" w:cs="Segoe UI" w:hint="default"/>
+                <w:rFonts w:hint="default" w:ascii="Segoe UI" w:hAnsi="Segoe UI" w:eastAsia="Segoe UI" w:cs="Segoe UI"/>
                 <w:i w:val="0"/>
                 <w:iCs w:val="0"/>
                 <w:caps w:val="0"/>
@@ -4501,11 +4532,11 @@
                 <w:szCs w:val="18"/>
                 <w:lang w:val="en-US" w:eastAsia="zh-CN"/>
               </w:rPr>
-              <w:br/>
-            </w:r>
-            <w:r>
-              <w:rPr>
-                <w:rFonts w:ascii="Segoe UI" w:eastAsia="Segoe UI" w:hAnsi="Segoe UI" w:cs="Segoe UI" w:hint="default"/>
+              <w:br w:type="textWrapping"/>
+            </w:r>
+            <w:r>
+              <w:rPr>
+                <w:rFonts w:hint="default" w:ascii="Segoe UI" w:hAnsi="Segoe UI" w:eastAsia="Segoe UI" w:cs="Segoe UI"/>
                 <w:i w:val="0"/>
                 <w:iCs w:val="0"/>
                 <w:caps w:val="0"/>
@@ -4521,7 +4552,7 @@
             </w:r>
             <w:r>
               <w:rPr>
-                <w:rFonts w:ascii="Segoe UI" w:eastAsia="Segoe UI" w:hAnsi="Segoe UI" w:cs="Segoe UI" w:hint="default"/>
+                <w:rFonts w:hint="default" w:ascii="Segoe UI" w:hAnsi="Segoe UI" w:eastAsia="Segoe UI" w:cs="Segoe UI"/>
                 <w:i w:val="0"/>
                 <w:iCs w:val="0"/>
                 <w:caps w:val="0"/>
@@ -4533,11 +4564,11 @@
                 <w:szCs w:val="18"/>
                 <w:lang w:val="en-US" w:eastAsia="zh-CN"/>
               </w:rPr>
-              <w:br/>
-            </w:r>
-            <w:r>
-              <w:rPr>
-                <w:rFonts w:ascii="Segoe UI" w:eastAsia="Segoe UI" w:hAnsi="Segoe UI" w:cs="Segoe UI" w:hint="default"/>
+              <w:br w:type="textWrapping"/>
+            </w:r>
+            <w:r>
+              <w:rPr>
+                <w:rFonts w:hint="default" w:ascii="Segoe UI" w:hAnsi="Segoe UI" w:eastAsia="Segoe UI" w:cs="Segoe UI"/>
                 <w:i w:val="0"/>
                 <w:iCs w:val="0"/>
                 <w:caps w:val="0"/>
@@ -4574,7 +4605,7 @@
               <w:spacing w:line="300" w:lineRule="atLeast"/>
               <w:jc w:val="left"/>
               <w:rPr>
-                <w:rFonts w:ascii="Segoe UI" w:eastAsia="Segoe UI" w:hAnsi="Segoe UI" w:cs="Segoe UI" w:hint="default"/>
+                <w:rFonts w:hint="default" w:ascii="Segoe UI" w:hAnsi="Segoe UI" w:eastAsia="Segoe UI" w:cs="Segoe UI"/>
                 <w:i w:val="0"/>
                 <w:iCs w:val="0"/>
                 <w:caps w:val="0"/>
@@ -4586,8 +4617,8 @@
             </w:pPr>
             <w:r>
               <w:rPr>
-                <w:rStyle w:val="Strong"/>
-                <w:rFonts w:ascii="Segoe UI" w:eastAsia="Segoe UI" w:hAnsi="Segoe UI" w:cs="Segoe UI" w:hint="default"/>
+                <w:rStyle w:val="23"/>
+                <w:rFonts w:hint="default" w:ascii="Segoe UI" w:hAnsi="Segoe UI" w:eastAsia="Segoe UI" w:cs="Segoe UI"/>
                 <w:b/>
                 <w:bCs/>
                 <w:i w:val="0"/>
@@ -4605,7 +4636,7 @@
             </w:r>
             <w:r>
               <w:rPr>
-                <w:rFonts w:ascii="Segoe UI" w:eastAsia="Segoe UI" w:hAnsi="Segoe UI" w:cs="Segoe UI" w:hint="default"/>
+                <w:rFonts w:hint="default" w:ascii="Segoe UI" w:hAnsi="Segoe UI" w:eastAsia="Segoe UI" w:cs="Segoe UI"/>
                 <w:i w:val="0"/>
                 <w:iCs w:val="0"/>
                 <w:caps w:val="0"/>
@@ -4624,8 +4655,249 @@
       </w:tr>
       <w:tr>
         <w:tblPrEx>
-          <w:tblW w:w="9024" w:type="dxa"/>
-          <w:tblInd w:w="0" w:type="dxa"/>
+          <w:tblBorders>
+            <w:top w:val="single" w:color="auto" w:sz="4" w:space="0"/>
+            <w:left w:val="single" w:color="auto" w:sz="4" w:space="0"/>
+            <w:bottom w:val="single" w:color="auto" w:sz="4" w:space="0"/>
+            <w:right w:val="single" w:color="auto" w:sz="4" w:space="0"/>
+            <w:insideH w:val="single" w:color="auto" w:sz="4" w:space="0"/>
+            <w:insideV w:val="single" w:color="auto" w:sz="4" w:space="0"/>
+          </w:tblBorders>
+          <w:tblCellMar>
+            <w:top w:w="15" w:type="dxa"/>
+            <w:left w:w="15" w:type="dxa"/>
+            <w:bottom w:w="15" w:type="dxa"/>
+            <w:right w:w="15" w:type="dxa"/>
+          </w:tblCellMar>
+        </w:tblPrEx>
+        <w:tc>
+          <w:tcPr>
+            <w:tcW w:w="1435" w:type="dxa"/>
+            <w:shd w:val="clear" w:color="auto" w:fill="auto"/>
+            <w:tcMar>
+              <w:top w:w="120" w:type="dxa"/>
+              <w:left w:w="0" w:type="dxa"/>
+              <w:bottom w:w="120" w:type="dxa"/>
+              <w:right w:w="192" w:type="dxa"/>
+            </w:tcMar>
+            <w:vAlign w:val="center"/>
+          </w:tcPr>
+          <w:p>
+            <w:pPr>
+              <w:keepNext w:val="0"/>
+              <w:keepLines w:val="0"/>
+              <w:widowControl/>
+              <w:suppressLineNumbers w:val="0"/>
+              <w:spacing w:line="300" w:lineRule="atLeast"/>
+              <w:jc w:val="left"/>
+              <w:rPr>
+                <w:rFonts w:hint="default" w:ascii="Segoe UI" w:hAnsi="Segoe UI" w:eastAsia="Segoe UI" w:cs="Segoe UI"/>
+                <w:i w:val="0"/>
+                <w:iCs w:val="0"/>
+                <w:caps w:val="0"/>
+                <w:color w:val="0F1115"/>
+                <w:spacing w:val="0"/>
+                <w:sz w:val="18"/>
+                <w:szCs w:val="18"/>
+              </w:rPr>
+            </w:pPr>
+            <w:r>
+              <w:rPr>
+                <w:rStyle w:val="23"/>
+                <w:rFonts w:hint="default" w:ascii="Segoe UI" w:hAnsi="Segoe UI" w:eastAsia="Segoe UI" w:cs="Segoe UI"/>
+                <w:b/>
+                <w:bCs/>
+                <w:i w:val="0"/>
+                <w:iCs w:val="0"/>
+                <w:caps w:val="0"/>
+                <w:snapToGrid w:val="0"/>
+                <w:color w:val="000000"/>
+                <w:spacing w:val="0"/>
+                <w:kern w:val="0"/>
+                <w:sz w:val="18"/>
+                <w:szCs w:val="18"/>
+                <w:lang w:val="en-US" w:eastAsia="zh-CN"/>
+              </w:rPr>
+              <w:t>运维项目经理</w:t>
+            </w:r>
+          </w:p>
+        </w:tc>
+        <w:tc>
+          <w:tcPr>
+            <w:tcW w:w="4491" w:type="dxa"/>
+            <w:shd w:val="clear" w:color="auto" w:fill="auto"/>
+            <w:tcMar>
+              <w:top w:w="120" w:type="dxa"/>
+              <w:left w:w="192" w:type="dxa"/>
+              <w:bottom w:w="120" w:type="dxa"/>
+              <w:right w:w="192" w:type="dxa"/>
+            </w:tcMar>
+            <w:vAlign w:val="center"/>
+          </w:tcPr>
+          <w:p>
+            <w:pPr>
+              <w:keepNext w:val="0"/>
+              <w:keepLines w:val="0"/>
+              <w:widowControl/>
+              <w:suppressLineNumbers w:val="0"/>
+              <w:spacing w:line="300" w:lineRule="atLeast"/>
+              <w:jc w:val="left"/>
+              <w:rPr>
+                <w:rFonts w:hint="default" w:ascii="Segoe UI" w:hAnsi="Segoe UI" w:eastAsia="Segoe UI" w:cs="Segoe UI"/>
+                <w:i w:val="0"/>
+                <w:iCs w:val="0"/>
+                <w:caps w:val="0"/>
+                <w:color w:val="0F1115"/>
+                <w:spacing w:val="0"/>
+                <w:sz w:val="18"/>
+                <w:szCs w:val="18"/>
+              </w:rPr>
+            </w:pPr>
+            <w:r>
+              <w:rPr>
+                <w:rFonts w:hint="default" w:ascii="Segoe UI" w:hAnsi="Segoe UI" w:eastAsia="Segoe UI" w:cs="Segoe UI"/>
+                <w:i w:val="0"/>
+                <w:iCs w:val="0"/>
+                <w:caps w:val="0"/>
+                <w:snapToGrid w:val="0"/>
+                <w:color w:val="000000"/>
+                <w:spacing w:val="0"/>
+                <w:kern w:val="0"/>
+                <w:sz w:val="18"/>
+                <w:szCs w:val="18"/>
+                <w:lang w:val="en-US" w:eastAsia="zh-CN"/>
+              </w:rPr>
+              <w:t>1. 提供所辖项目的业务增长预测与性能需求。</w:t>
+            </w:r>
+            <w:r>
+              <w:rPr>
+                <w:rFonts w:hint="default" w:ascii="Segoe UI" w:hAnsi="Segoe UI" w:eastAsia="Segoe UI" w:cs="Segoe UI"/>
+                <w:i w:val="0"/>
+                <w:iCs w:val="0"/>
+                <w:caps w:val="0"/>
+                <w:snapToGrid w:val="0"/>
+                <w:color w:val="000000"/>
+                <w:spacing w:val="0"/>
+                <w:kern w:val="0"/>
+                <w:sz w:val="18"/>
+                <w:szCs w:val="18"/>
+                <w:lang w:val="en-US" w:eastAsia="zh-CN"/>
+              </w:rPr>
+              <w:br w:type="textWrapping"/>
+            </w:r>
+            <w:r>
+              <w:rPr>
+                <w:rFonts w:hint="default" w:ascii="Segoe UI" w:hAnsi="Segoe UI" w:eastAsia="Segoe UI" w:cs="Segoe UI"/>
+                <w:i w:val="0"/>
+                <w:iCs w:val="0"/>
+                <w:caps w:val="0"/>
+                <w:snapToGrid w:val="0"/>
+                <w:color w:val="000000"/>
+                <w:spacing w:val="0"/>
+                <w:kern w:val="0"/>
+                <w:sz w:val="18"/>
+                <w:szCs w:val="18"/>
+                <w:lang w:val="en-US" w:eastAsia="zh-CN"/>
+              </w:rPr>
+              <w:t>2. 参与项目容量评审，确保容量计划支持SLA达成。</w:t>
+            </w:r>
+            <w:r>
+              <w:rPr>
+                <w:rFonts w:hint="default" w:ascii="Segoe UI" w:hAnsi="Segoe UI" w:eastAsia="Segoe UI" w:cs="Segoe UI"/>
+                <w:i w:val="0"/>
+                <w:iCs w:val="0"/>
+                <w:caps w:val="0"/>
+                <w:snapToGrid w:val="0"/>
+                <w:color w:val="000000"/>
+                <w:spacing w:val="0"/>
+                <w:kern w:val="0"/>
+                <w:sz w:val="18"/>
+                <w:szCs w:val="18"/>
+                <w:lang w:val="en-US" w:eastAsia="zh-CN"/>
+              </w:rPr>
+              <w:br w:type="textWrapping"/>
+            </w:r>
+            <w:r>
+              <w:rPr>
+                <w:rFonts w:hint="default" w:ascii="Segoe UI" w:hAnsi="Segoe UI" w:eastAsia="Segoe UI" w:cs="Segoe UI"/>
+                <w:i w:val="0"/>
+                <w:iCs w:val="0"/>
+                <w:caps w:val="0"/>
+                <w:snapToGrid w:val="0"/>
+                <w:color w:val="000000"/>
+                <w:spacing w:val="0"/>
+                <w:kern w:val="0"/>
+                <w:sz w:val="18"/>
+                <w:szCs w:val="18"/>
+                <w:lang w:val="en-US" w:eastAsia="zh-CN"/>
+              </w:rPr>
+              <w:t>3. 推动项目内因容量问题触发的改进措施。</w:t>
+            </w:r>
+          </w:p>
+        </w:tc>
+        <w:tc>
+          <w:tcPr>
+            <w:tcW w:w="0" w:type="auto"/>
+            <w:shd w:val="clear" w:color="auto" w:fill="auto"/>
+            <w:tcMar>
+              <w:top w:w="120" w:type="dxa"/>
+              <w:left w:w="192" w:type="dxa"/>
+              <w:bottom w:w="120" w:type="dxa"/>
+              <w:right w:w="0" w:type="dxa"/>
+            </w:tcMar>
+            <w:vAlign w:val="center"/>
+          </w:tcPr>
+          <w:p>
+            <w:pPr>
+              <w:keepNext w:val="0"/>
+              <w:keepLines w:val="0"/>
+              <w:widowControl/>
+              <w:suppressLineNumbers w:val="0"/>
+              <w:spacing w:line="300" w:lineRule="atLeast"/>
+              <w:jc w:val="left"/>
+              <w:rPr>
+                <w:rFonts w:hint="default" w:ascii="Segoe UI" w:hAnsi="Segoe UI" w:eastAsia="Segoe UI" w:cs="Segoe UI"/>
+                <w:i w:val="0"/>
+                <w:iCs w:val="0"/>
+                <w:caps w:val="0"/>
+                <w:color w:val="0F1115"/>
+                <w:spacing w:val="0"/>
+                <w:sz w:val="18"/>
+                <w:szCs w:val="18"/>
+              </w:rPr>
+            </w:pPr>
+            <w:r>
+              <w:rPr>
+                <w:rStyle w:val="23"/>
+                <w:rFonts w:hint="default" w:ascii="Segoe UI" w:hAnsi="Segoe UI" w:eastAsia="Segoe UI" w:cs="Segoe UI"/>
+                <w:b/>
+                <w:bCs/>
+                <w:i w:val="0"/>
+                <w:iCs w:val="0"/>
+                <w:caps w:val="0"/>
+                <w:snapToGrid w:val="0"/>
+                <w:color w:val="000000"/>
+                <w:spacing w:val="0"/>
+                <w:kern w:val="0"/>
+                <w:sz w:val="18"/>
+                <w:szCs w:val="18"/>
+                <w:lang w:val="en-US" w:eastAsia="zh-CN"/>
+              </w:rPr>
+              <w:t>数智运营部-运维项目经理</w:t>
+            </w:r>
+          </w:p>
+        </w:tc>
+      </w:tr>
+      <w:tr>
+        <w:tblPrEx>
+          <w:tblBorders>
+            <w:top w:val="single" w:color="auto" w:sz="4" w:space="0"/>
+            <w:left w:val="single" w:color="auto" w:sz="4" w:space="0"/>
+            <w:bottom w:val="single" w:color="auto" w:sz="4" w:space="0"/>
+            <w:right w:val="single" w:color="auto" w:sz="4" w:space="0"/>
+            <w:insideH w:val="single" w:color="auto" w:sz="4" w:space="0"/>
+            <w:insideV w:val="single" w:color="auto" w:sz="4" w:space="0"/>
+          </w:tblBorders>
           <w:shd w:val="clear" w:color="auto" w:fill="auto"/>
           <w:tblCellMar>
             <w:top w:w="15" w:type="dxa"/>
@@ -4655,7 +4927,7 @@
               <w:spacing w:line="300" w:lineRule="atLeast"/>
               <w:jc w:val="left"/>
               <w:rPr>
-                <w:rFonts w:ascii="Segoe UI" w:eastAsia="Segoe UI" w:hAnsi="Segoe UI" w:cs="Segoe UI" w:hint="default"/>
+                <w:rFonts w:hint="default" w:ascii="Segoe UI" w:hAnsi="Segoe UI" w:eastAsia="Segoe UI" w:cs="Segoe UI"/>
                 <w:i w:val="0"/>
                 <w:iCs w:val="0"/>
                 <w:caps w:val="0"/>
@@ -4667,8 +4939,8 @@
             </w:pPr>
             <w:r>
               <w:rPr>
-                <w:rStyle w:val="Strong"/>
-                <w:rFonts w:ascii="Segoe UI" w:eastAsia="Segoe UI" w:hAnsi="Segoe UI" w:cs="Segoe UI" w:hint="default"/>
+                <w:rStyle w:val="23"/>
+                <w:rFonts w:hint="default" w:ascii="Segoe UI" w:hAnsi="Segoe UI" w:eastAsia="Segoe UI" w:cs="Segoe UI"/>
                 <w:b/>
                 <w:bCs/>
                 <w:i w:val="0"/>
@@ -4682,7 +4954,7 @@
                 <w:szCs w:val="18"/>
                 <w:lang w:val="en-US" w:eastAsia="zh-CN"/>
               </w:rPr>
-              <w:t>运维项目经理</w:t>
+              <w:t>研究总院</w:t>
             </w:r>
           </w:p>
         </w:tc>
@@ -4707,7 +4979,7 @@
               <w:spacing w:line="300" w:lineRule="atLeast"/>
               <w:jc w:val="left"/>
               <w:rPr>
-                <w:rFonts w:ascii="Segoe UI" w:eastAsia="Segoe UI" w:hAnsi="Segoe UI" w:cs="Segoe UI" w:hint="default"/>
+                <w:rFonts w:hint="default" w:ascii="Segoe UI" w:hAnsi="Segoe UI" w:eastAsia="Segoe UI" w:cs="Segoe UI"/>
                 <w:i w:val="0"/>
                 <w:iCs w:val="0"/>
                 <w:caps w:val="0"/>
@@ -4719,7 +4991,7 @@
             </w:pPr>
             <w:r>
               <w:rPr>
-                <w:rFonts w:ascii="Segoe UI" w:eastAsia="Segoe UI" w:hAnsi="Segoe UI" w:cs="Segoe UI" w:hint="default"/>
+                <w:rFonts w:hint="default" w:ascii="Segoe UI" w:hAnsi="Segoe UI" w:eastAsia="Segoe UI" w:cs="Segoe UI"/>
                 <w:i w:val="0"/>
                 <w:iCs w:val="0"/>
                 <w:caps w:val="0"/>
@@ -4731,11 +5003,11 @@
                 <w:szCs w:val="18"/>
                 <w:lang w:val="en-US" w:eastAsia="zh-CN"/>
               </w:rPr>
-              <w:t>1. 提供所辖项目的业务增长预测与性能需求。</w:t>
-            </w:r>
-            <w:r>
-              <w:rPr>
-                <w:rFonts w:ascii="Segoe UI" w:eastAsia="Segoe UI" w:hAnsi="Segoe UI" w:cs="Segoe UI" w:hint="default"/>
+              <w:t>1. 提供应用性能优化、架构伸缩性改进的技术方案。</w:t>
+            </w:r>
+            <w:r>
+              <w:rPr>
+                <w:rFonts w:hint="default" w:ascii="Segoe UI" w:hAnsi="Segoe UI" w:eastAsia="Segoe UI" w:cs="Segoe UI"/>
                 <w:i w:val="0"/>
                 <w:iCs w:val="0"/>
                 <w:caps w:val="0"/>
@@ -4747,11 +5019,11 @@
                 <w:szCs w:val="18"/>
                 <w:lang w:val="en-US" w:eastAsia="zh-CN"/>
               </w:rPr>
-              <w:br/>
-            </w:r>
-            <w:r>
-              <w:rPr>
-                <w:rFonts w:ascii="Segoe UI" w:eastAsia="Segoe UI" w:hAnsi="Segoe UI" w:cs="Segoe UI" w:hint="default"/>
+              <w:br w:type="textWrapping"/>
+            </w:r>
+            <w:r>
+              <w:rPr>
+                <w:rFonts w:hint="default" w:ascii="Segoe UI" w:hAnsi="Segoe UI" w:eastAsia="Segoe UI" w:cs="Segoe UI"/>
                 <w:i w:val="0"/>
                 <w:iCs w:val="0"/>
                 <w:caps w:val="0"/>
@@ -4763,11 +5035,11 @@
                 <w:szCs w:val="18"/>
                 <w:lang w:val="en-US" w:eastAsia="zh-CN"/>
               </w:rPr>
-              <w:t>2. 参与项目容量评审，确保容量计划支持SLA达成。</w:t>
-            </w:r>
-            <w:r>
-              <w:rPr>
-                <w:rFonts w:ascii="Segoe UI" w:eastAsia="Segoe UI" w:hAnsi="Segoe UI" w:cs="Segoe UI" w:hint="default"/>
+              <w:t>2. 协助进行容量压力测试与性能建模。</w:t>
+            </w:r>
+            <w:r>
+              <w:rPr>
+                <w:rFonts w:hint="default" w:ascii="Segoe UI" w:hAnsi="Segoe UI" w:eastAsia="Segoe UI" w:cs="Segoe UI"/>
                 <w:i w:val="0"/>
                 <w:iCs w:val="0"/>
                 <w:caps w:val="0"/>
@@ -4779,11 +5051,11 @@
                 <w:szCs w:val="18"/>
                 <w:lang w:val="en-US" w:eastAsia="zh-CN"/>
               </w:rPr>
-              <w:br/>
-            </w:r>
-            <w:r>
-              <w:rPr>
-                <w:rFonts w:ascii="Segoe UI" w:eastAsia="Segoe UI" w:hAnsi="Segoe UI" w:cs="Segoe UI" w:hint="default"/>
+              <w:br w:type="textWrapping"/>
+            </w:r>
+            <w:r>
+              <w:rPr>
+                <w:rFonts w:hint="default" w:ascii="Segoe UI" w:hAnsi="Segoe UI" w:eastAsia="Segoe UI" w:cs="Segoe UI"/>
                 <w:i w:val="0"/>
                 <w:iCs w:val="0"/>
                 <w:caps w:val="0"/>
@@ -4795,7 +5067,7 @@
                 <w:szCs w:val="18"/>
                 <w:lang w:val="en-US" w:eastAsia="zh-CN"/>
               </w:rPr>
-              <w:t>3. 推动项目内因容量问题触发的改进措施。</w:t>
+              <w:t>3. 参与重大扩容或架构改造的技术评审。</w:t>
             </w:r>
           </w:p>
         </w:tc>
@@ -4820,7 +5092,7 @@
               <w:spacing w:line="300" w:lineRule="atLeast"/>
               <w:jc w:val="left"/>
               <w:rPr>
-                <w:rFonts w:ascii="Segoe UI" w:eastAsia="Segoe UI" w:hAnsi="Segoe UI" w:cs="Segoe UI" w:hint="default"/>
+                <w:rFonts w:hint="default" w:ascii="Segoe UI" w:hAnsi="Segoe UI" w:eastAsia="Segoe UI" w:cs="Segoe UI"/>
                 <w:i w:val="0"/>
                 <w:iCs w:val="0"/>
                 <w:caps w:val="0"/>
@@ -4832,8 +5104,8 @@
             </w:pPr>
             <w:r>
               <w:rPr>
-                <w:rStyle w:val="Strong"/>
-                <w:rFonts w:ascii="Segoe UI" w:eastAsia="Segoe UI" w:hAnsi="Segoe UI" w:cs="Segoe UI" w:hint="default"/>
+                <w:rStyle w:val="23"/>
+                <w:rFonts w:hint="default" w:ascii="Segoe UI" w:hAnsi="Segoe UI" w:eastAsia="Segoe UI" w:cs="Segoe UI"/>
                 <w:b/>
                 <w:bCs/>
                 <w:i w:val="0"/>
@@ -4847,15 +5119,21 @@
                 <w:szCs w:val="18"/>
                 <w:lang w:val="en-US" w:eastAsia="zh-CN"/>
               </w:rPr>
-              <w:t>数智运营部-运维项目经理</w:t>
+              <w:t>研究总院-开发/测试工程师</w:t>
             </w:r>
           </w:p>
         </w:tc>
       </w:tr>
       <w:tr>
         <w:tblPrEx>
-          <w:tblW w:w="9024" w:type="dxa"/>
-          <w:tblInd w:w="0" w:type="dxa"/>
+          <w:tblBorders>
+            <w:top w:val="single" w:color="auto" w:sz="4" w:space="0"/>
+            <w:left w:val="single" w:color="auto" w:sz="4" w:space="0"/>
+            <w:bottom w:val="single" w:color="auto" w:sz="4" w:space="0"/>
+            <w:right w:val="single" w:color="auto" w:sz="4" w:space="0"/>
+            <w:insideH w:val="single" w:color="auto" w:sz="4" w:space="0"/>
+            <w:insideV w:val="single" w:color="auto" w:sz="4" w:space="0"/>
+          </w:tblBorders>
           <w:shd w:val="clear" w:color="auto" w:fill="auto"/>
           <w:tblCellMar>
             <w:top w:w="15" w:type="dxa"/>
@@ -4885,7 +5163,7 @@
               <w:spacing w:line="300" w:lineRule="atLeast"/>
               <w:jc w:val="left"/>
               <w:rPr>
-                <w:rFonts w:ascii="Segoe UI" w:eastAsia="Segoe UI" w:hAnsi="Segoe UI" w:cs="Segoe UI" w:hint="default"/>
+                <w:rFonts w:hint="default" w:ascii="Segoe UI" w:hAnsi="Segoe UI" w:eastAsia="Segoe UI" w:cs="Segoe UI"/>
                 <w:i w:val="0"/>
                 <w:iCs w:val="0"/>
                 <w:caps w:val="0"/>
@@ -4897,8 +5175,8 @@
             </w:pPr>
             <w:r>
               <w:rPr>
-                <w:rStyle w:val="Strong"/>
-                <w:rFonts w:ascii="Segoe UI" w:eastAsia="Segoe UI" w:hAnsi="Segoe UI" w:cs="Segoe UI" w:hint="default"/>
+                <w:rStyle w:val="23"/>
+                <w:rFonts w:hint="default" w:ascii="Segoe UI" w:hAnsi="Segoe UI" w:eastAsia="Segoe UI" w:cs="Segoe UI"/>
                 <w:b/>
                 <w:bCs/>
                 <w:i w:val="0"/>
@@ -4912,7 +5190,7 @@
                 <w:szCs w:val="18"/>
                 <w:lang w:val="en-US" w:eastAsia="zh-CN"/>
               </w:rPr>
-              <w:t>研究总院</w:t>
+              <w:t>质量管理部</w:t>
             </w:r>
           </w:p>
         </w:tc>
@@ -4937,7 +5215,7 @@
               <w:spacing w:line="300" w:lineRule="atLeast"/>
               <w:jc w:val="left"/>
               <w:rPr>
-                <w:rFonts w:ascii="Segoe UI" w:eastAsia="Segoe UI" w:hAnsi="Segoe UI" w:cs="Segoe UI" w:hint="default"/>
+                <w:rFonts w:hint="default" w:ascii="Segoe UI" w:hAnsi="Segoe UI" w:eastAsia="Segoe UI" w:cs="Segoe UI"/>
                 <w:i w:val="0"/>
                 <w:iCs w:val="0"/>
                 <w:caps w:val="0"/>
@@ -4949,7 +5227,7 @@
             </w:pPr>
             <w:r>
               <w:rPr>
-                <w:rFonts w:ascii="Segoe UI" w:eastAsia="Segoe UI" w:hAnsi="Segoe UI" w:cs="Segoe UI" w:hint="default"/>
+                <w:rFonts w:hint="default" w:ascii="Segoe UI" w:hAnsi="Segoe UI" w:eastAsia="Segoe UI" w:cs="Segoe UI"/>
                 <w:i w:val="0"/>
                 <w:iCs w:val="0"/>
                 <w:caps w:val="0"/>
@@ -4961,11 +5239,11 @@
                 <w:szCs w:val="18"/>
                 <w:lang w:val="en-US" w:eastAsia="zh-CN"/>
               </w:rPr>
-              <w:t>1. 提供应用性能优化、架构伸缩性改进的技术方案。</w:t>
-            </w:r>
-            <w:r>
-              <w:rPr>
-                <w:rFonts w:ascii="Segoe UI" w:eastAsia="Segoe UI" w:hAnsi="Segoe UI" w:cs="Segoe UI" w:hint="default"/>
+              <w:t>1. 监督容量管理流程的执行合规性。</w:t>
+            </w:r>
+            <w:r>
+              <w:rPr>
+                <w:rFonts w:hint="default" w:ascii="Segoe UI" w:hAnsi="Segoe UI" w:eastAsia="Segoe UI" w:cs="Segoe UI"/>
                 <w:i w:val="0"/>
                 <w:iCs w:val="0"/>
                 <w:caps w:val="0"/>
@@ -4977,11 +5255,11 @@
                 <w:szCs w:val="18"/>
                 <w:lang w:val="en-US" w:eastAsia="zh-CN"/>
               </w:rPr>
-              <w:br/>
-            </w:r>
-            <w:r>
-              <w:rPr>
-                <w:rFonts w:ascii="Segoe UI" w:eastAsia="Segoe UI" w:hAnsi="Segoe UI" w:cs="Segoe UI" w:hint="default"/>
+              <w:br w:type="textWrapping"/>
+            </w:r>
+            <w:r>
+              <w:rPr>
+                <w:rFonts w:hint="default" w:ascii="Segoe UI" w:hAnsi="Segoe UI" w:eastAsia="Segoe UI" w:cs="Segoe UI"/>
                 <w:i w:val="0"/>
                 <w:iCs w:val="0"/>
                 <w:caps w:val="0"/>
@@ -4993,11 +5271,11 @@
                 <w:szCs w:val="18"/>
                 <w:lang w:val="en-US" w:eastAsia="zh-CN"/>
               </w:rPr>
-              <w:t>2. 协助进行容量压力测试与性能建模。</w:t>
-            </w:r>
-            <w:r>
-              <w:rPr>
-                <w:rFonts w:ascii="Segoe UI" w:eastAsia="Segoe UI" w:hAnsi="Segoe UI" w:cs="Segoe UI" w:hint="default"/>
+              <w:t>2. 审计容量报告及预警处理的及时性。</w:t>
+            </w:r>
+            <w:r>
+              <w:rPr>
+                <w:rFonts w:hint="default" w:ascii="Segoe UI" w:hAnsi="Segoe UI" w:eastAsia="Segoe UI" w:cs="Segoe UI"/>
                 <w:i w:val="0"/>
                 <w:iCs w:val="0"/>
                 <w:caps w:val="0"/>
@@ -5009,11 +5287,11 @@
                 <w:szCs w:val="18"/>
                 <w:lang w:val="en-US" w:eastAsia="zh-CN"/>
               </w:rPr>
-              <w:br/>
-            </w:r>
-            <w:r>
-              <w:rPr>
-                <w:rFonts w:ascii="Segoe UI" w:eastAsia="Segoe UI" w:hAnsi="Segoe UI" w:cs="Segoe UI" w:hint="default"/>
+              <w:br w:type="textWrapping"/>
+            </w:r>
+            <w:r>
+              <w:rPr>
+                <w:rFonts w:hint="default" w:ascii="Segoe UI" w:hAnsi="Segoe UI" w:eastAsia="Segoe UI" w:cs="Segoe UI"/>
                 <w:i w:val="0"/>
                 <w:iCs w:val="0"/>
                 <w:caps w:val="0"/>
@@ -5025,7 +5303,7 @@
                 <w:szCs w:val="18"/>
                 <w:lang w:val="en-US" w:eastAsia="zh-CN"/>
               </w:rPr>
-              <w:t>3. 参与重大扩容或架构改造的技术评审。</w:t>
+              <w:t>3. 将容量相关指标纳入质量目标监控。</w:t>
             </w:r>
           </w:p>
         </w:tc>
@@ -5050,7 +5328,7 @@
               <w:spacing w:line="300" w:lineRule="atLeast"/>
               <w:jc w:val="left"/>
               <w:rPr>
-                <w:rFonts w:ascii="Segoe UI" w:eastAsia="Segoe UI" w:hAnsi="Segoe UI" w:cs="Segoe UI" w:hint="default"/>
+                <w:rFonts w:hint="default" w:ascii="Segoe UI" w:hAnsi="Segoe UI" w:eastAsia="Segoe UI" w:cs="Segoe UI"/>
                 <w:i w:val="0"/>
                 <w:iCs w:val="0"/>
                 <w:caps w:val="0"/>
@@ -5062,8 +5340,8 @@
             </w:pPr>
             <w:r>
               <w:rPr>
-                <w:rStyle w:val="Strong"/>
-                <w:rFonts w:ascii="Segoe UI" w:eastAsia="Segoe UI" w:hAnsi="Segoe UI" w:cs="Segoe UI" w:hint="default"/>
+                <w:rStyle w:val="23"/>
+                <w:rFonts w:hint="default" w:ascii="Segoe UI" w:hAnsi="Segoe UI" w:eastAsia="Segoe UI" w:cs="Segoe UI"/>
                 <w:b/>
                 <w:bCs/>
                 <w:i w:val="0"/>
@@ -5077,236 +5355,6 @@
                 <w:szCs w:val="18"/>
                 <w:lang w:val="en-US" w:eastAsia="zh-CN"/>
               </w:rPr>
-              <w:t>研究总院-开发/测试工程师</w:t>
-            </w:r>
-          </w:p>
-        </w:tc>
-      </w:tr>
-      <w:tr>
-        <w:tblPrEx>
-          <w:tblW w:w="9024" w:type="dxa"/>
-          <w:tblInd w:w="0" w:type="dxa"/>
-          <w:shd w:val="clear" w:color="auto" w:fill="auto"/>
-          <w:tblCellMar>
-            <w:top w:w="15" w:type="dxa"/>
-            <w:left w:w="15" w:type="dxa"/>
-            <w:bottom w:w="15" w:type="dxa"/>
-            <w:right w:w="15" w:type="dxa"/>
-          </w:tblCellMar>
-        </w:tblPrEx>
-        <w:tc>
-          <w:tcPr>
-            <w:tcW w:w="1435" w:type="dxa"/>
-            <w:shd w:val="clear" w:color="auto" w:fill="auto"/>
-            <w:tcMar>
-              <w:top w:w="120" w:type="dxa"/>
-              <w:left w:w="0" w:type="dxa"/>
-              <w:bottom w:w="120" w:type="dxa"/>
-              <w:right w:w="192" w:type="dxa"/>
-            </w:tcMar>
-            <w:vAlign w:val="center"/>
-          </w:tcPr>
-          <w:p>
-            <w:pPr>
-              <w:keepNext w:val="0"/>
-              <w:keepLines w:val="0"/>
-              <w:widowControl/>
-              <w:suppressLineNumbers w:val="0"/>
-              <w:spacing w:line="300" w:lineRule="atLeast"/>
-              <w:jc w:val="left"/>
-              <w:rPr>
-                <w:rFonts w:ascii="Segoe UI" w:eastAsia="Segoe UI" w:hAnsi="Segoe UI" w:cs="Segoe UI" w:hint="default"/>
-                <w:i w:val="0"/>
-                <w:iCs w:val="0"/>
-                <w:caps w:val="0"/>
-                <w:color w:val="0F1115"/>
-                <w:spacing w:val="0"/>
-                <w:sz w:val="18"/>
-                <w:szCs w:val="18"/>
-              </w:rPr>
-            </w:pPr>
-            <w:r>
-              <w:rPr>
-                <w:rStyle w:val="Strong"/>
-                <w:rFonts w:ascii="Segoe UI" w:eastAsia="Segoe UI" w:hAnsi="Segoe UI" w:cs="Segoe UI" w:hint="default"/>
-                <w:b/>
-                <w:bCs/>
-                <w:i w:val="0"/>
-                <w:iCs w:val="0"/>
-                <w:caps w:val="0"/>
-                <w:snapToGrid w:val="0"/>
-                <w:color w:val="000000"/>
-                <w:spacing w:val="0"/>
-                <w:kern w:val="0"/>
-                <w:sz w:val="18"/>
-                <w:szCs w:val="18"/>
-                <w:lang w:val="en-US" w:eastAsia="zh-CN"/>
-              </w:rPr>
-              <w:t>质量管理部</w:t>
-            </w:r>
-          </w:p>
-        </w:tc>
-        <w:tc>
-          <w:tcPr>
-            <w:tcW w:w="4491" w:type="dxa"/>
-            <w:shd w:val="clear" w:color="auto" w:fill="auto"/>
-            <w:tcMar>
-              <w:top w:w="120" w:type="dxa"/>
-              <w:left w:w="192" w:type="dxa"/>
-              <w:bottom w:w="120" w:type="dxa"/>
-              <w:right w:w="192" w:type="dxa"/>
-            </w:tcMar>
-            <w:vAlign w:val="center"/>
-          </w:tcPr>
-          <w:p>
-            <w:pPr>
-              <w:keepNext w:val="0"/>
-              <w:keepLines w:val="0"/>
-              <w:widowControl/>
-              <w:suppressLineNumbers w:val="0"/>
-              <w:spacing w:line="300" w:lineRule="atLeast"/>
-              <w:jc w:val="left"/>
-              <w:rPr>
-                <w:rFonts w:ascii="Segoe UI" w:eastAsia="Segoe UI" w:hAnsi="Segoe UI" w:cs="Segoe UI" w:hint="default"/>
-                <w:i w:val="0"/>
-                <w:iCs w:val="0"/>
-                <w:caps w:val="0"/>
-                <w:color w:val="0F1115"/>
-                <w:spacing w:val="0"/>
-                <w:sz w:val="18"/>
-                <w:szCs w:val="18"/>
-              </w:rPr>
-            </w:pPr>
-            <w:r>
-              <w:rPr>
-                <w:rFonts w:ascii="Segoe UI" w:eastAsia="Segoe UI" w:hAnsi="Segoe UI" w:cs="Segoe UI" w:hint="default"/>
-                <w:i w:val="0"/>
-                <w:iCs w:val="0"/>
-                <w:caps w:val="0"/>
-                <w:snapToGrid w:val="0"/>
-                <w:color w:val="000000"/>
-                <w:spacing w:val="0"/>
-                <w:kern w:val="0"/>
-                <w:sz w:val="18"/>
-                <w:szCs w:val="18"/>
-                <w:lang w:val="en-US" w:eastAsia="zh-CN"/>
-              </w:rPr>
-              <w:t>1. 监督容量管理流程的执行合规性。</w:t>
-            </w:r>
-            <w:r>
-              <w:rPr>
-                <w:rFonts w:ascii="Segoe UI" w:eastAsia="Segoe UI" w:hAnsi="Segoe UI" w:cs="Segoe UI" w:hint="default"/>
-                <w:i w:val="0"/>
-                <w:iCs w:val="0"/>
-                <w:caps w:val="0"/>
-                <w:snapToGrid w:val="0"/>
-                <w:color w:val="000000"/>
-                <w:spacing w:val="0"/>
-                <w:kern w:val="0"/>
-                <w:sz w:val="18"/>
-                <w:szCs w:val="18"/>
-                <w:lang w:val="en-US" w:eastAsia="zh-CN"/>
-              </w:rPr>
-              <w:br/>
-            </w:r>
-            <w:r>
-              <w:rPr>
-                <w:rFonts w:ascii="Segoe UI" w:eastAsia="Segoe UI" w:hAnsi="Segoe UI" w:cs="Segoe UI" w:hint="default"/>
-                <w:i w:val="0"/>
-                <w:iCs w:val="0"/>
-                <w:caps w:val="0"/>
-                <w:snapToGrid w:val="0"/>
-                <w:color w:val="000000"/>
-                <w:spacing w:val="0"/>
-                <w:kern w:val="0"/>
-                <w:sz w:val="18"/>
-                <w:szCs w:val="18"/>
-                <w:lang w:val="en-US" w:eastAsia="zh-CN"/>
-              </w:rPr>
-              <w:t>2. 审计容量报告及预警处理的及时性。</w:t>
-            </w:r>
-            <w:r>
-              <w:rPr>
-                <w:rFonts w:ascii="Segoe UI" w:eastAsia="Segoe UI" w:hAnsi="Segoe UI" w:cs="Segoe UI" w:hint="default"/>
-                <w:i w:val="0"/>
-                <w:iCs w:val="0"/>
-                <w:caps w:val="0"/>
-                <w:snapToGrid w:val="0"/>
-                <w:color w:val="000000"/>
-                <w:spacing w:val="0"/>
-                <w:kern w:val="0"/>
-                <w:sz w:val="18"/>
-                <w:szCs w:val="18"/>
-                <w:lang w:val="en-US" w:eastAsia="zh-CN"/>
-              </w:rPr>
-              <w:br/>
-            </w:r>
-            <w:r>
-              <w:rPr>
-                <w:rFonts w:ascii="Segoe UI" w:eastAsia="Segoe UI" w:hAnsi="Segoe UI" w:cs="Segoe UI" w:hint="default"/>
-                <w:i w:val="0"/>
-                <w:iCs w:val="0"/>
-                <w:caps w:val="0"/>
-                <w:snapToGrid w:val="0"/>
-                <w:color w:val="000000"/>
-                <w:spacing w:val="0"/>
-                <w:kern w:val="0"/>
-                <w:sz w:val="18"/>
-                <w:szCs w:val="18"/>
-                <w:lang w:val="en-US" w:eastAsia="zh-CN"/>
-              </w:rPr>
-              <w:t>3. 将容量相关指标纳入质量目标监控。</w:t>
-            </w:r>
-          </w:p>
-        </w:tc>
-        <w:tc>
-          <w:tcPr>
-            <w:tcW w:w="0" w:type="auto"/>
-            <w:shd w:val="clear" w:color="auto" w:fill="auto"/>
-            <w:tcMar>
-              <w:top w:w="120" w:type="dxa"/>
-              <w:left w:w="192" w:type="dxa"/>
-              <w:bottom w:w="120" w:type="dxa"/>
-              <w:right w:w="0" w:type="dxa"/>
-            </w:tcMar>
-            <w:vAlign w:val="center"/>
-          </w:tcPr>
-          <w:p>
-            <w:pPr>
-              <w:keepNext w:val="0"/>
-              <w:keepLines w:val="0"/>
-              <w:widowControl/>
-              <w:suppressLineNumbers w:val="0"/>
-              <w:spacing w:line="300" w:lineRule="atLeast"/>
-              <w:jc w:val="left"/>
-              <w:rPr>
-                <w:rFonts w:ascii="Segoe UI" w:eastAsia="Segoe UI" w:hAnsi="Segoe UI" w:cs="Segoe UI" w:hint="default"/>
-                <w:i w:val="0"/>
-                <w:iCs w:val="0"/>
-                <w:caps w:val="0"/>
-                <w:color w:val="0F1115"/>
-                <w:spacing w:val="0"/>
-                <w:sz w:val="18"/>
-                <w:szCs w:val="18"/>
-              </w:rPr>
-            </w:pPr>
-            <w:r>
-              <w:rPr>
-                <w:rStyle w:val="Strong"/>
-                <w:rFonts w:ascii="Segoe UI" w:eastAsia="Segoe UI" w:hAnsi="Segoe UI" w:cs="Segoe UI" w:hint="default"/>
-                <w:b/>
-                <w:bCs/>
-                <w:i w:val="0"/>
-                <w:iCs w:val="0"/>
-                <w:caps w:val="0"/>
-                <w:snapToGrid w:val="0"/>
-                <w:color w:val="000000"/>
-                <w:spacing w:val="0"/>
-                <w:kern w:val="0"/>
-                <w:sz w:val="18"/>
-                <w:szCs w:val="18"/>
-                <w:lang w:val="en-US" w:eastAsia="zh-CN"/>
-              </w:rPr>
               <w:t>质量管理部经理/专员</w:t>
             </w:r>
           </w:p>
@@ -5315,45 +5363,45 @@
     </w:tbl>
     <w:p>
       <w:pPr>
-        <w:pStyle w:val="1"/>
+        <w:pStyle w:val="28"/>
         <w:bidi w:val="0"/>
         <w:rPr>
           <w:rFonts w:hint="default"/>
           <w:lang w:val="en-US" w:eastAsia="zh-CN"/>
         </w:rPr>
       </w:pPr>
-      <w:bookmarkStart w:id="9" w:name="_Toc25975"/>
+      <w:bookmarkStart w:id="8" w:name="_Toc470"/>
       <w:r>
         <w:rPr>
           <w:rFonts w:hint="default"/>
           <w:lang w:val="en-US" w:eastAsia="zh-CN"/>
         </w:rPr>
         <w:t>容量管理活动</w:t>
+      </w:r>
+      <w:bookmarkEnd w:id="8"/>
+    </w:p>
+    <w:p>
+      <w:pPr>
+        <w:pStyle w:val="30"/>
+        <w:bidi w:val="0"/>
+        <w:rPr>
+          <w:rFonts w:hint="default"/>
+          <w:lang w:val="en-US" w:eastAsia="zh-CN"/>
+        </w:rPr>
+      </w:pPr>
+      <w:bookmarkStart w:id="9" w:name="_Toc29969"/>
+      <w:r>
+        <w:rPr>
+          <w:rFonts w:hint="default"/>
+          <w:lang w:val="en-US" w:eastAsia="zh-CN"/>
+        </w:rPr>
+        <w:t>容量规划与需求管理</w:t>
       </w:r>
       <w:bookmarkEnd w:id="9"/>
     </w:p>
     <w:p>
       <w:pPr>
-        <w:pStyle w:val="2"/>
-        <w:bidi w:val="0"/>
-        <w:rPr>
-          <w:rFonts w:hint="default"/>
-          <w:lang w:val="en-US" w:eastAsia="zh-CN"/>
-        </w:rPr>
-      </w:pPr>
-      <w:bookmarkStart w:id="10" w:name="_Toc24894"/>
-      <w:r>
-        <w:rPr>
-          <w:rFonts w:hint="default"/>
-          <w:lang w:val="en-US" w:eastAsia="zh-CN"/>
-        </w:rPr>
-        <w:t>容量规划与需求管理</w:t>
-      </w:r>
-      <w:bookmarkEnd w:id="10"/>
-    </w:p>
-    <w:p>
-      <w:pPr>
-        <w:pStyle w:val="a1"/>
+        <w:pStyle w:val="29"/>
         <w:keepNext w:val="0"/>
         <w:keepLines w:val="0"/>
         <w:pageBreakBefore w:val="0"/>
@@ -5382,7 +5430,7 @@
     </w:p>
     <w:p>
       <w:pPr>
-        <w:pStyle w:val="a1"/>
+        <w:pStyle w:val="29"/>
         <w:keepNext w:val="0"/>
         <w:keepLines w:val="0"/>
         <w:pageBreakBefore w:val="0"/>
@@ -5411,14 +5459,14 @@
     </w:p>
     <w:p>
       <w:pPr>
-        <w:pStyle w:val="2"/>
+        <w:pStyle w:val="30"/>
         <w:bidi w:val="0"/>
         <w:rPr>
           <w:rFonts w:hint="default"/>
           <w:lang w:val="en-US" w:eastAsia="zh-CN"/>
         </w:rPr>
       </w:pPr>
-      <w:bookmarkStart w:id="11" w:name="_Toc8642"/>
+      <w:bookmarkStart w:id="10" w:name="_Toc1445"/>
       <w:r>
         <w:rPr>
           <w:rFonts w:hint="default"/>
@@ -5426,11 +5474,11 @@
         </w:rPr>
         <w:t>容量监控与数据收集</w:t>
       </w:r>
-      <w:bookmarkEnd w:id="11"/>
+      <w:bookmarkEnd w:id="10"/>
     </w:p>
     <w:p>
       <w:pPr>
-        <w:pStyle w:val="a1"/>
+        <w:pStyle w:val="29"/>
         <w:keepNext w:val="0"/>
         <w:keepLines w:val="0"/>
         <w:pageBreakBefore w:val="0"/>
@@ -5459,7 +5507,7 @@
     </w:p>
     <w:p>
       <w:pPr>
-        <w:pStyle w:val="a1"/>
+        <w:pStyle w:val="29"/>
         <w:keepNext w:val="0"/>
         <w:keepLines w:val="0"/>
         <w:pageBreakBefore w:val="0"/>
@@ -5488,14 +5536,14 @@
     </w:p>
     <w:p>
       <w:pPr>
-        <w:pStyle w:val="2"/>
+        <w:pStyle w:val="30"/>
         <w:bidi w:val="0"/>
         <w:rPr>
           <w:rFonts w:hint="default"/>
           <w:lang w:val="en-US" w:eastAsia="zh-CN"/>
         </w:rPr>
       </w:pPr>
-      <w:bookmarkStart w:id="12" w:name="_Toc16735"/>
+      <w:bookmarkStart w:id="11" w:name="_Toc26894"/>
       <w:r>
         <w:rPr>
           <w:rFonts w:hint="default"/>
@@ -5503,11 +5551,11 @@
         </w:rPr>
         <w:t>容量分析与建模</w:t>
       </w:r>
-      <w:bookmarkEnd w:id="12"/>
+      <w:bookmarkEnd w:id="11"/>
     </w:p>
     <w:p>
       <w:pPr>
-        <w:pStyle w:val="a1"/>
+        <w:pStyle w:val="29"/>
         <w:keepNext w:val="0"/>
         <w:keepLines w:val="0"/>
         <w:pageBreakBefore w:val="0"/>
@@ -5536,7 +5584,7 @@
     </w:p>
     <w:p>
       <w:pPr>
-        <w:pStyle w:val="a1"/>
+        <w:pStyle w:val="29"/>
         <w:keepNext w:val="0"/>
         <w:keepLines w:val="0"/>
         <w:pageBreakBefore w:val="0"/>
@@ -5565,7 +5613,7 @@
     </w:p>
     <w:p>
       <w:pPr>
-        <w:pStyle w:val="a1"/>
+        <w:pStyle w:val="29"/>
         <w:keepNext w:val="0"/>
         <w:keepLines w:val="0"/>
         <w:pageBreakBefore w:val="0"/>
@@ -5594,14 +5642,14 @@
     </w:p>
     <w:p>
       <w:pPr>
-        <w:pStyle w:val="2"/>
+        <w:pStyle w:val="30"/>
         <w:bidi w:val="0"/>
         <w:rPr>
           <w:rFonts w:hint="default"/>
           <w:lang w:val="en-US" w:eastAsia="zh-CN"/>
         </w:rPr>
       </w:pPr>
-      <w:bookmarkStart w:id="13" w:name="_Toc2300"/>
+      <w:bookmarkStart w:id="12" w:name="_Toc17305"/>
       <w:r>
         <w:rPr>
           <w:rFonts w:hint="default"/>
@@ -5609,11 +5657,11 @@
         </w:rPr>
         <w:t>容量预警与报告</w:t>
       </w:r>
-      <w:bookmarkEnd w:id="13"/>
+      <w:bookmarkEnd w:id="12"/>
     </w:p>
     <w:p>
       <w:pPr>
-        <w:pStyle w:val="a1"/>
+        <w:pStyle w:val="29"/>
         <w:keepNext w:val="0"/>
         <w:keepLines w:val="0"/>
         <w:pageBreakBefore w:val="0"/>
@@ -5642,7 +5690,7 @@
     </w:p>
     <w:p>
       <w:pPr>
-        <w:pStyle w:val="a1"/>
+        <w:pStyle w:val="29"/>
         <w:keepNext w:val="0"/>
         <w:keepLines w:val="0"/>
         <w:pageBreakBefore w:val="0"/>
@@ -5671,14 +5719,14 @@
     </w:p>
     <w:p>
       <w:pPr>
-        <w:pStyle w:val="2"/>
+        <w:pStyle w:val="30"/>
         <w:bidi w:val="0"/>
         <w:rPr>
           <w:rFonts w:hint="default"/>
           <w:lang w:val="en-US" w:eastAsia="zh-CN"/>
         </w:rPr>
       </w:pPr>
-      <w:bookmarkStart w:id="14" w:name="_Toc8444"/>
+      <w:bookmarkStart w:id="13" w:name="_Toc6421"/>
       <w:r>
         <w:rPr>
           <w:rFonts w:hint="default"/>
@@ -5686,11 +5734,11 @@
         </w:rPr>
         <w:t>容量优化与实施</w:t>
       </w:r>
-      <w:bookmarkEnd w:id="14"/>
+      <w:bookmarkEnd w:id="13"/>
     </w:p>
     <w:p>
       <w:pPr>
-        <w:pStyle w:val="a1"/>
+        <w:pStyle w:val="29"/>
         <w:keepNext w:val="0"/>
         <w:keepLines w:val="0"/>
         <w:pageBreakBefore w:val="0"/>
@@ -5719,7 +5767,7 @@
     </w:p>
     <w:p>
       <w:pPr>
-        <w:pStyle w:val="a1"/>
+        <w:pStyle w:val="29"/>
         <w:keepNext w:val="0"/>
         <w:keepLines w:val="0"/>
         <w:pageBreakBefore w:val="0"/>
@@ -5748,7 +5796,7 @@
     </w:p>
     <w:p>
       <w:pPr>
-        <w:pStyle w:val="a1"/>
+        <w:pStyle w:val="29"/>
         <w:keepNext w:val="0"/>
         <w:keepLines w:val="0"/>
         <w:pageBreakBefore w:val="0"/>
@@ -5777,14 +5825,14 @@
     </w:p>
     <w:p>
       <w:pPr>
-        <w:pStyle w:val="2"/>
+        <w:pStyle w:val="30"/>
         <w:bidi w:val="0"/>
         <w:rPr>
           <w:rFonts w:hint="default"/>
           <w:lang w:val="en-US" w:eastAsia="zh-CN"/>
         </w:rPr>
       </w:pPr>
-      <w:bookmarkStart w:id="15" w:name="_Toc9701"/>
+      <w:bookmarkStart w:id="14" w:name="_Toc20218"/>
       <w:r>
         <w:rPr>
           <w:rFonts w:hint="default"/>
@@ -5792,11 +5840,11 @@
         </w:rPr>
         <w:t>评审与改进</w:t>
       </w:r>
-      <w:bookmarkEnd w:id="15"/>
+      <w:bookmarkEnd w:id="14"/>
     </w:p>
     <w:p>
       <w:pPr>
-        <w:pStyle w:val="a1"/>
+        <w:pStyle w:val="29"/>
         <w:keepNext w:val="0"/>
         <w:keepLines w:val="0"/>
         <w:pageBreakBefore w:val="0"/>
@@ -5825,14 +5873,14 @@
     </w:p>
     <w:p>
       <w:pPr>
-        <w:pStyle w:val="1"/>
+        <w:pStyle w:val="28"/>
         <w:bidi w:val="0"/>
         <w:rPr>
           <w:rFonts w:hint="default"/>
           <w:lang w:val="en-US" w:eastAsia="zh-CN"/>
         </w:rPr>
       </w:pPr>
-      <w:bookmarkStart w:id="16" w:name="_Toc9246"/>
+      <w:bookmarkStart w:id="15" w:name="_Toc6453"/>
       <w:r>
         <w:rPr>
           <w:rFonts w:hint="default"/>
@@ -5840,11 +5888,11 @@
         </w:rPr>
         <w:t>与其他流程的接口</w:t>
       </w:r>
-      <w:bookmarkEnd w:id="16"/>
+      <w:bookmarkEnd w:id="15"/>
     </w:p>
     <w:p>
       <w:pPr>
-        <w:pStyle w:val="a1"/>
+        <w:pStyle w:val="29"/>
         <w:keepNext w:val="0"/>
         <w:keepLines w:val="0"/>
         <w:pageBreakBefore w:val="0"/>
@@ -5873,7 +5921,7 @@
     </w:p>
     <w:p>
       <w:pPr>
-        <w:pStyle w:val="a1"/>
+        <w:pStyle w:val="29"/>
         <w:keepNext w:val="0"/>
         <w:keepLines w:val="0"/>
         <w:pageBreakBefore w:val="0"/>
@@ -5902,7 +5950,7 @@
     </w:p>
     <w:p>
       <w:pPr>
-        <w:pStyle w:val="a1"/>
+        <w:pStyle w:val="29"/>
         <w:keepNext w:val="0"/>
         <w:keepLines w:val="0"/>
         <w:pageBreakBefore w:val="0"/>
@@ -5931,7 +5979,7 @@
     </w:p>
     <w:p>
       <w:pPr>
-        <w:pStyle w:val="a1"/>
+        <w:pStyle w:val="29"/>
         <w:keepNext w:val="0"/>
         <w:keepLines w:val="0"/>
         <w:pageBreakBefore w:val="0"/>
@@ -5960,7 +6008,7 @@
     </w:p>
     <w:p>
       <w:pPr>
-        <w:pStyle w:val="a1"/>
+        <w:pStyle w:val="29"/>
         <w:keepNext w:val="0"/>
         <w:keepLines w:val="0"/>
         <w:pageBreakBefore w:val="0"/>
@@ -5989,7 +6037,7 @@
     </w:p>
     <w:p>
       <w:pPr>
-        <w:pStyle w:val="a1"/>
+        <w:pStyle w:val="29"/>
         <w:keepNext w:val="0"/>
         <w:keepLines w:val="0"/>
         <w:pageBreakBefore w:val="0"/>
@@ -6018,7 +6066,7 @@
     </w:p>
     <w:p>
       <w:pPr>
-        <w:pStyle w:val="1"/>
+        <w:pStyle w:val="28"/>
         <w:keepNext w:val="0"/>
         <w:keepLines w:val="0"/>
         <w:pageBreakBefore w:val="0"/>
@@ -6038,7 +6086,7 @@
           <w:lang w:val="en-US" w:eastAsia="zh-CN"/>
         </w:rPr>
       </w:pPr>
-      <w:bookmarkStart w:id="17" w:name="_Toc26503"/>
+      <w:bookmarkStart w:id="16" w:name="_Toc2544"/>
       <w:r>
         <w:rPr>
           <w:rFonts w:hint="eastAsia"/>
@@ -6046,22 +6094,23 @@
         </w:rPr>
         <w:t>考核指标</w:t>
       </w:r>
-      <w:bookmarkEnd w:id="17"/>
+      <w:bookmarkEnd w:id="16"/>
     </w:p>
     <w:tbl>
       <w:tblPr>
-        <w:tblStyle w:val="TableNormal"/>
+        <w:tblStyle w:val="20"/>
         <w:tblW w:w="7675" w:type="dxa"/>
         <w:tblInd w:w="96" w:type="dxa"/>
         <w:tblBorders>
-          <w:top w:val="nil"/>
-          <w:left w:val="nil"/>
-          <w:bottom w:val="nil"/>
-          <w:right w:val="nil"/>
-          <w:insideH w:val="nil"/>
-          <w:insideV w:val="nil"/>
+          <w:top w:val="none" w:color="auto" w:sz="0" w:space="0"/>
+          <w:left w:val="none" w:color="auto" w:sz="0" w:space="0"/>
+          <w:bottom w:val="none" w:color="auto" w:sz="0" w:space="0"/>
+          <w:right w:val="none" w:color="auto" w:sz="0" w:space="0"/>
+          <w:insideH w:val="none" w:color="auto" w:sz="0" w:space="0"/>
+          <w:insideV w:val="none" w:color="auto" w:sz="0" w:space="0"/>
         </w:tblBorders>
         <w:shd w:val="clear" w:color="auto" w:fill="auto"/>
+        <w:tblLayout w:type="autofit"/>
         <w:tblCellMar>
           <w:top w:w="0" w:type="dxa"/>
           <w:left w:w="108" w:type="dxa"/>
@@ -6077,15 +6126,13 @@
       </w:tblGrid>
       <w:tr>
         <w:tblPrEx>
-          <w:tblW w:w="7675" w:type="dxa"/>
-          <w:tblInd w:w="96" w:type="dxa"/>
           <w:tblBorders>
-            <w:top w:val="nil"/>
-            <w:left w:val="nil"/>
-            <w:bottom w:val="nil"/>
-            <w:right w:val="nil"/>
-            <w:insideH w:val="nil"/>
-            <w:insideV w:val="nil"/>
+            <w:top w:val="none" w:color="auto" w:sz="0" w:space="0"/>
+            <w:left w:val="none" w:color="auto" w:sz="0" w:space="0"/>
+            <w:bottom w:val="none" w:color="auto" w:sz="0" w:space="0"/>
+            <w:right w:val="none" w:color="auto" w:sz="0" w:space="0"/>
+            <w:insideH w:val="none" w:color="auto" w:sz="0" w:space="0"/>
+            <w:insideV w:val="none" w:color="auto" w:sz="0" w:space="0"/>
           </w:tblBorders>
           <w:shd w:val="clear" w:color="auto" w:fill="auto"/>
           <w:tblCellMar>
@@ -6096,16 +6143,16 @@
           </w:tblCellMar>
         </w:tblPrEx>
         <w:trPr>
-          <w:trHeight w:val="493"/>
+          <w:trHeight w:val="493" w:hRule="atLeast"/>
         </w:trPr>
         <w:tc>
           <w:tcPr>
             <w:tcW w:w="2227" w:type="dxa"/>
             <w:tcBorders>
-              <w:top w:val="single" w:sz="4" w:space="0" w:color="000000"/>
-              <w:left w:val="single" w:sz="4" w:space="0" w:color="000000"/>
-              <w:bottom w:val="single" w:sz="4" w:space="0" w:color="000000"/>
-              <w:right w:val="single" w:sz="4" w:space="0" w:color="000000"/>
+              <w:top w:val="single" w:color="000000" w:sz="4" w:space="0"/>
+              <w:left w:val="single" w:color="000000" w:sz="4" w:space="0"/>
+              <w:bottom w:val="single" w:color="000000" w:sz="4" w:space="0"/>
+              <w:right w:val="single" w:color="000000" w:sz="4" w:space="0"/>
             </w:tcBorders>
             <w:shd w:val="clear" w:color="auto" w:fill="C0C0C0"/>
             <w:vAlign w:val="center"/>
@@ -6119,7 +6166,7 @@
               <w:jc w:val="center"/>
               <w:textAlignment w:val="center"/>
               <w:rPr>
-                <w:rFonts w:ascii="楷体_GB2312" w:eastAsia="楷体_GB2312" w:hAnsi="宋体" w:cs="楷体_GB2312" w:hint="default"/>
+                <w:rFonts w:hint="default" w:ascii="楷体_GB2312" w:hAnsi="宋体" w:eastAsia="楷体_GB2312" w:cs="楷体_GB2312"/>
                 <w:b/>
                 <w:bCs/>
                 <w:i w:val="0"/>
@@ -6132,7 +6179,7 @@
             </w:pPr>
             <w:r>
               <w:rPr>
-                <w:rFonts w:ascii="楷体_GB2312" w:eastAsia="楷体_GB2312" w:hAnsi="宋体" w:cs="楷体_GB2312" w:hint="default"/>
+                <w:rFonts w:hint="default" w:ascii="楷体_GB2312" w:hAnsi="宋体" w:eastAsia="楷体_GB2312" w:cs="楷体_GB2312"/>
                 <w:b/>
                 <w:bCs/>
                 <w:i w:val="0"/>
@@ -6153,10 +6200,10 @@
           <w:tcPr>
             <w:tcW w:w="1092" w:type="dxa"/>
             <w:tcBorders>
-              <w:top w:val="single" w:sz="4" w:space="0" w:color="000000"/>
-              <w:left w:val="single" w:sz="4" w:space="0" w:color="000000"/>
-              <w:bottom w:val="single" w:sz="4" w:space="0" w:color="000000"/>
-              <w:right w:val="single" w:sz="4" w:space="0" w:color="000000"/>
+              <w:top w:val="single" w:color="000000" w:sz="4" w:space="0"/>
+              <w:left w:val="single" w:color="000000" w:sz="4" w:space="0"/>
+              <w:bottom w:val="single" w:color="000000" w:sz="4" w:space="0"/>
+              <w:right w:val="single" w:color="000000" w:sz="4" w:space="0"/>
             </w:tcBorders>
             <w:shd w:val="clear" w:color="auto" w:fill="C0C0C0"/>
             <w:vAlign w:val="center"/>
@@ -6170,7 +6217,7 @@
               <w:jc w:val="center"/>
               <w:textAlignment w:val="center"/>
               <w:rPr>
-                <w:rFonts w:ascii="楷体_GB2312" w:eastAsia="楷体_GB2312" w:hAnsi="宋体" w:cs="楷体_GB2312" w:hint="default"/>
+                <w:rFonts w:hint="default" w:ascii="楷体_GB2312" w:hAnsi="宋体" w:eastAsia="楷体_GB2312" w:cs="楷体_GB2312"/>
                 <w:b/>
                 <w:bCs/>
                 <w:i w:val="0"/>
@@ -6183,7 +6230,7 @@
             </w:pPr>
             <w:r>
               <w:rPr>
-                <w:rFonts w:ascii="楷体_GB2312" w:eastAsia="楷体_GB2312" w:hAnsi="宋体" w:cs="楷体_GB2312" w:hint="default"/>
+                <w:rFonts w:hint="default" w:ascii="楷体_GB2312" w:hAnsi="宋体" w:eastAsia="楷体_GB2312" w:cs="楷体_GB2312"/>
                 <w:b/>
                 <w:bCs/>
                 <w:i w:val="0"/>
@@ -6204,10 +6251,10 @@
           <w:tcPr>
             <w:tcW w:w="3300" w:type="dxa"/>
             <w:tcBorders>
-              <w:top w:val="single" w:sz="4" w:space="0" w:color="000000"/>
-              <w:left w:val="single" w:sz="4" w:space="0" w:color="000000"/>
-              <w:bottom w:val="single" w:sz="4" w:space="0" w:color="000000"/>
-              <w:right w:val="single" w:sz="4" w:space="0" w:color="000000"/>
+              <w:top w:val="single" w:color="000000" w:sz="4" w:space="0"/>
+              <w:left w:val="single" w:color="000000" w:sz="4" w:space="0"/>
+              <w:bottom w:val="single" w:color="000000" w:sz="4" w:space="0"/>
+              <w:right w:val="single" w:color="000000" w:sz="4" w:space="0"/>
             </w:tcBorders>
             <w:shd w:val="clear" w:color="auto" w:fill="C0C0C0"/>
             <w:vAlign w:val="center"/>
@@ -6221,7 +6268,7 @@
               <w:jc w:val="center"/>
               <w:textAlignment w:val="center"/>
               <w:rPr>
-                <w:rFonts w:ascii="楷体_GB2312" w:eastAsia="楷体_GB2312" w:hAnsi="宋体" w:cs="楷体_GB2312" w:hint="default"/>
+                <w:rFonts w:hint="default" w:ascii="楷体_GB2312" w:hAnsi="宋体" w:eastAsia="楷体_GB2312" w:cs="楷体_GB2312"/>
                 <w:b/>
                 <w:bCs/>
                 <w:i w:val="0"/>
@@ -6234,7 +6281,7 @@
             </w:pPr>
             <w:r>
               <w:rPr>
-                <w:rFonts w:ascii="楷体_GB2312" w:eastAsia="楷体_GB2312" w:hAnsi="宋体" w:cs="楷体_GB2312" w:hint="default"/>
+                <w:rFonts w:hint="default" w:ascii="楷体_GB2312" w:hAnsi="宋体" w:eastAsia="楷体_GB2312" w:cs="楷体_GB2312"/>
                 <w:b/>
                 <w:bCs/>
                 <w:i w:val="0"/>
@@ -6255,10 +6302,10 @@
           <w:tcPr>
             <w:tcW w:w="1056" w:type="dxa"/>
             <w:tcBorders>
-              <w:top w:val="single" w:sz="4" w:space="0" w:color="000000"/>
-              <w:left w:val="single" w:sz="4" w:space="0" w:color="000000"/>
-              <w:bottom w:val="single" w:sz="4" w:space="0" w:color="000000"/>
-              <w:right w:val="single" w:sz="4" w:space="0" w:color="000000"/>
+              <w:top w:val="single" w:color="000000" w:sz="4" w:space="0"/>
+              <w:left w:val="single" w:color="000000" w:sz="4" w:space="0"/>
+              <w:bottom w:val="single" w:color="000000" w:sz="4" w:space="0"/>
+              <w:right w:val="single" w:color="000000" w:sz="4" w:space="0"/>
             </w:tcBorders>
             <w:shd w:val="clear" w:color="auto" w:fill="C0C0C0"/>
             <w:vAlign w:val="center"/>
@@ -6272,7 +6319,7 @@
               <w:jc w:val="center"/>
               <w:textAlignment w:val="center"/>
               <w:rPr>
-                <w:rFonts w:ascii="楷体_GB2312" w:eastAsia="楷体_GB2312" w:hAnsi="宋体" w:cs="楷体_GB2312" w:hint="default"/>
+                <w:rFonts w:hint="default" w:ascii="楷体_GB2312" w:hAnsi="宋体" w:eastAsia="楷体_GB2312" w:cs="楷体_GB2312"/>
                 <w:b/>
                 <w:bCs/>
                 <w:i w:val="0"/>
@@ -6285,7 +6332,7 @@
             </w:pPr>
             <w:r>
               <w:rPr>
-                <w:rFonts w:ascii="楷体_GB2312" w:eastAsia="楷体_GB2312" w:hAnsi="宋体" w:cs="楷体_GB2312" w:hint="default"/>
+                <w:rFonts w:hint="default" w:ascii="楷体_GB2312" w:hAnsi="宋体" w:eastAsia="楷体_GB2312" w:cs="楷体_GB2312"/>
                 <w:b/>
                 <w:bCs/>
                 <w:i w:val="0"/>
@@ -6305,8 +6352,14 @@
       </w:tr>
       <w:tr>
         <w:tblPrEx>
-          <w:tblW w:w="7675" w:type="dxa"/>
-          <w:tblInd w:w="96" w:type="dxa"/>
+          <w:tblBorders>
+            <w:top w:val="none" w:color="auto" w:sz="0" w:space="0"/>
+            <w:left w:val="none" w:color="auto" w:sz="0" w:space="0"/>
+            <w:bottom w:val="none" w:color="auto" w:sz="0" w:space="0"/>
+            <w:right w:val="none" w:color="auto" w:sz="0" w:space="0"/>
+            <w:insideH w:val="none" w:color="auto" w:sz="0" w:space="0"/>
+            <w:insideV w:val="none" w:color="auto" w:sz="0" w:space="0"/>
+          </w:tblBorders>
           <w:shd w:val="clear" w:color="auto" w:fill="auto"/>
           <w:tblCellMar>
             <w:top w:w="0" w:type="dxa"/>
@@ -6316,16 +6369,16 @@
           </w:tblCellMar>
         </w:tblPrEx>
         <w:trPr>
-          <w:trHeight w:val="493"/>
+          <w:trHeight w:val="493" w:hRule="atLeast"/>
         </w:trPr>
         <w:tc>
           <w:tcPr>
             <w:tcW w:w="2227" w:type="dxa"/>
             <w:tcBorders>
-              <w:top w:val="single" w:sz="4" w:space="0" w:color="000000"/>
-              <w:left w:val="single" w:sz="4" w:space="0" w:color="000000"/>
-              <w:bottom w:val="single" w:sz="4" w:space="0" w:color="000000"/>
-              <w:right w:val="single" w:sz="4" w:space="0" w:color="000000"/>
+              <w:top w:val="single" w:color="000000" w:sz="4" w:space="0"/>
+              <w:left w:val="single" w:color="000000" w:sz="4" w:space="0"/>
+              <w:bottom w:val="single" w:color="000000" w:sz="4" w:space="0"/>
+              <w:right w:val="single" w:color="000000" w:sz="4" w:space="0"/>
             </w:tcBorders>
             <w:shd w:val="clear" w:color="auto" w:fill="auto"/>
             <w:vAlign w:val="center"/>
@@ -6339,7 +6392,7 @@
               <w:jc w:val="left"/>
               <w:textAlignment w:val="center"/>
               <w:rPr>
-                <w:rFonts w:ascii="楷体_GB2312" w:eastAsia="楷体_GB2312" w:hAnsi="宋体" w:cs="楷体_GB2312" w:hint="default"/>
+                <w:rFonts w:hint="default" w:ascii="楷体_GB2312" w:hAnsi="宋体" w:eastAsia="楷体_GB2312" w:cs="楷体_GB2312"/>
                 <w:b/>
                 <w:bCs/>
                 <w:i w:val="0"/>
@@ -6355,7 +6408,7 @@
             </w:pPr>
             <w:r>
               <w:rPr>
-                <w:rFonts w:ascii="宋体" w:eastAsia="宋体" w:hAnsi="宋体" w:cs="宋体" w:hint="eastAsia"/>
+                <w:rFonts w:hint="eastAsia" w:ascii="宋体" w:hAnsi="宋体" w:eastAsia="宋体" w:cs="宋体"/>
                 <w:i w:val="0"/>
                 <w:iCs w:val="0"/>
                 <w:snapToGrid w:val="0"/>
@@ -6374,10 +6427,10 @@
           <w:tcPr>
             <w:tcW w:w="1092" w:type="dxa"/>
             <w:tcBorders>
-              <w:top w:val="single" w:sz="4" w:space="0" w:color="000000"/>
-              <w:left w:val="single" w:sz="4" w:space="0" w:color="000000"/>
-              <w:bottom w:val="single" w:sz="4" w:space="0" w:color="000000"/>
-              <w:right w:val="single" w:sz="4" w:space="0" w:color="000000"/>
+              <w:top w:val="single" w:color="000000" w:sz="4" w:space="0"/>
+              <w:left w:val="single" w:color="000000" w:sz="4" w:space="0"/>
+              <w:bottom w:val="single" w:color="000000" w:sz="4" w:space="0"/>
+              <w:right w:val="single" w:color="000000" w:sz="4" w:space="0"/>
             </w:tcBorders>
             <w:shd w:val="clear" w:color="auto" w:fill="auto"/>
             <w:vAlign w:val="center"/>
@@ -6391,7 +6444,7 @@
               <w:jc w:val="left"/>
               <w:textAlignment w:val="center"/>
               <w:rPr>
-                <w:rFonts w:ascii="楷体_GB2312" w:eastAsia="楷体_GB2312" w:hAnsi="宋体" w:cs="楷体_GB2312" w:hint="default"/>
+                <w:rFonts w:hint="default" w:ascii="楷体_GB2312" w:hAnsi="宋体" w:eastAsia="楷体_GB2312" w:cs="楷体_GB2312"/>
                 <w:b/>
                 <w:bCs/>
                 <w:i w:val="0"/>
@@ -6407,7 +6460,7 @@
             </w:pPr>
             <w:r>
               <w:rPr>
-                <w:rFonts w:ascii="宋体" w:eastAsia="宋体" w:hAnsi="宋体" w:cs="宋体" w:hint="eastAsia"/>
+                <w:rFonts w:hint="eastAsia" w:ascii="宋体" w:hAnsi="宋体" w:eastAsia="宋体" w:cs="宋体"/>
                 <w:i w:val="0"/>
                 <w:iCs w:val="0"/>
                 <w:snapToGrid w:val="0"/>
@@ -6426,10 +6479,10 @@
           <w:tcPr>
             <w:tcW w:w="3300" w:type="dxa"/>
             <w:tcBorders>
-              <w:top w:val="single" w:sz="4" w:space="0" w:color="000000"/>
-              <w:left w:val="single" w:sz="4" w:space="0" w:color="000000"/>
-              <w:bottom w:val="single" w:sz="4" w:space="0" w:color="000000"/>
-              <w:right w:val="single" w:sz="4" w:space="0" w:color="000000"/>
+              <w:top w:val="single" w:color="000000" w:sz="4" w:space="0"/>
+              <w:left w:val="single" w:color="000000" w:sz="4" w:space="0"/>
+              <w:bottom w:val="single" w:color="000000" w:sz="4" w:space="0"/>
+              <w:right w:val="single" w:color="000000" w:sz="4" w:space="0"/>
             </w:tcBorders>
             <w:shd w:val="clear" w:color="auto" w:fill="auto"/>
             <w:vAlign w:val="center"/>
@@ -6443,7 +6496,7 @@
               <w:jc w:val="left"/>
               <w:textAlignment w:val="center"/>
               <w:rPr>
-                <w:rFonts w:ascii="楷体_GB2312" w:eastAsia="楷体_GB2312" w:hAnsi="宋体" w:cs="楷体_GB2312" w:hint="default"/>
+                <w:rFonts w:hint="default" w:ascii="楷体_GB2312" w:hAnsi="宋体" w:eastAsia="楷体_GB2312" w:cs="楷体_GB2312"/>
                 <w:b/>
                 <w:bCs/>
                 <w:i w:val="0"/>
@@ -6459,7 +6512,7 @@
             </w:pPr>
             <w:r>
               <w:rPr>
-                <w:rFonts w:ascii="宋体" w:eastAsia="宋体" w:hAnsi="宋体" w:cs="宋体" w:hint="eastAsia"/>
+                <w:rFonts w:hint="eastAsia" w:ascii="宋体" w:hAnsi="宋体" w:eastAsia="宋体" w:cs="宋体"/>
                 <w:i w:val="0"/>
                 <w:iCs w:val="0"/>
                 <w:snapToGrid w:val="0"/>
@@ -6478,10 +6531,10 @@
           <w:tcPr>
             <w:tcW w:w="1056" w:type="dxa"/>
             <w:tcBorders>
-              <w:top w:val="single" w:sz="4" w:space="0" w:color="000000"/>
-              <w:left w:val="single" w:sz="4" w:space="0" w:color="000000"/>
-              <w:bottom w:val="single" w:sz="4" w:space="0" w:color="000000"/>
-              <w:right w:val="single" w:sz="4" w:space="0" w:color="000000"/>
+              <w:top w:val="single" w:color="000000" w:sz="4" w:space="0"/>
+              <w:left w:val="single" w:color="000000" w:sz="4" w:space="0"/>
+              <w:bottom w:val="single" w:color="000000" w:sz="4" w:space="0"/>
+              <w:right w:val="single" w:color="000000" w:sz="4" w:space="0"/>
             </w:tcBorders>
             <w:shd w:val="clear" w:color="auto" w:fill="auto"/>
             <w:vAlign w:val="center"/>
@@ -6495,7 +6548,7 @@
               <w:jc w:val="left"/>
               <w:textAlignment w:val="center"/>
               <w:rPr>
-                <w:rFonts w:ascii="楷体_GB2312" w:eastAsia="楷体_GB2312" w:hAnsi="宋体" w:cs="楷体_GB2312" w:hint="default"/>
+                <w:rFonts w:hint="default" w:ascii="楷体_GB2312" w:hAnsi="宋体" w:eastAsia="楷体_GB2312" w:cs="楷体_GB2312"/>
                 <w:b/>
                 <w:bCs/>
                 <w:i w:val="0"/>
@@ -6511,7 +6564,7 @@
             </w:pPr>
             <w:r>
               <w:rPr>
-                <w:rFonts w:ascii="宋体" w:eastAsia="宋体" w:hAnsi="宋体" w:cs="宋体" w:hint="eastAsia"/>
+                <w:rFonts w:hint="eastAsia" w:ascii="宋体" w:hAnsi="宋体" w:eastAsia="宋体" w:cs="宋体"/>
                 <w:i w:val="0"/>
                 <w:iCs w:val="0"/>
                 <w:snapToGrid w:val="0"/>
@@ -6530,14 +6583,14 @@
     </w:tbl>
     <w:p>
       <w:pPr>
-        <w:pStyle w:val="1"/>
+        <w:pStyle w:val="28"/>
         <w:bidi w:val="0"/>
         <w:rPr>
           <w:rFonts w:hint="default"/>
           <w:lang w:val="en-US" w:eastAsia="zh-CN"/>
         </w:rPr>
       </w:pPr>
-      <w:bookmarkStart w:id="18" w:name="_Toc29763"/>
+      <w:bookmarkStart w:id="17" w:name="_Toc20451"/>
       <w:r>
         <w:rPr>
           <w:rFonts w:hint="default"/>
@@ -6545,11 +6598,11 @@
         </w:rPr>
         <w:t>附则</w:t>
       </w:r>
-      <w:bookmarkEnd w:id="18"/>
+      <w:bookmarkEnd w:id="17"/>
     </w:p>
     <w:p>
       <w:pPr>
-        <w:pStyle w:val="a1"/>
+        <w:pStyle w:val="29"/>
         <w:keepNext w:val="0"/>
         <w:keepLines w:val="0"/>
         <w:pageBreakBefore w:val="0"/>
@@ -6578,7 +6631,7 @@
     </w:p>
     <w:p>
       <w:pPr>
-        <w:pStyle w:val="a1"/>
+        <w:pStyle w:val="29"/>
         <w:keepNext w:val="0"/>
         <w:keepLines w:val="0"/>
         <w:pageBreakBefore w:val="0"/>
@@ -6607,7 +6660,7 @@
     </w:p>
     <w:p>
       <w:pPr>
-        <w:pStyle w:val="a1"/>
+        <w:pStyle w:val="29"/>
         <w:keepNext w:val="0"/>
         <w:keepLines w:val="0"/>
         <w:pageBreakBefore w:val="0"/>
@@ -6635,23 +6688,73 @@
       </w:r>
     </w:p>
     <w:sectPr>
-      <w:headerReference w:type="default" r:id="rId7"/>
+      <w:headerReference r:id="rId5" w:type="default"/>
       <w:pgSz w:w="11906" w:h="16838"/>
       <w:pgMar w:top="1417" w:right="1800" w:bottom="1440" w:left="1800" w:header="1140" w:footer="992" w:gutter="0"/>
-      <w:cols w:num="1" w:space="425"/>
+      <w:cols w:space="425" w:num="1"/>
       <w:docGrid w:type="lines" w:linePitch="312" w:charSpace="0"/>
     </w:sectPr>
   </w:body>
 </w:document>
 </file>
 
+<file path=word/endnotes.xml><?xml version="1.0" encoding="utf-8"?>
+<w:endnotes xmlns:wpc="http://schemas.microsoft.com/office/word/2010/wordprocessingCanvas" xmlns:mc="http://schemas.openxmlformats.org/markup-compatibility/2006" xmlns:o="urn:schemas-microsoft-com:office:office" xmlns:r="http://schemas.openxmlformats.org/officeDocument/2006/relationships" xmlns:m="http://schemas.openxmlformats.org/officeDocument/2006/math" xmlns:v="urn:schemas-microsoft-com:vml" xmlns:wp14="http://schemas.microsoft.com/office/word/2010/wordprocessingDrawing" xmlns:wp="http://schemas.openxmlformats.org/drawingml/2006/wordprocessingDrawing" xmlns:w="http://schemas.openxmlformats.org/wordprocessingml/2006/main" xmlns:w14="http://schemas.microsoft.com/office/word/2010/wordml" xmlns:w15="http://schemas.microsoft.com/office/word/2012/wordml" xmlns:w10="urn:schemas-microsoft-com:office:word" xmlns:wpg="http://schemas.microsoft.com/office/word/2010/wordprocessingGroup" xmlns:wpi="http://schemas.microsoft.com/office/word/2010/wordprocessingInk" xmlns:wne="http://schemas.microsoft.com/office/word/2006/wordml" xmlns:wps="http://schemas.microsoft.com/office/word/2010/wordprocessingShape" xmlns:wpsCustomData="http://www.wps.cn/officeDocument/2013/wpsCustomData" mc:Ignorable="w14 w15 wp14">
+  <w:endnote w:type="separator" w:id="0">
+    <w:p>
+      <w:pPr>
+        <w:spacing w:line="240" w:lineRule="auto"/>
+      </w:pPr>
+      <w:r>
+        <w:separator/>
+      </w:r>
+    </w:p>
+  </w:endnote>
+  <w:endnote w:type="continuationSeparator" w:id="1">
+    <w:p>
+      <w:pPr>
+        <w:spacing w:line="240" w:lineRule="auto"/>
+      </w:pPr>
+      <w:r>
+        <w:continuationSeparator/>
+      </w:r>
+    </w:p>
+  </w:endnote>
+</w:endnotes>
+</file>
+
+<file path=word/footnotes.xml><?xml version="1.0" encoding="utf-8"?>
+<w:footnotes xmlns:wpc="http://schemas.microsoft.com/office/word/2010/wordprocessingCanvas" xmlns:mc="http://schemas.openxmlformats.org/markup-compatibility/2006" xmlns:o="urn:schemas-microsoft-com:office:office" xmlns:r="http://schemas.openxmlformats.org/officeDocument/2006/relationships" xmlns:m="http://schemas.openxmlformats.org/officeDocument/2006/math" xmlns:v="urn:schemas-microsoft-com:vml" xmlns:wp14="http://schemas.microsoft.com/office/word/2010/wordprocessingDrawing" xmlns:wp="http://schemas.openxmlformats.org/drawingml/2006/wordprocessingDrawing" xmlns:w="http://schemas.openxmlformats.org/wordprocessingml/2006/main" xmlns:w14="http://schemas.microsoft.com/office/word/2010/wordml" xmlns:w15="http://schemas.microsoft.com/office/word/2012/wordml" xmlns:w10="urn:schemas-microsoft-com:office:word" xmlns:wpg="http://schemas.microsoft.com/office/word/2010/wordprocessingGroup" xmlns:wpi="http://schemas.microsoft.com/office/word/2010/wordprocessingInk" xmlns:wne="http://schemas.microsoft.com/office/word/2006/wordml" xmlns:wps="http://schemas.microsoft.com/office/word/2010/wordprocessingShape" xmlns:wpsCustomData="http://www.wps.cn/officeDocument/2013/wpsCustomData" mc:Ignorable="w14 w15 wp14">
+  <w:footnote w:type="separator" w:id="0">
+    <w:p>
+      <w:pPr>
+        <w:spacing w:line="360" w:lineRule="auto"/>
+      </w:pPr>
+      <w:r>
+        <w:separator/>
+      </w:r>
+    </w:p>
+  </w:footnote>
+  <w:footnote w:type="continuationSeparator" w:id="1">
+    <w:p>
+      <w:pPr>
+        <w:spacing w:line="360" w:lineRule="auto"/>
+      </w:pPr>
+      <w:r>
+        <w:continuationSeparator/>
+      </w:r>
+    </w:p>
+  </w:footnote>
+</w:footnotes>
+</file>
+
 <file path=word/header1.xml><?xml version="1.0" encoding="utf-8"?>
-<w:hdr xmlns:wpc="http://schemas.microsoft.com/office/word/2010/wordprocessingCanvas" xmlns:mc="http://schemas.openxmlformats.org/markup-compatibility/2006" xmlns:o="urn:schemas-microsoft-com:office:office" xmlns:r="http://schemas.openxmlformats.org/officeDocument/2006/relationships" xmlns:m="http://schemas.openxmlformats.org/officeDocument/2006/math" xmlns:v="urn:schemas-microsoft-com:vml" xmlns:wp14="http://schemas.microsoft.com/office/word/2010/wordprocessingDrawing" xmlns:wp="http://schemas.openxmlformats.org/drawingml/2006/wordprocessingDrawing" xmlns:w10="urn:schemas-microsoft-com:office:word" xmlns:w="http://schemas.openxmlformats.org/wordprocessingml/2006/main" xmlns:w14="http://schemas.microsoft.com/office/word/2010/wordml" xmlns:w15="http://schemas.microsoft.com/office/word/2012/wordml" xmlns:wne="http://schemas.microsoft.com/office/word/2006/wordml" xmlns:wpg="http://schemas.microsoft.com/office/word/2010/wordprocessingGroup" xmlns:wpi="http://schemas.microsoft.com/office/word/2010/wordprocessingInk" xmlns:wps="http://schemas.microsoft.com/office/word/2010/wordprocessingShape" mc:Ignorable="w14 w15 wp14">
+<w:hdr xmlns:wpc="http://schemas.microsoft.com/office/word/2010/wordprocessingCanvas" xmlns:mc="http://schemas.openxmlformats.org/markup-compatibility/2006" xmlns:o="urn:schemas-microsoft-com:office:office" xmlns:r="http://schemas.openxmlformats.org/officeDocument/2006/relationships" xmlns:m="http://schemas.openxmlformats.org/officeDocument/2006/math" xmlns:v="urn:schemas-microsoft-com:vml" xmlns:wp14="http://schemas.microsoft.com/office/word/2010/wordprocessingDrawing" xmlns:wp="http://schemas.openxmlformats.org/drawingml/2006/wordprocessingDrawing" xmlns:w10="urn:schemas-microsoft-com:office:word" xmlns:w="http://schemas.openxmlformats.org/wordprocessingml/2006/main" xmlns:w14="http://schemas.microsoft.com/office/word/2010/wordml" xmlns:w15="http://schemas.microsoft.com/office/word/2012/wordml" xmlns:wpg="http://schemas.microsoft.com/office/word/2010/wordprocessingGroup" xmlns:wpi="http://schemas.microsoft.com/office/word/2010/wordprocessingInk" xmlns:wne="http://schemas.microsoft.com/office/word/2006/wordml" xmlns:wps="http://schemas.microsoft.com/office/word/2010/wordprocessingShape" xmlns:wpsCustomData="http://www.wps.cn/officeDocument/2013/wpsCustomData" mc:Ignorable="w14 w15 wp14">
   <w:p>
     <w:pPr>
-      <w:pStyle w:val="Header"/>
+      <w:pStyle w:val="15"/>
       <w:pBdr>
-        <w:bottom w:val="single" w:sz="4" w:space="1" w:color="auto"/>
+        <w:bottom w:val="single" w:color="auto" w:sz="4" w:space="1"/>
       </w:pBdr>
       <w:tabs>
         <w:tab w:val="left" w:pos="335"/>
@@ -6659,27 +6762,27 @@
       </w:tabs>
       <w:jc w:val="right"/>
       <w:rPr>
-        <w:rFonts w:eastAsiaTheme="minorEastAsia" w:hint="eastAsia"/>
+        <w:rFonts w:hint="eastAsia" w:eastAsiaTheme="minorEastAsia"/>
         <w:lang w:eastAsia="zh-CN"/>
       </w:rPr>
     </w:pPr>
     <w:r>
       <w:rPr>
-        <w:rFonts w:eastAsiaTheme="minorEastAsia" w:hint="eastAsia"/>
+        <w:rFonts w:hint="eastAsia" w:eastAsiaTheme="minorEastAsia"/>
         <w:lang w:val="en-US" w:eastAsia="zh-CN"/>
       </w:rPr>
       <w:tab/>
     </w:r>
     <w:r>
       <w:rPr>
-        <w:rFonts w:eastAsiaTheme="minorEastAsia" w:hint="eastAsia"/>
+        <w:rFonts w:hint="eastAsia" w:eastAsiaTheme="minorEastAsia"/>
         <w:lang w:val="en-US" w:eastAsia="zh-CN"/>
       </w:rPr>
       <w:tab/>
     </w:r>
     <w:r>
       <w:rPr>
-        <w:rFonts w:eastAsiaTheme="minorEastAsia" w:hint="eastAsia"/>
+        <w:rFonts w:hint="eastAsia" w:eastAsiaTheme="minorEastAsia"/>
         <w:lang w:val="en-US" w:eastAsia="zh-CN"/>
       </w:rPr>
       <w:t>江西通信产业服务有限公司</w:t>
@@ -6689,15 +6792,15 @@
 </file>
 
 <file path=word/numbering.xml><?xml version="1.0" encoding="utf-8"?>
-<w:numbering xmlns:wpc="http://schemas.microsoft.com/office/word/2010/wordprocessingCanvas" xmlns:mc="http://schemas.openxmlformats.org/markup-compatibility/2006" xmlns:o="urn:schemas-microsoft-com:office:office" xmlns:r="http://schemas.openxmlformats.org/officeDocument/2006/relationships" xmlns:m="http://schemas.openxmlformats.org/officeDocument/2006/math" xmlns:v="urn:schemas-microsoft-com:vml" xmlns:wp14="http://schemas.microsoft.com/office/word/2010/wordprocessingDrawing" xmlns:wp="http://schemas.openxmlformats.org/drawingml/2006/wordprocessingDrawing" xmlns:w10="urn:schemas-microsoft-com:office:word" xmlns:w="http://schemas.openxmlformats.org/wordprocessingml/2006/main" xmlns:w14="http://schemas.microsoft.com/office/word/2010/wordml" xmlns:w15="http://schemas.microsoft.com/office/word/2012/wordml" xmlns:wne="http://schemas.microsoft.com/office/word/2006/wordml" xmlns:wpg="http://schemas.microsoft.com/office/word/2010/wordprocessingGroup" xmlns:wpi="http://schemas.microsoft.com/office/word/2010/wordprocessingInk" xmlns:wps="http://schemas.microsoft.com/office/word/2010/wordprocessingShape" mc:Ignorable="w14 w15 wp14">
+<w:numbering xmlns:wpc="http://schemas.microsoft.com/office/word/2010/wordprocessingCanvas" xmlns:mc="http://schemas.openxmlformats.org/markup-compatibility/2006" xmlns:o="urn:schemas-microsoft-com:office:office" xmlns:r="http://schemas.openxmlformats.org/officeDocument/2006/relationships" xmlns:m="http://schemas.openxmlformats.org/officeDocument/2006/math" xmlns:v="urn:schemas-microsoft-com:vml" xmlns:wp14="http://schemas.microsoft.com/office/word/2010/wordprocessingDrawing" xmlns:wp="http://schemas.openxmlformats.org/drawingml/2006/wordprocessingDrawing" xmlns:w10="urn:schemas-microsoft-com:office:word" xmlns:w="http://schemas.openxmlformats.org/wordprocessingml/2006/main" xmlns:w14="http://schemas.microsoft.com/office/word/2010/wordml" xmlns:wpg="http://schemas.microsoft.com/office/word/2010/wordprocessingGroup" xmlns:wpi="http://schemas.microsoft.com/office/word/2010/wordprocessingInk" xmlns:wne="http://schemas.microsoft.com/office/word/2006/wordml" xmlns:wps="http://schemas.microsoft.com/office/word/2010/wordprocessingShape" xmlns:wpsCustomData="http://www.wps.cn/officeDocument/2013/wpsCustomData" mc:Ignorable="w14 wp14">
   <w:abstractNum w:abstractNumId="0">
     <w:nsid w:val="8E964DCE"/>
     <w:multiLevelType w:val="multilevel"/>
     <w:tmpl w:val="8E964DCE"/>
-    <w:lvl w:ilvl="0">
+    <w:lvl w:ilvl="0" w:tentative="0">
       <w:start w:val="1"/>
       <w:numFmt w:val="decimal"/>
-      <w:pStyle w:val="Heading1"/>
+      <w:pStyle w:val="2"/>
       <w:lvlText w:val="%1."/>
       <w:lvlJc w:val="left"/>
       <w:pPr>
@@ -6707,10 +6810,10 @@
         <w:rFonts w:hint="default"/>
       </w:rPr>
     </w:lvl>
-    <w:lvl w:ilvl="1">
+    <w:lvl w:ilvl="1" w:tentative="0">
       <w:start w:val="1"/>
       <w:numFmt w:val="decimal"/>
-      <w:pStyle w:val="Heading2"/>
+      <w:pStyle w:val="3"/>
       <w:lvlText w:val="%1.%2."/>
       <w:lvlJc w:val="left"/>
       <w:pPr>
@@ -6720,10 +6823,10 @@
         <w:rFonts w:hint="default"/>
       </w:rPr>
     </w:lvl>
-    <w:lvl w:ilvl="2">
+    <w:lvl w:ilvl="2" w:tentative="0">
       <w:start w:val="1"/>
       <w:numFmt w:val="decimal"/>
-      <w:pStyle w:val="Heading3"/>
+      <w:pStyle w:val="4"/>
       <w:lvlText w:val="%1.%2.%3."/>
       <w:lvlJc w:val="left"/>
       <w:pPr>
@@ -6733,10 +6836,10 @@
         <w:rFonts w:hint="default"/>
       </w:rPr>
     </w:lvl>
-    <w:lvl w:ilvl="3">
+    <w:lvl w:ilvl="3" w:tentative="0">
       <w:start w:val="1"/>
       <w:numFmt w:val="decimal"/>
-      <w:pStyle w:val="Heading4"/>
+      <w:pStyle w:val="5"/>
       <w:lvlText w:val="%1.%2.%3.%4."/>
       <w:lvlJc w:val="left"/>
       <w:pPr>
@@ -6746,10 +6849,10 @@
         <w:rFonts w:hint="default"/>
       </w:rPr>
     </w:lvl>
-    <w:lvl w:ilvl="4">
+    <w:lvl w:ilvl="4" w:tentative="0">
       <w:start w:val="1"/>
       <w:numFmt w:val="decimal"/>
-      <w:pStyle w:val="Heading5"/>
+      <w:pStyle w:val="6"/>
       <w:lvlText w:val="%1.%2.%3.%4.%5."/>
       <w:lvlJc w:val="left"/>
       <w:pPr>
@@ -6759,10 +6862,10 @@
         <w:rFonts w:hint="default"/>
       </w:rPr>
     </w:lvl>
-    <w:lvl w:ilvl="5">
+    <w:lvl w:ilvl="5" w:tentative="0">
       <w:start w:val="1"/>
       <w:numFmt w:val="decimal"/>
-      <w:pStyle w:val="Heading6"/>
+      <w:pStyle w:val="7"/>
       <w:lvlText w:val="%1.%2.%3.%4.%5.%6."/>
       <w:lvlJc w:val="left"/>
       <w:pPr>
@@ -6772,10 +6875,10 @@
         <w:rFonts w:hint="default"/>
       </w:rPr>
     </w:lvl>
-    <w:lvl w:ilvl="6">
+    <w:lvl w:ilvl="6" w:tentative="0">
       <w:start w:val="1"/>
       <w:numFmt w:val="decimal"/>
-      <w:pStyle w:val="Heading7"/>
+      <w:pStyle w:val="8"/>
       <w:lvlText w:val="%1.%2.%3.%4.%5.%6.%7."/>
       <w:lvlJc w:val="left"/>
       <w:pPr>
@@ -6785,10 +6888,10 @@
         <w:rFonts w:hint="default"/>
       </w:rPr>
     </w:lvl>
-    <w:lvl w:ilvl="7">
+    <w:lvl w:ilvl="7" w:tentative="0">
       <w:start w:val="1"/>
       <w:numFmt w:val="decimal"/>
-      <w:pStyle w:val="Heading8"/>
+      <w:pStyle w:val="9"/>
       <w:lvlText w:val="%1.%2.%3.%4.%5.%6.%7.%8."/>
       <w:lvlJc w:val="left"/>
       <w:pPr>
@@ -6798,10 +6901,10 @@
         <w:rFonts w:hint="default"/>
       </w:rPr>
     </w:lvl>
-    <w:lvl w:ilvl="8">
+    <w:lvl w:ilvl="8" w:tentative="0">
       <w:start w:val="1"/>
       <w:numFmt w:val="decimal"/>
-      <w:pStyle w:val="Heading9"/>
+      <w:pStyle w:val="10"/>
       <w:lvlText w:val="%1.%2.%3.%4.%5.%6.%7.%8.%9."/>
       <w:lvlJc w:val="left"/>
       <w:pPr>
@@ -6816,7 +6919,7 @@
     <w:nsid w:val="795C717D"/>
     <w:multiLevelType w:val="singleLevel"/>
     <w:tmpl w:val="795C717D"/>
-    <w:lvl w:ilvl="0">
+    <w:lvl w:ilvl="0" w:tentative="0">
       <w:start w:val="1"/>
       <w:numFmt w:val="decimal"/>
       <w:lvlText w:val="%1."/>
@@ -6839,267 +6942,269 @@
 </file>
 
 <file path=word/styles.xml><?xml version="1.0" encoding="utf-8"?>
-<w:styles xmlns:mc="http://schemas.openxmlformats.org/markup-compatibility/2006" xmlns:r="http://schemas.openxmlformats.org/officeDocument/2006/relationships" xmlns:w="http://schemas.openxmlformats.org/wordprocessingml/2006/main" xmlns:w14="http://schemas.microsoft.com/office/word/2010/wordml" xmlns:w15="http://schemas.microsoft.com/office/word/2012/wordml" mc:Ignorable="w14 w15">
+<w:styles xmlns:mc="http://schemas.openxmlformats.org/markup-compatibility/2006" xmlns:o="urn:schemas-microsoft-com:office:office" xmlns:r="http://schemas.openxmlformats.org/officeDocument/2006/relationships" xmlns:m="http://schemas.openxmlformats.org/officeDocument/2006/math" xmlns:v="urn:schemas-microsoft-com:vml" xmlns:w="http://schemas.openxmlformats.org/wordprocessingml/2006/main" xmlns:w14="http://schemas.microsoft.com/office/word/2010/wordml" xmlns:w10="urn:schemas-microsoft-com:office:word" xmlns:sl="http://schemas.openxmlformats.org/schemaLibrary/2006/main" xmlns:wpsCustomData="http://www.wps.cn/officeDocument/2013/wpsCustomData" mc:Ignorable="w14">
   <w:docDefaults>
     <w:rPrDefault>
       <w:rPr>
-        <w:rFonts w:ascii="Times New Roman" w:eastAsia="宋体" w:hAnsi="Times New Roman" w:cs="Times New Roman"/>
+        <w:rFonts w:ascii="Times New Roman" w:hAnsi="Times New Roman" w:eastAsia="宋体" w:cs="Times New Roman"/>
       </w:rPr>
     </w:rPrDefault>
     <w:pPrDefault/>
   </w:docDefaults>
-  <w:latentStyles w:defLockedState="0" w:defUIPriority="99" w:defSemiHidden="1" w:defUnhideWhenUsed="1" w:defQFormat="0" w:count="260">
-    <w:lsdException w:name="Normal" w:semiHidden="0" w:uiPriority="0" w:unhideWhenUsed="0" w:qFormat="1"/>
-    <w:lsdException w:name="heading 1" w:semiHidden="0" w:uiPriority="0" w:unhideWhenUsed="0" w:qFormat="1"/>
-    <w:lsdException w:name="heading 2" w:semiHidden="0" w:uiPriority="0" w:qFormat="1"/>
-    <w:lsdException w:name="heading 3" w:uiPriority="0" w:qFormat="1"/>
-    <w:lsdException w:name="heading 4" w:semiHidden="0" w:uiPriority="0" w:qFormat="1"/>
-    <w:lsdException w:name="heading 5" w:uiPriority="0" w:qFormat="1"/>
-    <w:lsdException w:name="heading 6" w:uiPriority="0" w:qFormat="1"/>
-    <w:lsdException w:name="heading 7" w:uiPriority="0" w:qFormat="1"/>
-    <w:lsdException w:name="heading 8" w:uiPriority="0" w:qFormat="1"/>
-    <w:lsdException w:name="heading 9" w:uiPriority="0" w:qFormat="1"/>
-    <w:lsdException w:name="index 1" w:semiHidden="0" w:uiPriority="0" w:unhideWhenUsed="0"/>
-    <w:lsdException w:name="index 2" w:semiHidden="0" w:uiPriority="0" w:unhideWhenUsed="0"/>
-    <w:lsdException w:name="index 3" w:semiHidden="0" w:uiPriority="0" w:unhideWhenUsed="0"/>
-    <w:lsdException w:name="index 4" w:semiHidden="0" w:uiPriority="0" w:unhideWhenUsed="0"/>
-    <w:lsdException w:name="index 5" w:semiHidden="0" w:uiPriority="0" w:unhideWhenUsed="0"/>
-    <w:lsdException w:name="index 6" w:semiHidden="0" w:uiPriority="0" w:unhideWhenUsed="0"/>
-    <w:lsdException w:name="index 7" w:semiHidden="0" w:uiPriority="0" w:unhideWhenUsed="0"/>
-    <w:lsdException w:name="index 8" w:semiHidden="0" w:uiPriority="0" w:unhideWhenUsed="0"/>
-    <w:lsdException w:name="index 9" w:semiHidden="0" w:uiPriority="0" w:unhideWhenUsed="0"/>
-    <w:lsdException w:name="toc 1" w:semiHidden="0" w:uiPriority="0" w:unhideWhenUsed="0" w:qFormat="1"/>
-    <w:lsdException w:name="toc 2" w:semiHidden="0" w:uiPriority="0" w:unhideWhenUsed="0" w:qFormat="1"/>
-    <w:lsdException w:name="toc 3" w:semiHidden="0" w:uiPriority="0" w:unhideWhenUsed="0" w:qFormat="1"/>
-    <w:lsdException w:name="toc 4" w:semiHidden="0" w:uiPriority="0" w:unhideWhenUsed="0"/>
-    <w:lsdException w:name="toc 5" w:semiHidden="0" w:uiPriority="0" w:unhideWhenUsed="0"/>
-    <w:lsdException w:name="toc 6" w:semiHidden="0" w:uiPriority="0" w:unhideWhenUsed="0"/>
-    <w:lsdException w:name="toc 7" w:semiHidden="0" w:uiPriority="0" w:unhideWhenUsed="0"/>
-    <w:lsdException w:name="toc 8" w:semiHidden="0" w:uiPriority="0" w:unhideWhenUsed="0"/>
-    <w:lsdException w:name="toc 9" w:semiHidden="0" w:uiPriority="0" w:unhideWhenUsed="0"/>
-    <w:lsdException w:name="Normal Indent" w:semiHidden="0" w:uiPriority="0" w:unhideWhenUsed="0"/>
-    <w:lsdException w:name="footnote text" w:semiHidden="0" w:uiPriority="0" w:unhideWhenUsed="0"/>
-    <w:lsdException w:name="annotation text" w:semiHidden="0" w:uiPriority="0" w:unhideWhenUsed="0" w:qFormat="1"/>
-    <w:lsdException w:name="header" w:semiHidden="0" w:uiPriority="0" w:unhideWhenUsed="0" w:qFormat="1"/>
-    <w:lsdException w:name="footer" w:semiHidden="0" w:uiPriority="0" w:unhideWhenUsed="0" w:qFormat="1"/>
-    <w:lsdException w:name="index heading" w:semiHidden="0" w:uiPriority="0" w:unhideWhenUsed="0"/>
-    <w:lsdException w:name="caption" w:uiPriority="0" w:qFormat="1"/>
-    <w:lsdException w:name="table of figures" w:semiHidden="0" w:uiPriority="0" w:unhideWhenUsed="0"/>
-    <w:lsdException w:name="envelope address" w:semiHidden="0" w:uiPriority="0" w:unhideWhenUsed="0"/>
-    <w:lsdException w:name="envelope return" w:semiHidden="0" w:uiPriority="0" w:unhideWhenUsed="0"/>
-    <w:lsdException w:name="footnote reference" w:semiHidden="0" w:uiPriority="0" w:unhideWhenUsed="0"/>
-    <w:lsdException w:name="annotation reference" w:semiHidden="0" w:uiPriority="0" w:unhideWhenUsed="0"/>
-    <w:lsdException w:name="line number" w:semiHidden="0" w:uiPriority="0" w:unhideWhenUsed="0"/>
-    <w:lsdException w:name="page number" w:semiHidden="0" w:uiPriority="0" w:unhideWhenUsed="0"/>
-    <w:lsdException w:name="endnote reference" w:semiHidden="0" w:uiPriority="0" w:unhideWhenUsed="0"/>
-    <w:lsdException w:name="endnote text" w:semiHidden="0" w:uiPriority="0" w:unhideWhenUsed="0"/>
-    <w:lsdException w:name="table of authorities" w:semiHidden="0" w:uiPriority="0" w:unhideWhenUsed="0"/>
-    <w:lsdException w:name="macro" w:semiHidden="0" w:uiPriority="0" w:unhideWhenUsed="0"/>
-    <w:lsdException w:name="toa heading" w:semiHidden="0" w:uiPriority="0" w:unhideWhenUsed="0"/>
-    <w:lsdException w:name="List" w:semiHidden="0" w:uiPriority="0" w:unhideWhenUsed="0"/>
-    <w:lsdException w:name="List Bullet" w:semiHidden="0" w:uiPriority="0" w:unhideWhenUsed="0"/>
-    <w:lsdException w:name="List Number" w:semiHidden="0" w:uiPriority="0" w:unhideWhenUsed="0"/>
-    <w:lsdException w:name="List 2" w:semiHidden="0" w:uiPriority="0" w:unhideWhenUsed="0"/>
-    <w:lsdException w:name="List 3" w:semiHidden="0" w:uiPriority="0" w:unhideWhenUsed="0"/>
-    <w:lsdException w:name="List 4" w:semiHidden="0" w:uiPriority="0" w:unhideWhenUsed="0"/>
-    <w:lsdException w:name="List 5" w:semiHidden="0" w:uiPriority="0" w:unhideWhenUsed="0"/>
-    <w:lsdException w:name="List Bullet 2" w:semiHidden="0" w:uiPriority="0" w:unhideWhenUsed="0"/>
-    <w:lsdException w:name="List Bullet 3" w:semiHidden="0" w:uiPriority="0" w:unhideWhenUsed="0"/>
-    <w:lsdException w:name="List Bullet 4" w:semiHidden="0" w:uiPriority="0" w:unhideWhenUsed="0"/>
-    <w:lsdException w:name="List Bullet 5" w:semiHidden="0" w:uiPriority="0" w:unhideWhenUsed="0"/>
-    <w:lsdException w:name="List Number 2" w:semiHidden="0" w:uiPriority="0" w:unhideWhenUsed="0"/>
-    <w:lsdException w:name="List Number 3" w:semiHidden="0" w:uiPriority="0" w:unhideWhenUsed="0"/>
-    <w:lsdException w:name="List Number 4" w:semiHidden="0" w:uiPriority="0" w:unhideWhenUsed="0"/>
-    <w:lsdException w:name="List Number 5" w:semiHidden="0" w:uiPriority="0" w:unhideWhenUsed="0"/>
-    <w:lsdException w:name="Title" w:semiHidden="0" w:uiPriority="0" w:unhideWhenUsed="0" w:qFormat="1"/>
-    <w:lsdException w:name="Closing" w:semiHidden="0" w:uiPriority="0" w:unhideWhenUsed="0"/>
-    <w:lsdException w:name="Signature" w:semiHidden="0" w:uiPriority="0" w:unhideWhenUsed="0"/>
-    <w:lsdException w:name="Default Paragraph Font" w:uiPriority="0" w:unhideWhenUsed="0" w:qFormat="1"/>
-    <w:lsdException w:name="Body Text" w:uiPriority="0" w:unhideWhenUsed="0" w:qFormat="1"/>
-    <w:lsdException w:name="Body Text Indent" w:semiHidden="0" w:uiPriority="0" w:unhideWhenUsed="0"/>
-    <w:lsdException w:name="List Continue" w:semiHidden="0" w:uiPriority="0" w:unhideWhenUsed="0"/>
-    <w:lsdException w:name="List Continue 2" w:semiHidden="0" w:uiPriority="0" w:unhideWhenUsed="0"/>
-    <w:lsdException w:name="List Continue 3" w:semiHidden="0" w:uiPriority="0" w:unhideWhenUsed="0"/>
-    <w:lsdException w:name="List Continue 4" w:semiHidden="0" w:uiPriority="0" w:unhideWhenUsed="0"/>
-    <w:lsdException w:name="List Continue 5" w:semiHidden="0" w:uiPriority="0" w:unhideWhenUsed="0"/>
-    <w:lsdException w:name="Message Header" w:semiHidden="0" w:uiPriority="0" w:unhideWhenUsed="0"/>
-    <w:lsdException w:name="Subtitle" w:semiHidden="0" w:uiPriority="0" w:unhideWhenUsed="0" w:qFormat="1"/>
-    <w:lsdException w:name="Salutation" w:semiHidden="0" w:uiPriority="0" w:unhideWhenUsed="0"/>
-    <w:lsdException w:name="Date" w:semiHidden="0" w:uiPriority="0" w:unhideWhenUsed="0"/>
-    <w:lsdException w:name="Body Text First Indent" w:semiHidden="0" w:uiPriority="0" w:unhideWhenUsed="0"/>
-    <w:lsdException w:name="Body Text First Indent 2" w:semiHidden="0" w:uiPriority="0" w:unhideWhenUsed="0"/>
-    <w:lsdException w:name="Body Text 2" w:semiHidden="0" w:uiPriority="0" w:unhideWhenUsed="0"/>
-    <w:lsdException w:name="Body Text 3" w:semiHidden="0" w:uiPriority="0" w:unhideWhenUsed="0"/>
-    <w:lsdException w:name="Body Text Indent 2" w:semiHidden="0" w:uiPriority="0" w:unhideWhenUsed="0"/>
-    <w:lsdException w:name="Body Text Indent 3" w:semiHidden="0" w:uiPriority="0" w:unhideWhenUsed="0"/>
-    <w:lsdException w:name="Block Text" w:semiHidden="0" w:uiPriority="0" w:unhideWhenUsed="0"/>
-    <w:lsdException w:name="Hyperlink" w:semiHidden="0" w:uiPriority="0" w:unhideWhenUsed="0"/>
-    <w:lsdException w:name="FollowedHyperlink" w:semiHidden="0" w:uiPriority="0" w:unhideWhenUsed="0"/>
-    <w:lsdException w:name="Strong" w:semiHidden="0" w:uiPriority="0" w:unhideWhenUsed="0" w:qFormat="1"/>
-    <w:lsdException w:name="Emphasis" w:semiHidden="0" w:uiPriority="0" w:unhideWhenUsed="0" w:qFormat="1"/>
-    <w:lsdException w:name="Document Map" w:semiHidden="0" w:uiPriority="0" w:unhideWhenUsed="0"/>
-    <w:lsdException w:name="Plain Text" w:semiHidden="0" w:uiPriority="0" w:unhideWhenUsed="0"/>
-    <w:lsdException w:name="E-mail Signature" w:semiHidden="0" w:uiPriority="0" w:unhideWhenUsed="0"/>
-    <w:lsdException w:name="Normal (Web)" w:semiHidden="0" w:uiPriority="0" w:unhideWhenUsed="0" w:qFormat="1"/>
-    <w:lsdException w:name="HTML Acronym" w:semiHidden="0" w:uiPriority="0" w:unhideWhenUsed="0"/>
-    <w:lsdException w:name="HTML Address" w:semiHidden="0" w:uiPriority="0" w:unhideWhenUsed="0"/>
-    <w:lsdException w:name="HTML Cite" w:semiHidden="0" w:uiPriority="0" w:unhideWhenUsed="0"/>
-    <w:lsdException w:name="HTML Code" w:semiHidden="0" w:uiPriority="0" w:unhideWhenUsed="0"/>
-    <w:lsdException w:name="HTML Definition" w:semiHidden="0" w:uiPriority="0" w:unhideWhenUsed="0"/>
-    <w:lsdException w:name="HTML Keyboard" w:semiHidden="0" w:uiPriority="0" w:unhideWhenUsed="0"/>
-    <w:lsdException w:name="HTML Preformatted" w:semiHidden="0" w:uiPriority="0" w:unhideWhenUsed="0"/>
-    <w:lsdException w:name="HTML Sample" w:semiHidden="0" w:uiPriority="0" w:unhideWhenUsed="0"/>
-    <w:lsdException w:name="HTML Typewriter" w:semiHidden="0" w:uiPriority="0" w:unhideWhenUsed="0"/>
-    <w:lsdException w:name="HTML Variable" w:semiHidden="0" w:uiPriority="0" w:unhideWhenUsed="0"/>
-    <w:lsdException w:name="Normal Table" w:uiPriority="0" w:unhideWhenUsed="0" w:qFormat="1"/>
-    <w:lsdException w:name="annotation subject" w:semiHidden="0" w:uiPriority="0" w:unhideWhenUsed="0"/>
-    <w:lsdException w:name="Table Simple 1" w:semiHidden="0" w:uiPriority="0" w:unhideWhenUsed="0"/>
-    <w:lsdException w:name="Table Simple 2" w:semiHidden="0" w:uiPriority="0" w:unhideWhenUsed="0"/>
-    <w:lsdException w:name="Table Simple 3" w:semiHidden="0" w:uiPriority="0" w:unhideWhenUsed="0"/>
-    <w:lsdException w:name="Table Classic 1" w:semiHidden="0" w:uiPriority="0" w:unhideWhenUsed="0"/>
-    <w:lsdException w:name="Table Classic 2" w:semiHidden="0" w:uiPriority="0" w:unhideWhenUsed="0"/>
-    <w:lsdException w:name="Table Classic 3" w:semiHidden="0" w:uiPriority="0" w:unhideWhenUsed="0"/>
-    <w:lsdException w:name="Table Classic 4" w:semiHidden="0" w:uiPriority="0" w:unhideWhenUsed="0"/>
-    <w:lsdException w:name="Table Colorful 1" w:semiHidden="0" w:uiPriority="0" w:unhideWhenUsed="0"/>
-    <w:lsdException w:name="Table Colorful 2" w:semiHidden="0" w:uiPriority="0" w:unhideWhenUsed="0"/>
-    <w:lsdException w:name="Table Colorful 3" w:semiHidden="0" w:uiPriority="0" w:unhideWhenUsed="0"/>
-    <w:lsdException w:name="Table Columns 1" w:semiHidden="0" w:uiPriority="0" w:unhideWhenUsed="0"/>
-    <w:lsdException w:name="Table Columns 2" w:semiHidden="0" w:uiPriority="0" w:unhideWhenUsed="0"/>
-    <w:lsdException w:name="Table Columns 3" w:semiHidden="0" w:uiPriority="0" w:unhideWhenUsed="0"/>
-    <w:lsdException w:name="Table Columns 4" w:semiHidden="0" w:uiPriority="0" w:unhideWhenUsed="0"/>
-    <w:lsdException w:name="Table Columns 5" w:semiHidden="0" w:uiPriority="0" w:unhideWhenUsed="0"/>
-    <w:lsdException w:name="Table Grid 1" w:semiHidden="0" w:uiPriority="0" w:unhideWhenUsed="0"/>
-    <w:lsdException w:name="Table Grid 2" w:semiHidden="0" w:uiPriority="0" w:unhideWhenUsed="0"/>
-    <w:lsdException w:name="Table Grid 3" w:semiHidden="0" w:uiPriority="0" w:unhideWhenUsed="0"/>
-    <w:lsdException w:name="Table Grid 4" w:semiHidden="0" w:uiPriority="0" w:unhideWhenUsed="0"/>
-    <w:lsdException w:name="Table Grid 5" w:semiHidden="0" w:uiPriority="0" w:unhideWhenUsed="0"/>
-    <w:lsdException w:name="Table Grid 6" w:semiHidden="0" w:uiPriority="0" w:unhideWhenUsed="0"/>
-    <w:lsdException w:name="Table Grid 7" w:semiHidden="0" w:uiPriority="0" w:unhideWhenUsed="0"/>
-    <w:lsdException w:name="Table Grid 8" w:semiHidden="0" w:uiPriority="0" w:unhideWhenUsed="0"/>
-    <w:lsdException w:name="Table List 1" w:semiHidden="0" w:uiPriority="0" w:unhideWhenUsed="0"/>
-    <w:lsdException w:name="Table List 2" w:semiHidden="0" w:uiPriority="0" w:unhideWhenUsed="0"/>
-    <w:lsdException w:name="Table List 3" w:semiHidden="0" w:uiPriority="0" w:unhideWhenUsed="0"/>
-    <w:lsdException w:name="Table List 4" w:semiHidden="0" w:uiPriority="0" w:unhideWhenUsed="0"/>
-    <w:lsdException w:name="Table List 5" w:semiHidden="0" w:uiPriority="0" w:unhideWhenUsed="0"/>
-    <w:lsdException w:name="Table List 6" w:semiHidden="0" w:uiPriority="0" w:unhideWhenUsed="0"/>
-    <w:lsdException w:name="Table List 7" w:semiHidden="0" w:uiPriority="0" w:unhideWhenUsed="0"/>
-    <w:lsdException w:name="Table List 8" w:semiHidden="0" w:uiPriority="0" w:unhideWhenUsed="0"/>
-    <w:lsdException w:name="Table 3D effects 1" w:semiHidden="0" w:uiPriority="0" w:unhideWhenUsed="0"/>
-    <w:lsdException w:name="Table 3D effects 2" w:semiHidden="0" w:uiPriority="0" w:unhideWhenUsed="0"/>
-    <w:lsdException w:name="Table 3D effects 3" w:semiHidden="0" w:uiPriority="0" w:unhideWhenUsed="0"/>
-    <w:lsdException w:name="Table Contemporary" w:semiHidden="0" w:uiPriority="0" w:unhideWhenUsed="0"/>
-    <w:lsdException w:name="Table Elegant" w:semiHidden="0" w:uiPriority="0" w:unhideWhenUsed="0"/>
-    <w:lsdException w:name="Table Professional" w:semiHidden="0" w:uiPriority="0" w:unhideWhenUsed="0"/>
-    <w:lsdException w:name="Table Subtle 1" w:semiHidden="0" w:uiPriority="0" w:unhideWhenUsed="0"/>
-    <w:lsdException w:name="Table Subtle 2" w:semiHidden="0" w:uiPriority="0" w:unhideWhenUsed="0"/>
-    <w:lsdException w:name="Table Web 1" w:semiHidden="0" w:uiPriority="0" w:unhideWhenUsed="0"/>
-    <w:lsdException w:name="Table Web 2" w:semiHidden="0" w:uiPriority="0" w:unhideWhenUsed="0"/>
-    <w:lsdException w:name="Table Web 3" w:semiHidden="0" w:uiPriority="0" w:unhideWhenUsed="0"/>
-    <w:lsdException w:name="Balloon Text" w:semiHidden="0" w:uiPriority="0" w:unhideWhenUsed="0"/>
-    <w:lsdException w:name="Table Grid" w:semiHidden="0" w:uiPriority="0" w:unhideWhenUsed="0" w:qFormat="1"/>
-    <w:lsdException w:name="Table Theme" w:semiHidden="0" w:uiPriority="0" w:unhideWhenUsed="0"/>
-    <w:lsdException w:name="Light Shading" w:semiHidden="0" w:uiPriority="60" w:unhideWhenUsed="0"/>
-    <w:lsdException w:name="Light List" w:semiHidden="0" w:uiPriority="61" w:unhideWhenUsed="0"/>
-    <w:lsdException w:name="Light Grid" w:semiHidden="0" w:uiPriority="62" w:unhideWhenUsed="0"/>
-    <w:lsdException w:name="Medium Shading 1" w:semiHidden="0" w:uiPriority="63" w:unhideWhenUsed="0"/>
-    <w:lsdException w:name="Medium Shading 2" w:semiHidden="0" w:uiPriority="64" w:unhideWhenUsed="0"/>
-    <w:lsdException w:name="Medium List 1" w:semiHidden="0" w:uiPriority="65" w:unhideWhenUsed="0"/>
-    <w:lsdException w:name="Medium List 2" w:semiHidden="0" w:uiPriority="66" w:unhideWhenUsed="0"/>
-    <w:lsdException w:name="Medium Grid 1" w:semiHidden="0" w:uiPriority="67" w:unhideWhenUsed="0"/>
-    <w:lsdException w:name="Medium Grid 2" w:semiHidden="0" w:uiPriority="68" w:unhideWhenUsed="0"/>
-    <w:lsdException w:name="Medium Grid 3" w:semiHidden="0" w:uiPriority="69" w:unhideWhenUsed="0"/>
-    <w:lsdException w:name="Dark List" w:semiHidden="0" w:uiPriority="70" w:unhideWhenUsed="0"/>
-    <w:lsdException w:name="Colorful Shading" w:semiHidden="0" w:uiPriority="71" w:unhideWhenUsed="0"/>
-    <w:lsdException w:name="Colorful List" w:semiHidden="0" w:uiPriority="72" w:unhideWhenUsed="0"/>
-    <w:lsdException w:name="Colorful Grid" w:semiHidden="0" w:uiPriority="73" w:unhideWhenUsed="0"/>
-    <w:lsdException w:name="Light Shading Accent 1" w:semiHidden="0" w:uiPriority="60" w:unhideWhenUsed="0"/>
-    <w:lsdException w:name="Light List Accent 1" w:semiHidden="0" w:uiPriority="61" w:unhideWhenUsed="0"/>
-    <w:lsdException w:name="Light Grid Accent 1" w:semiHidden="0" w:uiPriority="62" w:unhideWhenUsed="0"/>
-    <w:lsdException w:name="Medium Shading 1 Accent 1" w:semiHidden="0" w:uiPriority="63" w:unhideWhenUsed="0"/>
-    <w:lsdException w:name="Medium Shading 2 Accent 1" w:semiHidden="0" w:uiPriority="64" w:unhideWhenUsed="0"/>
-    <w:lsdException w:name="Medium List 1 Accent 1" w:semiHidden="0" w:uiPriority="65" w:unhideWhenUsed="0"/>
-    <w:lsdException w:name="Medium List 2 Accent 1" w:semiHidden="0" w:uiPriority="66" w:unhideWhenUsed="0"/>
-    <w:lsdException w:name="Medium Grid 1 Accent 1" w:semiHidden="0" w:uiPriority="67" w:unhideWhenUsed="0"/>
-    <w:lsdException w:name="Medium Grid 2 Accent 1" w:semiHidden="0" w:uiPriority="68" w:unhideWhenUsed="0"/>
-    <w:lsdException w:name="Medium Grid 3 Accent 1" w:semiHidden="0" w:uiPriority="69" w:unhideWhenUsed="0"/>
-    <w:lsdException w:name="Dark List Accent 1" w:semiHidden="0" w:uiPriority="70" w:unhideWhenUsed="0"/>
-    <w:lsdException w:name="Colorful Shading Accent 1" w:semiHidden="0" w:uiPriority="71" w:unhideWhenUsed="0"/>
-    <w:lsdException w:name="Colorful List Accent 1" w:semiHidden="0" w:uiPriority="72" w:unhideWhenUsed="0"/>
-    <w:lsdException w:name="Colorful Grid Accent 1" w:semiHidden="0" w:uiPriority="73" w:unhideWhenUsed="0"/>
-    <w:lsdException w:name="Light Shading Accent 2" w:semiHidden="0" w:uiPriority="60" w:unhideWhenUsed="0"/>
-    <w:lsdException w:name="Light List Accent 2" w:semiHidden="0" w:uiPriority="61" w:unhideWhenUsed="0"/>
-    <w:lsdException w:name="Light Grid Accent 2" w:semiHidden="0" w:uiPriority="62" w:unhideWhenUsed="0"/>
-    <w:lsdException w:name="Medium Shading 1 Accent 2" w:semiHidden="0" w:uiPriority="63" w:unhideWhenUsed="0"/>
-    <w:lsdException w:name="Medium Shading 2 Accent 2" w:semiHidden="0" w:uiPriority="64" w:unhideWhenUsed="0"/>
-    <w:lsdException w:name="Medium List 1 Accent 2" w:semiHidden="0" w:uiPriority="65" w:unhideWhenUsed="0"/>
-    <w:lsdException w:name="Medium List 2 Accent 2" w:semiHidden="0" w:uiPriority="66" w:unhideWhenUsed="0"/>
-    <w:lsdException w:name="Medium Grid 1 Accent 2" w:semiHidden="0" w:uiPriority="67" w:unhideWhenUsed="0"/>
-    <w:lsdException w:name="Medium Grid 2 Accent 2" w:semiHidden="0" w:uiPriority="68" w:unhideWhenUsed="0"/>
-    <w:lsdException w:name="Medium Grid 3 Accent 2" w:semiHidden="0" w:uiPriority="69" w:unhideWhenUsed="0"/>
-    <w:lsdException w:name="Dark List Accent 2" w:semiHidden="0" w:uiPriority="70" w:unhideWhenUsed="0"/>
-    <w:lsdException w:name="Colorful Shading Accent 2" w:semiHidden="0" w:uiPriority="71" w:unhideWhenUsed="0"/>
-    <w:lsdException w:name="Colorful List Accent 2" w:semiHidden="0" w:uiPriority="72" w:unhideWhenUsed="0"/>
-    <w:lsdException w:name="Colorful Grid Accent 2" w:semiHidden="0" w:uiPriority="73" w:unhideWhenUsed="0"/>
-    <w:lsdException w:name="Light Shading Accent 3" w:semiHidden="0" w:uiPriority="60" w:unhideWhenUsed="0"/>
-    <w:lsdException w:name="Light List Accent 3" w:semiHidden="0" w:uiPriority="61" w:unhideWhenUsed="0"/>
-    <w:lsdException w:name="Light Grid Accent 3" w:semiHidden="0" w:uiPriority="62" w:unhideWhenUsed="0"/>
-    <w:lsdException w:name="Medium Shading 1 Accent 3" w:semiHidden="0" w:uiPriority="63" w:unhideWhenUsed="0"/>
-    <w:lsdException w:name="Medium Shading 2 Accent 3" w:semiHidden="0" w:uiPriority="64" w:unhideWhenUsed="0"/>
-    <w:lsdException w:name="Medium List 1 Accent 3" w:semiHidden="0" w:uiPriority="65" w:unhideWhenUsed="0"/>
-    <w:lsdException w:name="Medium List 2 Accent 3" w:semiHidden="0" w:uiPriority="66" w:unhideWhenUsed="0"/>
-    <w:lsdException w:name="Medium Grid 1 Accent 3" w:semiHidden="0" w:uiPriority="67" w:unhideWhenUsed="0"/>
-    <w:lsdException w:name="Medium Grid 2 Accent 3" w:semiHidden="0" w:uiPriority="68" w:unhideWhenUsed="0"/>
-    <w:lsdException w:name="Medium Grid 3 Accent 3" w:semiHidden="0" w:uiPriority="69" w:unhideWhenUsed="0"/>
-    <w:lsdException w:name="Dark List Accent 3" w:semiHidden="0" w:uiPriority="70" w:unhideWhenUsed="0"/>
-    <w:lsdException w:name="Colorful Shading Accent 3" w:semiHidden="0" w:uiPriority="71" w:unhideWhenUsed="0"/>
-    <w:lsdException w:name="Colorful List Accent 3" w:semiHidden="0" w:uiPriority="72" w:unhideWhenUsed="0"/>
-    <w:lsdException w:name="Colorful Grid Accent 3" w:semiHidden="0" w:uiPriority="73" w:unhideWhenUsed="0"/>
-    <w:lsdException w:name="Light Shading Accent 4" w:semiHidden="0" w:uiPriority="60" w:unhideWhenUsed="0"/>
-    <w:lsdException w:name="Light List Accent 4" w:semiHidden="0" w:uiPriority="61" w:unhideWhenUsed="0"/>
-    <w:lsdException w:name="Light Grid Accent 4" w:semiHidden="0" w:uiPriority="62" w:unhideWhenUsed="0"/>
-    <w:lsdException w:name="Medium Shading 1 Accent 4" w:semiHidden="0" w:uiPriority="63" w:unhideWhenUsed="0"/>
-    <w:lsdException w:name="Medium Shading 2 Accent 4" w:semiHidden="0" w:uiPriority="64" w:unhideWhenUsed="0"/>
-    <w:lsdException w:name="Medium List 1 Accent 4" w:semiHidden="0" w:uiPriority="65" w:unhideWhenUsed="0"/>
-    <w:lsdException w:name="Medium List 2 Accent 4" w:semiHidden="0" w:uiPriority="66" w:unhideWhenUsed="0"/>
-    <w:lsdException w:name="Medium Grid 1 Accent 4" w:semiHidden="0" w:uiPriority="67" w:unhideWhenUsed="0"/>
-    <w:lsdException w:name="Medium Grid 2 Accent 4" w:semiHidden="0" w:uiPriority="68" w:unhideWhenUsed="0"/>
-    <w:lsdException w:name="Medium Grid 3 Accent 4" w:semiHidden="0" w:uiPriority="69" w:unhideWhenUsed="0"/>
-    <w:lsdException w:name="Dark List Accent 4" w:semiHidden="0" w:uiPriority="70" w:unhideWhenUsed="0"/>
-    <w:lsdException w:name="Colorful Shading Accent 4" w:semiHidden="0" w:uiPriority="71" w:unhideWhenUsed="0"/>
-    <w:lsdException w:name="Colorful List Accent 4" w:semiHidden="0" w:uiPriority="72" w:unhideWhenUsed="0"/>
-    <w:lsdException w:name="Colorful Grid Accent 4" w:semiHidden="0" w:uiPriority="73" w:unhideWhenUsed="0"/>
-    <w:lsdException w:name="Light Shading Accent 5" w:semiHidden="0" w:uiPriority="60" w:unhideWhenUsed="0"/>
-    <w:lsdException w:name="Light List Accent 5" w:semiHidden="0" w:uiPriority="61" w:unhideWhenUsed="0"/>
-    <w:lsdException w:name="Light Grid Accent 5" w:semiHidden="0" w:uiPriority="62" w:unhideWhenUsed="0"/>
-    <w:lsdException w:name="Medium Shading 1 Accent 5" w:semiHidden="0" w:uiPriority="63" w:unhideWhenUsed="0"/>
-    <w:lsdException w:name="Medium Shading 2 Accent 5" w:semiHidden="0" w:uiPriority="64" w:unhideWhenUsed="0"/>
-    <w:lsdException w:name="Medium List 1 Accent 5" w:semiHidden="0" w:uiPriority="65" w:unhideWhenUsed="0"/>
-    <w:lsdException w:name="Medium List 2 Accent 5" w:semiHidden="0" w:uiPriority="66" w:unhideWhenUsed="0"/>
-    <w:lsdException w:name="Medium Grid 1 Accent 5" w:semiHidden="0" w:uiPriority="67" w:unhideWhenUsed="0"/>
-    <w:lsdException w:name="Medium Grid 2 Accent 5" w:semiHidden="0" w:uiPriority="68" w:unhideWhenUsed="0"/>
-    <w:lsdException w:name="Medium Grid 3 Accent 5" w:semiHidden="0" w:uiPriority="69" w:unhideWhenUsed="0"/>
-    <w:lsdException w:name="Dark List Accent 5" w:semiHidden="0" w:uiPriority="70" w:unhideWhenUsed="0"/>
-    <w:lsdException w:name="Colorful Shading Accent 5" w:semiHidden="0" w:uiPriority="71" w:unhideWhenUsed="0"/>
-    <w:lsdException w:name="Colorful List Accent 5" w:semiHidden="0" w:uiPriority="72" w:unhideWhenUsed="0"/>
-    <w:lsdException w:name="Colorful Grid Accent 5" w:semiHidden="0" w:uiPriority="73" w:unhideWhenUsed="0"/>
-    <w:lsdException w:name="Light Shading Accent 6" w:semiHidden="0" w:uiPriority="60" w:unhideWhenUsed="0"/>
-    <w:lsdException w:name="Light List Accent 6" w:semiHidden="0" w:uiPriority="61" w:unhideWhenUsed="0"/>
-    <w:lsdException w:name="Light Grid Accent 6" w:semiHidden="0" w:uiPriority="62" w:unhideWhenUsed="0"/>
-    <w:lsdException w:name="Medium Shading 1 Accent 6" w:semiHidden="0" w:uiPriority="63" w:unhideWhenUsed="0"/>
-    <w:lsdException w:name="Medium Shading 2 Accent 6" w:semiHidden="0" w:uiPriority="64" w:unhideWhenUsed="0"/>
-    <w:lsdException w:name="Medium List 1 Accent 6" w:semiHidden="0" w:uiPriority="65" w:unhideWhenUsed="0"/>
-    <w:lsdException w:name="Medium List 2 Accent 6" w:semiHidden="0" w:uiPriority="66" w:unhideWhenUsed="0"/>
-    <w:lsdException w:name="Medium Grid 1 Accent 6" w:semiHidden="0" w:uiPriority="67" w:unhideWhenUsed="0"/>
-    <w:lsdException w:name="Medium Grid 2 Accent 6" w:semiHidden="0" w:uiPriority="68" w:unhideWhenUsed="0"/>
-    <w:lsdException w:name="Medium Grid 3 Accent 6" w:semiHidden="0" w:uiPriority="69" w:unhideWhenUsed="0"/>
-    <w:lsdException w:name="Dark List Accent 6" w:semiHidden="0" w:uiPriority="70" w:unhideWhenUsed="0"/>
-    <w:lsdException w:name="Colorful Shading Accent 6" w:semiHidden="0" w:uiPriority="71" w:unhideWhenUsed="0"/>
-    <w:lsdException w:name="Colorful List Accent 6" w:semiHidden="0" w:uiPriority="72" w:unhideWhenUsed="0"/>
-    <w:lsdException w:name="Colorful Grid Accent 6" w:semiHidden="0" w:uiPriority="73" w:unhideWhenUsed="0"/>
+  <w:latentStyles w:count="260" w:defQFormat="0" w:defUnhideWhenUsed="1" w:defSemiHidden="1" w:defUIPriority="99" w:defLockedState="0">
+    <w:lsdException w:qFormat="1" w:unhideWhenUsed="0" w:uiPriority="0" w:semiHidden="0" w:name="Normal"/>
+    <w:lsdException w:qFormat="1" w:unhideWhenUsed="0" w:uiPriority="0" w:semiHidden="0" w:name="heading 1"/>
+    <w:lsdException w:qFormat="1" w:uiPriority="0" w:semiHidden="0" w:name="heading 2"/>
+    <w:lsdException w:qFormat="1" w:uiPriority="0" w:name="heading 3"/>
+    <w:lsdException w:qFormat="1" w:uiPriority="0" w:semiHidden="0" w:name="heading 4"/>
+    <w:lsdException w:qFormat="1" w:uiPriority="0" w:name="heading 5"/>
+    <w:lsdException w:qFormat="1" w:uiPriority="0" w:name="heading 6"/>
+    <w:lsdException w:qFormat="1" w:uiPriority="0" w:name="heading 7"/>
+    <w:lsdException w:qFormat="1" w:uiPriority="0" w:name="heading 8"/>
+    <w:lsdException w:qFormat="1" w:uiPriority="0" w:name="heading 9"/>
+    <w:lsdException w:unhideWhenUsed="0" w:uiPriority="0" w:semiHidden="0" w:name="index 1"/>
+    <w:lsdException w:unhideWhenUsed="0" w:uiPriority="0" w:semiHidden="0" w:name="index 2"/>
+    <w:lsdException w:unhideWhenUsed="0" w:uiPriority="0" w:semiHidden="0" w:name="index 3"/>
+    <w:lsdException w:unhideWhenUsed="0" w:uiPriority="0" w:semiHidden="0" w:name="index 4"/>
+    <w:lsdException w:unhideWhenUsed="0" w:uiPriority="0" w:semiHidden="0" w:name="index 5"/>
+    <w:lsdException w:unhideWhenUsed="0" w:uiPriority="0" w:semiHidden="0" w:name="index 6"/>
+    <w:lsdException w:unhideWhenUsed="0" w:uiPriority="0" w:semiHidden="0" w:name="index 7"/>
+    <w:lsdException w:unhideWhenUsed="0" w:uiPriority="0" w:semiHidden="0" w:name="index 8"/>
+    <w:lsdException w:unhideWhenUsed="0" w:uiPriority="0" w:semiHidden="0" w:name="index 9"/>
+    <w:lsdException w:qFormat="1" w:unhideWhenUsed="0" w:uiPriority="0" w:semiHidden="0" w:name="toc 1"/>
+    <w:lsdException w:qFormat="1" w:unhideWhenUsed="0" w:uiPriority="0" w:semiHidden="0" w:name="toc 2"/>
+    <w:lsdException w:qFormat="1" w:unhideWhenUsed="0" w:uiPriority="0" w:semiHidden="0" w:name="toc 3"/>
+    <w:lsdException w:unhideWhenUsed="0" w:uiPriority="0" w:semiHidden="0" w:name="toc 4"/>
+    <w:lsdException w:unhideWhenUsed="0" w:uiPriority="0" w:semiHidden="0" w:name="toc 5"/>
+    <w:lsdException w:unhideWhenUsed="0" w:uiPriority="0" w:semiHidden="0" w:name="toc 6"/>
+    <w:lsdException w:unhideWhenUsed="0" w:uiPriority="0" w:semiHidden="0" w:name="toc 7"/>
+    <w:lsdException w:unhideWhenUsed="0" w:uiPriority="0" w:semiHidden="0" w:name="toc 8"/>
+    <w:lsdException w:unhideWhenUsed="0" w:uiPriority="0" w:semiHidden="0" w:name="toc 9"/>
+    <w:lsdException w:unhideWhenUsed="0" w:uiPriority="0" w:semiHidden="0" w:name="Normal Indent"/>
+    <w:lsdException w:unhideWhenUsed="0" w:uiPriority="0" w:semiHidden="0" w:name="footnote text"/>
+    <w:lsdException w:qFormat="1" w:unhideWhenUsed="0" w:uiPriority="0" w:semiHidden="0" w:name="annotation text"/>
+    <w:lsdException w:qFormat="1" w:unhideWhenUsed="0" w:uiPriority="0" w:semiHidden="0" w:name="header"/>
+    <w:lsdException w:qFormat="1" w:unhideWhenUsed="0" w:uiPriority="0" w:semiHidden="0" w:name="footer"/>
+    <w:lsdException w:unhideWhenUsed="0" w:uiPriority="0" w:semiHidden="0" w:name="index heading"/>
+    <w:lsdException w:qFormat="1" w:uiPriority="0" w:name="caption"/>
+    <w:lsdException w:unhideWhenUsed="0" w:uiPriority="0" w:semiHidden="0" w:name="table of figures"/>
+    <w:lsdException w:unhideWhenUsed="0" w:uiPriority="0" w:semiHidden="0" w:name="envelope address"/>
+    <w:lsdException w:unhideWhenUsed="0" w:uiPriority="0" w:semiHidden="0" w:name="envelope return"/>
+    <w:lsdException w:unhideWhenUsed="0" w:uiPriority="0" w:semiHidden="0" w:name="footnote reference"/>
+    <w:lsdException w:unhideWhenUsed="0" w:uiPriority="0" w:semiHidden="0" w:name="annotation reference"/>
+    <w:lsdException w:unhideWhenUsed="0" w:uiPriority="0" w:semiHidden="0" w:name="line number"/>
+    <w:lsdException w:unhideWhenUsed="0" w:uiPriority="0" w:semiHidden="0" w:name="page number"/>
+    <w:lsdException w:unhideWhenUsed="0" w:uiPriority="0" w:semiHidden="0" w:name="endnote reference"/>
+    <w:lsdException w:unhideWhenUsed="0" w:uiPriority="0" w:semiHidden="0" w:name="endnote text"/>
+    <w:lsdException w:unhideWhenUsed="0" w:uiPriority="0" w:semiHidden="0" w:name="table of authorities"/>
+    <w:lsdException w:unhideWhenUsed="0" w:uiPriority="0" w:semiHidden="0" w:name="macro"/>
+    <w:lsdException w:unhideWhenUsed="0" w:uiPriority="0" w:semiHidden="0" w:name="toa heading"/>
+    <w:lsdException w:unhideWhenUsed="0" w:uiPriority="0" w:semiHidden="0" w:name="List"/>
+    <w:lsdException w:unhideWhenUsed="0" w:uiPriority="0" w:semiHidden="0" w:name="List Bullet"/>
+    <w:lsdException w:unhideWhenUsed="0" w:uiPriority="0" w:semiHidden="0" w:name="List Number"/>
+    <w:lsdException w:unhideWhenUsed="0" w:uiPriority="0" w:semiHidden="0" w:name="List 2"/>
+    <w:lsdException w:unhideWhenUsed="0" w:uiPriority="0" w:semiHidden="0" w:name="List 3"/>
+    <w:lsdException w:unhideWhenUsed="0" w:uiPriority="0" w:semiHidden="0" w:name="List 4"/>
+    <w:lsdException w:unhideWhenUsed="0" w:uiPriority="0" w:semiHidden="0" w:name="List 5"/>
+    <w:lsdException w:unhideWhenUsed="0" w:uiPriority="0" w:semiHidden="0" w:name="List Bullet 2"/>
+    <w:lsdException w:unhideWhenUsed="0" w:uiPriority="0" w:semiHidden="0" w:name="List Bullet 3"/>
+    <w:lsdException w:unhideWhenUsed="0" w:uiPriority="0" w:semiHidden="0" w:name="List Bullet 4"/>
+    <w:lsdException w:unhideWhenUsed="0" w:uiPriority="0" w:semiHidden="0" w:name="List Bullet 5"/>
+    <w:lsdException w:unhideWhenUsed="0" w:uiPriority="0" w:semiHidden="0" w:name="List Number 2"/>
+    <w:lsdException w:unhideWhenUsed="0" w:uiPriority="0" w:semiHidden="0" w:name="List Number 3"/>
+    <w:lsdException w:unhideWhenUsed="0" w:uiPriority="0" w:semiHidden="0" w:name="List Number 4"/>
+    <w:lsdException w:unhideWhenUsed="0" w:uiPriority="0" w:semiHidden="0" w:name="List Number 5"/>
+    <w:lsdException w:qFormat="1" w:unhideWhenUsed="0" w:uiPriority="0" w:semiHidden="0" w:name="Title"/>
+    <w:lsdException w:unhideWhenUsed="0" w:uiPriority="0" w:semiHidden="0" w:name="Closing"/>
+    <w:lsdException w:unhideWhenUsed="0" w:uiPriority="0" w:semiHidden="0" w:name="Signature"/>
+    <w:lsdException w:qFormat="1" w:unhideWhenUsed="0" w:uiPriority="0" w:name="Default Paragraph Font"/>
+    <w:lsdException w:qFormat="1" w:unhideWhenUsed="0" w:uiPriority="0" w:name="Body Text"/>
+    <w:lsdException w:unhideWhenUsed="0" w:uiPriority="0" w:semiHidden="0" w:name="Body Text Indent"/>
+    <w:lsdException w:unhideWhenUsed="0" w:uiPriority="0" w:semiHidden="0" w:name="List Continue"/>
+    <w:lsdException w:unhideWhenUsed="0" w:uiPriority="0" w:semiHidden="0" w:name="List Continue 2"/>
+    <w:lsdException w:unhideWhenUsed="0" w:uiPriority="0" w:semiHidden="0" w:name="List Continue 3"/>
+    <w:lsdException w:unhideWhenUsed="0" w:uiPriority="0" w:semiHidden="0" w:name="List Continue 4"/>
+    <w:lsdException w:unhideWhenUsed="0" w:uiPriority="0" w:semiHidden="0" w:name="List Continue 5"/>
+    <w:lsdException w:unhideWhenUsed="0" w:uiPriority="0" w:semiHidden="0" w:name="Message Header"/>
+    <w:lsdException w:qFormat="1" w:unhideWhenUsed="0" w:uiPriority="0" w:semiHidden="0" w:name="Subtitle"/>
+    <w:lsdException w:unhideWhenUsed="0" w:uiPriority="0" w:semiHidden="0" w:name="Salutation"/>
+    <w:lsdException w:unhideWhenUsed="0" w:uiPriority="0" w:semiHidden="0" w:name="Date"/>
+    <w:lsdException w:unhideWhenUsed="0" w:uiPriority="0" w:semiHidden="0" w:name="Body Text First Indent"/>
+    <w:lsdException w:unhideWhenUsed="0" w:uiPriority="0" w:semiHidden="0" w:name="Body Text First Indent 2"/>
+    <w:lsdException w:uiPriority="99" w:name="Note Heading"/>
+    <w:lsdException w:unhideWhenUsed="0" w:uiPriority="0" w:semiHidden="0" w:name="Body Text 2"/>
+    <w:lsdException w:unhideWhenUsed="0" w:uiPriority="0" w:semiHidden="0" w:name="Body Text 3"/>
+    <w:lsdException w:unhideWhenUsed="0" w:uiPriority="0" w:semiHidden="0" w:name="Body Text Indent 2"/>
+    <w:lsdException w:unhideWhenUsed="0" w:uiPriority="0" w:semiHidden="0" w:name="Body Text Indent 3"/>
+    <w:lsdException w:unhideWhenUsed="0" w:uiPriority="0" w:semiHidden="0" w:name="Block Text"/>
+    <w:lsdException w:unhideWhenUsed="0" w:uiPriority="0" w:semiHidden="0" w:name="Hyperlink"/>
+    <w:lsdException w:unhideWhenUsed="0" w:uiPriority="0" w:semiHidden="0" w:name="FollowedHyperlink"/>
+    <w:lsdException w:qFormat="1" w:unhideWhenUsed="0" w:uiPriority="0" w:semiHidden="0" w:name="Strong"/>
+    <w:lsdException w:qFormat="1" w:unhideWhenUsed="0" w:uiPriority="0" w:semiHidden="0" w:name="Emphasis"/>
+    <w:lsdException w:unhideWhenUsed="0" w:uiPriority="0" w:semiHidden="0" w:name="Document Map"/>
+    <w:lsdException w:unhideWhenUsed="0" w:uiPriority="0" w:semiHidden="0" w:name="Plain Text"/>
+    <w:lsdException w:unhideWhenUsed="0" w:uiPriority="0" w:semiHidden="0" w:name="E-mail Signature"/>
+    <w:lsdException w:qFormat="1" w:unhideWhenUsed="0" w:uiPriority="0" w:semiHidden="0" w:name="Normal (Web)"/>
+    <w:lsdException w:unhideWhenUsed="0" w:uiPriority="0" w:semiHidden="0" w:name="HTML Acronym"/>
+    <w:lsdException w:unhideWhenUsed="0" w:uiPriority="0" w:semiHidden="0" w:name="HTML Address"/>
+    <w:lsdException w:unhideWhenUsed="0" w:uiPriority="0" w:semiHidden="0" w:name="HTML Cite"/>
+    <w:lsdException w:unhideWhenUsed="0" w:uiPriority="0" w:semiHidden="0" w:name="HTML Code"/>
+    <w:lsdException w:unhideWhenUsed="0" w:uiPriority="0" w:semiHidden="0" w:name="HTML Definition"/>
+    <w:lsdException w:unhideWhenUsed="0" w:uiPriority="0" w:semiHidden="0" w:name="HTML Keyboard"/>
+    <w:lsdException w:unhideWhenUsed="0" w:uiPriority="0" w:semiHidden="0" w:name="HTML Preformatted"/>
+    <w:lsdException w:unhideWhenUsed="0" w:uiPriority="0" w:semiHidden="0" w:name="HTML Sample"/>
+    <w:lsdException w:unhideWhenUsed="0" w:uiPriority="0" w:semiHidden="0" w:name="HTML Typewriter"/>
+    <w:lsdException w:unhideWhenUsed="0" w:uiPriority="0" w:semiHidden="0" w:name="HTML Variable"/>
+    <w:lsdException w:qFormat="1" w:unhideWhenUsed="0" w:uiPriority="0" w:name="Normal Table"/>
+    <w:lsdException w:unhideWhenUsed="0" w:uiPriority="0" w:semiHidden="0" w:name="annotation subject"/>
+    <w:lsdException w:unhideWhenUsed="0" w:uiPriority="0" w:semiHidden="0" w:name="Table Simple 1"/>
+    <w:lsdException w:unhideWhenUsed="0" w:uiPriority="0" w:semiHidden="0" w:name="Table Simple 2"/>
+    <w:lsdException w:unhideWhenUsed="0" w:uiPriority="0" w:semiHidden="0" w:name="Table Simple 3"/>
+    <w:lsdException w:unhideWhenUsed="0" w:uiPriority="0" w:semiHidden="0" w:name="Table Classic 1"/>
+    <w:lsdException w:unhideWhenUsed="0" w:uiPriority="0" w:semiHidden="0" w:name="Table Classic 2"/>
+    <w:lsdException w:unhideWhenUsed="0" w:uiPriority="0" w:semiHidden="0" w:name="Table Classic 3"/>
+    <w:lsdException w:unhideWhenUsed="0" w:uiPriority="0" w:semiHidden="0" w:name="Table Classic 4"/>
+    <w:lsdException w:unhideWhenUsed="0" w:uiPriority="0" w:semiHidden="0" w:name="Table Colorful 1"/>
+    <w:lsdException w:unhideWhenUsed="0" w:uiPriority="0" w:semiHidden="0" w:name="Table Colorful 2"/>
+    <w:lsdException w:unhideWhenUsed="0" w:uiPriority="0" w:semiHidden="0" w:name="Table Colorful 3"/>
+    <w:lsdException w:unhideWhenUsed="0" w:uiPriority="0" w:semiHidden="0" w:name="Table Columns 1"/>
+    <w:lsdException w:unhideWhenUsed="0" w:uiPriority="0" w:semiHidden="0" w:name="Table Columns 2"/>
+    <w:lsdException w:unhideWhenUsed="0" w:uiPriority="0" w:semiHidden="0" w:name="Table Columns 3"/>
+    <w:lsdException w:unhideWhenUsed="0" w:uiPriority="0" w:semiHidden="0" w:name="Table Columns 4"/>
+    <w:lsdException w:unhideWhenUsed="0" w:uiPriority="0" w:semiHidden="0" w:name="Table Columns 5"/>
+    <w:lsdException w:unhideWhenUsed="0" w:uiPriority="0" w:semiHidden="0" w:name="Table Grid 1"/>
+    <w:lsdException w:unhideWhenUsed="0" w:uiPriority="0" w:semiHidden="0" w:name="Table Grid 2"/>
+    <w:lsdException w:unhideWhenUsed="0" w:uiPriority="0" w:semiHidden="0" w:name="Table Grid 3"/>
+    <w:lsdException w:unhideWhenUsed="0" w:uiPriority="0" w:semiHidden="0" w:name="Table Grid 4"/>
+    <w:lsdException w:unhideWhenUsed="0" w:uiPriority="0" w:semiHidden="0" w:name="Table Grid 5"/>
+    <w:lsdException w:unhideWhenUsed="0" w:uiPriority="0" w:semiHidden="0" w:name="Table Grid 6"/>
+    <w:lsdException w:unhideWhenUsed="0" w:uiPriority="0" w:semiHidden="0" w:name="Table Grid 7"/>
+    <w:lsdException w:unhideWhenUsed="0" w:uiPriority="0" w:semiHidden="0" w:name="Table Grid 8"/>
+    <w:lsdException w:unhideWhenUsed="0" w:uiPriority="0" w:semiHidden="0" w:name="Table List 1"/>
+    <w:lsdException w:unhideWhenUsed="0" w:uiPriority="0" w:semiHidden="0" w:name="Table List 2"/>
+    <w:lsdException w:unhideWhenUsed="0" w:uiPriority="0" w:semiHidden="0" w:name="Table List 3"/>
+    <w:lsdException w:unhideWhenUsed="0" w:uiPriority="0" w:semiHidden="0" w:name="Table List 4"/>
+    <w:lsdException w:unhideWhenUsed="0" w:uiPriority="0" w:semiHidden="0" w:name="Table List 5"/>
+    <w:lsdException w:unhideWhenUsed="0" w:uiPriority="0" w:semiHidden="0" w:name="Table List 6"/>
+    <w:lsdException w:unhideWhenUsed="0" w:uiPriority="0" w:semiHidden="0" w:name="Table List 7"/>
+    <w:lsdException w:unhideWhenUsed="0" w:uiPriority="0" w:semiHidden="0" w:name="Table List 8"/>
+    <w:lsdException w:unhideWhenUsed="0" w:uiPriority="0" w:semiHidden="0" w:name="Table 3D effects 1"/>
+    <w:lsdException w:unhideWhenUsed="0" w:uiPriority="0" w:semiHidden="0" w:name="Table 3D effects 2"/>
+    <w:lsdException w:unhideWhenUsed="0" w:uiPriority="0" w:semiHidden="0" w:name="Table 3D effects 3"/>
+    <w:lsdException w:unhideWhenUsed="0" w:uiPriority="0" w:semiHidden="0" w:name="Table Contemporary"/>
+    <w:lsdException w:unhideWhenUsed="0" w:uiPriority="0" w:semiHidden="0" w:name="Table Elegant"/>
+    <w:lsdException w:unhideWhenUsed="0" w:uiPriority="0" w:semiHidden="0" w:name="Table Professional"/>
+    <w:lsdException w:unhideWhenUsed="0" w:uiPriority="0" w:semiHidden="0" w:name="Table Subtle 1"/>
+    <w:lsdException w:unhideWhenUsed="0" w:uiPriority="0" w:semiHidden="0" w:name="Table Subtle 2"/>
+    <w:lsdException w:unhideWhenUsed="0" w:uiPriority="0" w:semiHidden="0" w:name="Table Web 1"/>
+    <w:lsdException w:unhideWhenUsed="0" w:uiPriority="0" w:semiHidden="0" w:name="Table Web 2"/>
+    <w:lsdException w:unhideWhenUsed="0" w:uiPriority="0" w:semiHidden="0" w:name="Table Web 3"/>
+    <w:lsdException w:unhideWhenUsed="0" w:uiPriority="0" w:semiHidden="0" w:name="Balloon Text"/>
+    <w:lsdException w:qFormat="1" w:unhideWhenUsed="0" w:uiPriority="0" w:semiHidden="0" w:name="Table Grid"/>
+    <w:lsdException w:unhideWhenUsed="0" w:uiPriority="0" w:semiHidden="0" w:name="Table Theme"/>
+    <w:lsdException w:unhideWhenUsed="0" w:uiPriority="60" w:semiHidden="0" w:name="Light Shading"/>
+    <w:lsdException w:unhideWhenUsed="0" w:uiPriority="61" w:semiHidden="0" w:name="Light List"/>
+    <w:lsdException w:unhideWhenUsed="0" w:uiPriority="62" w:semiHidden="0" w:name="Light Grid"/>
+    <w:lsdException w:unhideWhenUsed="0" w:uiPriority="63" w:semiHidden="0" w:name="Medium Shading 1"/>
+    <w:lsdException w:unhideWhenUsed="0" w:uiPriority="64" w:semiHidden="0" w:name="Medium Shading 2"/>
+    <w:lsdException w:unhideWhenUsed="0" w:uiPriority="65" w:semiHidden="0" w:name="Medium List 1"/>
+    <w:lsdException w:unhideWhenUsed="0" w:uiPriority="66" w:semiHidden="0" w:name="Medium List 2"/>
+    <w:lsdException w:unhideWhenUsed="0" w:uiPriority="67" w:semiHidden="0" w:name="Medium Grid 1"/>
+    <w:lsdException w:unhideWhenUsed="0" w:uiPriority="68" w:semiHidden="0" w:name="Medium Grid 2"/>
+    <w:lsdException w:unhideWhenUsed="0" w:uiPriority="69" w:semiHidden="0" w:name="Medium Grid 3"/>
+    <w:lsdException w:unhideWhenUsed="0" w:uiPriority="70" w:semiHidden="0" w:name="Dark List"/>
+    <w:lsdException w:unhideWhenUsed="0" w:uiPriority="71" w:semiHidden="0" w:name="Colorful Shading"/>
+    <w:lsdException w:unhideWhenUsed="0" w:uiPriority="72" w:semiHidden="0" w:name="Colorful List"/>
+    <w:lsdException w:unhideWhenUsed="0" w:uiPriority="73" w:semiHidden="0" w:name="Colorful Grid"/>
+    <w:lsdException w:unhideWhenUsed="0" w:uiPriority="60" w:semiHidden="0" w:name="Light Shading Accent 1"/>
+    <w:lsdException w:unhideWhenUsed="0" w:uiPriority="61" w:semiHidden="0" w:name="Light List Accent 1"/>
+    <w:lsdException w:unhideWhenUsed="0" w:uiPriority="62" w:semiHidden="0" w:name="Light Grid Accent 1"/>
+    <w:lsdException w:unhideWhenUsed="0" w:uiPriority="63" w:semiHidden="0" w:name="Medium Shading 1 Accent 1"/>
+    <w:lsdException w:unhideWhenUsed="0" w:uiPriority="64" w:semiHidden="0" w:name="Medium Shading 2 Accent 1"/>
+    <w:lsdException w:unhideWhenUsed="0" w:uiPriority="65" w:semiHidden="0" w:name="Medium List 1 Accent 1"/>
+    <w:lsdException w:unhideWhenUsed="0" w:uiPriority="66" w:semiHidden="0" w:name="Medium List 2 Accent 1"/>
+    <w:lsdException w:unhideWhenUsed="0" w:uiPriority="67" w:semiHidden="0" w:name="Medium Grid 1 Accent 1"/>
+    <w:lsdException w:unhideWhenUsed="0" w:uiPriority="68" w:semiHidden="0" w:name="Medium Grid 2 Accent 1"/>
+    <w:lsdException w:unhideWhenUsed="0" w:uiPriority="69" w:semiHidden="0" w:name="Medium Grid 3 Accent 1"/>
+    <w:lsdException w:unhideWhenUsed="0" w:uiPriority="70" w:semiHidden="0" w:name="Dark List Accent 1"/>
+    <w:lsdException w:unhideWhenUsed="0" w:uiPriority="71" w:semiHidden="0" w:name="Colorful Shading Accent 1"/>
+    <w:lsdException w:unhideWhenUsed="0" w:uiPriority="72" w:semiHidden="0" w:name="Colorful List Accent 1"/>
+    <w:lsdException w:unhideWhenUsed="0" w:uiPriority="73" w:semiHidden="0" w:name="Colorful Grid Accent 1"/>
+    <w:lsdException w:unhideWhenUsed="0" w:uiPriority="60" w:semiHidden="0" w:name="Light Shading Accent 2"/>
+    <w:lsdException w:unhideWhenUsed="0" w:uiPriority="61" w:semiHidden="0" w:name="Light List Accent 2"/>
+    <w:lsdException w:unhideWhenUsed="0" w:uiPriority="62" w:semiHidden="0" w:name="Light Grid Accent 2"/>
+    <w:lsdException w:unhideWhenUsed="0" w:uiPriority="63" w:semiHidden="0" w:name="Medium Shading 1 Accent 2"/>
+    <w:lsdException w:unhideWhenUsed="0" w:uiPriority="64" w:semiHidden="0" w:name="Medium Shading 2 Accent 2"/>
+    <w:lsdException w:unhideWhenUsed="0" w:uiPriority="65" w:semiHidden="0" w:name="Medium List 1 Accent 2"/>
+    <w:lsdException w:unhideWhenUsed="0" w:uiPriority="66" w:semiHidden="0" w:name="Medium List 2 Accent 2"/>
+    <w:lsdException w:unhideWhenUsed="0" w:uiPriority="67" w:semiHidden="0" w:name="Medium Grid 1 Accent 2"/>
+    <w:lsdException w:unhideWhenUsed="0" w:uiPriority="68" w:semiHidden="0" w:name="Medium Grid 2 Accent 2"/>
+    <w:lsdException w:unhideWhenUsed="0" w:uiPriority="69" w:semiHidden="0" w:name="Medium Grid 3 Accent 2"/>
+    <w:lsdException w:unhideWhenUsed="0" w:uiPriority="70" w:semiHidden="0" w:name="Dark List Accent 2"/>
+    <w:lsdException w:unhideWhenUsed="0" w:uiPriority="71" w:semiHidden="0" w:name="Colorful Shading Accent 2"/>
+    <w:lsdException w:unhideWhenUsed="0" w:uiPriority="72" w:semiHidden="0" w:name="Colorful List Accent 2"/>
+    <w:lsdException w:unhideWhenUsed="0" w:uiPriority="73" w:semiHidden="0" w:name="Colorful Grid Accent 2"/>
+    <w:lsdException w:unhideWhenUsed="0" w:uiPriority="60" w:semiHidden="0" w:name="Light Shading Accent 3"/>
+    <w:lsdException w:unhideWhenUsed="0" w:uiPriority="61" w:semiHidden="0" w:name="Light List Accent 3"/>
+    <w:lsdException w:unhideWhenUsed="0" w:uiPriority="62" w:semiHidden="0" w:name="Light Grid Accent 3"/>
+    <w:lsdException w:unhideWhenUsed="0" w:uiPriority="63" w:semiHidden="0" w:name="Medium Shading 1 Accent 3"/>
+    <w:lsdException w:unhideWhenUsed="0" w:uiPriority="64" w:semiHidden="0" w:name="Medium Shading 2 Accent 3"/>
+    <w:lsdException w:unhideWhenUsed="0" w:uiPriority="65" w:semiHidden="0" w:name="Medium List 1 Accent 3"/>
+    <w:lsdException w:unhideWhenUsed="0" w:uiPriority="66" w:semiHidden="0" w:name="Medium List 2 Accent 3"/>
+    <w:lsdException w:unhideWhenUsed="0" w:uiPriority="67" w:semiHidden="0" w:name="Medium Grid 1 Accent 3"/>
+    <w:lsdException w:unhideWhenUsed="0" w:uiPriority="68" w:semiHidden="0" w:name="Medium Grid 2 Accent 3"/>
+    <w:lsdException w:unhideWhenUsed="0" w:uiPriority="69" w:semiHidden="0" w:name="Medium Grid 3 Accent 3"/>
+    <w:lsdException w:unhideWhenUsed="0" w:uiPriority="70" w:semiHidden="0" w:name="Dark List Accent 3"/>
+    <w:lsdException w:unhideWhenUsed="0" w:uiPriority="71" w:semiHidden="0" w:name="Colorful Shading Accent 3"/>
+    <w:lsdException w:unhideWhenUsed="0" w:uiPriority="72" w:semiHidden="0" w:name="Colorful List Accent 3"/>
+    <w:lsdException w:unhideWhenUsed="0" w:uiPriority="73" w:semiHidden="0" w:name="Colorful Grid Accent 3"/>
+    <w:lsdException w:unhideWhenUsed="0" w:uiPriority="60" w:semiHidden="0" w:name="Light Shading Accent 4"/>
+    <w:lsdException w:unhideWhenUsed="0" w:uiPriority="61" w:semiHidden="0" w:name="Light List Accent 4"/>
+    <w:lsdException w:unhideWhenUsed="0" w:uiPriority="62" w:semiHidden="0" w:name="Light Grid Accent 4"/>
+    <w:lsdException w:unhideWhenUsed="0" w:uiPriority="63" w:semiHidden="0" w:name="Medium Shading 1 Accent 4"/>
+    <w:lsdException w:unhideWhenUsed="0" w:uiPriority="64" w:semiHidden="0" w:name="Medium Shading 2 Accent 4"/>
+    <w:lsdException w:unhideWhenUsed="0" w:uiPriority="65" w:semiHidden="0" w:name="Medium List 1 Accent 4"/>
+    <w:lsdException w:unhideWhenUsed="0" w:uiPriority="66" w:semiHidden="0" w:name="Medium List 2 Accent 4"/>
+    <w:lsdException w:unhideWhenUsed="0" w:uiPriority="67" w:semiHidden="0" w:name="Medium Grid 1 Accent 4"/>
+    <w:lsdException w:unhideWhenUsed="0" w:uiPriority="68" w:semiHidden="0" w:name="Medium Grid 2 Accent 4"/>
+    <w:lsdException w:unhideWhenUsed="0" w:uiPriority="69" w:semiHidden="0" w:name="Medium Grid 3 Accent 4"/>
+    <w:lsdException w:unhideWhenUsed="0" w:uiPriority="70" w:semiHidden="0" w:name="Dark List Accent 4"/>
+    <w:lsdException w:unhideWhenUsed="0" w:uiPriority="71" w:semiHidden="0" w:name="Colorful Shading Accent 4"/>
+    <w:lsdException w:unhideWhenUsed="0" w:uiPriority="72" w:semiHidden="0" w:name="Colorful List Accent 4"/>
+    <w:lsdException w:unhideWhenUsed="0" w:uiPriority="73" w:semiHidden="0" w:name="Colorful Grid Accent 4"/>
+    <w:lsdException w:unhideWhenUsed="0" w:uiPriority="60" w:semiHidden="0" w:name="Light Shading Accent 5"/>
+    <w:lsdException w:unhideWhenUsed="0" w:uiPriority="61" w:semiHidden="0" w:name="Light List Accent 5"/>
+    <w:lsdException w:unhideWhenUsed="0" w:uiPriority="62" w:semiHidden="0" w:name="Light Grid Accent 5"/>
+    <w:lsdException w:unhideWhenUsed="0" w:uiPriority="63" w:semiHidden="0" w:name="Medium Shading 1 Accent 5"/>
+    <w:lsdException w:unhideWhenUsed="0" w:uiPriority="64" w:semiHidden="0" w:name="Medium Shading 2 Accent 5"/>
+    <w:lsdException w:unhideWhenUsed="0" w:uiPriority="65" w:semiHidden="0" w:name="Medium List 1 Accent 5"/>
+    <w:lsdException w:unhideWhenUsed="0" w:uiPriority="66" w:semiHidden="0" w:name="Medium List 2 Accent 5"/>
+    <w:lsdException w:unhideWhenUsed="0" w:uiPriority="67" w:semiHidden="0" w:name="Medium Grid 1 Accent 5"/>
+    <w:lsdException w:unhideWhenUsed="0" w:uiPriority="68" w:semiHidden="0" w:name="Medium Grid 2 Accent 5"/>
+    <w:lsdException w:unhideWhenUsed="0" w:uiPriority="69" w:semiHidden="0" w:name="Medium Grid 3 Accent 5"/>
+    <w:lsdException w:unhideWhenUsed="0" w:uiPriority="70" w:semiHidden="0" w:name="Dark List Accent 5"/>
+    <w:lsdException w:unhideWhenUsed="0" w:uiPriority="71" w:semiHidden="0" w:name="Colorful Shading Accent 5"/>
+    <w:lsdException w:unhideWhenUsed="0" w:uiPriority="72" w:semiHidden="0" w:name="Colorful List Accent 5"/>
+    <w:lsdException w:unhideWhenUsed="0" w:uiPriority="73" w:semiHidden="0" w:name="Colorful Grid Accent 5"/>
+    <w:lsdException w:unhideWhenUsed="0" w:uiPriority="60" w:semiHidden="0" w:name="Light Shading Accent 6"/>
+    <w:lsdException w:unhideWhenUsed="0" w:uiPriority="61" w:semiHidden="0" w:name="Light List Accent 6"/>
+    <w:lsdException w:unhideWhenUsed="0" w:uiPriority="62" w:semiHidden="0" w:name="Light Grid Accent 6"/>
+    <w:lsdException w:unhideWhenUsed="0" w:uiPriority="63" w:semiHidden="0" w:name="Medium Shading 1 Accent 6"/>
+    <w:lsdException w:unhideWhenUsed="0" w:uiPriority="64" w:semiHidden="0" w:name="Medium Shading 2 Accent 6"/>
+    <w:lsdException w:unhideWhenUsed="0" w:uiPriority="65" w:semiHidden="0" w:name="Medium List 1 Accent 6"/>
+    <w:lsdException w:unhideWhenUsed="0" w:uiPriority="66" w:semiHidden="0" w:name="Medium List 2 Accent 6"/>
+    <w:lsdException w:unhideWhenUsed="0" w:uiPriority="67" w:semiHidden="0" w:name="Medium Grid 1 Accent 6"/>
+    <w:lsdException w:unhideWhenUsed="0" w:uiPriority="68" w:semiHidden="0" w:name="Medium Grid 2 Accent 6"/>
+    <w:lsdException w:unhideWhenUsed="0" w:uiPriority="69" w:semiHidden="0" w:name="Medium Grid 3 Accent 6"/>
+    <w:lsdException w:unhideWhenUsed="0" w:uiPriority="70" w:semiHidden="0" w:name="Dark List Accent 6"/>
+    <w:lsdException w:unhideWhenUsed="0" w:uiPriority="71" w:semiHidden="0" w:name="Colorful Shading Accent 6"/>
+    <w:lsdException w:unhideWhenUsed="0" w:uiPriority="72" w:semiHidden="0" w:name="Colorful List Accent 6"/>
+    <w:lsdException w:unhideWhenUsed="0" w:uiPriority="73" w:semiHidden="0" w:name="Colorful Grid Accent 6"/>
   </w:latentStyles>
-  <w:style w:type="paragraph" w:default="1" w:styleId="Normal">
+  <w:style w:type="paragraph" w:default="1" w:styleId="1">
     <w:name w:val="Normal"/>
     <w:qFormat/>
+    <w:uiPriority w:val="0"/>
     <w:pPr>
       <w:kinsoku w:val="0"/>
       <w:autoSpaceDE w:val="0"/>
@@ -7111,7 +7216,7 @@
       <w:textAlignment w:val="baseline"/>
     </w:pPr>
     <w:rPr>
-      <w:rFonts w:ascii="Arial" w:eastAsia="宋体" w:hAnsi="Arial" w:cs="Arial"/>
+      <w:rFonts w:ascii="Arial" w:hAnsi="Arial" w:eastAsia="宋体" w:cs="Arial"/>
       <w:snapToGrid w:val="0"/>
       <w:color w:val="000000"/>
       <w:kern w:val="0"/>
@@ -7120,11 +7225,12 @@
       <w:lang w:val="en-US" w:eastAsia="en-US" w:bidi="ar-SA"/>
     </w:rPr>
   </w:style>
-  <w:style w:type="paragraph" w:styleId="Heading1">
+  <w:style w:type="paragraph" w:styleId="2">
     <w:name w:val="heading 1"/>
-    <w:basedOn w:val="Normal"/>
-    <w:next w:val="Normal"/>
+    <w:basedOn w:val="1"/>
+    <w:next w:val="1"/>
     <w:qFormat/>
+    <w:uiPriority w:val="0"/>
     <w:pPr>
       <w:keepNext/>
       <w:keepLines/>
@@ -7142,12 +7248,13 @@
       <w:sz w:val="44"/>
     </w:rPr>
   </w:style>
-  <w:style w:type="paragraph" w:styleId="Heading2">
+  <w:style w:type="paragraph" w:styleId="3">
     <w:name w:val="heading 2"/>
-    <w:basedOn w:val="Normal"/>
-    <w:next w:val="Normal"/>
+    <w:basedOn w:val="1"/>
+    <w:next w:val="1"/>
     <w:unhideWhenUsed/>
     <w:qFormat/>
+    <w:uiPriority w:val="0"/>
     <w:pPr>
       <w:keepNext/>
       <w:keepLines/>
@@ -7160,18 +7267,19 @@
       <w:outlineLvl w:val="1"/>
     </w:pPr>
     <w:rPr>
-      <w:rFonts w:ascii="Arial" w:eastAsia="黑体" w:hAnsi="Arial"/>
+      <w:rFonts w:ascii="Arial" w:hAnsi="Arial" w:eastAsia="黑体"/>
       <w:b/>
       <w:sz w:val="32"/>
     </w:rPr>
   </w:style>
-  <w:style w:type="paragraph" w:styleId="Heading3">
+  <w:style w:type="paragraph" w:styleId="4">
     <w:name w:val="heading 3"/>
-    <w:basedOn w:val="Normal"/>
-    <w:next w:val="Normal"/>
+    <w:basedOn w:val="1"/>
+    <w:next w:val="1"/>
     <w:semiHidden/>
     <w:unhideWhenUsed/>
     <w:qFormat/>
+    <w:uiPriority w:val="0"/>
     <w:pPr>
       <w:keepNext/>
       <w:keepLines/>
@@ -7188,12 +7296,13 @@
       <w:sz w:val="32"/>
     </w:rPr>
   </w:style>
-  <w:style w:type="paragraph" w:styleId="Heading4">
+  <w:style w:type="paragraph" w:styleId="5">
     <w:name w:val="heading 4"/>
-    <w:basedOn w:val="Normal"/>
-    <w:next w:val="Normal"/>
+    <w:basedOn w:val="1"/>
+    <w:next w:val="1"/>
     <w:unhideWhenUsed/>
     <w:qFormat/>
+    <w:uiPriority w:val="0"/>
     <w:pPr>
       <w:keepNext/>
       <w:keepLines/>
@@ -7206,18 +7315,19 @@
       <w:outlineLvl w:val="3"/>
     </w:pPr>
     <w:rPr>
-      <w:rFonts w:ascii="Arial" w:eastAsia="黑体" w:hAnsi="Arial"/>
+      <w:rFonts w:ascii="Arial" w:hAnsi="Arial" w:eastAsia="黑体"/>
       <w:b/>
       <w:sz w:val="28"/>
     </w:rPr>
   </w:style>
-  <w:style w:type="paragraph" w:styleId="Heading5">
+  <w:style w:type="paragraph" w:styleId="6">
     <w:name w:val="heading 5"/>
-    <w:basedOn w:val="Normal"/>
-    <w:next w:val="Normal"/>
+    <w:basedOn w:val="1"/>
+    <w:next w:val="1"/>
     <w:semiHidden/>
     <w:unhideWhenUsed/>
     <w:qFormat/>
+    <w:uiPriority w:val="0"/>
     <w:pPr>
       <w:keepNext/>
       <w:keepLines/>
@@ -7234,13 +7344,14 @@
       <w:sz w:val="28"/>
     </w:rPr>
   </w:style>
-  <w:style w:type="paragraph" w:styleId="Heading6">
+  <w:style w:type="paragraph" w:styleId="7">
     <w:name w:val="heading 6"/>
-    <w:basedOn w:val="Normal"/>
-    <w:next w:val="Normal"/>
+    <w:basedOn w:val="1"/>
+    <w:next w:val="1"/>
     <w:semiHidden/>
     <w:unhideWhenUsed/>
     <w:qFormat/>
+    <w:uiPriority w:val="0"/>
     <w:pPr>
       <w:keepNext/>
       <w:keepLines/>
@@ -7253,18 +7364,19 @@
       <w:outlineLvl w:val="5"/>
     </w:pPr>
     <w:rPr>
-      <w:rFonts w:ascii="Arial" w:eastAsia="黑体" w:hAnsi="Arial"/>
+      <w:rFonts w:ascii="Arial" w:hAnsi="Arial" w:eastAsia="黑体"/>
       <w:b/>
       <w:sz w:val="24"/>
     </w:rPr>
   </w:style>
-  <w:style w:type="paragraph" w:styleId="Heading7">
+  <w:style w:type="paragraph" w:styleId="8">
     <w:name w:val="heading 7"/>
-    <w:basedOn w:val="Normal"/>
-    <w:next w:val="Normal"/>
+    <w:basedOn w:val="1"/>
+    <w:next w:val="1"/>
     <w:semiHidden/>
     <w:unhideWhenUsed/>
     <w:qFormat/>
+    <w:uiPriority w:val="0"/>
     <w:pPr>
       <w:keepNext/>
       <w:keepLines/>
@@ -7281,13 +7393,14 @@
       <w:sz w:val="24"/>
     </w:rPr>
   </w:style>
-  <w:style w:type="paragraph" w:styleId="Heading8">
+  <w:style w:type="paragraph" w:styleId="9">
     <w:name w:val="heading 8"/>
-    <w:basedOn w:val="Normal"/>
-    <w:next w:val="Normal"/>
+    <w:basedOn w:val="1"/>
+    <w:next w:val="1"/>
     <w:semiHidden/>
     <w:unhideWhenUsed/>
     <w:qFormat/>
+    <w:uiPriority w:val="0"/>
     <w:pPr>
       <w:keepNext/>
       <w:keepLines/>
@@ -7300,17 +7413,18 @@
       <w:outlineLvl w:val="7"/>
     </w:pPr>
     <w:rPr>
-      <w:rFonts w:ascii="Arial" w:eastAsia="黑体" w:hAnsi="Arial"/>
+      <w:rFonts w:ascii="Arial" w:hAnsi="Arial" w:eastAsia="黑体"/>
       <w:sz w:val="24"/>
     </w:rPr>
   </w:style>
-  <w:style w:type="paragraph" w:styleId="Heading9">
+  <w:style w:type="paragraph" w:styleId="10">
     <w:name w:val="heading 9"/>
-    <w:basedOn w:val="Normal"/>
-    <w:next w:val="Normal"/>
+    <w:basedOn w:val="1"/>
+    <w:next w:val="1"/>
     <w:semiHidden/>
     <w:unhideWhenUsed/>
     <w:qFormat/>
+    <w:uiPriority w:val="0"/>
     <w:pPr>
       <w:keepNext/>
       <w:keepLines/>
@@ -7323,19 +7437,21 @@
       <w:outlineLvl w:val="8"/>
     </w:pPr>
     <w:rPr>
-      <w:rFonts w:ascii="Arial" w:eastAsia="黑体" w:hAnsi="Arial"/>
+      <w:rFonts w:ascii="Arial" w:hAnsi="Arial" w:eastAsia="黑体"/>
       <w:sz w:val="21"/>
     </w:rPr>
   </w:style>
-  <w:style w:type="character" w:default="1" w:styleId="DefaultParagraphFont">
+  <w:style w:type="character" w:default="1" w:styleId="22">
     <w:name w:val="Default Paragraph Font"/>
     <w:semiHidden/>
     <w:qFormat/>
+    <w:uiPriority w:val="0"/>
   </w:style>
-  <w:style w:type="table" w:default="1" w:styleId="TableNormal">
+  <w:style w:type="table" w:default="1" w:styleId="20">
     <w:name w:val="Normal Table"/>
     <w:semiHidden/>
     <w:qFormat/>
+    <w:uiPriority w:val="0"/>
     <w:tblPr>
       <w:tblCellMar>
         <w:top w:w="0" w:type="dxa"/>
@@ -7345,39 +7461,43 @@
       </w:tblCellMar>
     </w:tblPr>
   </w:style>
-  <w:style w:type="paragraph" w:styleId="CommentText">
+  <w:style w:type="paragraph" w:styleId="11">
     <w:name w:val="annotation text"/>
-    <w:basedOn w:val="Normal"/>
+    <w:basedOn w:val="1"/>
     <w:qFormat/>
+    <w:uiPriority w:val="0"/>
     <w:pPr>
       <w:jc w:val="left"/>
     </w:pPr>
   </w:style>
-  <w:style w:type="paragraph" w:styleId="BodyText">
+  <w:style w:type="paragraph" w:styleId="12">
     <w:name w:val="Body Text"/>
-    <w:basedOn w:val="Normal"/>
+    <w:basedOn w:val="1"/>
     <w:semiHidden/>
     <w:qFormat/>
+    <w:uiPriority w:val="0"/>
     <w:rPr>
-      <w:rFonts w:ascii="Arial" w:eastAsia="Arial" w:hAnsi="Arial" w:cs="Arial"/>
+      <w:rFonts w:ascii="Arial" w:hAnsi="Arial" w:eastAsia="Arial" w:cs="Arial"/>
       <w:sz w:val="21"/>
       <w:szCs w:val="21"/>
       <w:lang w:val="en-US" w:eastAsia="en-US" w:bidi="ar-SA"/>
     </w:rPr>
   </w:style>
-  <w:style w:type="paragraph" w:styleId="TOC3">
+  <w:style w:type="paragraph" w:styleId="13">
     <w:name w:val="toc 3"/>
-    <w:basedOn w:val="Normal"/>
-    <w:next w:val="Normal"/>
+    <w:basedOn w:val="1"/>
+    <w:next w:val="1"/>
     <w:qFormat/>
+    <w:uiPriority w:val="0"/>
     <w:pPr>
       <w:ind w:left="840" w:leftChars="400"/>
     </w:pPr>
   </w:style>
-  <w:style w:type="paragraph" w:styleId="Footer">
+  <w:style w:type="paragraph" w:styleId="14">
     <w:name w:val="footer"/>
-    <w:basedOn w:val="Normal"/>
+    <w:basedOn w:val="1"/>
     <w:qFormat/>
+    <w:uiPriority w:val="0"/>
     <w:pPr>
       <w:tabs>
         <w:tab w:val="center" w:pos="4153"/>
@@ -7390,16 +7510,17 @@
       <w:sz w:val="18"/>
     </w:rPr>
   </w:style>
-  <w:style w:type="paragraph" w:styleId="Header">
+  <w:style w:type="paragraph" w:styleId="15">
     <w:name w:val="header"/>
-    <w:basedOn w:val="Normal"/>
+    <w:basedOn w:val="1"/>
     <w:qFormat/>
+    <w:uiPriority w:val="0"/>
     <w:pPr>
       <w:pBdr>
-        <w:top w:val="nil"/>
-        <w:left w:val="nil"/>
-        <w:bottom w:val="nil"/>
-        <w:right w:val="nil"/>
+        <w:top w:val="none" w:color="auto" w:sz="0" w:space="0"/>
+        <w:left w:val="none" w:color="auto" w:sz="0" w:space="0"/>
+        <w:bottom w:val="none" w:color="auto" w:sz="0" w:space="0"/>
+        <w:right w:val="none" w:color="auto" w:sz="0" w:space="0"/>
       </w:pBdr>
       <w:tabs>
         <w:tab w:val="center" w:pos="4153"/>
@@ -7414,37 +7535,41 @@
       <w:sz w:val="18"/>
     </w:rPr>
   </w:style>
-  <w:style w:type="paragraph" w:styleId="TOC1">
+  <w:style w:type="paragraph" w:styleId="16">
     <w:name w:val="toc 1"/>
-    <w:basedOn w:val="Normal"/>
-    <w:next w:val="Normal"/>
+    <w:basedOn w:val="1"/>
+    <w:next w:val="1"/>
     <w:qFormat/>
+    <w:uiPriority w:val="0"/>
     <w:rPr>
-      <w:rFonts w:ascii="Arial" w:eastAsia="Microsoft JhengHei" w:hAnsi="Arial"/>
+      <w:rFonts w:ascii="Arial" w:hAnsi="Arial" w:eastAsia="Microsoft JhengHei"/>
       <w:sz w:val="24"/>
     </w:rPr>
   </w:style>
-  <w:style w:type="paragraph" w:styleId="TOC2">
+  <w:style w:type="paragraph" w:styleId="17">
     <w:name w:val="toc 2"/>
-    <w:basedOn w:val="Normal"/>
-    <w:next w:val="Normal"/>
+    <w:basedOn w:val="1"/>
+    <w:next w:val="1"/>
     <w:qFormat/>
+    <w:uiPriority w:val="0"/>
     <w:pPr>
       <w:ind w:left="420" w:leftChars="200"/>
     </w:pPr>
   </w:style>
-  <w:style w:type="paragraph" w:styleId="NormalWeb">
+  <w:style w:type="paragraph" w:styleId="18">
     <w:name w:val="Normal (Web)"/>
-    <w:basedOn w:val="Normal"/>
+    <w:basedOn w:val="1"/>
     <w:qFormat/>
+    <w:uiPriority w:val="0"/>
     <w:rPr>
       <w:sz w:val="24"/>
     </w:rPr>
   </w:style>
-  <w:style w:type="paragraph" w:styleId="Title">
+  <w:style w:type="paragraph" w:styleId="19">
     <w:name w:val="Title"/>
-    <w:basedOn w:val="Normal"/>
+    <w:basedOn w:val="1"/>
     <w:qFormat/>
+    <w:uiPriority w:val="0"/>
     <w:pPr>
       <w:spacing w:before="240" w:beforeLines="0" w:beforeAutospacing="0" w:after="60" w:afterLines="0" w:afterAutospacing="0"/>
       <w:jc w:val="center"/>
@@ -7456,68 +7581,73 @@
       <w:sz w:val="32"/>
     </w:rPr>
   </w:style>
-  <w:style w:type="table" w:styleId="TableGrid">
+  <w:style w:type="table" w:styleId="21">
     <w:name w:val="Table Grid"/>
-    <w:basedOn w:val="TableNormal"/>
+    <w:basedOn w:val="20"/>
     <w:qFormat/>
+    <w:uiPriority w:val="0"/>
     <w:pPr>
       <w:widowControl w:val="0"/>
       <w:jc w:val="both"/>
     </w:pPr>
     <w:tblPr>
       <w:tblBorders>
-        <w:top w:val="single" w:sz="4" w:space="0" w:color="auto"/>
-        <w:left w:val="single" w:sz="4" w:space="0" w:color="auto"/>
-        <w:bottom w:val="single" w:sz="4" w:space="0" w:color="auto"/>
-        <w:right w:val="single" w:sz="4" w:space="0" w:color="auto"/>
-        <w:insideH w:val="single" w:sz="4" w:space="0" w:color="auto"/>
-        <w:insideV w:val="single" w:sz="4" w:space="0" w:color="auto"/>
+        <w:top w:val="single" w:color="auto" w:sz="4" w:space="0"/>
+        <w:left w:val="single" w:color="auto" w:sz="4" w:space="0"/>
+        <w:bottom w:val="single" w:color="auto" w:sz="4" w:space="0"/>
+        <w:right w:val="single" w:color="auto" w:sz="4" w:space="0"/>
+        <w:insideH w:val="single" w:color="auto" w:sz="4" w:space="0"/>
+        <w:insideV w:val="single" w:color="auto" w:sz="4" w:space="0"/>
       </w:tblBorders>
     </w:tblPr>
   </w:style>
-  <w:style w:type="character" w:styleId="Strong">
+  <w:style w:type="character" w:styleId="23">
     <w:name w:val="Strong"/>
-    <w:basedOn w:val="DefaultParagraphFont"/>
+    <w:basedOn w:val="22"/>
     <w:qFormat/>
+    <w:uiPriority w:val="0"/>
     <w:rPr>
       <w:b/>
     </w:rPr>
   </w:style>
-  <w:style w:type="paragraph" w:customStyle="1" w:styleId="a">
+  <w:style w:type="paragraph" w:customStyle="1" w:styleId="24">
     <w:name w:val="柴_公司名"/>
-    <w:basedOn w:val="Title"/>
+    <w:basedOn w:val="19"/>
     <w:qFormat/>
+    <w:uiPriority w:val="0"/>
     <w:pPr>
       <w:spacing w:after="600" w:afterLines="600"/>
     </w:pPr>
     <w:rPr>
-      <w:rFonts w:ascii="宋体" w:eastAsia="宋体" w:hAnsi="宋体" w:cs="宋体" w:hint="eastAsia"/>
+      <w:rFonts w:hint="eastAsia" w:ascii="宋体" w:hAnsi="宋体" w:eastAsia="宋体" w:cs="宋体"/>
       <w:bCs/>
       <w:spacing w:val="-6"/>
       <w:sz w:val="52"/>
       <w:szCs w:val="52"/>
     </w:rPr>
   </w:style>
-  <w:style w:type="paragraph" w:customStyle="1" w:styleId="a0">
+  <w:style w:type="paragraph" w:customStyle="1" w:styleId="25">
     <w:name w:val="柴_文档名"/>
-    <w:basedOn w:val="Title"/>
+    <w:basedOn w:val="19"/>
     <w:qFormat/>
+    <w:uiPriority w:val="0"/>
     <w:pPr>
       <w:spacing w:after="900" w:afterLines="900"/>
     </w:pPr>
     <w:rPr>
-      <w:rFonts w:ascii="黑体" w:eastAsia="黑体" w:hAnsi="黑体" w:cs="黑体"/>
+      <w:rFonts w:ascii="黑体" w:hAnsi="黑体" w:eastAsia="黑体" w:cs="黑体"/>
       <w:bCs/>
       <w:spacing w:val="-7"/>
       <w:sz w:val="52"/>
       <w:szCs w:val="52"/>
     </w:rPr>
   </w:style>
-  <w:style w:type="table" w:customStyle="1" w:styleId="TableNormal0">
+  <w:style w:type="table" w:customStyle="1" w:styleId="26">
     <w:name w:val="Table Normal_0"/>
     <w:semiHidden/>
     <w:unhideWhenUsed/>
     <w:qFormat/>
+    <w:uiPriority w:val="0"/>
     <w:tblPr>
       <w:tblCellMar>
         <w:top w:w="0" w:type="dxa"/>
@@ -7527,81 +7657,87 @@
       </w:tblCellMar>
     </w:tblPr>
   </w:style>
-  <w:style w:type="paragraph" w:customStyle="1" w:styleId="TableText">
+  <w:style w:type="paragraph" w:customStyle="1" w:styleId="27">
     <w:name w:val="Table Text"/>
-    <w:basedOn w:val="Normal"/>
+    <w:basedOn w:val="1"/>
     <w:semiHidden/>
     <w:qFormat/>
+    <w:uiPriority w:val="0"/>
     <w:rPr>
-      <w:rFonts w:ascii="宋体" w:eastAsia="宋体" w:hAnsi="宋体" w:cs="宋体"/>
+      <w:rFonts w:ascii="宋体" w:hAnsi="宋体" w:eastAsia="宋体" w:cs="宋体"/>
       <w:sz w:val="21"/>
       <w:szCs w:val="21"/>
       <w:lang w:val="en-US" w:eastAsia="en-US" w:bidi="ar-SA"/>
     </w:rPr>
   </w:style>
-  <w:style w:type="paragraph" w:customStyle="1" w:styleId="1">
+  <w:style w:type="paragraph" w:customStyle="1" w:styleId="28">
     <w:name w:val="柴_标题1"/>
-    <w:basedOn w:val="Heading1"/>
-    <w:next w:val="a1"/>
-    <w:link w:val="1Char"/>
+    <w:basedOn w:val="2"/>
+    <w:next w:val="29"/>
+    <w:link w:val="38"/>
     <w:qFormat/>
+    <w:uiPriority w:val="0"/>
     <w:pPr>
       <w:spacing w:before="100" w:after="90" w:line="360" w:lineRule="auto"/>
     </w:pPr>
     <w:rPr>
-      <w:rFonts w:ascii="Arial" w:eastAsia="宋体" w:hAnsi="Arial"/>
+      <w:rFonts w:ascii="Arial" w:hAnsi="Arial" w:eastAsia="宋体"/>
       <w:sz w:val="32"/>
     </w:rPr>
   </w:style>
-  <w:style w:type="paragraph" w:customStyle="1" w:styleId="a1">
+  <w:style w:type="paragraph" w:customStyle="1" w:styleId="29">
     <w:name w:val="柴_正文"/>
-    <w:basedOn w:val="BodyText"/>
-    <w:link w:val="Char"/>
+    <w:basedOn w:val="12"/>
+    <w:link w:val="42"/>
     <w:qFormat/>
+    <w:uiPriority w:val="0"/>
     <w:pPr>
       <w:spacing w:line="360" w:lineRule="auto"/>
       <w:ind w:firstLine="470" w:firstLineChars="200"/>
     </w:pPr>
     <w:rPr>
-      <w:rFonts w:ascii="Arial" w:eastAsia="宋体" w:hAnsi="Arial"/>
+      <w:rFonts w:ascii="Arial" w:hAnsi="Arial" w:eastAsia="宋体"/>
       <w:sz w:val="24"/>
       <w:lang w:eastAsia="zh-CN"/>
     </w:rPr>
   </w:style>
-  <w:style w:type="paragraph" w:customStyle="1" w:styleId="2">
+  <w:style w:type="paragraph" w:customStyle="1" w:styleId="30">
     <w:name w:val="柴_标题2"/>
-    <w:basedOn w:val="Heading2"/>
-    <w:next w:val="a1"/>
+    <w:basedOn w:val="3"/>
+    <w:next w:val="29"/>
     <w:qFormat/>
+    <w:uiPriority w:val="0"/>
     <w:pPr>
       <w:spacing w:line="360" w:lineRule="auto"/>
     </w:pPr>
     <w:rPr>
-      <w:rFonts w:ascii="Arial" w:eastAsia="宋体" w:hAnsi="Arial"/>
+      <w:rFonts w:ascii="Arial" w:hAnsi="Arial" w:eastAsia="宋体"/>
       <w:sz w:val="28"/>
     </w:rPr>
   </w:style>
-  <w:style w:type="paragraph" w:customStyle="1" w:styleId="3">
+  <w:style w:type="paragraph" w:customStyle="1" w:styleId="31">
     <w:name w:val="柴_标题3"/>
-    <w:basedOn w:val="Heading3"/>
-    <w:next w:val="a1"/>
+    <w:basedOn w:val="4"/>
+    <w:next w:val="29"/>
     <w:qFormat/>
+    <w:uiPriority w:val="0"/>
     <w:pPr>
       <w:spacing w:line="360" w:lineRule="auto"/>
       <w:ind w:left="0" w:firstLine="472" w:firstLineChars="200"/>
     </w:pPr>
     <w:rPr>
-      <w:rFonts w:ascii="宋体" w:eastAsia="宋体" w:hAnsi="宋体" w:cs="宋体"/>
+      <w:rFonts w:ascii="宋体" w:hAnsi="宋体" w:eastAsia="宋体" w:cs="宋体"/>
       <w:spacing w:val="-2"/>
       <w:sz w:val="24"/>
       <w:szCs w:val="24"/>
     </w:rPr>
   </w:style>
-  <w:style w:type="paragraph" w:customStyle="1" w:styleId="a2">
+  <w:style w:type="paragraph" w:customStyle="1" w:styleId="32">
     <w:name w:val="柴_目录"/>
-    <w:basedOn w:val="Normal"/>
-    <w:next w:val="BodyText"/>
+    <w:basedOn w:val="1"/>
+    <w:next w:val="12"/>
     <w:qFormat/>
+    <w:uiPriority w:val="0"/>
     <w:pPr>
       <w:tabs>
         <w:tab w:val="right" w:leader="dot" w:pos="8442"/>
@@ -7609,59 +7745,64 @@
       <w:ind w:left="0" w:leftChars="0"/>
     </w:pPr>
     <w:rPr>
-      <w:rFonts w:ascii="Arial" w:eastAsia="Microsoft JhengHei" w:hAnsi="Arial"/>
+      <w:rFonts w:ascii="Arial" w:hAnsi="Arial" w:eastAsia="Microsoft JhengHei"/>
       <w:sz w:val="24"/>
     </w:rPr>
   </w:style>
-  <w:style w:type="paragraph" w:customStyle="1" w:styleId="WPSOffice1">
+  <w:style w:type="paragraph" w:customStyle="1" w:styleId="33">
     <w:name w:val="WPSOffice手动目录 1"/>
     <w:qFormat/>
+    <w:uiPriority w:val="0"/>
     <w:pPr>
       <w:ind w:leftChars="0"/>
     </w:pPr>
     <w:rPr>
-      <w:rFonts w:ascii="Times New Roman" w:eastAsia="宋体" w:hAnsi="Times New Roman" w:cs="Times New Roman"/>
+      <w:rFonts w:ascii="Times New Roman" w:hAnsi="Times New Roman" w:eastAsia="宋体" w:cs="Times New Roman"/>
       <w:sz w:val="20"/>
       <w:szCs w:val="20"/>
     </w:rPr>
   </w:style>
-  <w:style w:type="paragraph" w:customStyle="1" w:styleId="WPSOffice2">
+  <w:style w:type="paragraph" w:customStyle="1" w:styleId="34">
     <w:name w:val="WPSOffice手动目录 2"/>
     <w:qFormat/>
+    <w:uiPriority w:val="0"/>
     <w:pPr>
       <w:ind w:leftChars="200"/>
     </w:pPr>
     <w:rPr>
-      <w:rFonts w:ascii="Times New Roman" w:eastAsia="宋体" w:hAnsi="Times New Roman" w:cs="Times New Roman"/>
+      <w:rFonts w:ascii="Times New Roman" w:hAnsi="Times New Roman" w:eastAsia="宋体" w:cs="Times New Roman"/>
       <w:sz w:val="20"/>
       <w:szCs w:val="20"/>
     </w:rPr>
   </w:style>
-  <w:style w:type="paragraph" w:customStyle="1" w:styleId="WPSOffice3">
+  <w:style w:type="paragraph" w:customStyle="1" w:styleId="35">
     <w:name w:val="WPSOffice手动目录 3"/>
     <w:qFormat/>
+    <w:uiPriority w:val="0"/>
     <w:pPr>
       <w:ind w:leftChars="400"/>
     </w:pPr>
     <w:rPr>
-      <w:rFonts w:ascii="Times New Roman" w:eastAsia="宋体" w:hAnsi="Times New Roman" w:cs="Times New Roman"/>
+      <w:rFonts w:ascii="Times New Roman" w:hAnsi="Times New Roman" w:eastAsia="宋体" w:cs="Times New Roman"/>
       <w:sz w:val="20"/>
       <w:szCs w:val="20"/>
     </w:rPr>
   </w:style>
-  <w:style w:type="paragraph" w:customStyle="1" w:styleId="Compact">
+  <w:style w:type="paragraph" w:customStyle="1" w:styleId="36">
     <w:name w:val="Compact"/>
-    <w:basedOn w:val="BodyText"/>
+    <w:basedOn w:val="12"/>
     <w:qFormat/>
+    <w:uiPriority w:val="0"/>
     <w:pPr>
       <w:spacing w:before="36" w:after="36"/>
     </w:pPr>
   </w:style>
-  <w:style w:type="table" w:customStyle="1" w:styleId="Table">
+  <w:style w:type="table" w:customStyle="1" w:styleId="37">
     <w:name w:val="Table"/>
     <w:semiHidden/>
     <w:unhideWhenUsed/>
     <w:qFormat/>
+    <w:uiPriority w:val="0"/>
     <w:tblPr>
       <w:tblCellMar>
         <w:top w:w="0" w:type="dxa"/>
@@ -7673,26 +7814,28 @@
     <w:tblStylePr w:type="firstRow">
       <w:tcPr>
         <w:tcBorders>
-          <w:bottom w:val="single" w:sz="0" w:space="0" w:color="auto"/>
+          <w:bottom w:val="single" w:color="auto" w:sz="0" w:space="0"/>
         </w:tcBorders>
         <w:vAlign w:val="bottom"/>
       </w:tcPr>
     </w:tblStylePr>
   </w:style>
-  <w:style w:type="character" w:customStyle="1" w:styleId="1Char">
+  <w:style w:type="character" w:customStyle="1" w:styleId="38">
     <w:name w:val="柴_标题1 Char"/>
-    <w:link w:val="1"/>
+    <w:link w:val="28"/>
     <w:qFormat/>
+    <w:uiPriority w:val="0"/>
     <w:rPr>
-      <w:rFonts w:ascii="Arial" w:eastAsia="宋体" w:hAnsi="Arial"/>
+      <w:rFonts w:ascii="Arial" w:hAnsi="Arial" w:eastAsia="宋体"/>
       <w:sz w:val="32"/>
     </w:rPr>
   </w:style>
-  <w:style w:type="table" w:customStyle="1" w:styleId="TableNormal1">
+  <w:style w:type="table" w:customStyle="1" w:styleId="39">
     <w:name w:val="Table Normal_1"/>
     <w:semiHidden/>
     <w:unhideWhenUsed/>
     <w:qFormat/>
+    <w:uiPriority w:val="0"/>
     <w:tblPr>
       <w:tblCellMar>
         <w:top w:w="0" w:type="dxa"/>
@@ -7702,10 +7845,11 @@
       </w:tblCellMar>
     </w:tblPr>
   </w:style>
-  <w:style w:type="paragraph" w:customStyle="1" w:styleId="a3">
+  <w:style w:type="paragraph" w:customStyle="1" w:styleId="40">
     <w:name w:val="柴_正文_无缩进"/>
-    <w:basedOn w:val="Normal"/>
+    <w:basedOn w:val="1"/>
     <w:qFormat/>
+    <w:uiPriority w:val="0"/>
     <w:pPr>
       <w:ind w:firstLine="0" w:firstLineChars="0"/>
     </w:pPr>
@@ -7715,29 +7859,31 @@
       <w:lang w:eastAsia="zh-CN"/>
     </w:rPr>
   </w:style>
-  <w:style w:type="paragraph" w:customStyle="1" w:styleId="4">
+  <w:style w:type="paragraph" w:customStyle="1" w:styleId="41">
     <w:name w:val="柴_标题4"/>
-    <w:basedOn w:val="Heading4"/>
-    <w:next w:val="Normal"/>
+    <w:basedOn w:val="5"/>
+    <w:next w:val="1"/>
     <w:qFormat/>
+    <w:uiPriority w:val="0"/>
     <w:pPr>
       <w:widowControl w:val="0"/>
       <w:spacing w:before="160" w:line="360" w:lineRule="auto"/>
-      <w:ind w:left="981" w:hanging="862" w:leftChars="300"/>
+      <w:ind w:left="981" w:leftChars="300" w:hanging="862"/>
     </w:pPr>
     <w:rPr>
-      <w:rFonts w:ascii="Calibri" w:eastAsia="宋体" w:hAnsi="Calibri" w:cs="宋体" w:hint="eastAsia"/>
+      <w:rFonts w:hint="eastAsia" w:ascii="Calibri" w:hAnsi="Calibri" w:eastAsia="宋体" w:cs="宋体"/>
       <w:sz w:val="24"/>
       <w:szCs w:val="24"/>
       <w:lang w:eastAsia="zh-CN" w:bidi="zh-CN"/>
     </w:rPr>
   </w:style>
-  <w:style w:type="character" w:customStyle="1" w:styleId="Char">
+  <w:style w:type="character" w:customStyle="1" w:styleId="42">
     <w:name w:val="柴_正文 Char"/>
-    <w:link w:val="a1"/>
+    <w:link w:val="29"/>
     <w:qFormat/>
+    <w:uiPriority w:val="0"/>
     <w:rPr>
-      <w:rFonts w:ascii="Arial" w:eastAsia="宋体" w:hAnsi="Arial"/>
+      <w:rFonts w:ascii="Arial" w:hAnsi="Arial" w:eastAsia="宋体"/>
       <w:sz w:val="24"/>
       <w:lang w:eastAsia="zh-CN"/>
     </w:rPr>
